--- a/docs/Analyseren/JufAimee_Onderzoeksverslag.docx
+++ b/docs/Analyseren/JufAimee_Onderzoeksverslag.docx
@@ -171,15 +171,7 @@
           <w:sz w:val="22"/>
           <w:szCs w:val="22"/>
         </w:rPr>
-        <w:t>Mei</w:t>
-      </w:r>
-      <w:r>
-        <w:rPr>
-          <w:color w:val="888888"/>
-          <w:sz w:val="22"/>
-          <w:szCs w:val="22"/>
-        </w:rPr>
-        <w:t xml:space="preserve"> 2026</w:t>
+        <w:t>Mei 2026</w:t>
       </w:r>
     </w:p>
     <w:p>
@@ -2994,7 +2986,35 @@
         <w:rPr>
           <w:lang w:val="en-GB"/>
         </w:rPr>
-        <w:t>7. Acceptatiecriteria en Definition of Done</w:t>
+        <w:t xml:space="preserve">7. </w:t>
+      </w:r>
+      <w:proofErr w:type="spellStart"/>
+      <w:r>
+        <w:rPr>
+          <w:lang w:val="en-GB"/>
+        </w:rPr>
+        <w:t>Acceptatiecriteria</w:t>
+      </w:r>
+      <w:proofErr w:type="spellEnd"/>
+      <w:r>
+        <w:rPr>
+          <w:lang w:val="en-GB"/>
+        </w:rPr>
+        <w:t xml:space="preserve"> </w:t>
+      </w:r>
+      <w:proofErr w:type="spellStart"/>
+      <w:r>
+        <w:rPr>
+          <w:lang w:val="en-GB"/>
+        </w:rPr>
+        <w:t>en</w:t>
+      </w:r>
+      <w:proofErr w:type="spellEnd"/>
+      <w:r>
+        <w:rPr>
+          <w:lang w:val="en-GB"/>
+        </w:rPr>
+        <w:t xml:space="preserve"> Definition of Done</w:t>
       </w:r>
       <w:bookmarkEnd w:id="24"/>
     </w:p>
@@ -3378,14 +3398,7 @@
           <w:i/>
           <w:iCs/>
         </w:rPr>
-        <w:t>Systeemprompt</w:t>
-      </w:r>
-      <w:r>
-        <w:rPr>
-          <w:i/>
-          <w:iCs/>
-        </w:rPr>
-        <w:t>-isolatie</w:t>
+        <w:t>Systeemprompt-isolatie</w:t>
       </w:r>
     </w:p>
     <w:p>
@@ -3407,14 +3420,7 @@
           <w:i/>
           <w:iCs/>
         </w:rPr>
-        <w:t>Scheiding</w:t>
-      </w:r>
-      <w:r>
-        <w:rPr>
-          <w:i/>
-          <w:iCs/>
-        </w:rPr>
-        <w:t xml:space="preserve"> tussen vaste AI-instructies en gebruikersinvoer; </w:t>
+        <w:t xml:space="preserve">Scheiding tussen vaste AI-instructies en gebruikersinvoer; </w:t>
       </w:r>
     </w:p>
     <w:p>
@@ -3436,14 +3442,7 @@
           <w:i/>
           <w:iCs/>
         </w:rPr>
-        <w:t>Invoerfiltering</w:t>
-      </w:r>
-      <w:r>
-        <w:rPr>
-          <w:i/>
-          <w:iCs/>
-        </w:rPr>
-        <w:t xml:space="preserve"> op bekende injectiepatronen; </w:t>
+        <w:t xml:space="preserve">Invoerfiltering op bekende injectiepatronen; </w:t>
       </w:r>
     </w:p>
     <w:p>
@@ -3465,14 +3464,7 @@
           <w:i/>
           <w:iCs/>
         </w:rPr>
-        <w:t>Outputvalidatie</w:t>
-      </w:r>
-      <w:r>
-        <w:rPr>
-          <w:i/>
-          <w:iCs/>
-        </w:rPr>
-        <w:t xml:space="preserve">; </w:t>
+        <w:t xml:space="preserve">Outputvalidatie; </w:t>
       </w:r>
     </w:p>
     <w:p>
@@ -3494,14 +3486,7 @@
           <w:i/>
           <w:iCs/>
         </w:rPr>
-        <w:t>Auditlogging</w:t>
-      </w:r>
-      <w:r>
-        <w:rPr>
-          <w:i/>
-          <w:iCs/>
-        </w:rPr>
-        <w:t xml:space="preserve"> van interacties voor controle achteraf door de leraar of beheerder.</w:t>
+        <w:t>Auditlogging van interacties voor controle achteraf door de leraar of beheerder.</w:t>
       </w:r>
     </w:p>
     <w:p>
@@ -3683,15 +3668,7 @@
         <w:jc w:val="both"/>
       </w:pPr>
       <w:r>
-        <w:t xml:space="preserve">De hybride architectuur van Juf Aimee bevat reeds een chat-modelcomponent voor begeleiding. Een logische vervolgstap is een zijpaneel waarmee leerlingen tijdens het maken van een opdracht vragen kunnen stellen. Het model geeft geen antwoorden maar hints, gebaseerd op de Socratische methode. Dit bevordert zelfstandig redeneren, wat essentieel is voor hoogbegaafde leerlingen. </w:t>
-      </w:r>
-      <w:proofErr w:type="gramStart"/>
-      <w:r>
-        <w:t>Conform</w:t>
-      </w:r>
-      <w:proofErr w:type="gramEnd"/>
-      <w:r>
-        <w:t xml:space="preserve"> EU AI Act Art. 14 blijft de leraar te allen tijde in staat de assistent te monitoren en in te grijpen.</w:t>
+        <w:t>De hybride architectuur van Juf Aimee bevat reeds een chat-modelcomponent voor begeleiding. Een logische vervolgstap is een zijpaneel waarmee leerlingen tijdens het maken van een opdracht vragen kunnen stellen. Het model geeft geen antwoorden maar hints, gebaseerd op de Socratische methode. Dit bevordert zelfstandig redeneren, wat essentieel is voor hoogbegaafde leerlingen. Conform EU AI Act Art. 14 blijft de leraar te allen tijde in staat de assistent te monitoren en in te grijpen.</w:t>
       </w:r>
     </w:p>
     <w:p>
@@ -3708,14 +3685,47 @@
         <w:jc w:val="both"/>
       </w:pPr>
       <w:r>
-        <w:t>In de productiefase wordt gewerkt met echte persoonsgegevens van kinderen. De AVG art. 5(1)(c) schrijft dataminimalisatie voor. Concreet advies voor een volgende fase: OPP-embeddings worden opgeslagen onder een pseudoniem leerling-ID in plaats van de naam van de leerling, namen worden uitsluitend getoond aan de direct verantwoordelijke leraar, en er geldt een bewaartermijn gekoppeld aan de schoolloopbaan. Externe AI-providers ontvangen nooit ruwe leerlingdata, in lijn met het geadviseerde lokale deployment-model.</w:t>
-      </w:r>
+        <w:t xml:space="preserve">In de productiefase wordt gewerkt met echte persoonsgegevens van kinderen. De AVG art. 5(1)(c) schrijft dataminimalisatie voor. Concreet advies voor een volgende fase: OPP-embeddings worden opgeslagen onder een pseudoniem leerling-ID in plaats van de naam van de leerling, namen worden uitsluitend getoond aan de direct verantwoordelijke leraar, en er geldt een bewaartermijn gekoppeld aan de schoolloopbaan. Externe AI-providers ontvangen nooit ruwe leerlingdata, in lijn met het geadviseerde lokale </w:t>
+      </w:r>
+      <w:proofErr w:type="spellStart"/>
+      <w:r>
+        <w:t>deployment</w:t>
+      </w:r>
+      <w:proofErr w:type="spellEnd"/>
+      <w:r>
+        <w:t>-model.</w:t>
+      </w:r>
+    </w:p>
+    <w:p>
+      <w:pPr>
+        <w:spacing w:before="80" w:after="80"/>
+        <w:jc w:val="both"/>
+      </w:pPr>
+    </w:p>
+    <w:p>
+      <w:pPr>
+        <w:spacing w:before="80" w:after="80"/>
+        <w:jc w:val="both"/>
+      </w:pPr>
+    </w:p>
+    <w:p>
+      <w:pPr>
+        <w:spacing w:before="80" w:after="80"/>
+        <w:jc w:val="both"/>
+      </w:pPr>
+    </w:p>
+    <w:p>
+      <w:pPr>
+        <w:spacing w:before="80" w:after="80"/>
+        <w:jc w:val="both"/>
+      </w:pPr>
     </w:p>
     <w:p>
       <w:pPr>
         <w:pStyle w:val="Kop2"/>
       </w:pPr>
       <w:r>
+        <w:lastRenderedPageBreak/>
         <w:t>10.3 Ouderportaal met inzagerecht</w:t>
       </w:r>
     </w:p>
@@ -3725,12 +3735,194 @@
         <w:jc w:val="both"/>
       </w:pPr>
       <w:r>
-        <w:t xml:space="preserve">Ouders van leerlingen hebben op basis van AVG art. 15 het recht op inzage in welke gegevens over hun kind worden verwerkt. Een eenvoudig ouderportaal — uitsluitend met leesrechten, zonder bewerkingsmogelijkheden — maakt Juf Aimee </w:t>
-      </w:r>
-      <w:r>
-        <w:lastRenderedPageBreak/>
-        <w:t>transparant naar alle betrokkenen en vergroot het vertrouwen van scholen in de inzet van het platform. Dit sluit direct aan op de eis van uitlegbaarheid (XAI) en mensgerichte AI zoals beschreven in het theoretisch kader.</w:t>
-      </w:r>
+        <w:t>Ouders van leerlingen hebben op basis van AVG art. 15 het recht op inzage in welke gegevens over hun kind worden verwerkt. Een eenvoudig ouderportaal — uitsluitend met leesrechten, zonder bewerkingsmogelijkheden — maakt Juf Aimee transparant naar alle betrokkenen en vergroot het vertrouwen van scholen in de inzet van het platform. Dit sluit direct aan op de eis van uitlegbaarheid (XAI) en mensgerichte AI zoals beschreven in het theoretisch kader.</w:t>
+      </w:r>
+    </w:p>
+    <w:p>
+      <w:pPr>
+        <w:pStyle w:val="Kop2"/>
+      </w:pPr>
+      <w:r>
+        <w:t xml:space="preserve">10.4 AI-taalbuddy voor leerlingen </w:t>
+      </w:r>
+    </w:p>
+    <w:p>
+      <w:pPr>
+        <w:spacing w:before="80" w:after="80"/>
+        <w:jc w:val="both"/>
+      </w:pPr>
+      <w:r>
+        <w:t xml:space="preserve">Een logische doorontwikkeling van Juf Aimee is een gespreksgerichte AI-taalbuddy waarmee leerlingen een vreemde taal kunnen oefenen via gesproken dialoog. Hoogbegaafde leerlingen leren doorgaans sneller een nieuwe taal, maar vinden binnen de reguliere klas weinig ruimte voor individuele oefening </w:t>
+      </w:r>
+      <w:r>
+        <w:t xml:space="preserve">(Hornstra et al, 2023) </w:t>
+      </w:r>
+      <w:r>
+        <w:t xml:space="preserve">Een AI-taalbuddy biedt die oefentijd op maat: het systeem stemt de gespreksonderwerpen en moeilijkheidsgraad af op de interesses en het niveau van de leerling, zoals vastgelegd in het </w:t>
+      </w:r>
+      <w:r>
+        <w:t>leerlingprofiel en het opbouwende portfolio</w:t>
+      </w:r>
+      <w:r>
+        <w:t>. De leerkracht houdt altijd inzicht in de voortgang en blijft eindverantwoordelijk voor de taalontwikkeling van de leerling.</w:t>
+      </w:r>
+      <w:bookmarkStart w:id="28" w:name="_Toc225245705"/>
+    </w:p>
+    <w:p>
+      <w:pPr>
+        <w:spacing w:before="80" w:after="80"/>
+        <w:jc w:val="both"/>
+      </w:pPr>
+    </w:p>
+    <w:p>
+      <w:pPr>
+        <w:spacing w:before="80" w:after="80"/>
+        <w:jc w:val="both"/>
+      </w:pPr>
+    </w:p>
+    <w:p>
+      <w:pPr>
+        <w:spacing w:before="80" w:after="80"/>
+        <w:jc w:val="both"/>
+      </w:pPr>
+    </w:p>
+    <w:p>
+      <w:pPr>
+        <w:spacing w:before="80" w:after="80"/>
+        <w:jc w:val="both"/>
+      </w:pPr>
+    </w:p>
+    <w:p>
+      <w:pPr>
+        <w:spacing w:before="80" w:after="80"/>
+        <w:jc w:val="both"/>
+      </w:pPr>
+    </w:p>
+    <w:p>
+      <w:pPr>
+        <w:spacing w:before="80" w:after="80"/>
+        <w:jc w:val="both"/>
+      </w:pPr>
+    </w:p>
+    <w:p>
+      <w:pPr>
+        <w:spacing w:before="80" w:after="80"/>
+        <w:jc w:val="both"/>
+      </w:pPr>
+    </w:p>
+    <w:p>
+      <w:pPr>
+        <w:spacing w:before="80" w:after="80"/>
+        <w:jc w:val="both"/>
+      </w:pPr>
+    </w:p>
+    <w:p>
+      <w:pPr>
+        <w:spacing w:before="80" w:after="80"/>
+        <w:jc w:val="both"/>
+      </w:pPr>
+    </w:p>
+    <w:p>
+      <w:pPr>
+        <w:spacing w:before="80" w:after="80"/>
+        <w:jc w:val="both"/>
+      </w:pPr>
+    </w:p>
+    <w:p>
+      <w:pPr>
+        <w:spacing w:before="80" w:after="80"/>
+        <w:jc w:val="both"/>
+      </w:pPr>
+    </w:p>
+    <w:p>
+      <w:pPr>
+        <w:spacing w:before="80" w:after="80"/>
+        <w:jc w:val="both"/>
+      </w:pPr>
+    </w:p>
+    <w:p>
+      <w:pPr>
+        <w:spacing w:before="80" w:after="80"/>
+        <w:jc w:val="both"/>
+      </w:pPr>
+    </w:p>
+    <w:p>
+      <w:pPr>
+        <w:spacing w:before="80" w:after="80"/>
+        <w:jc w:val="both"/>
+      </w:pPr>
+    </w:p>
+    <w:p>
+      <w:pPr>
+        <w:spacing w:before="80" w:after="80"/>
+        <w:jc w:val="both"/>
+      </w:pPr>
+    </w:p>
+    <w:p>
+      <w:pPr>
+        <w:spacing w:before="80" w:after="80"/>
+        <w:jc w:val="both"/>
+      </w:pPr>
+    </w:p>
+    <w:p>
+      <w:pPr>
+        <w:spacing w:before="80" w:after="80"/>
+        <w:jc w:val="both"/>
+      </w:pPr>
+    </w:p>
+    <w:p>
+      <w:pPr>
+        <w:spacing w:before="80" w:after="80"/>
+        <w:jc w:val="both"/>
+      </w:pPr>
+    </w:p>
+    <w:p>
+      <w:pPr>
+        <w:spacing w:before="80" w:after="80"/>
+        <w:jc w:val="both"/>
+      </w:pPr>
+    </w:p>
+    <w:p>
+      <w:pPr>
+        <w:spacing w:before="80" w:after="80"/>
+        <w:jc w:val="both"/>
+      </w:pPr>
+    </w:p>
+    <w:p>
+      <w:pPr>
+        <w:spacing w:before="80" w:after="80"/>
+        <w:jc w:val="both"/>
+      </w:pPr>
+    </w:p>
+    <w:p>
+      <w:pPr>
+        <w:spacing w:before="80" w:after="80"/>
+        <w:jc w:val="both"/>
+      </w:pPr>
+    </w:p>
+    <w:p>
+      <w:pPr>
+        <w:spacing w:before="80" w:after="80"/>
+        <w:jc w:val="both"/>
+      </w:pPr>
+    </w:p>
+    <w:p>
+      <w:pPr>
+        <w:spacing w:before="80" w:after="80"/>
+        <w:jc w:val="both"/>
+      </w:pPr>
+    </w:p>
+    <w:p>
+      <w:pPr>
+        <w:spacing w:before="80" w:after="80"/>
+        <w:jc w:val="both"/>
+      </w:pPr>
+    </w:p>
+    <w:p>
+      <w:pPr>
+        <w:spacing w:before="80" w:after="80"/>
+        <w:jc w:val="both"/>
+      </w:pPr>
     </w:p>
     <w:p>
       <w:pPr>
@@ -3739,15 +3931,6 @@
           <w:bottom w:val="single" w:sz="4" w:space="4" w:color="2E75B6"/>
         </w:pBdr>
       </w:pPr>
-      <w:bookmarkStart w:id="28" w:name="_Toc225245705"/>
-    </w:p>
-    <w:p>
-      <w:pPr>
-        <w:pStyle w:val="Kop1"/>
-        <w:pBdr>
-          <w:bottom w:val="single" w:sz="4" w:space="4" w:color="2E75B6"/>
-        </w:pBdr>
-      </w:pPr>
       <w:r>
         <w:t>11. Literatuur</w:t>
       </w:r>
@@ -3755,25 +3938,26 @@
     </w:p>
     <w:p>
       <w:pPr>
-        <w:spacing w:before="80" w:after="80"/>
-        <w:ind w:left="720" w:hanging="720"/>
-        <w:rPr>
-          <w:sz w:val="22"/>
-          <w:szCs w:val="22"/>
+        <w:pStyle w:val="Lijstalinea"/>
+      </w:pPr>
+      <w:r>
+        <w:t xml:space="preserve">Akata, Z., Balliet, D., De Rijke, M., Dignum, F., Dignum, V., Eiben, G., Fokkens, A., Grossi, D., Hindriks, K., Hoos, H., Hung, H., Jonker, C., Monz, C., Neerincx, M. A., Oliehoek, F., Prakken, H., Schlobach, S., van der Gaag, L. C., van Harmelen, F., &amp; Welling, M. (2020). </w:t>
+      </w:r>
+    </w:p>
+    <w:p>
+      <w:pPr>
+        <w:pStyle w:val="Lijstalinea"/>
+      </w:pPr>
+    </w:p>
+    <w:p>
+      <w:pPr>
+        <w:pStyle w:val="Lijstalinea"/>
+        <w:rPr>
           <w:lang w:val="en-GB"/>
         </w:rPr>
       </w:pPr>
       <w:r>
         <w:rPr>
-          <w:sz w:val="22"/>
-          <w:szCs w:val="22"/>
-        </w:rPr>
-        <w:t xml:space="preserve">Akata, Z., Balliet, D., De Rijke, M., Dignum, F., Dignum, V., Eiben, G., Fokkens, A., Grossi, D., Hindriks, K., Hoos, H., Hung, H., Jonker, C., Monz, C., Neerincx, M. A., Oliehoek, F., Prakken, H., Schlobach, S., van der Gaag, L. C., van Harmelen, F., &amp; Welling, M. (2020). </w:t>
-      </w:r>
-      <w:r>
-        <w:rPr>
-          <w:sz w:val="22"/>
-          <w:szCs w:val="22"/>
           <w:lang w:val="en-GB"/>
         </w:rPr>
         <w:t xml:space="preserve">A research agenda for hybrid intelligence: Augmenting human intellect with collaborative, adaptive, responsible, and explainable artificial intelligence. </w:t>
@@ -3782,16 +3966,12 @@
         <w:rPr>
           <w:i/>
           <w:iCs/>
-          <w:sz w:val="22"/>
-          <w:szCs w:val="22"/>
           <w:lang w:val="en-GB"/>
         </w:rPr>
         <w:t>Computer, 53</w:t>
       </w:r>
       <w:r>
         <w:rPr>
-          <w:sz w:val="22"/>
-          <w:szCs w:val="22"/>
           <w:lang w:val="en-GB"/>
         </w:rPr>
         <w:t>(8), 18–28.</w:t>
@@ -3799,144 +3979,237 @@
     </w:p>
     <w:p>
       <w:pPr>
-        <w:spacing w:before="80" w:after="80"/>
-        <w:ind w:left="720" w:hanging="720"/>
-        <w:rPr>
-          <w:sz w:val="22"/>
-          <w:szCs w:val="22"/>
+        <w:pStyle w:val="Lijstalinea"/>
+        <w:rPr>
           <w:lang w:val="en-GB"/>
         </w:rPr>
       </w:pPr>
     </w:p>
     <w:p>
       <w:pPr>
-        <w:spacing w:before="80" w:after="80"/>
-        <w:ind w:left="720" w:hanging="720"/>
-        <w:rPr>
-          <w:sz w:val="22"/>
-          <w:szCs w:val="22"/>
+        <w:pStyle w:val="Lijstalinea"/>
+        <w:rPr>
           <w:lang w:val="en-GB"/>
         </w:rPr>
       </w:pPr>
       <w:r>
         <w:rPr>
-          <w:sz w:val="22"/>
-          <w:szCs w:val="22"/>
           <w:lang w:val="en-GB"/>
         </w:rPr>
-        <w:t xml:space="preserve">Bloom, B. S. (Ed.). (1956). </w:t>
-      </w:r>
-      <w:r>
-        <w:rPr>
-          <w:i/>
-          <w:iCs/>
-          <w:sz w:val="22"/>
-          <w:szCs w:val="22"/>
+        <w:t>Bloom, B. S. (Ed.). (1956). Taxonomy of educational objectives: The classification of educational goals. Handbook I: Cognitive domain. David McKay.</w:t>
+      </w:r>
+    </w:p>
+    <w:p>
+      <w:pPr>
+        <w:pStyle w:val="Lijstalinea"/>
+        <w:rPr>
           <w:lang w:val="en-GB"/>
         </w:rPr>
-        <w:t>Taxonomy of educational objectives: The classification of educational goals. Handbook I: Cognitive domain.</w:t>
-      </w:r>
-      <w:r>
-        <w:rPr>
-          <w:sz w:val="22"/>
-          <w:szCs w:val="22"/>
+      </w:pPr>
+    </w:p>
+    <w:p>
+      <w:pPr>
+        <w:pStyle w:val="Lijstalinea"/>
+        <w:rPr>
           <w:lang w:val="en-GB"/>
         </w:rPr>
-        <w:t xml:space="preserve"> David McKay.</w:t>
-      </w:r>
-    </w:p>
-    <w:p>
-      <w:pPr>
-        <w:spacing w:before="80" w:after="80"/>
-        <w:ind w:left="720" w:hanging="720"/>
+      </w:pPr>
+      <w:r>
         <w:rPr>
           <w:lang w:val="en-GB"/>
         </w:rPr>
-      </w:pPr>
-    </w:p>
-    <w:p>
-      <w:pPr>
-        <w:spacing w:before="80" w:after="80"/>
-        <w:ind w:left="720" w:hanging="720"/>
-        <w:rPr>
-          <w:sz w:val="22"/>
-          <w:szCs w:val="22"/>
-        </w:rPr>
-      </w:pPr>
-      <w:r>
-        <w:rPr>
-          <w:sz w:val="22"/>
-          <w:szCs w:val="22"/>
+        <w:t>Kramer, S., &amp; Oey, M. (2026). Juf Aimee: AI-collega voor passend onderwijs. Presentatie, Hogeschool van Amsterdam, Digital Life.</w:t>
+      </w:r>
+    </w:p>
+    <w:p>
+      <w:pPr>
+        <w:pStyle w:val="Lijstalinea"/>
+        <w:rPr>
           <w:lang w:val="en-GB"/>
         </w:rPr>
-        <w:t xml:space="preserve">Kramer, S., &amp; Oey, M. (2026). </w:t>
-      </w:r>
-      <w:r>
-        <w:rPr>
-          <w:i/>
-          <w:iCs/>
-          <w:sz w:val="22"/>
-          <w:szCs w:val="22"/>
-        </w:rPr>
-        <w:t>Juf Aimee: AI-collega voor passend onderwijs.</w:t>
-      </w:r>
-      <w:r>
-        <w:rPr>
-          <w:sz w:val="22"/>
-          <w:szCs w:val="22"/>
-        </w:rPr>
-        <w:t xml:space="preserve"> Presentatie, Hogeschool van Amsterdam, Digital Life.</w:t>
-      </w:r>
-    </w:p>
-    <w:p>
-      <w:pPr>
-        <w:spacing w:before="80" w:after="80"/>
-        <w:ind w:left="720" w:hanging="720"/>
-      </w:pPr>
-    </w:p>
-    <w:p>
-      <w:pPr>
-        <w:spacing w:before="80" w:after="80"/>
-        <w:ind w:left="720" w:hanging="720"/>
-        <w:rPr>
-          <w:sz w:val="22"/>
-          <w:szCs w:val="22"/>
+      </w:pPr>
+    </w:p>
+    <w:p>
+      <w:pPr>
+        <w:pStyle w:val="Lijstalinea"/>
+        <w:rPr>
           <w:lang w:val="en-GB"/>
         </w:rPr>
       </w:pPr>
-      <w:r>
-        <w:rPr>
-          <w:sz w:val="22"/>
-          <w:szCs w:val="22"/>
+      <w:proofErr w:type="spellStart"/>
+      <w:r>
+        <w:rPr>
           <w:lang w:val="en-GB"/>
         </w:rPr>
-        <w:t xml:space="preserve">OWASP. (2023). </w:t>
-      </w:r>
-      <w:r>
-        <w:rPr>
-          <w:i/>
-          <w:iCs/>
-          <w:sz w:val="22"/>
-          <w:szCs w:val="22"/>
+        <w:t>Europees</w:t>
+      </w:r>
+      <w:proofErr w:type="spellEnd"/>
+      <w:r>
+        <w:rPr>
           <w:lang w:val="en-GB"/>
         </w:rPr>
-        <w:t>OWASP Top 10 for Large Language Model Applications — LLM01: Prompt Injection.</w:t>
-      </w:r>
-      <w:r>
-        <w:rPr>
-          <w:sz w:val="22"/>
-          <w:szCs w:val="22"/>
+        <w:t xml:space="preserve"> Parlement &amp; Raad van de </w:t>
+      </w:r>
+      <w:proofErr w:type="spellStart"/>
+      <w:r>
+        <w:rPr>
           <w:lang w:val="en-GB"/>
         </w:rPr>
+        <w:t>Europese</w:t>
+      </w:r>
+      <w:proofErr w:type="spellEnd"/>
+      <w:r>
+        <w:rPr>
+          <w:lang w:val="en-GB"/>
+        </w:rPr>
         <w:t xml:space="preserve"> </w:t>
       </w:r>
+      <w:proofErr w:type="spellStart"/>
+      <w:r>
+        <w:rPr>
+          <w:lang w:val="en-GB"/>
+        </w:rPr>
+        <w:t>Unie</w:t>
+      </w:r>
+      <w:proofErr w:type="spellEnd"/>
+      <w:r>
+        <w:rPr>
+          <w:lang w:val="en-GB"/>
+        </w:rPr>
+        <w:t xml:space="preserve">. (2024). </w:t>
+      </w:r>
+      <w:proofErr w:type="spellStart"/>
+      <w:r>
+        <w:rPr>
+          <w:lang w:val="en-GB"/>
+        </w:rPr>
+        <w:t>Verordening</w:t>
+      </w:r>
+      <w:proofErr w:type="spellEnd"/>
+      <w:r>
+        <w:rPr>
+          <w:lang w:val="en-GB"/>
+        </w:rPr>
+        <w:t xml:space="preserve"> (EU) 2024/1689 </w:t>
+      </w:r>
+      <w:proofErr w:type="spellStart"/>
+      <w:r>
+        <w:rPr>
+          <w:lang w:val="en-GB"/>
+        </w:rPr>
+        <w:t>betreffende</w:t>
+      </w:r>
+      <w:proofErr w:type="spellEnd"/>
+      <w:r>
+        <w:rPr>
+          <w:lang w:val="en-GB"/>
+        </w:rPr>
+        <w:t xml:space="preserve"> </w:t>
+      </w:r>
+      <w:proofErr w:type="spellStart"/>
+      <w:r>
+        <w:rPr>
+          <w:lang w:val="en-GB"/>
+        </w:rPr>
+        <w:t>artificiële</w:t>
+      </w:r>
+      <w:proofErr w:type="spellEnd"/>
+      <w:r>
+        <w:rPr>
+          <w:lang w:val="en-GB"/>
+        </w:rPr>
+        <w:t xml:space="preserve"> </w:t>
+      </w:r>
+      <w:proofErr w:type="spellStart"/>
+      <w:r>
+        <w:rPr>
+          <w:lang w:val="en-GB"/>
+        </w:rPr>
+        <w:t>intelligentie</w:t>
+      </w:r>
+      <w:proofErr w:type="spellEnd"/>
+      <w:r>
+        <w:rPr>
+          <w:lang w:val="en-GB"/>
+        </w:rPr>
+        <w:t xml:space="preserve"> (EU AI Act), Art. 14 — Human Oversight. </w:t>
+      </w:r>
+      <w:proofErr w:type="spellStart"/>
+      <w:r>
+        <w:rPr>
+          <w:lang w:val="en-GB"/>
+        </w:rPr>
+        <w:t>Publicatieblad</w:t>
+      </w:r>
+      <w:proofErr w:type="spellEnd"/>
+      <w:r>
+        <w:rPr>
+          <w:lang w:val="en-GB"/>
+        </w:rPr>
+        <w:t xml:space="preserve"> van de </w:t>
+      </w:r>
+      <w:proofErr w:type="spellStart"/>
+      <w:r>
+        <w:rPr>
+          <w:lang w:val="en-GB"/>
+        </w:rPr>
+        <w:t>Europese</w:t>
+      </w:r>
+      <w:proofErr w:type="spellEnd"/>
+      <w:r>
+        <w:rPr>
+          <w:lang w:val="en-GB"/>
+        </w:rPr>
+        <w:t xml:space="preserve"> </w:t>
+      </w:r>
+      <w:proofErr w:type="spellStart"/>
+      <w:r>
+        <w:rPr>
+          <w:lang w:val="en-GB"/>
+        </w:rPr>
+        <w:t>Unie</w:t>
+      </w:r>
+      <w:proofErr w:type="spellEnd"/>
+      <w:r>
+        <w:rPr>
+          <w:lang w:val="en-GB"/>
+        </w:rPr>
+        <w:t>.</w:t>
+      </w:r>
+    </w:p>
+    <w:p>
+      <w:pPr>
+        <w:pStyle w:val="Lijstalinea"/>
+        <w:rPr>
+          <w:lang w:val="en-GB"/>
+        </w:rPr>
+      </w:pPr>
+    </w:p>
+    <w:p>
+      <w:pPr>
+        <w:pStyle w:val="Lijstalinea"/>
+        <w:rPr>
+          <w:lang w:val="en-GB"/>
+        </w:rPr>
+      </w:pPr>
+      <w:r>
+        <w:rPr>
+          <w:lang w:val="en-GB"/>
+        </w:rPr>
+        <w:t>OWASP. (2023). OWASP Top 10 for Large Language Model Applications — LLM01: Prompt Injection.</w:t>
+      </w:r>
+    </w:p>
+    <w:p>
+      <w:pPr>
+        <w:pStyle w:val="Lijstalinea"/>
+        <w:rPr>
+          <w:lang w:val="en-GB"/>
+        </w:rPr>
+      </w:pPr>
       <w:hyperlink r:id="rId8" w:history="1">
         <w:r>
           <w:rPr>
             <w:rStyle w:val="Hyperlink"/>
-            <w:sz w:val="22"/>
-            <w:szCs w:val="22"/>
-            <w:lang w:val="en-GB"/>
           </w:rPr>
           <w:t>https://owasp.org/www-project-top-10-for-large-language-model-applications/</w:t>
         </w:r>
@@ -3944,8 +4217,7 @@
     </w:p>
     <w:p>
       <w:pPr>
-        <w:spacing w:before="80" w:after="80"/>
-        <w:ind w:left="720" w:hanging="720"/>
+        <w:pStyle w:val="Lijstalinea"/>
         <w:rPr>
           <w:lang w:val="en-GB"/>
         </w:rPr>
@@ -3953,69 +4225,43 @@
     </w:p>
     <w:p>
       <w:pPr>
-        <w:spacing w:before="80" w:after="80"/>
-        <w:ind w:left="720" w:hanging="720"/>
-        <w:rPr>
-          <w:sz w:val="22"/>
-          <w:szCs w:val="22"/>
+        <w:pStyle w:val="Lijstalinea"/>
+        <w:rPr>
           <w:lang w:val="en-GB"/>
         </w:rPr>
       </w:pPr>
       <w:r>
         <w:rPr>
-          <w:sz w:val="22"/>
-          <w:szCs w:val="22"/>
           <w:lang w:val="en-GB"/>
         </w:rPr>
-        <w:t xml:space="preserve">Perez, F., &amp; Ribeiro, I. (2022). </w:t>
-      </w:r>
-      <w:r>
-        <w:rPr>
-          <w:i/>
-          <w:iCs/>
-          <w:sz w:val="22"/>
-          <w:szCs w:val="22"/>
+        <w:t xml:space="preserve">Perez, F., &amp; Ribeiro, I. (2022). Ignore Previous Prompt: Attack Techniques </w:t>
+      </w:r>
+      <w:proofErr w:type="gramStart"/>
+      <w:r>
+        <w:rPr>
           <w:lang w:val="en-GB"/>
         </w:rPr>
-        <w:t xml:space="preserve">Ignore Previous Prompt: Attack Techniques </w:t>
-      </w:r>
-      <w:proofErr w:type="gramStart"/>
-      <w:r>
-        <w:rPr>
-          <w:i/>
-          <w:iCs/>
-          <w:sz w:val="22"/>
-          <w:szCs w:val="22"/>
+        <w:t>For</w:t>
+      </w:r>
+      <w:proofErr w:type="gramEnd"/>
+      <w:r>
+        <w:rPr>
           <w:lang w:val="en-GB"/>
         </w:rPr>
-        <w:t>For</w:t>
-      </w:r>
-      <w:proofErr w:type="gramEnd"/>
-      <w:r>
-        <w:rPr>
-          <w:i/>
-          <w:iCs/>
-          <w:sz w:val="22"/>
-          <w:szCs w:val="22"/>
+        <w:t xml:space="preserve"> Language Models. arXiv. </w:t>
+      </w:r>
+    </w:p>
+    <w:p>
+      <w:pPr>
+        <w:pStyle w:val="Lijstalinea"/>
+        <w:rPr>
           <w:lang w:val="en-GB"/>
         </w:rPr>
-        <w:t xml:space="preserve"> Language Models.</w:t>
-      </w:r>
-      <w:r>
-        <w:rPr>
-          <w:sz w:val="22"/>
-          <w:szCs w:val="22"/>
-          <w:lang w:val="en-GB"/>
-        </w:rPr>
-        <w:t xml:space="preserve"> arXiv. </w:t>
-      </w:r>
+      </w:pPr>
       <w:hyperlink r:id="rId9" w:history="1">
         <w:r>
           <w:rPr>
             <w:rStyle w:val="Hyperlink"/>
-            <w:sz w:val="22"/>
-            <w:szCs w:val="22"/>
-            <w:lang w:val="en-GB"/>
           </w:rPr>
           <w:t>https://arxiv.org/abs/2211.09527</w:t>
         </w:r>
@@ -4023,8 +4269,7 @@
     </w:p>
     <w:p>
       <w:pPr>
-        <w:spacing w:before="80" w:after="80"/>
-        <w:ind w:left="720" w:hanging="720"/>
+        <w:pStyle w:val="Lijstalinea"/>
         <w:rPr>
           <w:lang w:val="en-GB"/>
         </w:rPr>
@@ -4032,45 +4277,73 @@
     </w:p>
     <w:p>
       <w:pPr>
-        <w:spacing w:before="80" w:after="80"/>
-        <w:ind w:left="720" w:hanging="720"/>
-        <w:rPr>
-          <w:sz w:val="22"/>
-          <w:szCs w:val="22"/>
-        </w:rPr>
-      </w:pPr>
-      <w:r>
-        <w:rPr>
-          <w:sz w:val="22"/>
-          <w:szCs w:val="22"/>
-        </w:rPr>
-        <w:t xml:space="preserve">Europees Parlement &amp; Raad van de Europese Unie. (2024). </w:t>
+        <w:pStyle w:val="Lijstalinea"/>
+        <w:rPr>
+          <w:lang w:val="en-GB"/>
+        </w:rPr>
+      </w:pPr>
+      <w:r>
+        <w:rPr>
+          <w:lang w:val="en-GB"/>
+        </w:rPr>
+        <w:t xml:space="preserve">Lisette Hornstra et al. (2023). </w:t>
       </w:r>
       <w:r>
         <w:rPr>
           <w:i/>
           <w:iCs/>
-          <w:sz w:val="22"/>
-          <w:szCs w:val="22"/>
-        </w:rPr>
-        <w:t>Verordening (EU) 2024/1689 betreffende artificiële intelligentie (EU AI Act), Art. 14 — Human Oversight.</w:t>
-      </w:r>
-      <w:r>
-        <w:rPr>
-          <w:sz w:val="22"/>
-          <w:szCs w:val="22"/>
-        </w:rPr>
-        <w:t xml:space="preserve"> Publicatieblad van de Europese Unie.</w:t>
-      </w:r>
-    </w:p>
-    <w:p>
-      <w:pPr>
-        <w:spacing w:before="80" w:after="80"/>
-        <w:ind w:left="720" w:hanging="720"/>
+          <w:lang w:val="en-GB"/>
+        </w:rPr>
+        <w:t>Academic motivation of intellectually gifted students and their classmates in regular primary school classes: A multidimensional, longitudinal, person- and variable-</w:t>
+      </w:r>
+      <w:proofErr w:type="spellStart"/>
+      <w:r>
+        <w:rPr>
+          <w:i/>
+          <w:iCs/>
+          <w:lang w:val="en-GB"/>
+        </w:rPr>
+        <w:t>centered</w:t>
+      </w:r>
+      <w:proofErr w:type="spellEnd"/>
+      <w:r>
+        <w:rPr>
+          <w:i/>
+          <w:iCs/>
+          <w:lang w:val="en-GB"/>
+        </w:rPr>
+        <w:t xml:space="preserve"> approach</w:t>
+      </w:r>
+      <w:r>
+        <w:rPr>
+          <w:lang w:val="en-GB"/>
+        </w:rPr>
+        <w:t>.</w:t>
+      </w:r>
+    </w:p>
+    <w:p>
+      <w:pPr>
+        <w:pStyle w:val="Lijstalinea"/>
+      </w:pPr>
+      <w:hyperlink r:id="rId10" w:history="1">
+        <w:r>
+          <w:rPr>
+            <w:rStyle w:val="Hyperlink"/>
+          </w:rPr>
+          <w:t>https://www.sciencedirect.com/science/article/pii/S1041608023000894?via%3Dihub</w:t>
+        </w:r>
+      </w:hyperlink>
+    </w:p>
+    <w:p>
+      <w:pPr>
+        <w:pStyle w:val="Lijstalinea"/>
+        <w:rPr>
+          <w:lang w:val="en-GB"/>
+        </w:rPr>
       </w:pPr>
     </w:p>
     <w:sectPr>
-      <w:footerReference w:type="default" r:id="rId10"/>
+      <w:footerReference w:type="default" r:id="rId11"/>
       <w:pgSz w:w="11906" w:h="16838"/>
       <w:pgMar w:top="1440" w:right="1440" w:bottom="1440" w:left="1800" w:header="708" w:footer="708" w:gutter="0"/>
       <w:cols w:space="708"/>
@@ -5105,6 +5378,22 @@
       <w:shd w:val="clear" w:color="auto" w:fill="E1DFDD"/>
     </w:rPr>
   </w:style>
+  <w:style w:type="character" w:customStyle="1" w:styleId="whitespace-normal">
+    <w:name w:val="whitespace-normal"/>
+    <w:basedOn w:val="Standaardalinea-lettertype"/>
+    <w:rsid w:val="00D477BB"/>
+  </w:style>
+  <w:style w:type="character" w:styleId="Nadruk">
+    <w:name w:val="Emphasis"/>
+    <w:basedOn w:val="Standaardalinea-lettertype"/>
+    <w:uiPriority w:val="20"/>
+    <w:qFormat/>
+    <w:rsid w:val="00D477BB"/>
+    <w:rPr>
+      <w:i/>
+      <w:iCs/>
+    </w:rPr>
+  </w:style>
 </w:styles>
 </file>
 

--- a/docs/Analyseren/JufAimee_Onderzoeksverslag.docx
+++ b/docs/Analyseren/JufAimee_Onderzoeksverslag.docx
@@ -133,7 +133,19 @@
         <w:rPr>
           <w:color w:val="555555"/>
         </w:rPr>
-        <w:t>Lectoraat Digital Life — Hogeschool van Amsterdam</w:t>
+        <w:t xml:space="preserve">Lectoraat Digital Life </w:t>
+      </w:r>
+      <w:r>
+        <w:rPr>
+          <w:color w:val="555555"/>
+        </w:rPr>
+        <w:t>-</w:t>
+      </w:r>
+      <w:r>
+        <w:rPr>
+          <w:color w:val="555555"/>
+        </w:rPr>
+        <w:t xml:space="preserve"> Hogeschool van Amsterdam</w:t>
       </w:r>
     </w:p>
     <w:p>
@@ -141,23 +153,27 @@
         <w:spacing w:after="100"/>
         <w:jc w:val="center"/>
       </w:pPr>
-      <w:proofErr w:type="gramStart"/>
       <w:r>
         <w:rPr>
           <w:color w:val="2E75B6"/>
           <w:sz w:val="22"/>
           <w:szCs w:val="22"/>
         </w:rPr>
-        <w:t>s.kramer2@hva.nl</w:t>
-      </w:r>
-      <w:proofErr w:type="gramEnd"/>
+        <w:t xml:space="preserve">s.kramer2@hva.nl </w:t>
+      </w:r>
+      <w:r>
+        <w:rPr>
+          <w:color w:val="555555"/>
+        </w:rPr>
+        <w:t xml:space="preserve">- </w:t>
+      </w:r>
       <w:r>
         <w:rPr>
           <w:color w:val="2E75B6"/>
           <w:sz w:val="22"/>
           <w:szCs w:val="22"/>
         </w:rPr>
-        <w:t xml:space="preserve"> — m.a.oey@hva.nl</w:t>
+        <w:t>m.a.oey@hva.nl</w:t>
       </w:r>
     </w:p>
     <w:p>
@@ -2805,15 +2821,7 @@
         <w:jc w:val="both"/>
       </w:pPr>
       <w:r>
-        <w:t xml:space="preserve">Het Hybride AI-framework (Akata et al., 2020) beschrijft AI-systemen die samenwerken met mensen op basis van wederzijdse aanvulling. In de context van Juf Aimee betekent dit dat de </w:t>
-      </w:r>
-      <w:proofErr w:type="gramStart"/>
-      <w:r>
-        <w:t>AI taken</w:t>
-      </w:r>
-      <w:proofErr w:type="gramEnd"/>
-      <w:r>
-        <w:t xml:space="preserve"> overneemt waarvoor zij beter geschikt is </w:t>
+        <w:t xml:space="preserve">Het Hybride AI-framework (Akata et al., 2020) beschrijft AI-systemen die samenwerken met mensen op basis van wederzijdse aanvulling. In de context van Juf Aimee betekent dit dat de AI taken overneemt waarvoor zij beter geschikt is </w:t>
       </w:r>
       <w:r>
         <w:lastRenderedPageBreak/>
@@ -3158,13 +3166,8 @@
         </w:numPr>
         <w:spacing w:before="60" w:after="60"/>
       </w:pPr>
-      <w:proofErr w:type="gramStart"/>
-      <w:r>
-        <w:t>Issue /</w:t>
-      </w:r>
-      <w:proofErr w:type="gramEnd"/>
-      <w:r>
-        <w:t xml:space="preserve"> taak staat op ‘Done’ in het projectboard.</w:t>
+      <w:r>
+        <w:t>Issue / taak staat op ‘Done’ in het projectboard.</w:t>
       </w:r>
     </w:p>
     <w:p>
@@ -4010,129 +4013,39 @@
     <w:p>
       <w:pPr>
         <w:pStyle w:val="Lijstalinea"/>
+      </w:pPr>
+      <w:r>
         <w:rPr>
           <w:lang w:val="en-GB"/>
         </w:rPr>
-      </w:pPr>
-      <w:r>
+        <w:t xml:space="preserve">Kramer, S., &amp; Oey, M. (2026). </w:t>
+      </w:r>
+      <w:r>
+        <w:t>Juf Aimee: AI-collega voor passend onderwijs. Presentatie, Hogeschool van Amsterdam, Digital Life.</w:t>
+      </w:r>
+    </w:p>
+    <w:p>
+      <w:pPr>
+        <w:pStyle w:val="Lijstalinea"/>
+      </w:pPr>
+    </w:p>
+    <w:p>
+      <w:pPr>
+        <w:pStyle w:val="Lijstalinea"/>
         <w:rPr>
           <w:lang w:val="en-GB"/>
         </w:rPr>
-        <w:t>Kramer, S., &amp; Oey, M. (2026). Juf Aimee: AI-collega voor passend onderwijs. Presentatie, Hogeschool van Amsterdam, Digital Life.</w:t>
-      </w:r>
-    </w:p>
-    <w:p>
-      <w:pPr>
-        <w:pStyle w:val="Lijstalinea"/>
-        <w:rPr>
-          <w:lang w:val="en-GB"/>
-        </w:rPr>
-      </w:pPr>
-    </w:p>
-    <w:p>
-      <w:pPr>
-        <w:pStyle w:val="Lijstalinea"/>
-        <w:rPr>
-          <w:lang w:val="en-GB"/>
-        </w:rPr>
-      </w:pPr>
+      </w:pPr>
+      <w:r>
+        <w:t xml:space="preserve">Europees Parlement &amp; Raad van de Europese Unie. (2024). Verordening (EU) 2024/1689 betreffende artificiële intelligentie (EU AI Act), Art. 14 — Human </w:t>
+      </w:r>
       <w:proofErr w:type="spellStart"/>
       <w:r>
-        <w:rPr>
-          <w:lang w:val="en-GB"/>
-        </w:rPr>
-        <w:t>Europees</w:t>
+        <w:t>Oversight</w:t>
       </w:r>
       <w:proofErr w:type="spellEnd"/>
       <w:r>
-        <w:rPr>
-          <w:lang w:val="en-GB"/>
-        </w:rPr>
-        <w:t xml:space="preserve"> Parlement &amp; Raad van de </w:t>
-      </w:r>
-      <w:proofErr w:type="spellStart"/>
-      <w:r>
-        <w:rPr>
-          <w:lang w:val="en-GB"/>
-        </w:rPr>
-        <w:t>Europese</w:t>
-      </w:r>
-      <w:proofErr w:type="spellEnd"/>
-      <w:r>
-        <w:rPr>
-          <w:lang w:val="en-GB"/>
-        </w:rPr>
-        <w:t xml:space="preserve"> </w:t>
-      </w:r>
-      <w:proofErr w:type="spellStart"/>
-      <w:r>
-        <w:rPr>
-          <w:lang w:val="en-GB"/>
-        </w:rPr>
-        <w:t>Unie</w:t>
-      </w:r>
-      <w:proofErr w:type="spellEnd"/>
-      <w:r>
-        <w:rPr>
-          <w:lang w:val="en-GB"/>
-        </w:rPr>
-        <w:t xml:space="preserve">. (2024). </w:t>
-      </w:r>
-      <w:proofErr w:type="spellStart"/>
-      <w:r>
-        <w:rPr>
-          <w:lang w:val="en-GB"/>
-        </w:rPr>
-        <w:t>Verordening</w:t>
-      </w:r>
-      <w:proofErr w:type="spellEnd"/>
-      <w:r>
-        <w:rPr>
-          <w:lang w:val="en-GB"/>
-        </w:rPr>
-        <w:t xml:space="preserve"> (EU) 2024/1689 </w:t>
-      </w:r>
-      <w:proofErr w:type="spellStart"/>
-      <w:r>
-        <w:rPr>
-          <w:lang w:val="en-GB"/>
-        </w:rPr>
-        <w:t>betreffende</w:t>
-      </w:r>
-      <w:proofErr w:type="spellEnd"/>
-      <w:r>
-        <w:rPr>
-          <w:lang w:val="en-GB"/>
-        </w:rPr>
-        <w:t xml:space="preserve"> </w:t>
-      </w:r>
-      <w:proofErr w:type="spellStart"/>
-      <w:r>
-        <w:rPr>
-          <w:lang w:val="en-GB"/>
-        </w:rPr>
-        <w:t>artificiële</w:t>
-      </w:r>
-      <w:proofErr w:type="spellEnd"/>
-      <w:r>
-        <w:rPr>
-          <w:lang w:val="en-GB"/>
-        </w:rPr>
-        <w:t xml:space="preserve"> </w:t>
-      </w:r>
-      <w:proofErr w:type="spellStart"/>
-      <w:r>
-        <w:rPr>
-          <w:lang w:val="en-GB"/>
-        </w:rPr>
-        <w:t>intelligentie</w:t>
-      </w:r>
-      <w:proofErr w:type="spellEnd"/>
-      <w:r>
-        <w:rPr>
-          <w:lang w:val="en-GB"/>
-        </w:rPr>
-        <w:t xml:space="preserve"> (EU AI Act), Art. 14 — Human Oversight. </w:t>
+        <w:t xml:space="preserve">. </w:t>
       </w:r>
       <w:proofErr w:type="spellStart"/>
       <w:r>
@@ -4210,6 +4123,7 @@
         <w:r>
           <w:rPr>
             <w:rStyle w:val="Hyperlink"/>
+            <w:lang w:val="en-GB"/>
           </w:rPr>
           <w:t>https://owasp.org/www-project-top-10-for-large-language-model-applications/</w:t>
         </w:r>
@@ -4234,29 +4148,12 @@
         <w:rPr>
           <w:lang w:val="en-GB"/>
         </w:rPr>
-        <w:t xml:space="preserve">Perez, F., &amp; Ribeiro, I. (2022). Ignore Previous Prompt: Attack Techniques </w:t>
-      </w:r>
-      <w:proofErr w:type="gramStart"/>
-      <w:r>
-        <w:rPr>
-          <w:lang w:val="en-GB"/>
-        </w:rPr>
-        <w:t>For</w:t>
-      </w:r>
-      <w:proofErr w:type="gramEnd"/>
-      <w:r>
-        <w:rPr>
-          <w:lang w:val="en-GB"/>
-        </w:rPr>
-        <w:t xml:space="preserve"> Language Models. arXiv. </w:t>
+        <w:t xml:space="preserve">Perez, F., &amp; Ribeiro, I. (2022). Ignore Previous Prompt: Attack Techniques For Language Models. arXiv. </w:t>
       </w:r>
     </w:p>
     <w:p>
       <w:pPr>
         <w:pStyle w:val="Lijstalinea"/>
-        <w:rPr>
-          <w:lang w:val="en-GB"/>
-        </w:rPr>
       </w:pPr>
       <w:hyperlink r:id="rId9" w:history="1">
         <w:r>
@@ -4270,23 +4167,23 @@
     <w:p>
       <w:pPr>
         <w:pStyle w:val="Lijstalinea"/>
+      </w:pPr>
+    </w:p>
+    <w:p>
+      <w:pPr>
+        <w:pStyle w:val="Lijstalinea"/>
         <w:rPr>
           <w:lang w:val="en-GB"/>
         </w:rPr>
       </w:pPr>
-    </w:p>
-    <w:p>
-      <w:pPr>
-        <w:pStyle w:val="Lijstalinea"/>
+      <w:r>
+        <w:t xml:space="preserve">Lisette Hornstra et al. </w:t>
+      </w:r>
+      <w:r>
         <w:rPr>
           <w:lang w:val="en-GB"/>
         </w:rPr>
-      </w:pPr>
-      <w:r>
-        <w:rPr>
-          <w:lang w:val="en-GB"/>
-        </w:rPr>
-        <w:t xml:space="preserve">Lisette Hornstra et al. (2023). </w:t>
+        <w:t xml:space="preserve">(2023). </w:t>
       </w:r>
       <w:r>
         <w:rPr>
@@ -4324,11 +4221,15 @@
     <w:p>
       <w:pPr>
         <w:pStyle w:val="Lijstalinea"/>
+        <w:rPr>
+          <w:lang w:val="en-GB"/>
+        </w:rPr>
       </w:pPr>
       <w:hyperlink r:id="rId10" w:history="1">
         <w:r>
           <w:rPr>
             <w:rStyle w:val="Hyperlink"/>
+            <w:lang w:val="en-GB"/>
           </w:rPr>
           <w:t>https://www.sciencedirect.com/science/article/pii/S1041608023000894?via%3Dihub</w:t>
         </w:r>
@@ -4384,43 +4285,7 @@
         <w:sz w:val="20"/>
         <w:szCs w:val="20"/>
       </w:rPr>
-      <w:t xml:space="preserve">Juf Aimee — </w:t>
-    </w:r>
-    <w:proofErr w:type="gramStart"/>
-    <w:r>
-      <w:rPr>
-        <w:color w:val="888888"/>
-        <w:sz w:val="20"/>
-        <w:szCs w:val="20"/>
-      </w:rPr>
-      <w:t>Onderzoeksverslag  |</w:t>
-    </w:r>
-    <w:proofErr w:type="gramEnd"/>
-    <w:r>
-      <w:rPr>
-        <w:color w:val="888888"/>
-        <w:sz w:val="20"/>
-        <w:szCs w:val="20"/>
-      </w:rPr>
-      <w:t xml:space="preserve">  Digital Life, Hogeschool van </w:t>
-    </w:r>
-    <w:proofErr w:type="gramStart"/>
-    <w:r>
-      <w:rPr>
-        <w:color w:val="888888"/>
-        <w:sz w:val="20"/>
-        <w:szCs w:val="20"/>
-      </w:rPr>
-      <w:t>Amsterdam  |</w:t>
-    </w:r>
-    <w:proofErr w:type="gramEnd"/>
-    <w:r>
-      <w:rPr>
-        <w:color w:val="888888"/>
-        <w:sz w:val="20"/>
-        <w:szCs w:val="20"/>
-      </w:rPr>
-      <w:t xml:space="preserve">  Pagina </w:t>
+      <w:t xml:space="preserve">Juf Aimee — Onderzoeksverslag  |  Digital Life, Hogeschool van Amsterdam  |  Pagina </w:t>
     </w:r>
     <w:r>
       <w:rPr>

--- a/docs/Analyseren/JufAimee_Onderzoeksverslag.docx
+++ b/docs/Analyseren/JufAimee_Onderzoeksverslag.docx
@@ -4,191 +4,283 @@
   <w:body>
     <w:p>
       <w:pPr>
-        <w:spacing w:before="80" w:after="80"/>
-      </w:pPr>
-    </w:p>
-    <w:p>
-      <w:pPr>
-        <w:spacing w:before="80" w:after="80"/>
-      </w:pPr>
-    </w:p>
-    <w:p>
-      <w:pPr>
-        <w:spacing w:before="1200" w:after="200"/>
+        <w:pBdr>
+          <w:bottom w:val="single" w:sz="24" w:space="0" w:color="1B4F8A"/>
+        </w:pBdr>
+      </w:pPr>
+    </w:p>
+    <w:p>
+      <w:pPr>
+        <w:spacing w:before="480" w:after="120"/>
         <w:jc w:val="center"/>
       </w:pPr>
       <w:r>
         <w:rPr>
+          <w:rFonts w:ascii="Arial" w:eastAsia="Arial" w:hAnsi="Arial" w:cs="Arial"/>
           <w:b/>
           <w:bCs/>
-          <w:color w:val="1F3864"/>
-          <w:sz w:val="52"/>
-          <w:szCs w:val="52"/>
+          <w:color w:val="1B3A6B"/>
+          <w:sz w:val="56"/>
+          <w:szCs w:val="56"/>
         </w:rPr>
         <w:t>ONDERZOEKSVERSLAG</w:t>
       </w:r>
     </w:p>
     <w:p>
       <w:pPr>
-        <w:spacing w:after="600"/>
+        <w:pBdr>
+          <w:bottom w:val="single" w:sz="12" w:space="4" w:color="2E75B6"/>
+        </w:pBdr>
         <w:jc w:val="center"/>
       </w:pPr>
-      <w:r>
-        <w:rPr>
+    </w:p>
+    <w:p>
+      <w:pPr>
+        <w:spacing w:before="240" w:after="120"/>
+        <w:jc w:val="center"/>
+      </w:pPr>
+      <w:r>
+        <w:rPr>
+          <w:rFonts w:ascii="Arial" w:eastAsia="Arial" w:hAnsi="Arial" w:cs="Arial"/>
+          <w:b/>
+          <w:bCs/>
           <w:color w:val="2E75B6"/>
           <w:sz w:val="36"/>
           <w:szCs w:val="36"/>
         </w:rPr>
-        <w:t xml:space="preserve">Juf Aimee: AI-collega voor </w:t>
-      </w:r>
-      <w:r>
-        <w:rPr>
-          <w:color w:val="2E75B6"/>
-          <w:sz w:val="36"/>
-          <w:szCs w:val="36"/>
-        </w:rPr>
-        <w:t xml:space="preserve">hoogbegaafden </w:t>
-      </w:r>
-      <w:r>
-        <w:rPr>
-          <w:color w:val="2E75B6"/>
-          <w:sz w:val="36"/>
-          <w:szCs w:val="36"/>
-        </w:rPr>
-        <w:t>onderwijs</w:t>
-      </w:r>
-    </w:p>
-    <w:p>
-      <w:pPr>
-        <w:spacing w:after="800"/>
+        <w:t>Juf Aimee: AI-collega voor hoogbegaafde leerlingen</w:t>
+      </w:r>
+    </w:p>
+    <w:p>
+      <w:pPr>
+        <w:spacing w:before="120" w:after="600"/>
         <w:jc w:val="center"/>
       </w:pPr>
       <w:r>
         <w:rPr>
+          <w:rFonts w:ascii="Arial" w:eastAsia="Arial" w:hAnsi="Arial" w:cs="Arial"/>
           <w:color w:val="555555"/>
-          <w:sz w:val="26"/>
-          <w:szCs w:val="26"/>
-        </w:rPr>
-        <w:t xml:space="preserve">Een </w:t>
-      </w:r>
-      <w:r>
-        <w:rPr>
-          <w:color w:val="555555"/>
-          <w:sz w:val="26"/>
-          <w:szCs w:val="26"/>
-        </w:rPr>
-        <w:t xml:space="preserve">wetenschappelijk </w:t>
-      </w:r>
-      <w:r>
-        <w:rPr>
-          <w:color w:val="555555"/>
-          <w:sz w:val="26"/>
-          <w:szCs w:val="26"/>
-        </w:rPr>
-        <w:t xml:space="preserve">onderzoek naar </w:t>
-      </w:r>
-      <w:r>
-        <w:rPr>
-          <w:color w:val="555555"/>
-          <w:sz w:val="26"/>
-          <w:szCs w:val="26"/>
-        </w:rPr>
-        <w:t xml:space="preserve">een </w:t>
-      </w:r>
-      <w:r>
-        <w:rPr>
-          <w:color w:val="555555"/>
-          <w:sz w:val="26"/>
-          <w:szCs w:val="26"/>
-        </w:rPr>
-        <w:t xml:space="preserve">verantwoord </w:t>
-      </w:r>
-      <w:r>
-        <w:rPr>
-          <w:color w:val="555555"/>
-          <w:sz w:val="26"/>
-          <w:szCs w:val="26"/>
-        </w:rPr>
-        <w:t>AI-gedreven hoogbegaafden onderwijssysteem ter ondersteuning voor de leraar</w:t>
-      </w:r>
-    </w:p>
-    <w:p>
-      <w:pPr>
-        <w:spacing w:after="100"/>
-        <w:jc w:val="center"/>
-      </w:pPr>
-      <w:r>
-        <w:rPr>
-          <w:color w:val="333333"/>
-        </w:rPr>
-        <w:t>Stephanie Kramer &amp; Michel Oey</w:t>
-      </w:r>
-    </w:p>
-    <w:p>
-      <w:pPr>
-        <w:spacing w:after="100"/>
-        <w:jc w:val="center"/>
-      </w:pPr>
-      <w:r>
-        <w:rPr>
-          <w:color w:val="555555"/>
-        </w:rPr>
-        <w:t xml:space="preserve">Lectoraat Digital Life </w:t>
-      </w:r>
-      <w:r>
-        <w:rPr>
-          <w:color w:val="555555"/>
-        </w:rPr>
-        <w:t>-</w:t>
-      </w:r>
-      <w:r>
-        <w:rPr>
-          <w:color w:val="555555"/>
-        </w:rPr>
-        <w:t xml:space="preserve"> Hogeschool van Amsterdam</w:t>
-      </w:r>
-    </w:p>
-    <w:p>
-      <w:pPr>
-        <w:spacing w:after="100"/>
-        <w:jc w:val="center"/>
-      </w:pPr>
-      <w:r>
-        <w:rPr>
-          <w:color w:val="2E75B6"/>
           <w:sz w:val="22"/>
           <w:szCs w:val="22"/>
         </w:rPr>
-        <w:t xml:space="preserve">s.kramer2@hva.nl </w:t>
-      </w:r>
-      <w:r>
-        <w:rPr>
+        <w:t>Een wetenschappelijk onderzoek naar een verantwoord AI-gedreven</w:t>
+      </w:r>
+      <w:r>
+        <w:rPr>
+          <w:rFonts w:ascii="Arial" w:eastAsia="Arial" w:hAnsi="Arial" w:cs="Arial"/>
           <w:color w:val="555555"/>
-        </w:rPr>
-        <w:t xml:space="preserve">- </w:t>
-      </w:r>
-      <w:r>
-        <w:rPr>
-          <w:color w:val="2E75B6"/>
           <w:sz w:val="22"/>
           <w:szCs w:val="22"/>
         </w:rPr>
+        <w:br/>
+        <w:t xml:space="preserve"> hoogbegaafd onderwijssysteem ter ondersteuning voor de leraar</w:t>
+      </w:r>
+    </w:p>
+    <w:p>
+      <w:pPr>
+        <w:spacing w:after="600"/>
+        <w:jc w:val="center"/>
+      </w:pPr>
+      <w:r>
+        <w:rPr>
+          <w:noProof/>
+        </w:rPr>
+        <w:drawing>
+          <wp:inline distT="0" distB="0" distL="0" distR="0" wp14:anchorId="34946C44" wp14:editId="32623D78">
+            <wp:extent cx="2421890" cy="2421890"/>
+            <wp:effectExtent l="0" t="0" r="3810" b="3810"/>
+            <wp:docPr id="192645198" name="Afbeelding 2" descr="Afbeelding met tekenfilm, tekening, clipart, Tekenfilm&#10;&#10;Door AI gegenereerde inhoud is mogelijk onjuist."/>
+            <wp:cNvGraphicFramePr>
+              <a:graphicFrameLocks xmlns:a="http://schemas.openxmlformats.org/drawingml/2006/main" noChangeAspect="1"/>
+            </wp:cNvGraphicFramePr>
+            <a:graphic xmlns:a="http://schemas.openxmlformats.org/drawingml/2006/main">
+              <a:graphicData uri="http://schemas.openxmlformats.org/drawingml/2006/picture">
+                <pic:pic xmlns:pic="http://schemas.openxmlformats.org/drawingml/2006/picture">
+                  <pic:nvPicPr>
+                    <pic:cNvPr id="192645198" name="Afbeelding 2" descr="Afbeelding met tekenfilm, tekening, clipart, Tekenfilm&#10;&#10;Door AI gegenereerde inhoud is mogelijk onjuist."/>
+                    <pic:cNvPicPr/>
+                  </pic:nvPicPr>
+                  <pic:blipFill>
+                    <a:blip r:embed="rId8" cstate="print">
+                      <a:extLst>
+                        <a:ext uri="{28A0092B-C50C-407E-A947-70E740481C1C}">
+                          <a14:useLocalDpi xmlns:a14="http://schemas.microsoft.com/office/drawing/2010/main" val="0"/>
+                        </a:ext>
+                      </a:extLst>
+                    </a:blip>
+                    <a:stretch>
+                      <a:fillRect/>
+                    </a:stretch>
+                  </pic:blipFill>
+                  <pic:spPr>
+                    <a:xfrm>
+                      <a:off x="0" y="0"/>
+                      <a:ext cx="2443893" cy="2443893"/>
+                    </a:xfrm>
+                    <a:prstGeom prst="rect">
+                      <a:avLst/>
+                    </a:prstGeom>
+                  </pic:spPr>
+                </pic:pic>
+              </a:graphicData>
+            </a:graphic>
+          </wp:inline>
+        </w:drawing>
+      </w:r>
+    </w:p>
+    <w:p>
+      <w:pPr>
+        <w:pBdr>
+          <w:bottom w:val="single" w:sz="12" w:space="4" w:color="2E75B6"/>
+        </w:pBdr>
+        <w:spacing w:after="240"/>
+        <w:jc w:val="center"/>
+      </w:pPr>
+    </w:p>
+    <w:p>
+      <w:pPr>
+        <w:spacing w:after="80"/>
+        <w:jc w:val="center"/>
+      </w:pPr>
+      <w:r>
+        <w:rPr>
+          <w:rFonts w:ascii="Arial" w:eastAsia="Arial" w:hAnsi="Arial" w:cs="Arial"/>
+          <w:b/>
+          <w:bCs/>
+          <w:color w:val="1B3A6B"/>
+        </w:rPr>
+        <w:t>Stephanie Kramer &amp; Michel Oey</w:t>
+      </w:r>
+    </w:p>
+    <w:p>
+      <w:pPr>
+        <w:spacing w:after="80"/>
+        <w:jc w:val="center"/>
+      </w:pPr>
+      <w:r>
+        <w:rPr>
+          <w:rFonts w:ascii="Arial" w:eastAsia="Arial" w:hAnsi="Arial" w:cs="Arial"/>
+          <w:color w:val="555555"/>
+          <w:sz w:val="20"/>
+          <w:szCs w:val="20"/>
+        </w:rPr>
+        <w:t>Lectoraat Digital Life — Hogeschool van Amsterdam</w:t>
+      </w:r>
+    </w:p>
+    <w:p>
+      <w:pPr>
+        <w:spacing w:after="80"/>
+        <w:jc w:val="center"/>
+        <w:rPr>
+          <w:rFonts w:ascii="Arial" w:eastAsia="Arial" w:hAnsi="Arial" w:cs="Arial"/>
+          <w:color w:val="2E75B6"/>
+        </w:rPr>
+      </w:pPr>
+      <w:proofErr w:type="gramStart"/>
+      <w:r>
+        <w:rPr>
+          <w:rFonts w:ascii="Arial" w:eastAsia="Arial" w:hAnsi="Arial" w:cs="Arial"/>
+          <w:color w:val="2E75B6"/>
+          <w:sz w:val="20"/>
+          <w:szCs w:val="20"/>
+        </w:rPr>
+        <w:t>s.kramer2@hva.nl</w:t>
+      </w:r>
+      <w:proofErr w:type="gramEnd"/>
+      <w:r>
+        <w:rPr>
+          <w:rFonts w:ascii="Arial" w:eastAsia="Arial" w:hAnsi="Arial" w:cs="Arial"/>
+          <w:color w:val="2E75B6"/>
+          <w:sz w:val="20"/>
+          <w:szCs w:val="20"/>
+        </w:rPr>
+        <w:t xml:space="preserve"> </w:t>
+      </w:r>
+    </w:p>
+    <w:p>
+      <w:pPr>
+        <w:spacing w:after="80"/>
+        <w:jc w:val="center"/>
+      </w:pPr>
+      <w:r>
+        <w:rPr>
+          <w:rFonts w:ascii="Arial" w:eastAsia="Arial" w:hAnsi="Arial" w:cs="Arial"/>
+          <w:color w:val="2E75B6"/>
+          <w:sz w:val="20"/>
+          <w:szCs w:val="20"/>
+        </w:rPr>
+        <w:t xml:space="preserve"> </w:t>
+      </w:r>
+      <w:proofErr w:type="gramStart"/>
+      <w:r>
+        <w:rPr>
+          <w:rFonts w:ascii="Arial" w:eastAsia="Arial" w:hAnsi="Arial" w:cs="Arial"/>
+          <w:color w:val="2E75B6"/>
+          <w:sz w:val="20"/>
+          <w:szCs w:val="20"/>
+        </w:rPr>
         <w:t>m.a.oey@hva.nl</w:t>
       </w:r>
+      <w:proofErr w:type="gramEnd"/>
+    </w:p>
+    <w:p>
+      <w:pPr>
+        <w:spacing w:before="80"/>
+        <w:jc w:val="center"/>
+        <w:rPr>
+          <w:rFonts w:ascii="Arial" w:eastAsia="Arial" w:hAnsi="Arial" w:cs="Arial"/>
+          <w:color w:val="7F8C8D"/>
+        </w:rPr>
+      </w:pPr>
+      <w:r>
+        <w:rPr>
+          <w:rFonts w:ascii="Arial" w:eastAsia="Arial" w:hAnsi="Arial" w:cs="Arial"/>
+          <w:color w:val="7F8C8D"/>
+          <w:sz w:val="20"/>
+          <w:szCs w:val="20"/>
+        </w:rPr>
+        <w:t>Mei 2026</w:t>
+      </w:r>
+    </w:p>
+    <w:p>
+      <w:pPr>
+        <w:spacing w:before="80"/>
+        <w:jc w:val="center"/>
+        <w:rPr>
+          <w:rFonts w:ascii="Arial" w:eastAsia="Arial" w:hAnsi="Arial" w:cs="Arial"/>
+          <w:color w:val="7F8C8D"/>
+        </w:rPr>
+      </w:pPr>
+    </w:p>
+    <w:p>
+      <w:pPr>
+        <w:spacing w:before="80"/>
+        <w:jc w:val="center"/>
+        <w:rPr>
+          <w:rFonts w:ascii="Arial" w:eastAsia="Arial" w:hAnsi="Arial" w:cs="Arial"/>
+          <w:color w:val="7F8C8D"/>
+        </w:rPr>
+      </w:pPr>
+    </w:p>
+    <w:p>
+      <w:pPr>
+        <w:spacing w:before="80"/>
+        <w:jc w:val="center"/>
+        <w:rPr>
+          <w:rFonts w:ascii="Arial" w:eastAsia="Arial" w:hAnsi="Arial" w:cs="Arial"/>
+          <w:color w:val="7F8C8D"/>
+        </w:rPr>
+      </w:pPr>
     </w:p>
     <w:p>
       <w:pPr>
         <w:spacing w:after="2000"/>
-        <w:jc w:val="center"/>
-      </w:pPr>
-      <w:r>
         <w:rPr>
           <w:color w:val="888888"/>
           <w:sz w:val="22"/>
           <w:szCs w:val="22"/>
         </w:rPr>
-        <w:t>Mei 2026</w:t>
-      </w:r>
+      </w:pPr>
     </w:p>
     <w:p>
       <w:pPr>
@@ -199,14 +291,14 @@
       </w:pPr>
       <w:bookmarkStart w:id="0" w:name="_Toc225245677"/>
       <w:r>
+        <w:lastRenderedPageBreak/>
         <w:t>Samenvatting</w:t>
       </w:r>
       <w:bookmarkEnd w:id="0"/>
     </w:p>
     <w:p>
       <w:pPr>
-        <w:spacing w:before="80" w:after="80"/>
-        <w:jc w:val="both"/>
+        <w:pStyle w:val="Geenafstand"/>
       </w:pPr>
       <w:r>
         <w:t>Dit onderzoeksverslag beschrijft de achtergrond, opzet en onderzoeksvragen van het project Juf Aimee</w:t>
@@ -220,8 +312,12 @@
     </w:p>
     <w:p>
       <w:pPr>
-        <w:spacing w:before="80" w:after="80"/>
-        <w:jc w:val="both"/>
+        <w:pStyle w:val="Geenafstand"/>
+      </w:pPr>
+    </w:p>
+    <w:p>
+      <w:pPr>
+        <w:pStyle w:val="Geenafstand"/>
       </w:pPr>
       <w:r>
         <w:t xml:space="preserve">Het project wordt uitgevoerd vanuit </w:t>
@@ -250,6 +346,121 @@
       <w:r>
         <w:t xml:space="preserve"> van de leraar versterkt in plaats van vervangt.</w:t>
       </w:r>
+    </w:p>
+    <w:p>
+      <w:pPr>
+        <w:spacing w:before="80" w:after="80"/>
+      </w:pPr>
+    </w:p>
+    <w:p>
+      <w:pPr>
+        <w:spacing w:before="80" w:after="80"/>
+      </w:pPr>
+    </w:p>
+    <w:p>
+      <w:pPr>
+        <w:spacing w:before="80" w:after="80"/>
+      </w:pPr>
+    </w:p>
+    <w:p>
+      <w:pPr>
+        <w:spacing w:before="80" w:after="80"/>
+      </w:pPr>
+    </w:p>
+    <w:p>
+      <w:pPr>
+        <w:spacing w:before="80" w:after="80"/>
+      </w:pPr>
+    </w:p>
+    <w:p>
+      <w:pPr>
+        <w:spacing w:before="80" w:after="80"/>
+      </w:pPr>
+    </w:p>
+    <w:p>
+      <w:pPr>
+        <w:spacing w:before="80" w:after="80"/>
+      </w:pPr>
+    </w:p>
+    <w:p>
+      <w:pPr>
+        <w:spacing w:before="80" w:after="80"/>
+      </w:pPr>
+    </w:p>
+    <w:p>
+      <w:pPr>
+        <w:spacing w:before="80" w:after="80"/>
+      </w:pPr>
+    </w:p>
+    <w:p>
+      <w:pPr>
+        <w:spacing w:before="80" w:after="80"/>
+      </w:pPr>
+    </w:p>
+    <w:p>
+      <w:pPr>
+        <w:spacing w:before="80" w:after="80"/>
+      </w:pPr>
+    </w:p>
+    <w:p>
+      <w:pPr>
+        <w:spacing w:before="80" w:after="80"/>
+      </w:pPr>
+    </w:p>
+    <w:p>
+      <w:pPr>
+        <w:spacing w:before="80" w:after="80"/>
+      </w:pPr>
+    </w:p>
+    <w:p>
+      <w:pPr>
+        <w:spacing w:before="80" w:after="80"/>
+      </w:pPr>
+    </w:p>
+    <w:p>
+      <w:pPr>
+        <w:spacing w:before="80" w:after="80"/>
+      </w:pPr>
+    </w:p>
+    <w:p>
+      <w:pPr>
+        <w:spacing w:before="80" w:after="80"/>
+      </w:pPr>
+    </w:p>
+    <w:p>
+      <w:pPr>
+        <w:spacing w:before="80" w:after="80"/>
+      </w:pPr>
+    </w:p>
+    <w:p>
+      <w:pPr>
+        <w:spacing w:before="80" w:after="80"/>
+      </w:pPr>
+    </w:p>
+    <w:p>
+      <w:pPr>
+        <w:spacing w:before="80" w:after="80"/>
+      </w:pPr>
+    </w:p>
+    <w:p>
+      <w:pPr>
+        <w:spacing w:before="80" w:after="80"/>
+      </w:pPr>
+    </w:p>
+    <w:p>
+      <w:pPr>
+        <w:spacing w:before="80" w:after="80"/>
+      </w:pPr>
+    </w:p>
+    <w:p>
+      <w:pPr>
+        <w:spacing w:before="80" w:after="80"/>
+      </w:pPr>
+    </w:p>
+    <w:p>
+      <w:pPr>
+        <w:spacing w:before="80" w:after="80"/>
+      </w:pPr>
     </w:p>
     <w:p>
       <w:pPr>
@@ -301,6 +512,7 @@
       </w:sdtPr>
       <w:sdtEndPr>
         <w:rPr>
+          <w:rFonts w:ascii="Times New Roman" w:eastAsia="Times New Roman" w:hAnsi="Times New Roman" w:cs="Times New Roman"/>
           <w:b/>
           <w:bCs/>
         </w:rPr>
@@ -1631,7 +1843,21 @@
                 <w:rStyle w:val="Hyperlink"/>
                 <w:noProof/>
               </w:rPr>
-              <w:t>5.3 Uitlegbare AI (XAI)</w:t>
+              <w:t>5.3 Uitlegbare AI (XA</w:t>
+            </w:r>
+            <w:r>
+              <w:rPr>
+                <w:rStyle w:val="Hyperlink"/>
+                <w:noProof/>
+              </w:rPr>
+              <w:t>I</w:t>
+            </w:r>
+            <w:r>
+              <w:rPr>
+                <w:rStyle w:val="Hyperlink"/>
+                <w:noProof/>
+              </w:rPr>
+              <w:t>)</w:t>
             </w:r>
             <w:r>
               <w:rPr>
@@ -2317,27 +2543,6 @@
     <w:p>
       <w:pPr>
         <w:spacing w:before="80" w:after="80"/>
-        <w:jc w:val="both"/>
-      </w:pPr>
-    </w:p>
-    <w:p>
-      <w:pPr>
-        <w:spacing w:before="80" w:after="80"/>
-      </w:pPr>
-    </w:p>
-    <w:p>
-      <w:pPr>
-        <w:spacing w:before="80" w:after="80"/>
-      </w:pPr>
-    </w:p>
-    <w:p>
-      <w:pPr>
-        <w:spacing w:before="80" w:after="80"/>
-      </w:pPr>
-    </w:p>
-    <w:p>
-      <w:pPr>
-        <w:spacing w:before="80" w:after="80"/>
       </w:pPr>
     </w:p>
     <w:p>
@@ -2354,6 +2559,7 @@
       </w:pPr>
       <w:bookmarkStart w:id="2" w:name="_Toc225245679"/>
       <w:r>
+        <w:lastRenderedPageBreak/>
         <w:t>1. Inleiding</w:t>
       </w:r>
       <w:bookmarkEnd w:id="2"/>
@@ -2362,15 +2568,20 @@
       <w:pPr>
         <w:spacing w:before="80" w:after="80"/>
         <w:jc w:val="both"/>
-      </w:pPr>
-      <w:r>
+        <w:rPr>
+          <w:rFonts w:ascii="Arial" w:eastAsia="Arial" w:hAnsi="Arial" w:cs="Arial"/>
+        </w:rPr>
+      </w:pPr>
+      <w:r>
+        <w:rPr>
+          <w:rFonts w:ascii="Arial" w:eastAsia="Arial" w:hAnsi="Arial" w:cs="Arial"/>
+        </w:rPr>
         <w:t>Het Nederlandse primair onderwijs staat onder grote druk. Lerarentekorten, hoge werkdruk en grote klassendiversiteit maken het voor leraren steeds moeilijker om elk kind de aandacht en uitdaging te bieden die het nodig heeft. Dit geldt in het bijzonder voor hoogbegaafde leerlingen: een groep die structureel onvoldoende passend onderwijs ontvangt, met vergaande gevolgen voor hun welbevinden en schoolloopbaan.</w:t>
       </w:r>
     </w:p>
     <w:p>
       <w:pPr>
-        <w:spacing w:before="80" w:after="80"/>
-        <w:jc w:val="both"/>
+        <w:pStyle w:val="Geenafstand"/>
       </w:pPr>
       <w:r>
         <w:t>Kunstmatige intelligentie biedt potentieel een antwoord op deze uitdaging. Niet als vervanging van de leraar, maar als een intelligente, ondersteunende collega die de leraar helpt differentiëren, opdrachten te personaliseren en voortgang te monitoren. Dit is de kern van het project Juf Aimee.</w:t>
@@ -2378,11 +2589,21 @@
     </w:p>
     <w:p>
       <w:pPr>
-        <w:spacing w:before="80" w:after="80"/>
-        <w:jc w:val="both"/>
-      </w:pPr>
-      <w:r>
-        <w:t>Dit verslag documenteert de onderzoeksopzet van Juf Aimee. Het doel is tweeledig: enerzijds biedt het een helder kader voor studenten die binnen Studio Responsible AI werken aan een proof of concept, anderzijds vormt het een inhoudelijke onderbouwing voor verdere projectontwikkeling en subsidieaanvraag.</w:t>
+        <w:pStyle w:val="Geenafstand"/>
+      </w:pPr>
+    </w:p>
+    <w:p>
+      <w:pPr>
+        <w:pStyle w:val="Geenafstand"/>
+      </w:pPr>
+      <w:r>
+        <w:t>Dit verslag documenteert de onderzoeksopzet van Juf Aimee. Het doel is tweeledig: enerzijds biedt het een helder kader voor studenten die binnen Studio Responsible AI werken aan een proof of concept, anderzijds vormt het een inhoudelijke onderbouwing voor verdere projectontwikkeling en</w:t>
+      </w:r>
+      <w:r>
+        <w:t xml:space="preserve"> </w:t>
+      </w:r>
+      <w:r>
+        <w:t>subsidieaanvraag.</w:t>
       </w:r>
     </w:p>
     <w:p>
@@ -2409,33 +2630,86 @@
       </w:pPr>
       <w:bookmarkStart w:id="4" w:name="_Toc225245681"/>
       <w:r>
-        <w:t>2.1 Digital Life — Hogeschool van Amsterdam</w:t>
+        <w:t>2.1 Digital Life</w:t>
+      </w:r>
+      <w:r>
+        <w:t xml:space="preserve"> · </w:t>
+      </w:r>
+      <w:r>
+        <w:t>Hogeschool van Amsterdam</w:t>
       </w:r>
       <w:bookmarkEnd w:id="4"/>
     </w:p>
     <w:p>
       <w:pPr>
+        <w:pStyle w:val="Geenafstand"/>
+      </w:pPr>
+      <w:r>
+        <w:t>Het lectoraat Digital Life maakt deel uit van de Hogeschool van Amsterdam en richt zich op het ontwerpen, ontwikkelen en onderzoeken van mensgerichte digitale technologie voor maatschappelijke vraagstukken. Centraal staat de vraag hoe digitale technologie zoals kunstmatige intelligentie, data-gedreven systemen en interactieve toepassingen</w:t>
+      </w:r>
+      <w:r>
+        <w:t xml:space="preserve"> </w:t>
+      </w:r>
+      <w:r>
+        <w:t>op een verantwoorde manier kan bijdragen aan het dagelijks leven van mensen.</w:t>
+      </w:r>
+    </w:p>
+    <w:p>
+      <w:pPr>
+        <w:pStyle w:val="Geenafstand"/>
+      </w:pPr>
+    </w:p>
+    <w:p>
+      <w:pPr>
+        <w:pStyle w:val="Geenafstand"/>
+      </w:pPr>
+      <w:r>
+        <w:t xml:space="preserve">Digital Life werkt vanuit een </w:t>
+      </w:r>
+      <w:r>
+        <w:rPr>
+          <w:i/>
+          <w:iCs/>
+        </w:rPr>
+        <w:t>human-centered</w:t>
+      </w:r>
+      <w:r>
+        <w:t xml:space="preserve"> en participatieve benadering, waarbij eindgebruikers actief worden betrokken in alle fasen van onderzoek en ontwerp. Co-creatie, </w:t>
+      </w:r>
+      <w:r>
+        <w:rPr>
+          <w:i/>
+          <w:iCs/>
+        </w:rPr>
+        <w:t>design-based research</w:t>
+      </w:r>
+      <w:r>
+        <w:t xml:space="preserve"> en interdisciplinair samenwerken vormen hierbij belangrijke uitgangspunten. </w:t>
+      </w:r>
+      <w:r>
+        <w:t xml:space="preserve">De onderzoeksgroep </w:t>
+      </w:r>
+      <w:r>
+        <w:t>combineert inzichten uit technologie, sociale wetenschappen en ontwerp om oplossingen te ontwikkelen die niet alleen technisch werken, maar ook aansluiten bij menselijke waarden, behoeften en contexten.</w:t>
+      </w:r>
+    </w:p>
+    <w:p>
+      <w:pPr>
         <w:spacing w:before="80" w:after="80"/>
         <w:jc w:val="both"/>
       </w:pPr>
-      <w:r>
-        <w:t>Het lectoraat Digital Life maakt deel uit van de Hogeschool van Amsterdam en richt zich op het ontwerpen, ontwikkelen en onderzoeken van mensgerichte digitale technologie voor maatschappelijke vraagstukken. Centraal staat de vraag hoe digitale technologie zoals kunstmatige intelligentie, data-gedreven systemen en interactieve toepassingen</w:t>
-      </w:r>
-      <w:r>
-        <w:t xml:space="preserve"> </w:t>
-      </w:r>
-      <w:r>
-        <w:t>op een verantwoorde manier kan bijdragen aan het dagelijks leven van mensen.</w:t>
-      </w:r>
     </w:p>
     <w:p>
       <w:pPr>
         <w:spacing w:before="80" w:after="80"/>
         <w:jc w:val="both"/>
       </w:pPr>
-      <w:r>
-        <w:t>Digital Life werkt vanuit een human-centered en participatieve benadering, waarbij eindgebruikers actief worden betrokken in alle fasen van onderzoek en ontwerp. Co-creatie, design-based research en interdisciplinair samenwerken vormen hierbij belangrijke uitgangspunten. Het lectoraat combineert inzichten uit technologie, sociale wetenschappen en ontwerp om oplossingen te ontwikkelen die niet alleen technisch werken, maar ook aansluiten bij menselijke waarden, behoeften en contexten.</w:t>
-      </w:r>
+    </w:p>
+    <w:p>
+      <w:pPr>
+        <w:spacing w:before="80" w:after="80"/>
+        <w:jc w:val="both"/>
+      </w:pPr>
     </w:p>
     <w:p>
       <w:pPr>
@@ -2480,17 +2754,38 @@
     </w:p>
     <w:p>
       <w:pPr>
-        <w:spacing w:before="80" w:after="80"/>
-        <w:jc w:val="both"/>
-      </w:pPr>
-      <w:r>
-        <w:t>In Nederland zijn er naar schatting 70.000 thuiszitters, waarvan 25 tot 40 procent hoogbegaafd is. Hoogbegaafde leerlingen hebben specifieke leerbehoeften die vragen om opdrachten die hogere-orde denkvaardigheden aanspreken, zoals analyseren, evalueren en creëren (Taxonomie van Bloom). In de praktijk krijgen deze leerlingen echter vaak ‘meer van hetzelfde’: extra werkbladen of sneller door de leerstof, zonder echte verdieping of verbreding.</w:t>
-      </w:r>
-    </w:p>
-    <w:p>
-      <w:pPr>
-        <w:spacing w:before="80" w:after="80"/>
-        <w:jc w:val="both"/>
+        <w:pStyle w:val="Geenafstand"/>
+      </w:pPr>
+      <w:r>
+        <w:t>In Nederland zijn er naar schatting 70.000 thuiszitters, waarvan 25 tot 40 procent hoogbegaafd is</w:t>
+      </w:r>
+      <w:r>
+        <w:t xml:space="preserve"> (</w:t>
+      </w:r>
+      <w:r>
+        <w:t>Oudervereniging Balans, 2024</w:t>
+      </w:r>
+      <w:r>
+        <w:t>)</w:t>
+      </w:r>
+      <w:r>
+        <w:t xml:space="preserve">. Hoogbegaafde leerlingen hebben specifieke leerbehoeften die vragen om opdrachten die hogere-orde denkvaardigheden aanspreken, zoals analyseren, evalueren en creëren </w:t>
+      </w:r>
+      <w:r>
+        <w:t>(Anderson &amp; Krathwohl, 2001</w:t>
+      </w:r>
+      <w:r>
+        <w:t>). In de praktijk krijgen deze leerlingen echter vaak ‘meer van hetzelfde’: extra werkbladen of sneller door de leerstof, zonder echte verdieping of verbreding.</w:t>
+      </w:r>
+    </w:p>
+    <w:p>
+      <w:pPr>
+        <w:pStyle w:val="Geenafstand"/>
+      </w:pPr>
+    </w:p>
+    <w:p>
+      <w:pPr>
+        <w:pStyle w:val="Geenafstand"/>
       </w:pPr>
       <w:r>
         <w:t>Lerarentekorten en hoge werkdruk maken het voor leraren structureel moeilijk om voldoende te differentiëren. Het gevolg is dat hoogbegaafde leerlingen zich ondergeprikeld voelen, afhaken of erger: thuis komen te zitten. Dit is een maatschappelijk probleem dat vraagt om schaalbare, duurzame oplossingen.</w:t>
@@ -2508,11 +2803,20 @@
     </w:p>
     <w:p>
       <w:pPr>
-        <w:spacing w:before="80" w:after="80"/>
-        <w:jc w:val="both"/>
-      </w:pPr>
-      <w:r>
-        <w:t>Het project Juf Aimee positioneert AI nadrukkelijk als mens-versterking (human augmentation) en niet als vervanging. Dit sluit aan op het framework van Hybride AI, zoals beschreven door Akata et al. (2020), waarbij mens en AI samenwerken op basis van complementaire sterktes. De leraar behoudt altijd de professionele regie; Juf Aimee functioneert als een uitlegbare, transparante AI-collega die onderbouwde suggesties doet en de leraar informeert over de redenering achter elke aanbeveling.</w:t>
+        <w:pStyle w:val="Geenafstand"/>
+      </w:pPr>
+      <w:r>
+        <w:t>Het project Juf Aimee positioneert AI nadrukkelijk als mens-versterking (</w:t>
+      </w:r>
+      <w:r>
+        <w:rPr>
+          <w:i/>
+          <w:iCs/>
+        </w:rPr>
+        <w:t xml:space="preserve">human augmentation) </w:t>
+      </w:r>
+      <w:r>
+        <w:t>en niet als vervanging. Dit sluit aan op het framework van Hybride AI, zoals beschreven door Akata et al. (2020), waarbij mens en AI samenwerken op basis van complementaire sterktes. De leraar behoudt altijd de professionele regie; Juf Aimee functioneert als een uitlegbare, transparante AI-collega die onderbouwde suggesties doet en de leraar informeert over de redenering achter elke aanbeveling.</w:t>
       </w:r>
     </w:p>
     <w:p>
@@ -2535,10 +2839,15 @@
     </w:p>
     <w:p>
       <w:pPr>
-        <w:spacing w:before="80" w:after="80"/>
-        <w:jc w:val="both"/>
-      </w:pPr>
-      <w:r>
+        <w:spacing w:before="60" w:after="60"/>
+        <w:rPr>
+          <w:rFonts w:ascii="Arial" w:eastAsia="Arial" w:hAnsi="Arial" w:cs="Arial"/>
+        </w:rPr>
+      </w:pPr>
+      <w:r>
+        <w:rPr>
+          <w:rFonts w:ascii="Arial" w:eastAsia="Arial" w:hAnsi="Arial" w:cs="Arial"/>
+        </w:rPr>
         <w:t>De centrale probleemstelling van dit onderzoek luidt als volgt:</w:t>
       </w:r>
     </w:p>
@@ -2557,22 +2866,63 @@
           <w:iCs/>
           <w:color w:val="1F3864"/>
         </w:rPr>
-        <w:t>Hoe kan een verantwoord, uitlegbaar en mensgecentreerd AI-systeem leraren in het primair onderwijs ondersteunen bij het bieden van passend en uitdagend onderwijs aan hoogbegaafde leerlingen, zonder de professionele regie van de leraar over te nemen?</w:t>
-      </w:r>
-    </w:p>
-    <w:p>
-      <w:pPr>
-        <w:spacing w:before="80" w:after="80"/>
-      </w:pPr>
-    </w:p>
-    <w:p>
-      <w:pPr>
-        <w:spacing w:before="80" w:after="80"/>
-        <w:jc w:val="both"/>
-      </w:pPr>
-      <w:r>
-        <w:t>Deze probleemstelling heeft drie centrale spanningsvelden die in het onderzoek worden verkend:</w:t>
-      </w:r>
+        <w:t>Hoe kan een verantwoord, uitlegbaar en mensge</w:t>
+      </w:r>
+      <w:r>
+        <w:rPr>
+          <w:i/>
+          <w:iCs/>
+          <w:color w:val="1F3864"/>
+        </w:rPr>
+        <w:t>richt</w:t>
+      </w:r>
+      <w:r>
+        <w:rPr>
+          <w:i/>
+          <w:iCs/>
+          <w:color w:val="1F3864"/>
+        </w:rPr>
+        <w:t xml:space="preserve"> AI-systeem leraren in het primair onderwijs ondersteunen bij het bieden van passend en uitdagend onderwijs aan hoogbegaafde leerlingen, zonder de professionele regie van de leraar over te nemen?</w:t>
+      </w:r>
+    </w:p>
+    <w:p>
+      <w:pPr>
+        <w:spacing w:before="80" w:after="80"/>
+      </w:pPr>
+    </w:p>
+    <w:p>
+      <w:pPr>
+        <w:spacing w:before="60" w:after="60"/>
+        <w:rPr>
+          <w:rFonts w:ascii="Arial" w:eastAsia="Arial" w:hAnsi="Arial" w:cs="Arial"/>
+        </w:rPr>
+      </w:pPr>
+      <w:r>
+        <w:rPr>
+          <w:rFonts w:ascii="Arial" w:eastAsia="Arial" w:hAnsi="Arial" w:cs="Arial"/>
+        </w:rPr>
+        <w:t xml:space="preserve">Deze probleemstelling heeft </w:t>
+      </w:r>
+      <w:r>
+        <w:rPr>
+          <w:rFonts w:ascii="Arial" w:eastAsia="Arial" w:hAnsi="Arial" w:cs="Arial"/>
+        </w:rPr>
+        <w:t>vier</w:t>
+      </w:r>
+      <w:r>
+        <w:rPr>
+          <w:rFonts w:ascii="Arial" w:eastAsia="Arial" w:hAnsi="Arial" w:cs="Arial"/>
+        </w:rPr>
+        <w:t xml:space="preserve"> centrale spanningsvelden die in het onderzoek worden verkend:</w:t>
+      </w:r>
+    </w:p>
+    <w:p>
+      <w:pPr>
+        <w:spacing w:before="60" w:after="60"/>
+        <w:rPr>
+          <w:rFonts w:ascii="Arial" w:eastAsia="Arial" w:hAnsi="Arial" w:cs="Arial"/>
+        </w:rPr>
+      </w:pPr>
     </w:p>
     <w:p>
       <w:pPr>
@@ -2627,284 +2977,6 @@
     </w:p>
     <w:p>
       <w:pPr>
-        <w:spacing w:before="80" w:after="80"/>
-      </w:pPr>
-    </w:p>
-    <w:p>
-      <w:pPr>
-        <w:pStyle w:val="Kop1"/>
-        <w:pBdr>
-          <w:bottom w:val="single" w:sz="4" w:space="4" w:color="2E75B6"/>
-        </w:pBdr>
-      </w:pPr>
-      <w:bookmarkStart w:id="8" w:name="_Toc225245685"/>
-      <w:r>
-        <w:t>4. Onderzoeksvragen</w:t>
-      </w:r>
-      <w:bookmarkEnd w:id="8"/>
-    </w:p>
-    <w:p>
-      <w:pPr>
-        <w:pStyle w:val="Kop2"/>
-      </w:pPr>
-      <w:bookmarkStart w:id="9" w:name="_Toc225245686"/>
-      <w:r>
-        <w:t>4.1 Hoofdvraag</w:t>
-      </w:r>
-      <w:bookmarkEnd w:id="9"/>
-    </w:p>
-    <w:p>
-      <w:pPr>
-        <w:spacing w:before="80" w:after="80"/>
-        <w:jc w:val="both"/>
-      </w:pPr>
-      <w:r>
-        <w:lastRenderedPageBreak/>
-        <w:t>Op welke manier kan een AI-onderwijsassistent (Juf Aimee) op verantwoorde, uitlegbare en mensgerichte wijze worden ontworpen om leraren in het primair onderwijs te ondersteunen bij het personaliseren van onderwijs voor hoogbegaafde leerlingen?</w:t>
-      </w:r>
-    </w:p>
-    <w:p>
-      <w:pPr>
-        <w:pStyle w:val="Kop2"/>
-      </w:pPr>
-      <w:bookmarkStart w:id="10" w:name="_Toc225245687"/>
-      <w:r>
-        <w:t>4.2 Deelvragen</w:t>
-      </w:r>
-      <w:bookmarkEnd w:id="10"/>
-    </w:p>
-    <w:p>
-      <w:pPr>
-        <w:pStyle w:val="Kop3"/>
-      </w:pPr>
-      <w:bookmarkStart w:id="11" w:name="_Toc225245688"/>
-      <w:r>
-        <w:t>Deelvraag 1 — Pedagogische en inhoudelijke context</w:t>
-      </w:r>
-      <w:bookmarkEnd w:id="11"/>
-    </w:p>
-    <w:p>
-      <w:pPr>
-        <w:spacing w:before="80" w:after="80"/>
-        <w:jc w:val="both"/>
-      </w:pPr>
-      <w:r>
-        <w:t>Welke kenmerken en leerbehoeften van hoogbegaafde leerlingen zijn relevant voor het ontwerp van gepersonaliseerde, hogere-orde leeractiviteiten, en hoe sluiten deze aan op bestaande pedagogische kaders zoals de Taxonomie van Bloom?</w:t>
-      </w:r>
-    </w:p>
-    <w:p>
-      <w:pPr>
-        <w:pStyle w:val="Kop3"/>
-      </w:pPr>
-      <w:bookmarkStart w:id="12" w:name="_Toc225245689"/>
-      <w:r>
-        <w:t>Deelvraag 2 — Gebruikersbehoeften en rolverdeling</w:t>
-      </w:r>
-      <w:bookmarkEnd w:id="12"/>
-    </w:p>
-    <w:p>
-      <w:pPr>
-        <w:spacing w:before="80" w:after="80"/>
-        <w:jc w:val="both"/>
-      </w:pPr>
-      <w:r>
-        <w:t>Welke ondersteuningsbehoeften hebben leraren in het primair onderwijs bij het differentiëren voor hoogbegaafde leerlingen, en welke rol zien zij weggelegd voor een AI-onderwijsassistent in hun dagelijkse praktijk?</w:t>
-      </w:r>
-    </w:p>
-    <w:p>
-      <w:pPr>
-        <w:pStyle w:val="Kop3"/>
-      </w:pPr>
-      <w:bookmarkStart w:id="13" w:name="_Toc225245690"/>
-      <w:r>
-        <w:t>Deelvraag 3 — Verantwoord AI-ontwerp</w:t>
-      </w:r>
-      <w:bookmarkEnd w:id="13"/>
-    </w:p>
-    <w:p>
-      <w:pPr>
-        <w:spacing w:before="80" w:after="80"/>
-        <w:jc w:val="both"/>
-      </w:pPr>
-      <w:r>
-        <w:t>Aan welke ethische en technische randvoorwaarden moet een AI-onderwijsassistent voldoen om als verantwoord, uitlegbaar en privacyveilig te worden beschouwd in een onderwijscontext met minderjarige gebruikers?</w:t>
-      </w:r>
-    </w:p>
-    <w:p>
-      <w:pPr>
-        <w:pStyle w:val="Kop3"/>
-      </w:pPr>
-      <w:bookmarkStart w:id="14" w:name="_Toc225245691"/>
-      <w:r>
-        <w:t>Deelvraag 4 — Technische haalbaarheid</w:t>
-      </w:r>
-      <w:bookmarkEnd w:id="14"/>
-    </w:p>
-    <w:p>
-      <w:pPr>
-        <w:spacing w:before="80" w:after="80"/>
-        <w:jc w:val="both"/>
-      </w:pPr>
-      <w:r>
-        <w:t>Welke AI-architectuur, interfaces en datatypes zijn technisch haalbaar voor een proof of concept van Juf Aimee, gegeven de randvoorwaarden van verantwoord ontwerp, AVG-compliance en pedagogische kwaliteit?</w:t>
-      </w:r>
-    </w:p>
-    <w:p>
-      <w:pPr>
-        <w:pStyle w:val="Kop3"/>
-      </w:pPr>
-      <w:bookmarkStart w:id="15" w:name="_Toc225245692"/>
-      <w:r>
-        <w:t>Deelvraag 5 — Mens-AI-samenwerking</w:t>
-      </w:r>
-      <w:bookmarkEnd w:id="15"/>
-    </w:p>
-    <w:p>
-      <w:pPr>
-        <w:spacing w:before="80" w:after="80"/>
-        <w:jc w:val="both"/>
-      </w:pPr>
-      <w:r>
-        <w:t>Hoe kan de interactie tussen leraar en AI-assistent zodanig worden vormgegeven dat de leraar altijd de professionele regie behoudt en de AI transparant en begrijpelijk communiceert over haar redenering en aanbevelingen?</w:t>
-      </w:r>
-    </w:p>
-    <w:p>
-      <w:pPr>
-        <w:spacing w:before="80" w:after="80"/>
-      </w:pPr>
-    </w:p>
-    <w:p>
-      <w:pPr>
-        <w:pStyle w:val="Kop1"/>
-        <w:pBdr>
-          <w:bottom w:val="single" w:sz="4" w:space="4" w:color="2E75B6"/>
-        </w:pBdr>
-      </w:pPr>
-      <w:bookmarkStart w:id="16" w:name="_Toc225245693"/>
-      <w:r>
-        <w:t>5. Theoretisch kader</w:t>
-      </w:r>
-      <w:bookmarkEnd w:id="16"/>
-    </w:p>
-    <w:p>
-      <w:pPr>
-        <w:pStyle w:val="Kop2"/>
-      </w:pPr>
-      <w:bookmarkStart w:id="17" w:name="_Toc225245694"/>
-      <w:r>
-        <w:t>5.1 Taxonomie van Bloom</w:t>
-      </w:r>
-      <w:bookmarkEnd w:id="17"/>
-    </w:p>
-    <w:p>
-      <w:pPr>
-        <w:spacing w:before="80" w:after="80"/>
-        <w:jc w:val="both"/>
-      </w:pPr>
-      <w:r>
-        <w:t>De Taxonomie van Bloom biedt een gelaagd model van cognitieve vaardigheden, van lagere-orde (onthouden, begrijpen, toepassen) naar hogere-orde denkvaardigheden (analyseren, evalueren, creëren). Hoogbegaafde leerlingen profiteren het meest van opdrachten die de hogere niveaus aanspreken. Juf Aimee gebruikt dit kader als basis voor het genereren en categoriseren van opdrachten.</w:t>
-      </w:r>
-    </w:p>
-    <w:p>
-      <w:pPr>
-        <w:pStyle w:val="Kop2"/>
-      </w:pPr>
-      <w:bookmarkStart w:id="18" w:name="_Toc225245695"/>
-      <w:r>
-        <w:t>5.2 Hybride AI</w:t>
-      </w:r>
-      <w:bookmarkEnd w:id="18"/>
-    </w:p>
-    <w:p>
-      <w:pPr>
-        <w:spacing w:before="80" w:after="80"/>
-        <w:jc w:val="both"/>
-      </w:pPr>
-      <w:r>
-        <w:t xml:space="preserve">Het Hybride AI-framework (Akata et al., 2020) beschrijft AI-systemen die samenwerken met mensen op basis van wederzijdse aanvulling. In de context van Juf Aimee betekent dit dat de AI taken overneemt waarvoor zij beter geschikt is </w:t>
-      </w:r>
-      <w:r>
-        <w:lastRenderedPageBreak/>
-        <w:t>(grootschalige personalisatie, voortgangsmonitoring), terwijl de leraar de taken behoudt die menselijk oordeelsvermogen vereisen (pedagogische beslissingen, relatie met de leerling).</w:t>
-      </w:r>
-    </w:p>
-    <w:p>
-      <w:pPr>
-        <w:pStyle w:val="Kop2"/>
-      </w:pPr>
-      <w:bookmarkStart w:id="19" w:name="_Toc225245696"/>
-      <w:r>
-        <w:t>5.3 Uitlegbare AI (XAI)</w:t>
-      </w:r>
-      <w:bookmarkEnd w:id="19"/>
-    </w:p>
-    <w:p>
-      <w:pPr>
-        <w:spacing w:before="80" w:after="80"/>
-        <w:jc w:val="both"/>
-      </w:pPr>
-      <w:r>
-        <w:t>Explainability is een centrale randvoorwaarde voor verantwoord AI-gebruik in het onderwijs. Leraren moeten kunnen begrijpen waarom Juf Aimee een bepaalde opdracht aanbeveelt. Dit vereist ontwerpchoices rondom transparantie: korte, begrijpelijke uitleg bij elke aanbeveling, zonder technisch jargon.</w:t>
-      </w:r>
-    </w:p>
-    <w:p>
-      <w:pPr>
-        <w:pStyle w:val="Kop2"/>
-      </w:pPr>
-      <w:bookmarkStart w:id="20" w:name="_Toc225245697"/>
-      <w:r>
-        <w:t>5.4 Privacy en AVG</w:t>
-      </w:r>
-      <w:bookmarkEnd w:id="20"/>
-    </w:p>
-    <w:p>
-      <w:pPr>
-        <w:spacing w:before="80" w:after="80"/>
-        <w:jc w:val="both"/>
-      </w:pPr>
-      <w:r>
-        <w:t>Omdat Juf Aimee werkt met gegevens van minderjarige leerlingen, is AVG-compliance een harde eis. In het proof of concept wordt gewerkt met fictieve en gesimuleerde data. In de verdere ontwikkeling zullen leerlingprofielen, interactielogs en voortgangsdata zorgvuldig worden beschermd en geminimaliseerd.</w:t>
-      </w:r>
-    </w:p>
-    <w:p>
-      <w:pPr>
-        <w:spacing w:before="80" w:after="80"/>
-      </w:pPr>
-    </w:p>
-    <w:p>
-      <w:pPr>
-        <w:pStyle w:val="Kop1"/>
-        <w:pBdr>
-          <w:bottom w:val="single" w:sz="4" w:space="4" w:color="2E75B6"/>
-        </w:pBdr>
-      </w:pPr>
-      <w:bookmarkStart w:id="21" w:name="_Toc225245698"/>
-      <w:r>
-        <w:t>6. Aanpak en methoden</w:t>
-      </w:r>
-      <w:bookmarkEnd w:id="21"/>
-    </w:p>
-    <w:p>
-      <w:pPr>
-        <w:spacing w:before="80" w:after="80"/>
-        <w:jc w:val="both"/>
-      </w:pPr>
-      <w:r>
-        <w:t>Het onderzoek volgt een design-based research benadering, waarbij ontwerp, ontwikkeling en evaluatie iteratief worden uitgevoerd in nauwe samenwerking met leraren, leerlingen en andere betrokkenen.</w:t>
-      </w:r>
-    </w:p>
-    <w:p>
-      <w:pPr>
-        <w:pStyle w:val="Kop2"/>
-      </w:pPr>
-      <w:bookmarkStart w:id="22" w:name="_Toc225245699"/>
-      <w:r>
-        <w:t>6.1 Fasen</w:t>
-      </w:r>
-      <w:bookmarkEnd w:id="22"/>
-    </w:p>
-    <w:p>
-      <w:pPr>
         <w:pStyle w:val="Lijstalinea"/>
         <w:numPr>
           <w:ilvl w:val="0"/>
@@ -2913,8 +2985,682 @@
         <w:spacing w:before="60" w:after="60"/>
       </w:pPr>
       <w:r>
+        <w:t xml:space="preserve">Hoe </w:t>
+      </w:r>
+      <w:r>
+        <w:t xml:space="preserve">versterkt de AI-intelligentie de professionele regie van de leraar. </w:t>
+      </w:r>
+    </w:p>
+    <w:p>
+      <w:pPr>
+        <w:spacing w:before="80" w:after="80"/>
+      </w:pPr>
+    </w:p>
+    <w:p>
+      <w:pPr>
+        <w:spacing w:before="80" w:after="80"/>
+      </w:pPr>
+    </w:p>
+    <w:p>
+      <w:pPr>
+        <w:pStyle w:val="Kop1"/>
+        <w:pBdr>
+          <w:bottom w:val="single" w:sz="4" w:space="4" w:color="2E75B6"/>
+        </w:pBdr>
+      </w:pPr>
+      <w:bookmarkStart w:id="8" w:name="_Toc225245685"/>
+      <w:r>
+        <w:lastRenderedPageBreak/>
+        <w:t>4. Onderzoeksvragen</w:t>
+      </w:r>
+      <w:bookmarkEnd w:id="8"/>
+    </w:p>
+    <w:p>
+      <w:pPr>
+        <w:pStyle w:val="Kop2"/>
+      </w:pPr>
+      <w:bookmarkStart w:id="9" w:name="_Toc225245686"/>
+      <w:r>
+        <w:t>4.1 Hoofdvraag</w:t>
+      </w:r>
+      <w:bookmarkEnd w:id="9"/>
+    </w:p>
+    <w:p>
+      <w:pPr>
+        <w:pStyle w:val="Geenafstand"/>
+      </w:pPr>
+      <w:r>
+        <w:t>Op welke manier kan een AI-onderwijsassistent Juf Aimee op verantwoorde, uitlegbare en mensgerichte wijze worden ontworpen om leraren in het primair onderwijs te ondersteunen bij het personaliseren van onderwijs voor hoogbegaafde leerlingen?</w:t>
+      </w:r>
+    </w:p>
+    <w:p>
+      <w:pPr>
+        <w:pStyle w:val="Kop2"/>
+      </w:pPr>
+      <w:bookmarkStart w:id="10" w:name="_Toc225245687"/>
+      <w:r>
+        <w:t>4.2 Deelvragen</w:t>
+      </w:r>
+      <w:bookmarkEnd w:id="10"/>
+    </w:p>
+    <w:p>
+      <w:pPr>
+        <w:pStyle w:val="Kop3"/>
+      </w:pPr>
+      <w:bookmarkStart w:id="11" w:name="_Toc225245688"/>
+      <w:r>
+        <w:t>Deelvraag 1 Pedagogische en inhoudelijke context</w:t>
+      </w:r>
+      <w:bookmarkEnd w:id="11"/>
+    </w:p>
+    <w:p>
+      <w:pPr>
+        <w:pStyle w:val="Geenafstand"/>
+      </w:pPr>
+      <w:r>
+        <w:t>Welke kenmerken en leerbehoeften van hoogbegaafde leerlingen zijn relevant voor het ontwerp van gepersonaliseerde, hogere-orde leeractiviteiten, en hoe sluiten deze aan op bestaande pedagogische kaders zoals de Taxonomie van Bloom?</w:t>
+      </w:r>
+    </w:p>
+    <w:p>
+      <w:pPr>
+        <w:pStyle w:val="Kop3"/>
+      </w:pPr>
+      <w:bookmarkStart w:id="12" w:name="_Toc225245689"/>
+      <w:r>
+        <w:t>Deelvraag 2 Gebruikersbehoeften en rolverdeling</w:t>
+      </w:r>
+      <w:bookmarkEnd w:id="12"/>
+    </w:p>
+    <w:p>
+      <w:pPr>
+        <w:pStyle w:val="Geenafstand"/>
+      </w:pPr>
+      <w:r>
+        <w:t>Welke ondersteuningsbehoeften hebben leraren in het primair onderwijs bij het differentiëren voor hoogbegaafde leerlingen, en welke rol zien zij weggelegd voor een AI-onderwijsassistent in hun dagelijkse praktijk?</w:t>
+      </w:r>
+    </w:p>
+    <w:p>
+      <w:pPr>
+        <w:pStyle w:val="Kop3"/>
+      </w:pPr>
+      <w:bookmarkStart w:id="13" w:name="_Toc225245690"/>
+      <w:r>
+        <w:t>Deelvraag 3 Verantwoord AI-ontwerp</w:t>
+      </w:r>
+      <w:bookmarkEnd w:id="13"/>
+    </w:p>
+    <w:p>
+      <w:pPr>
+        <w:pStyle w:val="Geenafstand"/>
+      </w:pPr>
+      <w:r>
+        <w:t>Aan welke ethische en technische randvoorwaarden moet een AI-onderwijsassistent voldoen om als verantwoord, uitlegbaar en privacyveilig te worden beschouwd in een onderwijscontext met minderjarige gebruikers?</w:t>
+      </w:r>
+    </w:p>
+    <w:p>
+      <w:pPr>
+        <w:pStyle w:val="Kop3"/>
+      </w:pPr>
+      <w:bookmarkStart w:id="14" w:name="_Toc225245691"/>
+      <w:r>
+        <w:t>Deelvraag 4 Technische haalbaarheid</w:t>
+      </w:r>
+      <w:bookmarkEnd w:id="14"/>
+    </w:p>
+    <w:p>
+      <w:pPr>
+        <w:pStyle w:val="Geenafstand"/>
+      </w:pPr>
+      <w:r>
+        <w:t>Welke AI-architectuur, interfaces en datatypes zijn technisch haalbaar voor een proof of concept van Juf Aimee, gegeven de randvoorwaarden van verantwoord ontwerp, AVG-compliance en pedagogische kwaliteit?</w:t>
+      </w:r>
+    </w:p>
+    <w:p>
+      <w:pPr>
+        <w:pStyle w:val="Kop3"/>
+      </w:pPr>
+      <w:bookmarkStart w:id="15" w:name="_Toc225245692"/>
+      <w:r>
+        <w:t>Deelvraag 5 Mens-AI-samenwerking</w:t>
+      </w:r>
+      <w:bookmarkEnd w:id="15"/>
+    </w:p>
+    <w:p>
+      <w:pPr>
+        <w:pStyle w:val="Geenafstand"/>
+      </w:pPr>
+      <w:r>
+        <w:t>Hoe kan de interactie tussen leraar en AI-assistent zodanig worden vormgegeven dat de leraar altijd de professionele regie behoudt en de AI transparant en begrijpelijk communiceert over haar redenering en aanbevelingen?</w:t>
+      </w:r>
+    </w:p>
+    <w:p>
+      <w:pPr>
+        <w:pStyle w:val="Kop1"/>
+        <w:pBdr>
+          <w:bottom w:val="single" w:sz="4" w:space="4" w:color="2E75B6"/>
+        </w:pBdr>
+      </w:pPr>
+      <w:bookmarkStart w:id="16" w:name="_Toc225245693"/>
+    </w:p>
+    <w:p>
+      <w:pPr>
+        <w:pStyle w:val="Kop1"/>
+        <w:pBdr>
+          <w:bottom w:val="single" w:sz="4" w:space="4" w:color="2E75B6"/>
+        </w:pBdr>
+      </w:pPr>
+    </w:p>
+    <w:p>
+      <w:pPr>
+        <w:pStyle w:val="Kop1"/>
+        <w:pBdr>
+          <w:bottom w:val="single" w:sz="4" w:space="4" w:color="2E75B6"/>
+        </w:pBdr>
+      </w:pPr>
+    </w:p>
+    <w:p>
+      <w:pPr>
+        <w:pStyle w:val="Kop1"/>
+        <w:pBdr>
+          <w:bottom w:val="single" w:sz="4" w:space="4" w:color="2E75B6"/>
+        </w:pBdr>
+      </w:pPr>
+    </w:p>
+    <w:p>
+      <w:pPr>
+        <w:pStyle w:val="Kop1"/>
+        <w:pBdr>
+          <w:bottom w:val="single" w:sz="4" w:space="4" w:color="2E75B6"/>
+        </w:pBdr>
+      </w:pPr>
+      <w:r>
+        <w:lastRenderedPageBreak/>
+        <w:t>5. Theoretisch kader</w:t>
+      </w:r>
+      <w:bookmarkEnd w:id="16"/>
+    </w:p>
+    <w:p>
+      <w:pPr>
+        <w:pStyle w:val="Kop2"/>
+      </w:pPr>
+      <w:bookmarkStart w:id="17" w:name="_Toc225245694"/>
+      <w:r>
+        <w:t>5.1 Taxonomie van Bloom</w:t>
+      </w:r>
+      <w:bookmarkEnd w:id="17"/>
+    </w:p>
+    <w:p>
+      <w:pPr>
+        <w:spacing w:before="80" w:after="80"/>
+        <w:jc w:val="both"/>
+        <w:rPr>
+          <w:rFonts w:ascii="Arial" w:eastAsia="Arial" w:hAnsi="Arial" w:cs="Arial"/>
+        </w:rPr>
+      </w:pPr>
+      <w:r>
+        <w:rPr>
+          <w:rFonts w:ascii="Arial" w:eastAsia="Arial" w:hAnsi="Arial" w:cs="Arial"/>
+        </w:rPr>
+        <w:t>De Taxonomie van Bloom biedt een gelaagd model van cognitieve vaardigheden, van lagere-orde onthouden, begrijpen</w:t>
+      </w:r>
+      <w:r>
+        <w:rPr>
+          <w:rFonts w:ascii="Arial" w:eastAsia="Arial" w:hAnsi="Arial" w:cs="Arial"/>
+        </w:rPr>
+        <w:t xml:space="preserve"> en</w:t>
+      </w:r>
+      <w:r>
+        <w:rPr>
+          <w:rFonts w:ascii="Arial" w:eastAsia="Arial" w:hAnsi="Arial" w:cs="Arial"/>
+        </w:rPr>
+        <w:t xml:space="preserve"> toepassen naar hogere-orde denkvaardigheden analyseren, evalueren</w:t>
+      </w:r>
+      <w:r>
+        <w:rPr>
+          <w:rFonts w:ascii="Arial" w:eastAsia="Arial" w:hAnsi="Arial" w:cs="Arial"/>
+        </w:rPr>
+        <w:t xml:space="preserve"> en</w:t>
+      </w:r>
+      <w:r>
+        <w:rPr>
+          <w:rFonts w:ascii="Arial" w:eastAsia="Arial" w:hAnsi="Arial" w:cs="Arial"/>
+        </w:rPr>
+        <w:t xml:space="preserve"> creëren. Hoogbegaafde leerlingen profiteren het meest van opdrachten die de hogere niveaus aanspreken. Juf Aimee gebruikt dit kader als basis voor het genereren en categoriseren van opdrachten.</w:t>
+      </w:r>
+    </w:p>
+    <w:p>
+      <w:pPr>
+        <w:pStyle w:val="Kop2"/>
+      </w:pPr>
+      <w:bookmarkStart w:id="18" w:name="_Toc225245695"/>
+      <w:r>
+        <w:t>5.2 Hybride AI</w:t>
+      </w:r>
+      <w:bookmarkEnd w:id="18"/>
+    </w:p>
+    <w:p>
+      <w:pPr>
+        <w:spacing w:before="80" w:after="80"/>
+        <w:jc w:val="both"/>
+        <w:rPr>
+          <w:rFonts w:ascii="Arial" w:eastAsia="Arial" w:hAnsi="Arial" w:cs="Arial"/>
+        </w:rPr>
+      </w:pPr>
+      <w:r>
+        <w:rPr>
+          <w:rFonts w:ascii="Arial" w:eastAsia="Arial" w:hAnsi="Arial" w:cs="Arial"/>
+        </w:rPr>
+        <w:t xml:space="preserve">Het Hybride AI-framework (Akata et al., 2020) beschrijft AI-systemen die samenwerken met mensen op basis van wederzijdse aanvulling. In de context van Juf Aimee betekent dit dat de </w:t>
+      </w:r>
+      <w:r>
+        <w:rPr>
+          <w:rFonts w:ascii="Arial" w:eastAsia="Arial" w:hAnsi="Arial" w:cs="Arial"/>
+        </w:rPr>
+        <w:t>AI-taken</w:t>
+      </w:r>
+      <w:r>
+        <w:rPr>
+          <w:rFonts w:ascii="Arial" w:eastAsia="Arial" w:hAnsi="Arial" w:cs="Arial"/>
+        </w:rPr>
+        <w:t xml:space="preserve"> overneemt waarvoor zij beter geschikt is grootschalige personalisatie, voortgangsmonitoring terwijl de leraar de taken behoudt die menselijk oordeelsvermogen vereisen (pedagogische beslissingen, relatie met de leerling).</w:t>
+      </w:r>
+    </w:p>
+    <w:p>
+      <w:pPr>
+        <w:pStyle w:val="Kop2"/>
+      </w:pPr>
+      <w:bookmarkStart w:id="19" w:name="_Toc225245696"/>
+      <w:r>
+        <w:t>5.3 Uitlegbare AI (XAI)</w:t>
+      </w:r>
+      <w:bookmarkEnd w:id="19"/>
+    </w:p>
+    <w:p>
+      <w:pPr>
+        <w:spacing w:before="80" w:after="80"/>
+        <w:jc w:val="both"/>
+        <w:rPr>
+          <w:rFonts w:ascii="Arial" w:eastAsia="Arial" w:hAnsi="Arial" w:cs="Arial"/>
+        </w:rPr>
+      </w:pPr>
+      <w:r>
+        <w:rPr>
+          <w:rFonts w:ascii="Arial" w:eastAsia="Arial" w:hAnsi="Arial" w:cs="Arial"/>
+        </w:rPr>
+        <w:t>Explainability is een centrale randvoorwaarde voor verantwoord AI-gebruik in het onderwijs. Leraren moeten kunnen begrijpen waarom Juf Aimee een bepaalde opdracht aanbeveelt. Dit vereist ontwerpchoices rondom transparantie: korte, begrijpelijke uitleg bij elke aanbeveling, zonder technisch jargon.</w:t>
+      </w:r>
+    </w:p>
+    <w:p>
+      <w:pPr>
+        <w:pStyle w:val="Kop2"/>
+      </w:pPr>
+      <w:bookmarkStart w:id="20" w:name="_Toc225245697"/>
+      <w:r>
+        <w:t>5.4 Privacy en AVG</w:t>
+      </w:r>
+      <w:bookmarkEnd w:id="20"/>
+    </w:p>
+    <w:p>
+      <w:pPr>
+        <w:pStyle w:val="Geenafstand"/>
+      </w:pPr>
+      <w:r>
+        <w:t>Omdat Juf Aimee werkt met gegevens van minderjarige leerlingen, is AVG-compliance een harde eis. In het proof of concept wordt gewerkt met fictieve en gesimuleerde data. In de verdere ontwikkeling zullen leerlingprofielen, interactielogs en voortgangsdata zorgvuldig worden beschermd en geminimaliseerd</w:t>
+      </w:r>
+    </w:p>
+    <w:p>
+      <w:pPr>
+        <w:spacing w:before="80" w:after="80"/>
+        <w:jc w:val="both"/>
+      </w:pPr>
+    </w:p>
+    <w:p>
+      <w:pPr>
+        <w:spacing w:before="80" w:after="80"/>
+        <w:jc w:val="both"/>
+      </w:pPr>
+    </w:p>
+    <w:p>
+      <w:pPr>
+        <w:spacing w:before="80" w:after="80"/>
+        <w:jc w:val="both"/>
+      </w:pPr>
+    </w:p>
+    <w:p>
+      <w:pPr>
+        <w:spacing w:before="80" w:after="80"/>
+        <w:jc w:val="both"/>
+      </w:pPr>
+    </w:p>
+    <w:p>
+      <w:pPr>
+        <w:spacing w:before="80" w:after="80"/>
+        <w:jc w:val="both"/>
+      </w:pPr>
+    </w:p>
+    <w:p>
+      <w:pPr>
+        <w:spacing w:before="80" w:after="80"/>
+        <w:jc w:val="both"/>
+      </w:pPr>
+    </w:p>
+    <w:p>
+      <w:pPr>
+        <w:spacing w:before="80" w:after="80"/>
+        <w:jc w:val="both"/>
+      </w:pPr>
+    </w:p>
+    <w:p>
+      <w:pPr>
+        <w:spacing w:before="80" w:after="80"/>
+        <w:jc w:val="both"/>
+      </w:pPr>
+    </w:p>
+    <w:p>
+      <w:pPr>
+        <w:spacing w:before="80" w:after="80"/>
+        <w:jc w:val="both"/>
+      </w:pPr>
+    </w:p>
+    <w:p>
+      <w:pPr>
+        <w:spacing w:before="80" w:after="80"/>
+        <w:jc w:val="both"/>
+      </w:pPr>
+    </w:p>
+    <w:p>
+      <w:pPr>
+        <w:spacing w:before="80" w:after="80"/>
+        <w:jc w:val="both"/>
+      </w:pPr>
+    </w:p>
+    <w:p>
+      <w:pPr>
+        <w:spacing w:before="80" w:after="80"/>
+        <w:jc w:val="both"/>
+      </w:pPr>
+    </w:p>
+    <w:p>
+      <w:pPr>
+        <w:spacing w:before="80" w:after="80"/>
+        <w:jc w:val="both"/>
+      </w:pPr>
+    </w:p>
+    <w:p>
+      <w:pPr>
+        <w:spacing w:before="80" w:after="80"/>
+        <w:jc w:val="both"/>
+      </w:pPr>
+    </w:p>
+    <w:p>
+      <w:pPr>
+        <w:pStyle w:val="Kop1"/>
+        <w:pBdr>
+          <w:bottom w:val="single" w:sz="4" w:space="4" w:color="2E75B6"/>
+        </w:pBdr>
+      </w:pPr>
+      <w:bookmarkStart w:id="21" w:name="_Toc225245698"/>
+      <w:r>
+        <w:lastRenderedPageBreak/>
+        <w:t>6. Aanpak en methoden</w:t>
+      </w:r>
+      <w:bookmarkEnd w:id="21"/>
+    </w:p>
+    <w:p>
+      <w:pPr>
+        <w:pStyle w:val="Geenafstand"/>
+      </w:pPr>
+      <w:r>
+        <w:t xml:space="preserve">Het onderzoek volgt een </w:t>
+      </w:r>
+      <w:r>
+        <w:rPr>
+          <w:i/>
+          <w:iCs/>
+        </w:rPr>
+        <w:t>design-based research</w:t>
+      </w:r>
+      <w:r>
+        <w:t xml:space="preserve"> </w:t>
+      </w:r>
+      <w:r>
+        <w:t>(Anderson &amp; Shattuck, 2012)</w:t>
+      </w:r>
+      <w:r>
+        <w:t xml:space="preserve"> benadering, waarbij ontwerp, ontwikkeling en evaluatie iteratief worden uitgevoerd in nauwe samenwerking met leraren, leerlingen en andere betrokkenen.</w:t>
+      </w:r>
+      <w:r>
+        <w:t xml:space="preserve"> </w:t>
+      </w:r>
+      <w:bookmarkStart w:id="22" w:name="_Toc225245699"/>
+    </w:p>
+    <w:p>
+      <w:pPr>
+        <w:pStyle w:val="Kop2"/>
+      </w:pPr>
+      <w:r>
+        <w:t>6.1 Fasen</w:t>
+      </w:r>
+      <w:bookmarkEnd w:id="22"/>
+    </w:p>
+    <w:p>
+      <w:pPr>
+        <w:pStyle w:val="Geenafstand"/>
+        <w:numPr>
+          <w:ilvl w:val="0"/>
+          <w:numId w:val="8"/>
+        </w:numPr>
+      </w:pPr>
+      <w:r>
         <w:t>Verkenning: literatuuronderzoek naar hoogbegaafdheid, hybride AI en verantwoord AI-ontwerp; gesprekken met leraren en onderzoekers.</w:t>
       </w:r>
+    </w:p>
+    <w:p>
+      <w:pPr>
+        <w:pStyle w:val="Geenafstand"/>
+        <w:numPr>
+          <w:ilvl w:val="0"/>
+          <w:numId w:val="8"/>
+        </w:numPr>
+      </w:pPr>
+      <w:r>
+        <w:rPr>
+          <w:i/>
+          <w:iCs/>
+        </w:rPr>
+        <w:t>Co-design</w:t>
+      </w:r>
+      <w:r>
+        <w:t>:</w:t>
+      </w:r>
+      <w:r>
+        <w:t xml:space="preserve"> participatieve ontwerpworkshops met leraren (en eventueel leerlingen) om gebruikersbehoeften en ontwerpkeuzes te verkennen.</w:t>
+      </w:r>
+    </w:p>
+    <w:p>
+      <w:pPr>
+        <w:pStyle w:val="Geenafstand"/>
+        <w:numPr>
+          <w:ilvl w:val="0"/>
+          <w:numId w:val="8"/>
+        </w:numPr>
+      </w:pPr>
+      <w:r>
+        <w:rPr>
+          <w:i/>
+          <w:iCs/>
+        </w:rPr>
+        <w:t>Prototype</w:t>
+      </w:r>
+      <w:r>
+        <w:t xml:space="preserve">-ontwikkeling: bouwen van een </w:t>
+      </w:r>
+      <w:r>
+        <w:rPr>
+          <w:i/>
+          <w:iCs/>
+        </w:rPr>
+        <w:t>proof of concept</w:t>
+      </w:r>
+      <w:r>
+        <w:t xml:space="preserve"> voor (een onderdeel van) Juf Aimee, met aandacht voor technische en ethische randvoorwaarden.</w:t>
+      </w:r>
+    </w:p>
+    <w:p>
+      <w:pPr>
+        <w:pStyle w:val="Geenafstand"/>
+        <w:numPr>
+          <w:ilvl w:val="0"/>
+          <w:numId w:val="8"/>
+        </w:numPr>
+      </w:pPr>
+      <w:r>
+        <w:t>Evaluatie: testen van het prototype met eindgebruikers; evaluatie op bruikbaarheid, uitlegbaarheid en pedagogische kwaliteit.</w:t>
+      </w:r>
+    </w:p>
+    <w:p>
+      <w:pPr>
+        <w:pStyle w:val="Kop2"/>
+      </w:pPr>
+      <w:bookmarkStart w:id="23" w:name="_Toc225245700"/>
+      <w:r>
+        <w:t>6.2 Data</w:t>
+      </w:r>
+      <w:bookmarkEnd w:id="23"/>
+    </w:p>
+    <w:p>
+      <w:pPr>
+        <w:pStyle w:val="Geenafstand"/>
+      </w:pPr>
+      <w:r>
+        <w:t>Er wordt in deze fase uitsluitend gewerkt met fictieve en gesimuleerde data voorbeeldleerlingprofielen, gesimuleerde leeractiviteiten en hypothetische onderwijsscenario’s. Er worden geen echte leerling- of persoonsgegevens gebruikt.</w:t>
+      </w:r>
+    </w:p>
+    <w:p>
+      <w:pPr>
+        <w:spacing w:before="80" w:after="80"/>
+      </w:pPr>
+    </w:p>
+    <w:p>
+      <w:pPr>
+        <w:spacing w:before="80" w:after="80"/>
+      </w:pPr>
+    </w:p>
+    <w:p>
+      <w:pPr>
+        <w:spacing w:before="80" w:after="80"/>
+      </w:pPr>
+    </w:p>
+    <w:p>
+      <w:pPr>
+        <w:spacing w:before="80" w:after="80"/>
+      </w:pPr>
+    </w:p>
+    <w:p>
+      <w:pPr>
+        <w:spacing w:before="80" w:after="80"/>
+      </w:pPr>
+    </w:p>
+    <w:p>
+      <w:pPr>
+        <w:spacing w:before="80" w:after="80"/>
+      </w:pPr>
+    </w:p>
+    <w:p>
+      <w:pPr>
+        <w:spacing w:before="80" w:after="80"/>
+      </w:pPr>
+    </w:p>
+    <w:p>
+      <w:pPr>
+        <w:spacing w:before="80" w:after="80"/>
+      </w:pPr>
+    </w:p>
+    <w:p>
+      <w:pPr>
+        <w:spacing w:before="80" w:after="80"/>
+      </w:pPr>
+    </w:p>
+    <w:p>
+      <w:pPr>
+        <w:spacing w:before="80" w:after="80"/>
+      </w:pPr>
+    </w:p>
+    <w:p>
+      <w:pPr>
+        <w:spacing w:before="80" w:after="80"/>
+      </w:pPr>
+    </w:p>
+    <w:p>
+      <w:pPr>
+        <w:spacing w:before="80" w:after="80"/>
+      </w:pPr>
+    </w:p>
+    <w:p>
+      <w:pPr>
+        <w:spacing w:before="80" w:after="80"/>
+      </w:pPr>
+    </w:p>
+    <w:p>
+      <w:pPr>
+        <w:spacing w:before="80" w:after="80"/>
+      </w:pPr>
+    </w:p>
+    <w:p>
+      <w:pPr>
+        <w:spacing w:before="80" w:after="80"/>
+      </w:pPr>
+    </w:p>
+    <w:p>
+      <w:pPr>
+        <w:spacing w:before="80" w:after="80"/>
+      </w:pPr>
+    </w:p>
+    <w:p>
+      <w:pPr>
+        <w:spacing w:before="80" w:after="80"/>
+      </w:pPr>
+    </w:p>
+    <w:p>
+      <w:pPr>
+        <w:spacing w:before="80" w:after="80"/>
+      </w:pPr>
+    </w:p>
+    <w:p>
+      <w:pPr>
+        <w:pStyle w:val="Kop1"/>
+        <w:pBdr>
+          <w:bottom w:val="single" w:sz="4" w:space="4" w:color="2E75B6"/>
+        </w:pBdr>
+        <w:rPr>
+          <w:lang w:val="en-GB"/>
+        </w:rPr>
+      </w:pPr>
+      <w:bookmarkStart w:id="24" w:name="_Toc225245701"/>
+      <w:r>
+        <w:rPr>
+          <w:lang w:val="en-GB"/>
+        </w:rPr>
+        <w:lastRenderedPageBreak/>
+        <w:t>7. Acceptatiecriteria en Definition of Done</w:t>
+      </w:r>
+      <w:bookmarkEnd w:id="24"/>
+    </w:p>
+    <w:p>
+      <w:pPr>
+        <w:pStyle w:val="Kop2"/>
+        <w:rPr>
+          <w:lang w:val="en-GB"/>
+        </w:rPr>
+      </w:pPr>
+      <w:bookmarkStart w:id="25" w:name="_Toc225245702"/>
+      <w:r>
+        <w:rPr>
+          <w:lang w:val="en-GB"/>
+        </w:rPr>
+        <w:t>Acceptatiecriteria</w:t>
+      </w:r>
+      <w:bookmarkEnd w:id="25"/>
     </w:p>
     <w:p>
       <w:pPr>
@@ -2926,7 +3672,7 @@
         <w:spacing w:before="60" w:after="60"/>
       </w:pPr>
       <w:r>
-        <w:t>Co-design: participatieve ontwerpworkshops met leraren (en eventueel leerlingen) om gebruikersbehoeften en ontwerpkeuzes te verkennen.</w:t>
+        <w:t>Het onderzoeksverslag bevat een heldere probleemstelling, hoofd- en deelvragen, en een theoretisch kader dat aansluit op de context van het project.</w:t>
       </w:r>
     </w:p>
     <w:p>
@@ -2939,7 +3685,14 @@
         <w:spacing w:before="60" w:after="60"/>
       </w:pPr>
       <w:r>
-        <w:t>Prototype-ontwikkeling: bouwen van een proof of concept voor (een onderdeel van) Juf Aimee, met aandacht voor technische en ethische randvoorwaarden.</w:t>
+        <w:rPr>
+          <w:sz w:val="22"/>
+          <w:szCs w:val="22"/>
+        </w:rPr>
+        <w:t>De gebruikersbehoeften van zowel leraren als leerlingen zijn</w:t>
+      </w:r>
+      <w:r>
+        <w:t xml:space="preserve"> gedocumenteerd aan de hand van user stories en/of interviews.</w:t>
       </w:r>
     </w:p>
     <w:p>
@@ -2952,96 +3705,8 @@
         <w:spacing w:before="60" w:after="60"/>
       </w:pPr>
       <w:r>
-        <w:t>Evaluatie: testen van het prototype met eindgebruikers; evaluatie op bruikbaarheid, uitlegbaarheid en pedagogische kwaliteit.</w:t>
-      </w:r>
-    </w:p>
-    <w:p>
-      <w:pPr>
-        <w:pStyle w:val="Kop2"/>
-      </w:pPr>
-      <w:bookmarkStart w:id="23" w:name="_Toc225245700"/>
-      <w:r>
-        <w:t>6.2 Data</w:t>
-      </w:r>
-      <w:bookmarkEnd w:id="23"/>
-    </w:p>
-    <w:p>
-      <w:pPr>
-        <w:spacing w:before="80" w:after="80"/>
-        <w:jc w:val="both"/>
-      </w:pPr>
-      <w:r>
-        <w:t>Er wordt in deze fase uitsluitend gewerkt met fictieve en gesimuleerde data — voorbeeldleerlingprofielen, gesimuleerde leeractiviteiten en hypothetische onderwijsscenario’s. Er worden geen echte leerling- of persoonsgegevens gebruikt.</w:t>
-      </w:r>
-    </w:p>
-    <w:p>
-      <w:pPr>
-        <w:spacing w:before="80" w:after="80"/>
-      </w:pPr>
-    </w:p>
-    <w:p>
-      <w:pPr>
-        <w:pStyle w:val="Kop1"/>
-        <w:pBdr>
-          <w:bottom w:val="single" w:sz="4" w:space="4" w:color="2E75B6"/>
-        </w:pBdr>
-        <w:rPr>
-          <w:lang w:val="en-GB"/>
-        </w:rPr>
-      </w:pPr>
-      <w:bookmarkStart w:id="24" w:name="_Toc225245701"/>
-      <w:r>
-        <w:rPr>
-          <w:lang w:val="en-GB"/>
-        </w:rPr>
-        <w:t xml:space="preserve">7. </w:t>
-      </w:r>
-      <w:proofErr w:type="spellStart"/>
-      <w:r>
-        <w:rPr>
-          <w:lang w:val="en-GB"/>
-        </w:rPr>
-        <w:t>Acceptatiecriteria</w:t>
-      </w:r>
-      <w:proofErr w:type="spellEnd"/>
-      <w:r>
-        <w:rPr>
-          <w:lang w:val="en-GB"/>
-        </w:rPr>
-        <w:t xml:space="preserve"> </w:t>
-      </w:r>
-      <w:proofErr w:type="spellStart"/>
-      <w:r>
-        <w:rPr>
-          <w:lang w:val="en-GB"/>
-        </w:rPr>
-        <w:t>en</w:t>
-      </w:r>
-      <w:proofErr w:type="spellEnd"/>
-      <w:r>
-        <w:rPr>
-          <w:lang w:val="en-GB"/>
-        </w:rPr>
-        <w:t xml:space="preserve"> Definition of Done</w:t>
-      </w:r>
-      <w:bookmarkEnd w:id="24"/>
-    </w:p>
-    <w:p>
-      <w:pPr>
-        <w:pStyle w:val="Kop2"/>
-        <w:rPr>
-          <w:lang w:val="en-GB"/>
-        </w:rPr>
-      </w:pPr>
-      <w:bookmarkStart w:id="25" w:name="_Toc225245702"/>
-      <w:r>
-        <w:rPr>
-          <w:lang w:val="en-GB"/>
-        </w:rPr>
-        <w:lastRenderedPageBreak/>
-        <w:t>Acceptatiecriteria</w:t>
-      </w:r>
-      <w:bookmarkEnd w:id="25"/>
+        <w:t>Het proof of concept demonstreert minimaal één kernfunctionaliteit van Juf Aimee (bijv. het genereren van een gepersonaliseerde opdracht) met aandacht voor uitlegbaarheid.</w:t>
+      </w:r>
     </w:p>
     <w:p>
       <w:pPr>
@@ -3053,7 +3718,7 @@
         <w:spacing w:before="60" w:after="60"/>
       </w:pPr>
       <w:r>
-        <w:t>Het onderzoeksverslag bevat een heldere probleemstelling, hoofd- en deelvragen, en een theoretisch kader dat aansluit op de context van het project.</w:t>
+        <w:t>Ethische randvoorwaarden (AVG, uitlegbaarheid, regie leraar) zijn expliciet benoemd en vertaald naar ontwerpkeuzes.</w:t>
       </w:r>
     </w:p>
     <w:p>
@@ -3066,7 +3731,7 @@
         <w:spacing w:before="60" w:after="60"/>
       </w:pPr>
       <w:r>
-        <w:t>De gebruikersbehoeften van zowel leraren als leerlingen zijn gedocumenteerd aan de hand van user stories en/of interviews.</w:t>
+        <w:t>Het verslag is geschreven op een niveau dat toegankelijk is voor niet-technische stakeholders (leraren, schoolleiding, opdrachtgevers).</w:t>
       </w:r>
     </w:p>
     <w:p>
@@ -3079,8 +3744,18 @@
         <w:spacing w:before="60" w:after="60"/>
       </w:pPr>
       <w:r>
-        <w:t>Het proof of concept demonstreert minimaal één kernfunctionaliteit van Juf Aimee (bijv. het genereren van een gepersonaliseerde opdracht) met aandacht voor uitlegbaarheid.</w:t>
-      </w:r>
+        <w:t>Het verslag en prototype zijn gedeeld met de begeleidende onderzoekers en beschikbaar als input voor de SIA RAAK Publiek aanvraag.</w:t>
+      </w:r>
+    </w:p>
+    <w:p>
+      <w:pPr>
+        <w:pStyle w:val="Kop2"/>
+      </w:pPr>
+      <w:bookmarkStart w:id="26" w:name="_Toc225245703"/>
+      <w:r>
+        <w:t>Definition of Done</w:t>
+      </w:r>
+      <w:bookmarkEnd w:id="26"/>
     </w:p>
     <w:p>
       <w:pPr>
@@ -3092,7 +3767,7 @@
         <w:spacing w:before="60" w:after="60"/>
       </w:pPr>
       <w:r>
-        <w:t>Ethische randvoorwaarden (AVG, uitlegbaarheid, regie leraar) zijn expliciet benoemd en vertaald naar ontwerpkeuzes.</w:t>
+        <w:t>Werk is volledig gedocumenteerd in het onderzoeksverslag.</w:t>
       </w:r>
     </w:p>
     <w:p>
@@ -3105,7 +3780,7 @@
         <w:spacing w:before="60" w:after="60"/>
       </w:pPr>
       <w:r>
-        <w:t>Het verslag is geschreven op een niveau dat toegankelijk is voor niet-technische stakeholders (leraren, schoolleiding, opdrachtgevers).</w:t>
+        <w:t>Alle acceptatiecriteria zijn afgevinkt en goedgekeurd door de begeleiders.</w:t>
       </w:r>
     </w:p>
     <w:p>
@@ -3118,18 +3793,8 @@
         <w:spacing w:before="60" w:after="60"/>
       </w:pPr>
       <w:r>
-        <w:t>Het verslag en prototype zijn gedeeld met de begeleidende onderzoekers en beschikbaar als input voor de SIA RAAK Publiek aanvraag.</w:t>
-      </w:r>
-    </w:p>
-    <w:p>
-      <w:pPr>
-        <w:pStyle w:val="Kop2"/>
-      </w:pPr>
-      <w:bookmarkStart w:id="26" w:name="_Toc225245703"/>
-      <w:r>
-        <w:t>Definition of Done</w:t>
-      </w:r>
-      <w:bookmarkEnd w:id="26"/>
+        <w:t>Issue / taak staat op ‘Done’ in het projectboard.</w:t>
+      </w:r>
     </w:p>
     <w:p>
       <w:pPr>
@@ -3141,52 +3806,8 @@
         <w:spacing w:before="60" w:after="60"/>
       </w:pPr>
       <w:r>
-        <w:t>Werk is volledig gedocumenteerd in het onderzoeksverslag.</w:t>
-      </w:r>
-    </w:p>
-    <w:p>
-      <w:pPr>
-        <w:pStyle w:val="Lijstalinea"/>
-        <w:numPr>
-          <w:ilvl w:val="0"/>
-          <w:numId w:val="2"/>
-        </w:numPr>
-        <w:spacing w:before="60" w:after="60"/>
-      </w:pPr>
-      <w:r>
-        <w:t>Alle acceptatiecriteria zijn afgevinkt en goedgekeurd door de begeleiders.</w:t>
-      </w:r>
-    </w:p>
-    <w:p>
-      <w:pPr>
-        <w:pStyle w:val="Lijstalinea"/>
-        <w:numPr>
-          <w:ilvl w:val="0"/>
-          <w:numId w:val="2"/>
-        </w:numPr>
-        <w:spacing w:before="60" w:after="60"/>
-      </w:pPr>
-      <w:r>
-        <w:t>Issue / taak staat op ‘Done’ in het projectboard.</w:t>
-      </w:r>
-    </w:p>
-    <w:p>
-      <w:pPr>
-        <w:pStyle w:val="Lijstalinea"/>
-        <w:numPr>
-          <w:ilvl w:val="0"/>
-          <w:numId w:val="2"/>
-        </w:numPr>
-        <w:spacing w:before="60" w:after="60"/>
-      </w:pPr>
-      <w:r>
         <w:t>Verslag is gedeeld met Stephanie Kramer en Michel Oey via de afgesproken kanalen.</w:t>
       </w:r>
-    </w:p>
-    <w:p>
-      <w:pPr>
-        <w:spacing w:before="80" w:after="80"/>
-      </w:pPr>
     </w:p>
     <w:p>
       <w:pPr>
@@ -3207,58 +3828,162 @@
         <w:jc w:val="both"/>
       </w:pPr>
       <w:r>
-        <w:t>Het project Juf Aimee wordt begeleid vanuit het lectoraat Digital Life van de Hogeschool van Amsterdam:</w:t>
-      </w:r>
-    </w:p>
-    <w:p>
-      <w:pPr>
-        <w:spacing w:before="80" w:after="80"/>
-      </w:pPr>
-    </w:p>
-    <w:p>
-      <w:pPr>
-        <w:pStyle w:val="Lijstalinea"/>
-        <w:numPr>
-          <w:ilvl w:val="0"/>
-          <w:numId w:val="2"/>
-        </w:numPr>
-        <w:spacing w:before="60" w:after="60"/>
-      </w:pPr>
-      <w:r>
-        <w:t>Stephanie Kramer — docent-onderzoeker, s.kramer2@hva.nl</w:t>
-      </w:r>
-    </w:p>
-    <w:p>
-      <w:pPr>
-        <w:pStyle w:val="Lijstalinea"/>
-        <w:numPr>
-          <w:ilvl w:val="0"/>
-          <w:numId w:val="2"/>
-        </w:numPr>
-        <w:spacing w:before="60" w:after="60"/>
-      </w:pPr>
-      <w:r>
-        <w:t>Michel Oey — docent-onderzoeker, m.a.oey@hva.nl</w:t>
-      </w:r>
-    </w:p>
-    <w:p>
-      <w:pPr>
-        <w:spacing w:before="80" w:after="80"/>
-      </w:pPr>
-    </w:p>
-    <w:p>
-      <w:pPr>
-        <w:spacing w:before="80" w:after="80"/>
-        <w:jc w:val="both"/>
-      </w:pPr>
-      <w:r>
-        <w:t>Studenten die werken aan het proof of concept doen dit binnen Studio Responsible AI. Co-designsessies met leraren en leerlingen kunnen worden georganiseerd via de scholen en partijen die betrokken zijn bij het bredere onderzoeksvoorstel.</w:t>
-      </w:r>
-    </w:p>
-    <w:p>
-      <w:pPr>
-        <w:spacing w:before="80" w:after="80"/>
-      </w:pPr>
+        <w:rPr>
+          <w:rFonts w:ascii="Arial" w:eastAsia="Arial" w:hAnsi="Arial" w:cs="Arial"/>
+        </w:rPr>
+        <w:t xml:space="preserve">Het project Juf Aimee wordt begeleid vanuit </w:t>
+      </w:r>
+      <w:r>
+        <w:rPr>
+          <w:rFonts w:ascii="Arial" w:eastAsia="Arial" w:hAnsi="Arial" w:cs="Arial"/>
+        </w:rPr>
+        <w:t xml:space="preserve">de onderzoeksgroep </w:t>
+      </w:r>
+      <w:r>
+        <w:rPr>
+          <w:rFonts w:ascii="Arial" w:eastAsia="Arial" w:hAnsi="Arial" w:cs="Arial"/>
+        </w:rPr>
+        <w:t>Digital Life van de Hogeschool van Amsterdam</w:t>
+      </w:r>
+      <w:r>
+        <w:t>:</w:t>
+      </w:r>
+    </w:p>
+    <w:p>
+      <w:pPr>
+        <w:spacing w:before="80" w:after="80"/>
+      </w:pPr>
+    </w:p>
+    <w:p>
+      <w:pPr>
+        <w:rPr>
+          <w:b/>
+          <w:bCs/>
+        </w:rPr>
+      </w:pPr>
+      <w:r>
+        <w:rPr>
+          <w:b/>
+          <w:bCs/>
+        </w:rPr>
+        <w:t>Stephanie Kramer</w:t>
+      </w:r>
+      <w:r>
+        <w:rPr>
+          <w:b/>
+          <w:bCs/>
+        </w:rPr>
+        <w:t xml:space="preserve"> </w:t>
+      </w:r>
+      <w:r>
+        <w:rPr>
+          <w:b/>
+          <w:bCs/>
+        </w:rPr>
+        <w:t xml:space="preserve">         M</w:t>
+      </w:r>
+      <w:r>
+        <w:rPr>
+          <w:b/>
+          <w:bCs/>
+        </w:rPr>
+        <w:t xml:space="preserve">ichel Oey </w:t>
+      </w:r>
+    </w:p>
+    <w:p>
+      <w:r>
+        <w:rPr>
+          <w:i/>
+          <w:iCs/>
+          <w:sz w:val="22"/>
+          <w:szCs w:val="22"/>
+        </w:rPr>
+        <w:t>Docent-</w:t>
+      </w:r>
+      <w:r>
+        <w:rPr>
+          <w:sz w:val="22"/>
+          <w:szCs w:val="22"/>
+        </w:rPr>
+        <w:t>onderzoeker</w:t>
+      </w:r>
+      <w:r>
+        <w:t xml:space="preserve">       </w:t>
+      </w:r>
+      <w:r>
+        <w:t xml:space="preserve"> </w:t>
+      </w:r>
+      <w:r>
+        <w:t xml:space="preserve">   </w:t>
+      </w:r>
+      <w:r>
+        <w:rPr>
+          <w:i/>
+          <w:iCs/>
+          <w:sz w:val="22"/>
+          <w:szCs w:val="22"/>
+        </w:rPr>
+        <w:t>Docent-onderzoeker</w:t>
+      </w:r>
+    </w:p>
+    <w:p>
+      <w:hyperlink r:id="rId9" w:history="1">
+        <w:r>
+          <w:rPr>
+            <w:rStyle w:val="Hyperlink"/>
+          </w:rPr>
+          <w:t>s.kramer2@hva.nl</w:t>
+        </w:r>
+      </w:hyperlink>
+      <w:r>
+        <w:t xml:space="preserve">  </w:t>
+      </w:r>
+      <w:r>
+        <w:t xml:space="preserve">         </w:t>
+      </w:r>
+      <w:r>
+        <w:t xml:space="preserve"> </w:t>
+      </w:r>
+      <w:hyperlink r:id="rId10" w:history="1">
+        <w:r>
+          <w:rPr>
+            <w:rStyle w:val="Hyperlink"/>
+          </w:rPr>
+          <w:t>m.a.oey@hva.nl</w:t>
+        </w:r>
+      </w:hyperlink>
+    </w:p>
+    <w:p>
+      <w:pPr>
+        <w:spacing w:before="80" w:after="80"/>
+      </w:pPr>
+    </w:p>
+    <w:p>
+      <w:pPr>
+        <w:pStyle w:val="Geenafstand"/>
+      </w:pPr>
+      <w:r>
+        <w:t>Studenten die werken aan het proof of concept doen dit binnen Studio</w:t>
+      </w:r>
+      <w:r>
+        <w:t xml:space="preserve"> Responsible AI.</w:t>
+      </w:r>
+      <w:r>
+        <w:t xml:space="preserve"> </w:t>
+      </w:r>
+    </w:p>
+    <w:p>
+      <w:pPr>
+        <w:pStyle w:val="Geenafstand"/>
+      </w:pPr>
+    </w:p>
+    <w:p>
+      <w:pPr>
+        <w:pStyle w:val="Geenafstand"/>
+      </w:pPr>
+      <w:r>
+        <w:t>Co-designsessies met leraren en leerlingen kunnen worden georganiseerd via de scholen en partijen die betrokken zijn bij het bredere onderzoeksvoorstel.</w:t>
+      </w:r>
     </w:p>
     <w:p>
       <w:pPr>
@@ -3267,94 +3992,133 @@
           <w:bottom w:val="single" w:sz="4" w:space="4" w:color="2E75B6"/>
         </w:pBdr>
       </w:pPr>
-      <w:r>
+    </w:p>
+    <w:p>
+      <w:pPr>
+        <w:pStyle w:val="Kop1"/>
+        <w:pBdr>
+          <w:bottom w:val="single" w:sz="4" w:space="4" w:color="2E75B6"/>
+        </w:pBdr>
+      </w:pPr>
+    </w:p>
+    <w:p>
+      <w:pPr>
+        <w:pStyle w:val="Kop1"/>
+        <w:pBdr>
+          <w:bottom w:val="single" w:sz="4" w:space="4" w:color="2E75B6"/>
+        </w:pBdr>
+      </w:pPr>
+      <w:r>
+        <w:lastRenderedPageBreak/>
         <w:t>9. Aanbevelingen</w:t>
       </w:r>
     </w:p>
     <w:p>
       <w:pPr>
+        <w:pStyle w:val="Geenafstand"/>
+      </w:pPr>
+      <w:r>
+        <w:t>Op basis van analyse van de huidige Juf Aimee-implementatie zijn twee concrete aanbevelingen geformuleerd. Deze zijn gebaseerd op bevindingen uit de ontwikkelfasen van het proof of concept en richten zich op de meest urgente verbeterpunten voor een verantwoorde en effectieve inzet van het systeem.</w:t>
+      </w:r>
+    </w:p>
+    <w:p>
+      <w:pPr>
+        <w:pStyle w:val="Kop2"/>
+      </w:pPr>
+      <w:r>
+        <w:t xml:space="preserve">9.1 Beveiliging tegen </w:t>
+      </w:r>
+      <w:r>
+        <w:rPr>
+          <w:i/>
+          <w:iCs/>
+        </w:rPr>
+        <w:t>prompt injection</w:t>
+      </w:r>
+      <w:r>
+        <w:t xml:space="preserve"> in de AI-pipeline</w:t>
+      </w:r>
+    </w:p>
+    <w:p>
+      <w:pPr>
+        <w:pStyle w:val="Geenafstand"/>
+      </w:pPr>
+      <w:r>
+        <w:t xml:space="preserve">Uit analyse van de Juf Aimee-pipeline is gebleken dat drie invoervelden momenteel ongesaneerd het taalmodel bereiken: het focusgebied van een opdracht (ingevuld door de leraar), de feedback van de leraar op ingeleverd werk, en het ingeleverde werk van de leerling zelf. Er is geen filtering of controle aanwezig voordat deze invoer in de prompt terechtkomt. Dit maakt het systeem kwetsbaar voor </w:t>
+      </w:r>
+      <w:r>
+        <w:rPr>
+          <w:i/>
+          <w:iCs/>
+        </w:rPr>
+        <w:t>prompt injection</w:t>
+      </w:r>
+      <w:r>
+        <w:rPr>
+          <w:i/>
+          <w:iCs/>
+        </w:rPr>
+        <w:t xml:space="preserve"> </w:t>
+      </w:r>
+      <w:r>
+        <w:t>een techniek waarbij een gebruiker het model via de invoer kan manipuleren om buiten zijn bedoelde functie te handelen (Perez &amp; Ribeiro, 2022; OWASP LLM Top 10, LLM01).</w:t>
+      </w:r>
+    </w:p>
+    <w:p>
+      <w:pPr>
+        <w:pStyle w:val="Geenafstand"/>
+      </w:pPr>
+    </w:p>
+    <w:p>
+      <w:pPr>
+        <w:pStyle w:val="Geenafstand"/>
+      </w:pPr>
+      <w:r>
+        <w:t>Dit risico weegt extra zwaar omdat de doelgroep minderjarige leerlingen zijn. Een gemanipuleerd model kan ongepaste content genereren, antwoorden weggeven of gegevens van andere leerlingen tonen. Dit is strijdig met zowel de AVG als EU AI Act Art. 14, die menselijk toezicht verplicht stelt bij AI-systemen die worden ingezet voor minderjarigen.</w:t>
+      </w:r>
+    </w:p>
+    <w:p>
+      <w:pPr>
         <w:spacing w:before="80" w:after="80"/>
         <w:jc w:val="both"/>
       </w:pPr>
-      <w:r>
-        <w:t>Op basis van analyse van de huidige Juf Aimee-implementatie zijn twee concrete aanbevelingen geformuleerd. Deze zijn gebaseerd op bevindingen uit de ontwikkelfasen van het proof of concept en richten zich op de meest urgente verbeterpunten voor een verantwoorde en effectieve inzet van het systeem.</w:t>
-      </w:r>
-    </w:p>
-    <w:p>
-      <w:pPr>
-        <w:pStyle w:val="Kop2"/>
-      </w:pPr>
-      <w:r>
-        <w:lastRenderedPageBreak/>
-        <w:t>9.1 Beveiliging tegen prompt injection in de AI-pipeline</w:t>
-      </w:r>
-    </w:p>
-    <w:p>
-      <w:pPr>
-        <w:spacing w:before="80" w:after="80"/>
+    </w:p>
+    <w:p>
+      <w:pPr>
         <w:jc w:val="both"/>
       </w:pPr>
       <w:r>
-        <w:t>Uit analyse van de Juf Aimee-pipeline is gebleken dat drie invoervelden momenteel ongesaneerd het taalmodel bereiken: het focusgebied van een opdracht (ingevuld door de leraar), de feedback van de leraar op ingeleverd werk, en het ingeleverde werk van de leerling zelf. Er is geen filtering of controle aanwezig voordat deze invoer in de prompt terechtkomt. Dit maakt het systeem kwetsbaar voor prompt injection</w:t>
+        <w:rPr>
+          <w:b/>
+        </w:rPr>
+        <w:t>Aanbeveling:</w:t>
       </w:r>
       <w:r>
         <w:t xml:space="preserve"> </w:t>
       </w:r>
-      <w:r>
-        <w:t>een techniek waarbij een gebruiker het model via de invoer kan manipuleren om buiten zijn bedoelde functie te handelen (Perez &amp; Ribeiro, 2022; OWASP LLM Top 10, LLM01).</w:t>
-      </w:r>
-    </w:p>
-    <w:p>
-      <w:pPr>
-        <w:spacing w:before="80" w:after="80"/>
+    </w:p>
+    <w:p>
+      <w:pPr>
+        <w:pStyle w:val="Geenafstand"/>
+      </w:pPr>
+      <w:r>
+        <w:t>Voer</w:t>
+      </w:r>
+      <w:r>
+        <w:t xml:space="preserve"> </w:t>
+      </w:r>
+      <w:r>
+        <w:t xml:space="preserve">invoervalidatie en systeemprompt-isolatie in op alle plekken waar gebruikersinvoer het taalmodel bereikt, te beginnen bij de kwetsbaarste invoervelden. </w:t>
+      </w:r>
+    </w:p>
+    <w:p>
+      <w:pPr>
         <w:jc w:val="both"/>
       </w:pPr>
-      <w:r>
-        <w:t>Dit risico weegt extra zwaar omdat de doelgroep minderjarige leerlingen zijn. Een gemanipuleerd model kan ongepaste content genereren, antwoorden weggeven of gegevens van andere leerlingen tonen. Dit is strijdig met zowel de AVG als EU AI Act Art. 14, die menselijk toezicht verplicht stelt bij AI-systemen die worden ingezet voor minderjarigen.</w:t>
-      </w:r>
-    </w:p>
-    <w:p>
-      <w:pPr>
-        <w:spacing w:before="80" w:after="80"/>
-        <w:jc w:val="both"/>
-      </w:pPr>
-    </w:p>
-    <w:p>
-      <w:pPr>
-        <w:jc w:val="both"/>
-      </w:pPr>
-      <w:r>
-        <w:rPr>
-          <w:b/>
-        </w:rPr>
-        <w:t>Aanbeveling:</w:t>
-      </w:r>
-      <w:r>
-        <w:t xml:space="preserve"> </w:t>
-      </w:r>
-    </w:p>
-    <w:p>
-      <w:pPr>
-        <w:jc w:val="both"/>
-      </w:pPr>
-      <w:r>
-        <w:t>Voer</w:t>
-      </w:r>
-      <w:r>
-        <w:t xml:space="preserve"> </w:t>
-      </w:r>
-      <w:r>
-        <w:t xml:space="preserve">invoervalidatie en systeemprompt-isolatie in op alle plekken waar gebruikersinvoer het taalmodel bereikt, te beginnen bij de kwetsbaarste invoervelden. </w:t>
-      </w:r>
-    </w:p>
-    <w:p>
-      <w:pPr>
-        <w:jc w:val="both"/>
-      </w:pPr>
-    </w:p>
-    <w:p>
-      <w:pPr>
-        <w:jc w:val="both"/>
+    </w:p>
+    <w:p>
+      <w:pPr>
+        <w:pStyle w:val="Geenafstand"/>
       </w:pPr>
       <w:r>
         <w:t>Geprioriteerde maatregelen</w:t>
@@ -3365,7 +4129,7 @@
     </w:p>
     <w:p>
       <w:pPr>
-        <w:jc w:val="both"/>
+        <w:pStyle w:val="Geenafstand"/>
       </w:pPr>
       <w:r>
         <w:t>Ranking</w:t>
@@ -3411,7 +4175,6 @@
           <w:ilvl w:val="0"/>
           <w:numId w:val="3"/>
         </w:numPr>
-        <w:spacing w:before="80" w:after="80"/>
         <w:jc w:val="both"/>
         <w:rPr>
           <w:i/>
@@ -3433,7 +4196,6 @@
           <w:ilvl w:val="0"/>
           <w:numId w:val="3"/>
         </w:numPr>
-        <w:spacing w:before="80" w:after="80"/>
         <w:jc w:val="both"/>
         <w:rPr>
           <w:i/>
@@ -3455,7 +4217,6 @@
           <w:ilvl w:val="0"/>
           <w:numId w:val="3"/>
         </w:numPr>
-        <w:spacing w:before="80"/>
         <w:jc w:val="both"/>
         <w:rPr>
           <w:i/>
@@ -3477,7 +4238,6 @@
           <w:ilvl w:val="0"/>
           <w:numId w:val="3"/>
         </w:numPr>
-        <w:spacing w:before="80"/>
         <w:jc w:val="both"/>
         <w:rPr>
           <w:i/>
@@ -3506,7 +4266,7 @@
     </w:p>
     <w:p>
       <w:pPr>
-        <w:spacing w:before="80"/>
+        <w:spacing w:after="60"/>
         <w:jc w:val="both"/>
       </w:pPr>
       <w:r>
@@ -3521,39 +4281,80 @@
     </w:p>
     <w:p>
       <w:pPr>
-        <w:spacing w:before="80"/>
+        <w:pStyle w:val="Geenafstand"/>
+      </w:pPr>
+      <w:r>
+        <w:t>Voor leerlingen biedt dit bescherming tegen misbruik en garandeert het pedagogisch verantwoorde AI-uitvoer. Voor scholen en de opdrachtgever verlaagt het het juridisch en reputatierisico bij inzet van het platform en maakt het aantoonbare naleving van de AVG en EU AI Act mogelijk.</w:t>
+      </w:r>
+    </w:p>
+    <w:p>
+      <w:pPr>
+        <w:pStyle w:val="Geenafstand"/>
+      </w:pPr>
+    </w:p>
+    <w:p>
+      <w:pPr>
+        <w:pStyle w:val="Geenafstand"/>
+      </w:pPr>
+    </w:p>
+    <w:p>
+      <w:pPr>
+        <w:pStyle w:val="Geenafstand"/>
+      </w:pPr>
+    </w:p>
+    <w:p>
+      <w:pPr>
+        <w:pStyle w:val="Geenafstand"/>
+      </w:pPr>
+    </w:p>
+    <w:p>
+      <w:pPr>
+        <w:pStyle w:val="Kop2"/>
+      </w:pPr>
+      <w:r>
+        <w:lastRenderedPageBreak/>
+        <w:t>9.2 RAS verrijken met individuele leerlingvoortgang</w:t>
+      </w:r>
+    </w:p>
+    <w:p>
+      <w:pPr>
+        <w:pStyle w:val="Geenafstand"/>
+      </w:pPr>
+      <w:r>
+        <w:t xml:space="preserve">De huidige RAS-pipeline </w:t>
+      </w:r>
+      <w:r>
+        <w:t>(</w:t>
+      </w:r>
+      <w:r>
+        <w:rPr>
+          <w:i/>
+          <w:iCs/>
+        </w:rPr>
+        <w:t>Retrieval and Structured Augmented Generation</w:t>
+      </w:r>
+      <w:r>
+        <w:t xml:space="preserve">) </w:t>
+      </w:r>
+      <w:r>
+        <w:t xml:space="preserve">gebruikt het Individueel Ontwikkelingsperspectief (OPP) als primaire context voor het genereren van opdrachten. Dit </w:t>
+      </w:r>
+      <w:r>
+        <w:t xml:space="preserve">is een leerlingprofiel dat elk half jaar wordt bijgewerkt. In </w:t>
+      </w:r>
+      <w:r>
+        <w:t>de praktijk betekent dit dat gegenereerde opdrachten en aanbevelingen nauwelijks rekening houden met recente prestaties, patronen in fouten of de ontwikkeling die de leerling heeft doorgemaakt.</w:t>
+      </w:r>
+    </w:p>
+    <w:p>
+      <w:pPr>
         <w:jc w:val="both"/>
       </w:pPr>
-      <w:r>
-        <w:t>Voor leerlingen biedt dit bescherming tegen misbruik en garandeert het pedagogisch verantwoorde AI-uitvoer. Voor scholen en de opdrachtgever verlaagt het het juridisch en reputatierisico bij inzet van het platform en maakt het aantoonbare naleving van de AVG en EU AI Act mogelijk.</w:t>
-      </w:r>
-    </w:p>
-    <w:p>
-      <w:pPr>
-        <w:pStyle w:val="Kop2"/>
-      </w:pPr>
-      <w:r>
-        <w:t>9.2 RAS verrijken met individuele leerlingvoortgang</w:t>
-      </w:r>
-    </w:p>
-    <w:p>
-      <w:pPr>
+    </w:p>
+    <w:p>
+      <w:pPr>
+        <w:spacing w:before="80" w:after="80"/>
         <w:jc w:val="both"/>
-      </w:pPr>
-      <w:r>
-        <w:t>De huidige RAS-pipeline (Retrieval and Structured Augmented Generation) gebruikt het Individueel Ontwikkelingsperspectief (OPP) als primaire context voor het genereren van opdrachten. Dit is een statisch startpunt: het OPP beschrijft wie de leerling was bij aanvang, maar verwerkt niet wat de leerling sindsdien heeft gedaan, geleerd of gereflecteerd. In de praktijk betekent dit dat gegenereerde opdrachten en aanbevelingen nauwelijks rekening houden met recente prestaties, patronen in fouten of de ontwikkeling die de leerling heeft doorgemaakt.</w:t>
-      </w:r>
-    </w:p>
-    <w:p>
-      <w:pPr>
-        <w:spacing w:before="120"/>
-        <w:jc w:val="both"/>
-      </w:pPr>
-    </w:p>
-    <w:p>
-      <w:pPr>
-        <w:spacing w:before="80" w:after="80"/>
-        <w:jc w:val="both"/>
         <w:rPr>
           <w:b/>
         </w:rPr>
@@ -3562,7 +4363,6 @@
         <w:rPr>
           <w:b/>
         </w:rPr>
-        <w:lastRenderedPageBreak/>
         <w:t>Aanbeveling</w:t>
       </w:r>
       <w:r>
@@ -3580,8 +4380,7 @@
     </w:p>
     <w:p>
       <w:pPr>
-        <w:spacing w:before="80" w:after="80"/>
-        <w:jc w:val="both"/>
+        <w:pStyle w:val="Geenafstand"/>
       </w:pPr>
       <w:r>
         <w:t>Breid</w:t>
@@ -3621,16 +4420,118 @@
       <w:pPr>
         <w:spacing w:after="80"/>
         <w:jc w:val="both"/>
-      </w:pPr>
-      <w:r>
+        <w:rPr>
+          <w:rFonts w:ascii="Arial" w:eastAsia="Arial" w:hAnsi="Arial" w:cs="Arial"/>
+        </w:rPr>
+      </w:pPr>
+      <w:r>
+        <w:rPr>
+          <w:rFonts w:ascii="Arial" w:eastAsia="Arial" w:hAnsi="Arial" w:cs="Arial"/>
+        </w:rPr>
         <w:t>Voor leerlingen betekent dit opdrachten die aansluiten bij hun actuele ontwikkeling, wat frustratie vermindert en uitdaging op het juiste moment vergroot. Voor leraren betekent het minder handmatig bijsturen omdat het systeem zelfstandig leert op basis van observeerbaar gedrag. Voor het onderwijs breed biedt dit schaalbare differentiatie die anders alleen mogelijk is met intensieve individuele begeleiding</w:t>
       </w:r>
       <w:r>
+        <w:rPr>
+          <w:rFonts w:ascii="Arial" w:eastAsia="Arial" w:hAnsi="Arial" w:cs="Arial"/>
+        </w:rPr>
         <w:t xml:space="preserve"> </w:t>
       </w:r>
       <w:r>
+        <w:rPr>
+          <w:rFonts w:ascii="Arial" w:eastAsia="Arial" w:hAnsi="Arial" w:cs="Arial"/>
+        </w:rPr>
         <w:t>een structureel knelpunt in het onderwijs voor hoogbegaafde leerlingen.</w:t>
       </w:r>
+    </w:p>
+    <w:p>
+      <w:pPr>
+        <w:spacing w:before="80" w:after="80"/>
+      </w:pPr>
+    </w:p>
+    <w:p>
+      <w:pPr>
+        <w:spacing w:before="80" w:after="80"/>
+      </w:pPr>
+    </w:p>
+    <w:p>
+      <w:pPr>
+        <w:spacing w:before="80" w:after="80"/>
+      </w:pPr>
+    </w:p>
+    <w:p>
+      <w:pPr>
+        <w:spacing w:before="80" w:after="80"/>
+      </w:pPr>
+    </w:p>
+    <w:p>
+      <w:pPr>
+        <w:spacing w:before="80" w:after="80"/>
+      </w:pPr>
+    </w:p>
+    <w:p>
+      <w:pPr>
+        <w:spacing w:before="80" w:after="80"/>
+      </w:pPr>
+    </w:p>
+    <w:p>
+      <w:pPr>
+        <w:spacing w:before="80" w:after="80"/>
+      </w:pPr>
+    </w:p>
+    <w:p>
+      <w:pPr>
+        <w:spacing w:before="80" w:after="80"/>
+      </w:pPr>
+    </w:p>
+    <w:p>
+      <w:pPr>
+        <w:spacing w:before="80" w:after="80"/>
+      </w:pPr>
+    </w:p>
+    <w:p>
+      <w:pPr>
+        <w:spacing w:before="80" w:after="80"/>
+      </w:pPr>
+    </w:p>
+    <w:p>
+      <w:pPr>
+        <w:spacing w:before="80" w:after="80"/>
+      </w:pPr>
+    </w:p>
+    <w:p>
+      <w:pPr>
+        <w:spacing w:before="80" w:after="80"/>
+      </w:pPr>
+    </w:p>
+    <w:p>
+      <w:pPr>
+        <w:spacing w:before="80" w:after="80"/>
+      </w:pPr>
+    </w:p>
+    <w:p>
+      <w:pPr>
+        <w:spacing w:before="80" w:after="80"/>
+      </w:pPr>
+    </w:p>
+    <w:p>
+      <w:pPr>
+        <w:spacing w:before="80" w:after="80"/>
+      </w:pPr>
+    </w:p>
+    <w:p>
+      <w:pPr>
+        <w:spacing w:before="80" w:after="80"/>
+      </w:pPr>
+    </w:p>
+    <w:p>
+      <w:pPr>
+        <w:spacing w:before="80" w:after="80"/>
+      </w:pPr>
+    </w:p>
+    <w:p>
+      <w:pPr>
+        <w:spacing w:before="80" w:after="80"/>
+      </w:pPr>
     </w:p>
     <w:p>
       <w:pPr>
@@ -3645,13 +4546,13 @@
         </w:pBdr>
       </w:pPr>
       <w:r>
+        <w:lastRenderedPageBreak/>
         <w:t>10. Future Work</w:t>
       </w:r>
     </w:p>
     <w:p>
       <w:pPr>
-        <w:spacing w:before="80" w:after="80"/>
-        <w:jc w:val="both"/>
+        <w:pStyle w:val="Geenafstand"/>
       </w:pPr>
       <w:r>
         <w:t>Op basis van de gerealiseerde architectuur en inzichten uit analyse en modelonderzoek zijn drie doorontwikkelingen kansrijk voor een volgende fase van Juf Aimee. Deze zijn bewust niet als directe aanbevelingen geformuleerd, maar als toekomstige richtingen die voortbouwen op de huidige implementatie.</w:t>
@@ -3667,8 +4568,7 @@
     </w:p>
     <w:p>
       <w:pPr>
-        <w:spacing w:before="80" w:after="80"/>
-        <w:jc w:val="both"/>
+        <w:pStyle w:val="Geenafstand"/>
       </w:pPr>
       <w:r>
         <w:t>De hybride architectuur van Juf Aimee bevat reeds een chat-modelcomponent voor begeleiding. Een logische vervolgstap is een zijpaneel waarmee leerlingen tijdens het maken van een opdracht vragen kunnen stellen. Het model geeft geen antwoorden maar hints, gebaseerd op de Socratische methode. Dit bevordert zelfstandig redeneren, wat essentieel is voor hoogbegaafde leerlingen. Conform EU AI Act Art. 14 blijft de leraar te allen tijde in staat de assistent te monitoren en in te grijpen.</w:t>
@@ -3684,61 +4584,26 @@
     </w:p>
     <w:p>
       <w:pPr>
-        <w:spacing w:before="80" w:after="80"/>
-        <w:jc w:val="both"/>
-      </w:pPr>
-      <w:r>
-        <w:t xml:space="preserve">In de productiefase wordt gewerkt met echte persoonsgegevens van kinderen. De AVG art. 5(1)(c) schrijft dataminimalisatie voor. Concreet advies voor een volgende fase: OPP-embeddings worden opgeslagen onder een pseudoniem leerling-ID in plaats van de naam van de leerling, namen worden uitsluitend getoond aan de direct verantwoordelijke leraar, en er geldt een bewaartermijn gekoppeld aan de schoolloopbaan. Externe AI-providers ontvangen nooit ruwe leerlingdata, in lijn met het geadviseerde lokale </w:t>
-      </w:r>
-      <w:proofErr w:type="spellStart"/>
-      <w:r>
-        <w:t>deployment</w:t>
-      </w:r>
-      <w:proofErr w:type="spellEnd"/>
-      <w:r>
-        <w:t>-model.</w:t>
-      </w:r>
-    </w:p>
-    <w:p>
-      <w:pPr>
-        <w:spacing w:before="80" w:after="80"/>
-        <w:jc w:val="both"/>
-      </w:pPr>
-    </w:p>
-    <w:p>
-      <w:pPr>
-        <w:spacing w:before="80" w:after="80"/>
-        <w:jc w:val="both"/>
-      </w:pPr>
-    </w:p>
-    <w:p>
-      <w:pPr>
-        <w:spacing w:before="80" w:after="80"/>
-        <w:jc w:val="both"/>
-      </w:pPr>
-    </w:p>
-    <w:p>
-      <w:pPr>
-        <w:spacing w:before="80" w:after="80"/>
-        <w:jc w:val="both"/>
-      </w:pPr>
+        <w:pStyle w:val="Geenafstand"/>
+      </w:pPr>
+      <w:r>
+        <w:t>In de productiefase wordt gewerkt met echte persoonsgegevens van kinderen. De AVG art. 5(1)(c) schrijft dataminimalisatie voor. Concreet advies voor een volgende fase: OPP-embeddings worden opgeslagen onder een pseudoniem leerling-ID in plaats van de naam van de leerling, namen worden uitsluitend getoond aan de direct verantwoordelijke leraar, en er geldt een bewaartermijn gekoppeld aan de schoolloopbaan. Externe AI-providers ontvangen nooit ruwe leerlingdata, in lijn met het geadviseerde lokale deployment-model.</w:t>
+      </w:r>
     </w:p>
     <w:p>
       <w:pPr>
         <w:pStyle w:val="Kop2"/>
       </w:pPr>
       <w:r>
-        <w:lastRenderedPageBreak/>
         <w:t>10.3 Ouderportaal met inzagerecht</w:t>
       </w:r>
     </w:p>
     <w:p>
       <w:pPr>
-        <w:spacing w:before="80" w:after="80"/>
-        <w:jc w:val="both"/>
-      </w:pPr>
-      <w:r>
-        <w:t>Ouders van leerlingen hebben op basis van AVG art. 15 het recht op inzage in welke gegevens over hun kind worden verwerkt. Een eenvoudig ouderportaal — uitsluitend met leesrechten, zonder bewerkingsmogelijkheden — maakt Juf Aimee transparant naar alle betrokkenen en vergroot het vertrouwen van scholen in de inzet van het platform. Dit sluit direct aan op de eis van uitlegbaarheid (XAI) en mensgerichte AI zoals beschreven in het theoretisch kader.</w:t>
+        <w:pStyle w:val="Geenafstand"/>
+      </w:pPr>
+      <w:r>
+        <w:t>Ouders van leerlingen hebben op basis van AVG art. 15 het recht op inzage in welke gegevens over hun kind worden verwerkt. Een eenvoudig ouderportaal uitsluitend met leesrechten, zonder bewerkingsmogelijkheden maakt Juf Aimee transparant naar alle betrokkenen en vergroot het vertrouwen van scholen in de inzet van het platform. Dit sluit direct aan op de eis van uitlegbaarheid (XAI) en mensgerichte AI zoals beschreven in het theoretisch kader.</w:t>
       </w:r>
     </w:p>
     <w:p>
@@ -3751,8 +4616,7 @@
     </w:p>
     <w:p>
       <w:pPr>
-        <w:spacing w:before="80" w:after="80"/>
-        <w:jc w:val="both"/>
+        <w:pStyle w:val="Geenafstand"/>
       </w:pPr>
       <w:r>
         <w:t xml:space="preserve">Een logische doorontwikkeling van Juf Aimee is een gespreksgerichte AI-taalbuddy waarmee leerlingen een vreemde taal kunnen oefenen via gesproken dialoog. Hoogbegaafde leerlingen leren doorgaans sneller een nieuwe taal, maar vinden binnen de reguliere klas weinig ruimte voor individuele oefening </w:t>
@@ -3770,144 +4634,6 @@
         <w:t>. De leerkracht houdt altijd inzicht in de voortgang en blijft eindverantwoordelijk voor de taalontwikkeling van de leerling.</w:t>
       </w:r>
       <w:bookmarkStart w:id="28" w:name="_Toc225245705"/>
-    </w:p>
-    <w:p>
-      <w:pPr>
-        <w:spacing w:before="80" w:after="80"/>
-        <w:jc w:val="both"/>
-      </w:pPr>
-    </w:p>
-    <w:p>
-      <w:pPr>
-        <w:spacing w:before="80" w:after="80"/>
-        <w:jc w:val="both"/>
-      </w:pPr>
-    </w:p>
-    <w:p>
-      <w:pPr>
-        <w:spacing w:before="80" w:after="80"/>
-        <w:jc w:val="both"/>
-      </w:pPr>
-    </w:p>
-    <w:p>
-      <w:pPr>
-        <w:spacing w:before="80" w:after="80"/>
-        <w:jc w:val="both"/>
-      </w:pPr>
-    </w:p>
-    <w:p>
-      <w:pPr>
-        <w:spacing w:before="80" w:after="80"/>
-        <w:jc w:val="both"/>
-      </w:pPr>
-    </w:p>
-    <w:p>
-      <w:pPr>
-        <w:spacing w:before="80" w:after="80"/>
-        <w:jc w:val="both"/>
-      </w:pPr>
-    </w:p>
-    <w:p>
-      <w:pPr>
-        <w:spacing w:before="80" w:after="80"/>
-        <w:jc w:val="both"/>
-      </w:pPr>
-    </w:p>
-    <w:p>
-      <w:pPr>
-        <w:spacing w:before="80" w:after="80"/>
-        <w:jc w:val="both"/>
-      </w:pPr>
-    </w:p>
-    <w:p>
-      <w:pPr>
-        <w:spacing w:before="80" w:after="80"/>
-        <w:jc w:val="both"/>
-      </w:pPr>
-    </w:p>
-    <w:p>
-      <w:pPr>
-        <w:spacing w:before="80" w:after="80"/>
-        <w:jc w:val="both"/>
-      </w:pPr>
-    </w:p>
-    <w:p>
-      <w:pPr>
-        <w:spacing w:before="80" w:after="80"/>
-        <w:jc w:val="both"/>
-      </w:pPr>
-    </w:p>
-    <w:p>
-      <w:pPr>
-        <w:spacing w:before="80" w:after="80"/>
-        <w:jc w:val="both"/>
-      </w:pPr>
-    </w:p>
-    <w:p>
-      <w:pPr>
-        <w:spacing w:before="80" w:after="80"/>
-        <w:jc w:val="both"/>
-      </w:pPr>
-    </w:p>
-    <w:p>
-      <w:pPr>
-        <w:spacing w:before="80" w:after="80"/>
-        <w:jc w:val="both"/>
-      </w:pPr>
-    </w:p>
-    <w:p>
-      <w:pPr>
-        <w:spacing w:before="80" w:after="80"/>
-        <w:jc w:val="both"/>
-      </w:pPr>
-    </w:p>
-    <w:p>
-      <w:pPr>
-        <w:spacing w:before="80" w:after="80"/>
-        <w:jc w:val="both"/>
-      </w:pPr>
-    </w:p>
-    <w:p>
-      <w:pPr>
-        <w:spacing w:before="80" w:after="80"/>
-        <w:jc w:val="both"/>
-      </w:pPr>
-    </w:p>
-    <w:p>
-      <w:pPr>
-        <w:spacing w:before="80" w:after="80"/>
-        <w:jc w:val="both"/>
-      </w:pPr>
-    </w:p>
-    <w:p>
-      <w:pPr>
-        <w:spacing w:before="80" w:after="80"/>
-        <w:jc w:val="both"/>
-      </w:pPr>
-    </w:p>
-    <w:p>
-      <w:pPr>
-        <w:spacing w:before="80" w:after="80"/>
-        <w:jc w:val="both"/>
-      </w:pPr>
-    </w:p>
-    <w:p>
-      <w:pPr>
-        <w:spacing w:before="80" w:after="80"/>
-        <w:jc w:val="both"/>
-      </w:pPr>
-    </w:p>
-    <w:p>
-      <w:pPr>
-        <w:spacing w:before="80" w:after="80"/>
-        <w:jc w:val="both"/>
-      </w:pPr>
-    </w:p>
-    <w:p>
-      <w:pPr>
-        <w:spacing w:before="80" w:after="80"/>
-        <w:jc w:val="both"/>
-      </w:pPr>
     </w:p>
     <w:p>
       <w:pPr>
@@ -3935,6 +4661,7 @@
         </w:pBdr>
       </w:pPr>
       <w:r>
+        <w:lastRenderedPageBreak/>
         <w:t>11. Literatuur</w:t>
       </w:r>
       <w:bookmarkEnd w:id="28"/>
@@ -3942,189 +4669,684 @@
     <w:p>
       <w:pPr>
         <w:pStyle w:val="Lijstalinea"/>
-      </w:pPr>
-      <w:r>
-        <w:t xml:space="preserve">Akata, Z., Balliet, D., De Rijke, M., Dignum, F., Dignum, V., Eiben, G., Fokkens, A., Grossi, D., Hindriks, K., Hoos, H., Hung, H., Jonker, C., Monz, C., Neerincx, M. A., Oliehoek, F., Prakken, H., Schlobach, S., van der Gaag, L. C., van Harmelen, F., &amp; Welling, M. (2020). </w:t>
-      </w:r>
+        <w:rPr>
+          <w:i/>
+          <w:iCs/>
+        </w:rPr>
+      </w:pPr>
+      <w:r>
+        <w:rPr>
+          <w:i/>
+          <w:iCs/>
+        </w:rPr>
+        <w:t xml:space="preserve">Oudervereniging Balans. (2024). </w:t>
+      </w:r>
+      <w:r>
+        <w:rPr>
+          <w:rStyle w:val="Nadruk"/>
+          <w:i w:val="0"/>
+          <w:iCs w:val="0"/>
+        </w:rPr>
+        <w:t>Thuiszitters tellen 2024: minimaal 70.000 ‘thuiszitters’ en 280.000 kinderen verstoken van volwaardig onderwijs.</w:t>
+      </w:r>
+      <w:r>
+        <w:rPr>
+          <w:i/>
+          <w:iCs/>
+        </w:rPr>
+        <w:t xml:space="preserve"> </w:t>
+      </w:r>
+      <w:hyperlink r:id="rId11" w:tgtFrame="_new" w:history="1">
+        <w:r>
+          <w:rPr>
+            <w:rStyle w:val="Hyperlink"/>
+            <w:i/>
+            <w:iCs/>
+          </w:rPr>
+          <w:t>https://balansdigitaal.nl/thuiszitters-tellen</w:t>
+        </w:r>
+      </w:hyperlink>
     </w:p>
     <w:p>
       <w:pPr>
         <w:pStyle w:val="Lijstalinea"/>
+        <w:rPr>
+          <w:lang w:val="en-GB"/>
+        </w:rPr>
       </w:pPr>
     </w:p>
     <w:p>
       <w:pPr>
         <w:pStyle w:val="Lijstalinea"/>
         <w:rPr>
+          <w:i/>
+          <w:iCs/>
           <w:lang w:val="en-GB"/>
         </w:rPr>
       </w:pPr>
       <w:r>
         <w:rPr>
+          <w:i/>
+          <w:iCs/>
           <w:lang w:val="en-GB"/>
         </w:rPr>
-        <w:t xml:space="preserve">A research agenda for hybrid intelligence: Augmenting human intellect with collaborative, adaptive, responsible, and explainable artificial intelligence. </w:t>
-      </w:r>
-      <w:r>
-        <w:rPr>
-          <w:i/>
-          <w:iCs/>
+        <w:t xml:space="preserve">Anderson, T., &amp; Shattuck, J. (2012). Design-Based research. Educational Researcher, 41(1), 16–25. </w:t>
+      </w:r>
+    </w:p>
+    <w:p>
+      <w:pPr>
+        <w:pStyle w:val="Lijstalinea"/>
+        <w:rPr>
           <w:lang w:val="en-GB"/>
         </w:rPr>
-        <w:t>Computer, 53</w:t>
-      </w:r>
-      <w:r>
-        <w:rPr>
-          <w:lang w:val="en-GB"/>
-        </w:rPr>
-        <w:t>(8), 18–28.</w:t>
-      </w:r>
-    </w:p>
-    <w:p>
-      <w:pPr>
-        <w:pStyle w:val="Lijstalinea"/>
-        <w:rPr>
-          <w:lang w:val="en-GB"/>
-        </w:rPr>
-      </w:pPr>
-    </w:p>
-    <w:p>
-      <w:pPr>
-        <w:pStyle w:val="Lijstalinea"/>
-        <w:rPr>
-          <w:lang w:val="en-GB"/>
-        </w:rPr>
-      </w:pPr>
-      <w:r>
-        <w:rPr>
-          <w:lang w:val="en-GB"/>
-        </w:rPr>
-        <w:t>Bloom, B. S. (Ed.). (1956). Taxonomy of educational objectives: The classification of educational goals. Handbook I: Cognitive domain. David McKay.</w:t>
-      </w:r>
-    </w:p>
-    <w:p>
-      <w:pPr>
-        <w:pStyle w:val="Lijstalinea"/>
-        <w:rPr>
-          <w:lang w:val="en-GB"/>
-        </w:rPr>
-      </w:pPr>
-    </w:p>
-    <w:p>
-      <w:pPr>
-        <w:pStyle w:val="Lijstalinea"/>
-      </w:pPr>
-      <w:r>
-        <w:rPr>
-          <w:lang w:val="en-GB"/>
-        </w:rPr>
-        <w:t xml:space="preserve">Kramer, S., &amp; Oey, M. (2026). </w:t>
-      </w:r>
-      <w:r>
-        <w:t>Juf Aimee: AI-collega voor passend onderwijs. Presentatie, Hogeschool van Amsterdam, Digital Life.</w:t>
-      </w:r>
-    </w:p>
-    <w:p>
-      <w:pPr>
-        <w:pStyle w:val="Lijstalinea"/>
-      </w:pPr>
-    </w:p>
-    <w:p>
-      <w:pPr>
-        <w:pStyle w:val="Lijstalinea"/>
-        <w:rPr>
-          <w:lang w:val="en-GB"/>
-        </w:rPr>
-      </w:pPr>
-      <w:r>
-        <w:t xml:space="preserve">Europees Parlement &amp; Raad van de Europese Unie. (2024). Verordening (EU) 2024/1689 betreffende artificiële intelligentie (EU AI Act), Art. 14 — Human </w:t>
-      </w:r>
-      <w:proofErr w:type="spellStart"/>
-      <w:r>
-        <w:t>Oversight</w:t>
-      </w:r>
-      <w:proofErr w:type="spellEnd"/>
-      <w:r>
-        <w:t xml:space="preserve">. </w:t>
-      </w:r>
-      <w:proofErr w:type="spellStart"/>
-      <w:r>
-        <w:rPr>
-          <w:lang w:val="en-GB"/>
-        </w:rPr>
-        <w:t>Publicatieblad</w:t>
-      </w:r>
-      <w:proofErr w:type="spellEnd"/>
-      <w:r>
-        <w:rPr>
-          <w:lang w:val="en-GB"/>
-        </w:rPr>
-        <w:t xml:space="preserve"> van de </w:t>
-      </w:r>
-      <w:proofErr w:type="spellStart"/>
-      <w:r>
-        <w:rPr>
-          <w:lang w:val="en-GB"/>
-        </w:rPr>
-        <w:t>Europese</w:t>
-      </w:r>
-      <w:proofErr w:type="spellEnd"/>
-      <w:r>
-        <w:rPr>
-          <w:lang w:val="en-GB"/>
-        </w:rPr>
-        <w:t xml:space="preserve"> </w:t>
-      </w:r>
-      <w:proofErr w:type="spellStart"/>
-      <w:r>
-        <w:rPr>
-          <w:lang w:val="en-GB"/>
-        </w:rPr>
-        <w:t>Unie</w:t>
-      </w:r>
-      <w:proofErr w:type="spellEnd"/>
-      <w:r>
-        <w:rPr>
-          <w:lang w:val="en-GB"/>
-        </w:rPr>
-        <w:t>.</w:t>
-      </w:r>
-    </w:p>
-    <w:p>
-      <w:pPr>
-        <w:pStyle w:val="Lijstalinea"/>
-        <w:rPr>
-          <w:lang w:val="en-GB"/>
-        </w:rPr>
-      </w:pPr>
-    </w:p>
-    <w:p>
-      <w:pPr>
-        <w:pStyle w:val="Lijstalinea"/>
-        <w:rPr>
-          <w:lang w:val="en-GB"/>
-        </w:rPr>
-      </w:pPr>
-      <w:r>
-        <w:rPr>
-          <w:lang w:val="en-GB"/>
-        </w:rPr>
-        <w:t>OWASP. (2023). OWASP Top 10 for Large Language Model Applications — LLM01: Prompt Injection.</w:t>
-      </w:r>
-    </w:p>
-    <w:p>
-      <w:pPr>
-        <w:pStyle w:val="Lijstalinea"/>
-        <w:rPr>
-          <w:lang w:val="en-GB"/>
-        </w:rPr>
-      </w:pPr>
-      <w:hyperlink r:id="rId8" w:history="1">
+      </w:pPr>
+      <w:hyperlink r:id="rId12" w:history="1">
         <w:r>
           <w:rPr>
             <w:rStyle w:val="Hyperlink"/>
             <w:lang w:val="en-GB"/>
           </w:rPr>
+          <w:t>https://doi.org/10.3102/0013189x11428813</w:t>
+        </w:r>
+      </w:hyperlink>
+    </w:p>
+    <w:p>
+      <w:pPr>
+        <w:pStyle w:val="Lijstalinea"/>
+        <w:rPr>
+          <w:lang w:val="en-GB"/>
+        </w:rPr>
+      </w:pPr>
+    </w:p>
+    <w:p>
+      <w:pPr>
+        <w:pStyle w:val="Lijstalinea"/>
+        <w:rPr>
+          <w:i/>
+          <w:iCs/>
+        </w:rPr>
+      </w:pPr>
+      <w:proofErr w:type="spellStart"/>
+      <w:r>
+        <w:rPr>
+          <w:rStyle w:val="whitespace-normal"/>
+          <w:i/>
+          <w:iCs/>
+        </w:rPr>
+        <w:t>Saleema</w:t>
+      </w:r>
+      <w:proofErr w:type="spellEnd"/>
+      <w:r>
+        <w:rPr>
+          <w:rStyle w:val="whitespace-normal"/>
+          <w:i/>
+          <w:iCs/>
+        </w:rPr>
+        <w:t xml:space="preserve"> </w:t>
+      </w:r>
+      <w:proofErr w:type="spellStart"/>
+      <w:r>
+        <w:rPr>
+          <w:rStyle w:val="whitespace-normal"/>
+          <w:i/>
+          <w:iCs/>
+        </w:rPr>
+        <w:t>Amershi</w:t>
+      </w:r>
+      <w:proofErr w:type="spellEnd"/>
+      <w:r>
+        <w:rPr>
+          <w:i/>
+          <w:iCs/>
+        </w:rPr>
+        <w:t xml:space="preserve"> et al. (2019). </w:t>
+      </w:r>
+      <w:proofErr w:type="spellStart"/>
+      <w:r>
+        <w:rPr>
+          <w:rStyle w:val="Nadruk"/>
+          <w:i w:val="0"/>
+          <w:iCs w:val="0"/>
+        </w:rPr>
+        <w:t>Guidelines</w:t>
+      </w:r>
+      <w:proofErr w:type="spellEnd"/>
+      <w:r>
+        <w:rPr>
+          <w:rStyle w:val="Nadruk"/>
+          <w:i w:val="0"/>
+          <w:iCs w:val="0"/>
+        </w:rPr>
+        <w:t xml:space="preserve"> </w:t>
+      </w:r>
+      <w:proofErr w:type="spellStart"/>
+      <w:r>
+        <w:rPr>
+          <w:rStyle w:val="Nadruk"/>
+          <w:i w:val="0"/>
+          <w:iCs w:val="0"/>
+        </w:rPr>
+        <w:t>for</w:t>
+      </w:r>
+      <w:proofErr w:type="spellEnd"/>
+      <w:r>
+        <w:rPr>
+          <w:rStyle w:val="Nadruk"/>
+          <w:i w:val="0"/>
+          <w:iCs w:val="0"/>
+        </w:rPr>
+        <w:t xml:space="preserve"> Human-AI </w:t>
+      </w:r>
+      <w:proofErr w:type="spellStart"/>
+      <w:r>
+        <w:rPr>
+          <w:rStyle w:val="Nadruk"/>
+          <w:i w:val="0"/>
+          <w:iCs w:val="0"/>
+        </w:rPr>
+        <w:t>Interaction</w:t>
+      </w:r>
+      <w:proofErr w:type="spellEnd"/>
+      <w:r>
+        <w:rPr>
+          <w:i/>
+          <w:iCs/>
+        </w:rPr>
+        <w:t xml:space="preserve">. </w:t>
+      </w:r>
+      <w:proofErr w:type="spellStart"/>
+      <w:r>
+        <w:rPr>
+          <w:i/>
+          <w:iCs/>
+        </w:rPr>
+        <w:t>Proceedings</w:t>
+      </w:r>
+      <w:proofErr w:type="spellEnd"/>
+      <w:r>
+        <w:rPr>
+          <w:i/>
+          <w:iCs/>
+        </w:rPr>
+        <w:t xml:space="preserve"> of </w:t>
+      </w:r>
+      <w:proofErr w:type="spellStart"/>
+      <w:r>
+        <w:rPr>
+          <w:i/>
+          <w:iCs/>
+        </w:rPr>
+        <w:t>the</w:t>
+      </w:r>
+      <w:proofErr w:type="spellEnd"/>
+      <w:r>
+        <w:rPr>
+          <w:i/>
+          <w:iCs/>
+        </w:rPr>
+        <w:t xml:space="preserve"> 2019 CHI Conference on Human Factors in Computing Systems.</w:t>
+      </w:r>
+    </w:p>
+    <w:p>
+      <w:pPr>
+        <w:pStyle w:val="Lijstalinea"/>
+      </w:pPr>
+      <w:hyperlink r:id="rId13" w:history="1">
+        <w:r>
+          <w:rPr>
+            <w:rStyle w:val="Hyperlink"/>
+          </w:rPr>
+          <w:t>https://dl.acm.org/doi/10.1145/3290605.3300233</w:t>
+        </w:r>
+      </w:hyperlink>
+    </w:p>
+    <w:p>
+      <w:pPr>
+        <w:pStyle w:val="Lijstalinea"/>
+      </w:pPr>
+    </w:p>
+    <w:p>
+      <w:pPr>
+        <w:pStyle w:val="Geenafstand"/>
+        <w:rPr>
+          <w:i/>
+          <w:iCs/>
+        </w:rPr>
+      </w:pPr>
+      <w:r>
+        <w:rPr>
+          <w:i/>
+          <w:iCs/>
+        </w:rPr>
+        <w:t xml:space="preserve">L. W. Anderson &amp; D. R. Krathwohl. (2001). A </w:t>
+      </w:r>
+      <w:proofErr w:type="spellStart"/>
+      <w:r>
+        <w:rPr>
+          <w:i/>
+          <w:iCs/>
+        </w:rPr>
+        <w:t>taxonomy</w:t>
+      </w:r>
+      <w:proofErr w:type="spellEnd"/>
+      <w:r>
+        <w:rPr>
+          <w:i/>
+          <w:iCs/>
+        </w:rPr>
+        <w:t xml:space="preserve"> </w:t>
+      </w:r>
+      <w:proofErr w:type="spellStart"/>
+      <w:r>
+        <w:rPr>
+          <w:i/>
+          <w:iCs/>
+        </w:rPr>
+        <w:t>for</w:t>
+      </w:r>
+      <w:proofErr w:type="spellEnd"/>
+      <w:r>
+        <w:rPr>
+          <w:i/>
+          <w:iCs/>
+        </w:rPr>
+        <w:t xml:space="preserve"> </w:t>
+      </w:r>
+      <w:proofErr w:type="spellStart"/>
+      <w:r>
+        <w:rPr>
+          <w:i/>
+          <w:iCs/>
+        </w:rPr>
+        <w:t>learning</w:t>
+      </w:r>
+      <w:proofErr w:type="spellEnd"/>
+      <w:r>
+        <w:rPr>
+          <w:i/>
+          <w:iCs/>
+        </w:rPr>
+        <w:t xml:space="preserve">, teaching, and </w:t>
+      </w:r>
+      <w:proofErr w:type="spellStart"/>
+      <w:r>
+        <w:rPr>
+          <w:i/>
+          <w:iCs/>
+        </w:rPr>
+        <w:t>assessing</w:t>
+      </w:r>
+      <w:proofErr w:type="spellEnd"/>
+      <w:r>
+        <w:rPr>
+          <w:i/>
+          <w:iCs/>
+        </w:rPr>
+        <w:t xml:space="preserve">: A </w:t>
+      </w:r>
+      <w:proofErr w:type="spellStart"/>
+      <w:r>
+        <w:rPr>
+          <w:i/>
+          <w:iCs/>
+        </w:rPr>
+        <w:t>revision</w:t>
+      </w:r>
+      <w:proofErr w:type="spellEnd"/>
+      <w:r>
+        <w:rPr>
+          <w:i/>
+          <w:iCs/>
+        </w:rPr>
+        <w:t xml:space="preserve"> of </w:t>
+      </w:r>
+      <w:proofErr w:type="spellStart"/>
+      <w:r>
+        <w:rPr>
+          <w:i/>
+          <w:iCs/>
+        </w:rPr>
+        <w:t>Bloom’s</w:t>
+      </w:r>
+      <w:proofErr w:type="spellEnd"/>
+      <w:r>
+        <w:rPr>
+          <w:i/>
+          <w:iCs/>
+        </w:rPr>
+        <w:t xml:space="preserve"> </w:t>
+      </w:r>
+      <w:proofErr w:type="spellStart"/>
+      <w:r>
+        <w:rPr>
+          <w:i/>
+          <w:iCs/>
+        </w:rPr>
+        <w:t>Taxonomy</w:t>
+      </w:r>
+      <w:proofErr w:type="spellEnd"/>
+      <w:r>
+        <w:rPr>
+          <w:i/>
+          <w:iCs/>
+        </w:rPr>
+        <w:t xml:space="preserve"> of </w:t>
+      </w:r>
+      <w:proofErr w:type="spellStart"/>
+      <w:r>
+        <w:rPr>
+          <w:i/>
+          <w:iCs/>
+        </w:rPr>
+        <w:t>Educational</w:t>
+      </w:r>
+      <w:proofErr w:type="spellEnd"/>
+      <w:r>
+        <w:rPr>
+          <w:i/>
+          <w:iCs/>
+        </w:rPr>
+        <w:t xml:space="preserve"> </w:t>
+      </w:r>
+      <w:proofErr w:type="spellStart"/>
+      <w:r>
+        <w:rPr>
+          <w:i/>
+          <w:iCs/>
+        </w:rPr>
+        <w:t>Objectives</w:t>
+      </w:r>
+      <w:proofErr w:type="spellEnd"/>
+      <w:r>
+        <w:rPr>
+          <w:i/>
+          <w:iCs/>
+        </w:rPr>
+        <w:t xml:space="preserve">. </w:t>
+      </w:r>
+      <w:proofErr w:type="spellStart"/>
+      <w:r>
+        <w:rPr>
+          <w:i/>
+          <w:iCs/>
+        </w:rPr>
+        <w:t>Allyn</w:t>
+      </w:r>
+      <w:proofErr w:type="spellEnd"/>
+      <w:r>
+        <w:rPr>
+          <w:i/>
+          <w:iCs/>
+        </w:rPr>
+        <w:t xml:space="preserve"> &amp; Bacon.</w:t>
+      </w:r>
+    </w:p>
+    <w:p>
+      <w:pPr>
+        <w:pStyle w:val="Geenafstand"/>
+      </w:pPr>
+      <w:hyperlink r:id="rId14" w:history="1">
+        <w:r>
+          <w:rPr>
+            <w:rStyle w:val="Hyperlink"/>
+          </w:rPr>
+          <w:t>https://quincycollege.edu/wp-content/uploads/Anderson-and-Krathwohl_Revised-Blooms-Taxonomy.pdf</w:t>
+        </w:r>
+      </w:hyperlink>
+      <w:r>
+        <w:t xml:space="preserve"> </w:t>
+      </w:r>
+    </w:p>
+    <w:p>
+      <w:pPr>
+        <w:pStyle w:val="Geenafstand"/>
+      </w:pPr>
+    </w:p>
+    <w:p>
+      <w:pPr>
+        <w:pStyle w:val="Lijstalinea"/>
+        <w:rPr>
+          <w:i/>
+          <w:iCs/>
+          <w:lang w:val="en-GB"/>
+        </w:rPr>
+      </w:pPr>
+      <w:proofErr w:type="spellStart"/>
+      <w:r>
+        <w:rPr>
+          <w:i/>
+          <w:iCs/>
+          <w:lang w:val="en-GB"/>
+        </w:rPr>
+        <w:t>Europees</w:t>
+      </w:r>
+      <w:proofErr w:type="spellEnd"/>
+      <w:r>
+        <w:rPr>
+          <w:i/>
+          <w:iCs/>
+          <w:lang w:val="en-GB"/>
+        </w:rPr>
+        <w:t xml:space="preserve"> Parlement &amp; Raad van de </w:t>
+      </w:r>
+      <w:proofErr w:type="spellStart"/>
+      <w:r>
+        <w:rPr>
+          <w:i/>
+          <w:iCs/>
+          <w:lang w:val="en-GB"/>
+        </w:rPr>
+        <w:t>Europese</w:t>
+      </w:r>
+      <w:proofErr w:type="spellEnd"/>
+      <w:r>
+        <w:rPr>
+          <w:i/>
+          <w:iCs/>
+          <w:lang w:val="en-GB"/>
+        </w:rPr>
+        <w:t xml:space="preserve"> </w:t>
+      </w:r>
+      <w:proofErr w:type="spellStart"/>
+      <w:r>
+        <w:rPr>
+          <w:i/>
+          <w:iCs/>
+          <w:lang w:val="en-GB"/>
+        </w:rPr>
+        <w:t>Unie</w:t>
+      </w:r>
+      <w:proofErr w:type="spellEnd"/>
+      <w:r>
+        <w:rPr>
+          <w:i/>
+          <w:iCs/>
+          <w:lang w:val="en-GB"/>
+        </w:rPr>
+        <w:t xml:space="preserve">. (2024). </w:t>
+      </w:r>
+      <w:proofErr w:type="spellStart"/>
+      <w:r>
+        <w:rPr>
+          <w:i/>
+          <w:iCs/>
+          <w:lang w:val="en-GB"/>
+        </w:rPr>
+        <w:t>Verordening</w:t>
+      </w:r>
+      <w:proofErr w:type="spellEnd"/>
+      <w:r>
+        <w:rPr>
+          <w:i/>
+          <w:iCs/>
+          <w:lang w:val="en-GB"/>
+        </w:rPr>
+        <w:t xml:space="preserve"> (EU) 2024/1689 </w:t>
+      </w:r>
+      <w:proofErr w:type="spellStart"/>
+      <w:r>
+        <w:rPr>
+          <w:i/>
+          <w:iCs/>
+          <w:lang w:val="en-GB"/>
+        </w:rPr>
+        <w:t>betreffende</w:t>
+      </w:r>
+      <w:proofErr w:type="spellEnd"/>
+      <w:r>
+        <w:rPr>
+          <w:i/>
+          <w:iCs/>
+          <w:lang w:val="en-GB"/>
+        </w:rPr>
+        <w:t xml:space="preserve"> </w:t>
+      </w:r>
+      <w:proofErr w:type="spellStart"/>
+      <w:r>
+        <w:rPr>
+          <w:i/>
+          <w:iCs/>
+          <w:lang w:val="en-GB"/>
+        </w:rPr>
+        <w:t>artificiële</w:t>
+      </w:r>
+      <w:proofErr w:type="spellEnd"/>
+      <w:r>
+        <w:rPr>
+          <w:i/>
+          <w:iCs/>
+          <w:lang w:val="en-GB"/>
+        </w:rPr>
+        <w:t xml:space="preserve"> </w:t>
+      </w:r>
+      <w:proofErr w:type="spellStart"/>
+      <w:r>
+        <w:rPr>
+          <w:i/>
+          <w:iCs/>
+          <w:lang w:val="en-GB"/>
+        </w:rPr>
+        <w:t>intelligentie</w:t>
+      </w:r>
+      <w:proofErr w:type="spellEnd"/>
+      <w:r>
+        <w:rPr>
+          <w:i/>
+          <w:iCs/>
+          <w:lang w:val="en-GB"/>
+        </w:rPr>
+        <w:t xml:space="preserve"> (EU AI Act). </w:t>
+      </w:r>
+      <w:proofErr w:type="spellStart"/>
+      <w:r>
+        <w:rPr>
+          <w:i/>
+          <w:iCs/>
+          <w:lang w:val="en-GB"/>
+        </w:rPr>
+        <w:t>Publicatieblad</w:t>
+      </w:r>
+      <w:proofErr w:type="spellEnd"/>
+      <w:r>
+        <w:rPr>
+          <w:i/>
+          <w:iCs/>
+          <w:lang w:val="en-GB"/>
+        </w:rPr>
+        <w:t xml:space="preserve"> van de </w:t>
+      </w:r>
+      <w:proofErr w:type="spellStart"/>
+      <w:r>
+        <w:rPr>
+          <w:i/>
+          <w:iCs/>
+          <w:lang w:val="en-GB"/>
+        </w:rPr>
+        <w:t>Europese</w:t>
+      </w:r>
+      <w:proofErr w:type="spellEnd"/>
+      <w:r>
+        <w:rPr>
+          <w:i/>
+          <w:iCs/>
+          <w:lang w:val="en-GB"/>
+        </w:rPr>
+        <w:t xml:space="preserve"> </w:t>
+      </w:r>
+      <w:proofErr w:type="spellStart"/>
+      <w:r>
+        <w:rPr>
+          <w:i/>
+          <w:iCs/>
+          <w:lang w:val="en-GB"/>
+        </w:rPr>
+        <w:t>Unie</w:t>
+      </w:r>
+      <w:proofErr w:type="spellEnd"/>
+      <w:r>
+        <w:rPr>
+          <w:i/>
+          <w:iCs/>
+          <w:lang w:val="en-GB"/>
+        </w:rPr>
+        <w:t>.</w:t>
+      </w:r>
+    </w:p>
+    <w:p>
+      <w:pPr>
+        <w:pStyle w:val="Lijstalinea"/>
+        <w:rPr>
+          <w:lang w:val="en-GB"/>
+        </w:rPr>
+      </w:pPr>
+      <w:hyperlink r:id="rId15" w:history="1">
+        <w:r>
+          <w:rPr>
+            <w:rStyle w:val="Hyperlink"/>
+            <w:lang w:val="en-GB"/>
+          </w:rPr>
+          <w:t>https://eur-lex.europa.eu/eli/reg/2024/1689/oj</w:t>
+        </w:r>
+      </w:hyperlink>
+    </w:p>
+    <w:p>
+      <w:pPr>
+        <w:pStyle w:val="Lijstalinea"/>
+        <w:rPr>
+          <w:lang w:val="en-GB"/>
+        </w:rPr>
+      </w:pPr>
+    </w:p>
+    <w:p>
+      <w:pPr>
+        <w:pStyle w:val="Lijstalinea"/>
+        <w:rPr>
+          <w:i/>
+          <w:iCs/>
+          <w:lang w:val="en-GB"/>
+        </w:rPr>
+      </w:pPr>
+      <w:r>
+        <w:rPr>
+          <w:i/>
+          <w:iCs/>
+          <w:lang w:val="en-GB"/>
+        </w:rPr>
+        <w:t>OWASP. (2023). OWASP Top 10 for Large Language Model Applications — LLM01: Prompt Injection.</w:t>
+      </w:r>
+    </w:p>
+    <w:p>
+      <w:pPr>
+        <w:pStyle w:val="Lijstalinea"/>
+        <w:rPr>
+          <w:lang w:val="en-GB"/>
+        </w:rPr>
+      </w:pPr>
+      <w:hyperlink r:id="rId16" w:history="1">
+        <w:r>
+          <w:rPr>
+            <w:rStyle w:val="Hyperlink"/>
+          </w:rPr>
           <w:t>https://owasp.org/www-project-top-10-for-large-language-model-applications/</w:t>
         </w:r>
       </w:hyperlink>
@@ -4141,21 +5363,46 @@
       <w:pPr>
         <w:pStyle w:val="Lijstalinea"/>
         <w:rPr>
+          <w:i/>
+          <w:iCs/>
           <w:lang w:val="en-GB"/>
         </w:rPr>
       </w:pPr>
       <w:r>
         <w:rPr>
+          <w:i/>
+          <w:iCs/>
           <w:lang w:val="en-GB"/>
         </w:rPr>
-        <w:t xml:space="preserve">Perez, F., &amp; Ribeiro, I. (2022). Ignore Previous Prompt: Attack Techniques For Language Models. arXiv. </w:t>
+        <w:t xml:space="preserve">Perez, F., &amp; Ribeiro, I. (2022). Ignore Previous Prompt: Attack Techniques </w:t>
+      </w:r>
+      <w:proofErr w:type="gramStart"/>
+      <w:r>
+        <w:rPr>
+          <w:i/>
+          <w:iCs/>
+          <w:lang w:val="en-GB"/>
+        </w:rPr>
+        <w:t>For</w:t>
+      </w:r>
+      <w:proofErr w:type="gramEnd"/>
+      <w:r>
+        <w:rPr>
+          <w:i/>
+          <w:iCs/>
+          <w:lang w:val="en-GB"/>
+        </w:rPr>
+        <w:t xml:space="preserve"> Language Models. arXiv. </w:t>
       </w:r>
     </w:p>
     <w:p>
       <w:pPr>
         <w:pStyle w:val="Lijstalinea"/>
-      </w:pPr>
-      <w:hyperlink r:id="rId9" w:history="1">
+        <w:rPr>
+          <w:lang w:val="en-GB"/>
+        </w:rPr>
+      </w:pPr>
+      <w:hyperlink r:id="rId17" w:history="1">
         <w:r>
           <w:rPr>
             <w:rStyle w:val="Hyperlink"/>
@@ -4167,69 +5414,55 @@
     <w:p>
       <w:pPr>
         <w:pStyle w:val="Lijstalinea"/>
+        <w:rPr>
+          <w:lang w:val="en-GB"/>
+        </w:rPr>
       </w:pPr>
     </w:p>
     <w:p>
       <w:pPr>
         <w:pStyle w:val="Lijstalinea"/>
         <w:rPr>
+          <w:i/>
+          <w:iCs/>
           <w:lang w:val="en-GB"/>
         </w:rPr>
       </w:pPr>
       <w:r>
-        <w:t xml:space="preserve">Lisette Hornstra et al. </w:t>
-      </w:r>
-      <w:r>
-        <w:rPr>
+        <w:rPr>
+          <w:i/>
+          <w:iCs/>
           <w:lang w:val="en-GB"/>
         </w:rPr>
-        <w:t xml:space="preserve">(2023). </w:t>
-      </w:r>
+        <w:t>Lisette Hornstra et al. (2023). Academic motivation of intellectually gifted students and their classmates in regular primary school classes: A multidimensional, longitudinal, person- and variable-</w:t>
+      </w:r>
+      <w:proofErr w:type="spellStart"/>
       <w:r>
         <w:rPr>
           <w:i/>
           <w:iCs/>
           <w:lang w:val="en-GB"/>
         </w:rPr>
-        <w:t>Academic motivation of intellectually gifted students and their classmates in regular primary school classes: A multidimensional, longitudinal, person- and variable-</w:t>
-      </w:r>
-      <w:proofErr w:type="spellStart"/>
+        <w:t>centered</w:t>
+      </w:r>
+      <w:proofErr w:type="spellEnd"/>
       <w:r>
         <w:rPr>
           <w:i/>
           <w:iCs/>
           <w:lang w:val="en-GB"/>
         </w:rPr>
-        <w:t>centered</w:t>
-      </w:r>
-      <w:proofErr w:type="spellEnd"/>
-      <w:r>
-        <w:rPr>
-          <w:i/>
-          <w:iCs/>
-          <w:lang w:val="en-GB"/>
-        </w:rPr>
-        <w:t xml:space="preserve"> approach</w:t>
-      </w:r>
-      <w:r>
-        <w:rPr>
-          <w:lang w:val="en-GB"/>
-        </w:rPr>
-        <w:t>.</w:t>
+        <w:t xml:space="preserve"> approach.</w:t>
       </w:r>
     </w:p>
     <w:p>
       <w:pPr>
         <w:pStyle w:val="Lijstalinea"/>
-        <w:rPr>
-          <w:lang w:val="en-GB"/>
-        </w:rPr>
-      </w:pPr>
-      <w:hyperlink r:id="rId10" w:history="1">
+      </w:pPr>
+      <w:hyperlink r:id="rId18" w:history="1">
         <w:r>
           <w:rPr>
             <w:rStyle w:val="Hyperlink"/>
-            <w:lang w:val="en-GB"/>
           </w:rPr>
           <w:t>https://www.sciencedirect.com/science/article/pii/S1041608023000894?via%3Dihub</w:t>
         </w:r>
@@ -4243,8 +5476,651 @@
         </w:rPr>
       </w:pPr>
     </w:p>
+    <w:p>
+      <w:pPr>
+        <w:pStyle w:val="Lijstalinea"/>
+      </w:pPr>
+      <w:proofErr w:type="spellStart"/>
+      <w:r>
+        <w:rPr>
+          <w:i/>
+          <w:iCs/>
+        </w:rPr>
+        <w:t>Pengcheng</w:t>
+      </w:r>
+      <w:proofErr w:type="spellEnd"/>
+      <w:r>
+        <w:rPr>
+          <w:i/>
+          <w:iCs/>
+        </w:rPr>
+        <w:t xml:space="preserve"> J, </w:t>
+      </w:r>
+      <w:proofErr w:type="spellStart"/>
+      <w:r>
+        <w:rPr>
+          <w:i/>
+          <w:iCs/>
+        </w:rPr>
+        <w:t>Siru</w:t>
+      </w:r>
+      <w:proofErr w:type="spellEnd"/>
+      <w:r>
+        <w:rPr>
+          <w:i/>
+          <w:iCs/>
+        </w:rPr>
+        <w:t xml:space="preserve"> O, </w:t>
+      </w:r>
+      <w:proofErr w:type="spellStart"/>
+      <w:r>
+        <w:rPr>
+          <w:i/>
+          <w:iCs/>
+        </w:rPr>
+        <w:t>Yizhu</w:t>
+      </w:r>
+      <w:proofErr w:type="spellEnd"/>
+      <w:r>
+        <w:rPr>
+          <w:i/>
+          <w:iCs/>
+        </w:rPr>
+        <w:t xml:space="preserve"> J, </w:t>
+      </w:r>
+      <w:proofErr w:type="spellStart"/>
+      <w:r>
+        <w:rPr>
+          <w:i/>
+          <w:iCs/>
+        </w:rPr>
+        <w:t>Ming</w:t>
+      </w:r>
+      <w:proofErr w:type="spellEnd"/>
+      <w:r>
+        <w:rPr>
+          <w:i/>
+          <w:iCs/>
+        </w:rPr>
+        <w:t xml:space="preserve"> Z, </w:t>
+      </w:r>
+      <w:proofErr w:type="spellStart"/>
+      <w:r>
+        <w:rPr>
+          <w:i/>
+          <w:iCs/>
+        </w:rPr>
+        <w:t>Runchu</w:t>
+      </w:r>
+      <w:proofErr w:type="spellEnd"/>
+      <w:r>
+        <w:rPr>
+          <w:i/>
+          <w:iCs/>
+        </w:rPr>
+        <w:t xml:space="preserve"> T, </w:t>
+      </w:r>
+      <w:proofErr w:type="spellStart"/>
+      <w:r>
+        <w:rPr>
+          <w:i/>
+          <w:iCs/>
+        </w:rPr>
+        <w:t>Jiawei</w:t>
+      </w:r>
+      <w:proofErr w:type="spellEnd"/>
+      <w:r>
+        <w:rPr>
+          <w:i/>
+          <w:iCs/>
+        </w:rPr>
+        <w:t xml:space="preserve"> H. (2025). A survey on retrieval and </w:t>
+      </w:r>
+      <w:proofErr w:type="spellStart"/>
+      <w:r>
+        <w:rPr>
+          <w:i/>
+          <w:iCs/>
+        </w:rPr>
+        <w:t>structuring</w:t>
+      </w:r>
+      <w:proofErr w:type="spellEnd"/>
+      <w:r>
+        <w:rPr>
+          <w:i/>
+          <w:iCs/>
+        </w:rPr>
+        <w:t xml:space="preserve"> </w:t>
+      </w:r>
+      <w:proofErr w:type="spellStart"/>
+      <w:r>
+        <w:rPr>
+          <w:i/>
+          <w:iCs/>
+        </w:rPr>
+        <w:t>augmented</w:t>
+      </w:r>
+      <w:proofErr w:type="spellEnd"/>
+      <w:r>
+        <w:rPr>
+          <w:i/>
+          <w:iCs/>
+        </w:rPr>
+        <w:t xml:space="preserve"> </w:t>
+      </w:r>
+      <w:proofErr w:type="spellStart"/>
+      <w:r>
+        <w:rPr>
+          <w:i/>
+          <w:iCs/>
+        </w:rPr>
+        <w:t>generation</w:t>
+      </w:r>
+      <w:proofErr w:type="spellEnd"/>
+      <w:r>
+        <w:rPr>
+          <w:i/>
+          <w:iCs/>
+        </w:rPr>
+        <w:t xml:space="preserve"> </w:t>
+      </w:r>
+      <w:proofErr w:type="spellStart"/>
+      <w:r>
+        <w:rPr>
+          <w:i/>
+          <w:iCs/>
+        </w:rPr>
+        <w:t>with</w:t>
+      </w:r>
+      <w:proofErr w:type="spellEnd"/>
+      <w:r>
+        <w:rPr>
+          <w:i/>
+          <w:iCs/>
+        </w:rPr>
+        <w:t xml:space="preserve"> large </w:t>
+      </w:r>
+      <w:proofErr w:type="spellStart"/>
+      <w:r>
+        <w:rPr>
+          <w:i/>
+          <w:iCs/>
+        </w:rPr>
+        <w:t>language</w:t>
+      </w:r>
+      <w:proofErr w:type="spellEnd"/>
+      <w:r>
+        <w:rPr>
+          <w:i/>
+          <w:iCs/>
+        </w:rPr>
+        <w:t xml:space="preserve"> </w:t>
+      </w:r>
+      <w:proofErr w:type="spellStart"/>
+      <w:r>
+        <w:rPr>
+          <w:i/>
+          <w:iCs/>
+        </w:rPr>
+        <w:t>models</w:t>
+      </w:r>
+      <w:proofErr w:type="spellEnd"/>
+      <w:r>
+        <w:rPr>
+          <w:i/>
+          <w:iCs/>
+        </w:rPr>
+        <w:t xml:space="preserve">. </w:t>
+      </w:r>
+      <w:proofErr w:type="spellStart"/>
+      <w:proofErr w:type="gramStart"/>
+      <w:r>
+        <w:rPr>
+          <w:i/>
+          <w:iCs/>
+        </w:rPr>
+        <w:t>arXiv</w:t>
+      </w:r>
+      <w:proofErr w:type="spellEnd"/>
+      <w:proofErr w:type="gramEnd"/>
+      <w:r>
+        <w:rPr>
+          <w:i/>
+          <w:iCs/>
+        </w:rPr>
+        <w:t>.</w:t>
+      </w:r>
+      <w:r>
+        <w:t xml:space="preserve"> </w:t>
+      </w:r>
+      <w:hyperlink r:id="rId19" w:tgtFrame="_blank" w:history="1">
+        <w:r>
+          <w:rPr>
+            <w:color w:val="0000FF"/>
+            <w:u w:val="single"/>
+          </w:rPr>
+          <w:t>https://arxiv.org/abs/2509.10697</w:t>
+        </w:r>
+      </w:hyperlink>
+    </w:p>
+    <w:p>
+      <w:pPr>
+        <w:spacing w:before="100" w:beforeAutospacing="1" w:after="100" w:afterAutospacing="1"/>
+        <w:rPr>
+          <w:i/>
+          <w:iCs/>
+        </w:rPr>
+      </w:pPr>
+      <w:proofErr w:type="spellStart"/>
+      <w:r>
+        <w:rPr>
+          <w:rFonts w:ascii="Arial" w:eastAsia="Arial" w:hAnsi="Arial" w:cs="Arial"/>
+          <w:i/>
+          <w:iCs/>
+        </w:rPr>
+        <w:t>Morteza</w:t>
+      </w:r>
+      <w:proofErr w:type="spellEnd"/>
+      <w:r>
+        <w:rPr>
+          <w:rFonts w:ascii="Arial" w:eastAsia="Arial" w:hAnsi="Arial" w:cs="Arial"/>
+          <w:i/>
+          <w:iCs/>
+        </w:rPr>
+        <w:t xml:space="preserve"> </w:t>
+      </w:r>
+      <w:proofErr w:type="spellStart"/>
+      <w:r>
+        <w:rPr>
+          <w:rFonts w:ascii="Arial" w:eastAsia="Arial" w:hAnsi="Arial" w:cs="Arial"/>
+          <w:i/>
+          <w:iCs/>
+        </w:rPr>
+        <w:t>Moradi</w:t>
+      </w:r>
+      <w:proofErr w:type="spellEnd"/>
+      <w:r>
+        <w:rPr>
+          <w:rFonts w:ascii="Arial" w:eastAsia="Arial" w:hAnsi="Arial" w:cs="Arial"/>
+          <w:i/>
+          <w:iCs/>
+        </w:rPr>
+        <w:t xml:space="preserve">, Mohammad </w:t>
+      </w:r>
+      <w:proofErr w:type="spellStart"/>
+      <w:r>
+        <w:rPr>
+          <w:rFonts w:ascii="Arial" w:eastAsia="Arial" w:hAnsi="Arial" w:cs="Arial"/>
+          <w:i/>
+          <w:iCs/>
+        </w:rPr>
+        <w:t>Moradi</w:t>
+      </w:r>
+      <w:proofErr w:type="spellEnd"/>
+      <w:r>
+        <w:rPr>
+          <w:rFonts w:ascii="Arial" w:eastAsia="Arial" w:hAnsi="Arial" w:cs="Arial"/>
+          <w:i/>
+          <w:iCs/>
+        </w:rPr>
+        <w:t xml:space="preserve">, </w:t>
+      </w:r>
+      <w:proofErr w:type="spellStart"/>
+      <w:r>
+        <w:rPr>
+          <w:rFonts w:ascii="Arial" w:eastAsia="Arial" w:hAnsi="Arial" w:cs="Arial"/>
+          <w:i/>
+          <w:iCs/>
+        </w:rPr>
+        <w:t>Farhad</w:t>
+      </w:r>
+      <w:proofErr w:type="spellEnd"/>
+      <w:r>
+        <w:rPr>
+          <w:rFonts w:ascii="Arial" w:eastAsia="Arial" w:hAnsi="Arial" w:cs="Arial"/>
+          <w:i/>
+          <w:iCs/>
+        </w:rPr>
+        <w:t xml:space="preserve"> </w:t>
+      </w:r>
+      <w:proofErr w:type="spellStart"/>
+      <w:r>
+        <w:rPr>
+          <w:rFonts w:ascii="Arial" w:eastAsia="Arial" w:hAnsi="Arial" w:cs="Arial"/>
+          <w:i/>
+          <w:iCs/>
+        </w:rPr>
+        <w:t>Bayat</w:t>
+      </w:r>
+      <w:proofErr w:type="spellEnd"/>
+      <w:r>
+        <w:rPr>
+          <w:rFonts w:ascii="Arial" w:eastAsia="Arial" w:hAnsi="Arial" w:cs="Arial"/>
+          <w:i/>
+          <w:iCs/>
+        </w:rPr>
+        <w:t xml:space="preserve"> &amp; Adel </w:t>
+      </w:r>
+      <w:proofErr w:type="spellStart"/>
+      <w:r>
+        <w:rPr>
+          <w:rFonts w:ascii="Arial" w:eastAsia="Arial" w:hAnsi="Arial" w:cs="Arial"/>
+          <w:i/>
+          <w:iCs/>
+        </w:rPr>
+        <w:t>Nadjaran</w:t>
+      </w:r>
+      <w:proofErr w:type="spellEnd"/>
+      <w:r>
+        <w:rPr>
+          <w:rFonts w:ascii="Arial" w:eastAsia="Arial" w:hAnsi="Arial" w:cs="Arial"/>
+          <w:i/>
+          <w:iCs/>
+        </w:rPr>
+        <w:t xml:space="preserve"> </w:t>
+      </w:r>
+      <w:proofErr w:type="spellStart"/>
+      <w:r>
+        <w:rPr>
+          <w:rFonts w:ascii="Arial" w:eastAsia="Arial" w:hAnsi="Arial" w:cs="Arial"/>
+          <w:i/>
+          <w:iCs/>
+        </w:rPr>
+        <w:t>Toosi</w:t>
+      </w:r>
+      <w:proofErr w:type="spellEnd"/>
+      <w:r>
+        <w:rPr>
+          <w:rFonts w:ascii="Arial" w:eastAsia="Arial" w:hAnsi="Arial" w:cs="Arial"/>
+          <w:i/>
+          <w:iCs/>
+        </w:rPr>
+        <w:t xml:space="preserve">. (2019). </w:t>
+      </w:r>
+      <w:proofErr w:type="spellStart"/>
+      <w:r>
+        <w:rPr>
+          <w:rFonts w:ascii="Arial" w:eastAsia="Arial" w:hAnsi="Arial" w:cs="Arial"/>
+          <w:i/>
+          <w:iCs/>
+        </w:rPr>
+        <w:t>Collective</w:t>
+      </w:r>
+      <w:proofErr w:type="spellEnd"/>
+      <w:r>
+        <w:rPr>
+          <w:rFonts w:ascii="Arial" w:eastAsia="Arial" w:hAnsi="Arial" w:cs="Arial"/>
+          <w:i/>
+          <w:iCs/>
+        </w:rPr>
+        <w:t xml:space="preserve"> </w:t>
+      </w:r>
+      <w:proofErr w:type="spellStart"/>
+      <w:r>
+        <w:rPr>
+          <w:rFonts w:ascii="Arial" w:eastAsia="Arial" w:hAnsi="Arial" w:cs="Arial"/>
+          <w:i/>
+          <w:iCs/>
+        </w:rPr>
+        <w:t>hybrid</w:t>
+      </w:r>
+      <w:proofErr w:type="spellEnd"/>
+      <w:r>
+        <w:rPr>
+          <w:rFonts w:ascii="Arial" w:eastAsia="Arial" w:hAnsi="Arial" w:cs="Arial"/>
+          <w:i/>
+          <w:iCs/>
+        </w:rPr>
+        <w:t xml:space="preserve"> intelligence: </w:t>
+      </w:r>
+      <w:proofErr w:type="spellStart"/>
+      <w:r>
+        <w:rPr>
+          <w:rFonts w:ascii="Arial" w:eastAsia="Arial" w:hAnsi="Arial" w:cs="Arial"/>
+          <w:i/>
+          <w:iCs/>
+        </w:rPr>
+        <w:t>towards</w:t>
+      </w:r>
+      <w:proofErr w:type="spellEnd"/>
+      <w:r>
+        <w:rPr>
+          <w:rFonts w:ascii="Arial" w:eastAsia="Arial" w:hAnsi="Arial" w:cs="Arial"/>
+          <w:i/>
+          <w:iCs/>
+        </w:rPr>
+        <w:t xml:space="preserve"> a </w:t>
+      </w:r>
+      <w:proofErr w:type="spellStart"/>
+      <w:r>
+        <w:rPr>
+          <w:rFonts w:ascii="Arial" w:eastAsia="Arial" w:hAnsi="Arial" w:cs="Arial"/>
+          <w:i/>
+          <w:iCs/>
+        </w:rPr>
+        <w:t>conceptual</w:t>
+      </w:r>
+      <w:proofErr w:type="spellEnd"/>
+      <w:r>
+        <w:rPr>
+          <w:rFonts w:ascii="Arial" w:eastAsia="Arial" w:hAnsi="Arial" w:cs="Arial"/>
+          <w:i/>
+          <w:iCs/>
+        </w:rPr>
+        <w:t xml:space="preserve"> </w:t>
+      </w:r>
+      <w:proofErr w:type="spellStart"/>
+      <w:r>
+        <w:rPr>
+          <w:rFonts w:ascii="Arial" w:eastAsia="Arial" w:hAnsi="Arial" w:cs="Arial"/>
+          <w:i/>
+          <w:iCs/>
+        </w:rPr>
+        <w:t>framework</w:t>
+      </w:r>
+      <w:proofErr w:type="spellEnd"/>
+      <w:r>
+        <w:rPr>
+          <w:rFonts w:ascii="Arial" w:eastAsia="Arial" w:hAnsi="Arial" w:cs="Arial"/>
+          <w:i/>
+          <w:iCs/>
+        </w:rPr>
+        <w:t xml:space="preserve">. International Journal of </w:t>
+      </w:r>
+      <w:proofErr w:type="spellStart"/>
+      <w:r>
+        <w:rPr>
+          <w:rFonts w:ascii="Arial" w:eastAsia="Arial" w:hAnsi="Arial" w:cs="Arial"/>
+          <w:i/>
+          <w:iCs/>
+        </w:rPr>
+        <w:t>Crowd</w:t>
+      </w:r>
+      <w:proofErr w:type="spellEnd"/>
+      <w:r>
+        <w:rPr>
+          <w:rFonts w:ascii="Arial" w:eastAsia="Arial" w:hAnsi="Arial" w:cs="Arial"/>
+          <w:i/>
+          <w:iCs/>
+        </w:rPr>
+        <w:t xml:space="preserve"> </w:t>
+      </w:r>
+      <w:proofErr w:type="spellStart"/>
+      <w:r>
+        <w:rPr>
+          <w:rFonts w:ascii="Arial" w:eastAsia="Arial" w:hAnsi="Arial" w:cs="Arial"/>
+          <w:i/>
+          <w:iCs/>
+        </w:rPr>
+        <w:t>Science</w:t>
+      </w:r>
+      <w:proofErr w:type="spellEnd"/>
+      <w:r>
+        <w:rPr>
+          <w:rFonts w:ascii="Arial" w:eastAsia="Arial" w:hAnsi="Arial" w:cs="Arial"/>
+          <w:i/>
+          <w:iCs/>
+        </w:rPr>
+        <w:t>, 3(2), 198–220.</w:t>
+      </w:r>
+      <w:r>
+        <w:rPr>
+          <w:i/>
+          <w:iCs/>
+        </w:rPr>
+        <w:t xml:space="preserve"> </w:t>
+      </w:r>
+      <w:hyperlink r:id="rId20" w:history="1">
+        <w:r>
+          <w:rPr>
+            <w:rStyle w:val="Hyperlink"/>
+            <w:i/>
+            <w:iCs/>
+          </w:rPr>
+          <w:t>https://doi.org/10.1108/IJCS-03-2019-0012</w:t>
+        </w:r>
+      </w:hyperlink>
+    </w:p>
+    <w:p>
+      <w:pPr>
+        <w:spacing w:before="100" w:beforeAutospacing="1" w:after="100" w:afterAutospacing="1"/>
+      </w:pPr>
+      <w:r>
+        <w:rPr>
+          <w:rFonts w:ascii="Arial" w:eastAsia="Arial" w:hAnsi="Arial" w:cs="Arial"/>
+        </w:rPr>
+        <w:t xml:space="preserve">Q. V. </w:t>
+      </w:r>
+      <w:proofErr w:type="spellStart"/>
+      <w:r>
+        <w:rPr>
+          <w:rFonts w:ascii="Arial" w:eastAsia="Arial" w:hAnsi="Arial" w:cs="Arial"/>
+        </w:rPr>
+        <w:t>Liao</w:t>
+      </w:r>
+      <w:proofErr w:type="spellEnd"/>
+      <w:r>
+        <w:rPr>
+          <w:rFonts w:ascii="Arial" w:eastAsia="Arial" w:hAnsi="Arial" w:cs="Arial"/>
+        </w:rPr>
+        <w:t xml:space="preserve"> &amp; K. R. </w:t>
+      </w:r>
+      <w:proofErr w:type="spellStart"/>
+      <w:r>
+        <w:rPr>
+          <w:rFonts w:ascii="Arial" w:eastAsia="Arial" w:hAnsi="Arial" w:cs="Arial"/>
+        </w:rPr>
+        <w:t>Varshney</w:t>
+      </w:r>
+      <w:proofErr w:type="spellEnd"/>
+      <w:r>
+        <w:rPr>
+          <w:rFonts w:ascii="Arial" w:eastAsia="Arial" w:hAnsi="Arial" w:cs="Arial"/>
+        </w:rPr>
+        <w:t>. (2021). Human-</w:t>
+      </w:r>
+      <w:proofErr w:type="spellStart"/>
+      <w:r>
+        <w:rPr>
+          <w:rFonts w:ascii="Arial" w:eastAsia="Arial" w:hAnsi="Arial" w:cs="Arial"/>
+        </w:rPr>
+        <w:t>Centered</w:t>
+      </w:r>
+      <w:proofErr w:type="spellEnd"/>
+      <w:r>
+        <w:rPr>
+          <w:rFonts w:ascii="Arial" w:eastAsia="Arial" w:hAnsi="Arial" w:cs="Arial"/>
+        </w:rPr>
+        <w:t xml:space="preserve"> </w:t>
+      </w:r>
+      <w:proofErr w:type="spellStart"/>
+      <w:r>
+        <w:rPr>
+          <w:rFonts w:ascii="Arial" w:eastAsia="Arial" w:hAnsi="Arial" w:cs="Arial"/>
+        </w:rPr>
+        <w:t>Explainable</w:t>
+      </w:r>
+      <w:proofErr w:type="spellEnd"/>
+      <w:r>
+        <w:rPr>
+          <w:rFonts w:ascii="Arial" w:eastAsia="Arial" w:hAnsi="Arial" w:cs="Arial"/>
+        </w:rPr>
+        <w:t xml:space="preserve"> AI (XAI): </w:t>
+      </w:r>
+      <w:proofErr w:type="spellStart"/>
+      <w:r>
+        <w:rPr>
+          <w:rFonts w:ascii="Arial" w:eastAsia="Arial" w:hAnsi="Arial" w:cs="Arial"/>
+        </w:rPr>
+        <w:t>From</w:t>
+      </w:r>
+      <w:proofErr w:type="spellEnd"/>
+      <w:r>
+        <w:rPr>
+          <w:rFonts w:ascii="Arial" w:eastAsia="Arial" w:hAnsi="Arial" w:cs="Arial"/>
+        </w:rPr>
+        <w:t xml:space="preserve"> </w:t>
+      </w:r>
+      <w:proofErr w:type="spellStart"/>
+      <w:r>
+        <w:rPr>
+          <w:rFonts w:ascii="Arial" w:eastAsia="Arial" w:hAnsi="Arial" w:cs="Arial"/>
+        </w:rPr>
+        <w:t>Algorithms</w:t>
+      </w:r>
+      <w:proofErr w:type="spellEnd"/>
+      <w:r>
+        <w:rPr>
+          <w:rFonts w:ascii="Arial" w:eastAsia="Arial" w:hAnsi="Arial" w:cs="Arial"/>
+        </w:rPr>
+        <w:t xml:space="preserve"> </w:t>
+      </w:r>
+      <w:proofErr w:type="spellStart"/>
+      <w:r>
+        <w:rPr>
+          <w:rFonts w:ascii="Arial" w:eastAsia="Arial" w:hAnsi="Arial" w:cs="Arial"/>
+        </w:rPr>
+        <w:t>to</w:t>
+      </w:r>
+      <w:proofErr w:type="spellEnd"/>
+      <w:r>
+        <w:rPr>
+          <w:rFonts w:ascii="Arial" w:eastAsia="Arial" w:hAnsi="Arial" w:cs="Arial"/>
+        </w:rPr>
+        <w:t xml:space="preserve"> User </w:t>
+      </w:r>
+      <w:proofErr w:type="spellStart"/>
+      <w:r>
+        <w:rPr>
+          <w:rFonts w:ascii="Arial" w:eastAsia="Arial" w:hAnsi="Arial" w:cs="Arial"/>
+        </w:rPr>
+        <w:t>Experiences</w:t>
+      </w:r>
+      <w:proofErr w:type="spellEnd"/>
+      <w:r>
+        <w:rPr>
+          <w:i/>
+          <w:iCs/>
+        </w:rPr>
+        <w:t>.</w:t>
+      </w:r>
+      <w:r>
+        <w:t xml:space="preserve"> </w:t>
+      </w:r>
+      <w:hyperlink r:id="rId21" w:tgtFrame="_new" w:history="1">
+        <w:r>
+          <w:rPr>
+            <w:rFonts w:ascii="Arial" w:eastAsia="Arial" w:hAnsi="Arial" w:cs="Arial"/>
+            <w:color w:val="0000FF"/>
+            <w:u w:val="single"/>
+          </w:rPr>
+          <w:t>https://arxiv.org/abs/2110.10790</w:t>
+        </w:r>
+      </w:hyperlink>
+    </w:p>
     <w:sectPr>
-      <w:footerReference w:type="default" r:id="rId11"/>
+      <w:footerReference w:type="even" r:id="rId22"/>
+      <w:footerReference w:type="default" r:id="rId23"/>
       <w:pgSz w:w="11906" w:h="16838"/>
       <w:pgMar w:top="1440" w:right="1440" w:bottom="1440" w:left="1800" w:header="708" w:footer="708" w:gutter="0"/>
       <w:cols w:space="708"/>
@@ -4275,8 +6151,121 @@
 
 <file path=word/footer1.xml><?xml version="1.0" encoding="utf-8"?>
 <w:ftr xmlns:wpc="http://schemas.microsoft.com/office/word/2010/wordprocessingCanvas" xmlns:cx="http://schemas.microsoft.com/office/drawing/2014/chartex" xmlns:cx1="http://schemas.microsoft.com/office/drawing/2015/9/8/chartex" xmlns:cx2="http://schemas.microsoft.com/office/drawing/2015/10/21/chartex" xmlns:cx3="http://schemas.microsoft.com/office/drawing/2016/5/9/chartex" xmlns:cx4="http://schemas.microsoft.com/office/drawing/2016/5/10/chartex" xmlns:cx5="http://schemas.microsoft.com/office/drawing/2016/5/11/chartex" xmlns:cx6="http://schemas.microsoft.com/office/drawing/2016/5/12/chartex" xmlns:cx7="http://schemas.microsoft.com/office/drawing/2016/5/13/chartex" xmlns:cx8="http://schemas.microsoft.com/office/drawing/2016/5/14/chartex" xmlns:mc="http://schemas.openxmlformats.org/markup-compatibility/2006" xmlns:aink="http://schemas.microsoft.com/office/drawing/2016/ink" xmlns:am3d="http://schemas.microsoft.com/office/drawing/2017/model3d" xmlns:o="urn:schemas-microsoft-com:office:office" xmlns:oel="http://schemas.microsoft.com/office/2019/extlst" xmlns:r="http://schemas.openxmlformats.org/officeDocument/2006/relationships" xmlns:m="http://schemas.openxmlformats.org/officeDocument/2006/math" xmlns:v="urn:schemas-microsoft-com:vml" xmlns:wp14="http://schemas.microsoft.com/office/word/2010/wordprocessingDrawing" xmlns:wp="http://schemas.openxmlformats.org/drawingml/2006/wordprocessingDrawing" xmlns:w10="urn:schemas-microsoft-com:office:word" xmlns:w="http://schemas.openxmlformats.org/wordprocessingml/2006/main" xmlns:w14="http://schemas.microsoft.com/office/word/2010/wordml" xmlns:w15="http://schemas.microsoft.com/office/word/2012/wordml" xmlns:w16cex="http://schemas.microsoft.com/office/word/2018/wordml/cex" xmlns:w16cid="http://schemas.microsoft.com/office/word/2016/wordml/cid" xmlns:w16="http://schemas.microsoft.com/office/word/2018/wordml" xmlns:w16du="http://schemas.microsoft.com/office/word/2023/wordml/word16du" xmlns:w16sdtdh="http://schemas.microsoft.com/office/word/2020/wordml/sdtdatahash" xmlns:w16sdtfl="http://schemas.microsoft.com/office/word/2024/wordml/sdtformatlock" xmlns:w16se="http://schemas.microsoft.com/office/word/2015/wordml/symex" xmlns:wpg="http://schemas.microsoft.com/office/word/2010/wordprocessingGroup" xmlns:wpi="http://schemas.microsoft.com/office/word/2010/wordprocessingInk" xmlns:wne="http://schemas.microsoft.com/office/word/2006/wordml" xmlns:wps="http://schemas.microsoft.com/office/word/2010/wordprocessingShape" mc:Ignorable="w14 w15 w16se w16cid w16 w16cex w16sdtdh w16sdtfl w16du wp14">
+  <w:sdt>
+    <w:sdtPr>
+      <w:rPr>
+        <w:rStyle w:val="Paginanummer"/>
+      </w:rPr>
+      <w:id w:val="-468822988"/>
+      <w:docPartObj>
+        <w:docPartGallery w:val="Page Numbers (Bottom of Page)"/>
+        <w:docPartUnique/>
+      </w:docPartObj>
+    </w:sdtPr>
+    <w:sdtContent>
+      <w:p>
+        <w:pPr>
+          <w:pStyle w:val="Voettekst"/>
+          <w:framePr w:wrap="none" w:vAnchor="text" w:hAnchor="margin" w:xAlign="right" w:y="1"/>
+          <w:rPr>
+            <w:rStyle w:val="Paginanummer"/>
+          </w:rPr>
+        </w:pPr>
+        <w:r>
+          <w:rPr>
+            <w:rStyle w:val="Paginanummer"/>
+          </w:rPr>
+          <w:fldChar w:fldCharType="begin"/>
+        </w:r>
+        <w:r>
+          <w:rPr>
+            <w:rStyle w:val="Paginanummer"/>
+          </w:rPr>
+          <w:instrText xml:space="preserve"> PAGE </w:instrText>
+        </w:r>
+        <w:r>
+          <w:rPr>
+            <w:rStyle w:val="Paginanummer"/>
+          </w:rPr>
+          <w:fldChar w:fldCharType="separate"/>
+        </w:r>
+        <w:r>
+          <w:rPr>
+            <w:rStyle w:val="Paginanummer"/>
+          </w:rPr>
+          <w:fldChar w:fldCharType="end"/>
+        </w:r>
+      </w:p>
+    </w:sdtContent>
+  </w:sdt>
   <w:p>
     <w:pPr>
+      <w:pStyle w:val="Voettekst"/>
+      <w:ind w:right="360"/>
+    </w:pPr>
+  </w:p>
+</w:ftr>
+</file>
+
+<file path=word/footer2.xml><?xml version="1.0" encoding="utf-8"?>
+<w:ftr xmlns:wpc="http://schemas.microsoft.com/office/word/2010/wordprocessingCanvas" xmlns:cx="http://schemas.microsoft.com/office/drawing/2014/chartex" xmlns:cx1="http://schemas.microsoft.com/office/drawing/2015/9/8/chartex" xmlns:cx2="http://schemas.microsoft.com/office/drawing/2015/10/21/chartex" xmlns:cx3="http://schemas.microsoft.com/office/drawing/2016/5/9/chartex" xmlns:cx4="http://schemas.microsoft.com/office/drawing/2016/5/10/chartex" xmlns:cx5="http://schemas.microsoft.com/office/drawing/2016/5/11/chartex" xmlns:cx6="http://schemas.microsoft.com/office/drawing/2016/5/12/chartex" xmlns:cx7="http://schemas.microsoft.com/office/drawing/2016/5/13/chartex" xmlns:cx8="http://schemas.microsoft.com/office/drawing/2016/5/14/chartex" xmlns:mc="http://schemas.openxmlformats.org/markup-compatibility/2006" xmlns:aink="http://schemas.microsoft.com/office/drawing/2016/ink" xmlns:am3d="http://schemas.microsoft.com/office/drawing/2017/model3d" xmlns:o="urn:schemas-microsoft-com:office:office" xmlns:oel="http://schemas.microsoft.com/office/2019/extlst" xmlns:r="http://schemas.openxmlformats.org/officeDocument/2006/relationships" xmlns:m="http://schemas.openxmlformats.org/officeDocument/2006/math" xmlns:v="urn:schemas-microsoft-com:vml" xmlns:wp14="http://schemas.microsoft.com/office/word/2010/wordprocessingDrawing" xmlns:wp="http://schemas.openxmlformats.org/drawingml/2006/wordprocessingDrawing" xmlns:w10="urn:schemas-microsoft-com:office:word" xmlns:w="http://schemas.openxmlformats.org/wordprocessingml/2006/main" xmlns:w14="http://schemas.microsoft.com/office/word/2010/wordml" xmlns:w15="http://schemas.microsoft.com/office/word/2012/wordml" xmlns:w16cex="http://schemas.microsoft.com/office/word/2018/wordml/cex" xmlns:w16cid="http://schemas.microsoft.com/office/word/2016/wordml/cid" xmlns:w16="http://schemas.microsoft.com/office/word/2018/wordml" xmlns:w16du="http://schemas.microsoft.com/office/word/2023/wordml/word16du" xmlns:w16sdtdh="http://schemas.microsoft.com/office/word/2020/wordml/sdtdatahash" xmlns:w16sdtfl="http://schemas.microsoft.com/office/word/2024/wordml/sdtformatlock" xmlns:w16se="http://schemas.microsoft.com/office/word/2015/wordml/symex" xmlns:wpg="http://schemas.microsoft.com/office/word/2010/wordprocessingGroup" xmlns:wpi="http://schemas.microsoft.com/office/word/2010/wordprocessingInk" xmlns:wne="http://schemas.microsoft.com/office/word/2006/wordml" xmlns:wps="http://schemas.microsoft.com/office/word/2010/wordprocessingShape" mc:Ignorable="w14 w15 w16se w16cid w16 w16cex w16sdtdh w16sdtfl w16du wp14">
+  <w:sdt>
+    <w:sdtPr>
+      <w:rPr>
+        <w:rStyle w:val="Paginanummer"/>
+      </w:rPr>
+      <w:id w:val="-1042367041"/>
+      <w:docPartObj>
+        <w:docPartGallery w:val="Page Numbers (Bottom of Page)"/>
+        <w:docPartUnique/>
+      </w:docPartObj>
+    </w:sdtPr>
+    <w:sdtContent>
+      <w:p>
+        <w:pPr>
+          <w:pStyle w:val="Voettekst"/>
+          <w:framePr w:wrap="none" w:vAnchor="text" w:hAnchor="margin" w:xAlign="right" w:y="1"/>
+          <w:rPr>
+            <w:rStyle w:val="Paginanummer"/>
+          </w:rPr>
+        </w:pPr>
+        <w:r>
+          <w:rPr>
+            <w:rStyle w:val="Paginanummer"/>
+          </w:rPr>
+          <w:fldChar w:fldCharType="begin"/>
+        </w:r>
+        <w:r>
+          <w:rPr>
+            <w:rStyle w:val="Paginanummer"/>
+          </w:rPr>
+          <w:instrText xml:space="preserve"> PAGE </w:instrText>
+        </w:r>
+        <w:r>
+          <w:rPr>
+            <w:rStyle w:val="Paginanummer"/>
+          </w:rPr>
+          <w:fldChar w:fldCharType="separate"/>
+        </w:r>
+        <w:r>
+          <w:rPr>
+            <w:rStyle w:val="Paginanummer"/>
+            <w:noProof/>
+          </w:rPr>
+          <w:t>3</w:t>
+        </w:r>
+        <w:r>
+          <w:rPr>
+            <w:rStyle w:val="Paginanummer"/>
+          </w:rPr>
+          <w:fldChar w:fldCharType="end"/>
+        </w:r>
+      </w:p>
+    </w:sdtContent>
+  </w:sdt>
+  <w:p>
+    <w:pPr>
+      <w:ind w:right="360"/>
       <w:jc w:val="center"/>
     </w:pPr>
     <w:r>
@@ -4285,7 +6274,7 @@
         <w:sz w:val="20"/>
         <w:szCs w:val="20"/>
       </w:rPr>
-      <w:t xml:space="preserve">Juf Aimee — Onderzoeksverslag  |  Digital Life, Hogeschool van Amsterdam  |  Pagina </w:t>
+      <w:t>Juf Aimee · Lectoraat Digital Life · Hogeschool van Amsterdam</w:t>
     </w:r>
     <w:r>
       <w:rPr>
@@ -4293,40 +6282,7 @@
         <w:sz w:val="20"/>
         <w:szCs w:val="20"/>
       </w:rPr>
-      <w:fldChar w:fldCharType="begin"/>
-    </w:r>
-    <w:r>
-      <w:rPr>
-        <w:color w:val="888888"/>
-        <w:sz w:val="20"/>
-        <w:szCs w:val="20"/>
-      </w:rPr>
-      <w:instrText>PAGE</w:instrText>
-    </w:r>
-    <w:r>
-      <w:rPr>
-        <w:color w:val="888888"/>
-        <w:sz w:val="20"/>
-        <w:szCs w:val="20"/>
-      </w:rPr>
-      <w:fldChar w:fldCharType="separate"/>
-    </w:r>
-    <w:r>
-      <w:rPr>
-        <w:noProof/>
-        <w:color w:val="888888"/>
-        <w:sz w:val="20"/>
-        <w:szCs w:val="20"/>
-      </w:rPr>
-      <w:t>1</w:t>
-    </w:r>
-    <w:r>
-      <w:rPr>
-        <w:color w:val="888888"/>
-        <w:sz w:val="20"/>
-        <w:szCs w:val="20"/>
-      </w:rPr>
-      <w:fldChar w:fldCharType="end"/>
+      <w:t xml:space="preserve"> </w:t>
     </w:r>
   </w:p>
 </w:ftr>
@@ -4494,6 +6450,417 @@
     </w:lvl>
   </w:abstractNum>
   <w:abstractNum w:abstractNumId="2" w15:restartNumberingAfterBreak="0">
+    <w:nsid w:val="17B81D65"/>
+    <w:multiLevelType w:val="multilevel"/>
+    <w:tmpl w:val="A7142E20"/>
+    <w:lvl w:ilvl="0">
+      <w:start w:val="1"/>
+      <w:numFmt w:val="bullet"/>
+      <w:lvlText w:val=""/>
+      <w:lvlJc w:val="left"/>
+      <w:pPr>
+        <w:tabs>
+          <w:tab w:val="num" w:pos="720"/>
+        </w:tabs>
+        <w:ind w:left="720" w:hanging="360"/>
+      </w:pPr>
+      <w:rPr>
+        <w:rFonts w:ascii="Symbol" w:hAnsi="Symbol" w:hint="default"/>
+        <w:sz w:val="20"/>
+      </w:rPr>
+    </w:lvl>
+    <w:lvl w:ilvl="1" w:tentative="1">
+      <w:start w:val="1"/>
+      <w:numFmt w:val="bullet"/>
+      <w:lvlText w:val="o"/>
+      <w:lvlJc w:val="left"/>
+      <w:pPr>
+        <w:tabs>
+          <w:tab w:val="num" w:pos="1440"/>
+        </w:tabs>
+        <w:ind w:left="1440" w:hanging="360"/>
+      </w:pPr>
+      <w:rPr>
+        <w:rFonts w:ascii="Courier New" w:hAnsi="Courier New" w:hint="default"/>
+        <w:sz w:val="20"/>
+      </w:rPr>
+    </w:lvl>
+    <w:lvl w:ilvl="2" w:tentative="1">
+      <w:start w:val="1"/>
+      <w:numFmt w:val="bullet"/>
+      <w:lvlText w:val=""/>
+      <w:lvlJc w:val="left"/>
+      <w:pPr>
+        <w:tabs>
+          <w:tab w:val="num" w:pos="2160"/>
+        </w:tabs>
+        <w:ind w:left="2160" w:hanging="360"/>
+      </w:pPr>
+      <w:rPr>
+        <w:rFonts w:ascii="Wingdings" w:hAnsi="Wingdings" w:hint="default"/>
+        <w:sz w:val="20"/>
+      </w:rPr>
+    </w:lvl>
+    <w:lvl w:ilvl="3" w:tentative="1">
+      <w:start w:val="1"/>
+      <w:numFmt w:val="bullet"/>
+      <w:lvlText w:val=""/>
+      <w:lvlJc w:val="left"/>
+      <w:pPr>
+        <w:tabs>
+          <w:tab w:val="num" w:pos="2880"/>
+        </w:tabs>
+        <w:ind w:left="2880" w:hanging="360"/>
+      </w:pPr>
+      <w:rPr>
+        <w:rFonts w:ascii="Wingdings" w:hAnsi="Wingdings" w:hint="default"/>
+        <w:sz w:val="20"/>
+      </w:rPr>
+    </w:lvl>
+    <w:lvl w:ilvl="4" w:tentative="1">
+      <w:start w:val="1"/>
+      <w:numFmt w:val="bullet"/>
+      <w:lvlText w:val=""/>
+      <w:lvlJc w:val="left"/>
+      <w:pPr>
+        <w:tabs>
+          <w:tab w:val="num" w:pos="3600"/>
+        </w:tabs>
+        <w:ind w:left="3600" w:hanging="360"/>
+      </w:pPr>
+      <w:rPr>
+        <w:rFonts w:ascii="Wingdings" w:hAnsi="Wingdings" w:hint="default"/>
+        <w:sz w:val="20"/>
+      </w:rPr>
+    </w:lvl>
+    <w:lvl w:ilvl="5" w:tentative="1">
+      <w:start w:val="1"/>
+      <w:numFmt w:val="bullet"/>
+      <w:lvlText w:val=""/>
+      <w:lvlJc w:val="left"/>
+      <w:pPr>
+        <w:tabs>
+          <w:tab w:val="num" w:pos="4320"/>
+        </w:tabs>
+        <w:ind w:left="4320" w:hanging="360"/>
+      </w:pPr>
+      <w:rPr>
+        <w:rFonts w:ascii="Wingdings" w:hAnsi="Wingdings" w:hint="default"/>
+        <w:sz w:val="20"/>
+      </w:rPr>
+    </w:lvl>
+    <w:lvl w:ilvl="6" w:tentative="1">
+      <w:start w:val="1"/>
+      <w:numFmt w:val="bullet"/>
+      <w:lvlText w:val=""/>
+      <w:lvlJc w:val="left"/>
+      <w:pPr>
+        <w:tabs>
+          <w:tab w:val="num" w:pos="5040"/>
+        </w:tabs>
+        <w:ind w:left="5040" w:hanging="360"/>
+      </w:pPr>
+      <w:rPr>
+        <w:rFonts w:ascii="Wingdings" w:hAnsi="Wingdings" w:hint="default"/>
+        <w:sz w:val="20"/>
+      </w:rPr>
+    </w:lvl>
+    <w:lvl w:ilvl="7" w:tentative="1">
+      <w:start w:val="1"/>
+      <w:numFmt w:val="bullet"/>
+      <w:lvlText w:val=""/>
+      <w:lvlJc w:val="left"/>
+      <w:pPr>
+        <w:tabs>
+          <w:tab w:val="num" w:pos="5760"/>
+        </w:tabs>
+        <w:ind w:left="5760" w:hanging="360"/>
+      </w:pPr>
+      <w:rPr>
+        <w:rFonts w:ascii="Wingdings" w:hAnsi="Wingdings" w:hint="default"/>
+        <w:sz w:val="20"/>
+      </w:rPr>
+    </w:lvl>
+    <w:lvl w:ilvl="8" w:tentative="1">
+      <w:start w:val="1"/>
+      <w:numFmt w:val="bullet"/>
+      <w:lvlText w:val=""/>
+      <w:lvlJc w:val="left"/>
+      <w:pPr>
+        <w:tabs>
+          <w:tab w:val="num" w:pos="6480"/>
+        </w:tabs>
+        <w:ind w:left="6480" w:hanging="360"/>
+      </w:pPr>
+      <w:rPr>
+        <w:rFonts w:ascii="Wingdings" w:hAnsi="Wingdings" w:hint="default"/>
+        <w:sz w:val="20"/>
+      </w:rPr>
+    </w:lvl>
+  </w:abstractNum>
+  <w:abstractNum w:abstractNumId="3" w15:restartNumberingAfterBreak="0">
+    <w:nsid w:val="200D3E98"/>
+    <w:multiLevelType w:val="hybridMultilevel"/>
+    <w:tmpl w:val="1DD2700A"/>
+    <w:lvl w:ilvl="0" w:tplc="04130001">
+      <w:start w:val="1"/>
+      <w:numFmt w:val="bullet"/>
+      <w:lvlText w:val=""/>
+      <w:lvlJc w:val="left"/>
+      <w:pPr>
+        <w:ind w:left="720" w:hanging="360"/>
+      </w:pPr>
+      <w:rPr>
+        <w:rFonts w:ascii="Symbol" w:hAnsi="Symbol" w:hint="default"/>
+      </w:rPr>
+    </w:lvl>
+    <w:lvl w:ilvl="1" w:tplc="04130003" w:tentative="1">
+      <w:start w:val="1"/>
+      <w:numFmt w:val="bullet"/>
+      <w:lvlText w:val="o"/>
+      <w:lvlJc w:val="left"/>
+      <w:pPr>
+        <w:ind w:left="1440" w:hanging="360"/>
+      </w:pPr>
+      <w:rPr>
+        <w:rFonts w:ascii="Courier New" w:hAnsi="Courier New" w:hint="default"/>
+      </w:rPr>
+    </w:lvl>
+    <w:lvl w:ilvl="2" w:tplc="04130005" w:tentative="1">
+      <w:start w:val="1"/>
+      <w:numFmt w:val="bullet"/>
+      <w:lvlText w:val=""/>
+      <w:lvlJc w:val="left"/>
+      <w:pPr>
+        <w:ind w:left="2160" w:hanging="360"/>
+      </w:pPr>
+      <w:rPr>
+        <w:rFonts w:ascii="Wingdings" w:hAnsi="Wingdings" w:hint="default"/>
+      </w:rPr>
+    </w:lvl>
+    <w:lvl w:ilvl="3" w:tplc="04130001" w:tentative="1">
+      <w:start w:val="1"/>
+      <w:numFmt w:val="bullet"/>
+      <w:lvlText w:val=""/>
+      <w:lvlJc w:val="left"/>
+      <w:pPr>
+        <w:ind w:left="2880" w:hanging="360"/>
+      </w:pPr>
+      <w:rPr>
+        <w:rFonts w:ascii="Symbol" w:hAnsi="Symbol" w:hint="default"/>
+      </w:rPr>
+    </w:lvl>
+    <w:lvl w:ilvl="4" w:tplc="04130003" w:tentative="1">
+      <w:start w:val="1"/>
+      <w:numFmt w:val="bullet"/>
+      <w:lvlText w:val="o"/>
+      <w:lvlJc w:val="left"/>
+      <w:pPr>
+        <w:ind w:left="3600" w:hanging="360"/>
+      </w:pPr>
+      <w:rPr>
+        <w:rFonts w:ascii="Courier New" w:hAnsi="Courier New" w:hint="default"/>
+      </w:rPr>
+    </w:lvl>
+    <w:lvl w:ilvl="5" w:tplc="04130005" w:tentative="1">
+      <w:start w:val="1"/>
+      <w:numFmt w:val="bullet"/>
+      <w:lvlText w:val=""/>
+      <w:lvlJc w:val="left"/>
+      <w:pPr>
+        <w:ind w:left="4320" w:hanging="360"/>
+      </w:pPr>
+      <w:rPr>
+        <w:rFonts w:ascii="Wingdings" w:hAnsi="Wingdings" w:hint="default"/>
+      </w:rPr>
+    </w:lvl>
+    <w:lvl w:ilvl="6" w:tplc="04130001" w:tentative="1">
+      <w:start w:val="1"/>
+      <w:numFmt w:val="bullet"/>
+      <w:lvlText w:val=""/>
+      <w:lvlJc w:val="left"/>
+      <w:pPr>
+        <w:ind w:left="5040" w:hanging="360"/>
+      </w:pPr>
+      <w:rPr>
+        <w:rFonts w:ascii="Symbol" w:hAnsi="Symbol" w:hint="default"/>
+      </w:rPr>
+    </w:lvl>
+    <w:lvl w:ilvl="7" w:tplc="04130003" w:tentative="1">
+      <w:start w:val="1"/>
+      <w:numFmt w:val="bullet"/>
+      <w:lvlText w:val="o"/>
+      <w:lvlJc w:val="left"/>
+      <w:pPr>
+        <w:ind w:left="5760" w:hanging="360"/>
+      </w:pPr>
+      <w:rPr>
+        <w:rFonts w:ascii="Courier New" w:hAnsi="Courier New" w:hint="default"/>
+      </w:rPr>
+    </w:lvl>
+    <w:lvl w:ilvl="8" w:tplc="04130005" w:tentative="1">
+      <w:start w:val="1"/>
+      <w:numFmt w:val="bullet"/>
+      <w:lvlText w:val=""/>
+      <w:lvlJc w:val="left"/>
+      <w:pPr>
+        <w:ind w:left="6480" w:hanging="360"/>
+      </w:pPr>
+      <w:rPr>
+        <w:rFonts w:ascii="Wingdings" w:hAnsi="Wingdings" w:hint="default"/>
+      </w:rPr>
+    </w:lvl>
+  </w:abstractNum>
+  <w:abstractNum w:abstractNumId="4" w15:restartNumberingAfterBreak="0">
+    <w:nsid w:val="38B65138"/>
+    <w:multiLevelType w:val="multilevel"/>
+    <w:tmpl w:val="3A0E7BC6"/>
+    <w:lvl w:ilvl="0">
+      <w:start w:val="1"/>
+      <w:numFmt w:val="bullet"/>
+      <w:lvlText w:val=""/>
+      <w:lvlJc w:val="left"/>
+      <w:pPr>
+        <w:tabs>
+          <w:tab w:val="num" w:pos="720"/>
+        </w:tabs>
+        <w:ind w:left="720" w:hanging="360"/>
+      </w:pPr>
+      <w:rPr>
+        <w:rFonts w:ascii="Symbol" w:hAnsi="Symbol" w:hint="default"/>
+        <w:sz w:val="20"/>
+      </w:rPr>
+    </w:lvl>
+    <w:lvl w:ilvl="1" w:tentative="1">
+      <w:start w:val="1"/>
+      <w:numFmt w:val="bullet"/>
+      <w:lvlText w:val="o"/>
+      <w:lvlJc w:val="left"/>
+      <w:pPr>
+        <w:tabs>
+          <w:tab w:val="num" w:pos="1440"/>
+        </w:tabs>
+        <w:ind w:left="1440" w:hanging="360"/>
+      </w:pPr>
+      <w:rPr>
+        <w:rFonts w:ascii="Courier New" w:hAnsi="Courier New" w:hint="default"/>
+        <w:sz w:val="20"/>
+      </w:rPr>
+    </w:lvl>
+    <w:lvl w:ilvl="2" w:tentative="1">
+      <w:start w:val="1"/>
+      <w:numFmt w:val="bullet"/>
+      <w:lvlText w:val=""/>
+      <w:lvlJc w:val="left"/>
+      <w:pPr>
+        <w:tabs>
+          <w:tab w:val="num" w:pos="2160"/>
+        </w:tabs>
+        <w:ind w:left="2160" w:hanging="360"/>
+      </w:pPr>
+      <w:rPr>
+        <w:rFonts w:ascii="Wingdings" w:hAnsi="Wingdings" w:hint="default"/>
+        <w:sz w:val="20"/>
+      </w:rPr>
+    </w:lvl>
+    <w:lvl w:ilvl="3" w:tentative="1">
+      <w:start w:val="1"/>
+      <w:numFmt w:val="bullet"/>
+      <w:lvlText w:val=""/>
+      <w:lvlJc w:val="left"/>
+      <w:pPr>
+        <w:tabs>
+          <w:tab w:val="num" w:pos="2880"/>
+        </w:tabs>
+        <w:ind w:left="2880" w:hanging="360"/>
+      </w:pPr>
+      <w:rPr>
+        <w:rFonts w:ascii="Wingdings" w:hAnsi="Wingdings" w:hint="default"/>
+        <w:sz w:val="20"/>
+      </w:rPr>
+    </w:lvl>
+    <w:lvl w:ilvl="4" w:tentative="1">
+      <w:start w:val="1"/>
+      <w:numFmt w:val="bullet"/>
+      <w:lvlText w:val=""/>
+      <w:lvlJc w:val="left"/>
+      <w:pPr>
+        <w:tabs>
+          <w:tab w:val="num" w:pos="3600"/>
+        </w:tabs>
+        <w:ind w:left="3600" w:hanging="360"/>
+      </w:pPr>
+      <w:rPr>
+        <w:rFonts w:ascii="Wingdings" w:hAnsi="Wingdings" w:hint="default"/>
+        <w:sz w:val="20"/>
+      </w:rPr>
+    </w:lvl>
+    <w:lvl w:ilvl="5" w:tentative="1">
+      <w:start w:val="1"/>
+      <w:numFmt w:val="bullet"/>
+      <w:lvlText w:val=""/>
+      <w:lvlJc w:val="left"/>
+      <w:pPr>
+        <w:tabs>
+          <w:tab w:val="num" w:pos="4320"/>
+        </w:tabs>
+        <w:ind w:left="4320" w:hanging="360"/>
+      </w:pPr>
+      <w:rPr>
+        <w:rFonts w:ascii="Wingdings" w:hAnsi="Wingdings" w:hint="default"/>
+        <w:sz w:val="20"/>
+      </w:rPr>
+    </w:lvl>
+    <w:lvl w:ilvl="6" w:tentative="1">
+      <w:start w:val="1"/>
+      <w:numFmt w:val="bullet"/>
+      <w:lvlText w:val=""/>
+      <w:lvlJc w:val="left"/>
+      <w:pPr>
+        <w:tabs>
+          <w:tab w:val="num" w:pos="5040"/>
+        </w:tabs>
+        <w:ind w:left="5040" w:hanging="360"/>
+      </w:pPr>
+      <w:rPr>
+        <w:rFonts w:ascii="Wingdings" w:hAnsi="Wingdings" w:hint="default"/>
+        <w:sz w:val="20"/>
+      </w:rPr>
+    </w:lvl>
+    <w:lvl w:ilvl="7" w:tentative="1">
+      <w:start w:val="1"/>
+      <w:numFmt w:val="bullet"/>
+      <w:lvlText w:val=""/>
+      <w:lvlJc w:val="left"/>
+      <w:pPr>
+        <w:tabs>
+          <w:tab w:val="num" w:pos="5760"/>
+        </w:tabs>
+        <w:ind w:left="5760" w:hanging="360"/>
+      </w:pPr>
+      <w:rPr>
+        <w:rFonts w:ascii="Wingdings" w:hAnsi="Wingdings" w:hint="default"/>
+        <w:sz w:val="20"/>
+      </w:rPr>
+    </w:lvl>
+    <w:lvl w:ilvl="8" w:tentative="1">
+      <w:start w:val="1"/>
+      <w:numFmt w:val="bullet"/>
+      <w:lvlText w:val=""/>
+      <w:lvlJc w:val="left"/>
+      <w:pPr>
+        <w:tabs>
+          <w:tab w:val="num" w:pos="6480"/>
+        </w:tabs>
+        <w:ind w:left="6480" w:hanging="360"/>
+      </w:pPr>
+      <w:rPr>
+        <w:rFonts w:ascii="Wingdings" w:hAnsi="Wingdings" w:hint="default"/>
+        <w:sz w:val="20"/>
+      </w:rPr>
+    </w:lvl>
+  </w:abstractNum>
+  <w:abstractNum w:abstractNumId="5" w15:restartNumberingAfterBreak="0">
     <w:nsid w:val="3B421040"/>
     <w:multiLevelType w:val="hybridMultilevel"/>
     <w:tmpl w:val="E3469D86"/>
@@ -4580,6 +6947,304 @@
       <w:pPr>
         <w:ind w:left="6480" w:hanging="180"/>
       </w:pPr>
+    </w:lvl>
+  </w:abstractNum>
+  <w:abstractNum w:abstractNumId="6" w15:restartNumberingAfterBreak="0">
+    <w:nsid w:val="42CF4D87"/>
+    <w:multiLevelType w:val="multilevel"/>
+    <w:tmpl w:val="F3885F30"/>
+    <w:lvl w:ilvl="0">
+      <w:start w:val="1"/>
+      <w:numFmt w:val="bullet"/>
+      <w:lvlText w:val=""/>
+      <w:lvlJc w:val="left"/>
+      <w:pPr>
+        <w:tabs>
+          <w:tab w:val="num" w:pos="720"/>
+        </w:tabs>
+        <w:ind w:left="720" w:hanging="360"/>
+      </w:pPr>
+      <w:rPr>
+        <w:rFonts w:ascii="Symbol" w:hAnsi="Symbol" w:hint="default"/>
+        <w:sz w:val="20"/>
+      </w:rPr>
+    </w:lvl>
+    <w:lvl w:ilvl="1" w:tentative="1">
+      <w:start w:val="1"/>
+      <w:numFmt w:val="bullet"/>
+      <w:lvlText w:val="o"/>
+      <w:lvlJc w:val="left"/>
+      <w:pPr>
+        <w:tabs>
+          <w:tab w:val="num" w:pos="1440"/>
+        </w:tabs>
+        <w:ind w:left="1440" w:hanging="360"/>
+      </w:pPr>
+      <w:rPr>
+        <w:rFonts w:ascii="Courier New" w:hAnsi="Courier New" w:hint="default"/>
+        <w:sz w:val="20"/>
+      </w:rPr>
+    </w:lvl>
+    <w:lvl w:ilvl="2" w:tentative="1">
+      <w:start w:val="1"/>
+      <w:numFmt w:val="bullet"/>
+      <w:lvlText w:val=""/>
+      <w:lvlJc w:val="left"/>
+      <w:pPr>
+        <w:tabs>
+          <w:tab w:val="num" w:pos="2160"/>
+        </w:tabs>
+        <w:ind w:left="2160" w:hanging="360"/>
+      </w:pPr>
+      <w:rPr>
+        <w:rFonts w:ascii="Wingdings" w:hAnsi="Wingdings" w:hint="default"/>
+        <w:sz w:val="20"/>
+      </w:rPr>
+    </w:lvl>
+    <w:lvl w:ilvl="3" w:tentative="1">
+      <w:start w:val="1"/>
+      <w:numFmt w:val="bullet"/>
+      <w:lvlText w:val=""/>
+      <w:lvlJc w:val="left"/>
+      <w:pPr>
+        <w:tabs>
+          <w:tab w:val="num" w:pos="2880"/>
+        </w:tabs>
+        <w:ind w:left="2880" w:hanging="360"/>
+      </w:pPr>
+      <w:rPr>
+        <w:rFonts w:ascii="Wingdings" w:hAnsi="Wingdings" w:hint="default"/>
+        <w:sz w:val="20"/>
+      </w:rPr>
+    </w:lvl>
+    <w:lvl w:ilvl="4" w:tentative="1">
+      <w:start w:val="1"/>
+      <w:numFmt w:val="bullet"/>
+      <w:lvlText w:val=""/>
+      <w:lvlJc w:val="left"/>
+      <w:pPr>
+        <w:tabs>
+          <w:tab w:val="num" w:pos="3600"/>
+        </w:tabs>
+        <w:ind w:left="3600" w:hanging="360"/>
+      </w:pPr>
+      <w:rPr>
+        <w:rFonts w:ascii="Wingdings" w:hAnsi="Wingdings" w:hint="default"/>
+        <w:sz w:val="20"/>
+      </w:rPr>
+    </w:lvl>
+    <w:lvl w:ilvl="5" w:tentative="1">
+      <w:start w:val="1"/>
+      <w:numFmt w:val="bullet"/>
+      <w:lvlText w:val=""/>
+      <w:lvlJc w:val="left"/>
+      <w:pPr>
+        <w:tabs>
+          <w:tab w:val="num" w:pos="4320"/>
+        </w:tabs>
+        <w:ind w:left="4320" w:hanging="360"/>
+      </w:pPr>
+      <w:rPr>
+        <w:rFonts w:ascii="Wingdings" w:hAnsi="Wingdings" w:hint="default"/>
+        <w:sz w:val="20"/>
+      </w:rPr>
+    </w:lvl>
+    <w:lvl w:ilvl="6" w:tentative="1">
+      <w:start w:val="1"/>
+      <w:numFmt w:val="bullet"/>
+      <w:lvlText w:val=""/>
+      <w:lvlJc w:val="left"/>
+      <w:pPr>
+        <w:tabs>
+          <w:tab w:val="num" w:pos="5040"/>
+        </w:tabs>
+        <w:ind w:left="5040" w:hanging="360"/>
+      </w:pPr>
+      <w:rPr>
+        <w:rFonts w:ascii="Wingdings" w:hAnsi="Wingdings" w:hint="default"/>
+        <w:sz w:val="20"/>
+      </w:rPr>
+    </w:lvl>
+    <w:lvl w:ilvl="7" w:tentative="1">
+      <w:start w:val="1"/>
+      <w:numFmt w:val="bullet"/>
+      <w:lvlText w:val=""/>
+      <w:lvlJc w:val="left"/>
+      <w:pPr>
+        <w:tabs>
+          <w:tab w:val="num" w:pos="5760"/>
+        </w:tabs>
+        <w:ind w:left="5760" w:hanging="360"/>
+      </w:pPr>
+      <w:rPr>
+        <w:rFonts w:ascii="Wingdings" w:hAnsi="Wingdings" w:hint="default"/>
+        <w:sz w:val="20"/>
+      </w:rPr>
+    </w:lvl>
+    <w:lvl w:ilvl="8" w:tentative="1">
+      <w:start w:val="1"/>
+      <w:numFmt w:val="bullet"/>
+      <w:lvlText w:val=""/>
+      <w:lvlJc w:val="left"/>
+      <w:pPr>
+        <w:tabs>
+          <w:tab w:val="num" w:pos="6480"/>
+        </w:tabs>
+        <w:ind w:left="6480" w:hanging="360"/>
+      </w:pPr>
+      <w:rPr>
+        <w:rFonts w:ascii="Wingdings" w:hAnsi="Wingdings" w:hint="default"/>
+        <w:sz w:val="20"/>
+      </w:rPr>
+    </w:lvl>
+  </w:abstractNum>
+  <w:abstractNum w:abstractNumId="7" w15:restartNumberingAfterBreak="0">
+    <w:nsid w:val="467F2C7B"/>
+    <w:multiLevelType w:val="multilevel"/>
+    <w:tmpl w:val="725CB7B0"/>
+    <w:lvl w:ilvl="0">
+      <w:start w:val="1"/>
+      <w:numFmt w:val="bullet"/>
+      <w:lvlText w:val=""/>
+      <w:lvlJc w:val="left"/>
+      <w:pPr>
+        <w:tabs>
+          <w:tab w:val="num" w:pos="720"/>
+        </w:tabs>
+        <w:ind w:left="720" w:hanging="360"/>
+      </w:pPr>
+      <w:rPr>
+        <w:rFonts w:ascii="Symbol" w:hAnsi="Symbol" w:hint="default"/>
+        <w:sz w:val="20"/>
+      </w:rPr>
+    </w:lvl>
+    <w:lvl w:ilvl="1" w:tentative="1">
+      <w:start w:val="1"/>
+      <w:numFmt w:val="bullet"/>
+      <w:lvlText w:val="o"/>
+      <w:lvlJc w:val="left"/>
+      <w:pPr>
+        <w:tabs>
+          <w:tab w:val="num" w:pos="1440"/>
+        </w:tabs>
+        <w:ind w:left="1440" w:hanging="360"/>
+      </w:pPr>
+      <w:rPr>
+        <w:rFonts w:ascii="Courier New" w:hAnsi="Courier New" w:hint="default"/>
+        <w:sz w:val="20"/>
+      </w:rPr>
+    </w:lvl>
+    <w:lvl w:ilvl="2" w:tentative="1">
+      <w:start w:val="1"/>
+      <w:numFmt w:val="bullet"/>
+      <w:lvlText w:val=""/>
+      <w:lvlJc w:val="left"/>
+      <w:pPr>
+        <w:tabs>
+          <w:tab w:val="num" w:pos="2160"/>
+        </w:tabs>
+        <w:ind w:left="2160" w:hanging="360"/>
+      </w:pPr>
+      <w:rPr>
+        <w:rFonts w:ascii="Wingdings" w:hAnsi="Wingdings" w:hint="default"/>
+        <w:sz w:val="20"/>
+      </w:rPr>
+    </w:lvl>
+    <w:lvl w:ilvl="3" w:tentative="1">
+      <w:start w:val="1"/>
+      <w:numFmt w:val="bullet"/>
+      <w:lvlText w:val=""/>
+      <w:lvlJc w:val="left"/>
+      <w:pPr>
+        <w:tabs>
+          <w:tab w:val="num" w:pos="2880"/>
+        </w:tabs>
+        <w:ind w:left="2880" w:hanging="360"/>
+      </w:pPr>
+      <w:rPr>
+        <w:rFonts w:ascii="Wingdings" w:hAnsi="Wingdings" w:hint="default"/>
+        <w:sz w:val="20"/>
+      </w:rPr>
+    </w:lvl>
+    <w:lvl w:ilvl="4" w:tentative="1">
+      <w:start w:val="1"/>
+      <w:numFmt w:val="bullet"/>
+      <w:lvlText w:val=""/>
+      <w:lvlJc w:val="left"/>
+      <w:pPr>
+        <w:tabs>
+          <w:tab w:val="num" w:pos="3600"/>
+        </w:tabs>
+        <w:ind w:left="3600" w:hanging="360"/>
+      </w:pPr>
+      <w:rPr>
+        <w:rFonts w:ascii="Wingdings" w:hAnsi="Wingdings" w:hint="default"/>
+        <w:sz w:val="20"/>
+      </w:rPr>
+    </w:lvl>
+    <w:lvl w:ilvl="5" w:tentative="1">
+      <w:start w:val="1"/>
+      <w:numFmt w:val="bullet"/>
+      <w:lvlText w:val=""/>
+      <w:lvlJc w:val="left"/>
+      <w:pPr>
+        <w:tabs>
+          <w:tab w:val="num" w:pos="4320"/>
+        </w:tabs>
+        <w:ind w:left="4320" w:hanging="360"/>
+      </w:pPr>
+      <w:rPr>
+        <w:rFonts w:ascii="Wingdings" w:hAnsi="Wingdings" w:hint="default"/>
+        <w:sz w:val="20"/>
+      </w:rPr>
+    </w:lvl>
+    <w:lvl w:ilvl="6" w:tentative="1">
+      <w:start w:val="1"/>
+      <w:numFmt w:val="bullet"/>
+      <w:lvlText w:val=""/>
+      <w:lvlJc w:val="left"/>
+      <w:pPr>
+        <w:tabs>
+          <w:tab w:val="num" w:pos="5040"/>
+        </w:tabs>
+        <w:ind w:left="5040" w:hanging="360"/>
+      </w:pPr>
+      <w:rPr>
+        <w:rFonts w:ascii="Wingdings" w:hAnsi="Wingdings" w:hint="default"/>
+        <w:sz w:val="20"/>
+      </w:rPr>
+    </w:lvl>
+    <w:lvl w:ilvl="7" w:tentative="1">
+      <w:start w:val="1"/>
+      <w:numFmt w:val="bullet"/>
+      <w:lvlText w:val=""/>
+      <w:lvlJc w:val="left"/>
+      <w:pPr>
+        <w:tabs>
+          <w:tab w:val="num" w:pos="5760"/>
+        </w:tabs>
+        <w:ind w:left="5760" w:hanging="360"/>
+      </w:pPr>
+      <w:rPr>
+        <w:rFonts w:ascii="Wingdings" w:hAnsi="Wingdings" w:hint="default"/>
+        <w:sz w:val="20"/>
+      </w:rPr>
+    </w:lvl>
+    <w:lvl w:ilvl="8" w:tentative="1">
+      <w:start w:val="1"/>
+      <w:numFmt w:val="bullet"/>
+      <w:lvlText w:val=""/>
+      <w:lvlJc w:val="left"/>
+      <w:pPr>
+        <w:tabs>
+          <w:tab w:val="num" w:pos="6480"/>
+        </w:tabs>
+        <w:ind w:left="6480" w:hanging="360"/>
+      </w:pPr>
+      <w:rPr>
+        <w:rFonts w:ascii="Wingdings" w:hAnsi="Wingdings" w:hint="default"/>
+        <w:sz w:val="20"/>
+      </w:rPr>
     </w:lvl>
   </w:abstractNum>
   <w:num w:numId="1" w16cid:durableId="1163817982">
@@ -4595,7 +7260,22 @@
     </w:lvlOverride>
   </w:num>
   <w:num w:numId="3" w16cid:durableId="228655259">
+    <w:abstractNumId w:val="5"/>
+  </w:num>
+  <w:num w:numId="4" w16cid:durableId="589194824">
+    <w:abstractNumId w:val="6"/>
+  </w:num>
+  <w:num w:numId="5" w16cid:durableId="1025324552">
+    <w:abstractNumId w:val="7"/>
+  </w:num>
+  <w:num w:numId="6" w16cid:durableId="119615097">
     <w:abstractNumId w:val="2"/>
+  </w:num>
+  <w:num w:numId="7" w16cid:durableId="2100173535">
+    <w:abstractNumId w:val="4"/>
+  </w:num>
+  <w:num w:numId="8" w16cid:durableId="1361515788">
+    <w:abstractNumId w:val="3"/>
   </w:num>
 </w:numbering>
 </file>
@@ -4994,6 +7674,10 @@
   <w:style w:type="paragraph" w:default="1" w:styleId="Standaard">
     <w:name w:val="Normal"/>
     <w:qFormat/>
+    <w:rsid w:val="0010437B"/>
+    <w:rPr>
+      <w:rFonts w:ascii="Times New Roman" w:eastAsia="Times New Roman" w:hAnsi="Times New Roman" w:cs="Times New Roman"/>
+    </w:rPr>
   </w:style>
   <w:style w:type="paragraph" w:styleId="Kop1">
     <w:name w:val="heading 1"/>
@@ -5258,6 +7942,96 @@
       <w:i/>
       <w:iCs/>
     </w:rPr>
+  </w:style>
+  <w:style w:type="paragraph" w:styleId="Normaalweb">
+    <w:name w:val="Normal (Web)"/>
+    <w:basedOn w:val="Standaard"/>
+    <w:uiPriority w:val="99"/>
+    <w:semiHidden/>
+    <w:unhideWhenUsed/>
+    <w:rsid w:val="0062705C"/>
+    <w:pPr>
+      <w:spacing w:before="100" w:beforeAutospacing="1" w:after="100" w:afterAutospacing="1"/>
+    </w:pPr>
+  </w:style>
+  <w:style w:type="character" w:customStyle="1" w:styleId="url">
+    <w:name w:val="url"/>
+    <w:basedOn w:val="Standaardalinea-lettertype"/>
+    <w:rsid w:val="0062705C"/>
+  </w:style>
+  <w:style w:type="paragraph" w:styleId="Geenafstand">
+    <w:name w:val="No Spacing"/>
+    <w:uiPriority w:val="1"/>
+    <w:qFormat/>
+    <w:rsid w:val="00F63601"/>
+  </w:style>
+  <w:style w:type="character" w:styleId="GevolgdeHyperlink">
+    <w:name w:val="FollowedHyperlink"/>
+    <w:basedOn w:val="Standaardalinea-lettertype"/>
+    <w:uiPriority w:val="99"/>
+    <w:semiHidden/>
+    <w:unhideWhenUsed/>
+    <w:rsid w:val="00A01A43"/>
+    <w:rPr>
+      <w:color w:val="96607D" w:themeColor="followedHyperlink"/>
+      <w:u w:val="single"/>
+    </w:rPr>
+  </w:style>
+  <w:style w:type="paragraph" w:styleId="Koptekst">
+    <w:name w:val="header"/>
+    <w:basedOn w:val="Standaard"/>
+    <w:link w:val="KoptekstChar"/>
+    <w:uiPriority w:val="99"/>
+    <w:unhideWhenUsed/>
+    <w:rsid w:val="009C3CB0"/>
+    <w:pPr>
+      <w:tabs>
+        <w:tab w:val="center" w:pos="4536"/>
+        <w:tab w:val="right" w:pos="9072"/>
+      </w:tabs>
+    </w:pPr>
+  </w:style>
+  <w:style w:type="character" w:customStyle="1" w:styleId="KoptekstChar">
+    <w:name w:val="Koptekst Char"/>
+    <w:basedOn w:val="Standaardalinea-lettertype"/>
+    <w:link w:val="Koptekst"/>
+    <w:uiPriority w:val="99"/>
+    <w:rsid w:val="009C3CB0"/>
+    <w:rPr>
+      <w:rFonts w:ascii="Times New Roman" w:eastAsia="Times New Roman" w:hAnsi="Times New Roman" w:cs="Times New Roman"/>
+    </w:rPr>
+  </w:style>
+  <w:style w:type="paragraph" w:styleId="Voettekst">
+    <w:name w:val="footer"/>
+    <w:basedOn w:val="Standaard"/>
+    <w:link w:val="VoettekstChar"/>
+    <w:uiPriority w:val="99"/>
+    <w:unhideWhenUsed/>
+    <w:rsid w:val="009C3CB0"/>
+    <w:pPr>
+      <w:tabs>
+        <w:tab w:val="center" w:pos="4536"/>
+        <w:tab w:val="right" w:pos="9072"/>
+      </w:tabs>
+    </w:pPr>
+  </w:style>
+  <w:style w:type="character" w:customStyle="1" w:styleId="VoettekstChar">
+    <w:name w:val="Voettekst Char"/>
+    <w:basedOn w:val="Standaardalinea-lettertype"/>
+    <w:link w:val="Voettekst"/>
+    <w:uiPriority w:val="99"/>
+    <w:rsid w:val="009C3CB0"/>
+    <w:rPr>
+      <w:rFonts w:ascii="Times New Roman" w:eastAsia="Times New Roman" w:hAnsi="Times New Roman" w:cs="Times New Roman"/>
+    </w:rPr>
+  </w:style>
+  <w:style w:type="character" w:styleId="Paginanummer">
+    <w:name w:val="page number"/>
+    <w:basedOn w:val="Standaardalinea-lettertype"/>
+    <w:uiPriority w:val="99"/>
+    <w:semiHidden/>
+    <w:unhideWhenUsed/>
+    <w:rsid w:val="009C3CB0"/>
   </w:style>
 </w:styles>
 </file>

--- a/docs/Analyseren/JufAimee_Onderzoeksverslag.docx
+++ b/docs/Analyseren/JufAimee_Onderzoeksverslag.docx
@@ -38,8 +38,6 @@
       <w:pPr>
         <w:spacing w:before="240" w:after="120"/>
         <w:jc w:val="center"/>
-      </w:pPr>
-      <w:r>
         <w:rPr>
           <w:rFonts w:ascii="Arial" w:eastAsia="Arial" w:hAnsi="Arial" w:cs="Arial"/>
           <w:b/>
@@ -48,20 +46,45 @@
           <w:sz w:val="36"/>
           <w:szCs w:val="36"/>
         </w:rPr>
+      </w:pPr>
+      <w:r>
+        <w:rPr>
+          <w:rFonts w:ascii="Arial" w:eastAsia="Arial" w:hAnsi="Arial" w:cs="Arial"/>
+          <w:b/>
+          <w:bCs/>
+          <w:color w:val="2E75B6"/>
+          <w:sz w:val="36"/>
+          <w:szCs w:val="36"/>
+        </w:rPr>
         <w:t>Juf Aimee: AI-collega voor hoogbegaafde leerlingen</w:t>
       </w:r>
     </w:p>
     <w:p>
       <w:pPr>
-        <w:spacing w:before="120" w:after="600"/>
+        <w:spacing w:before="240" w:after="120"/>
+        <w:rPr>
+          <w:rFonts w:ascii="Arial" w:eastAsia="Arial" w:hAnsi="Arial" w:cs="Arial"/>
+          <w:b/>
+          <w:bCs/>
+          <w:color w:val="2E75B6"/>
+          <w:sz w:val="36"/>
+          <w:szCs w:val="36"/>
+        </w:rPr>
+      </w:pPr>
+    </w:p>
+    <w:p>
+      <w:pPr>
+        <w:spacing w:before="80" w:after="600"/>
         <w:jc w:val="center"/>
+        <w:rPr>
+          <w:sz w:val="28"/>
+          <w:szCs w:val="28"/>
+        </w:rPr>
       </w:pPr>
       <w:r>
         <w:rPr>
           <w:rFonts w:ascii="Arial" w:eastAsia="Arial" w:hAnsi="Arial" w:cs="Arial"/>
           <w:color w:val="555555"/>
-          <w:sz w:val="22"/>
-          <w:szCs w:val="22"/>
         </w:rPr>
         <w:t>Een wetenschappelijk onderzoek naar een verantwoord AI-gedreven</w:t>
       </w:r>
@@ -69,8 +92,6 @@
         <w:rPr>
           <w:rFonts w:ascii="Arial" w:eastAsia="Arial" w:hAnsi="Arial" w:cs="Arial"/>
           <w:color w:val="555555"/>
-          <w:sz w:val="22"/>
-          <w:szCs w:val="22"/>
         </w:rPr>
         <w:br/>
         <w:t xml:space="preserve"> hoogbegaafd onderwijssysteem ter ondersteuning voor de leraar</w:t>
@@ -86,9 +107,9 @@
           <w:noProof/>
         </w:rPr>
         <w:drawing>
-          <wp:inline distT="0" distB="0" distL="0" distR="0" wp14:anchorId="34946C44" wp14:editId="32623D78">
-            <wp:extent cx="2421890" cy="2421890"/>
-            <wp:effectExtent l="0" t="0" r="3810" b="3810"/>
+          <wp:inline distT="0" distB="0" distL="0" distR="0" wp14:anchorId="34946C44" wp14:editId="5BB0BDEA">
+            <wp:extent cx="3009207" cy="3009207"/>
+            <wp:effectExtent l="0" t="0" r="1270" b="1270"/>
             <wp:docPr id="192645198" name="Afbeelding 2" descr="Afbeelding met tekenfilm, tekening, clipart, Tekenfilm&#10;&#10;Door AI gegenereerde inhoud is mogelijk onjuist."/>
             <wp:cNvGraphicFramePr>
               <a:graphicFrameLocks xmlns:a="http://schemas.openxmlformats.org/drawingml/2006/main" noChangeAspect="1"/>
@@ -115,7 +136,7 @@
                   <pic:spPr>
                     <a:xfrm>
                       <a:off x="0" y="0"/>
-                      <a:ext cx="2443893" cy="2443893"/>
+                      <a:ext cx="3019098" cy="3019098"/>
                     </a:xfrm>
                     <a:prstGeom prst="rect">
                       <a:avLst/>
@@ -164,7 +185,25 @@
           <w:sz w:val="20"/>
           <w:szCs w:val="20"/>
         </w:rPr>
-        <w:t>Lectoraat Digital Life — Hogeschool van Amsterdam</w:t>
+        <w:t xml:space="preserve">Lectoraat Digital Life </w:t>
+      </w:r>
+      <w:r>
+        <w:rPr>
+          <w:rFonts w:ascii="Arial" w:eastAsia="Arial" w:hAnsi="Arial" w:cs="Arial"/>
+          <w:color w:val="555555"/>
+          <w:sz w:val="20"/>
+          <w:szCs w:val="20"/>
+        </w:rPr>
+        <w:t xml:space="preserve">· </w:t>
+      </w:r>
+      <w:r>
+        <w:rPr>
+          <w:rFonts w:ascii="Arial" w:eastAsia="Arial" w:hAnsi="Arial" w:cs="Arial"/>
+          <w:color w:val="555555"/>
+          <w:sz w:val="20"/>
+          <w:szCs w:val="20"/>
+        </w:rPr>
+        <w:t>Hogeschool van Amsterdam</w:t>
       </w:r>
     </w:p>
     <w:p>
@@ -176,7 +215,6 @@
           <w:color w:val="2E75B6"/>
         </w:rPr>
       </w:pPr>
-      <w:proofErr w:type="gramStart"/>
       <w:r>
         <w:rPr>
           <w:rFonts w:ascii="Arial" w:eastAsia="Arial" w:hAnsi="Arial" w:cs="Arial"/>
@@ -184,9 +222,14 @@
           <w:sz w:val="20"/>
           <w:szCs w:val="20"/>
         </w:rPr>
-        <w:t>s.kramer2@hva.nl</w:t>
-      </w:r>
-      <w:proofErr w:type="gramEnd"/>
+        <w:t xml:space="preserve">s.kramer2@hva.nl </w:t>
+      </w:r>
+    </w:p>
+    <w:p>
+      <w:pPr>
+        <w:spacing w:after="80"/>
+        <w:jc w:val="center"/>
+      </w:pPr>
       <w:r>
         <w:rPr>
           <w:rFonts w:ascii="Arial" w:eastAsia="Arial" w:hAnsi="Arial" w:cs="Arial"/>
@@ -194,34 +237,8 @@
           <w:sz w:val="20"/>
           <w:szCs w:val="20"/>
         </w:rPr>
-        <w:t xml:space="preserve"> </w:t>
-      </w:r>
-    </w:p>
-    <w:p>
-      <w:pPr>
-        <w:spacing w:after="80"/>
-        <w:jc w:val="center"/>
-      </w:pPr>
-      <w:r>
-        <w:rPr>
-          <w:rFonts w:ascii="Arial" w:eastAsia="Arial" w:hAnsi="Arial" w:cs="Arial"/>
-          <w:color w:val="2E75B6"/>
-          <w:sz w:val="20"/>
-          <w:szCs w:val="20"/>
-        </w:rPr>
-        <w:t xml:space="preserve"> </w:t>
-      </w:r>
-      <w:proofErr w:type="gramStart"/>
-      <w:r>
-        <w:rPr>
-          <w:rFonts w:ascii="Arial" w:eastAsia="Arial" w:hAnsi="Arial" w:cs="Arial"/>
-          <w:color w:val="2E75B6"/>
-          <w:sz w:val="20"/>
-          <w:szCs w:val="20"/>
-        </w:rPr>
-        <w:t>m.a.oey@hva.nl</w:t>
-      </w:r>
-      <w:proofErr w:type="gramEnd"/>
+        <w:t xml:space="preserve"> m.a.oey@hva.nl</w:t>
+      </w:r>
     </w:p>
     <w:p>
       <w:pPr>
@@ -239,7 +256,16 @@
           <w:sz w:val="20"/>
           <w:szCs w:val="20"/>
         </w:rPr>
-        <w:t>Mei 2026</w:t>
+        <w:t xml:space="preserve">mei </w:t>
+      </w:r>
+      <w:r>
+        <w:rPr>
+          <w:rFonts w:ascii="Arial" w:eastAsia="Arial" w:hAnsi="Arial" w:cs="Arial"/>
+          <w:color w:val="7F8C8D"/>
+          <w:sz w:val="20"/>
+          <w:szCs w:val="20"/>
+        </w:rPr>
+        <w:t>2026</w:t>
       </w:r>
     </w:p>
     <w:p>
@@ -1843,21 +1869,7 @@
                 <w:rStyle w:val="Hyperlink"/>
                 <w:noProof/>
               </w:rPr>
-              <w:t>5.3 Uitlegbare AI (XA</w:t>
-            </w:r>
-            <w:r>
-              <w:rPr>
-                <w:rStyle w:val="Hyperlink"/>
-                <w:noProof/>
-              </w:rPr>
-              <w:t>I</w:t>
-            </w:r>
-            <w:r>
-              <w:rPr>
-                <w:rStyle w:val="Hyperlink"/>
-                <w:noProof/>
-              </w:rPr>
-              <w:t>)</w:t>
+              <w:t>5.3 Uitlegbare AI (XAI)</w:t>
             </w:r>
             <w:r>
               <w:rPr>
@@ -3250,7 +3262,21 @@
         <w:rPr>
           <w:rFonts w:ascii="Arial" w:eastAsia="Arial" w:hAnsi="Arial" w:cs="Arial"/>
         </w:rPr>
-        <w:t xml:space="preserve">Het Hybride AI-framework (Akata et al., 2020) beschrijft AI-systemen die samenwerken met mensen op basis van wederzijdse aanvulling. In de context van Juf Aimee betekent dit dat de </w:t>
+        <w:t xml:space="preserve">Het Hybride </w:t>
+      </w:r>
+      <w:r>
+        <w:rPr>
+          <w:rFonts w:ascii="Arial" w:eastAsia="Arial" w:hAnsi="Arial" w:cs="Arial"/>
+          <w:i/>
+          <w:iCs/>
+        </w:rPr>
+        <w:t>AI-framework</w:t>
+      </w:r>
+      <w:r>
+        <w:rPr>
+          <w:rFonts w:ascii="Arial" w:eastAsia="Arial" w:hAnsi="Arial" w:cs="Arial"/>
+        </w:rPr>
+        <w:t xml:space="preserve"> (Akata et al., 2020) beschrijft AI-systemen die samenwerken met mensen op basis van wederzijdse aanvulling. In de context van Juf Aimee betekent dit dat de </w:t>
       </w:r>
       <w:r>
         <w:rPr>
@@ -3262,7 +3288,19 @@
         <w:rPr>
           <w:rFonts w:ascii="Arial" w:eastAsia="Arial" w:hAnsi="Arial" w:cs="Arial"/>
         </w:rPr>
-        <w:t xml:space="preserve"> overneemt waarvoor zij beter geschikt is grootschalige personalisatie, voortgangsmonitoring terwijl de leraar de taken behoudt die menselijk oordeelsvermogen vereisen (pedagogische beslissingen, relatie met de leerling).</w:t>
+        <w:t xml:space="preserve"> overneemt waarvoor zij beter geschikt is grootschalige personalisatie, voortgangsmonitoring terwijl de leraar de taken behoudt die menselijk oordeelsvermogen vereisen pedagogische beslissingen, relatie met de leer</w:t>
+      </w:r>
+      <w:r>
+        <w:rPr>
+          <w:rFonts w:ascii="Arial" w:eastAsia="Arial" w:hAnsi="Arial" w:cs="Arial"/>
+        </w:rPr>
+        <w:t>ling</w:t>
+      </w:r>
+      <w:r>
+        <w:rPr>
+          <w:rFonts w:ascii="Arial" w:eastAsia="Arial" w:hAnsi="Arial" w:cs="Arial"/>
+        </w:rPr>
+        <w:t>.</w:t>
       </w:r>
     </w:p>
     <w:p>
@@ -3286,8 +3324,76 @@
       <w:r>
         <w:rPr>
           <w:rFonts w:ascii="Arial" w:eastAsia="Arial" w:hAnsi="Arial" w:cs="Arial"/>
-        </w:rPr>
-        <w:t>Explainability is een centrale randvoorwaarde voor verantwoord AI-gebruik in het onderwijs. Leraren moeten kunnen begrijpen waarom Juf Aimee een bepaalde opdracht aanbeveelt. Dit vereist ontwerpchoices rondom transparantie: korte, begrijpelijke uitleg bij elke aanbeveling, zonder technisch jargon.</w:t>
+          <w:i/>
+          <w:iCs/>
+        </w:rPr>
+        <w:t>Explainability</w:t>
+      </w:r>
+      <w:r>
+        <w:rPr>
+          <w:rFonts w:ascii="Arial" w:eastAsia="Arial" w:hAnsi="Arial" w:cs="Arial"/>
+        </w:rPr>
+        <w:t xml:space="preserve"> </w:t>
+      </w:r>
+      <w:r>
+        <w:rPr>
+          <w:rFonts w:ascii="Arial" w:eastAsia="Arial" w:hAnsi="Arial" w:cs="Arial"/>
+        </w:rPr>
+        <w:t>(</w:t>
+      </w:r>
+      <w:r>
+        <w:rPr>
+          <w:rFonts w:ascii="Arial" w:eastAsia="Arial" w:hAnsi="Arial" w:cs="Arial"/>
+        </w:rPr>
+        <w:t>Liao &amp; K. R. Varshney</w:t>
+      </w:r>
+      <w:r>
+        <w:rPr>
+          <w:rFonts w:ascii="Arial" w:eastAsia="Arial" w:hAnsi="Arial" w:cs="Arial"/>
+        </w:rPr>
+        <w:t xml:space="preserve">, </w:t>
+      </w:r>
+      <w:r>
+        <w:rPr>
+          <w:rFonts w:ascii="Arial" w:eastAsia="Arial" w:hAnsi="Arial" w:cs="Arial"/>
+        </w:rPr>
+        <w:t>2021)</w:t>
+      </w:r>
+      <w:r>
+        <w:rPr>
+          <w:rFonts w:ascii="Arial" w:eastAsia="Arial" w:hAnsi="Arial" w:cs="Arial"/>
+        </w:rPr>
+        <w:t xml:space="preserve"> </w:t>
+      </w:r>
+      <w:r>
+        <w:rPr>
+          <w:rFonts w:ascii="Arial" w:eastAsia="Arial" w:hAnsi="Arial" w:cs="Arial"/>
+        </w:rPr>
+        <w:t>is een centrale randvoorwaarde voor verantwoord AI-gebruik in het onderwijs. Leraren moeten kunnen begrijpen waarom Juf Aimee een bepaalde opdracht aanbeveelt.</w:t>
+      </w:r>
+      <w:r>
+        <w:rPr>
+          <w:rFonts w:ascii="Arial" w:eastAsia="Arial" w:hAnsi="Arial" w:cs="Arial"/>
+        </w:rPr>
+        <w:t xml:space="preserve"> </w:t>
+      </w:r>
+      <w:r>
+        <w:rPr>
+          <w:rFonts w:ascii="Arial" w:eastAsia="Arial" w:hAnsi="Arial" w:cs="Arial"/>
+        </w:rPr>
+        <w:t>Dit vereist ontwerp</w:t>
+      </w:r>
+      <w:r>
+        <w:rPr>
+          <w:rFonts w:ascii="Arial" w:eastAsia="Arial" w:hAnsi="Arial" w:cs="Arial"/>
+        </w:rPr>
+        <w:t>keuzes</w:t>
+      </w:r>
+      <w:r>
+        <w:rPr>
+          <w:rFonts w:ascii="Arial" w:eastAsia="Arial" w:hAnsi="Arial" w:cs="Arial"/>
+        </w:rPr>
+        <w:t xml:space="preserve"> rondom transparantie: korte, begrijpelijke uitleg bij elke aanbeveling, zonder technisch jargon.</w:t>
       </w:r>
     </w:p>
     <w:p>
@@ -3401,7 +3507,6 @@
       </w:pPr>
       <w:bookmarkStart w:id="21" w:name="_Toc225245698"/>
       <w:r>
-        <w:lastRenderedPageBreak/>
         <w:t>6. Aanpak en methoden</w:t>
       </w:r>
       <w:bookmarkEnd w:id="21"/>
@@ -3685,10 +3790,6 @@
         <w:spacing w:before="60" w:after="60"/>
       </w:pPr>
       <w:r>
-        <w:rPr>
-          <w:sz w:val="22"/>
-          <w:szCs w:val="22"/>
-        </w:rPr>
         <w:t>De gebruikersbehoeften van zowel leraren als leerlingen zijn</w:t>
       </w:r>
       <w:r>
@@ -3842,8 +3943,16 @@
       <w:r>
         <w:rPr>
           <w:rFonts w:ascii="Arial" w:eastAsia="Arial" w:hAnsi="Arial" w:cs="Arial"/>
-        </w:rPr>
-        <w:t>Digital Life van de Hogeschool van Amsterdam</w:t>
+          <w:i/>
+          <w:iCs/>
+        </w:rPr>
+        <w:t>Digital Life</w:t>
+      </w:r>
+      <w:r>
+        <w:rPr>
+          <w:rFonts w:ascii="Arial" w:eastAsia="Arial" w:hAnsi="Arial" w:cs="Arial"/>
+        </w:rPr>
+        <w:t xml:space="preserve"> van de Hogeschool van Amsterdam</w:t>
       </w:r>
       <w:r>
         <w:t>:</w:t>
@@ -3857,12 +3966,14 @@
     <w:p>
       <w:pPr>
         <w:rPr>
+          <w:rFonts w:ascii="Arial" w:hAnsi="Arial" w:cs="Arial"/>
           <w:b/>
           <w:bCs/>
         </w:rPr>
       </w:pPr>
       <w:r>
         <w:rPr>
+          <w:rFonts w:ascii="Arial" w:hAnsi="Arial" w:cs="Arial"/>
           <w:b/>
           <w:bCs/>
         </w:rPr>
@@ -3870,6 +3981,7 @@
       </w:r>
       <w:r>
         <w:rPr>
+          <w:rFonts w:ascii="Arial" w:hAnsi="Arial" w:cs="Arial"/>
           <w:b/>
           <w:bCs/>
         </w:rPr>
@@ -3877,77 +3989,78 @@
       </w:r>
       <w:r>
         <w:rPr>
+          <w:rFonts w:ascii="Arial" w:hAnsi="Arial" w:cs="Arial"/>
           <w:b/>
           <w:bCs/>
         </w:rPr>
-        <w:t xml:space="preserve">         M</w:t>
-      </w:r>
-      <w:r>
-        <w:rPr>
-          <w:b/>
-          <w:bCs/>
-        </w:rPr>
-        <w:t xml:space="preserve">ichel Oey </w:t>
-      </w:r>
-    </w:p>
-    <w:p>
-      <w:r>
-        <w:rPr>
-          <w:i/>
-          <w:iCs/>
-          <w:sz w:val="22"/>
-          <w:szCs w:val="22"/>
-        </w:rPr>
-        <w:t>Docent-</w:t>
-      </w:r>
-      <w:r>
-        <w:rPr>
-          <w:sz w:val="22"/>
-          <w:szCs w:val="22"/>
-        </w:rPr>
-        <w:t>onderzoeker</w:t>
-      </w:r>
-      <w:r>
-        <w:t xml:space="preserve">       </w:t>
-      </w:r>
-      <w:r>
+        <w:t xml:space="preserve">     Michel Oey </w:t>
+      </w:r>
+    </w:p>
+    <w:p>
+      <w:pPr>
+        <w:rPr>
+          <w:rFonts w:ascii="Arial" w:eastAsia="Arial" w:hAnsi="Arial" w:cs="Arial"/>
+          <w:i/>
+          <w:iCs/>
+        </w:rPr>
+      </w:pPr>
+      <w:r>
+        <w:rPr>
+          <w:rFonts w:ascii="Arial" w:eastAsia="Arial" w:hAnsi="Arial" w:cs="Arial"/>
+          <w:i/>
+          <w:iCs/>
+        </w:rPr>
+        <w:t xml:space="preserve">Docent-onderzoeker   </w:t>
+      </w:r>
+      <w:r>
+        <w:rPr>
+          <w:rFonts w:ascii="Arial" w:eastAsia="Arial" w:hAnsi="Arial" w:cs="Arial"/>
+          <w:i/>
+          <w:iCs/>
+        </w:rPr>
         <w:t xml:space="preserve"> </w:t>
       </w:r>
       <w:r>
-        <w:t xml:space="preserve">   </w:t>
-      </w:r>
-      <w:r>
-        <w:rPr>
-          <w:i/>
-          <w:iCs/>
-          <w:sz w:val="22"/>
-          <w:szCs w:val="22"/>
+        <w:rPr>
+          <w:rFonts w:ascii="Arial" w:eastAsia="Arial" w:hAnsi="Arial" w:cs="Arial"/>
+          <w:i/>
+          <w:iCs/>
         </w:rPr>
         <w:t>Docent-onderzoeker</w:t>
       </w:r>
     </w:p>
     <w:p>
+      <w:pPr>
+        <w:rPr>
+          <w:rFonts w:ascii="Arial" w:hAnsi="Arial" w:cs="Arial"/>
+        </w:rPr>
+      </w:pPr>
       <w:hyperlink r:id="rId9" w:history="1">
         <w:r>
           <w:rPr>
             <w:rStyle w:val="Hyperlink"/>
+            <w:rFonts w:ascii="Arial" w:hAnsi="Arial" w:cs="Arial"/>
           </w:rPr>
           <w:t>s.kramer2@hva.nl</w:t>
         </w:r>
       </w:hyperlink>
       <w:r>
+        <w:rPr>
+          <w:rFonts w:ascii="Arial" w:hAnsi="Arial" w:cs="Arial"/>
+        </w:rPr>
         <w:t xml:space="preserve">  </w:t>
       </w:r>
       <w:r>
-        <w:t xml:space="preserve">         </w:t>
-      </w:r>
-      <w:r>
-        <w:t xml:space="preserve"> </w:t>
+        <w:rPr>
+          <w:rFonts w:ascii="Arial" w:hAnsi="Arial" w:cs="Arial"/>
+        </w:rPr>
+        <w:t xml:space="preserve">     </w:t>
       </w:r>
       <w:hyperlink r:id="rId10" w:history="1">
         <w:r>
           <w:rPr>
             <w:rStyle w:val="Hyperlink"/>
+            <w:rFonts w:ascii="Arial" w:hAnsi="Arial" w:cs="Arial"/>
           </w:rPr>
           <w:t>m.a.oey@hva.nl</w:t>
         </w:r>
@@ -4085,21 +4198,30 @@
     </w:p>
     <w:p>
       <w:pPr>
+        <w:spacing w:after="120"/>
         <w:jc w:val="both"/>
-      </w:pPr>
-      <w:r>
-        <w:rPr>
+        <w:rPr>
+          <w:rFonts w:ascii="Arial" w:hAnsi="Arial" w:cs="Arial"/>
+        </w:rPr>
+      </w:pPr>
+      <w:r>
+        <w:rPr>
+          <w:rFonts w:ascii="Arial" w:hAnsi="Arial" w:cs="Arial"/>
           <w:b/>
         </w:rPr>
         <w:t>Aanbeveling:</w:t>
       </w:r>
       <w:r>
+        <w:rPr>
+          <w:rFonts w:ascii="Arial" w:hAnsi="Arial" w:cs="Arial"/>
+        </w:rPr>
         <w:t xml:space="preserve"> </w:t>
       </w:r>
     </w:p>
     <w:p>
       <w:pPr>
         <w:pStyle w:val="Geenafstand"/>
+        <w:spacing w:after="120"/>
       </w:pPr>
       <w:r>
         <w:t>Voer</w:t>
@@ -4132,20 +4254,36 @@
         <w:pStyle w:val="Geenafstand"/>
       </w:pPr>
       <w:r>
-        <w:t>Ranking</w:t>
-      </w:r>
-      <w:r>
-        <w:t>:</w:t>
-      </w:r>
-    </w:p>
-    <w:p>
-      <w:pPr>
-        <w:jc w:val="both"/>
-        <w:rPr>
-          <w:i/>
-          <w:iCs/>
-        </w:rPr>
-      </w:pPr>
+        <w:t>Ranking:</w:t>
+      </w:r>
+    </w:p>
+    <w:p>
+      <w:pPr>
+        <w:pStyle w:val="Geenafstand"/>
+      </w:pPr>
+    </w:p>
+    <w:p>
+      <w:pPr>
+        <w:pStyle w:val="Geenafstand"/>
+        <w:numPr>
+          <w:ilvl w:val="0"/>
+          <w:numId w:val="3"/>
+        </w:numPr>
+        <w:rPr>
+          <w:i/>
+          <w:iCs/>
+        </w:rPr>
+      </w:pPr>
+      <w:r>
+        <w:t>Systeemprompt</w:t>
+      </w:r>
+      <w:r>
+        <w:rPr>
+          <w:i/>
+          <w:iCs/>
+        </w:rPr>
+        <w:t>-isolatie</w:t>
+      </w:r>
     </w:p>
     <w:p>
       <w:pPr>
@@ -4165,7 +4303,7 @@
           <w:i/>
           <w:iCs/>
         </w:rPr>
-        <w:t>Systeemprompt-isolatie</w:t>
+        <w:t xml:space="preserve">Scheiding tussen vaste AI-instructies en gebruikersinvoer; </w:t>
       </w:r>
     </w:p>
     <w:p>
@@ -4186,7 +4324,7 @@
           <w:i/>
           <w:iCs/>
         </w:rPr>
-        <w:t xml:space="preserve">Scheiding tussen vaste AI-instructies en gebruikersinvoer; </w:t>
+        <w:t xml:space="preserve">Invoerfiltering op bekende injectiepatronen; </w:t>
       </w:r>
     </w:p>
     <w:p>
@@ -4207,7 +4345,7 @@
           <w:i/>
           <w:iCs/>
         </w:rPr>
-        <w:t xml:space="preserve">Invoerfiltering op bekende injectiepatronen; </w:t>
+        <w:t xml:space="preserve">Outputvalidatie; </w:t>
       </w:r>
     </w:p>
     <w:p>
@@ -4228,60 +4366,40 @@
           <w:i/>
           <w:iCs/>
         </w:rPr>
-        <w:t xml:space="preserve">Outputvalidatie; </w:t>
-      </w:r>
-    </w:p>
-    <w:p>
-      <w:pPr>
-        <w:pStyle w:val="Lijstalinea"/>
-        <w:numPr>
-          <w:ilvl w:val="0"/>
-          <w:numId w:val="3"/>
-        </w:numPr>
+        <w:t>Auditlogging van interacties voor controle achteraf door de leraar of beheerder.</w:t>
+      </w:r>
+    </w:p>
+    <w:p>
+      <w:pPr>
+        <w:ind w:left="360"/>
         <w:jc w:val="both"/>
         <w:rPr>
           <w:i/>
           <w:iCs/>
         </w:rPr>
       </w:pPr>
-      <w:r>
-        <w:rPr>
-          <w:i/>
-          <w:iCs/>
-        </w:rPr>
-        <w:t>Auditlogging van interacties voor controle achteraf door de leraar of beheerder.</w:t>
-      </w:r>
-    </w:p>
-    <w:p>
-      <w:pPr>
-        <w:pStyle w:val="Lijstalinea"/>
-        <w:spacing w:before="80"/>
-        <w:ind w:left="720"/>
+    </w:p>
+    <w:p>
+      <w:pPr>
+        <w:spacing w:after="120"/>
         <w:jc w:val="both"/>
         <w:rPr>
-          <w:i/>
-          <w:iCs/>
-        </w:rPr>
-      </w:pPr>
-    </w:p>
-    <w:p>
-      <w:pPr>
-        <w:spacing w:after="60"/>
-        <w:jc w:val="both"/>
-      </w:pPr>
-      <w:r>
-        <w:rPr>
+          <w:rFonts w:ascii="Arial" w:hAnsi="Arial" w:cs="Arial"/>
           <w:b/>
         </w:rPr>
-        <w:t>Maatschappelijke impact:</w:t>
-      </w:r>
-      <w:r>
-        <w:t xml:space="preserve"> </w:t>
+      </w:pPr>
+      <w:r>
+        <w:rPr>
+          <w:rFonts w:ascii="Arial" w:hAnsi="Arial" w:cs="Arial"/>
+          <w:b/>
+        </w:rPr>
+        <w:t xml:space="preserve">Maatschappelijke impact: </w:t>
       </w:r>
     </w:p>
     <w:p>
       <w:pPr>
         <w:pStyle w:val="Geenafstand"/>
+        <w:spacing w:after="120"/>
       </w:pPr>
       <w:r>
         <w:t>Voor leerlingen biedt dit bescherming tegen misbruik en garandeert het pedagogisch verantwoorde AI-uitvoer. Voor scholen en de opdrachtgever verlaagt het het juridisch en reputatierisico bij inzet van het platform en maakt het aantoonbare naleving van de AVG en EU AI Act mogelijk.</w:t>
@@ -4327,10 +4445,6 @@
         <w:t>(</w:t>
       </w:r>
       <w:r>
-        <w:rPr>
-          <w:i/>
-          <w:iCs/>
-        </w:rPr>
         <w:t>Retrieval and Structured Augmented Generation</w:t>
       </w:r>
       <w:r>
@@ -4348,13 +4462,13 @@
     </w:p>
     <w:p>
       <w:pPr>
-        <w:jc w:val="both"/>
-      </w:pPr>
-    </w:p>
-    <w:p>
-      <w:pPr>
-        <w:spacing w:before="80" w:after="80"/>
-        <w:jc w:val="both"/>
+        <w:pStyle w:val="Geenafstand"/>
+      </w:pPr>
+    </w:p>
+    <w:p>
+      <w:pPr>
+        <w:pStyle w:val="Geenafstand"/>
+        <w:spacing w:after="120"/>
         <w:rPr>
           <w:b/>
         </w:rPr>
@@ -4363,83 +4477,58 @@
         <w:rPr>
           <w:b/>
         </w:rPr>
-        <w:t>Aanbeveling</w:t>
-      </w:r>
-      <w:r>
+        <w:t xml:space="preserve">Aanbeveling: </w:t>
+      </w:r>
+    </w:p>
+    <w:p>
+      <w:pPr>
+        <w:pStyle w:val="Geenafstand"/>
+      </w:pPr>
+      <w:r>
+        <w:t>Breid</w:t>
+      </w:r>
+      <w:r>
+        <w:t xml:space="preserve"> de RAS-pipeline uit met een dynamische voortgangslaag die voltooide opdrachten, ontvangen feedback</w:t>
+      </w:r>
+      <w:r>
+        <w:t>, chatgeschiedenis van leerlingen</w:t>
+      </w:r>
+      <w:r>
+        <w:t xml:space="preserve"> en zelfreflecties van de leerling meeneemt als aanvullende RAG-context. Hierdoor worden aanbevelingen persoonlijker en relevanter: een leerling die drie creatieve opdrachten heeft afgerond krijgt een analytische uitdaging, niet opnieuw een vergelijkbare taak.</w:t>
+      </w:r>
+    </w:p>
+    <w:p>
+      <w:pPr>
+        <w:pStyle w:val="Geenafstand"/>
+      </w:pPr>
+    </w:p>
+    <w:p>
+      <w:pPr>
+        <w:pStyle w:val="Geenafstand"/>
+        <w:spacing w:after="120"/>
         <w:rPr>
           <w:b/>
         </w:rPr>
-        <w:t>:</w:t>
-      </w:r>
+      </w:pPr>
       <w:r>
         <w:rPr>
           <w:b/>
         </w:rPr>
+        <w:t xml:space="preserve">Maatschappelijke impact: </w:t>
+      </w:r>
+    </w:p>
+    <w:p>
+      <w:pPr>
+        <w:pStyle w:val="Geenafstand"/>
+        <w:spacing w:after="120"/>
+      </w:pPr>
+      <w:r>
+        <w:t>Voor leerlingen betekent dit opdrachten die aansluiten bij hun actuele ontwikkeling, wat frustratie vermindert en uitdaging op het juiste moment vergroot. Voor leraren betekent het minder handmatig bijsturen omdat het systeem zelfstandig leert op basis van observeerbaar gedrag. Voor het onderwijs breed biedt dit schaalbare differentiatie die anders alleen mogelijk is met intensieve individuele begeleiding</w:t>
+      </w:r>
+      <w:r>
         <w:t xml:space="preserve"> </w:t>
       </w:r>
-    </w:p>
-    <w:p>
-      <w:pPr>
-        <w:pStyle w:val="Geenafstand"/>
-      </w:pPr>
-      <w:r>
-        <w:t>Breid</w:t>
-      </w:r>
-      <w:r>
-        <w:t xml:space="preserve"> de RAS-pipeline uit met een dynamische voortgangslaag die voltooide opdrachten, ontvangen feedback</w:t>
-      </w:r>
-      <w:r>
-        <w:t>, chatgeschiedenis van leerlingen</w:t>
-      </w:r>
-      <w:r>
-        <w:t xml:space="preserve"> en zelfreflecties van de leerling meeneemt als aanvullende RAG-context. Hierdoor worden aanbevelingen persoonlijker en relevanter: een leerling die drie creatieve opdrachten heeft afgerond krijgt een analytische uitdaging, niet opnieuw een vergelijkbare taak.</w:t>
-      </w:r>
-    </w:p>
-    <w:p>
-      <w:pPr>
-        <w:spacing w:before="80" w:after="80"/>
-        <w:jc w:val="both"/>
-      </w:pPr>
-    </w:p>
-    <w:p>
-      <w:pPr>
-        <w:spacing w:before="80" w:after="80"/>
-        <w:jc w:val="both"/>
-      </w:pPr>
-      <w:r>
-        <w:rPr>
-          <w:b/>
-        </w:rPr>
-        <w:t>Maatschappelijke impact:</w:t>
-      </w:r>
-      <w:r>
-        <w:t xml:space="preserve"> </w:t>
-      </w:r>
-    </w:p>
-    <w:p>
-      <w:pPr>
-        <w:spacing w:after="80"/>
-        <w:jc w:val="both"/>
-        <w:rPr>
-          <w:rFonts w:ascii="Arial" w:eastAsia="Arial" w:hAnsi="Arial" w:cs="Arial"/>
-        </w:rPr>
-      </w:pPr>
-      <w:r>
-        <w:rPr>
-          <w:rFonts w:ascii="Arial" w:eastAsia="Arial" w:hAnsi="Arial" w:cs="Arial"/>
-        </w:rPr>
-        <w:t>Voor leerlingen betekent dit opdrachten die aansluiten bij hun actuele ontwikkeling, wat frustratie vermindert en uitdaging op het juiste moment vergroot. Voor leraren betekent het minder handmatig bijsturen omdat het systeem zelfstandig leert op basis van observeerbaar gedrag. Voor het onderwijs breed biedt dit schaalbare differentiatie die anders alleen mogelijk is met intensieve individuele begeleiding</w:t>
-      </w:r>
-      <w:r>
-        <w:rPr>
-          <w:rFonts w:ascii="Arial" w:eastAsia="Arial" w:hAnsi="Arial" w:cs="Arial"/>
-        </w:rPr>
-        <w:t xml:space="preserve"> </w:t>
-      </w:r>
-      <w:r>
-        <w:rPr>
-          <w:rFonts w:ascii="Arial" w:eastAsia="Arial" w:hAnsi="Arial" w:cs="Arial"/>
-        </w:rPr>
+      <w:r>
         <w:t>een structureel knelpunt in het onderwijs voor hoogbegaafde leerlingen.</w:t>
       </w:r>
     </w:p>
@@ -4966,7 +5055,23 @@
           <w:i/>
           <w:iCs/>
         </w:rPr>
-        <w:t xml:space="preserve">, teaching, and </w:t>
+        <w:t xml:space="preserve">, teaching, </w:t>
+      </w:r>
+      <w:proofErr w:type="spellStart"/>
+      <w:r>
+        <w:rPr>
+          <w:i/>
+          <w:iCs/>
+        </w:rPr>
+        <w:t>and</w:t>
+      </w:r>
+      <w:proofErr w:type="spellEnd"/>
+      <w:r>
+        <w:rPr>
+          <w:i/>
+          <w:iCs/>
+        </w:rPr>
+        <w:t xml:space="preserve"> </w:t>
       </w:r>
       <w:proofErr w:type="spellStart"/>
       <w:r>
@@ -5574,7 +5679,23 @@
           <w:i/>
           <w:iCs/>
         </w:rPr>
-        <w:t xml:space="preserve"> H. (2025). A survey on retrieval and </w:t>
+        <w:t xml:space="preserve"> H. (2025). A survey on retrieval </w:t>
+      </w:r>
+      <w:proofErr w:type="spellStart"/>
+      <w:r>
+        <w:rPr>
+          <w:i/>
+          <w:iCs/>
+        </w:rPr>
+        <w:t>and</w:t>
+      </w:r>
+      <w:proofErr w:type="spellEnd"/>
+      <w:r>
+        <w:rPr>
+          <w:i/>
+          <w:iCs/>
+        </w:rPr>
+        <w:t xml:space="preserve"> </w:t>
       </w:r>
       <w:proofErr w:type="spellStart"/>
       <w:r>
@@ -5989,35 +6110,7 @@
         <w:rPr>
           <w:rFonts w:ascii="Arial" w:eastAsia="Arial" w:hAnsi="Arial" w:cs="Arial"/>
         </w:rPr>
-        <w:t xml:space="preserve">Q. V. </w:t>
-      </w:r>
-      <w:proofErr w:type="spellStart"/>
-      <w:r>
-        <w:rPr>
-          <w:rFonts w:ascii="Arial" w:eastAsia="Arial" w:hAnsi="Arial" w:cs="Arial"/>
-        </w:rPr>
-        <w:t>Liao</w:t>
-      </w:r>
-      <w:proofErr w:type="spellEnd"/>
-      <w:r>
-        <w:rPr>
-          <w:rFonts w:ascii="Arial" w:eastAsia="Arial" w:hAnsi="Arial" w:cs="Arial"/>
-        </w:rPr>
-        <w:t xml:space="preserve"> &amp; K. R. </w:t>
-      </w:r>
-      <w:proofErr w:type="spellStart"/>
-      <w:r>
-        <w:rPr>
-          <w:rFonts w:ascii="Arial" w:eastAsia="Arial" w:hAnsi="Arial" w:cs="Arial"/>
-        </w:rPr>
-        <w:t>Varshney</w:t>
-      </w:r>
-      <w:proofErr w:type="spellEnd"/>
-      <w:r>
-        <w:rPr>
-          <w:rFonts w:ascii="Arial" w:eastAsia="Arial" w:hAnsi="Arial" w:cs="Arial"/>
-        </w:rPr>
-        <w:t>. (2021). Human-</w:t>
+        <w:t>Q. V. Liao &amp; K. R. Varshney. (2021). Human-</w:t>
       </w:r>
       <w:proofErr w:type="spellStart"/>
       <w:r>
@@ -6162,6 +6255,11 @@
         <w:docPartUnique/>
       </w:docPartObj>
     </w:sdtPr>
+    <w:sdtEndPr>
+      <w:rPr>
+        <w:rStyle w:val="Paginanummer"/>
+      </w:rPr>
+    </w:sdtEndPr>
     <w:sdtContent>
       <w:p>
         <w:pPr>
@@ -6220,6 +6318,11 @@
         <w:docPartUnique/>
       </w:docPartObj>
     </w:sdtPr>
+    <w:sdtEndPr>
+      <w:rPr>
+        <w:rStyle w:val="Paginanummer"/>
+      </w:rPr>
+    </w:sdtEndPr>
     <w:sdtContent>
       <w:p>
         <w:pPr>
@@ -6274,15 +6377,7 @@
         <w:sz w:val="20"/>
         <w:szCs w:val="20"/>
       </w:rPr>
-      <w:t>Juf Aimee · Lectoraat Digital Life · Hogeschool van Amsterdam</w:t>
-    </w:r>
-    <w:r>
-      <w:rPr>
-        <w:color w:val="888888"/>
-        <w:sz w:val="20"/>
-        <w:szCs w:val="20"/>
-      </w:rPr>
-      <w:t xml:space="preserve"> </w:t>
+      <w:t xml:space="preserve">Juf Aimee · Lectoraat Digital Life · Hogeschool van Amsterdam </w:t>
     </w:r>
   </w:p>
 </w:ftr>

--- a/docs/Analyseren/JufAimee_Onderzoeksverslag.docx
+++ b/docs/Analyseren/JufAimee_Onderzoeksverslag.docx
@@ -382,6 +382,9 @@
       <w:pPr>
         <w:spacing w:before="80" w:after="80"/>
       </w:pPr>
+      <w:r>
+        <w:tab/>
+      </w:r>
     </w:p>
     <w:p>
       <w:pPr>
@@ -3203,204 +3206,175 @@
     </w:p>
     <w:p>
       <w:pPr>
-        <w:spacing w:before="80" w:after="80"/>
-        <w:jc w:val="both"/>
-        <w:rPr>
-          <w:rFonts w:ascii="Arial" w:eastAsia="Arial" w:hAnsi="Arial" w:cs="Arial"/>
-        </w:rPr>
-      </w:pPr>
-      <w:r>
-        <w:rPr>
-          <w:rFonts w:ascii="Arial" w:eastAsia="Arial" w:hAnsi="Arial" w:cs="Arial"/>
-        </w:rPr>
-        <w:t>De Taxonomie van Bloom biedt een gelaagd model van cognitieve vaardigheden, van lagere-orde onthouden, begrijpen</w:t>
-      </w:r>
-      <w:r>
-        <w:rPr>
-          <w:rFonts w:ascii="Arial" w:eastAsia="Arial" w:hAnsi="Arial" w:cs="Arial"/>
-        </w:rPr>
-        <w:t xml:space="preserve"> en</w:t>
-      </w:r>
-      <w:r>
-        <w:rPr>
-          <w:rFonts w:ascii="Arial" w:eastAsia="Arial" w:hAnsi="Arial" w:cs="Arial"/>
-        </w:rPr>
-        <w:t xml:space="preserve"> toepassen naar hogere-orde denkvaardigheden analyseren, evalueren</w:t>
-      </w:r>
-      <w:r>
-        <w:rPr>
-          <w:rFonts w:ascii="Arial" w:eastAsia="Arial" w:hAnsi="Arial" w:cs="Arial"/>
-        </w:rPr>
-        <w:t xml:space="preserve"> en</w:t>
-      </w:r>
-      <w:r>
-        <w:rPr>
-          <w:rFonts w:ascii="Arial" w:eastAsia="Arial" w:hAnsi="Arial" w:cs="Arial"/>
-        </w:rPr>
-        <w:t xml:space="preserve"> creëren. Hoogbegaafde leerlingen profiteren het meest van opdrachten die de hogere niveaus aanspreken. Juf Aimee gebruikt dit kader als basis voor het genereren en categoriseren van opdrachten.</w:t>
-      </w:r>
-    </w:p>
-    <w:p>
-      <w:pPr>
         <w:pStyle w:val="Kop2"/>
+        <w:rPr>
+          <w:b w:val="0"/>
+          <w:bCs w:val="0"/>
+          <w:color w:val="auto"/>
+          <w:sz w:val="24"/>
+          <w:szCs w:val="24"/>
+        </w:rPr>
       </w:pPr>
       <w:bookmarkStart w:id="18" w:name="_Toc225245695"/>
       <w:r>
+        <w:rPr>
+          <w:b w:val="0"/>
+          <w:bCs w:val="0"/>
+          <w:color w:val="auto"/>
+          <w:sz w:val="24"/>
+          <w:szCs w:val="24"/>
+        </w:rPr>
+        <w:t>De Taxonomie van Bloom biedt een gelaagd model van cognitieve vaardigheden. Het model loopt van lagere-orde vaardigheden onthouden, begrijpen en toepassen naar hogere-orde denkvaardigheden zoals analyseren, evalueren en creëren. Hoogbegaafde leerlingen profiteren het meest van opdrachten die de hogere niveaus aanspreken. Juf Aimee gebruikt dit kader als basis voor het genereren en categoriseren van opdrachten.</w:t>
+      </w:r>
+    </w:p>
+    <w:p>
+      <w:pPr>
+        <w:pStyle w:val="Kop2"/>
+      </w:pPr>
+      <w:r>
         <w:t>5.2 Hybride AI</w:t>
       </w:r>
       <w:bookmarkEnd w:id="18"/>
     </w:p>
     <w:p>
       <w:pPr>
-        <w:spacing w:before="80" w:after="80"/>
-        <w:jc w:val="both"/>
-        <w:rPr>
-          <w:rFonts w:ascii="Arial" w:eastAsia="Arial" w:hAnsi="Arial" w:cs="Arial"/>
-        </w:rPr>
-      </w:pPr>
-      <w:r>
-        <w:rPr>
-          <w:rFonts w:ascii="Arial" w:eastAsia="Arial" w:hAnsi="Arial" w:cs="Arial"/>
-        </w:rPr>
-        <w:t xml:space="preserve">Het Hybride </w:t>
-      </w:r>
-      <w:r>
-        <w:rPr>
-          <w:rFonts w:ascii="Arial" w:eastAsia="Arial" w:hAnsi="Arial" w:cs="Arial"/>
-          <w:i/>
-          <w:iCs/>
-        </w:rPr>
-        <w:t>AI-framework</w:t>
-      </w:r>
-      <w:r>
-        <w:rPr>
-          <w:rFonts w:ascii="Arial" w:eastAsia="Arial" w:hAnsi="Arial" w:cs="Arial"/>
-        </w:rPr>
-        <w:t xml:space="preserve"> (Akata et al., 2020) beschrijft AI-systemen die samenwerken met mensen op basis van wederzijdse aanvulling. In de context van Juf Aimee betekent dit dat de </w:t>
-      </w:r>
-      <w:r>
-        <w:rPr>
-          <w:rFonts w:ascii="Arial" w:eastAsia="Arial" w:hAnsi="Arial" w:cs="Arial"/>
-        </w:rPr>
-        <w:t>AI-taken</w:t>
-      </w:r>
-      <w:r>
-        <w:rPr>
-          <w:rFonts w:ascii="Arial" w:eastAsia="Arial" w:hAnsi="Arial" w:cs="Arial"/>
-        </w:rPr>
-        <w:t xml:space="preserve"> overneemt waarvoor zij beter geschikt is grootschalige personalisatie, voortgangsmonitoring terwijl de leraar de taken behoudt die menselijk oordeelsvermogen vereisen pedagogische beslissingen, relatie met de leer</w:t>
-      </w:r>
-      <w:r>
-        <w:rPr>
-          <w:rFonts w:ascii="Arial" w:eastAsia="Arial" w:hAnsi="Arial" w:cs="Arial"/>
-        </w:rPr>
-        <w:t>ling</w:t>
-      </w:r>
-      <w:r>
-        <w:rPr>
-          <w:rFonts w:ascii="Arial" w:eastAsia="Arial" w:hAnsi="Arial" w:cs="Arial"/>
-        </w:rPr>
-        <w:t>.</w:t>
-      </w:r>
-    </w:p>
-    <w:p>
-      <w:pPr>
         <w:pStyle w:val="Kop2"/>
+        <w:rPr>
+          <w:b w:val="0"/>
+          <w:bCs w:val="0"/>
+          <w:color w:val="auto"/>
+          <w:sz w:val="24"/>
+          <w:szCs w:val="24"/>
+        </w:rPr>
       </w:pPr>
       <w:bookmarkStart w:id="19" w:name="_Toc225245696"/>
       <w:r>
+        <w:rPr>
+          <w:b w:val="0"/>
+          <w:bCs w:val="0"/>
+          <w:color w:val="auto"/>
+          <w:sz w:val="24"/>
+          <w:szCs w:val="24"/>
+        </w:rPr>
+        <w:t xml:space="preserve">Juf Aimee is ontworpen als een hybride AI-systeem waarin </w:t>
+      </w:r>
+      <w:r>
+        <w:rPr>
+          <w:b w:val="0"/>
+          <w:bCs w:val="0"/>
+          <w:color w:val="auto"/>
+          <w:sz w:val="24"/>
+          <w:szCs w:val="24"/>
+        </w:rPr>
+        <w:t>de gebruiker</w:t>
+      </w:r>
+      <w:r>
+        <w:rPr>
+          <w:b w:val="0"/>
+          <w:bCs w:val="0"/>
+          <w:color w:val="auto"/>
+          <w:sz w:val="24"/>
+          <w:szCs w:val="24"/>
+        </w:rPr>
+        <w:t xml:space="preserve"> en </w:t>
+      </w:r>
+      <w:r>
+        <w:rPr>
+          <w:b w:val="0"/>
+          <w:bCs w:val="0"/>
+          <w:color w:val="auto"/>
+          <w:sz w:val="24"/>
+          <w:szCs w:val="24"/>
+        </w:rPr>
+        <w:t>artificiële intelligentie</w:t>
+      </w:r>
+      <w:r>
+        <w:rPr>
+          <w:b w:val="0"/>
+          <w:bCs w:val="0"/>
+          <w:color w:val="auto"/>
+          <w:sz w:val="24"/>
+          <w:szCs w:val="24"/>
+        </w:rPr>
+        <w:t xml:space="preserve"> elkaar aanvullen, niet vervangen. Het Hybride AI-framework (Akata et al., 2020) beschrijft hoe AI-systemen en mensen samenwerken op basis van wederzijdse aanvulling. Concreet betekent dit dat de AI de taken overneemt waarvoor zij beter geschikt is</w:t>
+      </w:r>
+      <w:r>
+        <w:rPr>
+          <w:b w:val="0"/>
+          <w:bCs w:val="0"/>
+          <w:color w:val="auto"/>
+          <w:sz w:val="24"/>
+          <w:szCs w:val="24"/>
+        </w:rPr>
+        <w:t>,</w:t>
+      </w:r>
+      <w:r>
+        <w:rPr>
+          <w:b w:val="0"/>
+          <w:bCs w:val="0"/>
+          <w:color w:val="auto"/>
+          <w:sz w:val="24"/>
+          <w:szCs w:val="24"/>
+        </w:rPr>
+        <w:t xml:space="preserve"> grootschalige personalisatie en voortgangsmonitoring</w:t>
+      </w:r>
+      <w:r>
+        <w:rPr>
+          <w:b w:val="0"/>
+          <w:bCs w:val="0"/>
+          <w:color w:val="auto"/>
+          <w:sz w:val="24"/>
+          <w:szCs w:val="24"/>
+        </w:rPr>
+        <w:t xml:space="preserve"> </w:t>
+      </w:r>
+      <w:r>
+        <w:rPr>
+          <w:b w:val="0"/>
+          <w:bCs w:val="0"/>
+          <w:color w:val="auto"/>
+          <w:sz w:val="24"/>
+          <w:szCs w:val="24"/>
+        </w:rPr>
+        <w:t>terwijl de leraar de taken behoudt die menselijk oordeelsvermogen vereisen: pedagogische beslissingen en de relatie met de leerling.</w:t>
+      </w:r>
+    </w:p>
+    <w:p>
+      <w:pPr>
+        <w:pStyle w:val="Kop2"/>
+      </w:pPr>
+      <w:r>
         <w:t>5.3 Uitlegbare AI (XAI)</w:t>
       </w:r>
       <w:bookmarkEnd w:id="19"/>
     </w:p>
     <w:p>
       <w:pPr>
-        <w:spacing w:before="80" w:after="80"/>
-        <w:jc w:val="both"/>
-        <w:rPr>
-          <w:rFonts w:ascii="Arial" w:eastAsia="Arial" w:hAnsi="Arial" w:cs="Arial"/>
-        </w:rPr>
-      </w:pPr>
-      <w:r>
-        <w:rPr>
-          <w:rFonts w:ascii="Arial" w:eastAsia="Arial" w:hAnsi="Arial" w:cs="Arial"/>
-          <w:i/>
-          <w:iCs/>
-        </w:rPr>
-        <w:t>Explainability</w:t>
-      </w:r>
-      <w:r>
-        <w:rPr>
-          <w:rFonts w:ascii="Arial" w:eastAsia="Arial" w:hAnsi="Arial" w:cs="Arial"/>
-        </w:rPr>
-        <w:t xml:space="preserve"> </w:t>
-      </w:r>
-      <w:r>
-        <w:rPr>
-          <w:rFonts w:ascii="Arial" w:eastAsia="Arial" w:hAnsi="Arial" w:cs="Arial"/>
-        </w:rPr>
-        <w:t>(</w:t>
-      </w:r>
-      <w:r>
-        <w:rPr>
-          <w:rFonts w:ascii="Arial" w:eastAsia="Arial" w:hAnsi="Arial" w:cs="Arial"/>
-        </w:rPr>
-        <w:t>Liao &amp; K. R. Varshney</w:t>
-      </w:r>
-      <w:r>
-        <w:rPr>
-          <w:rFonts w:ascii="Arial" w:eastAsia="Arial" w:hAnsi="Arial" w:cs="Arial"/>
-        </w:rPr>
-        <w:t xml:space="preserve">, </w:t>
-      </w:r>
-      <w:r>
-        <w:rPr>
-          <w:rFonts w:ascii="Arial" w:eastAsia="Arial" w:hAnsi="Arial" w:cs="Arial"/>
-        </w:rPr>
-        <w:t>2021)</w:t>
-      </w:r>
-      <w:r>
-        <w:rPr>
-          <w:rFonts w:ascii="Arial" w:eastAsia="Arial" w:hAnsi="Arial" w:cs="Arial"/>
-        </w:rPr>
-        <w:t xml:space="preserve"> </w:t>
-      </w:r>
-      <w:r>
-        <w:rPr>
-          <w:rFonts w:ascii="Arial" w:eastAsia="Arial" w:hAnsi="Arial" w:cs="Arial"/>
-        </w:rPr>
-        <w:t>is een centrale randvoorwaarde voor verantwoord AI-gebruik in het onderwijs. Leraren moeten kunnen begrijpen waarom Juf Aimee een bepaalde opdracht aanbeveelt.</w:t>
-      </w:r>
-      <w:r>
-        <w:rPr>
-          <w:rFonts w:ascii="Arial" w:eastAsia="Arial" w:hAnsi="Arial" w:cs="Arial"/>
-        </w:rPr>
-        <w:t xml:space="preserve"> </w:t>
-      </w:r>
-      <w:r>
-        <w:rPr>
-          <w:rFonts w:ascii="Arial" w:eastAsia="Arial" w:hAnsi="Arial" w:cs="Arial"/>
-        </w:rPr>
-        <w:t>Dit vereist ontwerp</w:t>
-      </w:r>
-      <w:r>
-        <w:rPr>
-          <w:rFonts w:ascii="Arial" w:eastAsia="Arial" w:hAnsi="Arial" w:cs="Arial"/>
-        </w:rPr>
-        <w:t>keuzes</w:t>
-      </w:r>
-      <w:r>
-        <w:rPr>
-          <w:rFonts w:ascii="Arial" w:eastAsia="Arial" w:hAnsi="Arial" w:cs="Arial"/>
-        </w:rPr>
-        <w:t xml:space="preserve"> rondom transparantie: korte, begrijpelijke uitleg bij elke aanbeveling, zonder technisch jargon.</w:t>
-      </w:r>
-    </w:p>
-    <w:p>
-      <w:pPr>
         <w:pStyle w:val="Kop2"/>
+        <w:rPr>
+          <w:b w:val="0"/>
+          <w:bCs w:val="0"/>
+          <w:color w:val="auto"/>
+          <w:sz w:val="24"/>
+          <w:szCs w:val="24"/>
+        </w:rPr>
       </w:pPr>
       <w:bookmarkStart w:id="20" w:name="_Toc225245697"/>
+      <w:r>
+        <w:rPr>
+          <w:b w:val="0"/>
+          <w:bCs w:val="0"/>
+          <w:color w:val="auto"/>
+          <w:sz w:val="24"/>
+          <w:szCs w:val="24"/>
+        </w:rPr>
+        <w:t>Leraren kunnen Juf Aimee alleen verantwoord inzetten als zij begrijpen waarom het systeem een bepaalde aanbeveling doet. Explainability (Liao &amp; Varshney, 2021) is daarom een centrale randvoorwaarde voor verantwoord AI-gebruik in het onderwijs. Dit vereist bewuste ontwerpkeuzes rondom transparantie: elke aanbeveling gaat vergezeld van een korte, begrijpelijke uitleg zonder technisch jargon.</w:t>
+      </w:r>
+    </w:p>
+    <w:p>
+      <w:pPr>
+        <w:pStyle w:val="Kop2"/>
+      </w:pPr>
       <w:r>
         <w:t>5.4 Privacy en AVG</w:t>
       </w:r>
@@ -3746,7 +3720,6 @@
         <w:rPr>
           <w:lang w:val="en-GB"/>
         </w:rPr>
-        <w:lastRenderedPageBreak/>
         <w:t>7. Acceptatiecriteria en Definition of Done</w:t>
       </w:r>
       <w:bookmarkEnd w:id="24"/>
@@ -4095,6 +4068,7 @@
         <w:pStyle w:val="Geenafstand"/>
       </w:pPr>
       <w:r>
+        <w:lastRenderedPageBreak/>
         <w:t>Co-designsessies met leraren en leerlingen kunnen worden georganiseerd via de scholen en partijen die betrokken zijn bij het bredere onderzoeksvoorstel.</w:t>
       </w:r>
     </w:p>
@@ -4122,7 +4096,6 @@
         </w:pBdr>
       </w:pPr>
       <w:r>
-        <w:lastRenderedPageBreak/>
         <w:t>9. Aanbevelingen</w:t>
       </w:r>
     </w:p>
@@ -4402,6 +4375,7 @@
         <w:spacing w:after="120"/>
       </w:pPr>
       <w:r>
+        <w:lastRenderedPageBreak/>
         <w:t>Voor leerlingen biedt dit bescherming tegen misbruik en garandeert het pedagogisch verantwoorde AI-uitvoer. Voor scholen en de opdrachtgever verlaagt het het juridisch en reputatierisico bij inzet van het platform en maakt het aantoonbare naleving van de AVG en EU AI Act mogelijk.</w:t>
       </w:r>
     </w:p>
@@ -4430,7 +4404,6 @@
         <w:pStyle w:val="Kop2"/>
       </w:pPr>
       <w:r>
-        <w:lastRenderedPageBreak/>
         <w:t>9.2 RAS verrijken met individuele leerlingvoortgang</w:t>
       </w:r>
     </w:p>
@@ -4531,21 +4504,6 @@
       <w:r>
         <w:t>een structureel knelpunt in het onderwijs voor hoogbegaafde leerlingen.</w:t>
       </w:r>
-    </w:p>
-    <w:p>
-      <w:pPr>
-        <w:spacing w:before="80" w:after="80"/>
-      </w:pPr>
-    </w:p>
-    <w:p>
-      <w:pPr>
-        <w:spacing w:before="80" w:after="80"/>
-      </w:pPr>
-    </w:p>
-    <w:p>
-      <w:pPr>
-        <w:spacing w:before="80" w:after="80"/>
-      </w:pPr>
     </w:p>
     <w:p>
       <w:pPr>
@@ -4635,89 +4593,92 @@
         </w:pBdr>
       </w:pPr>
       <w:r>
+        <w:t>10. Future Work</w:t>
+      </w:r>
+    </w:p>
+    <w:p>
+      <w:pPr>
+        <w:pStyle w:val="Geenafstand"/>
+      </w:pPr>
+      <w:r>
+        <w:t>Op basis van de gerealiseerde architectuur en inzichten uit analyse en modelonderzoek zijn drie doorontwikkelingen kansrijk voor een volgende fase van Juf Aimee. Deze zijn bewust niet als directe aanbevelingen geformuleerd, maar als toekomstige richtingen die voortbouwen op de huidige implementatie.</w:t>
+      </w:r>
+    </w:p>
+    <w:p>
+      <w:pPr>
+        <w:pStyle w:val="Kop2"/>
+      </w:pPr>
+      <w:r>
+        <w:t>10.1 AI-gespreksassistent voor leerlingen</w:t>
+      </w:r>
+    </w:p>
+    <w:p>
+      <w:pPr>
+        <w:pStyle w:val="Geenafstand"/>
+      </w:pPr>
+      <w:r>
+        <w:t>De hybride architectuur van Juf Aimee bevat reeds een chat-modelcomponent voor begeleiding. Een logische vervolgstap is een zijpaneel waarmee leerlingen tijdens het maken van een opdracht vragen kunnen stellen. Het model geeft geen antwoorden maar hints, gebaseerd op de Socratische methode. Dit bevordert zelfstandig redeneren, wat essentieel is voor hoogbegaafde leerlingen. Conform EU AI Act Art. 14 blijft de leraar te allen tijde in staat de assistent te monitoren en in te grijpen.</w:t>
+      </w:r>
+    </w:p>
+    <w:p>
+      <w:pPr>
+        <w:pStyle w:val="Kop2"/>
+      </w:pPr>
+      <w:r>
+        <w:t>10.2 Anonimisering van leerlingdata</w:t>
+      </w:r>
+    </w:p>
+    <w:p>
+      <w:pPr>
+        <w:pStyle w:val="Geenafstand"/>
+      </w:pPr>
+      <w:r>
+        <w:t>In de productiefase wordt gewerkt met echte persoonsgegevens van kinderen. De AVG art. 5(1)(c) schrijft dataminimalisatie voor. Concreet advies voor een volgende fase: OPP-embeddings worden opgeslagen onder een pseudoniem leerling-ID in plaats van de naam van de leerling, namen worden uitsluitend getoond aan de direct verantwoordelijke leraar, en er geldt een bewaartermijn gekoppeld aan de schoolloopbaan. Externe AI-providers ontvangen nooit ruwe leerlingdata, in lijn met het geadviseerde lokale deployment-model.</w:t>
+      </w:r>
+    </w:p>
+    <w:p>
+      <w:pPr>
+        <w:pStyle w:val="Kop2"/>
+      </w:pPr>
+      <w:r>
+        <w:t>10.3 Ouderportaal met inzagerecht</w:t>
+      </w:r>
+    </w:p>
+    <w:p>
+      <w:pPr>
+        <w:pStyle w:val="Geenafstand"/>
+      </w:pPr>
+      <w:r>
+        <w:t>Ouders van leerlingen hebben op basis van AVG art. 15 het recht op inzage in welke gegevens over hun kind worden verwerkt. Een eenvoudig ouderportaal uitsluitend met leesrechten, zonder bewerkingsmogelijkheden maakt Juf Aimee transparant naar alle betrokkenen en vergroot het vertrouwen van scholen in de inzet van het platform. Dit sluit direct aan op de eis van uitlegbaarheid (XAI) en mensgerichte AI zoals beschreven in het theoretisch kader.</w:t>
+      </w:r>
+    </w:p>
+    <w:p>
+      <w:pPr>
+        <w:pStyle w:val="Kop2"/>
+      </w:pPr>
+      <w:r>
+        <w:t xml:space="preserve">10.4 AI-taalbuddy voor leerlingen </w:t>
+      </w:r>
+    </w:p>
+    <w:p>
+      <w:pPr>
+        <w:pStyle w:val="Geenafstand"/>
+      </w:pPr>
+      <w:r>
+        <w:t xml:space="preserve">Een logische doorontwikkeling van Juf Aimee is een gespreksgerichte AI-taalbuddy waarmee leerlingen een vreemde taal kunnen oefenen via gesproken dialoog. Hoogbegaafde leerlingen leren doorgaans sneller een nieuwe taal, maar vinden binnen de reguliere klas weinig ruimte voor individuele oefening </w:t>
+      </w:r>
+      <w:r>
+        <w:t xml:space="preserve">(Hornstra et al, 2023) </w:t>
+      </w:r>
+      <w:r>
+        <w:t xml:space="preserve">Een AI-taalbuddy biedt die oefentijd op maat: het systeem stemt de gespreksonderwerpen en moeilijkheidsgraad af op de interesses en het niveau van de leerling, zoals vastgelegd in het </w:t>
+      </w:r>
+      <w:r>
+        <w:t xml:space="preserve">leerlingprofiel en het opbouwende </w:t>
+      </w:r>
+      <w:r>
         <w:lastRenderedPageBreak/>
-        <w:t>10. Future Work</w:t>
-      </w:r>
-    </w:p>
-    <w:p>
-      <w:pPr>
-        <w:pStyle w:val="Geenafstand"/>
-      </w:pPr>
-      <w:r>
-        <w:t>Op basis van de gerealiseerde architectuur en inzichten uit analyse en modelonderzoek zijn drie doorontwikkelingen kansrijk voor een volgende fase van Juf Aimee. Deze zijn bewust niet als directe aanbevelingen geformuleerd, maar als toekomstige richtingen die voortbouwen op de huidige implementatie.</w:t>
-      </w:r>
-    </w:p>
-    <w:p>
-      <w:pPr>
-        <w:pStyle w:val="Kop2"/>
-      </w:pPr>
-      <w:r>
-        <w:t>10.1 AI-gespreksassistent voor leerlingen</w:t>
-      </w:r>
-    </w:p>
-    <w:p>
-      <w:pPr>
-        <w:pStyle w:val="Geenafstand"/>
-      </w:pPr>
-      <w:r>
-        <w:t>De hybride architectuur van Juf Aimee bevat reeds een chat-modelcomponent voor begeleiding. Een logische vervolgstap is een zijpaneel waarmee leerlingen tijdens het maken van een opdracht vragen kunnen stellen. Het model geeft geen antwoorden maar hints, gebaseerd op de Socratische methode. Dit bevordert zelfstandig redeneren, wat essentieel is voor hoogbegaafde leerlingen. Conform EU AI Act Art. 14 blijft de leraar te allen tijde in staat de assistent te monitoren en in te grijpen.</w:t>
-      </w:r>
-    </w:p>
-    <w:p>
-      <w:pPr>
-        <w:pStyle w:val="Kop2"/>
-      </w:pPr>
-      <w:r>
-        <w:t>10.2 Anonimisering van leerlingdata</w:t>
-      </w:r>
-    </w:p>
-    <w:p>
-      <w:pPr>
-        <w:pStyle w:val="Geenafstand"/>
-      </w:pPr>
-      <w:r>
-        <w:t>In de productiefase wordt gewerkt met echte persoonsgegevens van kinderen. De AVG art. 5(1)(c) schrijft dataminimalisatie voor. Concreet advies voor een volgende fase: OPP-embeddings worden opgeslagen onder een pseudoniem leerling-ID in plaats van de naam van de leerling, namen worden uitsluitend getoond aan de direct verantwoordelijke leraar, en er geldt een bewaartermijn gekoppeld aan de schoolloopbaan. Externe AI-providers ontvangen nooit ruwe leerlingdata, in lijn met het geadviseerde lokale deployment-model.</w:t>
-      </w:r>
-    </w:p>
-    <w:p>
-      <w:pPr>
-        <w:pStyle w:val="Kop2"/>
-      </w:pPr>
-      <w:r>
-        <w:t>10.3 Ouderportaal met inzagerecht</w:t>
-      </w:r>
-    </w:p>
-    <w:p>
-      <w:pPr>
-        <w:pStyle w:val="Geenafstand"/>
-      </w:pPr>
-      <w:r>
-        <w:t>Ouders van leerlingen hebben op basis van AVG art. 15 het recht op inzage in welke gegevens over hun kind worden verwerkt. Een eenvoudig ouderportaal uitsluitend met leesrechten, zonder bewerkingsmogelijkheden maakt Juf Aimee transparant naar alle betrokkenen en vergroot het vertrouwen van scholen in de inzet van het platform. Dit sluit direct aan op de eis van uitlegbaarheid (XAI) en mensgerichte AI zoals beschreven in het theoretisch kader.</w:t>
-      </w:r>
-    </w:p>
-    <w:p>
-      <w:pPr>
-        <w:pStyle w:val="Kop2"/>
-      </w:pPr>
-      <w:r>
-        <w:t xml:space="preserve">10.4 AI-taalbuddy voor leerlingen </w:t>
-      </w:r>
-    </w:p>
-    <w:p>
-      <w:pPr>
-        <w:pStyle w:val="Geenafstand"/>
-      </w:pPr>
-      <w:r>
-        <w:t xml:space="preserve">Een logische doorontwikkeling van Juf Aimee is een gespreksgerichte AI-taalbuddy waarmee leerlingen een vreemde taal kunnen oefenen via gesproken dialoog. Hoogbegaafde leerlingen leren doorgaans sneller een nieuwe taal, maar vinden binnen de reguliere klas weinig ruimte voor individuele oefening </w:t>
-      </w:r>
-      <w:r>
-        <w:t xml:space="preserve">(Hornstra et al, 2023) </w:t>
-      </w:r>
-      <w:r>
-        <w:t xml:space="preserve">Een AI-taalbuddy biedt die oefentijd op maat: het systeem stemt de gespreksonderwerpen en moeilijkheidsgraad af op de interesses en het niveau van de leerling, zoals vastgelegd in het </w:t>
-      </w:r>
-      <w:r>
-        <w:t>leerlingprofiel en het opbouwende portfolio</w:t>
+        <w:t>portfolio</w:t>
       </w:r>
       <w:r>
         <w:t>. De leerkracht houdt altijd inzicht in de voortgang en blijft eindverantwoordelijk voor de taalontwikkeling van de leerling.</w:t>
@@ -4750,7 +4711,6 @@
         </w:pBdr>
       </w:pPr>
       <w:r>
-        <w:lastRenderedPageBreak/>
         <w:t>11. Literatuur</w:t>
       </w:r>
       <w:bookmarkEnd w:id="28"/>
@@ -5839,6 +5799,7 @@
           <w:i/>
           <w:iCs/>
         </w:rPr>
+        <w:lastRenderedPageBreak/>
         <w:t>Morteza</w:t>
       </w:r>
       <w:proofErr w:type="spellEnd"/>
@@ -6028,25 +5989,7 @@
           <w:i/>
           <w:iCs/>
         </w:rPr>
-        <w:t xml:space="preserve"> </w:t>
-      </w:r>
-      <w:proofErr w:type="spellStart"/>
-      <w:r>
-        <w:rPr>
-          <w:rFonts w:ascii="Arial" w:eastAsia="Arial" w:hAnsi="Arial" w:cs="Arial"/>
-          <w:i/>
-          <w:iCs/>
-        </w:rPr>
-        <w:t>framework</w:t>
-      </w:r>
-      <w:proofErr w:type="spellEnd"/>
-      <w:r>
-        <w:rPr>
-          <w:rFonts w:ascii="Arial" w:eastAsia="Arial" w:hAnsi="Arial" w:cs="Arial"/>
-          <w:i/>
-          <w:iCs/>
-        </w:rPr>
-        <w:t xml:space="preserve">. International Journal of </w:t>
+        <w:t xml:space="preserve"> framework. International Journal of </w:t>
       </w:r>
       <w:proofErr w:type="spellStart"/>
       <w:r>
@@ -6255,11 +6198,6 @@
         <w:docPartUnique/>
       </w:docPartObj>
     </w:sdtPr>
-    <w:sdtEndPr>
-      <w:rPr>
-        <w:rStyle w:val="Paginanummer"/>
-      </w:rPr>
-    </w:sdtEndPr>
     <w:sdtContent>
       <w:p>
         <w:pPr>
@@ -6318,11 +6256,6 @@
         <w:docPartUnique/>
       </w:docPartObj>
     </w:sdtPr>
-    <w:sdtEndPr>
-      <w:rPr>
-        <w:rStyle w:val="Paginanummer"/>
-      </w:rPr>
-    </w:sdtEndPr>
     <w:sdtContent>
       <w:p>
         <w:pPr>

--- a/docs/Analyseren/JufAimee_Onderzoeksverslag.docx
+++ b/docs/Analyseren/JufAimee_Onderzoeksverslag.docx
@@ -2786,11 +2786,36 @@
       <w:r>
         <w:t xml:space="preserve">. Hoogbegaafde leerlingen hebben specifieke leerbehoeften die vragen om opdrachten die hogere-orde denkvaardigheden aanspreken, zoals analyseren, evalueren en creëren </w:t>
       </w:r>
-      <w:r>
-        <w:t>(Anderson &amp; Krathwohl, 2001</w:t>
-      </w:r>
-      <w:r>
-        <w:t>). In de praktijk krijgen deze leerlingen echter vaak ‘meer van hetzelfde’: extra werkbladen of sneller door de leerstof, zonder echte verdieping of verbreding.</w:t>
+      <w:hyperlink r:id="rId9" w:history="1">
+        <w:r>
+          <w:rPr>
+            <w:rStyle w:val="Hyperlink"/>
+          </w:rPr>
+          <w:t xml:space="preserve">(Anderson &amp; </w:t>
+        </w:r>
+        <w:proofErr w:type="spellStart"/>
+        <w:r>
+          <w:rPr>
+            <w:rStyle w:val="Hyperlink"/>
+          </w:rPr>
+          <w:t>Krathwohl</w:t>
+        </w:r>
+        <w:proofErr w:type="spellEnd"/>
+        <w:r>
+          <w:rPr>
+            <w:rStyle w:val="Hyperlink"/>
+          </w:rPr>
+          <w:t>, 2001</w:t>
+        </w:r>
+        <w:r>
+          <w:rPr>
+            <w:rStyle w:val="Hyperlink"/>
+          </w:rPr>
+          <w:t>).</w:t>
+        </w:r>
+      </w:hyperlink>
+      <w:r>
+        <w:t xml:space="preserve"> In de praktijk krijgen deze leerlingen echter vaak ‘meer van hetzelfde’: extra werkbladen of sneller door de leerstof, zonder echte verdieping of verbreding.</w:t>
       </w:r>
     </w:p>
     <w:p>
@@ -2831,7 +2856,26 @@
         <w:t xml:space="preserve">human augmentation) </w:t>
       </w:r>
       <w:r>
-        <w:t>en niet als vervanging. Dit sluit aan op het framework van Hybride AI, zoals beschreven door Akata et al. (2020), waarbij mens en AI samenwerken op basis van complementaire sterktes. De leraar behoudt altijd de professionele regie; Juf Aimee functioneert als een uitlegbare, transparante AI-collega die onderbouwde suggesties doet en de leraar informeert over de redenering achter elke aanbeveling.</w:t>
+        <w:t xml:space="preserve">en niet als vervanging. Dit sluit aan op het framework van Hybride AI, zoals beschreven door </w:t>
+      </w:r>
+      <w:hyperlink r:id="rId10" w:history="1">
+        <w:proofErr w:type="spellStart"/>
+        <w:r>
+          <w:rPr>
+            <w:rStyle w:val="Hyperlink"/>
+          </w:rPr>
+          <w:t>Akata</w:t>
+        </w:r>
+        <w:proofErr w:type="spellEnd"/>
+        <w:r>
+          <w:rPr>
+            <w:rStyle w:val="Hyperlink"/>
+          </w:rPr>
+          <w:t xml:space="preserve"> et al. (2020),</w:t>
+        </w:r>
+      </w:hyperlink>
+      <w:r>
+        <w:t xml:space="preserve"> waarbij mens en AI samenwerken op basis van complementaire sterktes. De leraar behoudt altijd de professionele regie; Juf Aimee functioneert als een uitlegbare, transparante AI-collega die onderbouwde suggesties doet en de leraar informeert over de redenering achter elke aanbeveling.</w:t>
       </w:r>
     </w:p>
     <w:p>
@@ -3200,13 +3244,6 @@
       </w:pPr>
       <w:bookmarkStart w:id="17" w:name="_Toc225245694"/>
       <w:r>
-        <w:t>5.1 Taxonomie van Bloom</w:t>
-      </w:r>
-      <w:bookmarkEnd w:id="17"/>
-    </w:p>
-    <w:p>
-      <w:pPr>
-        <w:pStyle w:val="Kop2"/>
         <w:rPr>
           <w:b w:val="0"/>
           <w:bCs w:val="0"/>
@@ -3214,8 +3251,8 @@
           <w:sz w:val="24"/>
           <w:szCs w:val="24"/>
         </w:rPr>
-      </w:pPr>
-      <w:bookmarkStart w:id="18" w:name="_Toc225245695"/>
+        <w:t>Juf Aimee is gebouwd op vier theoretische pijlers die samen een verantwoord en effectief AI-systeem voor het onderwijs vormen. De Taxonomie van Bloom biedt het didactisch kader voor het genereren van opdrachten die aansluiten op het cognitieve niveau van hoogbegaafde leerlingen. Het Hybride AI-framework garandeert dat de AI de leraar ondersteunt zonder diens professionele rol over te nemen. Uitlegbare AI zorgt ervoor dat leraren de aanbevelingen van het systeem kunnen begrijpen en beoordelen. Tot slot stelt AVG-compliance harde eisen aan de omgang met leerlingdata, waarbij dataminimalisatie en lokale deployment de privacy van minderjarige leerlingen waarborgen.</w:t>
+      </w:r>
       <w:r>
         <w:rPr>
           <w:b w:val="0"/>
@@ -3224,21 +3261,9 @@
           <w:sz w:val="24"/>
           <w:szCs w:val="24"/>
         </w:rPr>
-        <w:t>De Taxonomie van Bloom biedt een gelaagd model van cognitieve vaardigheden. Het model loopt van lagere-orde vaardigheden onthouden, begrijpen en toepassen naar hogere-orde denkvaardigheden zoals analyseren, evalueren en creëren. Hoogbegaafde leerlingen profiteren het meest van opdrachten die de hogere niveaus aanspreken. Juf Aimee gebruikt dit kader als basis voor het genereren en categoriseren van opdrachten.</w:t>
-      </w:r>
-    </w:p>
-    <w:p>
-      <w:pPr>
-        <w:pStyle w:val="Kop2"/>
-      </w:pPr>
-      <w:r>
-        <w:t>5.2 Hybride AI</w:t>
-      </w:r>
-      <w:bookmarkEnd w:id="18"/>
-    </w:p>
-    <w:p>
-      <w:pPr>
-        <w:pStyle w:val="Kop2"/>
+        <w:br/>
+      </w:r>
+      <w:r>
         <w:rPr>
           <w:b w:val="0"/>
           <w:bCs w:val="0"/>
@@ -3246,9 +3271,19 @@
           <w:sz w:val="24"/>
           <w:szCs w:val="24"/>
         </w:rPr>
-      </w:pPr>
-      <w:bookmarkStart w:id="19" w:name="_Toc225245696"/>
-      <w:r>
+        <w:br/>
+      </w:r>
+      <w:r>
+        <w:br/>
+      </w:r>
+      <w:r>
+        <w:t>5.1 Taxonomie van Bloom</w:t>
+      </w:r>
+      <w:bookmarkEnd w:id="17"/>
+    </w:p>
+    <w:p>
+      <w:pPr>
+        <w:pStyle w:val="Kop2"/>
         <w:rPr>
           <w:b w:val="0"/>
           <w:bCs w:val="0"/>
@@ -3256,8 +3291,8 @@
           <w:sz w:val="24"/>
           <w:szCs w:val="24"/>
         </w:rPr>
-        <w:t xml:space="preserve">Juf Aimee is ontworpen als een hybride AI-systeem waarin </w:t>
-      </w:r>
+      </w:pPr>
+      <w:bookmarkStart w:id="18" w:name="_Toc225245695"/>
       <w:r>
         <w:rPr>
           <w:b w:val="0"/>
@@ -3266,9 +3301,21 @@
           <w:sz w:val="24"/>
           <w:szCs w:val="24"/>
         </w:rPr>
-        <w:t>de gebruiker</w:t>
-      </w:r>
-      <w:r>
+        <w:t>De Taxonomie van Bloom biedt een gelaagd model van cognitieve vaardigheden. Het model loopt van lagere-orde vaardigheden onthouden, begrijpen en toepassen naar hogere-orde denkvaardigheden zoals analyseren, evalueren en creëren. Hoogbegaafde leerlingen profiteren het meest van opdrachten die de hogere niveaus aanspreken. Juf Aimee gebruikt dit kader als basis voor het genereren en categoriseren van opdrachten.</w:t>
+      </w:r>
+    </w:p>
+    <w:p>
+      <w:pPr>
+        <w:pStyle w:val="Kop2"/>
+      </w:pPr>
+      <w:r>
+        <w:t>5.2 Hybride AI</w:t>
+      </w:r>
+      <w:bookmarkEnd w:id="18"/>
+    </w:p>
+    <w:p>
+      <w:pPr>
+        <w:pStyle w:val="Kop2"/>
         <w:rPr>
           <w:b w:val="0"/>
           <w:bCs w:val="0"/>
@@ -3276,8 +3323,8 @@
           <w:sz w:val="24"/>
           <w:szCs w:val="24"/>
         </w:rPr>
-        <w:t xml:space="preserve"> en </w:t>
-      </w:r>
+      </w:pPr>
+      <w:bookmarkStart w:id="19" w:name="_Toc225245696"/>
       <w:r>
         <w:rPr>
           <w:b w:val="0"/>
@@ -3286,7 +3333,7 @@
           <w:sz w:val="24"/>
           <w:szCs w:val="24"/>
         </w:rPr>
-        <w:t>artificiële intelligentie</w:t>
+        <w:t xml:space="preserve">Juf Aimee is ontworpen als een hybride AI-systeem waarin </w:t>
       </w:r>
       <w:r>
         <w:rPr>
@@ -3296,7 +3343,7 @@
           <w:sz w:val="24"/>
           <w:szCs w:val="24"/>
         </w:rPr>
-        <w:t xml:space="preserve"> elkaar aanvullen, niet vervangen. Het Hybride AI-framework (Akata et al., 2020) beschrijft hoe AI-systemen en mensen samenwerken op basis van wederzijdse aanvulling. Concreet betekent dit dat de AI de taken overneemt waarvoor zij beter geschikt is</w:t>
+        <w:t>de gebruiker</w:t>
       </w:r>
       <w:r>
         <w:rPr>
@@ -3306,7 +3353,7 @@
           <w:sz w:val="24"/>
           <w:szCs w:val="24"/>
         </w:rPr>
-        <w:t>,</w:t>
+        <w:t xml:space="preserve"> en </w:t>
       </w:r>
       <w:r>
         <w:rPr>
@@ -3316,7 +3363,7 @@
           <w:sz w:val="24"/>
           <w:szCs w:val="24"/>
         </w:rPr>
-        <w:t xml:space="preserve"> grootschalige personalisatie en voortgangsmonitoring</w:t>
+        <w:t>artificiële intelligentie</w:t>
       </w:r>
       <w:r>
         <w:rPr>
@@ -3326,7 +3373,7 @@
           <w:sz w:val="24"/>
           <w:szCs w:val="24"/>
         </w:rPr>
-        <w:t xml:space="preserve"> </w:t>
+        <w:t xml:space="preserve"> elkaar aanvullen, niet vervangen. Het Hybride AI-framework (Akata et al., 2020) beschrijft hoe AI-systemen en mensen samenwerken op basis van wederzijdse aanvulling. Concreet betekent dit dat de AI de taken overneemt waarvoor zij beter geschikt is</w:t>
       </w:r>
       <w:r>
         <w:rPr>
@@ -3336,21 +3383,9 @@
           <w:sz w:val="24"/>
           <w:szCs w:val="24"/>
         </w:rPr>
-        <w:t>terwijl de leraar de taken behoudt die menselijk oordeelsvermogen vereisen: pedagogische beslissingen en de relatie met de leerling.</w:t>
-      </w:r>
-    </w:p>
-    <w:p>
-      <w:pPr>
-        <w:pStyle w:val="Kop2"/>
-      </w:pPr>
-      <w:r>
-        <w:t>5.3 Uitlegbare AI (XAI)</w:t>
-      </w:r>
-      <w:bookmarkEnd w:id="19"/>
-    </w:p>
-    <w:p>
-      <w:pPr>
-        <w:pStyle w:val="Kop2"/>
+        <w:t>,</w:t>
+      </w:r>
+      <w:r>
         <w:rPr>
           <w:b w:val="0"/>
           <w:bCs w:val="0"/>
@@ -3358,8 +3393,8 @@
           <w:sz w:val="24"/>
           <w:szCs w:val="24"/>
         </w:rPr>
-      </w:pPr>
-      <w:bookmarkStart w:id="20" w:name="_Toc225245697"/>
+        <w:t xml:space="preserve"> grootschalige personalisatie en voortgangsmonitoring</w:t>
+      </w:r>
       <w:r>
         <w:rPr>
           <w:b w:val="0"/>
@@ -3368,7 +3403,17 @@
           <w:sz w:val="24"/>
           <w:szCs w:val="24"/>
         </w:rPr>
-        <w:t>Leraren kunnen Juf Aimee alleen verantwoord inzetten als zij begrijpen waarom het systeem een bepaalde aanbeveling doet. Explainability (Liao &amp; Varshney, 2021) is daarom een centrale randvoorwaarde voor verantwoord AI-gebruik in het onderwijs. Dit vereist bewuste ontwerpkeuzes rondom transparantie: elke aanbeveling gaat vergezeld van een korte, begrijpelijke uitleg zonder technisch jargon.</w:t>
+        <w:t xml:space="preserve"> </w:t>
+      </w:r>
+      <w:r>
+        <w:rPr>
+          <w:b w:val="0"/>
+          <w:bCs w:val="0"/>
+          <w:color w:val="auto"/>
+          <w:sz w:val="24"/>
+          <w:szCs w:val="24"/>
+        </w:rPr>
+        <w:t>terwijl de leraar de taken behoudt die menselijk oordeelsvermogen vereisen: pedagogische beslissingen en de relatie met de leerling.</w:t>
       </w:r>
     </w:p>
     <w:p>
@@ -3376,6 +3421,70 @@
         <w:pStyle w:val="Kop2"/>
       </w:pPr>
       <w:r>
+        <w:t>5.3 Uitlegbare AI (XAI)</w:t>
+      </w:r>
+      <w:bookmarkEnd w:id="19"/>
+    </w:p>
+    <w:p>
+      <w:pPr>
+        <w:pStyle w:val="Kop2"/>
+        <w:rPr>
+          <w:b w:val="0"/>
+          <w:bCs w:val="0"/>
+          <w:color w:val="auto"/>
+          <w:sz w:val="24"/>
+          <w:szCs w:val="24"/>
+        </w:rPr>
+      </w:pPr>
+      <w:bookmarkStart w:id="20" w:name="_Toc225245697"/>
+      <w:r>
+        <w:rPr>
+          <w:b w:val="0"/>
+          <w:bCs w:val="0"/>
+          <w:color w:val="auto"/>
+          <w:sz w:val="24"/>
+          <w:szCs w:val="24"/>
+        </w:rPr>
+        <w:t xml:space="preserve">Leraren kunnen Juf Aimee alleen verantwoord inzetten als zij begrijpen waarom het systeem een bepaalde aanbeveling doet. Explainability </w:t>
+      </w:r>
+      <w:hyperlink r:id="rId11" w:history="1">
+        <w:r>
+          <w:rPr>
+            <w:rStyle w:val="Hyperlink"/>
+            <w:b w:val="0"/>
+            <w:bCs w:val="0"/>
+            <w:sz w:val="24"/>
+            <w:szCs w:val="24"/>
+          </w:rPr>
+          <w:t>(Liao &amp; Varshney, 202</w:t>
+        </w:r>
+        <w:r>
+          <w:rPr>
+            <w:rStyle w:val="Hyperlink"/>
+            <w:b w:val="0"/>
+            <w:bCs w:val="0"/>
+            <w:sz w:val="24"/>
+            <w:szCs w:val="24"/>
+          </w:rPr>
+          <w:t>1</w:t>
+        </w:r>
+      </w:hyperlink>
+      <w:r>
+        <w:rPr>
+          <w:b w:val="0"/>
+          <w:bCs w:val="0"/>
+          <w:color w:val="auto"/>
+          <w:sz w:val="24"/>
+          <w:szCs w:val="24"/>
+        </w:rPr>
+        <w:t>) is daarom een centrale randvoorwaarde voor verantwoord AI-gebruik in het onderwijs. Dit vereist bewuste ontwerpkeuzes rondom transparantie: elke aanbeveling gaat vergezeld van een korte, begrijpelijke uitleg zonder technisch jargon.</w:t>
+      </w:r>
+    </w:p>
+    <w:p>
+      <w:pPr>
+        <w:pStyle w:val="Kop2"/>
+      </w:pPr>
+      <w:r>
         <w:t>5.4 Privacy en AVG</w:t>
       </w:r>
       <w:bookmarkEnd w:id="20"/>
@@ -3387,90 +3496,9 @@
       <w:r>
         <w:t>Omdat Juf Aimee werkt met gegevens van minderjarige leerlingen, is AVG-compliance een harde eis. In het proof of concept wordt gewerkt met fictieve en gesimuleerde data. In de verdere ontwikkeling zullen leerlingprofielen, interactielogs en voortgangsdata zorgvuldig worden beschermd en geminimaliseerd</w:t>
       </w:r>
-    </w:p>
-    <w:p>
-      <w:pPr>
-        <w:spacing w:before="80" w:after="80"/>
-        <w:jc w:val="both"/>
-      </w:pPr>
-    </w:p>
-    <w:p>
-      <w:pPr>
-        <w:spacing w:before="80" w:after="80"/>
-        <w:jc w:val="both"/>
-      </w:pPr>
-    </w:p>
-    <w:p>
-      <w:pPr>
-        <w:spacing w:before="80" w:after="80"/>
-        <w:jc w:val="both"/>
-      </w:pPr>
-    </w:p>
-    <w:p>
-      <w:pPr>
-        <w:spacing w:before="80" w:after="80"/>
-        <w:jc w:val="both"/>
-      </w:pPr>
-    </w:p>
-    <w:p>
-      <w:pPr>
-        <w:spacing w:before="80" w:after="80"/>
-        <w:jc w:val="both"/>
-      </w:pPr>
-    </w:p>
-    <w:p>
-      <w:pPr>
-        <w:spacing w:before="80" w:after="80"/>
-        <w:jc w:val="both"/>
-      </w:pPr>
-    </w:p>
-    <w:p>
-      <w:pPr>
-        <w:spacing w:before="80" w:after="80"/>
-        <w:jc w:val="both"/>
-      </w:pPr>
-    </w:p>
-    <w:p>
-      <w:pPr>
-        <w:spacing w:before="80" w:after="80"/>
-        <w:jc w:val="both"/>
-      </w:pPr>
-    </w:p>
-    <w:p>
-      <w:pPr>
-        <w:spacing w:before="80" w:after="80"/>
-        <w:jc w:val="both"/>
-      </w:pPr>
-    </w:p>
-    <w:p>
-      <w:pPr>
-        <w:spacing w:before="80" w:after="80"/>
-        <w:jc w:val="both"/>
-      </w:pPr>
-    </w:p>
-    <w:p>
-      <w:pPr>
-        <w:spacing w:before="80" w:after="80"/>
-        <w:jc w:val="both"/>
-      </w:pPr>
-    </w:p>
-    <w:p>
-      <w:pPr>
-        <w:spacing w:before="80" w:after="80"/>
-        <w:jc w:val="both"/>
-      </w:pPr>
-    </w:p>
-    <w:p>
-      <w:pPr>
-        <w:spacing w:before="80" w:after="80"/>
-        <w:jc w:val="both"/>
-      </w:pPr>
-    </w:p>
-    <w:p>
-      <w:pPr>
-        <w:spacing w:before="80" w:after="80"/>
-        <w:jc w:val="both"/>
-      </w:pPr>
+      <w:r>
+        <w:t>.</w:t>
+      </w:r>
     </w:p>
     <w:p>
       <w:pPr>
@@ -3481,6 +3509,7 @@
       </w:pPr>
       <w:bookmarkStart w:id="21" w:name="_Toc225245698"/>
       <w:r>
+        <w:lastRenderedPageBreak/>
         <w:t>6. Aanpak en methoden</w:t>
       </w:r>
       <w:bookmarkEnd w:id="21"/>
@@ -3720,6 +3749,7 @@
         <w:rPr>
           <w:lang w:val="en-GB"/>
         </w:rPr>
+        <w:lastRenderedPageBreak/>
         <w:t>7. Acceptatiecriteria en Definition of Done</w:t>
       </w:r>
       <w:bookmarkEnd w:id="24"/>
@@ -4008,7 +4038,7 @@
           <w:rFonts w:ascii="Arial" w:hAnsi="Arial" w:cs="Arial"/>
         </w:rPr>
       </w:pPr>
-      <w:hyperlink r:id="rId9" w:history="1">
+      <w:hyperlink r:id="rId12" w:history="1">
         <w:r>
           <w:rPr>
             <w:rStyle w:val="Hyperlink"/>
@@ -4029,7 +4059,7 @@
         </w:rPr>
         <w:t xml:space="preserve">     </w:t>
       </w:r>
-      <w:hyperlink r:id="rId10" w:history="1">
+      <w:hyperlink r:id="rId13" w:history="1">
         <w:r>
           <w:rPr>
             <w:rStyle w:val="Hyperlink"/>
@@ -4068,7 +4098,6 @@
         <w:pStyle w:val="Geenafstand"/>
       </w:pPr>
       <w:r>
-        <w:lastRenderedPageBreak/>
         <w:t>Co-designsessies met leraren en leerlingen kunnen worden georganiseerd via de scholen en partijen die betrokken zijn bij het bredere onderzoeksvoorstel.</w:t>
       </w:r>
     </w:p>
@@ -4096,6 +4125,7 @@
         </w:pBdr>
       </w:pPr>
       <w:r>
+        <w:lastRenderedPageBreak/>
         <w:t>9. Aanbevelingen</w:t>
       </w:r>
     </w:p>
@@ -4147,8 +4177,30 @@
         <w:t xml:space="preserve"> </w:t>
       </w:r>
       <w:r>
-        <w:t>een techniek waarbij een gebruiker het model via de invoer kan manipuleren om buiten zijn bedoelde functie te handelen (Perez &amp; Ribeiro, 2022; OWASP LLM Top 10, LLM01).</w:t>
-      </w:r>
+        <w:t xml:space="preserve">een techniek waarbij een gebruiker het model via de invoer kan manipuleren om buiten zijn bedoelde functie te handelen </w:t>
+      </w:r>
+      <w:hyperlink r:id="rId14" w:history="1">
+        <w:r>
+          <w:rPr>
+            <w:rStyle w:val="Hyperlink"/>
+          </w:rPr>
+          <w:t xml:space="preserve">(Perez &amp; </w:t>
+        </w:r>
+        <w:proofErr w:type="spellStart"/>
+        <w:r>
+          <w:rPr>
+            <w:rStyle w:val="Hyperlink"/>
+          </w:rPr>
+          <w:t>Ribeiro</w:t>
+        </w:r>
+        <w:proofErr w:type="spellEnd"/>
+        <w:r>
+          <w:rPr>
+            <w:rStyle w:val="Hyperlink"/>
+          </w:rPr>
+          <w:t>, 2022; OWASP LLM Top 10, LLM01).</w:t>
+        </w:r>
+      </w:hyperlink>
     </w:p>
     <w:p>
       <w:pPr>
@@ -4375,35 +4427,35 @@
         <w:spacing w:after="120"/>
       </w:pPr>
       <w:r>
+        <w:t>Voor leerlingen biedt dit bescherming tegen misbruik en garandeert het pedagogisch verantwoorde AI-uitvoer. Voor scholen en de opdrachtgever verlaagt het het juridisch en reputatierisico bij inzet van het platform en maakt het aantoonbare naleving van de AVG en EU AI Act mogelijk.</w:t>
+      </w:r>
+    </w:p>
+    <w:p>
+      <w:pPr>
+        <w:pStyle w:val="Geenafstand"/>
+      </w:pPr>
+    </w:p>
+    <w:p>
+      <w:pPr>
+        <w:pStyle w:val="Geenafstand"/>
+      </w:pPr>
+    </w:p>
+    <w:p>
+      <w:pPr>
+        <w:pStyle w:val="Geenafstand"/>
+      </w:pPr>
+    </w:p>
+    <w:p>
+      <w:pPr>
+        <w:pStyle w:val="Geenafstand"/>
+      </w:pPr>
+    </w:p>
+    <w:p>
+      <w:pPr>
+        <w:pStyle w:val="Kop2"/>
+      </w:pPr>
+      <w:r>
         <w:lastRenderedPageBreak/>
-        <w:t>Voor leerlingen biedt dit bescherming tegen misbruik en garandeert het pedagogisch verantwoorde AI-uitvoer. Voor scholen en de opdrachtgever verlaagt het het juridisch en reputatierisico bij inzet van het platform en maakt het aantoonbare naleving van de AVG en EU AI Act mogelijk.</w:t>
-      </w:r>
-    </w:p>
-    <w:p>
-      <w:pPr>
-        <w:pStyle w:val="Geenafstand"/>
-      </w:pPr>
-    </w:p>
-    <w:p>
-      <w:pPr>
-        <w:pStyle w:val="Geenafstand"/>
-      </w:pPr>
-    </w:p>
-    <w:p>
-      <w:pPr>
-        <w:pStyle w:val="Geenafstand"/>
-      </w:pPr>
-    </w:p>
-    <w:p>
-      <w:pPr>
-        <w:pStyle w:val="Geenafstand"/>
-      </w:pPr>
-    </w:p>
-    <w:p>
-      <w:pPr>
-        <w:pStyle w:val="Kop2"/>
-      </w:pPr>
-      <w:r>
         <w:t>9.2 RAS verrijken met individuele leerlingvoortgang</w:t>
       </w:r>
     </w:p>
@@ -4504,36 +4556,6 @@
       <w:r>
         <w:t>een structureel knelpunt in het onderwijs voor hoogbegaafde leerlingen.</w:t>
       </w:r>
-    </w:p>
-    <w:p>
-      <w:pPr>
-        <w:spacing w:before="80" w:after="80"/>
-      </w:pPr>
-    </w:p>
-    <w:p>
-      <w:pPr>
-        <w:spacing w:before="80" w:after="80"/>
-      </w:pPr>
-    </w:p>
-    <w:p>
-      <w:pPr>
-        <w:spacing w:before="80" w:after="80"/>
-      </w:pPr>
-    </w:p>
-    <w:p>
-      <w:pPr>
-        <w:spacing w:before="80" w:after="80"/>
-      </w:pPr>
-    </w:p>
-    <w:p>
-      <w:pPr>
-        <w:spacing w:before="80" w:after="80"/>
-      </w:pPr>
-    </w:p>
-    <w:p>
-      <w:pPr>
-        <w:spacing w:before="80" w:after="80"/>
-      </w:pPr>
     </w:p>
     <w:p>
       <w:pPr>
@@ -4617,7 +4639,19 @@
         <w:pStyle w:val="Geenafstand"/>
       </w:pPr>
       <w:r>
-        <w:t>De hybride architectuur van Juf Aimee bevat reeds een chat-modelcomponent voor begeleiding. Een logische vervolgstap is een zijpaneel waarmee leerlingen tijdens het maken van een opdracht vragen kunnen stellen. Het model geeft geen antwoorden maar hints, gebaseerd op de Socratische methode. Dit bevordert zelfstandig redeneren, wat essentieel is voor hoogbegaafde leerlingen. Conform EU AI Act Art. 14 blijft de leraar te allen tijde in staat de assistent te monitoren en in te grijpen.</w:t>
+        <w:lastRenderedPageBreak/>
+        <w:t xml:space="preserve">De hybride architectuur van Juf Aimee bevat reeds een chat-modelcomponent voor begeleiding. Een logische vervolgstap is een zijpaneel waarmee leerlingen tijdens het maken van een opdracht vragen kunnen stellen. Het model geeft geen antwoorden maar hints, gebaseerd op de Socratische methode. Dit bevordert zelfstandig redeneren, wat essentieel is voor hoogbegaafde leerlingen. Conform </w:t>
+      </w:r>
+      <w:hyperlink r:id="rId15" w:history="1">
+        <w:r>
+          <w:rPr>
+            <w:rStyle w:val="Hyperlink"/>
+          </w:rPr>
+          <w:t>EU AI Act Art. 14</w:t>
+        </w:r>
+      </w:hyperlink>
+      <w:r>
+        <w:t xml:space="preserve"> blijft de leraar te allen tijde in staat de assistent te monitoren en in te grijpen.</w:t>
       </w:r>
     </w:p>
     <w:p>
@@ -4649,7 +4683,18 @@
         <w:pStyle w:val="Geenafstand"/>
       </w:pPr>
       <w:r>
-        <w:t>Ouders van leerlingen hebben op basis van AVG art. 15 het recht op inzage in welke gegevens over hun kind worden verwerkt. Een eenvoudig ouderportaal uitsluitend met leesrechten, zonder bewerkingsmogelijkheden maakt Juf Aimee transparant naar alle betrokkenen en vergroot het vertrouwen van scholen in de inzet van het platform. Dit sluit direct aan op de eis van uitlegbaarheid (XAI) en mensgerichte AI zoals beschreven in het theoretisch kader.</w:t>
+        <w:t xml:space="preserve">Ouders van leerlingen hebben op basis van AVG art. 15 het recht op inzage in welke gegevens over hun kind worden verwerkt. Een eenvoudig ouderportaal uitsluitend met leesrechten, zonder bewerkingsmogelijkheden maakt Juf Aimee transparant naar alle betrokkenen en vergroot het vertrouwen van scholen in de inzet van het platform. Dit sluit direct aan op de eis van uitlegbaarheid </w:t>
+      </w:r>
+      <w:hyperlink r:id="rId16" w:history="1">
+        <w:r>
+          <w:rPr>
+            <w:rStyle w:val="Hyperlink"/>
+          </w:rPr>
+          <w:t>(XAI)</w:t>
+        </w:r>
+      </w:hyperlink>
+      <w:r>
+        <w:t xml:space="preserve"> en mensgerichte AI zoals beschreven in het theoretisch kader.</w:t>
       </w:r>
     </w:p>
     <w:p>
@@ -4668,22 +4713,83 @@
         <w:t xml:space="preserve">Een logische doorontwikkeling van Juf Aimee is een gespreksgerichte AI-taalbuddy waarmee leerlingen een vreemde taal kunnen oefenen via gesproken dialoog. Hoogbegaafde leerlingen leren doorgaans sneller een nieuwe taal, maar vinden binnen de reguliere klas weinig ruimte voor individuele oefening </w:t>
       </w:r>
       <w:r>
-        <w:t xml:space="preserve">(Hornstra et al, 2023) </w:t>
+        <w:t>(</w:t>
+      </w:r>
+      <w:hyperlink r:id="rId17" w:history="1">
+        <w:r>
+          <w:rPr>
+            <w:rStyle w:val="Hyperlink"/>
+          </w:rPr>
+          <w:t>Hor</w:t>
+        </w:r>
+        <w:r>
+          <w:rPr>
+            <w:rStyle w:val="Hyperlink"/>
+          </w:rPr>
+          <w:t>n</w:t>
+        </w:r>
+        <w:r>
+          <w:rPr>
+            <w:rStyle w:val="Hyperlink"/>
+          </w:rPr>
+          <w:t>s</w:t>
+        </w:r>
+        <w:r>
+          <w:rPr>
+            <w:rStyle w:val="Hyperlink"/>
+          </w:rPr>
+          <w:t>tra et al, 2023)</w:t>
+        </w:r>
+      </w:hyperlink>
+      <w:r>
+        <w:t xml:space="preserve"> </w:t>
       </w:r>
       <w:r>
         <w:t xml:space="preserve">Een AI-taalbuddy biedt die oefentijd op maat: het systeem stemt de gespreksonderwerpen en moeilijkheidsgraad af op de interesses en het niveau van de leerling, zoals vastgelegd in het </w:t>
       </w:r>
       <w:r>
-        <w:t xml:space="preserve">leerlingprofiel en het opbouwende </w:t>
-      </w:r>
-      <w:r>
-        <w:lastRenderedPageBreak/>
-        <w:t>portfolio</w:t>
+        <w:t>leerlingprofiel en het opbouwende portfolio</w:t>
       </w:r>
       <w:r>
         <w:t>. De leerkracht houdt altijd inzicht in de voortgang en blijft eindverantwoordelijk voor de taalontwikkeling van de leerling.</w:t>
       </w:r>
       <w:bookmarkStart w:id="28" w:name="_Toc225245705"/>
+    </w:p>
+    <w:p>
+      <w:pPr>
+        <w:spacing w:before="80" w:after="80"/>
+        <w:jc w:val="both"/>
+      </w:pPr>
+    </w:p>
+    <w:p>
+      <w:pPr>
+        <w:spacing w:before="80" w:after="80"/>
+        <w:jc w:val="both"/>
+      </w:pPr>
+    </w:p>
+    <w:p>
+      <w:pPr>
+        <w:spacing w:before="80" w:after="80"/>
+        <w:jc w:val="both"/>
+      </w:pPr>
+    </w:p>
+    <w:p>
+      <w:pPr>
+        <w:spacing w:before="80" w:after="80"/>
+        <w:jc w:val="both"/>
+      </w:pPr>
+    </w:p>
+    <w:p>
+      <w:pPr>
+        <w:spacing w:before="80" w:after="80"/>
+        <w:jc w:val="both"/>
+      </w:pPr>
+    </w:p>
+    <w:p>
+      <w:pPr>
+        <w:spacing w:before="80" w:after="80"/>
+        <w:jc w:val="both"/>
+      </w:pPr>
     </w:p>
     <w:p>
       <w:pPr>
@@ -4711,6 +4817,7 @@
         </w:pBdr>
       </w:pPr>
       <w:r>
+        <w:lastRenderedPageBreak/>
         <w:t>11. Literatuur</w:t>
       </w:r>
       <w:bookmarkEnd w:id="28"/>
@@ -4745,7 +4852,7 @@
         </w:rPr>
         <w:t xml:space="preserve"> </w:t>
       </w:r>
-      <w:hyperlink r:id="rId11" w:tgtFrame="_new" w:history="1">
+      <w:hyperlink r:id="rId18" w:tgtFrame="_new" w:history="1">
         <w:r>
           <w:rPr>
             <w:rStyle w:val="Hyperlink"/>
@@ -4789,7 +4896,7 @@
           <w:lang w:val="en-GB"/>
         </w:rPr>
       </w:pPr>
-      <w:hyperlink r:id="rId12" w:history="1">
+      <w:hyperlink r:id="rId19" w:history="1">
         <w:r>
           <w:rPr>
             <w:rStyle w:val="Hyperlink"/>
@@ -4802,32 +4909,34 @@
     <w:p>
       <w:pPr>
         <w:pStyle w:val="Lijstalinea"/>
-        <w:rPr>
-          <w:lang w:val="en-GB"/>
-        </w:rPr>
-      </w:pPr>
-    </w:p>
-    <w:p>
-      <w:pPr>
-        <w:pStyle w:val="Lijstalinea"/>
-        <w:rPr>
-          <w:i/>
-          <w:iCs/>
-        </w:rPr>
-      </w:pPr>
+      </w:pPr>
+    </w:p>
+    <w:p>
+      <w:pPr>
+        <w:pStyle w:val="Geenafstand"/>
+        <w:rPr>
+          <w:i/>
+          <w:iCs/>
+        </w:rPr>
+      </w:pPr>
+      <w:r>
+        <w:rPr>
+          <w:i/>
+          <w:iCs/>
+        </w:rPr>
+        <w:t xml:space="preserve">L. W. Anderson &amp; D. R. Krathwohl. (2001). A </w:t>
+      </w:r>
       <w:proofErr w:type="spellStart"/>
       <w:r>
         <w:rPr>
-          <w:rStyle w:val="whitespace-normal"/>
-          <w:i/>
-          <w:iCs/>
-        </w:rPr>
-        <w:t>Saleema</w:t>
+          <w:i/>
+          <w:iCs/>
+        </w:rPr>
+        <w:t>taxonomy</w:t>
       </w:r>
       <w:proofErr w:type="spellEnd"/>
       <w:r>
         <w:rPr>
-          <w:rStyle w:val="whitespace-normal"/>
           <w:i/>
           <w:iCs/>
         </w:rPr>
@@ -4836,11 +4945,10 @@
       <w:proofErr w:type="spellStart"/>
       <w:r>
         <w:rPr>
-          <w:rStyle w:val="whitespace-normal"/>
-          <w:i/>
-          <w:iCs/>
-        </w:rPr>
-        <w:t>Amershi</w:t>
+          <w:i/>
+          <w:iCs/>
+        </w:rPr>
+        <w:t>for</w:t>
       </w:r>
       <w:proofErr w:type="spellEnd"/>
       <w:r>
@@ -4848,52 +4956,63 @@
           <w:i/>
           <w:iCs/>
         </w:rPr>
-        <w:t xml:space="preserve"> et al. (2019). </w:t>
+        <w:t xml:space="preserve"> </w:t>
       </w:r>
       <w:proofErr w:type="spellStart"/>
       <w:r>
         <w:rPr>
-          <w:rStyle w:val="Nadruk"/>
-          <w:i w:val="0"/>
-          <w:iCs w:val="0"/>
-        </w:rPr>
-        <w:t>Guidelines</w:t>
+          <w:i/>
+          <w:iCs/>
+        </w:rPr>
+        <w:t>learning</w:t>
       </w:r>
       <w:proofErr w:type="spellEnd"/>
       <w:r>
         <w:rPr>
-          <w:rStyle w:val="Nadruk"/>
-          <w:i w:val="0"/>
-          <w:iCs w:val="0"/>
+          <w:i/>
+          <w:iCs/>
+        </w:rPr>
+        <w:t xml:space="preserve">, teaching, </w:t>
+      </w:r>
+      <w:proofErr w:type="spellStart"/>
+      <w:r>
+        <w:rPr>
+          <w:i/>
+          <w:iCs/>
+        </w:rPr>
+        <w:t>and</w:t>
+      </w:r>
+      <w:proofErr w:type="spellEnd"/>
+      <w:r>
+        <w:rPr>
+          <w:i/>
+          <w:iCs/>
         </w:rPr>
         <w:t xml:space="preserve"> </w:t>
       </w:r>
       <w:proofErr w:type="spellStart"/>
       <w:r>
         <w:rPr>
-          <w:rStyle w:val="Nadruk"/>
-          <w:i w:val="0"/>
-          <w:iCs w:val="0"/>
-        </w:rPr>
-        <w:t>for</w:t>
+          <w:i/>
+          <w:iCs/>
+        </w:rPr>
+        <w:t>assessing</w:t>
       </w:r>
       <w:proofErr w:type="spellEnd"/>
       <w:r>
         <w:rPr>
-          <w:rStyle w:val="Nadruk"/>
-          <w:i w:val="0"/>
-          <w:iCs w:val="0"/>
-        </w:rPr>
-        <w:t xml:space="preserve"> Human-AI </w:t>
+          <w:i/>
+          <w:iCs/>
+        </w:rPr>
+        <w:t xml:space="preserve">: A </w:t>
       </w:r>
       <w:proofErr w:type="spellStart"/>
       <w:r>
         <w:rPr>
-          <w:rStyle w:val="Nadruk"/>
-          <w:i w:val="0"/>
-          <w:iCs w:val="0"/>
-        </w:rPr>
-        <w:t>Interaction</w:t>
+          <w:i/>
+          <w:iCs/>
+        </w:rPr>
+        <w:t>revision</w:t>
       </w:r>
       <w:proofErr w:type="spellEnd"/>
       <w:r>
@@ -4901,6 +5020,70 @@
           <w:i/>
           <w:iCs/>
         </w:rPr>
+        <w:t xml:space="preserve"> of </w:t>
+      </w:r>
+      <w:proofErr w:type="spellStart"/>
+      <w:r>
+        <w:rPr>
+          <w:i/>
+          <w:iCs/>
+        </w:rPr>
+        <w:t>Bloom’s</w:t>
+      </w:r>
+      <w:proofErr w:type="spellEnd"/>
+      <w:r>
+        <w:rPr>
+          <w:i/>
+          <w:iCs/>
+        </w:rPr>
+        <w:t xml:space="preserve"> </w:t>
+      </w:r>
+      <w:proofErr w:type="spellStart"/>
+      <w:r>
+        <w:rPr>
+          <w:i/>
+          <w:iCs/>
+        </w:rPr>
+        <w:t>Taxonomy</w:t>
+      </w:r>
+      <w:proofErr w:type="spellEnd"/>
+      <w:r>
+        <w:rPr>
+          <w:i/>
+          <w:iCs/>
+        </w:rPr>
+        <w:t xml:space="preserve"> of </w:t>
+      </w:r>
+      <w:proofErr w:type="spellStart"/>
+      <w:r>
+        <w:rPr>
+          <w:i/>
+          <w:iCs/>
+        </w:rPr>
+        <w:t>Educational</w:t>
+      </w:r>
+      <w:proofErr w:type="spellEnd"/>
+      <w:r>
+        <w:rPr>
+          <w:i/>
+          <w:iCs/>
+        </w:rPr>
+        <w:t xml:space="preserve"> </w:t>
+      </w:r>
+      <w:proofErr w:type="spellStart"/>
+      <w:r>
+        <w:rPr>
+          <w:i/>
+          <w:iCs/>
+        </w:rPr>
+        <w:t>Objectives</w:t>
+      </w:r>
+      <w:proofErr w:type="spellEnd"/>
+      <w:r>
+        <w:rPr>
+          <w:i/>
+          <w:iCs/>
+        </w:rPr>
         <w:t xml:space="preserve">. </w:t>
       </w:r>
       <w:proofErr w:type="spellStart"/>
@@ -4909,7 +5092,7 @@
           <w:i/>
           <w:iCs/>
         </w:rPr>
-        <w:t>Proceedings</w:t>
+        <w:t>Allyn</w:t>
       </w:r>
       <w:proofErr w:type="spellEnd"/>
       <w:r>
@@ -4917,240 +5100,14 @@
           <w:i/>
           <w:iCs/>
         </w:rPr>
-        <w:t xml:space="preserve"> of </w:t>
-      </w:r>
-      <w:proofErr w:type="spellStart"/>
-      <w:r>
-        <w:rPr>
-          <w:i/>
-          <w:iCs/>
-        </w:rPr>
-        <w:t>the</w:t>
-      </w:r>
-      <w:proofErr w:type="spellEnd"/>
-      <w:r>
-        <w:rPr>
-          <w:i/>
-          <w:iCs/>
-        </w:rPr>
-        <w:t xml:space="preserve"> 2019 CHI Conference on Human Factors in Computing Systems.</w:t>
-      </w:r>
-    </w:p>
-    <w:p>
-      <w:pPr>
-        <w:pStyle w:val="Lijstalinea"/>
-      </w:pPr>
-      <w:hyperlink r:id="rId13" w:history="1">
-        <w:r>
-          <w:rPr>
-            <w:rStyle w:val="Hyperlink"/>
-          </w:rPr>
-          <w:t>https://dl.acm.org/doi/10.1145/3290605.3300233</w:t>
-        </w:r>
-      </w:hyperlink>
-    </w:p>
-    <w:p>
-      <w:pPr>
-        <w:pStyle w:val="Lijstalinea"/>
-      </w:pPr>
+        <w:t xml:space="preserve"> &amp; Bacon.</w:t>
+      </w:r>
     </w:p>
     <w:p>
       <w:pPr>
         <w:pStyle w:val="Geenafstand"/>
-        <w:rPr>
-          <w:i/>
-          <w:iCs/>
-        </w:rPr>
-      </w:pPr>
-      <w:r>
-        <w:rPr>
-          <w:i/>
-          <w:iCs/>
-        </w:rPr>
-        <w:t xml:space="preserve">L. W. Anderson &amp; D. R. Krathwohl. (2001). A </w:t>
-      </w:r>
-      <w:proofErr w:type="spellStart"/>
-      <w:r>
-        <w:rPr>
-          <w:i/>
-          <w:iCs/>
-        </w:rPr>
-        <w:t>taxonomy</w:t>
-      </w:r>
-      <w:proofErr w:type="spellEnd"/>
-      <w:r>
-        <w:rPr>
-          <w:i/>
-          <w:iCs/>
-        </w:rPr>
-        <w:t xml:space="preserve"> </w:t>
-      </w:r>
-      <w:proofErr w:type="spellStart"/>
-      <w:r>
-        <w:rPr>
-          <w:i/>
-          <w:iCs/>
-        </w:rPr>
-        <w:t>for</w:t>
-      </w:r>
-      <w:proofErr w:type="spellEnd"/>
-      <w:r>
-        <w:rPr>
-          <w:i/>
-          <w:iCs/>
-        </w:rPr>
-        <w:t xml:space="preserve"> </w:t>
-      </w:r>
-      <w:proofErr w:type="spellStart"/>
-      <w:r>
-        <w:rPr>
-          <w:i/>
-          <w:iCs/>
-        </w:rPr>
-        <w:t>learning</w:t>
-      </w:r>
-      <w:proofErr w:type="spellEnd"/>
-      <w:r>
-        <w:rPr>
-          <w:i/>
-          <w:iCs/>
-        </w:rPr>
-        <w:t xml:space="preserve">, teaching, </w:t>
-      </w:r>
-      <w:proofErr w:type="spellStart"/>
-      <w:r>
-        <w:rPr>
-          <w:i/>
-          <w:iCs/>
-        </w:rPr>
-        <w:t>and</w:t>
-      </w:r>
-      <w:proofErr w:type="spellEnd"/>
-      <w:r>
-        <w:rPr>
-          <w:i/>
-          <w:iCs/>
-        </w:rPr>
-        <w:t xml:space="preserve"> </w:t>
-      </w:r>
-      <w:proofErr w:type="spellStart"/>
-      <w:r>
-        <w:rPr>
-          <w:i/>
-          <w:iCs/>
-        </w:rPr>
-        <w:t>assessing</w:t>
-      </w:r>
-      <w:proofErr w:type="spellEnd"/>
-      <w:r>
-        <w:rPr>
-          <w:i/>
-          <w:iCs/>
-        </w:rPr>
-        <w:t xml:space="preserve">: A </w:t>
-      </w:r>
-      <w:proofErr w:type="spellStart"/>
-      <w:r>
-        <w:rPr>
-          <w:i/>
-          <w:iCs/>
-        </w:rPr>
-        <w:t>revision</w:t>
-      </w:r>
-      <w:proofErr w:type="spellEnd"/>
-      <w:r>
-        <w:rPr>
-          <w:i/>
-          <w:iCs/>
-        </w:rPr>
-        <w:t xml:space="preserve"> of </w:t>
-      </w:r>
-      <w:proofErr w:type="spellStart"/>
-      <w:r>
-        <w:rPr>
-          <w:i/>
-          <w:iCs/>
-        </w:rPr>
-        <w:t>Bloom’s</w:t>
-      </w:r>
-      <w:proofErr w:type="spellEnd"/>
-      <w:r>
-        <w:rPr>
-          <w:i/>
-          <w:iCs/>
-        </w:rPr>
-        <w:t xml:space="preserve"> </w:t>
-      </w:r>
-      <w:proofErr w:type="spellStart"/>
-      <w:r>
-        <w:rPr>
-          <w:i/>
-          <w:iCs/>
-        </w:rPr>
-        <w:t>Taxonomy</w:t>
-      </w:r>
-      <w:proofErr w:type="spellEnd"/>
-      <w:r>
-        <w:rPr>
-          <w:i/>
-          <w:iCs/>
-        </w:rPr>
-        <w:t xml:space="preserve"> of </w:t>
-      </w:r>
-      <w:proofErr w:type="spellStart"/>
-      <w:r>
-        <w:rPr>
-          <w:i/>
-          <w:iCs/>
-        </w:rPr>
-        <w:t>Educational</w:t>
-      </w:r>
-      <w:proofErr w:type="spellEnd"/>
-      <w:r>
-        <w:rPr>
-          <w:i/>
-          <w:iCs/>
-        </w:rPr>
-        <w:t xml:space="preserve"> </w:t>
-      </w:r>
-      <w:proofErr w:type="spellStart"/>
-      <w:r>
-        <w:rPr>
-          <w:i/>
-          <w:iCs/>
-        </w:rPr>
-        <w:t>Objectives</w:t>
-      </w:r>
-      <w:proofErr w:type="spellEnd"/>
-      <w:r>
-        <w:rPr>
-          <w:i/>
-          <w:iCs/>
-        </w:rPr>
-        <w:t xml:space="preserve">. </w:t>
-      </w:r>
-      <w:proofErr w:type="spellStart"/>
-      <w:r>
-        <w:rPr>
-          <w:i/>
-          <w:iCs/>
-        </w:rPr>
-        <w:t>Allyn</w:t>
-      </w:r>
-      <w:proofErr w:type="spellEnd"/>
-      <w:r>
-        <w:rPr>
-          <w:i/>
-          <w:iCs/>
-        </w:rPr>
-        <w:t xml:space="preserve"> &amp; Bacon.</w:t>
-      </w:r>
-    </w:p>
-    <w:p>
-      <w:pPr>
-        <w:pStyle w:val="Geenafstand"/>
-      </w:pPr>
-      <w:hyperlink r:id="rId14" w:history="1">
+      </w:pPr>
+      <w:hyperlink r:id="rId20" w:history="1">
         <w:r>
           <w:rPr>
             <w:rStyle w:val="Hyperlink"/>
@@ -5339,6 +5296,7 @@
         <w:t xml:space="preserve"> </w:t>
       </w:r>
       <w:proofErr w:type="spellStart"/>
+      <w:proofErr w:type="gramStart"/>
       <w:r>
         <w:rPr>
           <w:i/>
@@ -5356,6 +5314,15 @@
         </w:rPr>
         <w:t>.</w:t>
       </w:r>
+      <w:r>
+        <w:rPr>
+          <w:i/>
+          <w:iCs/>
+          <w:lang w:val="en-GB"/>
+        </w:rPr>
+        <w:t>§</w:t>
+      </w:r>
+      <w:proofErr w:type="gramEnd"/>
     </w:p>
     <w:p>
       <w:pPr>
@@ -5364,7 +5331,7 @@
           <w:lang w:val="en-GB"/>
         </w:rPr>
       </w:pPr>
-      <w:hyperlink r:id="rId15" w:history="1">
+      <w:hyperlink r:id="rId21" w:history="1">
         <w:r>
           <w:rPr>
             <w:rStyle w:val="Hyperlink"/>
@@ -5397,7 +5364,25 @@
           <w:iCs/>
           <w:lang w:val="en-GB"/>
         </w:rPr>
-        <w:t>OWASP. (2023). OWASP Top 10 for Large Language Model Applications — LLM01: Prompt Injection.</w:t>
+        <w:t xml:space="preserve">Perez, F., &amp; Ribeiro, I. (2022). Ignore Previous Prompt: Attack Techniques </w:t>
+      </w:r>
+      <w:proofErr w:type="gramStart"/>
+      <w:r>
+        <w:rPr>
+          <w:i/>
+          <w:iCs/>
+          <w:lang w:val="en-GB"/>
+        </w:rPr>
+        <w:t>For</w:t>
+      </w:r>
+      <w:proofErr w:type="gramEnd"/>
+      <w:r>
+        <w:rPr>
+          <w:i/>
+          <w:iCs/>
+          <w:lang w:val="en-GB"/>
+        </w:rPr>
+        <w:t xml:space="preserve"> Language Models. arXiv. </w:t>
       </w:r>
     </w:p>
     <w:p>
@@ -5407,67 +5392,7 @@
           <w:lang w:val="en-GB"/>
         </w:rPr>
       </w:pPr>
-      <w:hyperlink r:id="rId16" w:history="1">
-        <w:r>
-          <w:rPr>
-            <w:rStyle w:val="Hyperlink"/>
-          </w:rPr>
-          <w:t>https://owasp.org/www-project-top-10-for-large-language-model-applications/</w:t>
-        </w:r>
-      </w:hyperlink>
-    </w:p>
-    <w:p>
-      <w:pPr>
-        <w:pStyle w:val="Lijstalinea"/>
-        <w:rPr>
-          <w:lang w:val="en-GB"/>
-        </w:rPr>
-      </w:pPr>
-    </w:p>
-    <w:p>
-      <w:pPr>
-        <w:pStyle w:val="Lijstalinea"/>
-        <w:rPr>
-          <w:i/>
-          <w:iCs/>
-          <w:lang w:val="en-GB"/>
-        </w:rPr>
-      </w:pPr>
-      <w:r>
-        <w:rPr>
-          <w:i/>
-          <w:iCs/>
-          <w:lang w:val="en-GB"/>
-        </w:rPr>
-        <w:t xml:space="preserve">Perez, F., &amp; Ribeiro, I. (2022). Ignore Previous Prompt: Attack Techniques </w:t>
-      </w:r>
-      <w:proofErr w:type="gramStart"/>
-      <w:r>
-        <w:rPr>
-          <w:i/>
-          <w:iCs/>
-          <w:lang w:val="en-GB"/>
-        </w:rPr>
-        <w:t>For</w:t>
-      </w:r>
-      <w:proofErr w:type="gramEnd"/>
-      <w:r>
-        <w:rPr>
-          <w:i/>
-          <w:iCs/>
-          <w:lang w:val="en-GB"/>
-        </w:rPr>
-        <w:t xml:space="preserve"> Language Models. arXiv. </w:t>
-      </w:r>
-    </w:p>
-    <w:p>
-      <w:pPr>
-        <w:pStyle w:val="Lijstalinea"/>
-        <w:rPr>
-          <w:lang w:val="en-GB"/>
-        </w:rPr>
-      </w:pPr>
-      <w:hyperlink r:id="rId17" w:history="1">
+      <w:hyperlink r:id="rId22" w:history="1">
         <w:r>
           <w:rPr>
             <w:rStyle w:val="Hyperlink"/>
@@ -5524,7 +5449,7 @@
       <w:pPr>
         <w:pStyle w:val="Lijstalinea"/>
       </w:pPr>
-      <w:hyperlink r:id="rId18" w:history="1">
+      <w:hyperlink r:id="rId23" w:history="1">
         <w:r>
           <w:rPr>
             <w:rStyle w:val="Hyperlink"/>
@@ -5774,7 +5699,7 @@
       <w:r>
         <w:t xml:space="preserve"> </w:t>
       </w:r>
-      <w:hyperlink r:id="rId19" w:tgtFrame="_blank" w:history="1">
+      <w:hyperlink r:id="rId24" w:tgtFrame="_blank" w:history="1">
         <w:r>
           <w:rPr>
             <w:color w:val="0000FF"/>
@@ -5787,27 +5712,24 @@
     <w:p>
       <w:pPr>
         <w:spacing w:before="100" w:beforeAutospacing="1" w:after="100" w:afterAutospacing="1"/>
-        <w:rPr>
-          <w:i/>
-          <w:iCs/>
-        </w:rPr>
-      </w:pPr>
+      </w:pPr>
+      <w:r>
+        <w:rPr>
+          <w:rFonts w:ascii="Arial" w:eastAsia="Arial" w:hAnsi="Arial" w:cs="Arial"/>
+        </w:rPr>
+        <w:t>Q. V. Liao &amp; K. R. Varshney. (2021). Human-</w:t>
+      </w:r>
       <w:proofErr w:type="spellStart"/>
       <w:r>
         <w:rPr>
           <w:rFonts w:ascii="Arial" w:eastAsia="Arial" w:hAnsi="Arial" w:cs="Arial"/>
-          <w:i/>
-          <w:iCs/>
-        </w:rPr>
-        <w:lastRenderedPageBreak/>
-        <w:t>Morteza</w:t>
+        </w:rPr>
+        <w:t>Centered</w:t>
       </w:r>
       <w:proofErr w:type="spellEnd"/>
       <w:r>
         <w:rPr>
           <w:rFonts w:ascii="Arial" w:eastAsia="Arial" w:hAnsi="Arial" w:cs="Arial"/>
-          <w:i/>
-          <w:iCs/>
         </w:rPr>
         <w:t xml:space="preserve"> </w:t>
       </w:r>
@@ -5815,53 +5737,41 @@
       <w:r>
         <w:rPr>
           <w:rFonts w:ascii="Arial" w:eastAsia="Arial" w:hAnsi="Arial" w:cs="Arial"/>
-          <w:i/>
-          <w:iCs/>
-        </w:rPr>
-        <w:t>Moradi</w:t>
+        </w:rPr>
+        <w:t>Explainable</w:t>
       </w:r>
       <w:proofErr w:type="spellEnd"/>
       <w:r>
         <w:rPr>
           <w:rFonts w:ascii="Arial" w:eastAsia="Arial" w:hAnsi="Arial" w:cs="Arial"/>
-          <w:i/>
-          <w:iCs/>
-        </w:rPr>
-        <w:t xml:space="preserve">, Mohammad </w:t>
+        </w:rPr>
+        <w:t xml:space="preserve"> AI (XAI): </w:t>
       </w:r>
       <w:proofErr w:type="spellStart"/>
       <w:r>
         <w:rPr>
           <w:rFonts w:ascii="Arial" w:eastAsia="Arial" w:hAnsi="Arial" w:cs="Arial"/>
-          <w:i/>
-          <w:iCs/>
-        </w:rPr>
-        <w:t>Moradi</w:t>
+        </w:rPr>
+        <w:t>From</w:t>
       </w:r>
       <w:proofErr w:type="spellEnd"/>
       <w:r>
         <w:rPr>
           <w:rFonts w:ascii="Arial" w:eastAsia="Arial" w:hAnsi="Arial" w:cs="Arial"/>
-          <w:i/>
-          <w:iCs/>
-        </w:rPr>
-        <w:t xml:space="preserve">, </w:t>
+        </w:rPr>
+        <w:t xml:space="preserve"> </w:t>
       </w:r>
       <w:proofErr w:type="spellStart"/>
       <w:r>
         <w:rPr>
           <w:rFonts w:ascii="Arial" w:eastAsia="Arial" w:hAnsi="Arial" w:cs="Arial"/>
-          <w:i/>
-          <w:iCs/>
-        </w:rPr>
-        <w:t>Farhad</w:t>
+        </w:rPr>
+        <w:t>Algorithms</w:t>
       </w:r>
       <w:proofErr w:type="spellEnd"/>
       <w:r>
         <w:rPr>
           <w:rFonts w:ascii="Arial" w:eastAsia="Arial" w:hAnsi="Arial" w:cs="Arial"/>
-          <w:i/>
-          <w:iCs/>
         </w:rPr>
         <w:t xml:space="preserve"> </w:t>
       </w:r>
@@ -5869,281 +5779,35 @@
       <w:r>
         <w:rPr>
           <w:rFonts w:ascii="Arial" w:eastAsia="Arial" w:hAnsi="Arial" w:cs="Arial"/>
-          <w:i/>
-          <w:iCs/>
-        </w:rPr>
-        <w:t>Bayat</w:t>
+        </w:rPr>
+        <w:t>to</w:t>
       </w:r>
       <w:proofErr w:type="spellEnd"/>
       <w:r>
         <w:rPr>
           <w:rFonts w:ascii="Arial" w:eastAsia="Arial" w:hAnsi="Arial" w:cs="Arial"/>
-          <w:i/>
-          <w:iCs/>
-        </w:rPr>
-        <w:t xml:space="preserve"> &amp; Adel </w:t>
+        </w:rPr>
+        <w:t xml:space="preserve"> User </w:t>
       </w:r>
       <w:proofErr w:type="spellStart"/>
       <w:r>
         <w:rPr>
           <w:rFonts w:ascii="Arial" w:eastAsia="Arial" w:hAnsi="Arial" w:cs="Arial"/>
-          <w:i/>
-          <w:iCs/>
-        </w:rPr>
-        <w:t>Nadjaran</w:t>
+        </w:rPr>
+        <w:t>Experiences</w:t>
       </w:r>
       <w:proofErr w:type="spellEnd"/>
       <w:r>
         <w:rPr>
-          <w:rFonts w:ascii="Arial" w:eastAsia="Arial" w:hAnsi="Arial" w:cs="Arial"/>
-          <w:i/>
-          <w:iCs/>
-        </w:rPr>
+          <w:i/>
+          <w:iCs/>
+        </w:rPr>
+        <w:t>.</w:t>
+      </w:r>
+      <w:r>
         <w:t xml:space="preserve"> </w:t>
       </w:r>
-      <w:proofErr w:type="spellStart"/>
-      <w:r>
-        <w:rPr>
-          <w:rFonts w:ascii="Arial" w:eastAsia="Arial" w:hAnsi="Arial" w:cs="Arial"/>
-          <w:i/>
-          <w:iCs/>
-        </w:rPr>
-        <w:t>Toosi</w:t>
-      </w:r>
-      <w:proofErr w:type="spellEnd"/>
-      <w:r>
-        <w:rPr>
-          <w:rFonts w:ascii="Arial" w:eastAsia="Arial" w:hAnsi="Arial" w:cs="Arial"/>
-          <w:i/>
-          <w:iCs/>
-        </w:rPr>
-        <w:t xml:space="preserve">. (2019). </w:t>
-      </w:r>
-      <w:proofErr w:type="spellStart"/>
-      <w:r>
-        <w:rPr>
-          <w:rFonts w:ascii="Arial" w:eastAsia="Arial" w:hAnsi="Arial" w:cs="Arial"/>
-          <w:i/>
-          <w:iCs/>
-        </w:rPr>
-        <w:t>Collective</w:t>
-      </w:r>
-      <w:proofErr w:type="spellEnd"/>
-      <w:r>
-        <w:rPr>
-          <w:rFonts w:ascii="Arial" w:eastAsia="Arial" w:hAnsi="Arial" w:cs="Arial"/>
-          <w:i/>
-          <w:iCs/>
-        </w:rPr>
-        <w:t xml:space="preserve"> </w:t>
-      </w:r>
-      <w:proofErr w:type="spellStart"/>
-      <w:r>
-        <w:rPr>
-          <w:rFonts w:ascii="Arial" w:eastAsia="Arial" w:hAnsi="Arial" w:cs="Arial"/>
-          <w:i/>
-          <w:iCs/>
-        </w:rPr>
-        <w:t>hybrid</w:t>
-      </w:r>
-      <w:proofErr w:type="spellEnd"/>
-      <w:r>
-        <w:rPr>
-          <w:rFonts w:ascii="Arial" w:eastAsia="Arial" w:hAnsi="Arial" w:cs="Arial"/>
-          <w:i/>
-          <w:iCs/>
-        </w:rPr>
-        <w:t xml:space="preserve"> intelligence: </w:t>
-      </w:r>
-      <w:proofErr w:type="spellStart"/>
-      <w:r>
-        <w:rPr>
-          <w:rFonts w:ascii="Arial" w:eastAsia="Arial" w:hAnsi="Arial" w:cs="Arial"/>
-          <w:i/>
-          <w:iCs/>
-        </w:rPr>
-        <w:t>towards</w:t>
-      </w:r>
-      <w:proofErr w:type="spellEnd"/>
-      <w:r>
-        <w:rPr>
-          <w:rFonts w:ascii="Arial" w:eastAsia="Arial" w:hAnsi="Arial" w:cs="Arial"/>
-          <w:i/>
-          <w:iCs/>
-        </w:rPr>
-        <w:t xml:space="preserve"> a </w:t>
-      </w:r>
-      <w:proofErr w:type="spellStart"/>
-      <w:r>
-        <w:rPr>
-          <w:rFonts w:ascii="Arial" w:eastAsia="Arial" w:hAnsi="Arial" w:cs="Arial"/>
-          <w:i/>
-          <w:iCs/>
-        </w:rPr>
-        <w:t>conceptual</w:t>
-      </w:r>
-      <w:proofErr w:type="spellEnd"/>
-      <w:r>
-        <w:rPr>
-          <w:rFonts w:ascii="Arial" w:eastAsia="Arial" w:hAnsi="Arial" w:cs="Arial"/>
-          <w:i/>
-          <w:iCs/>
-        </w:rPr>
-        <w:t xml:space="preserve"> framework. International Journal of </w:t>
-      </w:r>
-      <w:proofErr w:type="spellStart"/>
-      <w:r>
-        <w:rPr>
-          <w:rFonts w:ascii="Arial" w:eastAsia="Arial" w:hAnsi="Arial" w:cs="Arial"/>
-          <w:i/>
-          <w:iCs/>
-        </w:rPr>
-        <w:t>Crowd</w:t>
-      </w:r>
-      <w:proofErr w:type="spellEnd"/>
-      <w:r>
-        <w:rPr>
-          <w:rFonts w:ascii="Arial" w:eastAsia="Arial" w:hAnsi="Arial" w:cs="Arial"/>
-          <w:i/>
-          <w:iCs/>
-        </w:rPr>
-        <w:t xml:space="preserve"> </w:t>
-      </w:r>
-      <w:proofErr w:type="spellStart"/>
-      <w:r>
-        <w:rPr>
-          <w:rFonts w:ascii="Arial" w:eastAsia="Arial" w:hAnsi="Arial" w:cs="Arial"/>
-          <w:i/>
-          <w:iCs/>
-        </w:rPr>
-        <w:t>Science</w:t>
-      </w:r>
-      <w:proofErr w:type="spellEnd"/>
-      <w:r>
-        <w:rPr>
-          <w:rFonts w:ascii="Arial" w:eastAsia="Arial" w:hAnsi="Arial" w:cs="Arial"/>
-          <w:i/>
-          <w:iCs/>
-        </w:rPr>
-        <w:t>, 3(2), 198–220.</w:t>
-      </w:r>
-      <w:r>
-        <w:rPr>
-          <w:i/>
-          <w:iCs/>
-        </w:rPr>
-        <w:t xml:space="preserve"> </w:t>
-      </w:r>
-      <w:hyperlink r:id="rId20" w:history="1">
-        <w:r>
-          <w:rPr>
-            <w:rStyle w:val="Hyperlink"/>
-            <w:i/>
-            <w:iCs/>
-          </w:rPr>
-          <w:t>https://doi.org/10.1108/IJCS-03-2019-0012</w:t>
-        </w:r>
-      </w:hyperlink>
-    </w:p>
-    <w:p>
-      <w:pPr>
-        <w:spacing w:before="100" w:beforeAutospacing="1" w:after="100" w:afterAutospacing="1"/>
-      </w:pPr>
-      <w:r>
-        <w:rPr>
-          <w:rFonts w:ascii="Arial" w:eastAsia="Arial" w:hAnsi="Arial" w:cs="Arial"/>
-        </w:rPr>
-        <w:t>Q. V. Liao &amp; K. R. Varshney. (2021). Human-</w:t>
-      </w:r>
-      <w:proofErr w:type="spellStart"/>
-      <w:r>
-        <w:rPr>
-          <w:rFonts w:ascii="Arial" w:eastAsia="Arial" w:hAnsi="Arial" w:cs="Arial"/>
-        </w:rPr>
-        <w:t>Centered</w:t>
-      </w:r>
-      <w:proofErr w:type="spellEnd"/>
-      <w:r>
-        <w:rPr>
-          <w:rFonts w:ascii="Arial" w:eastAsia="Arial" w:hAnsi="Arial" w:cs="Arial"/>
-        </w:rPr>
-        <w:t xml:space="preserve"> </w:t>
-      </w:r>
-      <w:proofErr w:type="spellStart"/>
-      <w:r>
-        <w:rPr>
-          <w:rFonts w:ascii="Arial" w:eastAsia="Arial" w:hAnsi="Arial" w:cs="Arial"/>
-        </w:rPr>
-        <w:t>Explainable</w:t>
-      </w:r>
-      <w:proofErr w:type="spellEnd"/>
-      <w:r>
-        <w:rPr>
-          <w:rFonts w:ascii="Arial" w:eastAsia="Arial" w:hAnsi="Arial" w:cs="Arial"/>
-        </w:rPr>
-        <w:t xml:space="preserve"> AI (XAI): </w:t>
-      </w:r>
-      <w:proofErr w:type="spellStart"/>
-      <w:r>
-        <w:rPr>
-          <w:rFonts w:ascii="Arial" w:eastAsia="Arial" w:hAnsi="Arial" w:cs="Arial"/>
-        </w:rPr>
-        <w:t>From</w:t>
-      </w:r>
-      <w:proofErr w:type="spellEnd"/>
-      <w:r>
-        <w:rPr>
-          <w:rFonts w:ascii="Arial" w:eastAsia="Arial" w:hAnsi="Arial" w:cs="Arial"/>
-        </w:rPr>
-        <w:t xml:space="preserve"> </w:t>
-      </w:r>
-      <w:proofErr w:type="spellStart"/>
-      <w:r>
-        <w:rPr>
-          <w:rFonts w:ascii="Arial" w:eastAsia="Arial" w:hAnsi="Arial" w:cs="Arial"/>
-        </w:rPr>
-        <w:t>Algorithms</w:t>
-      </w:r>
-      <w:proofErr w:type="spellEnd"/>
-      <w:r>
-        <w:rPr>
-          <w:rFonts w:ascii="Arial" w:eastAsia="Arial" w:hAnsi="Arial" w:cs="Arial"/>
-        </w:rPr>
-        <w:t xml:space="preserve"> </w:t>
-      </w:r>
-      <w:proofErr w:type="spellStart"/>
-      <w:r>
-        <w:rPr>
-          <w:rFonts w:ascii="Arial" w:eastAsia="Arial" w:hAnsi="Arial" w:cs="Arial"/>
-        </w:rPr>
-        <w:t>to</w:t>
-      </w:r>
-      <w:proofErr w:type="spellEnd"/>
-      <w:r>
-        <w:rPr>
-          <w:rFonts w:ascii="Arial" w:eastAsia="Arial" w:hAnsi="Arial" w:cs="Arial"/>
-        </w:rPr>
-        <w:t xml:space="preserve"> User </w:t>
-      </w:r>
-      <w:proofErr w:type="spellStart"/>
-      <w:r>
-        <w:rPr>
-          <w:rFonts w:ascii="Arial" w:eastAsia="Arial" w:hAnsi="Arial" w:cs="Arial"/>
-        </w:rPr>
-        <w:t>Experiences</w:t>
-      </w:r>
-      <w:proofErr w:type="spellEnd"/>
-      <w:r>
-        <w:rPr>
-          <w:i/>
-          <w:iCs/>
-        </w:rPr>
-        <w:t>.</w:t>
-      </w:r>
-      <w:r>
-        <w:t xml:space="preserve"> </w:t>
-      </w:r>
-      <w:hyperlink r:id="rId21" w:tgtFrame="_new" w:history="1">
+      <w:hyperlink r:id="rId25" w:tgtFrame="_new" w:history="1">
         <w:r>
           <w:rPr>
             <w:rFonts w:ascii="Arial" w:eastAsia="Arial" w:hAnsi="Arial" w:cs="Arial"/>
@@ -6154,9 +5818,284 @@
         </w:r>
       </w:hyperlink>
     </w:p>
+    <w:p>
+      <w:pPr>
+        <w:spacing w:before="100" w:beforeAutospacing="1" w:after="100" w:afterAutospacing="1"/>
+        <w:rPr>
+          <w:rFonts w:ascii="Arial" w:eastAsia="Arial" w:hAnsi="Arial" w:cs="Arial"/>
+          <w:i/>
+          <w:iCs/>
+        </w:rPr>
+      </w:pPr>
+      <w:r>
+        <w:t>Z</w:t>
+      </w:r>
+      <w:r>
+        <w:rPr>
+          <w:rFonts w:ascii="Arial" w:eastAsia="Arial" w:hAnsi="Arial" w:cs="Arial"/>
+          <w:i/>
+          <w:iCs/>
+        </w:rPr>
+        <w:t xml:space="preserve">. </w:t>
+      </w:r>
+      <w:proofErr w:type="spellStart"/>
+      <w:r>
+        <w:rPr>
+          <w:rFonts w:ascii="Arial" w:eastAsia="Arial" w:hAnsi="Arial" w:cs="Arial"/>
+          <w:i/>
+          <w:iCs/>
+        </w:rPr>
+        <w:t>Akata</w:t>
+      </w:r>
+      <w:proofErr w:type="spellEnd"/>
+      <w:r>
+        <w:rPr>
+          <w:rFonts w:ascii="Arial" w:eastAsia="Arial" w:hAnsi="Arial" w:cs="Arial"/>
+          <w:i/>
+          <w:iCs/>
+        </w:rPr>
+        <w:t xml:space="preserve"> et al. (2020). A Research Agenda </w:t>
+      </w:r>
+      <w:proofErr w:type="spellStart"/>
+      <w:r>
+        <w:rPr>
+          <w:rFonts w:ascii="Arial" w:eastAsia="Arial" w:hAnsi="Arial" w:cs="Arial"/>
+          <w:i/>
+          <w:iCs/>
+        </w:rPr>
+        <w:t>for</w:t>
+      </w:r>
+      <w:proofErr w:type="spellEnd"/>
+      <w:r>
+        <w:rPr>
+          <w:rFonts w:ascii="Arial" w:eastAsia="Arial" w:hAnsi="Arial" w:cs="Arial"/>
+          <w:i/>
+          <w:iCs/>
+        </w:rPr>
+        <w:t xml:space="preserve"> </w:t>
+      </w:r>
+      <w:proofErr w:type="spellStart"/>
+      <w:r>
+        <w:rPr>
+          <w:rFonts w:ascii="Arial" w:eastAsia="Arial" w:hAnsi="Arial" w:cs="Arial"/>
+          <w:i/>
+          <w:iCs/>
+        </w:rPr>
+        <w:t>Hybrid</w:t>
+      </w:r>
+      <w:proofErr w:type="spellEnd"/>
+      <w:r>
+        <w:rPr>
+          <w:rFonts w:ascii="Arial" w:eastAsia="Arial" w:hAnsi="Arial" w:cs="Arial"/>
+          <w:i/>
+          <w:iCs/>
+        </w:rPr>
+        <w:t xml:space="preserve"> Intelligence: </w:t>
+      </w:r>
+      <w:proofErr w:type="spellStart"/>
+      <w:r>
+        <w:rPr>
+          <w:rFonts w:ascii="Arial" w:eastAsia="Arial" w:hAnsi="Arial" w:cs="Arial"/>
+          <w:i/>
+          <w:iCs/>
+        </w:rPr>
+        <w:t>Augmenting</w:t>
+      </w:r>
+      <w:proofErr w:type="spellEnd"/>
+      <w:r>
+        <w:rPr>
+          <w:rFonts w:ascii="Arial" w:eastAsia="Arial" w:hAnsi="Arial" w:cs="Arial"/>
+          <w:i/>
+          <w:iCs/>
+        </w:rPr>
+        <w:t xml:space="preserve"> Human Intellect </w:t>
+      </w:r>
+      <w:proofErr w:type="spellStart"/>
+      <w:r>
+        <w:rPr>
+          <w:rFonts w:ascii="Arial" w:eastAsia="Arial" w:hAnsi="Arial" w:cs="Arial"/>
+          <w:i/>
+          <w:iCs/>
+        </w:rPr>
+        <w:t>With</w:t>
+      </w:r>
+      <w:proofErr w:type="spellEnd"/>
+      <w:r>
+        <w:rPr>
+          <w:rFonts w:ascii="Arial" w:eastAsia="Arial" w:hAnsi="Arial" w:cs="Arial"/>
+          <w:i/>
+          <w:iCs/>
+        </w:rPr>
+        <w:t xml:space="preserve"> </w:t>
+      </w:r>
+      <w:proofErr w:type="spellStart"/>
+      <w:r>
+        <w:rPr>
+          <w:rFonts w:ascii="Arial" w:eastAsia="Arial" w:hAnsi="Arial" w:cs="Arial"/>
+          <w:i/>
+          <w:iCs/>
+        </w:rPr>
+        <w:t>Collaborative</w:t>
+      </w:r>
+      <w:proofErr w:type="spellEnd"/>
+      <w:r>
+        <w:rPr>
+          <w:rFonts w:ascii="Arial" w:eastAsia="Arial" w:hAnsi="Arial" w:cs="Arial"/>
+          <w:i/>
+          <w:iCs/>
+        </w:rPr>
+        <w:t xml:space="preserve">, </w:t>
+      </w:r>
+      <w:proofErr w:type="spellStart"/>
+      <w:r>
+        <w:rPr>
+          <w:rFonts w:ascii="Arial" w:eastAsia="Arial" w:hAnsi="Arial" w:cs="Arial"/>
+          <w:i/>
+          <w:iCs/>
+        </w:rPr>
+        <w:t>Adaptive</w:t>
+      </w:r>
+      <w:proofErr w:type="spellEnd"/>
+      <w:r>
+        <w:rPr>
+          <w:rFonts w:ascii="Arial" w:eastAsia="Arial" w:hAnsi="Arial" w:cs="Arial"/>
+          <w:i/>
+          <w:iCs/>
+        </w:rPr>
+        <w:t xml:space="preserve">, </w:t>
+      </w:r>
+      <w:proofErr w:type="spellStart"/>
+      <w:r>
+        <w:rPr>
+          <w:rFonts w:ascii="Arial" w:eastAsia="Arial" w:hAnsi="Arial" w:cs="Arial"/>
+          <w:i/>
+          <w:iCs/>
+        </w:rPr>
+        <w:t>Responsible</w:t>
+      </w:r>
+      <w:proofErr w:type="spellEnd"/>
+      <w:r>
+        <w:rPr>
+          <w:rFonts w:ascii="Arial" w:eastAsia="Arial" w:hAnsi="Arial" w:cs="Arial"/>
+          <w:i/>
+          <w:iCs/>
+        </w:rPr>
+        <w:t xml:space="preserve">, </w:t>
+      </w:r>
+      <w:proofErr w:type="spellStart"/>
+      <w:r>
+        <w:rPr>
+          <w:rFonts w:ascii="Arial" w:eastAsia="Arial" w:hAnsi="Arial" w:cs="Arial"/>
+          <w:i/>
+          <w:iCs/>
+        </w:rPr>
+        <w:t>and</w:t>
+      </w:r>
+      <w:proofErr w:type="spellEnd"/>
+      <w:r>
+        <w:rPr>
+          <w:rFonts w:ascii="Arial" w:eastAsia="Arial" w:hAnsi="Arial" w:cs="Arial"/>
+          <w:i/>
+          <w:iCs/>
+        </w:rPr>
+        <w:t xml:space="preserve"> </w:t>
+      </w:r>
+      <w:proofErr w:type="spellStart"/>
+      <w:r>
+        <w:rPr>
+          <w:rFonts w:ascii="Arial" w:eastAsia="Arial" w:hAnsi="Arial" w:cs="Arial"/>
+          <w:i/>
+          <w:iCs/>
+        </w:rPr>
+        <w:t>Explainable</w:t>
+      </w:r>
+      <w:proofErr w:type="spellEnd"/>
+      <w:r>
+        <w:rPr>
+          <w:rFonts w:ascii="Arial" w:eastAsia="Arial" w:hAnsi="Arial" w:cs="Arial"/>
+          <w:i/>
+          <w:iCs/>
+        </w:rPr>
+        <w:t xml:space="preserve"> </w:t>
+      </w:r>
+      <w:proofErr w:type="spellStart"/>
+      <w:r>
+        <w:rPr>
+          <w:rFonts w:ascii="Arial" w:eastAsia="Arial" w:hAnsi="Arial" w:cs="Arial"/>
+          <w:i/>
+          <w:iCs/>
+        </w:rPr>
+        <w:t>Artificial</w:t>
+      </w:r>
+      <w:proofErr w:type="spellEnd"/>
+      <w:r>
+        <w:rPr>
+          <w:rFonts w:ascii="Arial" w:eastAsia="Arial" w:hAnsi="Arial" w:cs="Arial"/>
+          <w:i/>
+          <w:iCs/>
+        </w:rPr>
+        <w:t xml:space="preserve"> Intelligence. Computer, 53(8), 18–28. </w:t>
+      </w:r>
+      <w:hyperlink r:id="rId26" w:history="1">
+        <w:r>
+          <w:rPr>
+            <w:rFonts w:ascii="Arial" w:eastAsia="Arial" w:hAnsi="Arial" w:cs="Arial"/>
+            <w:color w:val="0000FF"/>
+            <w:u w:val="single"/>
+          </w:rPr>
+          <w:t>https://doi.org/10.1109/MC.2020</w:t>
+        </w:r>
+        <w:r>
+          <w:rPr>
+            <w:rFonts w:ascii="Arial" w:eastAsia="Arial" w:hAnsi="Arial" w:cs="Arial"/>
+            <w:color w:val="0000FF"/>
+            <w:u w:val="single"/>
+          </w:rPr>
+          <w:t>.</w:t>
+        </w:r>
+        <w:r>
+          <w:rPr>
+            <w:rFonts w:ascii="Arial" w:eastAsia="Arial" w:hAnsi="Arial" w:cs="Arial"/>
+            <w:color w:val="0000FF"/>
+            <w:u w:val="single"/>
+          </w:rPr>
+          <w:t>2996587</w:t>
+        </w:r>
+      </w:hyperlink>
+    </w:p>
+    <w:p>
+      <w:pPr>
+        <w:spacing w:before="100" w:beforeAutospacing="1" w:after="100" w:afterAutospacing="1"/>
+        <w:rPr>
+          <w:rFonts w:ascii="Arial" w:eastAsia="Arial" w:hAnsi="Arial" w:cs="Arial"/>
+          <w:i/>
+          <w:iCs/>
+        </w:rPr>
+      </w:pPr>
+    </w:p>
+    <w:p>
+      <w:pPr>
+        <w:spacing w:before="100" w:beforeAutospacing="1" w:after="100" w:afterAutospacing="1"/>
+        <w:rPr>
+          <w:rFonts w:ascii="Arial" w:eastAsia="Arial" w:hAnsi="Arial" w:cs="Arial"/>
+          <w:i/>
+          <w:iCs/>
+        </w:rPr>
+      </w:pPr>
+    </w:p>
+    <w:p>
+      <w:pPr>
+        <w:spacing w:before="100" w:beforeAutospacing="1" w:after="100" w:afterAutospacing="1"/>
+        <w:rPr>
+          <w:rFonts w:ascii="Arial" w:eastAsia="Arial" w:hAnsi="Arial" w:cs="Arial"/>
+          <w:i/>
+          <w:iCs/>
+        </w:rPr>
+      </w:pPr>
+    </w:p>
     <w:sectPr>
-      <w:footerReference w:type="even" r:id="rId22"/>
-      <w:footerReference w:type="default" r:id="rId23"/>
+      <w:footerReference w:type="even" r:id="rId27"/>
+      <w:footerReference w:type="default" r:id="rId28"/>
       <w:pgSz w:w="11906" w:h="16838"/>
       <w:pgMar w:top="1440" w:right="1440" w:bottom="1440" w:left="1800" w:header="708" w:footer="708" w:gutter="0"/>
       <w:cols w:space="708"/>

--- a/docs/Analyseren/JufAimee_Onderzoeksverslag.docx
+++ b/docs/Analyseren/JufAimee_Onderzoeksverslag.docx
@@ -2976,7 +2976,138 @@
     </w:p>
     <w:p>
       <w:pPr>
-        <w:spacing w:before="80" w:after="80"/>
+        <w:pStyle w:val="Kop2"/>
+      </w:pPr>
+      <w:bookmarkStart w:id="24" w:name="_Toc225245701"/>
+      <w:r>
+        <w:t xml:space="preserve">6.3 </w:t>
+      </w:r>
+      <w:r>
+        <w:t xml:space="preserve">Proof of concept </w:t>
+      </w:r>
+      <w:r>
+        <w:t>-</w:t>
+      </w:r>
+      <w:r>
+        <w:t xml:space="preserve"> Gerealiseerde functionaliteiten</w:t>
+      </w:r>
+    </w:p>
+    <w:p>
+      <w:r>
+        <w:t xml:space="preserve">Het proof of concept bestaat uit een webapplicatie voor leraren die drie kernsystemen integreert: een leraarsdashboard met leerlingoverzicht, een regelgebaseerd signalensysteem en een AI-gedreven adviessysteem. De </w:t>
+      </w:r>
+      <w:r>
+        <w:lastRenderedPageBreak/>
+        <w:t xml:space="preserve">applicatie is ontwikkeld met </w:t>
+      </w:r>
+      <w:r>
+        <w:t xml:space="preserve">het </w:t>
+      </w:r>
+      <w:r>
+        <w:t>Next.js</w:t>
+      </w:r>
+      <w:r>
+        <w:t xml:space="preserve"> framework</w:t>
+      </w:r>
+      <w:r>
+        <w:t xml:space="preserve"> en maakt gebruik van een lokale PostgreSQL-database met vectoropslag. Alle AI</w:t>
+      </w:r>
+      <w:r>
+        <w:t xml:space="preserve">- </w:t>
+      </w:r>
+      <w:r>
+        <w:t>componenten draaien lokaal via Ollama, een oplossing die bewust is gekozen om te voldoen aan de AVG-eis dat persoonsgegevens van minderjarigen niet worden doorgezonden naar externe cloudproviders.</w:t>
+      </w:r>
+    </w:p>
+    <w:p/>
+    <w:p>
+      <w:pPr>
+        <w:pStyle w:val="Kop3"/>
+      </w:pPr>
+      <w:r>
+        <w:t>Leraarsdashboard</w:t>
+      </w:r>
+    </w:p>
+    <w:p/>
+    <w:p>
+      <w:r>
+        <w:t>De centrale interface is een dashboard waarop de leraar per leerling een overzicht ziet van voortgang, interesses, afgeronde opdrachten en het huidige Bloom-niveau. De leerlingprofielen zijn opgebouwd uit het Individueel Ontwikkelingsperspectief (OPP): een bestaand pedagogisch document dat scholen bijhouden per leerling. De OPP-bestanden worden automatisch ingelezen, opgesplitst in tekstfragmenten en omgezet naar vectorrepresentaties met behulp van een meertalig inbeddingsmodel. Dit maakt semantisch zoeken mogelijk: het systeem kan relevante informatie uit het leerlingprofiel ophalen op basis van betekenis, niet alleen op basis van exacte zoekwoorden.</w:t>
+      </w:r>
+    </w:p>
+    <w:p/>
+    <w:p>
+      <w:pPr>
+        <w:pStyle w:val="Kop3"/>
+      </w:pPr>
+      <w:r>
+        <w:t>Signalensysteem</w:t>
+      </w:r>
+    </w:p>
+    <w:p/>
+    <w:p>
+      <w:r>
+        <w:t>Het signalensysteem detecteert automatisch vier typen situaties op basis van observeerbaar gedrag in de applicatie. Een capaciteitssignaal wordt gegenereerd wanneer een leerling twee opdrachten achter elkaar heeft afgerond op hetzelfde Bloom-niveau, wat kan duiden op onderbenutting. Een taakbetrokkenheidssignaal verschijnt wanneer een leerling openstaande opdrachten heeft maar nog niets heeft afgerond. Een intellectueel prestatiesignaal markeert leerlingen die consistent presteren op de hogere Bloom-niveaus vijf en zes. Een werktempo­signaal wordt geactiveerd wanneer een leerling op één dag drie of meer opdrachten heeft voltooid. De signalen worden gerangschikt op urgentie: waarschuwingen krijgen prioriteit boven adviezen, die op hun beurt prioriteit krijgen boven positieve observaties.</w:t>
+      </w:r>
+    </w:p>
+    <w:p/>
+    <w:p>
+      <w:pPr>
+        <w:pStyle w:val="Kop3"/>
+      </w:pPr>
+      <w:r>
+        <w:t xml:space="preserve">AI-gedreven advies </w:t>
+      </w:r>
+      <w:r>
+        <w:t>-</w:t>
+      </w:r>
+      <w:r>
+        <w:t xml:space="preserve"> Juf Aimee</w:t>
+      </w:r>
+    </w:p>
+    <w:p/>
+    <w:p>
+      <w:r>
+        <w:t>Voor elke leerling met een of meerdere actieve signalen genereert het systeem een gepersonaliseerd advies via een lokaal taalmodel. Het systeem haalt hiervoor relevante fragmenten op uit het OPP van de leerling, met name informatie over interesses, motivatie en werkstijl. Deze fragmenten worden gecombineerd met de signaalcontext en aangeboden aan het taalmodel als gestructureerde prompt.</w:t>
+      </w:r>
+    </w:p>
+    <w:p/>
+    <w:p>
+      <w:r>
+        <w:t>Wanneer een leerling meerdere gelijktijdige signalen heeft, genereert het systeem één samenhangende observatie die de signalen in verband brengt. Zo wordt voorkomen dat de leraar meerdere losstaande berichten ontvangt die samen een coherenter beeld vormen. Juf Aimee besluit elke boodschap altijd met een open vraag aan de leraar, conform het ontwerpprincipe van Hybride AI: de AI informeert en adviseert, maar de leraar houdt het eindoordeel.</w:t>
+      </w:r>
+    </w:p>
+    <w:p/>
+    <w:p>
+      <w:pPr>
+        <w:pStyle w:val="Kop3"/>
+      </w:pPr>
+      <w:r>
+        <w:t>Human in the loop</w:t>
+      </w:r>
+    </w:p>
+    <w:p/>
+    <w:p>
+      <w:r>
+        <w:t>De leraar kan via het dashboard een notitie toevoegen per leerling. Deze notitie wordt bij volgende adviesgeneraties meegenomen als leidende context, waardoor de aanbevelingen van het systeem worden bijgestuurd door de professionele kennis van de leraar. Dit sluit direct aan op het XAI-principe van uitlegbaarheid: het systeem maakt zichtbaar welke informatie ten grondslag ligt aan een aanbeveling en stelt de leraar in staat deze te corrigeren of aan te vullen.</w:t>
+      </w:r>
+    </w:p>
+    <w:p>
+      <w:pPr>
+        <w:rPr>
+          <w:b/>
+          <w:bCs/>
+          <w:color w:val="2E75B6"/>
+          <w:sz w:val="26"/>
+          <w:szCs w:val="26"/>
+        </w:rPr>
+      </w:pPr>
+      <w:r>
+        <w:br w:type="page"/>
+      </w:r>
+    </w:p>
+    <w:p>
+      <w:pPr>
+        <w:pStyle w:val="Kop2"/>
       </w:pPr>
     </w:p>
     <w:p>
@@ -2989,56 +3120,26 @@
           <w:lang w:val="en-GB"/>
         </w:rPr>
       </w:pPr>
-      <w:bookmarkStart w:id="24" w:name="_Toc225245701"/>
       <w:r>
         <w:rPr>
           <w:lang w:val="en-GB"/>
         </w:rPr>
-        <w:t xml:space="preserve">7. </w:t>
-      </w:r>
-      <w:proofErr w:type="spellStart"/>
-      <w:r>
+        <w:t>7. Acceptatiecriteria en Definition of Done</w:t>
+      </w:r>
+      <w:bookmarkEnd w:id="24"/>
+    </w:p>
+    <w:p>
+      <w:pPr>
+        <w:pStyle w:val="Kop2"/>
         <w:rPr>
           <w:lang w:val="en-GB"/>
         </w:rPr>
-        <w:t>Acceptatiecriteria</w:t>
-      </w:r>
-      <w:proofErr w:type="spellEnd"/>
+      </w:pPr>
+      <w:bookmarkStart w:id="25" w:name="_Toc225245702"/>
       <w:r>
         <w:rPr>
           <w:lang w:val="en-GB"/>
         </w:rPr>
-        <w:t xml:space="preserve"> </w:t>
-      </w:r>
-      <w:proofErr w:type="spellStart"/>
-      <w:r>
-        <w:rPr>
-          <w:lang w:val="en-GB"/>
-        </w:rPr>
-        <w:t>en</w:t>
-      </w:r>
-      <w:proofErr w:type="spellEnd"/>
-      <w:r>
-        <w:rPr>
-          <w:lang w:val="en-GB"/>
-        </w:rPr>
-        <w:t xml:space="preserve"> Definition of Done</w:t>
-      </w:r>
-      <w:bookmarkEnd w:id="24"/>
-    </w:p>
-    <w:p>
-      <w:pPr>
-        <w:pStyle w:val="Kop2"/>
-        <w:rPr>
-          <w:lang w:val="en-GB"/>
-        </w:rPr>
-      </w:pPr>
-      <w:bookmarkStart w:id="25" w:name="_Toc225245702"/>
-      <w:r>
-        <w:rPr>
-          <w:lang w:val="en-GB"/>
-        </w:rPr>
-        <w:lastRenderedPageBreak/>
         <w:t>Acceptatiecriteria</w:t>
       </w:r>
       <w:bookmarkEnd w:id="25"/>
@@ -3277,6 +3378,7 @@
         <w:jc w:val="both"/>
       </w:pPr>
       <w:r>
+        <w:lastRenderedPageBreak/>
         <w:t>Op basis van analyse van de huidige Juf Aimee-implementatie zijn twee concrete aanbevelingen geformuleerd. Deze zijn gebaseerd op bevindingen uit de ontwikkelfasen van het proof of concept en richten zich op de meest urgente verbeterpunten voor een verantwoorde en effectieve inzet van het systeem.</w:t>
       </w:r>
     </w:p>
@@ -3285,7 +3387,6 @@
         <w:pStyle w:val="Kop2"/>
       </w:pPr>
       <w:r>
-        <w:lastRenderedPageBreak/>
         <w:t>9.1 Beveiliging tegen prompt injection in de AI-pipeline</w:t>
       </w:r>
     </w:p>
@@ -3541,7 +3642,11 @@
         <w:jc w:val="both"/>
       </w:pPr>
       <w:r>
-        <w:t>De huidige RAS-pipeline (Retrieval and Structured Augmented Generation) gebruikt het Individueel Ontwikkelingsperspectief (OPP) als primaire context voor het genereren van opdrachten. Dit is een statisch startpunt: het OPP beschrijft wie de leerling was bij aanvang, maar verwerkt niet wat de leerling sindsdien heeft gedaan, geleerd of gereflecteerd. In de praktijk betekent dit dat gegenereerde opdrachten en aanbevelingen nauwelijks rekening houden met recente prestaties, patronen in fouten of de ontwikkeling die de leerling heeft doorgemaakt.</w:t>
+        <w:t xml:space="preserve">De huidige RAS-pipeline (Retrieval and Structured Augmented Generation) gebruikt het Individueel Ontwikkelingsperspectief (OPP) als primaire context voor het genereren van opdrachten. Dit is een statisch startpunt: het OPP beschrijft wie de leerling was bij aanvang, maar verwerkt niet wat de leerling sindsdien heeft </w:t>
+      </w:r>
+      <w:r>
+        <w:lastRenderedPageBreak/>
+        <w:t>gedaan, geleerd of gereflecteerd. In de praktijk betekent dit dat gegenereerde opdrachten en aanbevelingen nauwelijks rekening houden met recente prestaties, patronen in fouten of de ontwikkeling die de leerling heeft doorgemaakt.</w:t>
       </w:r>
     </w:p>
     <w:p>
@@ -3562,7 +3667,6 @@
         <w:rPr>
           <w:b/>
         </w:rPr>
-        <w:lastRenderedPageBreak/>
         <w:t>Aanbeveling</w:t>
       </w:r>
       <w:r>
@@ -3688,15 +3792,7 @@
         <w:jc w:val="both"/>
       </w:pPr>
       <w:r>
-        <w:t xml:space="preserve">In de productiefase wordt gewerkt met echte persoonsgegevens van kinderen. De AVG art. 5(1)(c) schrijft dataminimalisatie voor. Concreet advies voor een volgende fase: OPP-embeddings worden opgeslagen onder een pseudoniem leerling-ID in plaats van de naam van de leerling, namen worden uitsluitend getoond aan de direct verantwoordelijke leraar, en er geldt een bewaartermijn gekoppeld aan de schoolloopbaan. Externe AI-providers ontvangen nooit ruwe leerlingdata, in lijn met het geadviseerde lokale </w:t>
-      </w:r>
-      <w:proofErr w:type="spellStart"/>
-      <w:r>
-        <w:t>deployment</w:t>
-      </w:r>
-      <w:proofErr w:type="spellEnd"/>
-      <w:r>
-        <w:t>-model.</w:t>
+        <w:t>In de productiefase wordt gewerkt met echte persoonsgegevens van kinderen. De AVG art. 5(1)(c) schrijft dataminimalisatie voor. Concreet advies voor een volgende fase: OPP-embeddings worden opgeslagen onder een pseudoniem leerling-ID in plaats van de naam van de leerling, namen worden uitsluitend getoond aan de direct verantwoordelijke leraar, en er geldt een bewaartermijn gekoppeld aan de schoolloopbaan. Externe AI-providers ontvangen nooit ruwe leerlingdata, in lijn met het geadviseerde lokale deployment-model.</w:t>
       </w:r>
     </w:p>
     <w:p>
@@ -3728,7 +3824,6 @@
         <w:pStyle w:val="Kop2"/>
       </w:pPr>
       <w:r>
-        <w:lastRenderedPageBreak/>
         <w:t>10.3 Ouderportaal met inzagerecht</w:t>
       </w:r>
     </w:p>
@@ -4037,57 +4132,13 @@
         </w:rPr>
       </w:pPr>
       <w:r>
-        <w:t xml:space="preserve">Europees Parlement &amp; Raad van de Europese Unie. (2024). Verordening (EU) 2024/1689 betreffende artificiële intelligentie (EU AI Act), Art. 14 — Human </w:t>
-      </w:r>
-      <w:proofErr w:type="spellStart"/>
-      <w:r>
-        <w:t>Oversight</w:t>
-      </w:r>
-      <w:proofErr w:type="spellEnd"/>
-      <w:r>
-        <w:t xml:space="preserve">. </w:t>
-      </w:r>
-      <w:proofErr w:type="spellStart"/>
+        <w:t xml:space="preserve">Europees Parlement &amp; Raad van de Europese Unie. (2024). Verordening (EU) 2024/1689 betreffende artificiële intelligentie (EU AI Act), Art. 14 — Human Oversight. </w:t>
+      </w:r>
       <w:r>
         <w:rPr>
           <w:lang w:val="en-GB"/>
         </w:rPr>
-        <w:t>Publicatieblad</w:t>
-      </w:r>
-      <w:proofErr w:type="spellEnd"/>
-      <w:r>
-        <w:rPr>
-          <w:lang w:val="en-GB"/>
-        </w:rPr>
-        <w:t xml:space="preserve"> van de </w:t>
-      </w:r>
-      <w:proofErr w:type="spellStart"/>
-      <w:r>
-        <w:rPr>
-          <w:lang w:val="en-GB"/>
-        </w:rPr>
-        <w:t>Europese</w:t>
-      </w:r>
-      <w:proofErr w:type="spellEnd"/>
-      <w:r>
-        <w:rPr>
-          <w:lang w:val="en-GB"/>
-        </w:rPr>
-        <w:t xml:space="preserve"> </w:t>
-      </w:r>
-      <w:proofErr w:type="spellStart"/>
-      <w:r>
-        <w:rPr>
-          <w:lang w:val="en-GB"/>
-        </w:rPr>
-        <w:t>Unie</w:t>
-      </w:r>
-      <w:proofErr w:type="spellEnd"/>
-      <w:r>
-        <w:rPr>
-          <w:lang w:val="en-GB"/>
-        </w:rPr>
-        <w:t>.</w:t>
+        <w:t>Publicatieblad van de Europese Unie.</w:t>
       </w:r>
     </w:p>
     <w:p>
@@ -4191,25 +4242,7 @@
           <w:iCs/>
           <w:lang w:val="en-GB"/>
         </w:rPr>
-        <w:t>Academic motivation of intellectually gifted students and their classmates in regular primary school classes: A multidimensional, longitudinal, person- and variable-</w:t>
-      </w:r>
-      <w:proofErr w:type="spellStart"/>
-      <w:r>
-        <w:rPr>
-          <w:i/>
-          <w:iCs/>
-          <w:lang w:val="en-GB"/>
-        </w:rPr>
-        <w:t>centered</w:t>
-      </w:r>
-      <w:proofErr w:type="spellEnd"/>
-      <w:r>
-        <w:rPr>
-          <w:i/>
-          <w:iCs/>
-          <w:lang w:val="en-GB"/>
-        </w:rPr>
-        <w:t xml:space="preserve"> approach</w:t>
+        <w:t>Academic motivation of intellectually gifted students and their classmates in regular primary school classes: A multidimensional, longitudinal, person- and variable-centered approach</w:t>
       </w:r>
       <w:r>
         <w:rPr>
@@ -5087,7 +5120,6 @@
   <w:style w:type="character" w:default="1" w:styleId="Standaardalinea-lettertype">
     <w:name w:val="Default Paragraph Font"/>
     <w:uiPriority w:val="1"/>
-    <w:semiHidden/>
     <w:unhideWhenUsed/>
   </w:style>
   <w:style w:type="table" w:default="1" w:styleId="Standaardtabel">

--- a/docs/Analyseren/JufAimee_Onderzoeksverslag.docx
+++ b/docs/Analyseren/JufAimee_Onderzoeksverslag.docx
@@ -197,7 +197,7 @@
           <w:bottom w:val="single" w:sz="4" w:space="4" w:color="2E75B6"/>
         </w:pBdr>
       </w:pPr>
-      <w:bookmarkStart w:id="0" w:name="_Toc225245677"/>
+      <w:bookmarkStart w:id="0" w:name="_Toc230782935"/>
       <w:r>
         <w:t>Samenvatting</w:t>
       </w:r>
@@ -278,7 +278,7 @@
           <w:bottom w:val="single" w:sz="4" w:space="4" w:color="2E75B6"/>
         </w:pBdr>
       </w:pPr>
-      <w:bookmarkStart w:id="1" w:name="_Toc225245678"/>
+      <w:bookmarkStart w:id="1" w:name="_Toc230782936"/>
       <w:r>
         <w:lastRenderedPageBreak/>
         <w:t>Inhoudsopgave</w:t>
@@ -321,7 +321,10 @@
               <w:tab w:val="right" w:leader="dot" w:pos="8656"/>
             </w:tabs>
             <w:rPr>
+              <w:rFonts w:asciiTheme="minorHAnsi" w:eastAsiaTheme="minorEastAsia" w:hAnsiTheme="minorHAnsi" w:cstheme="minorBidi"/>
               <w:noProof/>
+              <w:kern w:val="2"/>
+              <w14:ligatures w14:val="standardContextual"/>
             </w:rPr>
           </w:pPr>
           <w:r>
@@ -333,7 +336,7 @@
           <w:r>
             <w:fldChar w:fldCharType="separate"/>
           </w:r>
-          <w:hyperlink w:anchor="_Toc225245677" w:history="1">
+          <w:hyperlink w:anchor="_Toc230782935" w:history="1">
             <w:r>
               <w:rPr>
                 <w:rStyle w:val="Hyperlink"/>
@@ -360,7 +363,7 @@
                 <w:noProof/>
                 <w:webHidden/>
               </w:rPr>
-              <w:instrText xml:space="preserve"> PAGEREF _Toc225245677 \h </w:instrText>
+              <w:instrText xml:space="preserve"> PAGEREF _Toc230782935 \h </w:instrText>
             </w:r>
             <w:r>
               <w:rPr>
@@ -398,10 +401,13 @@
               <w:tab w:val="right" w:leader="dot" w:pos="8656"/>
             </w:tabs>
             <w:rPr>
+              <w:rFonts w:asciiTheme="minorHAnsi" w:eastAsiaTheme="minorEastAsia" w:hAnsiTheme="minorHAnsi" w:cstheme="minorBidi"/>
               <w:noProof/>
+              <w:kern w:val="2"/>
+              <w14:ligatures w14:val="standardContextual"/>
             </w:rPr>
           </w:pPr>
-          <w:hyperlink w:anchor="_Toc225245678" w:history="1">
+          <w:hyperlink w:anchor="_Toc230782936" w:history="1">
             <w:r>
               <w:rPr>
                 <w:rStyle w:val="Hyperlink"/>
@@ -428,7 +434,7 @@
                 <w:noProof/>
                 <w:webHidden/>
               </w:rPr>
-              <w:instrText xml:space="preserve"> PAGEREF _Toc225245678 \h </w:instrText>
+              <w:instrText xml:space="preserve"> PAGEREF _Toc230782936 \h </w:instrText>
             </w:r>
             <w:r>
               <w:rPr>
@@ -448,7 +454,7 @@
                 <w:noProof/>
                 <w:webHidden/>
               </w:rPr>
-              <w:t>1</w:t>
+              <w:t>2</w:t>
             </w:r>
             <w:r>
               <w:rPr>
@@ -466,10 +472,13 @@
               <w:tab w:val="right" w:leader="dot" w:pos="8656"/>
             </w:tabs>
             <w:rPr>
+              <w:rFonts w:asciiTheme="minorHAnsi" w:eastAsiaTheme="minorEastAsia" w:hAnsiTheme="minorHAnsi" w:cstheme="minorBidi"/>
               <w:noProof/>
+              <w:kern w:val="2"/>
+              <w14:ligatures w14:val="standardContextual"/>
             </w:rPr>
           </w:pPr>
-          <w:hyperlink w:anchor="_Toc225245679" w:history="1">
+          <w:hyperlink w:anchor="_Toc230782937" w:history="1">
             <w:r>
               <w:rPr>
                 <w:rStyle w:val="Hyperlink"/>
@@ -496,7 +505,7 @@
                 <w:noProof/>
                 <w:webHidden/>
               </w:rPr>
-              <w:instrText xml:space="preserve"> PAGEREF _Toc225245679 \h </w:instrText>
+              <w:instrText xml:space="preserve"> PAGEREF _Toc230782937 \h </w:instrText>
             </w:r>
             <w:r>
               <w:rPr>
@@ -516,7 +525,7 @@
                 <w:noProof/>
                 <w:webHidden/>
               </w:rPr>
-              <w:t>2</w:t>
+              <w:t>3</w:t>
             </w:r>
             <w:r>
               <w:rPr>
@@ -534,10 +543,13 @@
               <w:tab w:val="right" w:leader="dot" w:pos="8656"/>
             </w:tabs>
             <w:rPr>
+              <w:rFonts w:asciiTheme="minorHAnsi" w:eastAsiaTheme="minorEastAsia" w:hAnsiTheme="minorHAnsi" w:cstheme="minorBidi"/>
               <w:noProof/>
+              <w:kern w:val="2"/>
+              <w14:ligatures w14:val="standardContextual"/>
             </w:rPr>
           </w:pPr>
-          <w:hyperlink w:anchor="_Toc225245680" w:history="1">
+          <w:hyperlink w:anchor="_Toc230782938" w:history="1">
             <w:r>
               <w:rPr>
                 <w:rStyle w:val="Hyperlink"/>
@@ -564,7 +576,7 @@
                 <w:noProof/>
                 <w:webHidden/>
               </w:rPr>
-              <w:instrText xml:space="preserve"> PAGEREF _Toc225245680 \h </w:instrText>
+              <w:instrText xml:space="preserve"> PAGEREF _Toc230782938 \h </w:instrText>
             </w:r>
             <w:r>
               <w:rPr>
@@ -584,7 +596,7 @@
                 <w:noProof/>
                 <w:webHidden/>
               </w:rPr>
-              <w:t>2</w:t>
+              <w:t>3</w:t>
             </w:r>
             <w:r>
               <w:rPr>
@@ -602,10 +614,13 @@
               <w:tab w:val="right" w:leader="dot" w:pos="8656"/>
             </w:tabs>
             <w:rPr>
+              <w:rFonts w:asciiTheme="minorHAnsi" w:eastAsiaTheme="minorEastAsia" w:hAnsiTheme="minorHAnsi" w:cstheme="minorBidi"/>
               <w:noProof/>
+              <w:kern w:val="2"/>
+              <w14:ligatures w14:val="standardContextual"/>
             </w:rPr>
           </w:pPr>
-          <w:hyperlink w:anchor="_Toc225245681" w:history="1">
+          <w:hyperlink w:anchor="_Toc230782939" w:history="1">
             <w:r>
               <w:rPr>
                 <w:rStyle w:val="Hyperlink"/>
@@ -632,7 +647,7 @@
                 <w:noProof/>
                 <w:webHidden/>
               </w:rPr>
-              <w:instrText xml:space="preserve"> PAGEREF _Toc225245681 \h </w:instrText>
+              <w:instrText xml:space="preserve"> PAGEREF _Toc230782939 \h </w:instrText>
             </w:r>
             <w:r>
               <w:rPr>
@@ -652,7 +667,7 @@
                 <w:noProof/>
                 <w:webHidden/>
               </w:rPr>
-              <w:t>2</w:t>
+              <w:t>3</w:t>
             </w:r>
             <w:r>
               <w:rPr>
@@ -670,10 +685,13 @@
               <w:tab w:val="right" w:leader="dot" w:pos="8656"/>
             </w:tabs>
             <w:rPr>
+              <w:rFonts w:asciiTheme="minorHAnsi" w:eastAsiaTheme="minorEastAsia" w:hAnsiTheme="minorHAnsi" w:cstheme="minorBidi"/>
               <w:noProof/>
+              <w:kern w:val="2"/>
+              <w14:ligatures w14:val="standardContextual"/>
             </w:rPr>
           </w:pPr>
-          <w:hyperlink w:anchor="_Toc225245682" w:history="1">
+          <w:hyperlink w:anchor="_Toc230782940" w:history="1">
             <w:r>
               <w:rPr>
                 <w:rStyle w:val="Hyperlink"/>
@@ -700,7 +718,7 @@
                 <w:noProof/>
                 <w:webHidden/>
               </w:rPr>
-              <w:instrText xml:space="preserve"> PAGEREF _Toc225245682 \h </w:instrText>
+              <w:instrText xml:space="preserve"> PAGEREF _Toc230782940 \h </w:instrText>
             </w:r>
             <w:r>
               <w:rPr>
@@ -720,7 +738,7 @@
                 <w:noProof/>
                 <w:webHidden/>
               </w:rPr>
-              <w:t>2</w:t>
+              <w:t>4</w:t>
             </w:r>
             <w:r>
               <w:rPr>
@@ -738,10 +756,13 @@
               <w:tab w:val="right" w:leader="dot" w:pos="8656"/>
             </w:tabs>
             <w:rPr>
+              <w:rFonts w:asciiTheme="minorHAnsi" w:eastAsiaTheme="minorEastAsia" w:hAnsiTheme="minorHAnsi" w:cstheme="minorBidi"/>
               <w:noProof/>
+              <w:kern w:val="2"/>
+              <w14:ligatures w14:val="standardContextual"/>
             </w:rPr>
           </w:pPr>
-          <w:hyperlink w:anchor="_Toc225245683" w:history="1">
+          <w:hyperlink w:anchor="_Toc230782941" w:history="1">
             <w:r>
               <w:rPr>
                 <w:rStyle w:val="Hyperlink"/>
@@ -768,7 +789,7 @@
                 <w:noProof/>
                 <w:webHidden/>
               </w:rPr>
-              <w:instrText xml:space="preserve"> PAGEREF _Toc225245683 \h </w:instrText>
+              <w:instrText xml:space="preserve"> PAGEREF _Toc230782941 \h </w:instrText>
             </w:r>
             <w:r>
               <w:rPr>
@@ -788,7 +809,7 @@
                 <w:noProof/>
                 <w:webHidden/>
               </w:rPr>
-              <w:t>3</w:t>
+              <w:t>4</w:t>
             </w:r>
             <w:r>
               <w:rPr>
@@ -806,10 +827,13 @@
               <w:tab w:val="right" w:leader="dot" w:pos="8656"/>
             </w:tabs>
             <w:rPr>
+              <w:rFonts w:asciiTheme="minorHAnsi" w:eastAsiaTheme="minorEastAsia" w:hAnsiTheme="minorHAnsi" w:cstheme="minorBidi"/>
               <w:noProof/>
+              <w:kern w:val="2"/>
+              <w14:ligatures w14:val="standardContextual"/>
             </w:rPr>
           </w:pPr>
-          <w:hyperlink w:anchor="_Toc225245684" w:history="1">
+          <w:hyperlink w:anchor="_Toc230782942" w:history="1">
             <w:r>
               <w:rPr>
                 <w:rStyle w:val="Hyperlink"/>
@@ -836,7 +860,7 @@
                 <w:noProof/>
                 <w:webHidden/>
               </w:rPr>
-              <w:instrText xml:space="preserve"> PAGEREF _Toc225245684 \h </w:instrText>
+              <w:instrText xml:space="preserve"> PAGEREF _Toc230782942 \h </w:instrText>
             </w:r>
             <w:r>
               <w:rPr>
@@ -856,7 +880,7 @@
                 <w:noProof/>
                 <w:webHidden/>
               </w:rPr>
-              <w:t>3</w:t>
+              <w:t>4</w:t>
             </w:r>
             <w:r>
               <w:rPr>
@@ -874,10 +898,13 @@
               <w:tab w:val="right" w:leader="dot" w:pos="8656"/>
             </w:tabs>
             <w:rPr>
+              <w:rFonts w:asciiTheme="minorHAnsi" w:eastAsiaTheme="minorEastAsia" w:hAnsiTheme="minorHAnsi" w:cstheme="minorBidi"/>
               <w:noProof/>
+              <w:kern w:val="2"/>
+              <w14:ligatures w14:val="standardContextual"/>
             </w:rPr>
           </w:pPr>
-          <w:hyperlink w:anchor="_Toc225245685" w:history="1">
+          <w:hyperlink w:anchor="_Toc230782943" w:history="1">
             <w:r>
               <w:rPr>
                 <w:rStyle w:val="Hyperlink"/>
@@ -904,7 +931,7 @@
                 <w:noProof/>
                 <w:webHidden/>
               </w:rPr>
-              <w:instrText xml:space="preserve"> PAGEREF _Toc225245685 \h </w:instrText>
+              <w:instrText xml:space="preserve"> PAGEREF _Toc230782943 \h </w:instrText>
             </w:r>
             <w:r>
               <w:rPr>
@@ -924,7 +951,7 @@
                 <w:noProof/>
                 <w:webHidden/>
               </w:rPr>
-              <w:t>3</w:t>
+              <w:t>5</w:t>
             </w:r>
             <w:r>
               <w:rPr>
@@ -942,10 +969,13 @@
               <w:tab w:val="right" w:leader="dot" w:pos="8656"/>
             </w:tabs>
             <w:rPr>
+              <w:rFonts w:asciiTheme="minorHAnsi" w:eastAsiaTheme="minorEastAsia" w:hAnsiTheme="minorHAnsi" w:cstheme="minorBidi"/>
               <w:noProof/>
+              <w:kern w:val="2"/>
+              <w14:ligatures w14:val="standardContextual"/>
             </w:rPr>
           </w:pPr>
-          <w:hyperlink w:anchor="_Toc225245686" w:history="1">
+          <w:hyperlink w:anchor="_Toc230782944" w:history="1">
             <w:r>
               <w:rPr>
                 <w:rStyle w:val="Hyperlink"/>
@@ -972,7 +1002,7 @@
                 <w:noProof/>
                 <w:webHidden/>
               </w:rPr>
-              <w:instrText xml:space="preserve"> PAGEREF _Toc225245686 \h </w:instrText>
+              <w:instrText xml:space="preserve"> PAGEREF _Toc230782944 \h </w:instrText>
             </w:r>
             <w:r>
               <w:rPr>
@@ -992,7 +1022,7 @@
                 <w:noProof/>
                 <w:webHidden/>
               </w:rPr>
-              <w:t>3</w:t>
+              <w:t>5</w:t>
             </w:r>
             <w:r>
               <w:rPr>
@@ -1010,10 +1040,13 @@
               <w:tab w:val="right" w:leader="dot" w:pos="8656"/>
             </w:tabs>
             <w:rPr>
+              <w:rFonts w:asciiTheme="minorHAnsi" w:eastAsiaTheme="minorEastAsia" w:hAnsiTheme="minorHAnsi" w:cstheme="minorBidi"/>
               <w:noProof/>
+              <w:kern w:val="2"/>
+              <w14:ligatures w14:val="standardContextual"/>
             </w:rPr>
           </w:pPr>
-          <w:hyperlink w:anchor="_Toc225245687" w:history="1">
+          <w:hyperlink w:anchor="_Toc230782945" w:history="1">
             <w:r>
               <w:rPr>
                 <w:rStyle w:val="Hyperlink"/>
@@ -1040,7 +1073,7 @@
                 <w:noProof/>
                 <w:webHidden/>
               </w:rPr>
-              <w:instrText xml:space="preserve"> PAGEREF _Toc225245687 \h </w:instrText>
+              <w:instrText xml:space="preserve"> PAGEREF _Toc230782945 \h </w:instrText>
             </w:r>
             <w:r>
               <w:rPr>
@@ -1060,7 +1093,7 @@
                 <w:noProof/>
                 <w:webHidden/>
               </w:rPr>
-              <w:t>3</w:t>
+              <w:t>5</w:t>
             </w:r>
             <w:r>
               <w:rPr>
@@ -1078,10 +1111,13 @@
               <w:tab w:val="right" w:leader="dot" w:pos="8656"/>
             </w:tabs>
             <w:rPr>
+              <w:rFonts w:asciiTheme="minorHAnsi" w:eastAsiaTheme="minorEastAsia" w:hAnsiTheme="minorHAnsi" w:cstheme="minorBidi"/>
               <w:noProof/>
+              <w:kern w:val="2"/>
+              <w14:ligatures w14:val="standardContextual"/>
             </w:rPr>
           </w:pPr>
-          <w:hyperlink w:anchor="_Toc225245688" w:history="1">
+          <w:hyperlink w:anchor="_Toc230782946" w:history="1">
             <w:r>
               <w:rPr>
                 <w:rStyle w:val="Hyperlink"/>
@@ -1108,7 +1144,7 @@
                 <w:noProof/>
                 <w:webHidden/>
               </w:rPr>
-              <w:instrText xml:space="preserve"> PAGEREF _Toc225245688 \h </w:instrText>
+              <w:instrText xml:space="preserve"> PAGEREF _Toc230782946 \h </w:instrText>
             </w:r>
             <w:r>
               <w:rPr>
@@ -1128,7 +1164,7 @@
                 <w:noProof/>
                 <w:webHidden/>
               </w:rPr>
-              <w:t>4</w:t>
+              <w:t>5</w:t>
             </w:r>
             <w:r>
               <w:rPr>
@@ -1146,10 +1182,13 @@
               <w:tab w:val="right" w:leader="dot" w:pos="8656"/>
             </w:tabs>
             <w:rPr>
+              <w:rFonts w:asciiTheme="minorHAnsi" w:eastAsiaTheme="minorEastAsia" w:hAnsiTheme="minorHAnsi" w:cstheme="minorBidi"/>
               <w:noProof/>
+              <w:kern w:val="2"/>
+              <w14:ligatures w14:val="standardContextual"/>
             </w:rPr>
           </w:pPr>
-          <w:hyperlink w:anchor="_Toc225245689" w:history="1">
+          <w:hyperlink w:anchor="_Toc230782947" w:history="1">
             <w:r>
               <w:rPr>
                 <w:rStyle w:val="Hyperlink"/>
@@ -1176,7 +1215,7 @@
                 <w:noProof/>
                 <w:webHidden/>
               </w:rPr>
-              <w:instrText xml:space="preserve"> PAGEREF _Toc225245689 \h </w:instrText>
+              <w:instrText xml:space="preserve"> PAGEREF _Toc230782947 \h </w:instrText>
             </w:r>
             <w:r>
               <w:rPr>
@@ -1196,7 +1235,7 @@
                 <w:noProof/>
                 <w:webHidden/>
               </w:rPr>
-              <w:t>4</w:t>
+              <w:t>5</w:t>
             </w:r>
             <w:r>
               <w:rPr>
@@ -1214,10 +1253,13 @@
               <w:tab w:val="right" w:leader="dot" w:pos="8656"/>
             </w:tabs>
             <w:rPr>
+              <w:rFonts w:asciiTheme="minorHAnsi" w:eastAsiaTheme="minorEastAsia" w:hAnsiTheme="minorHAnsi" w:cstheme="minorBidi"/>
               <w:noProof/>
+              <w:kern w:val="2"/>
+              <w14:ligatures w14:val="standardContextual"/>
             </w:rPr>
           </w:pPr>
-          <w:hyperlink w:anchor="_Toc225245690" w:history="1">
+          <w:hyperlink w:anchor="_Toc230782948" w:history="1">
             <w:r>
               <w:rPr>
                 <w:rStyle w:val="Hyperlink"/>
@@ -1244,7 +1286,7 @@
                 <w:noProof/>
                 <w:webHidden/>
               </w:rPr>
-              <w:instrText xml:space="preserve"> PAGEREF _Toc225245690 \h </w:instrText>
+              <w:instrText xml:space="preserve"> PAGEREF _Toc230782948 \h </w:instrText>
             </w:r>
             <w:r>
               <w:rPr>
@@ -1264,7 +1306,7 @@
                 <w:noProof/>
                 <w:webHidden/>
               </w:rPr>
-              <w:t>4</w:t>
+              <w:t>5</w:t>
             </w:r>
             <w:r>
               <w:rPr>
@@ -1282,10 +1324,13 @@
               <w:tab w:val="right" w:leader="dot" w:pos="8656"/>
             </w:tabs>
             <w:rPr>
+              <w:rFonts w:asciiTheme="minorHAnsi" w:eastAsiaTheme="minorEastAsia" w:hAnsiTheme="minorHAnsi" w:cstheme="minorBidi"/>
               <w:noProof/>
+              <w:kern w:val="2"/>
+              <w14:ligatures w14:val="standardContextual"/>
             </w:rPr>
           </w:pPr>
-          <w:hyperlink w:anchor="_Toc225245691" w:history="1">
+          <w:hyperlink w:anchor="_Toc230782949" w:history="1">
             <w:r>
               <w:rPr>
                 <w:rStyle w:val="Hyperlink"/>
@@ -1312,7 +1357,7 @@
                 <w:noProof/>
                 <w:webHidden/>
               </w:rPr>
-              <w:instrText xml:space="preserve"> PAGEREF _Toc225245691 \h </w:instrText>
+              <w:instrText xml:space="preserve"> PAGEREF _Toc230782949 \h </w:instrText>
             </w:r>
             <w:r>
               <w:rPr>
@@ -1332,7 +1377,7 @@
                 <w:noProof/>
                 <w:webHidden/>
               </w:rPr>
-              <w:t>4</w:t>
+              <w:t>5</w:t>
             </w:r>
             <w:r>
               <w:rPr>
@@ -1350,10 +1395,13 @@
               <w:tab w:val="right" w:leader="dot" w:pos="8656"/>
             </w:tabs>
             <w:rPr>
+              <w:rFonts w:asciiTheme="minorHAnsi" w:eastAsiaTheme="minorEastAsia" w:hAnsiTheme="minorHAnsi" w:cstheme="minorBidi"/>
               <w:noProof/>
+              <w:kern w:val="2"/>
+              <w14:ligatures w14:val="standardContextual"/>
             </w:rPr>
           </w:pPr>
-          <w:hyperlink w:anchor="_Toc225245692" w:history="1">
+          <w:hyperlink w:anchor="_Toc230782950" w:history="1">
             <w:r>
               <w:rPr>
                 <w:rStyle w:val="Hyperlink"/>
@@ -1380,7 +1428,7 @@
                 <w:noProof/>
                 <w:webHidden/>
               </w:rPr>
-              <w:instrText xml:space="preserve"> PAGEREF _Toc225245692 \h </w:instrText>
+              <w:instrText xml:space="preserve"> PAGEREF _Toc230782950 \h </w:instrText>
             </w:r>
             <w:r>
               <w:rPr>
@@ -1400,7 +1448,7 @@
                 <w:noProof/>
                 <w:webHidden/>
               </w:rPr>
-              <w:t>4</w:t>
+              <w:t>5</w:t>
             </w:r>
             <w:r>
               <w:rPr>
@@ -1418,10 +1466,13 @@
               <w:tab w:val="right" w:leader="dot" w:pos="8656"/>
             </w:tabs>
             <w:rPr>
+              <w:rFonts w:asciiTheme="minorHAnsi" w:eastAsiaTheme="minorEastAsia" w:hAnsiTheme="minorHAnsi" w:cstheme="minorBidi"/>
               <w:noProof/>
+              <w:kern w:val="2"/>
+              <w14:ligatures w14:val="standardContextual"/>
             </w:rPr>
           </w:pPr>
-          <w:hyperlink w:anchor="_Toc225245693" w:history="1">
+          <w:hyperlink w:anchor="_Toc230782951" w:history="1">
             <w:r>
               <w:rPr>
                 <w:rStyle w:val="Hyperlink"/>
@@ -1448,7 +1499,7 @@
                 <w:noProof/>
                 <w:webHidden/>
               </w:rPr>
-              <w:instrText xml:space="preserve"> PAGEREF _Toc225245693 \h </w:instrText>
+              <w:instrText xml:space="preserve"> PAGEREF _Toc230782951 \h </w:instrText>
             </w:r>
             <w:r>
               <w:rPr>
@@ -1468,7 +1519,7 @@
                 <w:noProof/>
                 <w:webHidden/>
               </w:rPr>
-              <w:t>4</w:t>
+              <w:t>6</w:t>
             </w:r>
             <w:r>
               <w:rPr>
@@ -1486,10 +1537,13 @@
               <w:tab w:val="right" w:leader="dot" w:pos="8656"/>
             </w:tabs>
             <w:rPr>
+              <w:rFonts w:asciiTheme="minorHAnsi" w:eastAsiaTheme="minorEastAsia" w:hAnsiTheme="minorHAnsi" w:cstheme="minorBidi"/>
               <w:noProof/>
+              <w:kern w:val="2"/>
+              <w14:ligatures w14:val="standardContextual"/>
             </w:rPr>
           </w:pPr>
-          <w:hyperlink w:anchor="_Toc225245694" w:history="1">
+          <w:hyperlink w:anchor="_Toc230782952" w:history="1">
             <w:r>
               <w:rPr>
                 <w:rStyle w:val="Hyperlink"/>
@@ -1516,7 +1570,7 @@
                 <w:noProof/>
                 <w:webHidden/>
               </w:rPr>
-              <w:instrText xml:space="preserve"> PAGEREF _Toc225245694 \h </w:instrText>
+              <w:instrText xml:space="preserve"> PAGEREF _Toc230782952 \h </w:instrText>
             </w:r>
             <w:r>
               <w:rPr>
@@ -1536,7 +1590,7 @@
                 <w:noProof/>
                 <w:webHidden/>
               </w:rPr>
-              <w:t>4</w:t>
+              <w:t>6</w:t>
             </w:r>
             <w:r>
               <w:rPr>
@@ -1554,10 +1608,13 @@
               <w:tab w:val="right" w:leader="dot" w:pos="8656"/>
             </w:tabs>
             <w:rPr>
+              <w:rFonts w:asciiTheme="minorHAnsi" w:eastAsiaTheme="minorEastAsia" w:hAnsiTheme="minorHAnsi" w:cstheme="minorBidi"/>
               <w:noProof/>
+              <w:kern w:val="2"/>
+              <w14:ligatures w14:val="standardContextual"/>
             </w:rPr>
           </w:pPr>
-          <w:hyperlink w:anchor="_Toc225245695" w:history="1">
+          <w:hyperlink w:anchor="_Toc230782953" w:history="1">
             <w:r>
               <w:rPr>
                 <w:rStyle w:val="Hyperlink"/>
@@ -1584,7 +1641,7 @@
                 <w:noProof/>
                 <w:webHidden/>
               </w:rPr>
-              <w:instrText xml:space="preserve"> PAGEREF _Toc225245695 \h </w:instrText>
+              <w:instrText xml:space="preserve"> PAGEREF _Toc230782953 \h </w:instrText>
             </w:r>
             <w:r>
               <w:rPr>
@@ -1604,7 +1661,7 @@
                 <w:noProof/>
                 <w:webHidden/>
               </w:rPr>
-              <w:t>4</w:t>
+              <w:t>6</w:t>
             </w:r>
             <w:r>
               <w:rPr>
@@ -1622,10 +1679,13 @@
               <w:tab w:val="right" w:leader="dot" w:pos="8656"/>
             </w:tabs>
             <w:rPr>
+              <w:rFonts w:asciiTheme="minorHAnsi" w:eastAsiaTheme="minorEastAsia" w:hAnsiTheme="minorHAnsi" w:cstheme="minorBidi"/>
               <w:noProof/>
+              <w:kern w:val="2"/>
+              <w14:ligatures w14:val="standardContextual"/>
             </w:rPr>
           </w:pPr>
-          <w:hyperlink w:anchor="_Toc225245696" w:history="1">
+          <w:hyperlink w:anchor="_Toc230782954" w:history="1">
             <w:r>
               <w:rPr>
                 <w:rStyle w:val="Hyperlink"/>
@@ -1652,7 +1712,7 @@
                 <w:noProof/>
                 <w:webHidden/>
               </w:rPr>
-              <w:instrText xml:space="preserve"> PAGEREF _Toc225245696 \h </w:instrText>
+              <w:instrText xml:space="preserve"> PAGEREF _Toc230782954 \h </w:instrText>
             </w:r>
             <w:r>
               <w:rPr>
@@ -1672,7 +1732,7 @@
                 <w:noProof/>
                 <w:webHidden/>
               </w:rPr>
-              <w:t>4</w:t>
+              <w:t>6</w:t>
             </w:r>
             <w:r>
               <w:rPr>
@@ -1690,10 +1750,13 @@
               <w:tab w:val="right" w:leader="dot" w:pos="8656"/>
             </w:tabs>
             <w:rPr>
+              <w:rFonts w:asciiTheme="minorHAnsi" w:eastAsiaTheme="minorEastAsia" w:hAnsiTheme="minorHAnsi" w:cstheme="minorBidi"/>
               <w:noProof/>
+              <w:kern w:val="2"/>
+              <w14:ligatures w14:val="standardContextual"/>
             </w:rPr>
           </w:pPr>
-          <w:hyperlink w:anchor="_Toc225245697" w:history="1">
+          <w:hyperlink w:anchor="_Toc230782955" w:history="1">
             <w:r>
               <w:rPr>
                 <w:rStyle w:val="Hyperlink"/>
@@ -1720,7 +1783,7 @@
                 <w:noProof/>
                 <w:webHidden/>
               </w:rPr>
-              <w:instrText xml:space="preserve"> PAGEREF _Toc225245697 \h </w:instrText>
+              <w:instrText xml:space="preserve"> PAGEREF _Toc230782955 \h </w:instrText>
             </w:r>
             <w:r>
               <w:rPr>
@@ -1740,7 +1803,7 @@
                 <w:noProof/>
                 <w:webHidden/>
               </w:rPr>
-              <w:t>5</w:t>
+              <w:t>6</w:t>
             </w:r>
             <w:r>
               <w:rPr>
@@ -1758,10 +1821,13 @@
               <w:tab w:val="right" w:leader="dot" w:pos="8656"/>
             </w:tabs>
             <w:rPr>
+              <w:rFonts w:asciiTheme="minorHAnsi" w:eastAsiaTheme="minorEastAsia" w:hAnsiTheme="minorHAnsi" w:cstheme="minorBidi"/>
               <w:noProof/>
+              <w:kern w:val="2"/>
+              <w14:ligatures w14:val="standardContextual"/>
             </w:rPr>
           </w:pPr>
-          <w:hyperlink w:anchor="_Toc225245698" w:history="1">
+          <w:hyperlink w:anchor="_Toc230782956" w:history="1">
             <w:r>
               <w:rPr>
                 <w:rStyle w:val="Hyperlink"/>
@@ -1788,7 +1854,7 @@
                 <w:noProof/>
                 <w:webHidden/>
               </w:rPr>
-              <w:instrText xml:space="preserve"> PAGEREF _Toc225245698 \h </w:instrText>
+              <w:instrText xml:space="preserve"> PAGEREF _Toc230782956 \h </w:instrText>
             </w:r>
             <w:r>
               <w:rPr>
@@ -1808,7 +1874,7 @@
                 <w:noProof/>
                 <w:webHidden/>
               </w:rPr>
-              <w:t>5</w:t>
+              <w:t>6</w:t>
             </w:r>
             <w:r>
               <w:rPr>
@@ -1826,10 +1892,13 @@
               <w:tab w:val="right" w:leader="dot" w:pos="8656"/>
             </w:tabs>
             <w:rPr>
+              <w:rFonts w:asciiTheme="minorHAnsi" w:eastAsiaTheme="minorEastAsia" w:hAnsiTheme="minorHAnsi" w:cstheme="minorBidi"/>
               <w:noProof/>
+              <w:kern w:val="2"/>
+              <w14:ligatures w14:val="standardContextual"/>
             </w:rPr>
           </w:pPr>
-          <w:hyperlink w:anchor="_Toc225245699" w:history="1">
+          <w:hyperlink w:anchor="_Toc230782957" w:history="1">
             <w:r>
               <w:rPr>
                 <w:rStyle w:val="Hyperlink"/>
@@ -1856,7 +1925,7 @@
                 <w:noProof/>
                 <w:webHidden/>
               </w:rPr>
-              <w:instrText xml:space="preserve"> PAGEREF _Toc225245699 \h </w:instrText>
+              <w:instrText xml:space="preserve"> PAGEREF _Toc230782957 \h </w:instrText>
             </w:r>
             <w:r>
               <w:rPr>
@@ -1876,7 +1945,7 @@
                 <w:noProof/>
                 <w:webHidden/>
               </w:rPr>
-              <w:t>5</w:t>
+              <w:t>6</w:t>
             </w:r>
             <w:r>
               <w:rPr>
@@ -1894,10 +1963,13 @@
               <w:tab w:val="right" w:leader="dot" w:pos="8656"/>
             </w:tabs>
             <w:rPr>
+              <w:rFonts w:asciiTheme="minorHAnsi" w:eastAsiaTheme="minorEastAsia" w:hAnsiTheme="minorHAnsi" w:cstheme="minorBidi"/>
               <w:noProof/>
+              <w:kern w:val="2"/>
+              <w14:ligatures w14:val="standardContextual"/>
             </w:rPr>
           </w:pPr>
-          <w:hyperlink w:anchor="_Toc225245700" w:history="1">
+          <w:hyperlink w:anchor="_Toc230782958" w:history="1">
             <w:r>
               <w:rPr>
                 <w:rStyle w:val="Hyperlink"/>
@@ -1924,7 +1996,7 @@
                 <w:noProof/>
                 <w:webHidden/>
               </w:rPr>
-              <w:instrText xml:space="preserve"> PAGEREF _Toc225245700 \h </w:instrText>
+              <w:instrText xml:space="preserve"> PAGEREF _Toc230782958 \h </w:instrText>
             </w:r>
             <w:r>
               <w:rPr>
@@ -1944,7 +2016,362 @@
                 <w:noProof/>
                 <w:webHidden/>
               </w:rPr>
-              <w:t>5</w:t>
+              <w:t>7</w:t>
+            </w:r>
+            <w:r>
+              <w:rPr>
+                <w:noProof/>
+                <w:webHidden/>
+              </w:rPr>
+              <w:fldChar w:fldCharType="end"/>
+            </w:r>
+          </w:hyperlink>
+        </w:p>
+        <w:p>
+          <w:pPr>
+            <w:pStyle w:val="Inhopg2"/>
+            <w:tabs>
+              <w:tab w:val="right" w:leader="dot" w:pos="8656"/>
+            </w:tabs>
+            <w:rPr>
+              <w:rFonts w:asciiTheme="minorHAnsi" w:eastAsiaTheme="minorEastAsia" w:hAnsiTheme="minorHAnsi" w:cstheme="minorBidi"/>
+              <w:noProof/>
+              <w:kern w:val="2"/>
+              <w14:ligatures w14:val="standardContextual"/>
+            </w:rPr>
+          </w:pPr>
+          <w:hyperlink w:anchor="_Toc230782959" w:history="1">
+            <w:r>
+              <w:rPr>
+                <w:rStyle w:val="Hyperlink"/>
+                <w:noProof/>
+              </w:rPr>
+              <w:t>6.3 Proof of concept - Gerealiseerde functionaliteiten</w:t>
+            </w:r>
+            <w:r>
+              <w:rPr>
+                <w:noProof/>
+                <w:webHidden/>
+              </w:rPr>
+              <w:tab/>
+            </w:r>
+            <w:r>
+              <w:rPr>
+                <w:noProof/>
+                <w:webHidden/>
+              </w:rPr>
+              <w:fldChar w:fldCharType="begin"/>
+            </w:r>
+            <w:r>
+              <w:rPr>
+                <w:noProof/>
+                <w:webHidden/>
+              </w:rPr>
+              <w:instrText xml:space="preserve"> PAGEREF _Toc230782959 \h </w:instrText>
+            </w:r>
+            <w:r>
+              <w:rPr>
+                <w:noProof/>
+                <w:webHidden/>
+              </w:rPr>
+            </w:r>
+            <w:r>
+              <w:rPr>
+                <w:noProof/>
+                <w:webHidden/>
+              </w:rPr>
+              <w:fldChar w:fldCharType="separate"/>
+            </w:r>
+            <w:r>
+              <w:rPr>
+                <w:noProof/>
+                <w:webHidden/>
+              </w:rPr>
+              <w:t>7</w:t>
+            </w:r>
+            <w:r>
+              <w:rPr>
+                <w:noProof/>
+                <w:webHidden/>
+              </w:rPr>
+              <w:fldChar w:fldCharType="end"/>
+            </w:r>
+          </w:hyperlink>
+        </w:p>
+        <w:p>
+          <w:pPr>
+            <w:pStyle w:val="Inhopg3"/>
+            <w:tabs>
+              <w:tab w:val="right" w:leader="dot" w:pos="8656"/>
+            </w:tabs>
+            <w:rPr>
+              <w:rFonts w:asciiTheme="minorHAnsi" w:eastAsiaTheme="minorEastAsia" w:hAnsiTheme="minorHAnsi" w:cstheme="minorBidi"/>
+              <w:noProof/>
+              <w:kern w:val="2"/>
+              <w14:ligatures w14:val="standardContextual"/>
+            </w:rPr>
+          </w:pPr>
+          <w:hyperlink w:anchor="_Toc230782960" w:history="1">
+            <w:r>
+              <w:rPr>
+                <w:rStyle w:val="Hyperlink"/>
+                <w:noProof/>
+              </w:rPr>
+              <w:t>Leraarsdashboard</w:t>
+            </w:r>
+            <w:r>
+              <w:rPr>
+                <w:noProof/>
+                <w:webHidden/>
+              </w:rPr>
+              <w:tab/>
+            </w:r>
+            <w:r>
+              <w:rPr>
+                <w:noProof/>
+                <w:webHidden/>
+              </w:rPr>
+              <w:fldChar w:fldCharType="begin"/>
+            </w:r>
+            <w:r>
+              <w:rPr>
+                <w:noProof/>
+                <w:webHidden/>
+              </w:rPr>
+              <w:instrText xml:space="preserve"> PAGEREF _Toc230782960 \h </w:instrText>
+            </w:r>
+            <w:r>
+              <w:rPr>
+                <w:noProof/>
+                <w:webHidden/>
+              </w:rPr>
+            </w:r>
+            <w:r>
+              <w:rPr>
+                <w:noProof/>
+                <w:webHidden/>
+              </w:rPr>
+              <w:fldChar w:fldCharType="separate"/>
+            </w:r>
+            <w:r>
+              <w:rPr>
+                <w:noProof/>
+                <w:webHidden/>
+              </w:rPr>
+              <w:t>7</w:t>
+            </w:r>
+            <w:r>
+              <w:rPr>
+                <w:noProof/>
+                <w:webHidden/>
+              </w:rPr>
+              <w:fldChar w:fldCharType="end"/>
+            </w:r>
+          </w:hyperlink>
+        </w:p>
+        <w:p>
+          <w:pPr>
+            <w:pStyle w:val="Inhopg3"/>
+            <w:tabs>
+              <w:tab w:val="right" w:leader="dot" w:pos="8656"/>
+            </w:tabs>
+            <w:rPr>
+              <w:rFonts w:asciiTheme="minorHAnsi" w:eastAsiaTheme="minorEastAsia" w:hAnsiTheme="minorHAnsi" w:cstheme="minorBidi"/>
+              <w:noProof/>
+              <w:kern w:val="2"/>
+              <w14:ligatures w14:val="standardContextual"/>
+            </w:rPr>
+          </w:pPr>
+          <w:hyperlink w:anchor="_Toc230782961" w:history="1">
+            <w:r>
+              <w:rPr>
+                <w:rStyle w:val="Hyperlink"/>
+                <w:noProof/>
+              </w:rPr>
+              <w:t>Signalensysteem</w:t>
+            </w:r>
+            <w:r>
+              <w:rPr>
+                <w:noProof/>
+                <w:webHidden/>
+              </w:rPr>
+              <w:tab/>
+            </w:r>
+            <w:r>
+              <w:rPr>
+                <w:noProof/>
+                <w:webHidden/>
+              </w:rPr>
+              <w:fldChar w:fldCharType="begin"/>
+            </w:r>
+            <w:r>
+              <w:rPr>
+                <w:noProof/>
+                <w:webHidden/>
+              </w:rPr>
+              <w:instrText xml:space="preserve"> PAGEREF _Toc230782961 \h </w:instrText>
+            </w:r>
+            <w:r>
+              <w:rPr>
+                <w:noProof/>
+                <w:webHidden/>
+              </w:rPr>
+            </w:r>
+            <w:r>
+              <w:rPr>
+                <w:noProof/>
+                <w:webHidden/>
+              </w:rPr>
+              <w:fldChar w:fldCharType="separate"/>
+            </w:r>
+            <w:r>
+              <w:rPr>
+                <w:noProof/>
+                <w:webHidden/>
+              </w:rPr>
+              <w:t>7</w:t>
+            </w:r>
+            <w:r>
+              <w:rPr>
+                <w:noProof/>
+                <w:webHidden/>
+              </w:rPr>
+              <w:fldChar w:fldCharType="end"/>
+            </w:r>
+          </w:hyperlink>
+        </w:p>
+        <w:p>
+          <w:pPr>
+            <w:pStyle w:val="Inhopg3"/>
+            <w:tabs>
+              <w:tab w:val="right" w:leader="dot" w:pos="8656"/>
+            </w:tabs>
+            <w:rPr>
+              <w:rFonts w:asciiTheme="minorHAnsi" w:eastAsiaTheme="minorEastAsia" w:hAnsiTheme="minorHAnsi" w:cstheme="minorBidi"/>
+              <w:noProof/>
+              <w:kern w:val="2"/>
+              <w14:ligatures w14:val="standardContextual"/>
+            </w:rPr>
+          </w:pPr>
+          <w:hyperlink w:anchor="_Toc230782962" w:history="1">
+            <w:r>
+              <w:rPr>
+                <w:rStyle w:val="Hyperlink"/>
+                <w:noProof/>
+              </w:rPr>
+              <w:t>AI-gedreven advies - Juf Aimee</w:t>
+            </w:r>
+            <w:r>
+              <w:rPr>
+                <w:noProof/>
+                <w:webHidden/>
+              </w:rPr>
+              <w:tab/>
+            </w:r>
+            <w:r>
+              <w:rPr>
+                <w:noProof/>
+                <w:webHidden/>
+              </w:rPr>
+              <w:fldChar w:fldCharType="begin"/>
+            </w:r>
+            <w:r>
+              <w:rPr>
+                <w:noProof/>
+                <w:webHidden/>
+              </w:rPr>
+              <w:instrText xml:space="preserve"> PAGEREF _Toc230782962 \h </w:instrText>
+            </w:r>
+            <w:r>
+              <w:rPr>
+                <w:noProof/>
+                <w:webHidden/>
+              </w:rPr>
+            </w:r>
+            <w:r>
+              <w:rPr>
+                <w:noProof/>
+                <w:webHidden/>
+              </w:rPr>
+              <w:fldChar w:fldCharType="separate"/>
+            </w:r>
+            <w:r>
+              <w:rPr>
+                <w:noProof/>
+                <w:webHidden/>
+              </w:rPr>
+              <w:t>8</w:t>
+            </w:r>
+            <w:r>
+              <w:rPr>
+                <w:noProof/>
+                <w:webHidden/>
+              </w:rPr>
+              <w:fldChar w:fldCharType="end"/>
+            </w:r>
+          </w:hyperlink>
+        </w:p>
+        <w:p>
+          <w:pPr>
+            <w:pStyle w:val="Inhopg3"/>
+            <w:tabs>
+              <w:tab w:val="right" w:leader="dot" w:pos="8656"/>
+            </w:tabs>
+            <w:rPr>
+              <w:rFonts w:asciiTheme="minorHAnsi" w:eastAsiaTheme="minorEastAsia" w:hAnsiTheme="minorHAnsi" w:cstheme="minorBidi"/>
+              <w:noProof/>
+              <w:kern w:val="2"/>
+              <w14:ligatures w14:val="standardContextual"/>
+            </w:rPr>
+          </w:pPr>
+          <w:hyperlink w:anchor="_Toc230782963" w:history="1">
+            <w:r>
+              <w:rPr>
+                <w:rStyle w:val="Hyperlink"/>
+                <w:noProof/>
+              </w:rPr>
+              <w:t>Human in the loop</w:t>
+            </w:r>
+            <w:r>
+              <w:rPr>
+                <w:noProof/>
+                <w:webHidden/>
+              </w:rPr>
+              <w:tab/>
+            </w:r>
+            <w:r>
+              <w:rPr>
+                <w:noProof/>
+                <w:webHidden/>
+              </w:rPr>
+              <w:fldChar w:fldCharType="begin"/>
+            </w:r>
+            <w:r>
+              <w:rPr>
+                <w:noProof/>
+                <w:webHidden/>
+              </w:rPr>
+              <w:instrText xml:space="preserve"> PAGEREF _Toc230782963 \h </w:instrText>
+            </w:r>
+            <w:r>
+              <w:rPr>
+                <w:noProof/>
+                <w:webHidden/>
+              </w:rPr>
+            </w:r>
+            <w:r>
+              <w:rPr>
+                <w:noProof/>
+                <w:webHidden/>
+              </w:rPr>
+              <w:fldChar w:fldCharType="separate"/>
+            </w:r>
+            <w:r>
+              <w:rPr>
+                <w:noProof/>
+                <w:webHidden/>
+              </w:rPr>
+              <w:t>8</w:t>
             </w:r>
             <w:r>
               <w:rPr>
@@ -1962,10 +2389,13 @@
               <w:tab w:val="right" w:leader="dot" w:pos="8656"/>
             </w:tabs>
             <w:rPr>
+              <w:rFonts w:asciiTheme="minorHAnsi" w:eastAsiaTheme="minorEastAsia" w:hAnsiTheme="minorHAnsi" w:cstheme="minorBidi"/>
               <w:noProof/>
+              <w:kern w:val="2"/>
+              <w14:ligatures w14:val="standardContextual"/>
             </w:rPr>
           </w:pPr>
-          <w:hyperlink w:anchor="_Toc225245701" w:history="1">
+          <w:hyperlink w:anchor="_Toc230782964" w:history="1">
             <w:r>
               <w:rPr>
                 <w:rStyle w:val="Hyperlink"/>
@@ -1993,7 +2423,7 @@
                 <w:noProof/>
                 <w:webHidden/>
               </w:rPr>
-              <w:instrText xml:space="preserve"> PAGEREF _Toc225245701 \h </w:instrText>
+              <w:instrText xml:space="preserve"> PAGEREF _Toc230782964 \h </w:instrText>
             </w:r>
             <w:r>
               <w:rPr>
@@ -2013,7 +2443,7 @@
                 <w:noProof/>
                 <w:webHidden/>
               </w:rPr>
-              <w:t>5</w:t>
+              <w:t>9</w:t>
             </w:r>
             <w:r>
               <w:rPr>
@@ -2031,10 +2461,13 @@
               <w:tab w:val="right" w:leader="dot" w:pos="8656"/>
             </w:tabs>
             <w:rPr>
+              <w:rFonts w:asciiTheme="minorHAnsi" w:eastAsiaTheme="minorEastAsia" w:hAnsiTheme="minorHAnsi" w:cstheme="minorBidi"/>
               <w:noProof/>
+              <w:kern w:val="2"/>
+              <w14:ligatures w14:val="standardContextual"/>
             </w:rPr>
           </w:pPr>
-          <w:hyperlink w:anchor="_Toc225245702" w:history="1">
+          <w:hyperlink w:anchor="_Toc230782965" w:history="1">
             <w:r>
               <w:rPr>
                 <w:rStyle w:val="Hyperlink"/>
@@ -2062,7 +2495,7 @@
                 <w:noProof/>
                 <w:webHidden/>
               </w:rPr>
-              <w:instrText xml:space="preserve"> PAGEREF _Toc225245702 \h </w:instrText>
+              <w:instrText xml:space="preserve"> PAGEREF _Toc230782965 \h </w:instrText>
             </w:r>
             <w:r>
               <w:rPr>
@@ -2082,7 +2515,7 @@
                 <w:noProof/>
                 <w:webHidden/>
               </w:rPr>
-              <w:t>5</w:t>
+              <w:t>9</w:t>
             </w:r>
             <w:r>
               <w:rPr>
@@ -2100,10 +2533,13 @@
               <w:tab w:val="right" w:leader="dot" w:pos="8656"/>
             </w:tabs>
             <w:rPr>
+              <w:rFonts w:asciiTheme="minorHAnsi" w:eastAsiaTheme="minorEastAsia" w:hAnsiTheme="minorHAnsi" w:cstheme="minorBidi"/>
               <w:noProof/>
+              <w:kern w:val="2"/>
+              <w14:ligatures w14:val="standardContextual"/>
             </w:rPr>
           </w:pPr>
-          <w:hyperlink w:anchor="_Toc225245703" w:history="1">
+          <w:hyperlink w:anchor="_Toc230782966" w:history="1">
             <w:r>
               <w:rPr>
                 <w:rStyle w:val="Hyperlink"/>
@@ -2130,7 +2566,7 @@
                 <w:noProof/>
                 <w:webHidden/>
               </w:rPr>
-              <w:instrText xml:space="preserve"> PAGEREF _Toc225245703 \h </w:instrText>
+              <w:instrText xml:space="preserve"> PAGEREF _Toc230782966 \h </w:instrText>
             </w:r>
             <w:r>
               <w:rPr>
@@ -2150,7 +2586,7 @@
                 <w:noProof/>
                 <w:webHidden/>
               </w:rPr>
-              <w:t>6</w:t>
+              <w:t>9</w:t>
             </w:r>
             <w:r>
               <w:rPr>
@@ -2168,10 +2604,13 @@
               <w:tab w:val="right" w:leader="dot" w:pos="8656"/>
             </w:tabs>
             <w:rPr>
+              <w:rFonts w:asciiTheme="minorHAnsi" w:eastAsiaTheme="minorEastAsia" w:hAnsiTheme="minorHAnsi" w:cstheme="minorBidi"/>
               <w:noProof/>
+              <w:kern w:val="2"/>
+              <w14:ligatures w14:val="standardContextual"/>
             </w:rPr>
           </w:pPr>
-          <w:hyperlink w:anchor="_Toc225245704" w:history="1">
+          <w:hyperlink w:anchor="_Toc230782967" w:history="1">
             <w:r>
               <w:rPr>
                 <w:rStyle w:val="Hyperlink"/>
@@ -2198,7 +2637,7 @@
                 <w:noProof/>
                 <w:webHidden/>
               </w:rPr>
-              <w:instrText xml:space="preserve"> PAGEREF _Toc225245704 \h </w:instrText>
+              <w:instrText xml:space="preserve"> PAGEREF _Toc230782967 \h </w:instrText>
             </w:r>
             <w:r>
               <w:rPr>
@@ -2218,7 +2657,7 @@
                 <w:noProof/>
                 <w:webHidden/>
               </w:rPr>
-              <w:t>6</w:t>
+              <w:t>9</w:t>
             </w:r>
             <w:r>
               <w:rPr>
@@ -2236,16 +2675,19 @@
               <w:tab w:val="right" w:leader="dot" w:pos="8656"/>
             </w:tabs>
             <w:rPr>
+              <w:rFonts w:asciiTheme="minorHAnsi" w:eastAsiaTheme="minorEastAsia" w:hAnsiTheme="minorHAnsi" w:cstheme="minorBidi"/>
               <w:noProof/>
+              <w:kern w:val="2"/>
+              <w14:ligatures w14:val="standardContextual"/>
             </w:rPr>
           </w:pPr>
-          <w:hyperlink w:anchor="_Toc225245705" w:history="1">
+          <w:hyperlink w:anchor="_Toc230782968" w:history="1">
             <w:r>
               <w:rPr>
                 <w:rStyle w:val="Hyperlink"/>
                 <w:noProof/>
               </w:rPr>
-              <w:t>9. Literatuur</w:t>
+              <w:t>9. Aanbevelingen</w:t>
             </w:r>
             <w:r>
               <w:rPr>
@@ -2266,7 +2708,7 @@
                 <w:noProof/>
                 <w:webHidden/>
               </w:rPr>
-              <w:instrText xml:space="preserve"> PAGEREF _Toc225245705 \h </w:instrText>
+              <w:instrText xml:space="preserve"> PAGEREF _Toc230782968 \h </w:instrText>
             </w:r>
             <w:r>
               <w:rPr>
@@ -2286,7 +2728,575 @@
                 <w:noProof/>
                 <w:webHidden/>
               </w:rPr>
-              <w:t>6</w:t>
+              <w:t>9</w:t>
+            </w:r>
+            <w:r>
+              <w:rPr>
+                <w:noProof/>
+                <w:webHidden/>
+              </w:rPr>
+              <w:fldChar w:fldCharType="end"/>
+            </w:r>
+          </w:hyperlink>
+        </w:p>
+        <w:p>
+          <w:pPr>
+            <w:pStyle w:val="Inhopg2"/>
+            <w:tabs>
+              <w:tab w:val="right" w:leader="dot" w:pos="8656"/>
+            </w:tabs>
+            <w:rPr>
+              <w:rFonts w:asciiTheme="minorHAnsi" w:eastAsiaTheme="minorEastAsia" w:hAnsiTheme="minorHAnsi" w:cstheme="minorBidi"/>
+              <w:noProof/>
+              <w:kern w:val="2"/>
+              <w14:ligatures w14:val="standardContextual"/>
+            </w:rPr>
+          </w:pPr>
+          <w:hyperlink w:anchor="_Toc230782969" w:history="1">
+            <w:r>
+              <w:rPr>
+                <w:rStyle w:val="Hyperlink"/>
+                <w:noProof/>
+              </w:rPr>
+              <w:t>9.1 Beveiliging tegen prompt injection in de AI-pipeline</w:t>
+            </w:r>
+            <w:r>
+              <w:rPr>
+                <w:noProof/>
+                <w:webHidden/>
+              </w:rPr>
+              <w:tab/>
+            </w:r>
+            <w:r>
+              <w:rPr>
+                <w:noProof/>
+                <w:webHidden/>
+              </w:rPr>
+              <w:fldChar w:fldCharType="begin"/>
+            </w:r>
+            <w:r>
+              <w:rPr>
+                <w:noProof/>
+                <w:webHidden/>
+              </w:rPr>
+              <w:instrText xml:space="preserve"> PAGEREF _Toc230782969 \h </w:instrText>
+            </w:r>
+            <w:r>
+              <w:rPr>
+                <w:noProof/>
+                <w:webHidden/>
+              </w:rPr>
+            </w:r>
+            <w:r>
+              <w:rPr>
+                <w:noProof/>
+                <w:webHidden/>
+              </w:rPr>
+              <w:fldChar w:fldCharType="separate"/>
+            </w:r>
+            <w:r>
+              <w:rPr>
+                <w:noProof/>
+                <w:webHidden/>
+              </w:rPr>
+              <w:t>10</w:t>
+            </w:r>
+            <w:r>
+              <w:rPr>
+                <w:noProof/>
+                <w:webHidden/>
+              </w:rPr>
+              <w:fldChar w:fldCharType="end"/>
+            </w:r>
+          </w:hyperlink>
+        </w:p>
+        <w:p>
+          <w:pPr>
+            <w:pStyle w:val="Inhopg2"/>
+            <w:tabs>
+              <w:tab w:val="right" w:leader="dot" w:pos="8656"/>
+            </w:tabs>
+            <w:rPr>
+              <w:rFonts w:asciiTheme="minorHAnsi" w:eastAsiaTheme="minorEastAsia" w:hAnsiTheme="minorHAnsi" w:cstheme="minorBidi"/>
+              <w:noProof/>
+              <w:kern w:val="2"/>
+              <w14:ligatures w14:val="standardContextual"/>
+            </w:rPr>
+          </w:pPr>
+          <w:hyperlink w:anchor="_Toc230782970" w:history="1">
+            <w:r>
+              <w:rPr>
+                <w:rStyle w:val="Hyperlink"/>
+                <w:noProof/>
+              </w:rPr>
+              <w:t>9.2 RAS verrijken met individuele leerlingvoortgang</w:t>
+            </w:r>
+            <w:r>
+              <w:rPr>
+                <w:noProof/>
+                <w:webHidden/>
+              </w:rPr>
+              <w:tab/>
+            </w:r>
+            <w:r>
+              <w:rPr>
+                <w:noProof/>
+                <w:webHidden/>
+              </w:rPr>
+              <w:fldChar w:fldCharType="begin"/>
+            </w:r>
+            <w:r>
+              <w:rPr>
+                <w:noProof/>
+                <w:webHidden/>
+              </w:rPr>
+              <w:instrText xml:space="preserve"> PAGEREF _Toc230782970 \h </w:instrText>
+            </w:r>
+            <w:r>
+              <w:rPr>
+                <w:noProof/>
+                <w:webHidden/>
+              </w:rPr>
+            </w:r>
+            <w:r>
+              <w:rPr>
+                <w:noProof/>
+                <w:webHidden/>
+              </w:rPr>
+              <w:fldChar w:fldCharType="separate"/>
+            </w:r>
+            <w:r>
+              <w:rPr>
+                <w:noProof/>
+                <w:webHidden/>
+              </w:rPr>
+              <w:t>10</w:t>
+            </w:r>
+            <w:r>
+              <w:rPr>
+                <w:noProof/>
+                <w:webHidden/>
+              </w:rPr>
+              <w:fldChar w:fldCharType="end"/>
+            </w:r>
+          </w:hyperlink>
+        </w:p>
+        <w:p>
+          <w:pPr>
+            <w:pStyle w:val="Inhopg1"/>
+            <w:tabs>
+              <w:tab w:val="right" w:leader="dot" w:pos="8656"/>
+            </w:tabs>
+            <w:rPr>
+              <w:rFonts w:asciiTheme="minorHAnsi" w:eastAsiaTheme="minorEastAsia" w:hAnsiTheme="minorHAnsi" w:cstheme="minorBidi"/>
+              <w:noProof/>
+              <w:kern w:val="2"/>
+              <w14:ligatures w14:val="standardContextual"/>
+            </w:rPr>
+          </w:pPr>
+          <w:hyperlink w:anchor="_Toc230782971" w:history="1">
+            <w:r>
+              <w:rPr>
+                <w:rStyle w:val="Hyperlink"/>
+                <w:noProof/>
+              </w:rPr>
+              <w:t>10. Future Work</w:t>
+            </w:r>
+            <w:r>
+              <w:rPr>
+                <w:noProof/>
+                <w:webHidden/>
+              </w:rPr>
+              <w:tab/>
+            </w:r>
+            <w:r>
+              <w:rPr>
+                <w:noProof/>
+                <w:webHidden/>
+              </w:rPr>
+              <w:fldChar w:fldCharType="begin"/>
+            </w:r>
+            <w:r>
+              <w:rPr>
+                <w:noProof/>
+                <w:webHidden/>
+              </w:rPr>
+              <w:instrText xml:space="preserve"> PAGEREF _Toc230782971 \h </w:instrText>
+            </w:r>
+            <w:r>
+              <w:rPr>
+                <w:noProof/>
+                <w:webHidden/>
+              </w:rPr>
+            </w:r>
+            <w:r>
+              <w:rPr>
+                <w:noProof/>
+                <w:webHidden/>
+              </w:rPr>
+              <w:fldChar w:fldCharType="separate"/>
+            </w:r>
+            <w:r>
+              <w:rPr>
+                <w:noProof/>
+                <w:webHidden/>
+              </w:rPr>
+              <w:t>11</w:t>
+            </w:r>
+            <w:r>
+              <w:rPr>
+                <w:noProof/>
+                <w:webHidden/>
+              </w:rPr>
+              <w:fldChar w:fldCharType="end"/>
+            </w:r>
+          </w:hyperlink>
+        </w:p>
+        <w:p>
+          <w:pPr>
+            <w:pStyle w:val="Inhopg2"/>
+            <w:tabs>
+              <w:tab w:val="right" w:leader="dot" w:pos="8656"/>
+            </w:tabs>
+            <w:rPr>
+              <w:rFonts w:asciiTheme="minorHAnsi" w:eastAsiaTheme="minorEastAsia" w:hAnsiTheme="minorHAnsi" w:cstheme="minorBidi"/>
+              <w:noProof/>
+              <w:kern w:val="2"/>
+              <w14:ligatures w14:val="standardContextual"/>
+            </w:rPr>
+          </w:pPr>
+          <w:hyperlink w:anchor="_Toc230782972" w:history="1">
+            <w:r>
+              <w:rPr>
+                <w:rStyle w:val="Hyperlink"/>
+                <w:noProof/>
+              </w:rPr>
+              <w:t>10.1 AI-gespreksassistent voor leerlingen</w:t>
+            </w:r>
+            <w:r>
+              <w:rPr>
+                <w:noProof/>
+                <w:webHidden/>
+              </w:rPr>
+              <w:tab/>
+            </w:r>
+            <w:r>
+              <w:rPr>
+                <w:noProof/>
+                <w:webHidden/>
+              </w:rPr>
+              <w:fldChar w:fldCharType="begin"/>
+            </w:r>
+            <w:r>
+              <w:rPr>
+                <w:noProof/>
+                <w:webHidden/>
+              </w:rPr>
+              <w:instrText xml:space="preserve"> PAGEREF _Toc230782972 \h </w:instrText>
+            </w:r>
+            <w:r>
+              <w:rPr>
+                <w:noProof/>
+                <w:webHidden/>
+              </w:rPr>
+            </w:r>
+            <w:r>
+              <w:rPr>
+                <w:noProof/>
+                <w:webHidden/>
+              </w:rPr>
+              <w:fldChar w:fldCharType="separate"/>
+            </w:r>
+            <w:r>
+              <w:rPr>
+                <w:noProof/>
+                <w:webHidden/>
+              </w:rPr>
+              <w:t>11</w:t>
+            </w:r>
+            <w:r>
+              <w:rPr>
+                <w:noProof/>
+                <w:webHidden/>
+              </w:rPr>
+              <w:fldChar w:fldCharType="end"/>
+            </w:r>
+          </w:hyperlink>
+        </w:p>
+        <w:p>
+          <w:pPr>
+            <w:pStyle w:val="Inhopg2"/>
+            <w:tabs>
+              <w:tab w:val="right" w:leader="dot" w:pos="8656"/>
+            </w:tabs>
+            <w:rPr>
+              <w:rFonts w:asciiTheme="minorHAnsi" w:eastAsiaTheme="minorEastAsia" w:hAnsiTheme="minorHAnsi" w:cstheme="minorBidi"/>
+              <w:noProof/>
+              <w:kern w:val="2"/>
+              <w14:ligatures w14:val="standardContextual"/>
+            </w:rPr>
+          </w:pPr>
+          <w:hyperlink w:anchor="_Toc230782973" w:history="1">
+            <w:r>
+              <w:rPr>
+                <w:rStyle w:val="Hyperlink"/>
+                <w:noProof/>
+              </w:rPr>
+              <w:t>10.2 Anonimisering van leerlingdata</w:t>
+            </w:r>
+            <w:r>
+              <w:rPr>
+                <w:noProof/>
+                <w:webHidden/>
+              </w:rPr>
+              <w:tab/>
+            </w:r>
+            <w:r>
+              <w:rPr>
+                <w:noProof/>
+                <w:webHidden/>
+              </w:rPr>
+              <w:fldChar w:fldCharType="begin"/>
+            </w:r>
+            <w:r>
+              <w:rPr>
+                <w:noProof/>
+                <w:webHidden/>
+              </w:rPr>
+              <w:instrText xml:space="preserve"> PAGEREF _Toc230782973 \h </w:instrText>
+            </w:r>
+            <w:r>
+              <w:rPr>
+                <w:noProof/>
+                <w:webHidden/>
+              </w:rPr>
+            </w:r>
+            <w:r>
+              <w:rPr>
+                <w:noProof/>
+                <w:webHidden/>
+              </w:rPr>
+              <w:fldChar w:fldCharType="separate"/>
+            </w:r>
+            <w:r>
+              <w:rPr>
+                <w:noProof/>
+                <w:webHidden/>
+              </w:rPr>
+              <w:t>11</w:t>
+            </w:r>
+            <w:r>
+              <w:rPr>
+                <w:noProof/>
+                <w:webHidden/>
+              </w:rPr>
+              <w:fldChar w:fldCharType="end"/>
+            </w:r>
+          </w:hyperlink>
+        </w:p>
+        <w:p>
+          <w:pPr>
+            <w:pStyle w:val="Inhopg2"/>
+            <w:tabs>
+              <w:tab w:val="right" w:leader="dot" w:pos="8656"/>
+            </w:tabs>
+            <w:rPr>
+              <w:rFonts w:asciiTheme="minorHAnsi" w:eastAsiaTheme="minorEastAsia" w:hAnsiTheme="minorHAnsi" w:cstheme="minorBidi"/>
+              <w:noProof/>
+              <w:kern w:val="2"/>
+              <w14:ligatures w14:val="standardContextual"/>
+            </w:rPr>
+          </w:pPr>
+          <w:hyperlink w:anchor="_Toc230782974" w:history="1">
+            <w:r>
+              <w:rPr>
+                <w:rStyle w:val="Hyperlink"/>
+                <w:noProof/>
+              </w:rPr>
+              <w:t>10.3 Ouderportaal met inzagerecht</w:t>
+            </w:r>
+            <w:r>
+              <w:rPr>
+                <w:noProof/>
+                <w:webHidden/>
+              </w:rPr>
+              <w:tab/>
+            </w:r>
+            <w:r>
+              <w:rPr>
+                <w:noProof/>
+                <w:webHidden/>
+              </w:rPr>
+              <w:fldChar w:fldCharType="begin"/>
+            </w:r>
+            <w:r>
+              <w:rPr>
+                <w:noProof/>
+                <w:webHidden/>
+              </w:rPr>
+              <w:instrText xml:space="preserve"> PAGEREF _Toc230782974 \h </w:instrText>
+            </w:r>
+            <w:r>
+              <w:rPr>
+                <w:noProof/>
+                <w:webHidden/>
+              </w:rPr>
+            </w:r>
+            <w:r>
+              <w:rPr>
+                <w:noProof/>
+                <w:webHidden/>
+              </w:rPr>
+              <w:fldChar w:fldCharType="separate"/>
+            </w:r>
+            <w:r>
+              <w:rPr>
+                <w:noProof/>
+                <w:webHidden/>
+              </w:rPr>
+              <w:t>12</w:t>
+            </w:r>
+            <w:r>
+              <w:rPr>
+                <w:noProof/>
+                <w:webHidden/>
+              </w:rPr>
+              <w:fldChar w:fldCharType="end"/>
+            </w:r>
+          </w:hyperlink>
+        </w:p>
+        <w:p>
+          <w:pPr>
+            <w:pStyle w:val="Inhopg2"/>
+            <w:tabs>
+              <w:tab w:val="right" w:leader="dot" w:pos="8656"/>
+            </w:tabs>
+            <w:rPr>
+              <w:rFonts w:asciiTheme="minorHAnsi" w:eastAsiaTheme="minorEastAsia" w:hAnsiTheme="minorHAnsi" w:cstheme="minorBidi"/>
+              <w:noProof/>
+              <w:kern w:val="2"/>
+              <w14:ligatures w14:val="standardContextual"/>
+            </w:rPr>
+          </w:pPr>
+          <w:hyperlink w:anchor="_Toc230782975" w:history="1">
+            <w:r>
+              <w:rPr>
+                <w:rStyle w:val="Hyperlink"/>
+                <w:noProof/>
+              </w:rPr>
+              <w:t>10.4 AI-taalbuddy voor leerlingen</w:t>
+            </w:r>
+            <w:r>
+              <w:rPr>
+                <w:noProof/>
+                <w:webHidden/>
+              </w:rPr>
+              <w:tab/>
+            </w:r>
+            <w:r>
+              <w:rPr>
+                <w:noProof/>
+                <w:webHidden/>
+              </w:rPr>
+              <w:fldChar w:fldCharType="begin"/>
+            </w:r>
+            <w:r>
+              <w:rPr>
+                <w:noProof/>
+                <w:webHidden/>
+              </w:rPr>
+              <w:instrText xml:space="preserve"> PAGEREF _Toc230782975 \h </w:instrText>
+            </w:r>
+            <w:r>
+              <w:rPr>
+                <w:noProof/>
+                <w:webHidden/>
+              </w:rPr>
+            </w:r>
+            <w:r>
+              <w:rPr>
+                <w:noProof/>
+                <w:webHidden/>
+              </w:rPr>
+              <w:fldChar w:fldCharType="separate"/>
+            </w:r>
+            <w:r>
+              <w:rPr>
+                <w:noProof/>
+                <w:webHidden/>
+              </w:rPr>
+              <w:t>12</w:t>
+            </w:r>
+            <w:r>
+              <w:rPr>
+                <w:noProof/>
+                <w:webHidden/>
+              </w:rPr>
+              <w:fldChar w:fldCharType="end"/>
+            </w:r>
+          </w:hyperlink>
+        </w:p>
+        <w:p>
+          <w:pPr>
+            <w:pStyle w:val="Inhopg1"/>
+            <w:tabs>
+              <w:tab w:val="right" w:leader="dot" w:pos="8656"/>
+            </w:tabs>
+            <w:rPr>
+              <w:rFonts w:asciiTheme="minorHAnsi" w:eastAsiaTheme="minorEastAsia" w:hAnsiTheme="minorHAnsi" w:cstheme="minorBidi"/>
+              <w:noProof/>
+              <w:kern w:val="2"/>
+              <w14:ligatures w14:val="standardContextual"/>
+            </w:rPr>
+          </w:pPr>
+          <w:hyperlink w:anchor="_Toc230782976" w:history="1">
+            <w:r>
+              <w:rPr>
+                <w:rStyle w:val="Hyperlink"/>
+                <w:noProof/>
+              </w:rPr>
+              <w:t>11. Literatuur</w:t>
+            </w:r>
+            <w:r>
+              <w:rPr>
+                <w:noProof/>
+                <w:webHidden/>
+              </w:rPr>
+              <w:tab/>
+            </w:r>
+            <w:r>
+              <w:rPr>
+                <w:noProof/>
+                <w:webHidden/>
+              </w:rPr>
+              <w:fldChar w:fldCharType="begin"/>
+            </w:r>
+            <w:r>
+              <w:rPr>
+                <w:noProof/>
+                <w:webHidden/>
+              </w:rPr>
+              <w:instrText xml:space="preserve"> PAGEREF _Toc230782976 \h </w:instrText>
+            </w:r>
+            <w:r>
+              <w:rPr>
+                <w:noProof/>
+                <w:webHidden/>
+              </w:rPr>
+            </w:r>
+            <w:r>
+              <w:rPr>
+                <w:noProof/>
+                <w:webHidden/>
+              </w:rPr>
+              <w:fldChar w:fldCharType="separate"/>
+            </w:r>
+            <w:r>
+              <w:rPr>
+                <w:noProof/>
+                <w:webHidden/>
+              </w:rPr>
+              <w:t>13</w:t>
             </w:r>
             <w:r>
               <w:rPr>
@@ -2352,7 +3362,7 @@
           <w:bottom w:val="single" w:sz="4" w:space="4" w:color="2E75B6"/>
         </w:pBdr>
       </w:pPr>
-      <w:bookmarkStart w:id="2" w:name="_Toc225245679"/>
+      <w:bookmarkStart w:id="2" w:name="_Toc230782937"/>
       <w:r>
         <w:t>1. Inleiding</w:t>
       </w:r>
@@ -2397,7 +3407,7 @@
           <w:bottom w:val="single" w:sz="4" w:space="4" w:color="2E75B6"/>
         </w:pBdr>
       </w:pPr>
-      <w:bookmarkStart w:id="3" w:name="_Toc225245680"/>
+      <w:bookmarkStart w:id="3" w:name="_Toc230782938"/>
       <w:r>
         <w:t>2. Achtergrond en context</w:t>
       </w:r>
@@ -2407,7 +3417,7 @@
       <w:pPr>
         <w:pStyle w:val="Kop2"/>
       </w:pPr>
-      <w:bookmarkStart w:id="4" w:name="_Toc225245681"/>
+      <w:bookmarkStart w:id="4" w:name="_Toc230782939"/>
       <w:r>
         <w:t>2.1 Digital Life — Hogeschool van Amsterdam</w:t>
       </w:r>
@@ -2419,7 +3429,11 @@
         <w:jc w:val="both"/>
       </w:pPr>
       <w:r>
-        <w:t>Het lectoraat Digital Life maakt deel uit van de Hogeschool van Amsterdam en richt zich op het ontwerpen, ontwikkelen en onderzoeken van mensgerichte digitale technologie voor maatschappelijke vraagstukken. Centraal staat de vraag hoe digitale technologie zoals kunstmatige intelligentie, data-gedreven systemen en interactieve toepassingen</w:t>
+        <w:t xml:space="preserve">Het lectoraat Digital Life maakt deel uit van de Hogeschool van Amsterdam en richt zich op het ontwerpen, ontwikkelen en onderzoeken van mensgerichte digitale technologie voor maatschappelijke vraagstukken. Centraal staat de vraag hoe digitale technologie zoals kunstmatige intelligentie, data-gedreven systemen en </w:t>
+      </w:r>
+      <w:r>
+        <w:lastRenderedPageBreak/>
+        <w:t>interactieve toepassingen</w:t>
       </w:r>
       <w:r>
         <w:t xml:space="preserve"> </w:t>
@@ -2471,9 +3485,8 @@
       <w:pPr>
         <w:pStyle w:val="Kop2"/>
       </w:pPr>
-      <w:bookmarkStart w:id="5" w:name="_Toc225245682"/>
-      <w:r>
-        <w:lastRenderedPageBreak/>
+      <w:bookmarkStart w:id="5" w:name="_Toc230782940"/>
+      <w:r>
         <w:t>2.2 Hoogbegaafdheid in het primair onderwijs</w:t>
       </w:r>
       <w:bookmarkEnd w:id="5"/>
@@ -2500,7 +3513,7 @@
       <w:pPr>
         <w:pStyle w:val="Kop2"/>
       </w:pPr>
-      <w:bookmarkStart w:id="6" w:name="_Toc225245683"/>
+      <w:bookmarkStart w:id="6" w:name="_Toc230782941"/>
       <w:r>
         <w:t>2.3 Hybride AI als uitgangspunt</w:t>
       </w:r>
@@ -2527,7 +3540,7 @@
           <w:bottom w:val="single" w:sz="4" w:space="4" w:color="2E75B6"/>
         </w:pBdr>
       </w:pPr>
-      <w:bookmarkStart w:id="7" w:name="_Toc225245684"/>
+      <w:bookmarkStart w:id="7" w:name="_Toc230782942"/>
       <w:r>
         <w:t>3. Probleemstelling</w:t>
       </w:r>
@@ -2571,6 +3584,7 @@
         <w:jc w:val="both"/>
       </w:pPr>
       <w:r>
+        <w:lastRenderedPageBreak/>
         <w:t>Deze probleemstelling heeft drie centrale spanningsvelden die in het onderzoek worden verkend:</w:t>
       </w:r>
     </w:p>
@@ -2637,7 +3651,7 @@
           <w:bottom w:val="single" w:sz="4" w:space="4" w:color="2E75B6"/>
         </w:pBdr>
       </w:pPr>
-      <w:bookmarkStart w:id="8" w:name="_Toc225245685"/>
+      <w:bookmarkStart w:id="8" w:name="_Toc230782943"/>
       <w:r>
         <w:t>4. Onderzoeksvragen</w:t>
       </w:r>
@@ -2647,7 +3661,7 @@
       <w:pPr>
         <w:pStyle w:val="Kop2"/>
       </w:pPr>
-      <w:bookmarkStart w:id="9" w:name="_Toc225245686"/>
+      <w:bookmarkStart w:id="9" w:name="_Toc230782944"/>
       <w:r>
         <w:t>4.1 Hoofdvraag</w:t>
       </w:r>
@@ -2659,7 +3673,6 @@
         <w:jc w:val="both"/>
       </w:pPr>
       <w:r>
-        <w:lastRenderedPageBreak/>
         <w:t>Op welke manier kan een AI-onderwijsassistent (Juf Aimee) op verantwoorde, uitlegbare en mensgerichte wijze worden ontworpen om leraren in het primair onderwijs te ondersteunen bij het personaliseren van onderwijs voor hoogbegaafde leerlingen?</w:t>
       </w:r>
     </w:p>
@@ -2667,7 +3680,7 @@
       <w:pPr>
         <w:pStyle w:val="Kop2"/>
       </w:pPr>
-      <w:bookmarkStart w:id="10" w:name="_Toc225245687"/>
+      <w:bookmarkStart w:id="10" w:name="_Toc230782945"/>
       <w:r>
         <w:t>4.2 Deelvragen</w:t>
       </w:r>
@@ -2677,7 +3690,7 @@
       <w:pPr>
         <w:pStyle w:val="Kop3"/>
       </w:pPr>
-      <w:bookmarkStart w:id="11" w:name="_Toc225245688"/>
+      <w:bookmarkStart w:id="11" w:name="_Toc230782946"/>
       <w:r>
         <w:t>Deelvraag 1 — Pedagogische en inhoudelijke context</w:t>
       </w:r>
@@ -2696,7 +3709,7 @@
       <w:pPr>
         <w:pStyle w:val="Kop3"/>
       </w:pPr>
-      <w:bookmarkStart w:id="12" w:name="_Toc225245689"/>
+      <w:bookmarkStart w:id="12" w:name="_Toc230782947"/>
       <w:r>
         <w:t>Deelvraag 2 — Gebruikersbehoeften en rolverdeling</w:t>
       </w:r>
@@ -2715,7 +3728,7 @@
       <w:pPr>
         <w:pStyle w:val="Kop3"/>
       </w:pPr>
-      <w:bookmarkStart w:id="13" w:name="_Toc225245690"/>
+      <w:bookmarkStart w:id="13" w:name="_Toc230782948"/>
       <w:r>
         <w:t>Deelvraag 3 — Verantwoord AI-ontwerp</w:t>
       </w:r>
@@ -2734,7 +3747,7 @@
       <w:pPr>
         <w:pStyle w:val="Kop3"/>
       </w:pPr>
-      <w:bookmarkStart w:id="14" w:name="_Toc225245691"/>
+      <w:bookmarkStart w:id="14" w:name="_Toc230782949"/>
       <w:r>
         <w:t>Deelvraag 4 — Technische haalbaarheid</w:t>
       </w:r>
@@ -2753,7 +3766,7 @@
       <w:pPr>
         <w:pStyle w:val="Kop3"/>
       </w:pPr>
-      <w:bookmarkStart w:id="15" w:name="_Toc225245692"/>
+      <w:bookmarkStart w:id="15" w:name="_Toc230782950"/>
       <w:r>
         <w:t>Deelvraag 5 — Mens-AI-samenwerking</w:t>
       </w:r>
@@ -2780,7 +3793,7 @@
           <w:bottom w:val="single" w:sz="4" w:space="4" w:color="2E75B6"/>
         </w:pBdr>
       </w:pPr>
-      <w:bookmarkStart w:id="16" w:name="_Toc225245693"/>
+      <w:bookmarkStart w:id="16" w:name="_Toc230782951"/>
       <w:r>
         <w:t>5. Theoretisch kader</w:t>
       </w:r>
@@ -2790,7 +3803,7 @@
       <w:pPr>
         <w:pStyle w:val="Kop2"/>
       </w:pPr>
-      <w:bookmarkStart w:id="17" w:name="_Toc225245694"/>
+      <w:bookmarkStart w:id="17" w:name="_Toc230782952"/>
       <w:r>
         <w:t>5.1 Taxonomie van Bloom</w:t>
       </w:r>
@@ -2809,7 +3822,7 @@
       <w:pPr>
         <w:pStyle w:val="Kop2"/>
       </w:pPr>
-      <w:bookmarkStart w:id="18" w:name="_Toc225245695"/>
+      <w:bookmarkStart w:id="18" w:name="_Toc230782953"/>
       <w:r>
         <w:t>5.2 Hybride AI</w:t>
       </w:r>
@@ -2821,18 +3834,14 @@
         <w:jc w:val="both"/>
       </w:pPr>
       <w:r>
-        <w:t xml:space="preserve">Het Hybride AI-framework (Akata et al., 2020) beschrijft AI-systemen die samenwerken met mensen op basis van wederzijdse aanvulling. In de context van Juf Aimee betekent dit dat de AI taken overneemt waarvoor zij beter geschikt is </w:t>
-      </w:r>
-      <w:r>
-        <w:lastRenderedPageBreak/>
-        <w:t>(grootschalige personalisatie, voortgangsmonitoring), terwijl de leraar de taken behoudt die menselijk oordeelsvermogen vereisen (pedagogische beslissingen, relatie met de leerling).</w:t>
+        <w:t>Het Hybride AI-framework (Akata et al., 2020) beschrijft AI-systemen die samenwerken met mensen op basis van wederzijdse aanvulling. In de context van Juf Aimee betekent dit dat de AI taken overneemt waarvoor zij beter geschikt is (grootschalige personalisatie, voortgangsmonitoring), terwijl de leraar de taken behoudt die menselijk oordeelsvermogen vereisen (pedagogische beslissingen, relatie met de leerling).</w:t>
       </w:r>
     </w:p>
     <w:p>
       <w:pPr>
         <w:pStyle w:val="Kop2"/>
       </w:pPr>
-      <w:bookmarkStart w:id="19" w:name="_Toc225245696"/>
+      <w:bookmarkStart w:id="19" w:name="_Toc230782954"/>
       <w:r>
         <w:t>5.3 Uitlegbare AI (XAI)</w:t>
       </w:r>
@@ -2851,7 +3860,7 @@
       <w:pPr>
         <w:pStyle w:val="Kop2"/>
       </w:pPr>
-      <w:bookmarkStart w:id="20" w:name="_Toc225245697"/>
+      <w:bookmarkStart w:id="20" w:name="_Toc230782955"/>
       <w:r>
         <w:t>5.4 Privacy en AVG</w:t>
       </w:r>
@@ -2878,7 +3887,7 @@
           <w:bottom w:val="single" w:sz="4" w:space="4" w:color="2E75B6"/>
         </w:pBdr>
       </w:pPr>
-      <w:bookmarkStart w:id="21" w:name="_Toc225245698"/>
+      <w:bookmarkStart w:id="21" w:name="_Toc230782956"/>
       <w:r>
         <w:t>6. Aanpak en methoden</w:t>
       </w:r>
@@ -2897,7 +3906,7 @@
       <w:pPr>
         <w:pStyle w:val="Kop2"/>
       </w:pPr>
-      <w:bookmarkStart w:id="22" w:name="_Toc225245699"/>
+      <w:bookmarkStart w:id="22" w:name="_Toc230782957"/>
       <w:r>
         <w:t>6.1 Fasen</w:t>
       </w:r>
@@ -2939,6 +3948,7 @@
         <w:spacing w:before="60" w:after="60"/>
       </w:pPr>
       <w:r>
+        <w:lastRenderedPageBreak/>
         <w:t>Prototype-ontwikkeling: bouwen van een proof of concept voor (een onderdeel van) Juf Aimee, met aandacht voor technische en ethische randvoorwaarden.</w:t>
       </w:r>
     </w:p>
@@ -2959,7 +3969,7 @@
       <w:pPr>
         <w:pStyle w:val="Kop2"/>
       </w:pPr>
-      <w:bookmarkStart w:id="23" w:name="_Toc225245700"/>
+      <w:bookmarkStart w:id="23" w:name="_Toc230782958"/>
       <w:r>
         <w:t>6.2 Data</w:t>
       </w:r>
@@ -2978,12 +3988,17 @@
       <w:pPr>
         <w:pStyle w:val="Kop2"/>
       </w:pPr>
-      <w:bookmarkStart w:id="24" w:name="_Toc225245701"/>
+      <w:bookmarkStart w:id="24" w:name="_Toc230782959"/>
       <w:r>
         <w:t xml:space="preserve">6.3 </w:t>
       </w:r>
-      <w:r>
-        <w:t xml:space="preserve">Proof of concept </w:t>
+      <w:proofErr w:type="spellStart"/>
+      <w:r>
+        <w:t>Proof</w:t>
+      </w:r>
+      <w:proofErr w:type="spellEnd"/>
+      <w:r>
+        <w:t xml:space="preserve"> of concept </w:t>
       </w:r>
       <w:r>
         <w:t>-</w:t>
@@ -2991,32 +4006,168 @@
       <w:r>
         <w:t xml:space="preserve"> Gerealiseerde functionaliteiten</w:t>
       </w:r>
-    </w:p>
-    <w:p>
-      <w:r>
-        <w:t xml:space="preserve">Het proof of concept bestaat uit een webapplicatie voor leraren die drie kernsystemen integreert: een leraarsdashboard met leerlingoverzicht, een regelgebaseerd signalensysteem en een AI-gedreven adviessysteem. De </w:t>
+      <w:bookmarkEnd w:id="24"/>
+    </w:p>
+    <w:p>
+      <w:r>
+        <w:t xml:space="preserve">Het </w:t>
+      </w:r>
+      <w:proofErr w:type="spellStart"/>
+      <w:r>
+        <w:t>proof</w:t>
+      </w:r>
+      <w:proofErr w:type="spellEnd"/>
+      <w:r>
+        <w:t xml:space="preserve"> of concept bestaat uit een webapplicatie voor leraren die drie kernsystemen integreert: een leraarsdashboard met </w:t>
+      </w:r>
+      <w:proofErr w:type="spellStart"/>
+      <w:r>
+        <w:t>leerlingoverzicht</w:t>
+      </w:r>
+      <w:proofErr w:type="spellEnd"/>
+      <w:r>
+        <w:t xml:space="preserve">, een </w:t>
+      </w:r>
+      <w:proofErr w:type="spellStart"/>
+      <w:r>
+        <w:t>regelgebaseerd</w:t>
+      </w:r>
+      <w:proofErr w:type="spellEnd"/>
+      <w:r>
+        <w:t xml:space="preserve"> signalensysteem en een AI-gedreven adviessysteem. De applicatie is ontwikkeld met </w:t>
+      </w:r>
+      <w:r>
+        <w:t xml:space="preserve">het </w:t>
+      </w:r>
+      <w:r>
+        <w:t>Next.js</w:t>
+      </w:r>
+      <w:r>
+        <w:t xml:space="preserve"> </w:t>
+      </w:r>
+      <w:proofErr w:type="spellStart"/>
+      <w:r>
+        <w:t>framework</w:t>
+      </w:r>
+      <w:proofErr w:type="spellEnd"/>
+      <w:r>
+        <w:t xml:space="preserve"> en maakt gebruik van een lokale </w:t>
+      </w:r>
+      <w:proofErr w:type="spellStart"/>
+      <w:r>
+        <w:t>PostgreSQL</w:t>
+      </w:r>
+      <w:proofErr w:type="spellEnd"/>
+      <w:r>
+        <w:t>-database met vectoropslag. Alle AI</w:t>
+      </w:r>
+      <w:r>
+        <w:t xml:space="preserve">- </w:t>
+      </w:r>
+      <w:r>
+        <w:t xml:space="preserve">componenten draaien lokaal via </w:t>
+      </w:r>
+      <w:proofErr w:type="spellStart"/>
+      <w:r>
+        <w:t>Ollama</w:t>
+      </w:r>
+      <w:proofErr w:type="spellEnd"/>
+      <w:r>
+        <w:t xml:space="preserve">, een oplossing die bewust is gekozen om te voldoen aan de AVG-eis dat persoonsgegevens van minderjarigen niet worden doorgezonden naar externe </w:t>
+      </w:r>
+      <w:proofErr w:type="spellStart"/>
+      <w:r>
+        <w:t>cloudproviders</w:t>
+      </w:r>
+      <w:proofErr w:type="spellEnd"/>
+      <w:r>
+        <w:t>.</w:t>
+      </w:r>
+    </w:p>
+    <w:p/>
+    <w:p>
+      <w:pPr>
+        <w:pStyle w:val="Kop3"/>
+      </w:pPr>
+      <w:bookmarkStart w:id="25" w:name="_Toc230782960"/>
+      <w:r>
+        <w:t>Leraarsdashboard</w:t>
+      </w:r>
+      <w:bookmarkEnd w:id="25"/>
+    </w:p>
+    <w:p/>
+    <w:p>
+      <w:r>
+        <w:t xml:space="preserve">De centrale interface is een dashboard waarop de leraar per leerling een overzicht ziet van voortgang, interesses, afgeronde opdrachten en het huidige </w:t>
+      </w:r>
+      <w:proofErr w:type="spellStart"/>
+      <w:r>
+        <w:t>Bloom</w:t>
+      </w:r>
+      <w:proofErr w:type="spellEnd"/>
+      <w:r>
+        <w:t xml:space="preserve">-niveau. De </w:t>
+      </w:r>
+      <w:proofErr w:type="spellStart"/>
+      <w:r>
+        <w:t>leerlingprofielen</w:t>
+      </w:r>
+      <w:proofErr w:type="spellEnd"/>
+      <w:r>
+        <w:t xml:space="preserve"> zijn opgebouwd uit het Individueel Ontwikkelingsperspectief (OPP): een bestaand pedagogisch document dat scholen bijhouden per leerling. De OPP-bestanden worden automatisch ingelezen, opgesplitst in tekstfragmenten en omgezet naar vectorrepresentaties met behulp van een meertalig inbeddingsmodel. Dit maakt semantisch zoeken mogelijk: het systeem kan relevante informatie uit het </w:t>
+      </w:r>
+      <w:proofErr w:type="spellStart"/>
+      <w:r>
+        <w:t>leerlingprofiel</w:t>
+      </w:r>
+      <w:proofErr w:type="spellEnd"/>
+      <w:r>
+        <w:t xml:space="preserve"> ophalen op basis van betekenis, niet alleen op basis van exacte zoekwoorden.</w:t>
+      </w:r>
+    </w:p>
+    <w:p/>
+    <w:p>
+      <w:pPr>
+        <w:pStyle w:val="Kop3"/>
+      </w:pPr>
+      <w:bookmarkStart w:id="26" w:name="_Toc230782961"/>
+      <w:r>
+        <w:t>Signalensysteem</w:t>
+      </w:r>
+      <w:bookmarkEnd w:id="26"/>
+    </w:p>
+    <w:p/>
+    <w:p>
+      <w:r>
+        <w:t xml:space="preserve">Het signalensysteem detecteert automatisch vier typen situaties op basis van </w:t>
+      </w:r>
+      <w:proofErr w:type="spellStart"/>
+      <w:r>
+        <w:t>observeerbaar</w:t>
+      </w:r>
+      <w:proofErr w:type="spellEnd"/>
+      <w:r>
+        <w:t xml:space="preserve"> gedrag in de applicatie. Een capaciteitssignaal wordt gegenereerd wanneer een leerling twee opdrachten achter elkaar heeft afgerond op hetzelfde </w:t>
+      </w:r>
+      <w:proofErr w:type="spellStart"/>
+      <w:r>
+        <w:t>Bloom</w:t>
+      </w:r>
+      <w:proofErr w:type="spellEnd"/>
+      <w:r>
+        <w:t xml:space="preserve">-niveau, wat kan duiden op onderbenutting. Een taakbetrokkenheidssignaal verschijnt wanneer een leerling openstaande opdrachten heeft maar nog niets heeft afgerond. Een intellectueel prestatiesignaal markeert leerlingen die consistent presteren op de hogere </w:t>
+      </w:r>
+      <w:proofErr w:type="spellStart"/>
+      <w:r>
+        <w:t>Bloom</w:t>
+      </w:r>
+      <w:proofErr w:type="spellEnd"/>
+      <w:r>
+        <w:t xml:space="preserve">-niveaus vijf en zes. Een werktempo­signaal wordt geactiveerd wanneer een leerling op één dag drie of meer opdrachten heeft voltooid. De signalen </w:t>
       </w:r>
       <w:r>
         <w:lastRenderedPageBreak/>
-        <w:t xml:space="preserve">applicatie is ontwikkeld met </w:t>
-      </w:r>
-      <w:r>
-        <w:t xml:space="preserve">het </w:t>
-      </w:r>
-      <w:r>
-        <w:t>Next.js</w:t>
-      </w:r>
-      <w:r>
-        <w:t xml:space="preserve"> framework</w:t>
-      </w:r>
-      <w:r>
-        <w:t xml:space="preserve"> en maakt gebruik van een lokale PostgreSQL-database met vectoropslag. Alle AI</w:t>
-      </w:r>
-      <w:r>
-        <w:t xml:space="preserve">- </w:t>
-      </w:r>
-      <w:r>
-        <w:t>componenten draaien lokaal via Ollama, een oplossing die bewust is gekozen om te voldoen aan de AVG-eis dat persoonsgegevens van minderjarigen niet worden doorgezonden naar externe cloudproviders.</w:t>
+        <w:t>worden gerangschikt op urgentie: waarschuwingen krijgen prioriteit boven adviezen, die op hun beurt prioriteit krijgen boven positieve observaties.</w:t>
       </w:r>
     </w:p>
     <w:p/>
@@ -3024,66 +4175,56 @@
       <w:pPr>
         <w:pStyle w:val="Kop3"/>
       </w:pPr>
-      <w:r>
-        <w:t>Leraarsdashboard</w:t>
-      </w:r>
+      <w:bookmarkStart w:id="27" w:name="_Toc230782962"/>
+      <w:r>
+        <w:t xml:space="preserve">AI-gedreven advies </w:t>
+      </w:r>
+      <w:r>
+        <w:t>-</w:t>
+      </w:r>
+      <w:r>
+        <w:t xml:space="preserve"> Juf Aimee</w:t>
+      </w:r>
+      <w:bookmarkEnd w:id="27"/>
     </w:p>
     <w:p/>
     <w:p>
       <w:r>
-        <w:t>De centrale interface is een dashboard waarop de leraar per leerling een overzicht ziet van voortgang, interesses, afgeronde opdrachten en het huidige Bloom-niveau. De leerlingprofielen zijn opgebouwd uit het Individueel Ontwikkelingsperspectief (OPP): een bestaand pedagogisch document dat scholen bijhouden per leerling. De OPP-bestanden worden automatisch ingelezen, opgesplitst in tekstfragmenten en omgezet naar vectorrepresentaties met behulp van een meertalig inbeddingsmodel. Dit maakt semantisch zoeken mogelijk: het systeem kan relevante informatie uit het leerlingprofiel ophalen op basis van betekenis, niet alleen op basis van exacte zoekwoorden.</w:t>
+        <w:t>Voor elke leerling met een of meerdere actieve signalen genereert het systeem een gepersonaliseerd advies via een lokaal taalmodel. Het systeem haalt hiervoor relevante fragmenten op uit het OPP van de leerling, met name informatie over interesses, motivatie en werkstijl. Deze fragmenten worden gecombineerd met de signaalcontext en aangeboden aan het taalmodel als gestructureerde prompt.</w:t>
       </w:r>
     </w:p>
     <w:p/>
     <w:p>
+      <w:r>
+        <w:t xml:space="preserve">Wanneer een leerling meerdere gelijktijdige signalen heeft, genereert het systeem één samenhangende observatie die de signalen in verband brengt. Zo wordt voorkomen dat de leraar meerdere losstaande berichten ontvangt die samen een </w:t>
+      </w:r>
+      <w:proofErr w:type="spellStart"/>
+      <w:r>
+        <w:t>coherenter</w:t>
+      </w:r>
+      <w:proofErr w:type="spellEnd"/>
+      <w:r>
+        <w:t xml:space="preserve"> beeld vormen. Juf Aimee besluit elke boodschap altijd met een open vraag aan de leraar, conform het ontwerpprincipe van Hybride AI: de AI informeert en adviseert, maar de leraar houdt het eindoordeel.</w:t>
+      </w:r>
+    </w:p>
+    <w:p/>
+    <w:p>
       <w:pPr>
         <w:pStyle w:val="Kop3"/>
       </w:pPr>
-      <w:r>
-        <w:t>Signalensysteem</w:t>
-      </w:r>
-    </w:p>
-    <w:p/>
-    <w:p>
-      <w:r>
-        <w:t>Het signalensysteem detecteert automatisch vier typen situaties op basis van observeerbaar gedrag in de applicatie. Een capaciteitssignaal wordt gegenereerd wanneer een leerling twee opdrachten achter elkaar heeft afgerond op hetzelfde Bloom-niveau, wat kan duiden op onderbenutting. Een taakbetrokkenheidssignaal verschijnt wanneer een leerling openstaande opdrachten heeft maar nog niets heeft afgerond. Een intellectueel prestatiesignaal markeert leerlingen die consistent presteren op de hogere Bloom-niveaus vijf en zes. Een werktempo­signaal wordt geactiveerd wanneer een leerling op één dag drie of meer opdrachten heeft voltooid. De signalen worden gerangschikt op urgentie: waarschuwingen krijgen prioriteit boven adviezen, die op hun beurt prioriteit krijgen boven positieve observaties.</w:t>
-      </w:r>
-    </w:p>
-    <w:p/>
-    <w:p>
-      <w:pPr>
-        <w:pStyle w:val="Kop3"/>
-      </w:pPr>
-      <w:r>
-        <w:t xml:space="preserve">AI-gedreven advies </w:t>
-      </w:r>
-      <w:r>
-        <w:t>-</w:t>
-      </w:r>
-      <w:r>
-        <w:t xml:space="preserve"> Juf Aimee</w:t>
-      </w:r>
-    </w:p>
-    <w:p/>
-    <w:p>
-      <w:r>
-        <w:t>Voor elke leerling met een of meerdere actieve signalen genereert het systeem een gepersonaliseerd advies via een lokaal taalmodel. Het systeem haalt hiervoor relevante fragmenten op uit het OPP van de leerling, met name informatie over interesses, motivatie en werkstijl. Deze fragmenten worden gecombineerd met de signaalcontext en aangeboden aan het taalmodel als gestructureerde prompt.</w:t>
-      </w:r>
-    </w:p>
-    <w:p/>
-    <w:p>
-      <w:r>
-        <w:t>Wanneer een leerling meerdere gelijktijdige signalen heeft, genereert het systeem één samenhangende observatie die de signalen in verband brengt. Zo wordt voorkomen dat de leraar meerdere losstaande berichten ontvangt die samen een coherenter beeld vormen. Juf Aimee besluit elke boodschap altijd met een open vraag aan de leraar, conform het ontwerpprincipe van Hybride AI: de AI informeert en adviseert, maar de leraar houdt het eindoordeel.</w:t>
-      </w:r>
-    </w:p>
-    <w:p/>
-    <w:p>
-      <w:pPr>
-        <w:pStyle w:val="Kop3"/>
-      </w:pPr>
-      <w:r>
-        <w:t>Human in the loop</w:t>
-      </w:r>
+      <w:bookmarkStart w:id="28" w:name="_Toc230782963"/>
+      <w:r>
+        <w:t xml:space="preserve">Human in </w:t>
+      </w:r>
+      <w:proofErr w:type="spellStart"/>
+      <w:r>
+        <w:t>the</w:t>
+      </w:r>
+      <w:proofErr w:type="spellEnd"/>
+      <w:r>
+        <w:t xml:space="preserve"> loop</w:t>
+      </w:r>
+      <w:bookmarkEnd w:id="28"/>
     </w:p>
     <w:p/>
     <w:p>
@@ -3120,13 +4261,42 @@
           <w:lang w:val="en-GB"/>
         </w:rPr>
       </w:pPr>
+      <w:bookmarkStart w:id="29" w:name="_Toc230782964"/>
       <w:r>
         <w:rPr>
           <w:lang w:val="en-GB"/>
         </w:rPr>
-        <w:t>7. Acceptatiecriteria en Definition of Done</w:t>
-      </w:r>
-      <w:bookmarkEnd w:id="24"/>
+        <w:t xml:space="preserve">7. </w:t>
+      </w:r>
+      <w:proofErr w:type="spellStart"/>
+      <w:r>
+        <w:rPr>
+          <w:lang w:val="en-GB"/>
+        </w:rPr>
+        <w:t>Acceptatiecriteria</w:t>
+      </w:r>
+      <w:proofErr w:type="spellEnd"/>
+      <w:r>
+        <w:rPr>
+          <w:lang w:val="en-GB"/>
+        </w:rPr>
+        <w:t xml:space="preserve"> </w:t>
+      </w:r>
+      <w:proofErr w:type="spellStart"/>
+      <w:r>
+        <w:rPr>
+          <w:lang w:val="en-GB"/>
+        </w:rPr>
+        <w:t>en</w:t>
+      </w:r>
+      <w:proofErr w:type="spellEnd"/>
+      <w:r>
+        <w:rPr>
+          <w:lang w:val="en-GB"/>
+        </w:rPr>
+        <w:t xml:space="preserve"> Definition of Done</w:t>
+      </w:r>
+      <w:bookmarkEnd w:id="29"/>
     </w:p>
     <w:p>
       <w:pPr>
@@ -3135,14 +4305,14 @@
           <w:lang w:val="en-GB"/>
         </w:rPr>
       </w:pPr>
-      <w:bookmarkStart w:id="25" w:name="_Toc225245702"/>
+      <w:bookmarkStart w:id="30" w:name="_Toc230782965"/>
       <w:r>
         <w:rPr>
           <w:lang w:val="en-GB"/>
         </w:rPr>
         <w:t>Acceptatiecriteria</w:t>
       </w:r>
-      <w:bookmarkEnd w:id="25"/>
+      <w:bookmarkEnd w:id="30"/>
     </w:p>
     <w:p>
       <w:pPr>
@@ -3226,11 +4396,11 @@
       <w:pPr>
         <w:pStyle w:val="Kop2"/>
       </w:pPr>
-      <w:bookmarkStart w:id="26" w:name="_Toc225245703"/>
+      <w:bookmarkStart w:id="31" w:name="_Toc230782966"/>
       <w:r>
         <w:t>Definition of Done</w:t>
       </w:r>
-      <w:bookmarkEnd w:id="26"/>
+      <w:bookmarkEnd w:id="31"/>
     </w:p>
     <w:p>
       <w:pPr>
@@ -3296,11 +4466,11 @@
           <w:bottom w:val="single" w:sz="4" w:space="4" w:color="2E75B6"/>
         </w:pBdr>
       </w:pPr>
-      <w:bookmarkStart w:id="27" w:name="_Toc225245704"/>
+      <w:bookmarkStart w:id="32" w:name="_Toc230782967"/>
       <w:r>
         <w:t>8. Betrokkenen en begeleiding</w:t>
       </w:r>
-      <w:bookmarkEnd w:id="27"/>
+      <w:bookmarkEnd w:id="32"/>
     </w:p>
     <w:p>
       <w:pPr>
@@ -3368,9 +4538,11 @@
           <w:bottom w:val="single" w:sz="4" w:space="4" w:color="2E75B6"/>
         </w:pBdr>
       </w:pPr>
+      <w:bookmarkStart w:id="33" w:name="_Toc230782968"/>
       <w:r>
         <w:t>9. Aanbevelingen</w:t>
       </w:r>
+      <w:bookmarkEnd w:id="33"/>
     </w:p>
     <w:p>
       <w:pPr>
@@ -3386,9 +4558,11 @@
       <w:pPr>
         <w:pStyle w:val="Kop2"/>
       </w:pPr>
+      <w:bookmarkStart w:id="34" w:name="_Toc230782969"/>
       <w:r>
         <w:t>9.1 Beveiliging tegen prompt injection in de AI-pipeline</w:t>
       </w:r>
+      <w:bookmarkEnd w:id="34"/>
     </w:p>
     <w:p>
       <w:pPr>
@@ -3633,9 +4807,11 @@
       <w:pPr>
         <w:pStyle w:val="Kop2"/>
       </w:pPr>
+      <w:bookmarkStart w:id="35" w:name="_Toc230782970"/>
       <w:r>
         <w:t>9.2 RAS verrijken met individuele leerlingvoortgang</w:t>
       </w:r>
+      <w:bookmarkEnd w:id="35"/>
     </w:p>
     <w:p>
       <w:pPr>
@@ -3748,9 +4924,11 @@
           <w:bottom w:val="single" w:sz="4" w:space="4" w:color="2E75B6"/>
         </w:pBdr>
       </w:pPr>
+      <w:bookmarkStart w:id="36" w:name="_Toc230782971"/>
       <w:r>
         <w:t>10. Future Work</w:t>
       </w:r>
+      <w:bookmarkEnd w:id="36"/>
     </w:p>
     <w:p>
       <w:pPr>
@@ -3765,9 +4943,11 @@
       <w:pPr>
         <w:pStyle w:val="Kop2"/>
       </w:pPr>
+      <w:bookmarkStart w:id="37" w:name="_Toc230782972"/>
       <w:r>
         <w:t>10.1 AI-gespreksassistent voor leerlingen</w:t>
       </w:r>
+      <w:bookmarkEnd w:id="37"/>
     </w:p>
     <w:p>
       <w:pPr>
@@ -3782,17 +4962,27 @@
       <w:pPr>
         <w:pStyle w:val="Kop2"/>
       </w:pPr>
+      <w:bookmarkStart w:id="38" w:name="_Toc230782973"/>
       <w:r>
         <w:t>10.2 Anonimisering van leerlingdata</w:t>
       </w:r>
-    </w:p>
-    <w:p>
-      <w:pPr>
-        <w:spacing w:before="80" w:after="80"/>
-        <w:jc w:val="both"/>
-      </w:pPr>
-      <w:r>
-        <w:t>In de productiefase wordt gewerkt met echte persoonsgegevens van kinderen. De AVG art. 5(1)(c) schrijft dataminimalisatie voor. Concreet advies voor een volgende fase: OPP-embeddings worden opgeslagen onder een pseudoniem leerling-ID in plaats van de naam van de leerling, namen worden uitsluitend getoond aan de direct verantwoordelijke leraar, en er geldt een bewaartermijn gekoppeld aan de schoolloopbaan. Externe AI-providers ontvangen nooit ruwe leerlingdata, in lijn met het geadviseerde lokale deployment-model.</w:t>
+      <w:bookmarkEnd w:id="38"/>
+    </w:p>
+    <w:p>
+      <w:pPr>
+        <w:spacing w:before="80" w:after="80"/>
+        <w:jc w:val="both"/>
+      </w:pPr>
+      <w:r>
+        <w:t xml:space="preserve">In de productiefase wordt gewerkt met echte persoonsgegevens van kinderen. De AVG art. 5(1)(c) schrijft dataminimalisatie voor. Concreet advies voor een volgende fase: OPP-embeddings worden opgeslagen onder een pseudoniem leerling-ID in plaats van de naam van de leerling, namen worden uitsluitend getoond aan de direct verantwoordelijke leraar, en er geldt een bewaartermijn gekoppeld aan de schoolloopbaan. Externe AI-providers ontvangen nooit ruwe leerlingdata, in lijn met het geadviseerde lokale </w:t>
+      </w:r>
+      <w:proofErr w:type="spellStart"/>
+      <w:r>
+        <w:t>deployment</w:t>
+      </w:r>
+      <w:proofErr w:type="spellEnd"/>
+      <w:r>
+        <w:t>-model.</w:t>
       </w:r>
     </w:p>
     <w:p>
@@ -3823,9 +5013,11 @@
       <w:pPr>
         <w:pStyle w:val="Kop2"/>
       </w:pPr>
+      <w:bookmarkStart w:id="39" w:name="_Toc230782974"/>
       <w:r>
         <w:t>10.3 Ouderportaal met inzagerecht</w:t>
       </w:r>
+      <w:bookmarkEnd w:id="39"/>
     </w:p>
     <w:p>
       <w:pPr>
@@ -3840,8 +5032,13 @@
       <w:pPr>
         <w:pStyle w:val="Kop2"/>
       </w:pPr>
-      <w:r>
-        <w:t xml:space="preserve">10.4 AI-taalbuddy voor leerlingen </w:t>
+      <w:bookmarkStart w:id="40" w:name="_Toc230782975"/>
+      <w:r>
+        <w:t>10.4 AI-taalbuddy voor leerlingen</w:t>
+      </w:r>
+      <w:bookmarkEnd w:id="40"/>
+      <w:r>
+        <w:t xml:space="preserve"> </w:t>
       </w:r>
     </w:p>
     <w:p>
@@ -3864,7 +5061,6 @@
       <w:r>
         <w:t>. De leerkracht houdt altijd inzicht in de voortgang en blijft eindverantwoordelijk voor de taalontwikkeling van de leerling.</w:t>
       </w:r>
-      <w:bookmarkStart w:id="28" w:name="_Toc225245705"/>
     </w:p>
     <w:p>
       <w:pPr>
@@ -4029,10 +5225,11 @@
           <w:bottom w:val="single" w:sz="4" w:space="4" w:color="2E75B6"/>
         </w:pBdr>
       </w:pPr>
+      <w:bookmarkStart w:id="41" w:name="_Toc230782976"/>
       <w:r>
         <w:t>11. Literatuur</w:t>
       </w:r>
-      <w:bookmarkEnd w:id="28"/>
+      <w:bookmarkEnd w:id="41"/>
     </w:p>
     <w:p>
       <w:pPr>
@@ -4132,13 +5329,57 @@
         </w:rPr>
       </w:pPr>
       <w:r>
-        <w:t xml:space="preserve">Europees Parlement &amp; Raad van de Europese Unie. (2024). Verordening (EU) 2024/1689 betreffende artificiële intelligentie (EU AI Act), Art. 14 — Human Oversight. </w:t>
-      </w:r>
+        <w:t xml:space="preserve">Europees Parlement &amp; Raad van de Europese Unie. (2024). Verordening (EU) 2024/1689 betreffende artificiële intelligentie (EU AI Act), Art. 14 — Human </w:t>
+      </w:r>
+      <w:proofErr w:type="spellStart"/>
+      <w:r>
+        <w:t>Oversight</w:t>
+      </w:r>
+      <w:proofErr w:type="spellEnd"/>
+      <w:r>
+        <w:t xml:space="preserve">. </w:t>
+      </w:r>
+      <w:proofErr w:type="spellStart"/>
       <w:r>
         <w:rPr>
           <w:lang w:val="en-GB"/>
         </w:rPr>
-        <w:t>Publicatieblad van de Europese Unie.</w:t>
+        <w:t>Publicatieblad</w:t>
+      </w:r>
+      <w:proofErr w:type="spellEnd"/>
+      <w:r>
+        <w:rPr>
+          <w:lang w:val="en-GB"/>
+        </w:rPr>
+        <w:t xml:space="preserve"> van de </w:t>
+      </w:r>
+      <w:proofErr w:type="spellStart"/>
+      <w:r>
+        <w:rPr>
+          <w:lang w:val="en-GB"/>
+        </w:rPr>
+        <w:t>Europese</w:t>
+      </w:r>
+      <w:proofErr w:type="spellEnd"/>
+      <w:r>
+        <w:rPr>
+          <w:lang w:val="en-GB"/>
+        </w:rPr>
+        <w:t xml:space="preserve"> </w:t>
+      </w:r>
+      <w:proofErr w:type="spellStart"/>
+      <w:r>
+        <w:rPr>
+          <w:lang w:val="en-GB"/>
+        </w:rPr>
+        <w:t>Unie</w:t>
+      </w:r>
+      <w:proofErr w:type="spellEnd"/>
+      <w:r>
+        <w:rPr>
+          <w:lang w:val="en-GB"/>
+        </w:rPr>
+        <w:t>.</w:t>
       </w:r>
     </w:p>
     <w:p>
@@ -4242,7 +5483,25 @@
           <w:iCs/>
           <w:lang w:val="en-GB"/>
         </w:rPr>
-        <w:t>Academic motivation of intellectually gifted students and their classmates in regular primary school classes: A multidimensional, longitudinal, person- and variable-centered approach</w:t>
+        <w:t>Academic motivation of intellectually gifted students and their classmates in regular primary school classes: A multidimensional, longitudinal, person- and variable-</w:t>
+      </w:r>
+      <w:proofErr w:type="spellStart"/>
+      <w:r>
+        <w:rPr>
+          <w:i/>
+          <w:iCs/>
+          <w:lang w:val="en-GB"/>
+        </w:rPr>
+        <w:t>centered</w:t>
+      </w:r>
+      <w:proofErr w:type="spellEnd"/>
+      <w:r>
+        <w:rPr>
+          <w:i/>
+          <w:iCs/>
+          <w:lang w:val="en-GB"/>
+        </w:rPr>
+        <w:t xml:space="preserve"> approach</w:t>
       </w:r>
       <w:r>
         <w:rPr>

--- a/docs/Analyseren/JufAimee_Onderzoeksverslag.docx
+++ b/docs/Analyseren/JufAimee_Onderzoeksverslag.docx
@@ -4,191 +4,289 @@
   <w:body>
     <w:p>
       <w:pPr>
-        <w:spacing w:before="80" w:after="80"/>
-      </w:pPr>
-    </w:p>
-    <w:p>
-      <w:pPr>
-        <w:spacing w:before="80" w:after="80"/>
-      </w:pPr>
-    </w:p>
-    <w:p>
-      <w:pPr>
-        <w:spacing w:before="1200" w:after="200"/>
+        <w:pBdr>
+          <w:bottom w:val="single" w:sz="24" w:space="0" w:color="1B4F8A"/>
+        </w:pBdr>
+      </w:pPr>
+    </w:p>
+    <w:p>
+      <w:pPr>
+        <w:spacing w:before="480" w:after="120"/>
         <w:jc w:val="center"/>
       </w:pPr>
       <w:r>
         <w:rPr>
           <w:b/>
           <w:bCs/>
-          <w:color w:val="1F3864"/>
-          <w:sz w:val="52"/>
-          <w:szCs w:val="52"/>
+          <w:color w:val="1B3A6B"/>
+          <w:sz w:val="56"/>
+          <w:szCs w:val="56"/>
         </w:rPr>
         <w:t>ONDERZOEKSVERSLAG</w:t>
       </w:r>
     </w:p>
     <w:p>
       <w:pPr>
-        <w:spacing w:after="600"/>
+        <w:pBdr>
+          <w:bottom w:val="single" w:sz="12" w:space="4" w:color="2E75B6"/>
+        </w:pBdr>
         <w:jc w:val="center"/>
       </w:pPr>
-      <w:r>
-        <w:rPr>
+    </w:p>
+    <w:p>
+      <w:pPr>
+        <w:spacing w:before="240" w:after="120"/>
+        <w:jc w:val="center"/>
+        <w:rPr>
+          <w:b/>
+          <w:bCs/>
           <w:color w:val="2E75B6"/>
           <w:sz w:val="36"/>
           <w:szCs w:val="36"/>
         </w:rPr>
-        <w:t xml:space="preserve">Juf Aimee: AI-collega voor </w:t>
-      </w:r>
-      <w:r>
-        <w:rPr>
+      </w:pPr>
+      <w:r>
+        <w:rPr>
+          <w:b/>
+          <w:bCs/>
           <w:color w:val="2E75B6"/>
           <w:sz w:val="36"/>
           <w:szCs w:val="36"/>
         </w:rPr>
-        <w:t xml:space="preserve">hoogbegaafden </w:t>
-      </w:r>
-      <w:r>
-        <w:rPr>
+        <w:t>Juf Aimee: AI-collega voor hoogbegaafde leerlingen</w:t>
+      </w:r>
+    </w:p>
+    <w:p>
+      <w:pPr>
+        <w:spacing w:before="240" w:after="120"/>
+        <w:rPr>
+          <w:b/>
+          <w:bCs/>
           <w:color w:val="2E75B6"/>
           <w:sz w:val="36"/>
           <w:szCs w:val="36"/>
         </w:rPr>
-        <w:t>onderwijs</w:t>
-      </w:r>
-    </w:p>
-    <w:p>
-      <w:pPr>
-        <w:spacing w:after="800"/>
+      </w:pPr>
+    </w:p>
+    <w:p>
+      <w:pPr>
+        <w:spacing w:before="80" w:after="600"/>
         <w:jc w:val="center"/>
+        <w:rPr>
+          <w:sz w:val="28"/>
+          <w:szCs w:val="28"/>
+        </w:rPr>
       </w:pPr>
       <w:r>
         <w:rPr>
           <w:color w:val="555555"/>
-          <w:sz w:val="26"/>
-          <w:szCs w:val="26"/>
-        </w:rPr>
-        <w:t xml:space="preserve">Een </w:t>
+        </w:rPr>
+        <w:t>Een wetenschappelijk onderzoek naar een verantwoord AI-gedreven</w:t>
       </w:r>
       <w:r>
         <w:rPr>
           <w:color w:val="555555"/>
-          <w:sz w:val="26"/>
-          <w:szCs w:val="26"/>
-        </w:rPr>
-        <w:t xml:space="preserve">wetenschappelijk </w:t>
-      </w:r>
+        </w:rPr>
+        <w:br/>
+        <w:t xml:space="preserve"> hoogbegaafd onderwijssysteem ter ondersteuning voor de leraar</w:t>
+      </w:r>
+    </w:p>
+    <w:p>
+      <w:pPr>
+        <w:spacing w:after="600"/>
+        <w:jc w:val="center"/>
+      </w:pPr>
+      <w:r>
+        <w:rPr>
+          <w:noProof/>
+        </w:rPr>
+        <w:drawing>
+          <wp:inline distT="0" distB="0" distL="0" distR="0" wp14:anchorId="257158F1" wp14:editId="086DCBF4">
+            <wp:extent cx="3009207" cy="3009207"/>
+            <wp:effectExtent l="0" t="0" r="1270" b="1270"/>
+            <wp:docPr id="192645198" name="Afbeelding 2" descr="Afbeelding met tekenfilm, tekening, clipart, Tekenfilm&#10;&#10;Door AI gegenereerde inhoud is mogelijk onjuist."/>
+            <wp:cNvGraphicFramePr>
+              <a:graphicFrameLocks xmlns:a="http://schemas.openxmlformats.org/drawingml/2006/main" noChangeAspect="1"/>
+            </wp:cNvGraphicFramePr>
+            <a:graphic xmlns:a="http://schemas.openxmlformats.org/drawingml/2006/main">
+              <a:graphicData uri="http://schemas.openxmlformats.org/drawingml/2006/picture">
+                <pic:pic xmlns:pic="http://schemas.openxmlformats.org/drawingml/2006/picture">
+                  <pic:nvPicPr>
+                    <pic:cNvPr id="192645198" name="Afbeelding 2" descr="Afbeelding met tekenfilm, tekening, clipart, Tekenfilm&#10;&#10;Door AI gegenereerde inhoud is mogelijk onjuist."/>
+                    <pic:cNvPicPr/>
+                  </pic:nvPicPr>
+                  <pic:blipFill>
+                    <a:blip r:embed="rId8" cstate="print">
+                      <a:extLst>
+                        <a:ext uri="{28A0092B-C50C-407E-A947-70E740481C1C}">
+                          <a14:useLocalDpi xmlns:a14="http://schemas.microsoft.com/office/drawing/2010/main" val="0"/>
+                        </a:ext>
+                      </a:extLst>
+                    </a:blip>
+                    <a:stretch>
+                      <a:fillRect/>
+                    </a:stretch>
+                  </pic:blipFill>
+                  <pic:spPr>
+                    <a:xfrm>
+                      <a:off x="0" y="0"/>
+                      <a:ext cx="3019098" cy="3019098"/>
+                    </a:xfrm>
+                    <a:prstGeom prst="rect">
+                      <a:avLst/>
+                    </a:prstGeom>
+                  </pic:spPr>
+                </pic:pic>
+              </a:graphicData>
+            </a:graphic>
+          </wp:inline>
+        </w:drawing>
+      </w:r>
+    </w:p>
+    <w:p>
+      <w:pPr>
+        <w:pBdr>
+          <w:bottom w:val="single" w:sz="12" w:space="4" w:color="2E75B6"/>
+        </w:pBdr>
+        <w:spacing w:after="240"/>
+        <w:jc w:val="center"/>
+      </w:pPr>
+    </w:p>
+    <w:p>
+      <w:pPr>
+        <w:spacing w:after="80"/>
+        <w:jc w:val="center"/>
+      </w:pPr>
+      <w:r>
+        <w:rPr>
+          <w:b/>
+          <w:bCs/>
+          <w:color w:val="1B3A6B"/>
+        </w:rPr>
+        <w:t xml:space="preserve">Stephanie Kramer &amp; Michel </w:t>
+      </w:r>
+      <w:proofErr w:type="spellStart"/>
+      <w:r>
+        <w:rPr>
+          <w:b/>
+          <w:bCs/>
+          <w:color w:val="1B3A6B"/>
+        </w:rPr>
+        <w:t>Oey</w:t>
+      </w:r>
+      <w:proofErr w:type="spellEnd"/>
+    </w:p>
+    <w:p>
+      <w:pPr>
+        <w:spacing w:after="80"/>
+        <w:jc w:val="center"/>
+      </w:pPr>
       <w:r>
         <w:rPr>
           <w:color w:val="555555"/>
-          <w:sz w:val="26"/>
-          <w:szCs w:val="26"/>
-        </w:rPr>
-        <w:t xml:space="preserve">onderzoek naar </w:t>
-      </w:r>
-      <w:r>
-        <w:rPr>
-          <w:color w:val="555555"/>
-          <w:sz w:val="26"/>
-          <w:szCs w:val="26"/>
-        </w:rPr>
-        <w:t xml:space="preserve">een </w:t>
-      </w:r>
-      <w:r>
-        <w:rPr>
-          <w:color w:val="555555"/>
-          <w:sz w:val="26"/>
-          <w:szCs w:val="26"/>
-        </w:rPr>
-        <w:t xml:space="preserve">verantwoord </w:t>
-      </w:r>
-      <w:r>
-        <w:rPr>
-          <w:color w:val="555555"/>
-          <w:sz w:val="26"/>
-          <w:szCs w:val="26"/>
-        </w:rPr>
-        <w:t>AI-gedreven hoogbegaafden onderwijssysteem ter ondersteuning voor de leraar</w:t>
-      </w:r>
-    </w:p>
-    <w:p>
-      <w:pPr>
-        <w:spacing w:after="100"/>
+          <w:sz w:val="20"/>
+          <w:szCs w:val="20"/>
+        </w:rPr>
+        <w:t>Lectoraat Digital Life · Hogeschool van Amsterdam</w:t>
+      </w:r>
+    </w:p>
+    <w:p>
+      <w:pPr>
+        <w:spacing w:after="80"/>
         <w:jc w:val="center"/>
-      </w:pPr>
-      <w:r>
-        <w:rPr>
-          <w:color w:val="333333"/>
-        </w:rPr>
-        <w:t>Stephanie Kramer &amp; Michel Oey</w:t>
-      </w:r>
-    </w:p>
-    <w:p>
-      <w:pPr>
-        <w:spacing w:after="100"/>
+        <w:rPr>
+          <w:color w:val="2E75B6"/>
+        </w:rPr>
+      </w:pPr>
+      <w:proofErr w:type="gramStart"/>
+      <w:r>
+        <w:rPr>
+          <w:color w:val="2E75B6"/>
+          <w:sz w:val="20"/>
+          <w:szCs w:val="20"/>
+        </w:rPr>
+        <w:t>s.kramer2@hva.nl</w:t>
+      </w:r>
+      <w:proofErr w:type="gramEnd"/>
+      <w:r>
+        <w:rPr>
+          <w:color w:val="2E75B6"/>
+          <w:sz w:val="20"/>
+          <w:szCs w:val="20"/>
+        </w:rPr>
+        <w:t xml:space="preserve"> </w:t>
+      </w:r>
+    </w:p>
+    <w:p>
+      <w:pPr>
+        <w:spacing w:after="80"/>
         <w:jc w:val="center"/>
       </w:pPr>
       <w:r>
         <w:rPr>
-          <w:color w:val="555555"/>
-        </w:rPr>
-        <w:t xml:space="preserve">Lectoraat Digital Life </w:t>
-      </w:r>
-      <w:r>
-        <w:rPr>
-          <w:color w:val="555555"/>
-        </w:rPr>
-        <w:t>-</w:t>
-      </w:r>
-      <w:r>
-        <w:rPr>
-          <w:color w:val="555555"/>
-        </w:rPr>
-        <w:t xml:space="preserve"> Hogeschool van Amsterdam</w:t>
-      </w:r>
-    </w:p>
-    <w:p>
-      <w:pPr>
-        <w:spacing w:after="100"/>
+          <w:color w:val="2E75B6"/>
+          <w:sz w:val="20"/>
+          <w:szCs w:val="20"/>
+        </w:rPr>
+        <w:t xml:space="preserve"> </w:t>
+      </w:r>
+      <w:proofErr w:type="gramStart"/>
+      <w:r>
+        <w:rPr>
+          <w:color w:val="2E75B6"/>
+          <w:sz w:val="20"/>
+          <w:szCs w:val="20"/>
+        </w:rPr>
+        <w:t>m.a.oey@hva.nl</w:t>
+      </w:r>
+      <w:proofErr w:type="gramEnd"/>
+    </w:p>
+    <w:p>
+      <w:pPr>
+        <w:spacing w:before="80"/>
         <w:jc w:val="center"/>
-      </w:pPr>
-      <w:r>
-        <w:rPr>
-          <w:color w:val="2E75B6"/>
-          <w:sz w:val="22"/>
-          <w:szCs w:val="22"/>
-        </w:rPr>
-        <w:t xml:space="preserve">s.kramer2@hva.nl </w:t>
-      </w:r>
-      <w:r>
-        <w:rPr>
-          <w:color w:val="555555"/>
-        </w:rPr>
-        <w:t xml:space="preserve">- </w:t>
-      </w:r>
-      <w:r>
-        <w:rPr>
-          <w:color w:val="2E75B6"/>
-          <w:sz w:val="22"/>
-          <w:szCs w:val="22"/>
-        </w:rPr>
-        <w:t>m.a.oey@hva.nl</w:t>
-      </w:r>
-    </w:p>
-    <w:p>
-      <w:pPr>
-        <w:spacing w:after="2000"/>
-        <w:jc w:val="center"/>
-      </w:pPr>
-      <w:r>
-        <w:rPr>
-          <w:color w:val="888888"/>
-          <w:sz w:val="22"/>
-          <w:szCs w:val="22"/>
-        </w:rPr>
-        <w:t>Mei 2026</w:t>
-      </w:r>
+        <w:rPr>
+          <w:color w:val="7F8C8D"/>
+        </w:rPr>
+      </w:pPr>
+      <w:proofErr w:type="gramStart"/>
+      <w:r>
+        <w:rPr>
+          <w:color w:val="7F8C8D"/>
+          <w:sz w:val="20"/>
+          <w:szCs w:val="20"/>
+        </w:rPr>
+        <w:t>mei</w:t>
+      </w:r>
+      <w:proofErr w:type="gramEnd"/>
+      <w:r>
+        <w:rPr>
+          <w:color w:val="7F8C8D"/>
+          <w:sz w:val="20"/>
+          <w:szCs w:val="20"/>
+        </w:rPr>
+        <w:t xml:space="preserve"> 2026</w:t>
+      </w:r>
+    </w:p>
+    <w:p>
+      <w:pPr>
+        <w:spacing w:before="80" w:after="80"/>
+      </w:pPr>
+    </w:p>
+    <w:p>
+      <w:pPr>
+        <w:spacing w:before="80" w:after="80"/>
+      </w:pPr>
+    </w:p>
+    <w:p>
+      <w:pPr>
+        <w:spacing w:before="80" w:after="80"/>
+      </w:pPr>
+    </w:p>
+    <w:p>
+      <w:pPr>
+        <w:spacing w:before="80" w:after="80"/>
+      </w:pPr>
     </w:p>
     <w:p>
       <w:pPr>
@@ -197,59 +295,148 @@
           <w:bottom w:val="single" w:sz="4" w:space="4" w:color="2E75B6"/>
         </w:pBdr>
       </w:pPr>
-      <w:bookmarkStart w:id="0" w:name="_Toc230782935"/>
-      <w:r>
+      <w:bookmarkStart w:id="0" w:name="_Toc225245677"/>
+      <w:r>
+        <w:lastRenderedPageBreak/>
         <w:t>Samenvatting</w:t>
       </w:r>
       <w:bookmarkEnd w:id="0"/>
     </w:p>
     <w:p>
       <w:pPr>
-        <w:spacing w:before="80" w:after="80"/>
-        <w:jc w:val="both"/>
-      </w:pPr>
-      <w:r>
-        <w:t>Dit onderzoeksverslag beschrijft de achtergrond, opzet en onderzoeksvragen van het project Juf Aimee</w:t>
-      </w:r>
-      <w:r>
-        <w:t>. Een</w:t>
-      </w:r>
-      <w:r>
-        <w:t xml:space="preserve"> AI-onderwijsassistent die leraren in het primair onderwijs ondersteunt bij het bieden van passend en uitdagend onderwijs aan hoogbegaafde leerlingen. Het verslag dient als onderbouwing en documentatie voor verdere ontwikkeling van het project, inclusief de indiening van een SIA RAAK Publiek onderzoeksvoorstel in juni 2026.</w:t>
-      </w:r>
-    </w:p>
-    <w:p>
-      <w:pPr>
-        <w:spacing w:before="80" w:after="80"/>
-        <w:jc w:val="both"/>
-      </w:pPr>
-      <w:r>
-        <w:t xml:space="preserve">Het project wordt uitgevoerd vanuit </w:t>
-      </w:r>
-      <w:r>
-        <w:t>de</w:t>
-      </w:r>
-      <w:r>
-        <w:t xml:space="preserve"> </w:t>
-      </w:r>
-      <w:r>
-        <w:t>onderzoeksgroep</w:t>
-      </w:r>
-      <w:r>
-        <w:t xml:space="preserve"> Digital Life van de Hogeschool van Amsterdam, met als kernvraag hoe een verantwoord, uitlegbaar en mensge</w:t>
-      </w:r>
-      <w:r>
-        <w:t>richt</w:t>
-      </w:r>
-      <w:r>
-        <w:t xml:space="preserve"> AI-systeem kan worden ontworpen dat de professionele </w:t>
-      </w:r>
-      <w:r>
-        <w:t>betrokkenheid</w:t>
-      </w:r>
-      <w:r>
-        <w:t xml:space="preserve"> van de leraar versterkt in plaats van vervangt.</w:t>
-      </w:r>
+        <w:pStyle w:val="Geenafstand"/>
+      </w:pPr>
+      <w:r>
+        <w:t>Dit onderzoeksverslag beschrijft de achtergrond, opzet en onderzoeksvragen van het project Juf Aimee. Een AI-onderwijsassistent die leraren in het primair onderwijs ondersteunt bij het bieden van passend en uitdagend onderwijs aan hoogbegaafde leerlingen. Het verslag dient als onderbouwing en documentatie voor verdere ontwikkeling van het project, inclusief de indiening van een SIA RAAK Publiek onderzoeksvoorstel in juni 2026.</w:t>
+      </w:r>
+    </w:p>
+    <w:p>
+      <w:pPr>
+        <w:pStyle w:val="Geenafstand"/>
+      </w:pPr>
+    </w:p>
+    <w:p>
+      <w:pPr>
+        <w:pStyle w:val="Geenafstand"/>
+      </w:pPr>
+      <w:r>
+        <w:t>Het project wordt uitgevoerd vanuit de onderzoeksgroep Digital Life van de Hogeschool van Amsterdam, met als kernvraag hoe een verantwoord, uitlegbaar en mensgericht AI-systeem kan worden ontworpen dat de professionele betrokkenheid van de leraar versterkt in plaats van vervangt.</w:t>
+      </w:r>
+    </w:p>
+    <w:p>
+      <w:pPr>
+        <w:spacing w:before="80" w:after="80"/>
+      </w:pPr>
+    </w:p>
+    <w:p>
+      <w:pPr>
+        <w:spacing w:before="80" w:after="80"/>
+      </w:pPr>
+    </w:p>
+    <w:p>
+      <w:pPr>
+        <w:spacing w:before="80" w:after="80"/>
+      </w:pPr>
+    </w:p>
+    <w:p>
+      <w:pPr>
+        <w:spacing w:before="80" w:after="80"/>
+      </w:pPr>
+    </w:p>
+    <w:p>
+      <w:pPr>
+        <w:spacing w:before="80" w:after="80"/>
+      </w:pPr>
+    </w:p>
+    <w:p>
+      <w:pPr>
+        <w:spacing w:before="80" w:after="80"/>
+      </w:pPr>
+    </w:p>
+    <w:p>
+      <w:pPr>
+        <w:spacing w:before="80" w:after="80"/>
+      </w:pPr>
+    </w:p>
+    <w:p>
+      <w:pPr>
+        <w:spacing w:before="80" w:after="80"/>
+      </w:pPr>
+    </w:p>
+    <w:p>
+      <w:pPr>
+        <w:spacing w:before="80" w:after="80"/>
+      </w:pPr>
+    </w:p>
+    <w:p>
+      <w:pPr>
+        <w:spacing w:before="80" w:after="80"/>
+      </w:pPr>
+    </w:p>
+    <w:p>
+      <w:pPr>
+        <w:spacing w:before="80" w:after="80"/>
+      </w:pPr>
+    </w:p>
+    <w:p>
+      <w:pPr>
+        <w:spacing w:before="80" w:after="80"/>
+      </w:pPr>
+    </w:p>
+    <w:p>
+      <w:pPr>
+        <w:spacing w:before="80" w:after="80"/>
+      </w:pPr>
+    </w:p>
+    <w:p>
+      <w:pPr>
+        <w:spacing w:before="80" w:after="80"/>
+      </w:pPr>
+    </w:p>
+    <w:p>
+      <w:pPr>
+        <w:spacing w:before="80" w:after="80"/>
+      </w:pPr>
+    </w:p>
+    <w:p>
+      <w:pPr>
+        <w:spacing w:before="80" w:after="80"/>
+      </w:pPr>
+    </w:p>
+    <w:p>
+      <w:pPr>
+        <w:spacing w:before="80" w:after="80"/>
+      </w:pPr>
+    </w:p>
+    <w:p>
+      <w:pPr>
+        <w:spacing w:before="80" w:after="80"/>
+      </w:pPr>
+    </w:p>
+    <w:p>
+      <w:pPr>
+        <w:spacing w:before="80" w:after="80"/>
+      </w:pPr>
+    </w:p>
+    <w:p>
+      <w:pPr>
+        <w:spacing w:before="80" w:after="80"/>
+      </w:pPr>
+    </w:p>
+    <w:p>
+      <w:pPr>
+        <w:spacing w:before="80" w:after="80"/>
+      </w:pPr>
+    </w:p>
+    <w:p>
+      <w:pPr>
+        <w:spacing w:before="80" w:after="80"/>
+      </w:pPr>
+    </w:p>
+    <w:p>
+      <w:pPr>
+        <w:spacing w:before="80" w:after="80"/>
+      </w:pPr>
     </w:p>
     <w:p>
       <w:pPr>
@@ -342,7 +529,21 @@
                 <w:rStyle w:val="Hyperlink"/>
                 <w:noProof/>
               </w:rPr>
-              <w:t>Samenvatting</w:t>
+              <w:t>Samen</w:t>
+            </w:r>
+            <w:r>
+              <w:rPr>
+                <w:rStyle w:val="Hyperlink"/>
+                <w:noProof/>
+              </w:rPr>
+              <w:t>v</w:t>
+            </w:r>
+            <w:r>
+              <w:rPr>
+                <w:rStyle w:val="Hyperlink"/>
+                <w:noProof/>
+              </w:rPr>
+              <w:t>atting</w:t>
             </w:r>
             <w:r>
               <w:rPr>
@@ -1194,7 +1395,21 @@
                 <w:rStyle w:val="Hyperlink"/>
                 <w:noProof/>
               </w:rPr>
-              <w:t>Deelvraag 2 — Gebruikersbehoeften en rolverdeling</w:t>
+              <w:t>Deelvraag 2 — Gebruikersbehoe</w:t>
+            </w:r>
+            <w:r>
+              <w:rPr>
+                <w:rStyle w:val="Hyperlink"/>
+                <w:noProof/>
+              </w:rPr>
+              <w:t>f</w:t>
+            </w:r>
+            <w:r>
+              <w:rPr>
+                <w:rStyle w:val="Hyperlink"/>
+                <w:noProof/>
+              </w:rPr>
+              <w:t>ten en rolverdeling</w:t>
             </w:r>
             <w:r>
               <w:rPr>
@@ -1833,7 +2048,21 @@
                 <w:rStyle w:val="Hyperlink"/>
                 <w:noProof/>
               </w:rPr>
-              <w:t>6. Aanpak en methoden</w:t>
+              <w:t>6. Aanpak en method</w:t>
+            </w:r>
+            <w:r>
+              <w:rPr>
+                <w:rStyle w:val="Hyperlink"/>
+                <w:noProof/>
+              </w:rPr>
+              <w:t>e</w:t>
+            </w:r>
+            <w:r>
+              <w:rPr>
+                <w:rStyle w:val="Hyperlink"/>
+                <w:noProof/>
+              </w:rPr>
+              <w:t>n</w:t>
             </w:r>
             <w:r>
               <w:rPr>
@@ -2687,7 +2916,21 @@
                 <w:rStyle w:val="Hyperlink"/>
                 <w:noProof/>
               </w:rPr>
-              <w:t>9. Aanbevelingen</w:t>
+              <w:t xml:space="preserve">9. </w:t>
+            </w:r>
+            <w:r>
+              <w:rPr>
+                <w:rStyle w:val="Hyperlink"/>
+                <w:noProof/>
+              </w:rPr>
+              <w:t>A</w:t>
+            </w:r>
+            <w:r>
+              <w:rPr>
+                <w:rStyle w:val="Hyperlink"/>
+                <w:noProof/>
+              </w:rPr>
+              <w:t>anbevelingen</w:t>
             </w:r>
             <w:r>
               <w:rPr>
@@ -3357,6 +3600,111 @@
     </w:p>
     <w:p>
       <w:pPr>
+        <w:spacing w:before="80" w:after="80"/>
+      </w:pPr>
+    </w:p>
+    <w:p>
+      <w:pPr>
+        <w:spacing w:before="80" w:after="80"/>
+      </w:pPr>
+    </w:p>
+    <w:p>
+      <w:pPr>
+        <w:spacing w:before="80" w:after="80"/>
+      </w:pPr>
+    </w:p>
+    <w:p>
+      <w:pPr>
+        <w:spacing w:before="80" w:after="80"/>
+      </w:pPr>
+    </w:p>
+    <w:p>
+      <w:pPr>
+        <w:spacing w:before="80" w:after="80"/>
+      </w:pPr>
+    </w:p>
+    <w:p>
+      <w:pPr>
+        <w:spacing w:before="80" w:after="80"/>
+      </w:pPr>
+    </w:p>
+    <w:p>
+      <w:pPr>
+        <w:spacing w:before="80" w:after="80"/>
+      </w:pPr>
+    </w:p>
+    <w:p>
+      <w:pPr>
+        <w:spacing w:before="80" w:after="80"/>
+      </w:pPr>
+    </w:p>
+    <w:p>
+      <w:pPr>
+        <w:spacing w:before="80" w:after="80"/>
+      </w:pPr>
+    </w:p>
+    <w:p>
+      <w:pPr>
+        <w:spacing w:before="80" w:after="80"/>
+      </w:pPr>
+    </w:p>
+    <w:p>
+      <w:pPr>
+        <w:spacing w:before="80" w:after="80"/>
+      </w:pPr>
+    </w:p>
+    <w:p>
+      <w:pPr>
+        <w:spacing w:before="80" w:after="80"/>
+      </w:pPr>
+    </w:p>
+    <w:p>
+      <w:pPr>
+        <w:spacing w:before="80" w:after="80"/>
+      </w:pPr>
+    </w:p>
+    <w:p>
+      <w:pPr>
+        <w:spacing w:before="80" w:after="80"/>
+      </w:pPr>
+    </w:p>
+    <w:p>
+      <w:pPr>
+        <w:spacing w:before="80" w:after="80"/>
+      </w:pPr>
+    </w:p>
+    <w:p>
+      <w:pPr>
+        <w:spacing w:before="80" w:after="80"/>
+      </w:pPr>
+    </w:p>
+    <w:p>
+      <w:pPr>
+        <w:spacing w:before="80" w:after="80"/>
+      </w:pPr>
+    </w:p>
+    <w:p>
+      <w:pPr>
+        <w:spacing w:before="80" w:after="80"/>
+      </w:pPr>
+    </w:p>
+    <w:p>
+      <w:pPr>
+        <w:spacing w:before="80" w:after="80"/>
+      </w:pPr>
+    </w:p>
+    <w:p>
+      <w:pPr>
+        <w:spacing w:before="80" w:after="80"/>
+      </w:pPr>
+    </w:p>
+    <w:p>
+      <w:pPr>
+        <w:spacing w:before="80" w:after="80"/>
+      </w:pPr>
+    </w:p>
+    <w:p>
+      <w:pPr>
         <w:pStyle w:val="Kop1"/>
         <w:pBdr>
           <w:bottom w:val="single" w:sz="4" w:space="4" w:color="2E75B6"/>
@@ -3364,6 +3712,7 @@
       </w:pPr>
       <w:bookmarkStart w:id="2" w:name="_Toc230782937"/>
       <w:r>
+        <w:lastRenderedPageBreak/>
         <w:t>1. Inleiding</w:t>
       </w:r>
       <w:bookmarkEnd w:id="2"/>
@@ -3408,130 +3757,6 @@
         </w:pBdr>
       </w:pPr>
       <w:bookmarkStart w:id="3" w:name="_Toc230782938"/>
-      <w:r>
-        <w:t>2. Achtergrond en context</w:t>
-      </w:r>
-      <w:bookmarkEnd w:id="3"/>
-    </w:p>
-    <w:p>
-      <w:pPr>
-        <w:pStyle w:val="Kop2"/>
-      </w:pPr>
-      <w:bookmarkStart w:id="4" w:name="_Toc230782939"/>
-      <w:r>
-        <w:t>2.1 Digital Life — Hogeschool van Amsterdam</w:t>
-      </w:r>
-      <w:bookmarkEnd w:id="4"/>
-    </w:p>
-    <w:p>
-      <w:pPr>
-        <w:spacing w:before="80" w:after="80"/>
-        <w:jc w:val="both"/>
-      </w:pPr>
-      <w:r>
-        <w:t xml:space="preserve">Het lectoraat Digital Life maakt deel uit van de Hogeschool van Amsterdam en richt zich op het ontwerpen, ontwikkelen en onderzoeken van mensgerichte digitale technologie voor maatschappelijke vraagstukken. Centraal staat de vraag hoe digitale technologie zoals kunstmatige intelligentie, data-gedreven systemen en </w:t>
-      </w:r>
-      <w:r>
-        <w:lastRenderedPageBreak/>
-        <w:t>interactieve toepassingen</w:t>
-      </w:r>
-      <w:r>
-        <w:t xml:space="preserve"> </w:t>
-      </w:r>
-      <w:r>
-        <w:t>op een verantwoorde manier kan bijdragen aan het dagelijks leven van mensen.</w:t>
-      </w:r>
-    </w:p>
-    <w:p>
-      <w:pPr>
-        <w:spacing w:before="80" w:after="80"/>
-        <w:jc w:val="both"/>
-      </w:pPr>
-      <w:r>
-        <w:t>Digital Life werkt vanuit een human-centered en participatieve benadering, waarbij eindgebruikers actief worden betrokken in alle fasen van onderzoek en ontwerp. Co-creatie, design-based research en interdisciplinair samenwerken vormen hierbij belangrijke uitgangspunten. Het lectoraat combineert inzichten uit technologie, sociale wetenschappen en ontwerp om oplossingen te ontwikkelen die niet alleen technisch werken, maar ook aansluiten bij menselijke waarden, behoeften en contexten.</w:t>
-      </w:r>
-    </w:p>
-    <w:p>
-      <w:pPr>
-        <w:spacing w:before="80" w:after="80"/>
-        <w:jc w:val="both"/>
-      </w:pPr>
-    </w:p>
-    <w:p>
-      <w:pPr>
-        <w:spacing w:before="80" w:after="80"/>
-        <w:jc w:val="both"/>
-      </w:pPr>
-    </w:p>
-    <w:p>
-      <w:pPr>
-        <w:spacing w:before="80" w:after="80"/>
-        <w:jc w:val="both"/>
-      </w:pPr>
-    </w:p>
-    <w:p>
-      <w:pPr>
-        <w:spacing w:before="80" w:after="80"/>
-        <w:jc w:val="both"/>
-      </w:pPr>
-    </w:p>
-    <w:p>
-      <w:pPr>
-        <w:spacing w:before="80" w:after="80"/>
-        <w:jc w:val="both"/>
-      </w:pPr>
-    </w:p>
-    <w:p>
-      <w:pPr>
-        <w:pStyle w:val="Kop2"/>
-      </w:pPr>
-      <w:bookmarkStart w:id="5" w:name="_Toc230782940"/>
-      <w:r>
-        <w:t>2.2 Hoogbegaafdheid in het primair onderwijs</w:t>
-      </w:r>
-      <w:bookmarkEnd w:id="5"/>
-    </w:p>
-    <w:p>
-      <w:pPr>
-        <w:spacing w:before="80" w:after="80"/>
-        <w:jc w:val="both"/>
-      </w:pPr>
-      <w:r>
-        <w:t>In Nederland zijn er naar schatting 70.000 thuiszitters, waarvan 25 tot 40 procent hoogbegaafd is. Hoogbegaafde leerlingen hebben specifieke leerbehoeften die vragen om opdrachten die hogere-orde denkvaardigheden aanspreken, zoals analyseren, evalueren en creëren (Taxonomie van Bloom). In de praktijk krijgen deze leerlingen echter vaak ‘meer van hetzelfde’: extra werkbladen of sneller door de leerstof, zonder echte verdieping of verbreding.</w:t>
-      </w:r>
-    </w:p>
-    <w:p>
-      <w:pPr>
-        <w:spacing w:before="80" w:after="80"/>
-        <w:jc w:val="both"/>
-      </w:pPr>
-      <w:r>
-        <w:t>Lerarentekorten en hoge werkdruk maken het voor leraren structureel moeilijk om voldoende te differentiëren. Het gevolg is dat hoogbegaafde leerlingen zich ondergeprikeld voelen, afhaken of erger: thuis komen te zitten. Dit is een maatschappelijk probleem dat vraagt om schaalbare, duurzame oplossingen.</w:t>
-      </w:r>
-    </w:p>
-    <w:p>
-      <w:pPr>
-        <w:pStyle w:val="Kop2"/>
-      </w:pPr>
-      <w:bookmarkStart w:id="6" w:name="_Toc230782941"/>
-      <w:r>
-        <w:t>2.3 Hybride AI als uitgangspunt</w:t>
-      </w:r>
-      <w:bookmarkEnd w:id="6"/>
-    </w:p>
-    <w:p>
-      <w:pPr>
-        <w:spacing w:before="80" w:after="80"/>
-        <w:jc w:val="both"/>
-      </w:pPr>
-      <w:r>
-        <w:t>Het project Juf Aimee positioneert AI nadrukkelijk als mens-versterking (human augmentation) en niet als vervanging. Dit sluit aan op het framework van Hybride AI, zoals beschreven door Akata et al. (2020), waarbij mens en AI samenwerken op basis van complementaire sterktes. De leraar behoudt altijd de professionele regie; Juf Aimee functioneert als een uitlegbare, transparante AI-collega die onderbouwde suggesties doet en de leraar informeert over de redenering achter elke aanbeveling.</w:t>
-      </w:r>
-    </w:p>
-    <w:p>
-      <w:pPr>
-        <w:spacing w:before="80" w:after="80"/>
-      </w:pPr>
     </w:p>
     <w:p>
       <w:pPr>
@@ -3540,8 +3765,281 @@
           <w:bottom w:val="single" w:sz="4" w:space="4" w:color="2E75B6"/>
         </w:pBdr>
       </w:pPr>
+    </w:p>
+    <w:p>
+      <w:pPr>
+        <w:pStyle w:val="Kop1"/>
+        <w:pBdr>
+          <w:bottom w:val="single" w:sz="4" w:space="4" w:color="2E75B6"/>
+        </w:pBdr>
+      </w:pPr>
+    </w:p>
+    <w:p>
+      <w:pPr>
+        <w:pStyle w:val="Kop1"/>
+        <w:pBdr>
+          <w:bottom w:val="single" w:sz="4" w:space="4" w:color="2E75B6"/>
+        </w:pBdr>
+      </w:pPr>
+    </w:p>
+    <w:p>
+      <w:pPr>
+        <w:pStyle w:val="Kop1"/>
+        <w:pBdr>
+          <w:bottom w:val="single" w:sz="4" w:space="4" w:color="2E75B6"/>
+        </w:pBdr>
+      </w:pPr>
+    </w:p>
+    <w:p>
+      <w:pPr>
+        <w:pStyle w:val="Kop1"/>
+        <w:pBdr>
+          <w:bottom w:val="single" w:sz="4" w:space="4" w:color="2E75B6"/>
+        </w:pBdr>
+      </w:pPr>
+    </w:p>
+    <w:p>
+      <w:pPr>
+        <w:pStyle w:val="Kop1"/>
+        <w:pBdr>
+          <w:bottom w:val="single" w:sz="4" w:space="4" w:color="2E75B6"/>
+        </w:pBdr>
+      </w:pPr>
+    </w:p>
+    <w:p>
+      <w:pPr>
+        <w:pStyle w:val="Kop1"/>
+        <w:pBdr>
+          <w:bottom w:val="single" w:sz="4" w:space="4" w:color="2E75B6"/>
+        </w:pBdr>
+      </w:pPr>
+    </w:p>
+    <w:p>
+      <w:pPr>
+        <w:pStyle w:val="Kop1"/>
+        <w:pBdr>
+          <w:bottom w:val="single" w:sz="4" w:space="4" w:color="2E75B6"/>
+        </w:pBdr>
+      </w:pPr>
+    </w:p>
+    <w:p>
+      <w:pPr>
+        <w:pStyle w:val="Kop1"/>
+        <w:pBdr>
+          <w:bottom w:val="single" w:sz="4" w:space="4" w:color="2E75B6"/>
+        </w:pBdr>
+      </w:pPr>
+    </w:p>
+    <w:p>
+      <w:pPr>
+        <w:pStyle w:val="Kop1"/>
+        <w:pBdr>
+          <w:bottom w:val="single" w:sz="4" w:space="4" w:color="2E75B6"/>
+        </w:pBdr>
+      </w:pPr>
+    </w:p>
+    <w:p>
+      <w:pPr>
+        <w:pStyle w:val="Kop1"/>
+        <w:pBdr>
+          <w:bottom w:val="single" w:sz="4" w:space="4" w:color="2E75B6"/>
+        </w:pBdr>
+      </w:pPr>
+      <w:r>
+        <w:lastRenderedPageBreak/>
+        <w:t>2. Achtergrond en context</w:t>
+      </w:r>
+      <w:bookmarkEnd w:id="3"/>
+    </w:p>
+    <w:p>
+      <w:pPr>
+        <w:pStyle w:val="Kop2"/>
+      </w:pPr>
+      <w:bookmarkStart w:id="4" w:name="_Toc225245681"/>
+      <w:r>
+        <w:t>2.1 Digital Life · Hogeschool van Amsterdam</w:t>
+      </w:r>
+      <w:bookmarkEnd w:id="4"/>
+    </w:p>
+    <w:p>
+      <w:pPr>
+        <w:pStyle w:val="Geenafstand"/>
+      </w:pPr>
+      <w:r>
+        <w:t>Het lectoraat Digital Life maakt deel uit van de Hogeschool van Amsterdam en richt zich op het ontwerpen, ontwikkelen en onderzoeken van mensgerichte digitale technologie voor maatschappelijke vraagstukken. Centraal staat de vraag hoe digitale technologie zoals kunstmatige intelligentie, data-gedreven systemen en interactieve toepassingen op een verantwoorde manier kan bijdragen aan het dagelijks leven van mensen.</w:t>
+      </w:r>
+    </w:p>
+    <w:p>
+      <w:pPr>
+        <w:pStyle w:val="Geenafstand"/>
+      </w:pPr>
+    </w:p>
+    <w:p>
+      <w:pPr>
+        <w:pStyle w:val="Geenafstand"/>
+      </w:pPr>
+      <w:r>
+        <w:t xml:space="preserve">Digital Life werkt vanuit een </w:t>
+      </w:r>
+      <w:r>
+        <w:t xml:space="preserve">mensgericht </w:t>
+      </w:r>
+      <w:r>
+        <w:t xml:space="preserve">en participatieve benadering, waarbij eindgebruikers actief worden betrokken in alle fasen van onderzoek en ontwerp. Co-creatie, </w:t>
+      </w:r>
+      <w:r>
+        <w:rPr>
+          <w:i/>
+          <w:iCs/>
+        </w:rPr>
+        <w:t>design-</w:t>
+      </w:r>
+      <w:proofErr w:type="spellStart"/>
+      <w:r>
+        <w:rPr>
+          <w:i/>
+          <w:iCs/>
+        </w:rPr>
+        <w:t>based</w:t>
+      </w:r>
+      <w:proofErr w:type="spellEnd"/>
+      <w:r>
+        <w:rPr>
+          <w:i/>
+          <w:iCs/>
+        </w:rPr>
+        <w:t xml:space="preserve"> research</w:t>
+      </w:r>
+      <w:r>
+        <w:t xml:space="preserve"> en interdisciplinair samenwerken vormen hierbij belangrijke uitgangspunten. De onderzoeksgroep combineert inzichten uit technologie, sociale wetenschappen en ontwerp om oplossingen te ontwikkelen die niet alleen technisch werken, maar ook aansluiten bij menselijke waarden, behoeften en contexten.</w:t>
+      </w:r>
+    </w:p>
+    <w:p>
+      <w:pPr>
+        <w:pStyle w:val="Kop2"/>
+      </w:pPr>
+      <w:bookmarkStart w:id="5" w:name="_Toc225245682"/>
+      <w:r>
+        <w:t>2.2 Hoogbegaafdheid in het primair onderwijs</w:t>
+      </w:r>
+      <w:bookmarkEnd w:id="5"/>
+    </w:p>
+    <w:p>
+      <w:pPr>
+        <w:pStyle w:val="Geenafstand"/>
+      </w:pPr>
+      <w:r>
+        <w:t>In Nederland zijn er naar schatting 70.000 thuiszitters, waarvan 25 tot 40 procent hoogbegaafd is (</w:t>
+      </w:r>
+      <w:r>
+        <w:t>Oudervereniging Balans, 2024</w:t>
+      </w:r>
+      <w:r>
+        <w:t xml:space="preserve">). Hoogbegaafde leerlingen hebben specifieke leerbehoeften die vragen om opdrachten die hogere-orde denkvaardigheden aanspreken, zoals analyseren, evalueren en creëren </w:t>
+      </w:r>
+      <w:hyperlink r:id="rId9" w:history="1">
+        <w:r>
+          <w:rPr>
+            <w:rStyle w:val="Hyperlink"/>
+          </w:rPr>
+          <w:t>(Anderson &amp; Krathwohl, 2001).</w:t>
+        </w:r>
+      </w:hyperlink>
+      <w:r>
+        <w:t xml:space="preserve"> In de praktijk krijgen deze leerlingen echter vaak ‘meer van hetzelfde’: extra werkbladen of sneller door de leerstof, zonder echte verdieping of verbreding.</w:t>
+      </w:r>
+    </w:p>
+    <w:p>
+      <w:pPr>
+        <w:pStyle w:val="Geenafstand"/>
+      </w:pPr>
+    </w:p>
+    <w:p>
+      <w:pPr>
+        <w:pStyle w:val="Geenafstand"/>
+      </w:pPr>
+      <w:r>
+        <w:t>Lerarentekorten en hoge werkdruk maken het voor leraren structureel moeilijk om voldoende te differentiëren. Het gevolg is dat hoogbegaafde leerlingen zich ondergeprikkeld voelen, afhaken of erger: thuis komen te zitten. Dit is een maatschappelijk probleem dat vraagt om schaalbare, duurzame oplossingen.</w:t>
+      </w:r>
+    </w:p>
+    <w:p>
+      <w:pPr>
+        <w:pStyle w:val="Kop2"/>
+      </w:pPr>
+      <w:bookmarkStart w:id="6" w:name="_Toc225245683"/>
+      <w:r>
+        <w:t>2.3 Hybride AI als uitgangspunt</w:t>
+      </w:r>
+      <w:bookmarkEnd w:id="6"/>
+    </w:p>
+    <w:p>
+      <w:pPr>
+        <w:pStyle w:val="Geenafstand"/>
+      </w:pPr>
+      <w:r>
+        <w:t>Het project Juf Aimee positioneert AI nadrukkelijk als mens-versterking (</w:t>
+      </w:r>
+      <w:r>
+        <w:rPr>
+          <w:i/>
+          <w:iCs/>
+        </w:rPr>
+        <w:t xml:space="preserve">human augmentation) </w:t>
+      </w:r>
+      <w:r>
+        <w:t xml:space="preserve">en niet als vervanging. Dit sluit aan op het framework van Hybride AI, zoals beschreven door </w:t>
+      </w:r>
+      <w:hyperlink r:id="rId10" w:history="1">
+        <w:proofErr w:type="spellStart"/>
+        <w:r>
+          <w:rPr>
+            <w:rStyle w:val="Hyperlink"/>
+          </w:rPr>
+          <w:t>Akata</w:t>
+        </w:r>
+        <w:proofErr w:type="spellEnd"/>
+        <w:r>
+          <w:rPr>
+            <w:rStyle w:val="Hyperlink"/>
+          </w:rPr>
+          <w:t xml:space="preserve"> et al. (2020),</w:t>
+        </w:r>
+      </w:hyperlink>
+      <w:r>
+        <w:t xml:space="preserve"> waarbij mens en AI samenwerken op basis van complementaire sterktes. De leraar behoudt altijd de professionele regie; Juf Aimee functioneert als een uitlegbare, transparante AI-collega die onderbouwde suggesties doet en de leraar informeert over de redenering achter elke aanbeveling.</w:t>
+      </w:r>
+    </w:p>
+    <w:p>
+      <w:pPr>
+        <w:spacing w:before="80" w:after="80"/>
+      </w:pPr>
+    </w:p>
+    <w:p>
+      <w:pPr>
+        <w:pStyle w:val="Kop1"/>
+        <w:pBdr>
+          <w:bottom w:val="single" w:sz="4" w:space="4" w:color="2E75B6"/>
+        </w:pBdr>
+      </w:pPr>
       <w:bookmarkStart w:id="7" w:name="_Toc230782942"/>
-      <w:r>
+    </w:p>
+    <w:p>
+      <w:pPr>
+        <w:pStyle w:val="Kop1"/>
+        <w:pBdr>
+          <w:bottom w:val="single" w:sz="4" w:space="4" w:color="2E75B6"/>
+        </w:pBdr>
+      </w:pPr>
+    </w:p>
+    <w:p>
+      <w:pPr>
+        <w:pStyle w:val="Kop1"/>
+        <w:pBdr>
+          <w:bottom w:val="single" w:sz="4" w:space="4" w:color="2E75B6"/>
+        </w:pBdr>
+      </w:pPr>
+      <w:r>
+        <w:lastRenderedPageBreak/>
         <w:t>3. Probleemstelling</w:t>
       </w:r>
       <w:bookmarkEnd w:id="7"/>
@@ -3584,7 +4082,6 @@
         <w:jc w:val="both"/>
       </w:pPr>
       <w:r>
-        <w:lastRenderedPageBreak/>
         <w:t>Deze probleemstelling heeft drie centrale spanningsvelden die in het onderzoek worden verkend:</w:t>
       </w:r>
     </w:p>
@@ -3652,139 +4149,6 @@
         </w:pBdr>
       </w:pPr>
       <w:bookmarkStart w:id="8" w:name="_Toc230782943"/>
-      <w:r>
-        <w:t>4. Onderzoeksvragen</w:t>
-      </w:r>
-      <w:bookmarkEnd w:id="8"/>
-    </w:p>
-    <w:p>
-      <w:pPr>
-        <w:pStyle w:val="Kop2"/>
-      </w:pPr>
-      <w:bookmarkStart w:id="9" w:name="_Toc230782944"/>
-      <w:r>
-        <w:t>4.1 Hoofdvraag</w:t>
-      </w:r>
-      <w:bookmarkEnd w:id="9"/>
-    </w:p>
-    <w:p>
-      <w:pPr>
-        <w:spacing w:before="80" w:after="80"/>
-        <w:jc w:val="both"/>
-      </w:pPr>
-      <w:r>
-        <w:t>Op welke manier kan een AI-onderwijsassistent (Juf Aimee) op verantwoorde, uitlegbare en mensgerichte wijze worden ontworpen om leraren in het primair onderwijs te ondersteunen bij het personaliseren van onderwijs voor hoogbegaafde leerlingen?</w:t>
-      </w:r>
-    </w:p>
-    <w:p>
-      <w:pPr>
-        <w:pStyle w:val="Kop2"/>
-      </w:pPr>
-      <w:bookmarkStart w:id="10" w:name="_Toc230782945"/>
-      <w:r>
-        <w:t>4.2 Deelvragen</w:t>
-      </w:r>
-      <w:bookmarkEnd w:id="10"/>
-    </w:p>
-    <w:p>
-      <w:pPr>
-        <w:pStyle w:val="Kop3"/>
-      </w:pPr>
-      <w:bookmarkStart w:id="11" w:name="_Toc230782946"/>
-      <w:r>
-        <w:t>Deelvraag 1 — Pedagogische en inhoudelijke context</w:t>
-      </w:r>
-      <w:bookmarkEnd w:id="11"/>
-    </w:p>
-    <w:p>
-      <w:pPr>
-        <w:spacing w:before="80" w:after="80"/>
-        <w:jc w:val="both"/>
-      </w:pPr>
-      <w:r>
-        <w:t>Welke kenmerken en leerbehoeften van hoogbegaafde leerlingen zijn relevant voor het ontwerp van gepersonaliseerde, hogere-orde leeractiviteiten, en hoe sluiten deze aan op bestaande pedagogische kaders zoals de Taxonomie van Bloom?</w:t>
-      </w:r>
-    </w:p>
-    <w:p>
-      <w:pPr>
-        <w:pStyle w:val="Kop3"/>
-      </w:pPr>
-      <w:bookmarkStart w:id="12" w:name="_Toc230782947"/>
-      <w:r>
-        <w:t>Deelvraag 2 — Gebruikersbehoeften en rolverdeling</w:t>
-      </w:r>
-      <w:bookmarkEnd w:id="12"/>
-    </w:p>
-    <w:p>
-      <w:pPr>
-        <w:spacing w:before="80" w:after="80"/>
-        <w:jc w:val="both"/>
-      </w:pPr>
-      <w:r>
-        <w:t>Welke ondersteuningsbehoeften hebben leraren in het primair onderwijs bij het differentiëren voor hoogbegaafde leerlingen, en welke rol zien zij weggelegd voor een AI-onderwijsassistent in hun dagelijkse praktijk?</w:t>
-      </w:r>
-    </w:p>
-    <w:p>
-      <w:pPr>
-        <w:pStyle w:val="Kop3"/>
-      </w:pPr>
-      <w:bookmarkStart w:id="13" w:name="_Toc230782948"/>
-      <w:r>
-        <w:t>Deelvraag 3 — Verantwoord AI-ontwerp</w:t>
-      </w:r>
-      <w:bookmarkEnd w:id="13"/>
-    </w:p>
-    <w:p>
-      <w:pPr>
-        <w:spacing w:before="80" w:after="80"/>
-        <w:jc w:val="both"/>
-      </w:pPr>
-      <w:r>
-        <w:t>Aan welke ethische en technische randvoorwaarden moet een AI-onderwijsassistent voldoen om als verantwoord, uitlegbaar en privacyveilig te worden beschouwd in een onderwijscontext met minderjarige gebruikers?</w:t>
-      </w:r>
-    </w:p>
-    <w:p>
-      <w:pPr>
-        <w:pStyle w:val="Kop3"/>
-      </w:pPr>
-      <w:bookmarkStart w:id="14" w:name="_Toc230782949"/>
-      <w:r>
-        <w:t>Deelvraag 4 — Technische haalbaarheid</w:t>
-      </w:r>
-      <w:bookmarkEnd w:id="14"/>
-    </w:p>
-    <w:p>
-      <w:pPr>
-        <w:spacing w:before="80" w:after="80"/>
-        <w:jc w:val="both"/>
-      </w:pPr>
-      <w:r>
-        <w:t>Welke AI-architectuur, interfaces en datatypes zijn technisch haalbaar voor een proof of concept van Juf Aimee, gegeven de randvoorwaarden van verantwoord ontwerp, AVG-compliance en pedagogische kwaliteit?</w:t>
-      </w:r>
-    </w:p>
-    <w:p>
-      <w:pPr>
-        <w:pStyle w:val="Kop3"/>
-      </w:pPr>
-      <w:bookmarkStart w:id="15" w:name="_Toc230782950"/>
-      <w:r>
-        <w:t>Deelvraag 5 — Mens-AI-samenwerking</w:t>
-      </w:r>
-      <w:bookmarkEnd w:id="15"/>
-    </w:p>
-    <w:p>
-      <w:pPr>
-        <w:spacing w:before="80" w:after="80"/>
-        <w:jc w:val="both"/>
-      </w:pPr>
-      <w:r>
-        <w:t>Hoe kan de interactie tussen leraar en AI-assistent zodanig worden vormgegeven dat de leraar altijd de professionele regie behoudt en de AI transparant en begrijpelijk communiceert over haar redenering en aanbevelingen?</w:t>
-      </w:r>
-    </w:p>
-    <w:p>
-      <w:pPr>
-        <w:spacing w:before="80" w:after="80"/>
-      </w:pPr>
     </w:p>
     <w:p>
       <w:pPr>
@@ -3793,92 +4157,6 @@
           <w:bottom w:val="single" w:sz="4" w:space="4" w:color="2E75B6"/>
         </w:pBdr>
       </w:pPr>
-      <w:bookmarkStart w:id="16" w:name="_Toc230782951"/>
-      <w:r>
-        <w:t>5. Theoretisch kader</w:t>
-      </w:r>
-      <w:bookmarkEnd w:id="16"/>
-    </w:p>
-    <w:p>
-      <w:pPr>
-        <w:pStyle w:val="Kop2"/>
-      </w:pPr>
-      <w:bookmarkStart w:id="17" w:name="_Toc230782952"/>
-      <w:r>
-        <w:t>5.1 Taxonomie van Bloom</w:t>
-      </w:r>
-      <w:bookmarkEnd w:id="17"/>
-    </w:p>
-    <w:p>
-      <w:pPr>
-        <w:spacing w:before="80" w:after="80"/>
-        <w:jc w:val="both"/>
-      </w:pPr>
-      <w:r>
-        <w:t>De Taxonomie van Bloom biedt een gelaagd model van cognitieve vaardigheden, van lagere-orde (onthouden, begrijpen, toepassen) naar hogere-orde denkvaardigheden (analyseren, evalueren, creëren). Hoogbegaafde leerlingen profiteren het meest van opdrachten die de hogere niveaus aanspreken. Juf Aimee gebruikt dit kader als basis voor het genereren en categoriseren van opdrachten.</w:t>
-      </w:r>
-    </w:p>
-    <w:p>
-      <w:pPr>
-        <w:pStyle w:val="Kop2"/>
-      </w:pPr>
-      <w:bookmarkStart w:id="18" w:name="_Toc230782953"/>
-      <w:r>
-        <w:t>5.2 Hybride AI</w:t>
-      </w:r>
-      <w:bookmarkEnd w:id="18"/>
-    </w:p>
-    <w:p>
-      <w:pPr>
-        <w:spacing w:before="80" w:after="80"/>
-        <w:jc w:val="both"/>
-      </w:pPr>
-      <w:r>
-        <w:t>Het Hybride AI-framework (Akata et al., 2020) beschrijft AI-systemen die samenwerken met mensen op basis van wederzijdse aanvulling. In de context van Juf Aimee betekent dit dat de AI taken overneemt waarvoor zij beter geschikt is (grootschalige personalisatie, voortgangsmonitoring), terwijl de leraar de taken behoudt die menselijk oordeelsvermogen vereisen (pedagogische beslissingen, relatie met de leerling).</w:t>
-      </w:r>
-    </w:p>
-    <w:p>
-      <w:pPr>
-        <w:pStyle w:val="Kop2"/>
-      </w:pPr>
-      <w:bookmarkStart w:id="19" w:name="_Toc230782954"/>
-      <w:r>
-        <w:t>5.3 Uitlegbare AI (XAI)</w:t>
-      </w:r>
-      <w:bookmarkEnd w:id="19"/>
-    </w:p>
-    <w:p>
-      <w:pPr>
-        <w:spacing w:before="80" w:after="80"/>
-        <w:jc w:val="both"/>
-      </w:pPr>
-      <w:r>
-        <w:t>Explainability is een centrale randvoorwaarde voor verantwoord AI-gebruik in het onderwijs. Leraren moeten kunnen begrijpen waarom Juf Aimee een bepaalde opdracht aanbeveelt. Dit vereist ontwerpchoices rondom transparantie: korte, begrijpelijke uitleg bij elke aanbeveling, zonder technisch jargon.</w:t>
-      </w:r>
-    </w:p>
-    <w:p>
-      <w:pPr>
-        <w:pStyle w:val="Kop2"/>
-      </w:pPr>
-      <w:bookmarkStart w:id="20" w:name="_Toc230782955"/>
-      <w:r>
-        <w:t>5.4 Privacy en AVG</w:t>
-      </w:r>
-      <w:bookmarkEnd w:id="20"/>
-    </w:p>
-    <w:p>
-      <w:pPr>
-        <w:spacing w:before="80" w:after="80"/>
-        <w:jc w:val="both"/>
-      </w:pPr>
-      <w:r>
-        <w:t>Omdat Juf Aimee werkt met gegevens van minderjarige leerlingen, is AVG-compliance een harde eis. In het proof of concept wordt gewerkt met fictieve en gesimuleerde data. In de verdere ontwikkeling zullen leerlingprofielen, interactielogs en voortgangsdata zorgvuldig worden beschermd en geminimaliseerd.</w:t>
-      </w:r>
-    </w:p>
-    <w:p>
-      <w:pPr>
-        <w:spacing w:before="80" w:after="80"/>
-      </w:pPr>
     </w:p>
     <w:p>
       <w:pPr>
@@ -3887,30 +4165,1103 @@
           <w:bottom w:val="single" w:sz="4" w:space="4" w:color="2E75B6"/>
         </w:pBdr>
       </w:pPr>
-      <w:bookmarkStart w:id="21" w:name="_Toc230782956"/>
+    </w:p>
+    <w:p>
+      <w:pPr>
+        <w:pStyle w:val="Kop1"/>
+        <w:pBdr>
+          <w:bottom w:val="single" w:sz="4" w:space="4" w:color="2E75B6"/>
+        </w:pBdr>
+      </w:pPr>
+    </w:p>
+    <w:p>
+      <w:pPr>
+        <w:pStyle w:val="Kop1"/>
+        <w:pBdr>
+          <w:bottom w:val="single" w:sz="4" w:space="4" w:color="2E75B6"/>
+        </w:pBdr>
+      </w:pPr>
+    </w:p>
+    <w:p>
+      <w:pPr>
+        <w:pStyle w:val="Kop1"/>
+        <w:pBdr>
+          <w:bottom w:val="single" w:sz="4" w:space="4" w:color="2E75B6"/>
+        </w:pBdr>
+      </w:pPr>
+    </w:p>
+    <w:p>
+      <w:pPr>
+        <w:pStyle w:val="Kop1"/>
+        <w:pBdr>
+          <w:bottom w:val="single" w:sz="4" w:space="4" w:color="2E75B6"/>
+        </w:pBdr>
+      </w:pPr>
+    </w:p>
+    <w:p>
+      <w:pPr>
+        <w:pStyle w:val="Kop1"/>
+        <w:pBdr>
+          <w:bottom w:val="single" w:sz="4" w:space="4" w:color="2E75B6"/>
+        </w:pBdr>
+      </w:pPr>
+    </w:p>
+    <w:p>
+      <w:pPr>
+        <w:pStyle w:val="Kop1"/>
+        <w:pBdr>
+          <w:bottom w:val="single" w:sz="4" w:space="4" w:color="2E75B6"/>
+        </w:pBdr>
+      </w:pPr>
+    </w:p>
+    <w:p>
+      <w:pPr>
+        <w:pStyle w:val="Kop1"/>
+        <w:pBdr>
+          <w:bottom w:val="single" w:sz="4" w:space="4" w:color="2E75B6"/>
+        </w:pBdr>
+      </w:pPr>
+    </w:p>
+    <w:p>
+      <w:pPr>
+        <w:pStyle w:val="Kop1"/>
+        <w:pBdr>
+          <w:bottom w:val="single" w:sz="4" w:space="4" w:color="2E75B6"/>
+        </w:pBdr>
+      </w:pPr>
+      <w:r>
+        <w:lastRenderedPageBreak/>
+        <w:t>4. Onderzoeksvragen</w:t>
+      </w:r>
+      <w:bookmarkEnd w:id="8"/>
+    </w:p>
+    <w:p>
+      <w:pPr>
+        <w:pStyle w:val="Kop2"/>
+      </w:pPr>
+      <w:bookmarkStart w:id="9" w:name="_Toc230782944"/>
+      <w:r>
+        <w:t>4.1 Hoofdvraag</w:t>
+      </w:r>
+      <w:bookmarkEnd w:id="9"/>
+    </w:p>
+    <w:p>
+      <w:pPr>
+        <w:spacing w:before="80" w:after="80"/>
+        <w:jc w:val="both"/>
+      </w:pPr>
+      <w:r>
+        <w:t>Op welke manier kan een AI-onderwijsassistent (Juf Aimee) op verantwoorde, uitlegbare en mensgerichte wijze worden ontworpen om leraren in het primair onderwijs te ondersteunen bij het personaliseren van onderwijs voor hoogbegaafde leerlingen?</w:t>
+      </w:r>
+    </w:p>
+    <w:p>
+      <w:pPr>
+        <w:pStyle w:val="Kop2"/>
+      </w:pPr>
+      <w:bookmarkStart w:id="10" w:name="_Toc230782945"/>
+      <w:r>
+        <w:t>4.2 Deelvragen</w:t>
+      </w:r>
+      <w:bookmarkEnd w:id="10"/>
+    </w:p>
+    <w:p>
+      <w:pPr>
+        <w:pStyle w:val="Kop3"/>
+      </w:pPr>
+      <w:bookmarkStart w:id="11" w:name="_Toc230782946"/>
+      <w:r>
+        <w:t>Deelvraag 1 — Pedagogische en inhoudelijke context</w:t>
+      </w:r>
+      <w:bookmarkEnd w:id="11"/>
+    </w:p>
+    <w:p>
+      <w:pPr>
+        <w:spacing w:before="80" w:after="80"/>
+        <w:jc w:val="both"/>
+      </w:pPr>
+      <w:r>
+        <w:t>Welke kenmerken en leerbehoeften van hoogbegaafde leerlingen zijn relevant voor het ontwerp van gepersonaliseerde, hogere-orde leeractiviteiten, en hoe sluiten deze aan op bestaande pedagogische kaders zoals de Taxonomie van Bloom?</w:t>
+      </w:r>
+    </w:p>
+    <w:p>
+      <w:pPr>
+        <w:pStyle w:val="Kop3"/>
+      </w:pPr>
+      <w:bookmarkStart w:id="12" w:name="_Toc230782947"/>
+      <w:r>
+        <w:t>Deelvraag 2 — Gebruikersbehoeften en rolverdeling</w:t>
+      </w:r>
+      <w:bookmarkEnd w:id="12"/>
+    </w:p>
+    <w:p>
+      <w:pPr>
+        <w:spacing w:before="80" w:after="80"/>
+        <w:jc w:val="both"/>
+      </w:pPr>
+      <w:r>
+        <w:t>Welke ondersteuningsbehoeften hebben leraren in het primair onderwijs bij het differentiëren voor hoogbegaafde leerlingen, en welke rol zien zij weggelegd voor een AI-onderwijsassistent in hun dagelijkse praktijk?</w:t>
+      </w:r>
+    </w:p>
+    <w:p>
+      <w:pPr>
+        <w:pStyle w:val="Kop3"/>
+      </w:pPr>
+      <w:bookmarkStart w:id="13" w:name="_Toc230782948"/>
+      <w:r>
+        <w:t>Deelvraag 3 — Verantwoord AI-ontwerp</w:t>
+      </w:r>
+      <w:bookmarkEnd w:id="13"/>
+    </w:p>
+    <w:p>
+      <w:pPr>
+        <w:spacing w:before="80" w:after="80"/>
+        <w:jc w:val="both"/>
+      </w:pPr>
+      <w:r>
+        <w:t>Aan welke ethische en technische randvoorwaarden moet een AI-onderwijsassistent voldoen om als verantwoord, uitlegbaar en privacyveilig te worden beschouwd in een onderwijscontext met minderjarige gebruikers?</w:t>
+      </w:r>
+    </w:p>
+    <w:p>
+      <w:pPr>
+        <w:pStyle w:val="Kop3"/>
+      </w:pPr>
+      <w:bookmarkStart w:id="14" w:name="_Toc230782949"/>
+      <w:r>
+        <w:t>Deelvraag 4 — Technische haalbaarheid</w:t>
+      </w:r>
+      <w:bookmarkEnd w:id="14"/>
+    </w:p>
+    <w:p>
+      <w:pPr>
+        <w:spacing w:before="80" w:after="80"/>
+        <w:jc w:val="both"/>
+      </w:pPr>
+      <w:r>
+        <w:t>Welke AI-architectuur, interfaces en datatypes zijn technisch haalbaar voor een proof of concept van Juf Aimee, gegeven de randvoorwaarden van verantwoord ontwerp, AVG-compliance en pedagogische kwaliteit?</w:t>
+      </w:r>
+    </w:p>
+    <w:p>
+      <w:pPr>
+        <w:pStyle w:val="Kop3"/>
+      </w:pPr>
+      <w:bookmarkStart w:id="15" w:name="_Toc230782950"/>
+      <w:r>
+        <w:t>Deelvraag 5 — Mens-AI-samenwerking</w:t>
+      </w:r>
+      <w:bookmarkEnd w:id="15"/>
+    </w:p>
+    <w:p>
+      <w:pPr>
+        <w:spacing w:before="80" w:after="80"/>
+        <w:jc w:val="both"/>
+      </w:pPr>
+      <w:r>
+        <w:t>Hoe kan de interactie tussen leraar en AI-assistent zodanig worden vormgegeven dat de leraar altijd de professionele regie behoudt en de AI transparant en begrijpelijk communiceert over haar redenering en aanbevelingen?</w:t>
+      </w:r>
+    </w:p>
+    <w:p>
+      <w:pPr>
+        <w:spacing w:before="80" w:after="80"/>
+      </w:pPr>
+    </w:p>
+    <w:p>
+      <w:pPr>
+        <w:pStyle w:val="Kop1"/>
+        <w:pBdr>
+          <w:bottom w:val="single" w:sz="4" w:space="4" w:color="2E75B6"/>
+        </w:pBdr>
+      </w:pPr>
+      <w:bookmarkStart w:id="16" w:name="_Toc230782951"/>
+    </w:p>
+    <w:p>
+      <w:pPr>
+        <w:pStyle w:val="Kop1"/>
+        <w:pBdr>
+          <w:bottom w:val="single" w:sz="4" w:space="4" w:color="2E75B6"/>
+        </w:pBdr>
+      </w:pPr>
+    </w:p>
+    <w:p>
+      <w:pPr>
+        <w:pStyle w:val="Kop1"/>
+        <w:pBdr>
+          <w:bottom w:val="single" w:sz="4" w:space="4" w:color="2E75B6"/>
+        </w:pBdr>
+      </w:pPr>
+    </w:p>
+    <w:p>
+      <w:pPr>
+        <w:pStyle w:val="Kop1"/>
+        <w:pBdr>
+          <w:bottom w:val="single" w:sz="4" w:space="4" w:color="2E75B6"/>
+        </w:pBdr>
+      </w:pPr>
+    </w:p>
+    <w:p>
+      <w:pPr>
+        <w:pStyle w:val="Kop1"/>
+        <w:pBdr>
+          <w:bottom w:val="single" w:sz="4" w:space="4" w:color="2E75B6"/>
+        </w:pBdr>
+      </w:pPr>
+      <w:r>
+        <w:lastRenderedPageBreak/>
+        <w:t>5. Theoretisch kader</w:t>
+      </w:r>
+      <w:bookmarkEnd w:id="16"/>
+    </w:p>
+    <w:p>
+      <w:pPr>
+        <w:pStyle w:val="Kop2"/>
+      </w:pPr>
+      <w:bookmarkStart w:id="17" w:name="_Toc225245694"/>
+      <w:bookmarkStart w:id="18" w:name="_Toc230782956"/>
+      <w:r>
+        <w:rPr>
+          <w:b w:val="0"/>
+          <w:bCs w:val="0"/>
+          <w:color w:val="auto"/>
+          <w:sz w:val="24"/>
+          <w:szCs w:val="24"/>
+        </w:rPr>
+        <w:t>Juf Aimee is gebouwd op vier theoretische pijlers die samen een verantwoord en effectief AI-systeem voor het onderwijs vormen. De Taxonomie van Bloom biedt het didactisch kader voor het genereren van opdrachten die aansluiten op het cognitieve niveau van hoogbegaafde leerlingen. Het Hybride AI-framework garandeert dat de AI de leraar ondersteunt zonder diens professionele rol over te nemen. Uitlegbare AI zorgt ervoor dat leraren de aanbevelingen van het systeem kunnen begrijpen en beoordelen. Tot slot stelt AVG-compliance harde eisen aan de omgang met leerlingdata, waarbij dataminimalisatie en lokale deployment de privacy van minderjarige leerlingen waarborgen.</w:t>
+      </w:r>
+      <w:r>
+        <w:rPr>
+          <w:b w:val="0"/>
+          <w:bCs w:val="0"/>
+          <w:color w:val="auto"/>
+          <w:sz w:val="24"/>
+          <w:szCs w:val="24"/>
+        </w:rPr>
+        <w:br/>
+      </w:r>
+      <w:r>
+        <w:br/>
+        <w:t>5.1 Taxonomie van Bloom</w:t>
+      </w:r>
+      <w:bookmarkEnd w:id="17"/>
+    </w:p>
+    <w:p>
+      <w:pPr>
+        <w:pStyle w:val="Kop2"/>
+        <w:rPr>
+          <w:b w:val="0"/>
+          <w:bCs w:val="0"/>
+          <w:color w:val="auto"/>
+          <w:sz w:val="24"/>
+          <w:szCs w:val="24"/>
+        </w:rPr>
+      </w:pPr>
+      <w:bookmarkStart w:id="19" w:name="_Toc225245695"/>
+      <w:r>
+        <w:rPr>
+          <w:b w:val="0"/>
+          <w:bCs w:val="0"/>
+          <w:color w:val="auto"/>
+          <w:sz w:val="24"/>
+          <w:szCs w:val="24"/>
+        </w:rPr>
+        <w:t>De Taxonomie van Bloom biedt een gelaagd model van cognitieve vaardigheden. Het model loopt van lagere-orde vaardigheden onthouden, begrijpen en toepassen naar hogere-orde denkvaardigheden zoals analyseren, evalueren en creëren. Hoogbegaafde leerlingen profiteren het meest van opdrachten die de hogere niveaus aanspreken. Juf Aimee gebruikt dit kader als basis voor het genereren en categoriseren van opdrachten.</w:t>
+      </w:r>
+    </w:p>
+    <w:p>
+      <w:pPr>
+        <w:pStyle w:val="Kop2"/>
+      </w:pPr>
+      <w:r>
+        <w:t>5.2 Hybride AI</w:t>
+      </w:r>
+      <w:bookmarkEnd w:id="19"/>
+    </w:p>
+    <w:p>
+      <w:pPr>
+        <w:pStyle w:val="Kop2"/>
+        <w:rPr>
+          <w:b w:val="0"/>
+          <w:bCs w:val="0"/>
+          <w:color w:val="auto"/>
+          <w:sz w:val="24"/>
+          <w:szCs w:val="24"/>
+        </w:rPr>
+      </w:pPr>
+      <w:bookmarkStart w:id="20" w:name="_Toc225245696"/>
+      <w:r>
+        <w:rPr>
+          <w:b w:val="0"/>
+          <w:bCs w:val="0"/>
+          <w:color w:val="auto"/>
+          <w:sz w:val="24"/>
+          <w:szCs w:val="24"/>
+        </w:rPr>
+        <w:t xml:space="preserve">Juf Aimee is ontworpen als een hybride AI-systeem waarin </w:t>
+      </w:r>
+      <w:r>
+        <w:rPr>
+          <w:b w:val="0"/>
+          <w:bCs w:val="0"/>
+          <w:color w:val="auto"/>
+          <w:sz w:val="24"/>
+          <w:szCs w:val="24"/>
+        </w:rPr>
+        <w:t>de gebruiker</w:t>
+      </w:r>
+      <w:r>
+        <w:rPr>
+          <w:b w:val="0"/>
+          <w:bCs w:val="0"/>
+          <w:color w:val="auto"/>
+          <w:sz w:val="24"/>
+          <w:szCs w:val="24"/>
+        </w:rPr>
+        <w:t xml:space="preserve"> en </w:t>
+      </w:r>
+      <w:r>
+        <w:rPr>
+          <w:b w:val="0"/>
+          <w:bCs w:val="0"/>
+          <w:color w:val="auto"/>
+          <w:sz w:val="24"/>
+          <w:szCs w:val="24"/>
+        </w:rPr>
+        <w:t>artificiële intelligentie</w:t>
+      </w:r>
+      <w:r>
+        <w:rPr>
+          <w:b w:val="0"/>
+          <w:bCs w:val="0"/>
+          <w:color w:val="auto"/>
+          <w:sz w:val="24"/>
+          <w:szCs w:val="24"/>
+        </w:rPr>
+        <w:t xml:space="preserve"> elkaar aanvullen, niet vervangen. Het Hybride AI-</w:t>
+      </w:r>
+      <w:proofErr w:type="spellStart"/>
+      <w:r>
+        <w:rPr>
+          <w:b w:val="0"/>
+          <w:bCs w:val="0"/>
+          <w:color w:val="auto"/>
+          <w:sz w:val="24"/>
+          <w:szCs w:val="24"/>
+        </w:rPr>
+        <w:t>framework</w:t>
+      </w:r>
+      <w:proofErr w:type="spellEnd"/>
+      <w:r>
+        <w:rPr>
+          <w:b w:val="0"/>
+          <w:bCs w:val="0"/>
+          <w:color w:val="auto"/>
+          <w:sz w:val="24"/>
+          <w:szCs w:val="24"/>
+        </w:rPr>
+        <w:t xml:space="preserve"> (</w:t>
+      </w:r>
+      <w:proofErr w:type="spellStart"/>
+      <w:r>
+        <w:rPr>
+          <w:b w:val="0"/>
+          <w:bCs w:val="0"/>
+          <w:color w:val="auto"/>
+          <w:sz w:val="24"/>
+          <w:szCs w:val="24"/>
+        </w:rPr>
+        <w:t>Akata</w:t>
+      </w:r>
+      <w:proofErr w:type="spellEnd"/>
+      <w:r>
+        <w:rPr>
+          <w:b w:val="0"/>
+          <w:bCs w:val="0"/>
+          <w:color w:val="auto"/>
+          <w:sz w:val="24"/>
+          <w:szCs w:val="24"/>
+        </w:rPr>
+        <w:t xml:space="preserve"> et al., 2020) beschrijft hoe AI-systemen en mensen samenwerken op basis van wederzijdse aanvulling. Concreet betekent dit dat de AI de taken overneemt waarvoor zij beter geschikt is</w:t>
+      </w:r>
+      <w:r>
+        <w:rPr>
+          <w:b w:val="0"/>
+          <w:bCs w:val="0"/>
+          <w:color w:val="auto"/>
+          <w:sz w:val="24"/>
+          <w:szCs w:val="24"/>
+        </w:rPr>
+        <w:t>,</w:t>
+      </w:r>
+      <w:r>
+        <w:rPr>
+          <w:b w:val="0"/>
+          <w:bCs w:val="0"/>
+          <w:color w:val="auto"/>
+          <w:sz w:val="24"/>
+          <w:szCs w:val="24"/>
+        </w:rPr>
+        <w:t xml:space="preserve"> grootschalige personalisatie en voortgangsmonitoring</w:t>
+      </w:r>
+      <w:r>
+        <w:rPr>
+          <w:b w:val="0"/>
+          <w:bCs w:val="0"/>
+          <w:color w:val="auto"/>
+          <w:sz w:val="24"/>
+          <w:szCs w:val="24"/>
+        </w:rPr>
+        <w:t xml:space="preserve"> </w:t>
+      </w:r>
+      <w:r>
+        <w:rPr>
+          <w:b w:val="0"/>
+          <w:bCs w:val="0"/>
+          <w:color w:val="auto"/>
+          <w:sz w:val="24"/>
+          <w:szCs w:val="24"/>
+        </w:rPr>
+        <w:t>terwijl de leraar de taken behoudt die menselijk oordeelsvermogen vereisen: pedagogische beslissingen en de relatie met de leerling.</w:t>
+      </w:r>
+    </w:p>
+    <w:p>
+      <w:pPr>
+        <w:pStyle w:val="Kop2"/>
+      </w:pPr>
+      <w:r>
+        <w:t>5.3 Uitlegbare AI (XAI)</w:t>
+      </w:r>
+      <w:bookmarkEnd w:id="20"/>
+    </w:p>
+    <w:p>
+      <w:pPr>
+        <w:pStyle w:val="Kop2"/>
+        <w:rPr>
+          <w:b w:val="0"/>
+          <w:bCs w:val="0"/>
+          <w:color w:val="auto"/>
+          <w:sz w:val="24"/>
+          <w:szCs w:val="24"/>
+        </w:rPr>
+      </w:pPr>
+      <w:bookmarkStart w:id="21" w:name="_Toc225245697"/>
+      <w:r>
+        <w:rPr>
+          <w:b w:val="0"/>
+          <w:bCs w:val="0"/>
+          <w:color w:val="auto"/>
+          <w:sz w:val="24"/>
+          <w:szCs w:val="24"/>
+        </w:rPr>
+        <w:t xml:space="preserve">Leraren kunnen Juf Aimee alleen verantwoord inzetten als zij begrijpen waarom het systeem een bepaalde aanbeveling doet. </w:t>
+      </w:r>
+      <w:proofErr w:type="spellStart"/>
+      <w:r>
+        <w:rPr>
+          <w:b w:val="0"/>
+          <w:bCs w:val="0"/>
+          <w:color w:val="auto"/>
+          <w:sz w:val="24"/>
+          <w:szCs w:val="24"/>
+        </w:rPr>
+        <w:t>Explainability</w:t>
+      </w:r>
+      <w:proofErr w:type="spellEnd"/>
+      <w:r>
+        <w:rPr>
+          <w:b w:val="0"/>
+          <w:bCs w:val="0"/>
+          <w:color w:val="auto"/>
+          <w:sz w:val="24"/>
+          <w:szCs w:val="24"/>
+        </w:rPr>
+        <w:t xml:space="preserve"> </w:t>
+      </w:r>
+      <w:hyperlink r:id="rId11" w:history="1">
+        <w:r>
+          <w:rPr>
+            <w:rStyle w:val="Hyperlink"/>
+            <w:b w:val="0"/>
+            <w:bCs w:val="0"/>
+            <w:sz w:val="24"/>
+            <w:szCs w:val="24"/>
+          </w:rPr>
+          <w:t>(</w:t>
+        </w:r>
+        <w:proofErr w:type="spellStart"/>
+        <w:r>
+          <w:rPr>
+            <w:rStyle w:val="Hyperlink"/>
+            <w:b w:val="0"/>
+            <w:bCs w:val="0"/>
+            <w:sz w:val="24"/>
+            <w:szCs w:val="24"/>
+          </w:rPr>
+          <w:t>Liao</w:t>
+        </w:r>
+        <w:proofErr w:type="spellEnd"/>
+        <w:r>
+          <w:rPr>
+            <w:rStyle w:val="Hyperlink"/>
+            <w:b w:val="0"/>
+            <w:bCs w:val="0"/>
+            <w:sz w:val="24"/>
+            <w:szCs w:val="24"/>
+          </w:rPr>
+          <w:t xml:space="preserve"> &amp; </w:t>
+        </w:r>
+        <w:proofErr w:type="spellStart"/>
+        <w:r>
+          <w:rPr>
+            <w:rStyle w:val="Hyperlink"/>
+            <w:b w:val="0"/>
+            <w:bCs w:val="0"/>
+            <w:sz w:val="24"/>
+            <w:szCs w:val="24"/>
+          </w:rPr>
+          <w:t>Varshney</w:t>
+        </w:r>
+        <w:proofErr w:type="spellEnd"/>
+        <w:r>
+          <w:rPr>
+            <w:rStyle w:val="Hyperlink"/>
+            <w:b w:val="0"/>
+            <w:bCs w:val="0"/>
+            <w:sz w:val="24"/>
+            <w:szCs w:val="24"/>
+          </w:rPr>
+          <w:t>, 2021</w:t>
+        </w:r>
+      </w:hyperlink>
+      <w:r>
+        <w:rPr>
+          <w:b w:val="0"/>
+          <w:bCs w:val="0"/>
+          <w:color w:val="auto"/>
+          <w:sz w:val="24"/>
+          <w:szCs w:val="24"/>
+        </w:rPr>
+        <w:t>) is daarom een centrale randvoorwaarde voor verantwoord AI-gebruik in het onderwijs. Dit vereist bewuste ontwerpkeuzes rondom transparantie: elke aanbeveling gaat vergezeld van een korte, begrijpelijke uitleg zonder technisch jargon.</w:t>
+      </w:r>
+    </w:p>
+    <w:p>
+      <w:pPr>
+        <w:pStyle w:val="Kop2"/>
+      </w:pPr>
+      <w:r>
+        <w:t>5.4 Privacy en AVG</w:t>
+      </w:r>
+      <w:bookmarkEnd w:id="21"/>
+    </w:p>
+    <w:p>
+      <w:pPr>
+        <w:pStyle w:val="Geenafstand"/>
+      </w:pPr>
+      <w:r>
+        <w:t xml:space="preserve">Omdat Juf Aimee werkt met gegevens van minderjarige leerlingen, is AVG-compliance een harde eis. In het </w:t>
+      </w:r>
+      <w:proofErr w:type="spellStart"/>
+      <w:r>
+        <w:t>proof</w:t>
+      </w:r>
+      <w:proofErr w:type="spellEnd"/>
+      <w:r>
+        <w:t xml:space="preserve"> of concept wordt gewerkt met fictieve en gesimuleerde data. In de verdere ontwikkeling zullen </w:t>
+      </w:r>
+      <w:proofErr w:type="spellStart"/>
+      <w:r>
+        <w:t>leerlingprofielen</w:t>
+      </w:r>
+      <w:proofErr w:type="spellEnd"/>
+      <w:r>
+        <w:t>, interactielogs en voortgangsdata zorgvuldig worden beschermd en geminimaliseerd</w:t>
+      </w:r>
+      <w:r>
+        <w:t>.</w:t>
+      </w:r>
+    </w:p>
+    <w:p>
+      <w:pPr>
+        <w:pStyle w:val="Kop1"/>
+        <w:pBdr>
+          <w:bottom w:val="single" w:sz="4" w:space="4" w:color="2E75B6"/>
+        </w:pBdr>
+      </w:pPr>
+    </w:p>
+    <w:p>
+      <w:pPr>
+        <w:pStyle w:val="Kop1"/>
+        <w:pBdr>
+          <w:bottom w:val="single" w:sz="4" w:space="4" w:color="2E75B6"/>
+        </w:pBdr>
+      </w:pPr>
+    </w:p>
+    <w:p>
+      <w:pPr>
+        <w:pStyle w:val="Kop1"/>
+        <w:pBdr>
+          <w:bottom w:val="single" w:sz="4" w:space="4" w:color="2E75B6"/>
+        </w:pBdr>
+      </w:pPr>
+    </w:p>
+    <w:p>
+      <w:pPr>
+        <w:pStyle w:val="Kop1"/>
+        <w:pBdr>
+          <w:bottom w:val="single" w:sz="4" w:space="4" w:color="2E75B6"/>
+        </w:pBdr>
+      </w:pPr>
       <w:r>
         <w:t>6. Aanpak en methoden</w:t>
       </w:r>
-      <w:bookmarkEnd w:id="21"/>
-    </w:p>
-    <w:p>
-      <w:pPr>
-        <w:spacing w:before="80" w:after="80"/>
-        <w:jc w:val="both"/>
-      </w:pPr>
-      <w:r>
-        <w:t>Het onderzoek volgt een design-based research benadering, waarbij ontwerp, ontwikkeling en evaluatie iteratief worden uitgevoerd in nauwe samenwerking met leraren, leerlingen en andere betrokkenen.</w:t>
-      </w:r>
+      <w:bookmarkEnd w:id="18"/>
+    </w:p>
+    <w:p>
+      <w:pPr>
+        <w:pStyle w:val="Geenafstand"/>
+      </w:pPr>
+      <w:bookmarkStart w:id="22" w:name="_Toc230782959"/>
+      <w:r>
+        <w:t xml:space="preserve">Het onderzoek volgt een </w:t>
+      </w:r>
+      <w:r>
+        <w:rPr>
+          <w:i/>
+          <w:iCs/>
+        </w:rPr>
+        <w:t>design-</w:t>
+      </w:r>
+      <w:proofErr w:type="spellStart"/>
+      <w:r>
+        <w:rPr>
+          <w:i/>
+          <w:iCs/>
+        </w:rPr>
+        <w:t>based</w:t>
+      </w:r>
+      <w:proofErr w:type="spellEnd"/>
+      <w:r>
+        <w:rPr>
+          <w:i/>
+          <w:iCs/>
+        </w:rPr>
+        <w:t xml:space="preserve"> research</w:t>
+      </w:r>
+      <w:r>
+        <w:t xml:space="preserve"> </w:t>
+      </w:r>
+      <w:r>
+        <w:t xml:space="preserve">(Anderson &amp; </w:t>
+      </w:r>
+      <w:proofErr w:type="spellStart"/>
+      <w:r>
+        <w:t>Shattuck</w:t>
+      </w:r>
+      <w:proofErr w:type="spellEnd"/>
+      <w:r>
+        <w:t>, 2012)</w:t>
+      </w:r>
+      <w:r>
+        <w:t xml:space="preserve"> benadering, waarbij ontwerp, ontwikkeling en evaluatie iteratief worden uitgevoerd in nauwe samenwerking met leraren, leerlingen en andere betrokkenen.</w:t>
+      </w:r>
+      <w:r>
+        <w:t xml:space="preserve"> </w:t>
+      </w:r>
+      <w:bookmarkStart w:id="23" w:name="_Toc225245699"/>
     </w:p>
     <w:p>
       <w:pPr>
         <w:pStyle w:val="Kop2"/>
       </w:pPr>
-      <w:bookmarkStart w:id="22" w:name="_Toc230782957"/>
       <w:r>
         <w:t>6.1 Fasen</w:t>
       </w:r>
+      <w:bookmarkEnd w:id="23"/>
+    </w:p>
+    <w:p>
+      <w:pPr>
+        <w:pStyle w:val="Geenafstand"/>
+        <w:numPr>
+          <w:ilvl w:val="0"/>
+          <w:numId w:val="4"/>
+        </w:numPr>
+      </w:pPr>
+      <w:r>
+        <w:t>Verkenning: literatuuronderzoek naar hoogbegaafdheid, hybride AI en verantwoord AI-ontwerp; gesprekken met leraren en onderzoekers.</w:t>
+      </w:r>
+    </w:p>
+    <w:p>
+      <w:pPr>
+        <w:pStyle w:val="Geenafstand"/>
+        <w:numPr>
+          <w:ilvl w:val="0"/>
+          <w:numId w:val="4"/>
+        </w:numPr>
+      </w:pPr>
+      <w:r>
+        <w:rPr>
+          <w:i/>
+          <w:iCs/>
+        </w:rPr>
+        <w:t>Co-design</w:t>
+      </w:r>
+      <w:r>
+        <w:t>:</w:t>
+      </w:r>
+      <w:r>
+        <w:t xml:space="preserve"> participatieve ontwerpworkshops met leraren (en eventueel leerlingen) om gebruikersbehoeften en ontwerpkeuzes te verkennen.</w:t>
+      </w:r>
+    </w:p>
+    <w:p>
+      <w:pPr>
+        <w:pStyle w:val="Geenafstand"/>
+        <w:numPr>
+          <w:ilvl w:val="0"/>
+          <w:numId w:val="4"/>
+        </w:numPr>
+      </w:pPr>
+      <w:r>
+        <w:rPr>
+          <w:i/>
+          <w:iCs/>
+        </w:rPr>
+        <w:t>Prototype</w:t>
+      </w:r>
+      <w:r>
+        <w:t xml:space="preserve">-ontwikkeling: bouwen van een </w:t>
+      </w:r>
+      <w:proofErr w:type="spellStart"/>
+      <w:r>
+        <w:rPr>
+          <w:i/>
+          <w:iCs/>
+        </w:rPr>
+        <w:t>proof</w:t>
+      </w:r>
+      <w:proofErr w:type="spellEnd"/>
+      <w:r>
+        <w:rPr>
+          <w:i/>
+          <w:iCs/>
+        </w:rPr>
+        <w:t xml:space="preserve"> of concept</w:t>
+      </w:r>
+      <w:r>
+        <w:t xml:space="preserve"> voor (een onderdeel van) Juf Aimee, met aandacht voor technische en ethische randvoorwaarden.</w:t>
+      </w:r>
+    </w:p>
+    <w:p>
+      <w:pPr>
+        <w:pStyle w:val="Geenafstand"/>
+        <w:numPr>
+          <w:ilvl w:val="0"/>
+          <w:numId w:val="4"/>
+        </w:numPr>
+      </w:pPr>
+      <w:r>
+        <w:t>Evaluatie: testen van het prototype met eindgebruikers; evaluatie op bruikbaarheid, uitlegbaarheid en pedagogische kwaliteit.</w:t>
+      </w:r>
+    </w:p>
+    <w:p>
+      <w:pPr>
+        <w:pStyle w:val="Kop2"/>
+      </w:pPr>
+      <w:bookmarkStart w:id="24" w:name="_Toc225245700"/>
+      <w:r>
+        <w:t>6.2 Data</w:t>
+      </w:r>
+      <w:bookmarkEnd w:id="24"/>
+    </w:p>
+    <w:p>
+      <w:pPr>
+        <w:pStyle w:val="Geenafstand"/>
+      </w:pPr>
+      <w:r>
+        <w:t xml:space="preserve">Er wordt in deze fase uitsluitend gewerkt met fictieve en gesimuleerde data </w:t>
+      </w:r>
+      <w:proofErr w:type="spellStart"/>
+      <w:r>
+        <w:t>voorbeeldleerlingprofielen</w:t>
+      </w:r>
+      <w:proofErr w:type="spellEnd"/>
+      <w:r>
+        <w:t>, gesimuleerde leeractiviteiten en hypothetische onderwijsscenario’s. Er worden geen echte leerling- of persoonsgegevens gebruikt.</w:t>
+      </w:r>
+    </w:p>
+    <w:p>
+      <w:pPr>
+        <w:pStyle w:val="Kop2"/>
+      </w:pPr>
+      <w:r>
+        <w:t xml:space="preserve">6.3 </w:t>
+      </w:r>
+      <w:proofErr w:type="spellStart"/>
+      <w:r>
+        <w:t>Proof</w:t>
+      </w:r>
+      <w:proofErr w:type="spellEnd"/>
+      <w:r>
+        <w:t xml:space="preserve"> of concept </w:t>
+      </w:r>
+      <w:r>
+        <w:t>-</w:t>
+      </w:r>
+      <w:r>
+        <w:t xml:space="preserve"> Gerealiseerde functionaliteiten</w:t>
+      </w:r>
       <w:bookmarkEnd w:id="22"/>
+    </w:p>
+    <w:p>
+      <w:r>
+        <w:t xml:space="preserve">Het </w:t>
+      </w:r>
+      <w:proofErr w:type="spellStart"/>
+      <w:r>
+        <w:t>proof</w:t>
+      </w:r>
+      <w:proofErr w:type="spellEnd"/>
+      <w:r>
+        <w:t xml:space="preserve"> of concept bestaat uit een webapplicatie voor leraren die drie kernsystemen integreert: een leraarsdashboard met </w:t>
+      </w:r>
+      <w:proofErr w:type="spellStart"/>
+      <w:r>
+        <w:t>leerlingoverzicht</w:t>
+      </w:r>
+      <w:proofErr w:type="spellEnd"/>
+      <w:r>
+        <w:t xml:space="preserve">, een </w:t>
+      </w:r>
+      <w:proofErr w:type="spellStart"/>
+      <w:r>
+        <w:t>regelgebaseerd</w:t>
+      </w:r>
+      <w:proofErr w:type="spellEnd"/>
+      <w:r>
+        <w:t xml:space="preserve"> signalensysteem en een AI-gedreven adviessysteem. De applicatie is ontwikkeld met het Next.js framework en maakt gebruik van een lokale </w:t>
+      </w:r>
+      <w:proofErr w:type="spellStart"/>
+      <w:r>
+        <w:t>PostgreSQL</w:t>
+      </w:r>
+      <w:proofErr w:type="spellEnd"/>
+      <w:r>
+        <w:t>-database met vectoropslag. Alle AI</w:t>
+      </w:r>
+      <w:r>
+        <w:t xml:space="preserve">- </w:t>
+      </w:r>
+      <w:r>
+        <w:t xml:space="preserve">componenten draaien lokaal via </w:t>
+      </w:r>
+      <w:proofErr w:type="spellStart"/>
+      <w:r>
+        <w:t>Ollama</w:t>
+      </w:r>
+      <w:proofErr w:type="spellEnd"/>
+      <w:r>
+        <w:t xml:space="preserve">, een oplossing die bewust is gekozen om te voldoen aan de AVG-eis dat persoonsgegevens van minderjarigen niet worden doorgezonden naar externe </w:t>
+      </w:r>
+      <w:proofErr w:type="spellStart"/>
+      <w:r>
+        <w:t>cloudproviders</w:t>
+      </w:r>
+      <w:proofErr w:type="spellEnd"/>
+      <w:r>
+        <w:t>.</w:t>
+      </w:r>
+    </w:p>
+    <w:p/>
+    <w:p>
+      <w:pPr>
+        <w:pStyle w:val="Kop3"/>
+      </w:pPr>
+      <w:bookmarkStart w:id="25" w:name="_Toc230782960"/>
+      <w:r>
+        <w:t>Leraarsdashboard</w:t>
+      </w:r>
+      <w:bookmarkEnd w:id="25"/>
+    </w:p>
+    <w:p/>
+    <w:p>
+      <w:r>
+        <w:t xml:space="preserve">De centrale interface is een dashboard waarop de leraar per leerling een overzicht ziet van voortgang, interesses, afgeronde opdrachten en het huidige </w:t>
+      </w:r>
+      <w:r>
+        <w:lastRenderedPageBreak/>
+        <w:t xml:space="preserve">Bloom-niveau. De </w:t>
+      </w:r>
+      <w:proofErr w:type="spellStart"/>
+      <w:r>
+        <w:t>leerlingprofielen</w:t>
+      </w:r>
+      <w:proofErr w:type="spellEnd"/>
+      <w:r>
+        <w:t xml:space="preserve"> zijn opgebouwd uit het Individueel Ontwikkelingsperspectief (OPP): een bestaand pedagogisch document dat scholen bijhouden per leerling. De OPP-bestanden worden automatisch ingelezen, opgesplitst in tekstfragmenten en omgezet naar vectorrepresentaties met behulp van een meertalig inbeddingsmodel. Dit maakt semantisch zoeken mogelijk: het systeem kan relevante informatie uit het </w:t>
+      </w:r>
+      <w:proofErr w:type="spellStart"/>
+      <w:r>
+        <w:t>leerlingprofiel</w:t>
+      </w:r>
+      <w:proofErr w:type="spellEnd"/>
+      <w:r>
+        <w:t xml:space="preserve"> ophalen op basis van betekenis, niet alleen op basis van exacte zoekwoorden.</w:t>
+      </w:r>
+    </w:p>
+    <w:p/>
+    <w:p>
+      <w:pPr>
+        <w:pStyle w:val="Kop3"/>
+      </w:pPr>
+      <w:bookmarkStart w:id="26" w:name="_Toc230782961"/>
+      <w:r>
+        <w:t>Signalensysteem</w:t>
+      </w:r>
+      <w:bookmarkEnd w:id="26"/>
+    </w:p>
+    <w:p/>
+    <w:p>
+      <w:r>
+        <w:t xml:space="preserve">Het signalensysteem detecteert automatisch vier typen situaties op basis van </w:t>
+      </w:r>
+      <w:proofErr w:type="spellStart"/>
+      <w:r>
+        <w:t>observeerbaar</w:t>
+      </w:r>
+      <w:proofErr w:type="spellEnd"/>
+      <w:r>
+        <w:t xml:space="preserve"> gedrag in de applicatie. Een capaciteitssignaal wordt gegenereerd wanneer een leerling twee opdrachten achter elkaar heeft afgerond op hetzelfde Bloom-niveau, wat kan duiden op onderbenutting. Een taakbetrokkenheidssignaal verschijnt wanneer een leerling openstaande opdrachten heeft maar nog niets heeft afgerond. Een intellectueel prestatiesignaal markeert leerlingen die consistent presteren op de hogere Bloom-niveaus vijf en zes. Een werktempo­signaal wordt geactiveerd wanneer een leerling op één dag drie of meer opdrachten heeft voltooid. De signalen worden gerangschikt op urgentie: waarschuwingen krijgen prioriteit boven adviezen, die op hun beurt prioriteit krijgen boven positieve observaties.</w:t>
+      </w:r>
+    </w:p>
+    <w:p/>
+    <w:p>
+      <w:pPr>
+        <w:pStyle w:val="Kop3"/>
+      </w:pPr>
+      <w:bookmarkStart w:id="27" w:name="_Toc230782962"/>
+      <w:r>
+        <w:t xml:space="preserve">AI-gedreven advies </w:t>
+      </w:r>
+      <w:r>
+        <w:t>-</w:t>
+      </w:r>
+      <w:r>
+        <w:t xml:space="preserve"> Juf Aimee</w:t>
+      </w:r>
+      <w:bookmarkEnd w:id="27"/>
+    </w:p>
+    <w:p/>
+    <w:p>
+      <w:r>
+        <w:t>Voor elke leerling met een of meerdere actieve signalen genereert het systeem een gepersonaliseerd advies via een lokaal taalmodel. Het systeem haalt hiervoor relevante fragmenten op uit het OPP van de leerling, met name informatie over interesses, motivatie en werkstijl. Deze fragmenten worden gecombineerd met de signaalcontext en aangeboden aan het taalmodel als gestructureerde prompt.</w:t>
+      </w:r>
+    </w:p>
+    <w:p/>
+    <w:p>
+      <w:r>
+        <w:t xml:space="preserve">Wanneer een leerling meerdere gelijktijdige signalen heeft, genereert het systeem één samenhangende observatie die de signalen in verband brengt. Zo wordt voorkomen dat de leraar meerdere losstaande berichten ontvangt die samen een </w:t>
+      </w:r>
+      <w:proofErr w:type="spellStart"/>
+      <w:r>
+        <w:t>coherenter</w:t>
+      </w:r>
+      <w:proofErr w:type="spellEnd"/>
+      <w:r>
+        <w:t xml:space="preserve"> beeld vormen. Juf Aimee besluit elke boodschap altijd met een open vraag aan de leraar, </w:t>
+      </w:r>
+      <w:proofErr w:type="gramStart"/>
+      <w:r>
+        <w:t>conform</w:t>
+      </w:r>
+      <w:proofErr w:type="gramEnd"/>
+      <w:r>
+        <w:t xml:space="preserve"> het ontwerpprincipe van Hybride AI: de AI informeert en adviseert, maar de leraar houdt het eindoordeel.</w:t>
+      </w:r>
+    </w:p>
+    <w:p/>
+    <w:p>
+      <w:pPr>
+        <w:pStyle w:val="Kop3"/>
+      </w:pPr>
+      <w:bookmarkStart w:id="28" w:name="_Toc230782963"/>
+      <w:r>
+        <w:t xml:space="preserve">Human in </w:t>
+      </w:r>
+      <w:proofErr w:type="spellStart"/>
+      <w:r>
+        <w:t>the</w:t>
+      </w:r>
+      <w:proofErr w:type="spellEnd"/>
+      <w:r>
+        <w:t xml:space="preserve"> loop</w:t>
+      </w:r>
+      <w:bookmarkEnd w:id="28"/>
+    </w:p>
+    <w:p/>
+    <w:p>
+      <w:r>
+        <w:t>De leraar kan via het dashboard een notitie toevoegen per leerling. Deze notitie wordt bij volgende adviesgeneraties meegenomen als leidende context, waardoor de aanbevelingen van het systeem worden bijgestuurd door de professionele kennis van de leraar. Dit sluit direct aan op het XAI-principe van uitlegbaarheid: het systeem maakt zichtbaar welke informatie ten grondslag ligt aan een aanbeveling en stelt de leraar in staat deze te corrigeren of aan te vullen.</w:t>
+      </w:r>
+    </w:p>
+    <w:p>
+      <w:pPr>
+        <w:pStyle w:val="Kop1"/>
+        <w:pBdr>
+          <w:bottom w:val="single" w:sz="4" w:space="4" w:color="2E75B6"/>
+        </w:pBdr>
+        <w:rPr>
+          <w:lang w:val="en-GB"/>
+        </w:rPr>
+      </w:pPr>
+      <w:bookmarkStart w:id="29" w:name="_Toc230782964"/>
+      <w:r>
+        <w:rPr>
+          <w:lang w:val="en-GB"/>
+        </w:rPr>
+        <w:lastRenderedPageBreak/>
+        <w:t xml:space="preserve">7. </w:t>
+      </w:r>
+      <w:proofErr w:type="spellStart"/>
+      <w:r>
+        <w:rPr>
+          <w:lang w:val="en-GB"/>
+        </w:rPr>
+        <w:t>Acceptatiecriteria</w:t>
+      </w:r>
+      <w:proofErr w:type="spellEnd"/>
+      <w:r>
+        <w:rPr>
+          <w:lang w:val="en-GB"/>
+        </w:rPr>
+        <w:t xml:space="preserve"> </w:t>
+      </w:r>
+      <w:proofErr w:type="spellStart"/>
+      <w:r>
+        <w:rPr>
+          <w:lang w:val="en-GB"/>
+        </w:rPr>
+        <w:t>en</w:t>
+      </w:r>
+      <w:proofErr w:type="spellEnd"/>
+      <w:r>
+        <w:rPr>
+          <w:lang w:val="en-GB"/>
+        </w:rPr>
+        <w:t xml:space="preserve"> Definition of Done</w:t>
+      </w:r>
+      <w:bookmarkEnd w:id="29"/>
+    </w:p>
+    <w:p>
+      <w:pPr>
+        <w:pStyle w:val="Kop2"/>
+        <w:rPr>
+          <w:lang w:val="en-GB"/>
+        </w:rPr>
+      </w:pPr>
+      <w:bookmarkStart w:id="30" w:name="_Toc230782965"/>
+      <w:r>
+        <w:rPr>
+          <w:lang w:val="en-GB"/>
+        </w:rPr>
+        <w:t>Acceptatiecriteria</w:t>
+      </w:r>
+      <w:bookmarkEnd w:id="30"/>
     </w:p>
     <w:p>
       <w:pPr>
@@ -3922,7 +5273,7 @@
         <w:spacing w:before="60" w:after="60"/>
       </w:pPr>
       <w:r>
-        <w:t>Verkenning: literatuuronderzoek naar hoogbegaafdheid, hybride AI en verantwoord AI-ontwerp; gesprekken met leraren en onderzoekers.</w:t>
+        <w:t>Het onderzoeksverslag bevat een heldere probleemstelling, hoofd- en deelvragen, en een theoretisch kader dat aansluit op de context van het project.</w:t>
       </w:r>
     </w:p>
     <w:p>
@@ -3935,7 +5286,7 @@
         <w:spacing w:before="60" w:after="60"/>
       </w:pPr>
       <w:r>
-        <w:t>Co-design: participatieve ontwerpworkshops met leraren (en eventueel leerlingen) om gebruikersbehoeften en ontwerpkeuzes te verkennen.</w:t>
+        <w:t>De gebruikersbehoeften van zowel leraren als leerlingen zijn gedocumenteerd aan de hand van user stories en/of interviews.</w:t>
       </w:r>
     </w:p>
     <w:p>
@@ -3948,8 +5299,7 @@
         <w:spacing w:before="60" w:after="60"/>
       </w:pPr>
       <w:r>
-        <w:lastRenderedPageBreak/>
-        <w:t>Prototype-ontwikkeling: bouwen van een proof of concept voor (een onderdeel van) Juf Aimee, met aandacht voor technische en ethische randvoorwaarden.</w:t>
+        <w:t>Het proof of concept demonstreert minimaal één kernfunctionaliteit van Juf Aimee (bijv. het genereren van een gepersonaliseerde opdracht) met aandacht voor uitlegbaarheid.</w:t>
       </w:r>
     </w:p>
     <w:p>
@@ -3962,357 +5312,8 @@
         <w:spacing w:before="60" w:after="60"/>
       </w:pPr>
       <w:r>
-        <w:t>Evaluatie: testen van het prototype met eindgebruikers; evaluatie op bruikbaarheid, uitlegbaarheid en pedagogische kwaliteit.</w:t>
-      </w:r>
-    </w:p>
-    <w:p>
-      <w:pPr>
-        <w:pStyle w:val="Kop2"/>
-      </w:pPr>
-      <w:bookmarkStart w:id="23" w:name="_Toc230782958"/>
-      <w:r>
-        <w:t>6.2 Data</w:t>
-      </w:r>
-      <w:bookmarkEnd w:id="23"/>
-    </w:p>
-    <w:p>
-      <w:pPr>
-        <w:spacing w:before="80" w:after="80"/>
-        <w:jc w:val="both"/>
-      </w:pPr>
-      <w:r>
-        <w:t>Er wordt in deze fase uitsluitend gewerkt met fictieve en gesimuleerde data — voorbeeldleerlingprofielen, gesimuleerde leeractiviteiten en hypothetische onderwijsscenario’s. Er worden geen echte leerling- of persoonsgegevens gebruikt.</w:t>
-      </w:r>
-    </w:p>
-    <w:p>
-      <w:pPr>
-        <w:pStyle w:val="Kop2"/>
-      </w:pPr>
-      <w:bookmarkStart w:id="24" w:name="_Toc230782959"/>
-      <w:r>
-        <w:t xml:space="preserve">6.3 </w:t>
-      </w:r>
-      <w:proofErr w:type="spellStart"/>
-      <w:r>
-        <w:t>Proof</w:t>
-      </w:r>
-      <w:proofErr w:type="spellEnd"/>
-      <w:r>
-        <w:t xml:space="preserve"> of concept </w:t>
-      </w:r>
-      <w:r>
-        <w:t>-</w:t>
-      </w:r>
-      <w:r>
-        <w:t xml:space="preserve"> Gerealiseerde functionaliteiten</w:t>
-      </w:r>
-      <w:bookmarkEnd w:id="24"/>
-    </w:p>
-    <w:p>
-      <w:r>
-        <w:t xml:space="preserve">Het </w:t>
-      </w:r>
-      <w:proofErr w:type="spellStart"/>
-      <w:r>
-        <w:t>proof</w:t>
-      </w:r>
-      <w:proofErr w:type="spellEnd"/>
-      <w:r>
-        <w:t xml:space="preserve"> of concept bestaat uit een webapplicatie voor leraren die drie kernsystemen integreert: een leraarsdashboard met </w:t>
-      </w:r>
-      <w:proofErr w:type="spellStart"/>
-      <w:r>
-        <w:t>leerlingoverzicht</w:t>
-      </w:r>
-      <w:proofErr w:type="spellEnd"/>
-      <w:r>
-        <w:t xml:space="preserve">, een </w:t>
-      </w:r>
-      <w:proofErr w:type="spellStart"/>
-      <w:r>
-        <w:t>regelgebaseerd</w:t>
-      </w:r>
-      <w:proofErr w:type="spellEnd"/>
-      <w:r>
-        <w:t xml:space="preserve"> signalensysteem en een AI-gedreven adviessysteem. De applicatie is ontwikkeld met </w:t>
-      </w:r>
-      <w:r>
-        <w:t xml:space="preserve">het </w:t>
-      </w:r>
-      <w:r>
-        <w:t>Next.js</w:t>
-      </w:r>
-      <w:r>
-        <w:t xml:space="preserve"> </w:t>
-      </w:r>
-      <w:proofErr w:type="spellStart"/>
-      <w:r>
-        <w:t>framework</w:t>
-      </w:r>
-      <w:proofErr w:type="spellEnd"/>
-      <w:r>
-        <w:t xml:space="preserve"> en maakt gebruik van een lokale </w:t>
-      </w:r>
-      <w:proofErr w:type="spellStart"/>
-      <w:r>
-        <w:t>PostgreSQL</w:t>
-      </w:r>
-      <w:proofErr w:type="spellEnd"/>
-      <w:r>
-        <w:t>-database met vectoropslag. Alle AI</w:t>
-      </w:r>
-      <w:r>
-        <w:t xml:space="preserve">- </w:t>
-      </w:r>
-      <w:r>
-        <w:t xml:space="preserve">componenten draaien lokaal via </w:t>
-      </w:r>
-      <w:proofErr w:type="spellStart"/>
-      <w:r>
-        <w:t>Ollama</w:t>
-      </w:r>
-      <w:proofErr w:type="spellEnd"/>
-      <w:r>
-        <w:t xml:space="preserve">, een oplossing die bewust is gekozen om te voldoen aan de AVG-eis dat persoonsgegevens van minderjarigen niet worden doorgezonden naar externe </w:t>
-      </w:r>
-      <w:proofErr w:type="spellStart"/>
-      <w:r>
-        <w:t>cloudproviders</w:t>
-      </w:r>
-      <w:proofErr w:type="spellEnd"/>
-      <w:r>
-        <w:t>.</w:t>
-      </w:r>
-    </w:p>
-    <w:p/>
-    <w:p>
-      <w:pPr>
-        <w:pStyle w:val="Kop3"/>
-      </w:pPr>
-      <w:bookmarkStart w:id="25" w:name="_Toc230782960"/>
-      <w:r>
-        <w:t>Leraarsdashboard</w:t>
-      </w:r>
-      <w:bookmarkEnd w:id="25"/>
-    </w:p>
-    <w:p/>
-    <w:p>
-      <w:r>
-        <w:t xml:space="preserve">De centrale interface is een dashboard waarop de leraar per leerling een overzicht ziet van voortgang, interesses, afgeronde opdrachten en het huidige </w:t>
-      </w:r>
-      <w:proofErr w:type="spellStart"/>
-      <w:r>
-        <w:t>Bloom</w:t>
-      </w:r>
-      <w:proofErr w:type="spellEnd"/>
-      <w:r>
-        <w:t xml:space="preserve">-niveau. De </w:t>
-      </w:r>
-      <w:proofErr w:type="spellStart"/>
-      <w:r>
-        <w:t>leerlingprofielen</w:t>
-      </w:r>
-      <w:proofErr w:type="spellEnd"/>
-      <w:r>
-        <w:t xml:space="preserve"> zijn opgebouwd uit het Individueel Ontwikkelingsperspectief (OPP): een bestaand pedagogisch document dat scholen bijhouden per leerling. De OPP-bestanden worden automatisch ingelezen, opgesplitst in tekstfragmenten en omgezet naar vectorrepresentaties met behulp van een meertalig inbeddingsmodel. Dit maakt semantisch zoeken mogelijk: het systeem kan relevante informatie uit het </w:t>
-      </w:r>
-      <w:proofErr w:type="spellStart"/>
-      <w:r>
-        <w:t>leerlingprofiel</w:t>
-      </w:r>
-      <w:proofErr w:type="spellEnd"/>
-      <w:r>
-        <w:t xml:space="preserve"> ophalen op basis van betekenis, niet alleen op basis van exacte zoekwoorden.</w:t>
-      </w:r>
-    </w:p>
-    <w:p/>
-    <w:p>
-      <w:pPr>
-        <w:pStyle w:val="Kop3"/>
-      </w:pPr>
-      <w:bookmarkStart w:id="26" w:name="_Toc230782961"/>
-      <w:r>
-        <w:t>Signalensysteem</w:t>
-      </w:r>
-      <w:bookmarkEnd w:id="26"/>
-    </w:p>
-    <w:p/>
-    <w:p>
-      <w:r>
-        <w:t xml:space="preserve">Het signalensysteem detecteert automatisch vier typen situaties op basis van </w:t>
-      </w:r>
-      <w:proofErr w:type="spellStart"/>
-      <w:r>
-        <w:t>observeerbaar</w:t>
-      </w:r>
-      <w:proofErr w:type="spellEnd"/>
-      <w:r>
-        <w:t xml:space="preserve"> gedrag in de applicatie. Een capaciteitssignaal wordt gegenereerd wanneer een leerling twee opdrachten achter elkaar heeft afgerond op hetzelfde </w:t>
-      </w:r>
-      <w:proofErr w:type="spellStart"/>
-      <w:r>
-        <w:t>Bloom</w:t>
-      </w:r>
-      <w:proofErr w:type="spellEnd"/>
-      <w:r>
-        <w:t xml:space="preserve">-niveau, wat kan duiden op onderbenutting. Een taakbetrokkenheidssignaal verschijnt wanneer een leerling openstaande opdrachten heeft maar nog niets heeft afgerond. Een intellectueel prestatiesignaal markeert leerlingen die consistent presteren op de hogere </w:t>
-      </w:r>
-      <w:proofErr w:type="spellStart"/>
-      <w:r>
-        <w:t>Bloom</w:t>
-      </w:r>
-      <w:proofErr w:type="spellEnd"/>
-      <w:r>
-        <w:t xml:space="preserve">-niveaus vijf en zes. Een werktempo­signaal wordt geactiveerd wanneer een leerling op één dag drie of meer opdrachten heeft voltooid. De signalen </w:t>
-      </w:r>
-      <w:r>
-        <w:lastRenderedPageBreak/>
-        <w:t>worden gerangschikt op urgentie: waarschuwingen krijgen prioriteit boven adviezen, die op hun beurt prioriteit krijgen boven positieve observaties.</w:t>
-      </w:r>
-    </w:p>
-    <w:p/>
-    <w:p>
-      <w:pPr>
-        <w:pStyle w:val="Kop3"/>
-      </w:pPr>
-      <w:bookmarkStart w:id="27" w:name="_Toc230782962"/>
-      <w:r>
-        <w:t xml:space="preserve">AI-gedreven advies </w:t>
-      </w:r>
-      <w:r>
-        <w:t>-</w:t>
-      </w:r>
-      <w:r>
-        <w:t xml:space="preserve"> Juf Aimee</w:t>
-      </w:r>
-      <w:bookmarkEnd w:id="27"/>
-    </w:p>
-    <w:p/>
-    <w:p>
-      <w:r>
-        <w:t>Voor elke leerling met een of meerdere actieve signalen genereert het systeem een gepersonaliseerd advies via een lokaal taalmodel. Het systeem haalt hiervoor relevante fragmenten op uit het OPP van de leerling, met name informatie over interesses, motivatie en werkstijl. Deze fragmenten worden gecombineerd met de signaalcontext en aangeboden aan het taalmodel als gestructureerde prompt.</w:t>
-      </w:r>
-    </w:p>
-    <w:p/>
-    <w:p>
-      <w:r>
-        <w:t xml:space="preserve">Wanneer een leerling meerdere gelijktijdige signalen heeft, genereert het systeem één samenhangende observatie die de signalen in verband brengt. Zo wordt voorkomen dat de leraar meerdere losstaande berichten ontvangt die samen een </w:t>
-      </w:r>
-      <w:proofErr w:type="spellStart"/>
-      <w:r>
-        <w:t>coherenter</w:t>
-      </w:r>
-      <w:proofErr w:type="spellEnd"/>
-      <w:r>
-        <w:t xml:space="preserve"> beeld vormen. Juf Aimee besluit elke boodschap altijd met een open vraag aan de leraar, conform het ontwerpprincipe van Hybride AI: de AI informeert en adviseert, maar de leraar houdt het eindoordeel.</w:t>
-      </w:r>
-    </w:p>
-    <w:p/>
-    <w:p>
-      <w:pPr>
-        <w:pStyle w:val="Kop3"/>
-      </w:pPr>
-      <w:bookmarkStart w:id="28" w:name="_Toc230782963"/>
-      <w:r>
-        <w:t xml:space="preserve">Human in </w:t>
-      </w:r>
-      <w:proofErr w:type="spellStart"/>
-      <w:r>
-        <w:t>the</w:t>
-      </w:r>
-      <w:proofErr w:type="spellEnd"/>
-      <w:r>
-        <w:t xml:space="preserve"> loop</w:t>
-      </w:r>
-      <w:bookmarkEnd w:id="28"/>
-    </w:p>
-    <w:p/>
-    <w:p>
-      <w:r>
-        <w:t>De leraar kan via het dashboard een notitie toevoegen per leerling. Deze notitie wordt bij volgende adviesgeneraties meegenomen als leidende context, waardoor de aanbevelingen van het systeem worden bijgestuurd door de professionele kennis van de leraar. Dit sluit direct aan op het XAI-principe van uitlegbaarheid: het systeem maakt zichtbaar welke informatie ten grondslag ligt aan een aanbeveling en stelt de leraar in staat deze te corrigeren of aan te vullen.</w:t>
-      </w:r>
-    </w:p>
-    <w:p>
-      <w:pPr>
-        <w:rPr>
-          <w:b/>
-          <w:bCs/>
-          <w:color w:val="2E75B6"/>
-          <w:sz w:val="26"/>
-          <w:szCs w:val="26"/>
-        </w:rPr>
-      </w:pPr>
-      <w:r>
-        <w:br w:type="page"/>
-      </w:r>
-    </w:p>
-    <w:p>
-      <w:pPr>
-        <w:pStyle w:val="Kop2"/>
-      </w:pPr>
-    </w:p>
-    <w:p>
-      <w:pPr>
-        <w:pStyle w:val="Kop1"/>
-        <w:pBdr>
-          <w:bottom w:val="single" w:sz="4" w:space="4" w:color="2E75B6"/>
-        </w:pBdr>
-        <w:rPr>
-          <w:lang w:val="en-GB"/>
-        </w:rPr>
-      </w:pPr>
-      <w:bookmarkStart w:id="29" w:name="_Toc230782964"/>
-      <w:r>
-        <w:rPr>
-          <w:lang w:val="en-GB"/>
-        </w:rPr>
-        <w:t xml:space="preserve">7. </w:t>
-      </w:r>
-      <w:proofErr w:type="spellStart"/>
-      <w:r>
-        <w:rPr>
-          <w:lang w:val="en-GB"/>
-        </w:rPr>
-        <w:t>Acceptatiecriteria</w:t>
-      </w:r>
-      <w:proofErr w:type="spellEnd"/>
-      <w:r>
-        <w:rPr>
-          <w:lang w:val="en-GB"/>
-        </w:rPr>
-        <w:t xml:space="preserve"> </w:t>
-      </w:r>
-      <w:proofErr w:type="spellStart"/>
-      <w:r>
-        <w:rPr>
-          <w:lang w:val="en-GB"/>
-        </w:rPr>
-        <w:t>en</w:t>
-      </w:r>
-      <w:proofErr w:type="spellEnd"/>
-      <w:r>
-        <w:rPr>
-          <w:lang w:val="en-GB"/>
-        </w:rPr>
-        <w:t xml:space="preserve"> Definition of Done</w:t>
-      </w:r>
-      <w:bookmarkEnd w:id="29"/>
-    </w:p>
-    <w:p>
-      <w:pPr>
-        <w:pStyle w:val="Kop2"/>
-        <w:rPr>
-          <w:lang w:val="en-GB"/>
-        </w:rPr>
-      </w:pPr>
-      <w:bookmarkStart w:id="30" w:name="_Toc230782965"/>
-      <w:r>
-        <w:rPr>
-          <w:lang w:val="en-GB"/>
-        </w:rPr>
-        <w:t>Acceptatiecriteria</w:t>
-      </w:r>
-      <w:bookmarkEnd w:id="30"/>
+        <w:t>Ethische randvoorwaarden (AVG, uitlegbaarheid, regie leraar) zijn expliciet benoemd en vertaald naar ontwerpkeuzes.</w:t>
+      </w:r>
     </w:p>
     <w:p>
       <w:pPr>
@@ -4324,7 +5325,7 @@
         <w:spacing w:before="60" w:after="60"/>
       </w:pPr>
       <w:r>
-        <w:t>Het onderzoeksverslag bevat een heldere probleemstelling, hoofd- en deelvragen, en een theoretisch kader dat aansluit op de context van het project.</w:t>
+        <w:t>Het verslag is geschreven op een niveau dat toegankelijk is voor niet-technische stakeholders (leraren, schoolleiding, opdrachtgevers).</w:t>
       </w:r>
     </w:p>
     <w:p>
@@ -4337,8 +5338,18 @@
         <w:spacing w:before="60" w:after="60"/>
       </w:pPr>
       <w:r>
-        <w:t>De gebruikersbehoeften van zowel leraren als leerlingen zijn gedocumenteerd aan de hand van user stories en/of interviews.</w:t>
-      </w:r>
+        <w:t>Het verslag en prototype zijn gedeeld met de begeleidende onderzoekers en beschikbaar als input voor de SIA RAAK Publiek aanvraag.</w:t>
+      </w:r>
+    </w:p>
+    <w:p>
+      <w:pPr>
+        <w:pStyle w:val="Kop2"/>
+      </w:pPr>
+      <w:bookmarkStart w:id="31" w:name="_Toc230782966"/>
+      <w:r>
+        <w:t>Definition of Done</w:t>
+      </w:r>
+      <w:bookmarkEnd w:id="31"/>
     </w:p>
     <w:p>
       <w:pPr>
@@ -4350,7 +5361,7 @@
         <w:spacing w:before="60" w:after="60"/>
       </w:pPr>
       <w:r>
-        <w:t>Het proof of concept demonstreert minimaal één kernfunctionaliteit van Juf Aimee (bijv. het genereren van een gepersonaliseerde opdracht) met aandacht voor uitlegbaarheid.</w:t>
+        <w:t>Werk is volledig gedocumenteerd in het onderzoeksverslag.</w:t>
       </w:r>
     </w:p>
     <w:p>
@@ -4363,7 +5374,7 @@
         <w:spacing w:before="60" w:after="60"/>
       </w:pPr>
       <w:r>
-        <w:t>Ethische randvoorwaarden (AVG, uitlegbaarheid, regie leraar) zijn expliciet benoemd en vertaald naar ontwerpkeuzes.</w:t>
+        <w:t>Alle acceptatiecriteria zijn afgevinkt en goedgekeurd door de begeleiders.</w:t>
       </w:r>
     </w:p>
     <w:p>
@@ -4375,8 +5386,13 @@
         </w:numPr>
         <w:spacing w:before="60" w:after="60"/>
       </w:pPr>
-      <w:r>
-        <w:t>Het verslag is geschreven op een niveau dat toegankelijk is voor niet-technische stakeholders (leraren, schoolleiding, opdrachtgevers).</w:t>
+      <w:proofErr w:type="gramStart"/>
+      <w:r>
+        <w:t>Issue /</w:t>
+      </w:r>
+      <w:proofErr w:type="gramEnd"/>
+      <w:r>
+        <w:t xml:space="preserve"> taak staat op ‘Done’ in het projectboard.</w:t>
       </w:r>
     </w:p>
     <w:p>
@@ -4389,68 +5405,6 @@
         <w:spacing w:before="60" w:after="60"/>
       </w:pPr>
       <w:r>
-        <w:t>Het verslag en prototype zijn gedeeld met de begeleidende onderzoekers en beschikbaar als input voor de SIA RAAK Publiek aanvraag.</w:t>
-      </w:r>
-    </w:p>
-    <w:p>
-      <w:pPr>
-        <w:pStyle w:val="Kop2"/>
-      </w:pPr>
-      <w:bookmarkStart w:id="31" w:name="_Toc230782966"/>
-      <w:r>
-        <w:t>Definition of Done</w:t>
-      </w:r>
-      <w:bookmarkEnd w:id="31"/>
-    </w:p>
-    <w:p>
-      <w:pPr>
-        <w:pStyle w:val="Lijstalinea"/>
-        <w:numPr>
-          <w:ilvl w:val="0"/>
-          <w:numId w:val="2"/>
-        </w:numPr>
-        <w:spacing w:before="60" w:after="60"/>
-      </w:pPr>
-      <w:r>
-        <w:t>Werk is volledig gedocumenteerd in het onderzoeksverslag.</w:t>
-      </w:r>
-    </w:p>
-    <w:p>
-      <w:pPr>
-        <w:pStyle w:val="Lijstalinea"/>
-        <w:numPr>
-          <w:ilvl w:val="0"/>
-          <w:numId w:val="2"/>
-        </w:numPr>
-        <w:spacing w:before="60" w:after="60"/>
-      </w:pPr>
-      <w:r>
-        <w:t>Alle acceptatiecriteria zijn afgevinkt en goedgekeurd door de begeleiders.</w:t>
-      </w:r>
-    </w:p>
-    <w:p>
-      <w:pPr>
-        <w:pStyle w:val="Lijstalinea"/>
-        <w:numPr>
-          <w:ilvl w:val="0"/>
-          <w:numId w:val="2"/>
-        </w:numPr>
-        <w:spacing w:before="60" w:after="60"/>
-      </w:pPr>
-      <w:r>
-        <w:t>Issue / taak staat op ‘Done’ in het projectboard.</w:t>
-      </w:r>
-    </w:p>
-    <w:p>
-      <w:pPr>
-        <w:pStyle w:val="Lijstalinea"/>
-        <w:numPr>
-          <w:ilvl w:val="0"/>
-          <w:numId w:val="2"/>
-        </w:numPr>
-        <w:spacing w:before="60" w:after="60"/>
-      </w:pPr>
-      <w:r>
         <w:t>Verslag is gedeeld met Stephanie Kramer en Michel Oey via de afgesproken kanalen.</w:t>
       </w:r>
     </w:p>
@@ -4478,53 +5432,160 @@
         <w:jc w:val="both"/>
       </w:pPr>
       <w:r>
-        <w:t>Het project Juf Aimee wordt begeleid vanuit het lectoraat Digital Life van de Hogeschool van Amsterdam:</w:t>
-      </w:r>
-    </w:p>
-    <w:p>
-      <w:pPr>
-        <w:spacing w:before="80" w:after="80"/>
-      </w:pPr>
-    </w:p>
-    <w:p>
-      <w:pPr>
-        <w:pStyle w:val="Lijstalinea"/>
-        <w:numPr>
-          <w:ilvl w:val="0"/>
-          <w:numId w:val="2"/>
-        </w:numPr>
-        <w:spacing w:before="60" w:after="60"/>
-      </w:pPr>
-      <w:r>
-        <w:t>Stephanie Kramer — docent-onderzoeker, s.kramer2@hva.nl</w:t>
-      </w:r>
-    </w:p>
-    <w:p>
-      <w:pPr>
-        <w:pStyle w:val="Lijstalinea"/>
-        <w:numPr>
-          <w:ilvl w:val="0"/>
-          <w:numId w:val="2"/>
-        </w:numPr>
-        <w:spacing w:before="60" w:after="60"/>
-      </w:pPr>
-      <w:r>
-        <w:t>Michel Oey — docent-onderzoeker, m.a.oey@hva.nl</w:t>
-      </w:r>
-    </w:p>
-    <w:p>
-      <w:pPr>
-        <w:spacing w:before="80" w:after="80"/>
-      </w:pPr>
+        <w:t xml:space="preserve">Het project Juf Aimee wordt begeleid vanuit de onderzoeksgroep </w:t>
+      </w:r>
+      <w:r>
+        <w:rPr>
+          <w:i/>
+          <w:iCs/>
+        </w:rPr>
+        <w:t>Digital Life</w:t>
+      </w:r>
+      <w:r>
+        <w:t xml:space="preserve"> van de Hogeschool van Amsterdam</w:t>
+      </w:r>
+      <w:r>
+        <w:t>:</w:t>
+      </w:r>
+    </w:p>
+    <w:p>
+      <w:pPr>
+        <w:spacing w:before="80" w:after="80"/>
+      </w:pPr>
+    </w:p>
+    <w:p>
+      <w:pPr>
+        <w:rPr>
+          <w:b/>
+          <w:bCs/>
+        </w:rPr>
+      </w:pPr>
+      <w:r>
+        <w:rPr>
+          <w:b/>
+          <w:bCs/>
+        </w:rPr>
+        <w:t xml:space="preserve">Stephanie Kramer      Michel </w:t>
+      </w:r>
+      <w:proofErr w:type="spellStart"/>
+      <w:r>
+        <w:rPr>
+          <w:b/>
+          <w:bCs/>
+        </w:rPr>
+        <w:t>Oey</w:t>
+      </w:r>
+      <w:proofErr w:type="spellEnd"/>
+      <w:r>
+        <w:rPr>
+          <w:b/>
+          <w:bCs/>
+        </w:rPr>
+        <w:t xml:space="preserve"> </w:t>
+      </w:r>
+    </w:p>
+    <w:p>
+      <w:pPr>
+        <w:rPr>
+          <w:i/>
+          <w:iCs/>
+        </w:rPr>
+      </w:pPr>
+      <w:r>
+        <w:rPr>
+          <w:i/>
+          <w:iCs/>
+        </w:rPr>
+        <w:t xml:space="preserve">Docent-onderzoeker   </w:t>
+      </w:r>
+      <w:r>
+        <w:rPr>
+          <w:i/>
+          <w:iCs/>
+        </w:rPr>
+        <w:t xml:space="preserve"> </w:t>
+      </w:r>
+      <w:proofErr w:type="spellStart"/>
+      <w:r>
+        <w:rPr>
+          <w:i/>
+          <w:iCs/>
+        </w:rPr>
+        <w:t>Docent-onderzoeker</w:t>
+      </w:r>
+      <w:proofErr w:type="spellEnd"/>
+    </w:p>
+    <w:p>
+      <w:hyperlink r:id="rId12" w:history="1">
+        <w:r>
+          <w:rPr>
+            <w:rStyle w:val="Hyperlink"/>
+          </w:rPr>
+          <w:t>s.kramer2@hva.nl</w:t>
+        </w:r>
+      </w:hyperlink>
+      <w:r>
+        <w:t xml:space="preserve">       </w:t>
+      </w:r>
+      <w:hyperlink r:id="rId13" w:history="1">
+        <w:r>
+          <w:rPr>
+            <w:rStyle w:val="Hyperlink"/>
+          </w:rPr>
+          <w:t>m.a.oey@hva.nl</w:t>
+        </w:r>
+      </w:hyperlink>
+    </w:p>
+    <w:p>
+      <w:pPr>
+        <w:spacing w:before="80" w:after="80"/>
+      </w:pPr>
+    </w:p>
+    <w:p>
+      <w:pPr>
+        <w:pStyle w:val="Geenafstand"/>
+      </w:pPr>
+      <w:r>
+        <w:t xml:space="preserve">Studenten die werken aan het </w:t>
+      </w:r>
+      <w:proofErr w:type="spellStart"/>
+      <w:r>
+        <w:t>proof</w:t>
+      </w:r>
+      <w:proofErr w:type="spellEnd"/>
+      <w:r>
+        <w:t xml:space="preserve"> of concept doen dit binnen Studio </w:t>
+      </w:r>
+      <w:proofErr w:type="spellStart"/>
+      <w:r>
+        <w:t>Responsible</w:t>
+      </w:r>
+      <w:proofErr w:type="spellEnd"/>
+      <w:r>
+        <w:t xml:space="preserve"> AI.</w:t>
+      </w:r>
+      <w:r>
+        <w:t xml:space="preserve"> </w:t>
+      </w:r>
+    </w:p>
+    <w:p>
+      <w:pPr>
+        <w:pStyle w:val="Geenafstand"/>
+      </w:pPr>
+    </w:p>
+    <w:p>
+      <w:pPr>
+        <w:pStyle w:val="Geenafstand"/>
+      </w:pPr>
+      <w:r>
+        <w:t>Co-designsessies met leraren en leerlingen kunnen worden georganiseerd via de scholen en partijen die betrokken zijn bij het bredere onderzoeksvoorstel.</w:t>
+      </w:r>
     </w:p>
     <w:p>
       <w:pPr>
         <w:spacing w:before="80" w:after="80"/>
         <w:jc w:val="both"/>
       </w:pPr>
-      <w:r>
-        <w:t>Studenten die werken aan het proof of concept doen dit binnen Studio Responsible AI. Co-designsessies met leraren en leerlingen kunnen worden georganiseerd via de scholen en partijen die betrokken zijn bij het bredere onderzoeksvoorstel.</w:t>
-      </w:r>
     </w:p>
     <w:p>
       <w:pPr>
@@ -4540,6 +5601,7 @@
       </w:pPr>
       <w:bookmarkStart w:id="33" w:name="_Toc230782968"/>
       <w:r>
+        <w:lastRenderedPageBreak/>
         <w:t>9. Aanbevelingen</w:t>
       </w:r>
       <w:bookmarkEnd w:id="33"/>
@@ -4550,7 +5612,6 @@
         <w:jc w:val="both"/>
       </w:pPr>
       <w:r>
-        <w:lastRenderedPageBreak/>
         <w:t>Op basis van analyse van de huidige Juf Aimee-implementatie zijn twee concrete aanbevelingen geformuleerd. Deze zijn gebaseerd op bevindingen uit de ontwikkelfasen van het proof of concept en richten zich op de meest urgente verbeterpunten voor een verantwoorde en effectieve inzet van het systeem.</w:t>
       </w:r>
     </w:p>
@@ -4558,105 +5619,180 @@
       <w:pPr>
         <w:pStyle w:val="Kop2"/>
       </w:pPr>
-      <w:bookmarkStart w:id="34" w:name="_Toc230782969"/>
-      <w:r>
-        <w:t>9.1 Beveiliging tegen prompt injection in de AI-pipeline</w:t>
-      </w:r>
-      <w:bookmarkEnd w:id="34"/>
-    </w:p>
-    <w:p>
-      <w:pPr>
-        <w:spacing w:before="80" w:after="80"/>
-        <w:jc w:val="both"/>
-      </w:pPr>
-      <w:r>
-        <w:t>Uit analyse van de Juf Aimee-pipeline is gebleken dat drie invoervelden momenteel ongesaneerd het taalmodel bereiken: het focusgebied van een opdracht (ingevuld door de leraar), de feedback van de leraar op ingeleverd werk, en het ingeleverde werk van de leerling zelf. Er is geen filtering of controle aanwezig voordat deze invoer in de prompt terechtkomt. Dit maakt het systeem kwetsbaar voor prompt injection</w:t>
-      </w:r>
-      <w:r>
-        <w:t xml:space="preserve"> </w:t>
-      </w:r>
-      <w:r>
-        <w:t>een techniek waarbij een gebruiker het model via de invoer kan manipuleren om buiten zijn bedoelde functie te handelen (Perez &amp; Ribeiro, 2022; OWASP LLM Top 10, LLM01).</w:t>
-      </w:r>
-    </w:p>
-    <w:p>
-      <w:pPr>
-        <w:spacing w:before="80" w:after="80"/>
-        <w:jc w:val="both"/>
-      </w:pPr>
-      <w:r>
-        <w:t>Dit risico weegt extra zwaar omdat de doelgroep minderjarige leerlingen zijn. Een gemanipuleerd model kan ongepaste content genereren, antwoorden weggeven of gegevens van andere leerlingen tonen. Dit is strijdig met zowel de AVG als EU AI Act Art. 14, die menselijk toezicht verplicht stelt bij AI-systemen die worden ingezet voor minderjarigen.</w:t>
-      </w:r>
-    </w:p>
-    <w:p>
-      <w:pPr>
-        <w:spacing w:before="80" w:after="80"/>
-        <w:jc w:val="both"/>
-      </w:pPr>
-    </w:p>
-    <w:p>
-      <w:pPr>
-        <w:jc w:val="both"/>
-      </w:pPr>
-      <w:r>
-        <w:rPr>
-          <w:b/>
-        </w:rPr>
-        <w:t>Aanbeveling:</w:t>
-      </w:r>
-      <w:r>
-        <w:t xml:space="preserve"> </w:t>
-      </w:r>
-    </w:p>
-    <w:p>
-      <w:pPr>
-        <w:jc w:val="both"/>
-      </w:pPr>
-      <w:r>
-        <w:t>Voer</w:t>
-      </w:r>
-      <w:r>
-        <w:t xml:space="preserve"> </w:t>
-      </w:r>
-      <w:r>
-        <w:t xml:space="preserve">invoervalidatie en systeemprompt-isolatie in op alle plekken waar gebruikersinvoer het taalmodel bereikt, te beginnen bij de kwetsbaarste invoervelden. </w:t>
-      </w:r>
-    </w:p>
-    <w:p>
-      <w:pPr>
-        <w:jc w:val="both"/>
-      </w:pPr>
-    </w:p>
-    <w:p>
-      <w:pPr>
-        <w:jc w:val="both"/>
-      </w:pPr>
-      <w:r>
-        <w:t>Geprioriteerde maatregelen</w:t>
-      </w:r>
-      <w:r>
-        <w:t>:</w:t>
-      </w:r>
-    </w:p>
-    <w:p>
-      <w:pPr>
-        <w:jc w:val="both"/>
-      </w:pPr>
-      <w:r>
-        <w:t>Ranking</w:t>
-      </w:r>
-      <w:r>
-        <w:t>:</w:t>
-      </w:r>
-    </w:p>
-    <w:p>
-      <w:pPr>
-        <w:jc w:val="both"/>
+      <w:bookmarkStart w:id="34" w:name="_Toc230782970"/>
+      <w:r>
+        <w:t xml:space="preserve">9.1 Beveiliging tegen </w:t>
+      </w:r>
+      <w:r>
         <w:rPr>
           <w:i/>
           <w:iCs/>
         </w:rPr>
-      </w:pPr>
+        <w:t xml:space="preserve">prompt </w:t>
+      </w:r>
+      <w:proofErr w:type="spellStart"/>
+      <w:r>
+        <w:rPr>
+          <w:i/>
+          <w:iCs/>
+        </w:rPr>
+        <w:t>injection</w:t>
+      </w:r>
+      <w:proofErr w:type="spellEnd"/>
+      <w:r>
+        <w:t xml:space="preserve"> in de AI-pipeline</w:t>
+      </w:r>
+    </w:p>
+    <w:p>
+      <w:pPr>
+        <w:pStyle w:val="Geenafstand"/>
+      </w:pPr>
+      <w:r>
+        <w:t xml:space="preserve">Uit analyse van de Juf Aimee-pipeline is gebleken dat drie invoervelden momenteel ongesaneerd het taalmodel bereiken: het focusgebied van een opdracht (ingevuld door de leraar), de feedback van de leraar op ingeleverd werk, en het ingeleverde werk van de leerling zelf. Er is geen filtering of controle aanwezig voordat deze invoer in de prompt terechtkomt. Dit maakt het systeem kwetsbaar voor </w:t>
+      </w:r>
+      <w:r>
+        <w:rPr>
+          <w:i/>
+          <w:iCs/>
+        </w:rPr>
+        <w:t xml:space="preserve">prompt </w:t>
+      </w:r>
+      <w:proofErr w:type="spellStart"/>
+      <w:r>
+        <w:rPr>
+          <w:i/>
+          <w:iCs/>
+        </w:rPr>
+        <w:t>injection</w:t>
+      </w:r>
+      <w:proofErr w:type="spellEnd"/>
+      <w:r>
+        <w:rPr>
+          <w:i/>
+          <w:iCs/>
+        </w:rPr>
+        <w:t xml:space="preserve"> </w:t>
+      </w:r>
+      <w:r>
+        <w:t xml:space="preserve">een techniek waarbij een gebruiker het model via de invoer kan manipuleren om buiten zijn bedoelde functie te handelen </w:t>
+      </w:r>
+      <w:hyperlink r:id="rId14" w:history="1">
+        <w:r>
+          <w:rPr>
+            <w:rStyle w:val="Hyperlink"/>
+          </w:rPr>
+          <w:t xml:space="preserve">(Perez &amp; </w:t>
+        </w:r>
+        <w:proofErr w:type="spellStart"/>
+        <w:r>
+          <w:rPr>
+            <w:rStyle w:val="Hyperlink"/>
+          </w:rPr>
+          <w:t>Ribeiro</w:t>
+        </w:r>
+        <w:proofErr w:type="spellEnd"/>
+        <w:r>
+          <w:rPr>
+            <w:rStyle w:val="Hyperlink"/>
+          </w:rPr>
+          <w:t>, 2022; OWASP LLM Top 10, LLM01).</w:t>
+        </w:r>
+      </w:hyperlink>
+    </w:p>
+    <w:p>
+      <w:pPr>
+        <w:pStyle w:val="Geenafstand"/>
+      </w:pPr>
+    </w:p>
+    <w:p>
+      <w:pPr>
+        <w:pStyle w:val="Geenafstand"/>
+      </w:pPr>
+      <w:r>
+        <w:t>Dit risico weegt extra zwaar omdat de doelgroep minderjarige leerlingen zijn. Een gemanipuleerd model kan ongepaste content genereren, antwoorden weggeven of gegevens van andere leerlingen tonen. Dit is strijdig met zowel de AVG als EU AI Act Art. 14, die menselijk toezicht verplicht stelt bij AI-systemen die worden ingezet voor minderjarigen.</w:t>
+      </w:r>
+    </w:p>
+    <w:p>
+      <w:pPr>
+        <w:spacing w:before="80" w:after="80"/>
+        <w:jc w:val="both"/>
+      </w:pPr>
+    </w:p>
+    <w:p>
+      <w:pPr>
+        <w:spacing w:after="120"/>
+        <w:jc w:val="both"/>
+      </w:pPr>
+      <w:r>
+        <w:rPr>
+          <w:b/>
+        </w:rPr>
+        <w:t>Aanbeveling:</w:t>
+      </w:r>
+      <w:r>
+        <w:t xml:space="preserve"> </w:t>
+      </w:r>
+    </w:p>
+    <w:p>
+      <w:pPr>
+        <w:pStyle w:val="Geenafstand"/>
+        <w:spacing w:after="120"/>
+      </w:pPr>
+      <w:r>
+        <w:t xml:space="preserve">Voer invoervalidatie en systeemprompt-isolatie in op alle plekken waar gebruikersinvoer het taalmodel bereikt, te beginnen bij de kwetsbaarste invoervelden. </w:t>
+      </w:r>
+    </w:p>
+    <w:p>
+      <w:pPr>
+        <w:jc w:val="both"/>
+      </w:pPr>
+    </w:p>
+    <w:p>
+      <w:pPr>
+        <w:pStyle w:val="Geenafstand"/>
+      </w:pPr>
+      <w:r>
+        <w:t>Geprioriteerde maatregelen</w:t>
+      </w:r>
+      <w:r>
+        <w:t>:</w:t>
+      </w:r>
+    </w:p>
+    <w:p>
+      <w:pPr>
+        <w:pStyle w:val="Geenafstand"/>
+      </w:pPr>
+      <w:r>
+        <w:t>Ranking:</w:t>
+      </w:r>
+    </w:p>
+    <w:p>
+      <w:pPr>
+        <w:pStyle w:val="Geenafstand"/>
+      </w:pPr>
+    </w:p>
+    <w:p>
+      <w:pPr>
+        <w:pStyle w:val="Geenafstand"/>
+        <w:numPr>
+          <w:ilvl w:val="0"/>
+          <w:numId w:val="3"/>
+        </w:numPr>
+        <w:rPr>
+          <w:i/>
+          <w:iCs/>
+        </w:rPr>
+      </w:pPr>
+      <w:r>
+        <w:t>Systeemprompt</w:t>
+      </w:r>
+      <w:r>
+        <w:rPr>
+          <w:i/>
+          <w:iCs/>
+        </w:rPr>
+        <w:t>-isolatie</w:t>
+      </w:r>
     </w:p>
     <w:p>
       <w:pPr>
@@ -4676,7 +5812,7 @@
           <w:i/>
           <w:iCs/>
         </w:rPr>
-        <w:t>Systeemprompt-isolatie</w:t>
+        <w:t xml:space="preserve">Scheiding tussen vaste AI-instructies en gebruikersinvoer; </w:t>
       </w:r>
     </w:p>
     <w:p>
@@ -4686,7 +5822,6 @@
           <w:ilvl w:val="0"/>
           <w:numId w:val="3"/>
         </w:numPr>
-        <w:spacing w:before="80" w:after="80"/>
         <w:jc w:val="both"/>
         <w:rPr>
           <w:i/>
@@ -4698,7 +5833,7 @@
           <w:i/>
           <w:iCs/>
         </w:rPr>
-        <w:t xml:space="preserve">Scheiding tussen vaste AI-instructies en gebruikersinvoer; </w:t>
+        <w:t xml:space="preserve">Invoerfiltering op bekende injectiepatronen; </w:t>
       </w:r>
     </w:p>
     <w:p>
@@ -4708,7 +5843,6 @@
           <w:ilvl w:val="0"/>
           <w:numId w:val="3"/>
         </w:numPr>
-        <w:spacing w:before="80" w:after="80"/>
         <w:jc w:val="both"/>
         <w:rPr>
           <w:i/>
@@ -4720,7 +5854,7 @@
           <w:i/>
           <w:iCs/>
         </w:rPr>
-        <w:t xml:space="preserve">Invoerfiltering op bekende injectiepatronen; </w:t>
+        <w:t xml:space="preserve">Outputvalidatie; </w:t>
       </w:r>
     </w:p>
     <w:p>
@@ -4730,7 +5864,6 @@
           <w:ilvl w:val="0"/>
           <w:numId w:val="3"/>
         </w:numPr>
-        <w:spacing w:before="80"/>
         <w:jc w:val="both"/>
         <w:rPr>
           <w:i/>
@@ -4742,87 +5875,79 @@
           <w:i/>
           <w:iCs/>
         </w:rPr>
-        <w:t xml:space="preserve">Outputvalidatie; </w:t>
-      </w:r>
-    </w:p>
-    <w:p>
-      <w:pPr>
-        <w:pStyle w:val="Lijstalinea"/>
-        <w:numPr>
-          <w:ilvl w:val="0"/>
-          <w:numId w:val="3"/>
-        </w:numPr>
-        <w:spacing w:before="80"/>
+        <w:t>Auditlogging van interacties voor controle achteraf door de leraar of beheerder.</w:t>
+      </w:r>
+    </w:p>
+    <w:p>
+      <w:pPr>
+        <w:ind w:left="360"/>
         <w:jc w:val="both"/>
         <w:rPr>
           <w:i/>
           <w:iCs/>
         </w:rPr>
       </w:pPr>
-      <w:r>
-        <w:rPr>
-          <w:i/>
-          <w:iCs/>
-        </w:rPr>
-        <w:t>Auditlogging van interacties voor controle achteraf door de leraar of beheerder.</w:t>
-      </w:r>
-    </w:p>
-    <w:p>
-      <w:pPr>
-        <w:pStyle w:val="Lijstalinea"/>
-        <w:spacing w:before="80"/>
-        <w:ind w:left="720"/>
+    </w:p>
+    <w:p>
+      <w:pPr>
+        <w:spacing w:after="120"/>
         <w:jc w:val="both"/>
         <w:rPr>
-          <w:i/>
-          <w:iCs/>
-        </w:rPr>
-      </w:pPr>
-    </w:p>
-    <w:p>
-      <w:pPr>
-        <w:spacing w:before="80"/>
+          <w:b/>
+        </w:rPr>
+      </w:pPr>
+      <w:r>
+        <w:rPr>
+          <w:b/>
+        </w:rPr>
+        <w:t xml:space="preserve">Maatschappelijke impact: </w:t>
+      </w:r>
+    </w:p>
+    <w:p>
+      <w:pPr>
+        <w:pStyle w:val="Geenafstand"/>
+        <w:spacing w:after="120"/>
+      </w:pPr>
+      <w:r>
+        <w:t xml:space="preserve">Voor leerlingen biedt dit bescherming tegen misbruik en garandeert het pedagogisch verantwoorde AI-uitvoer. Voor scholen en de opdrachtgever verlaagt het </w:t>
+      </w:r>
+      <w:proofErr w:type="spellStart"/>
+      <w:r>
+        <w:t>het</w:t>
+      </w:r>
+      <w:proofErr w:type="spellEnd"/>
+      <w:r>
+        <w:t xml:space="preserve"> juridisch en reputatierisico bij inzet van het platform en maakt het aantoonbare naleving van de AVG en EU AI Act mogelijk.</w:t>
+      </w:r>
+    </w:p>
+    <w:p>
+      <w:pPr>
+        <w:pStyle w:val="Geenafstand"/>
+        <w:spacing w:after="120"/>
+      </w:pPr>
+    </w:p>
+    <w:p>
+      <w:pPr>
+        <w:pStyle w:val="Geenafstand"/>
+        <w:spacing w:after="120"/>
+      </w:pPr>
+    </w:p>
+    <w:p>
+      <w:pPr>
+        <w:pStyle w:val="Kop2"/>
+      </w:pPr>
+      <w:r>
+        <w:lastRenderedPageBreak/>
+        <w:t>9.2 RAS verrijken met individuele leerlingvoortgang</w:t>
+      </w:r>
+      <w:bookmarkEnd w:id="34"/>
+    </w:p>
+    <w:p>
+      <w:pPr>
         <w:jc w:val="both"/>
       </w:pPr>
       <w:r>
-        <w:rPr>
-          <w:b/>
-        </w:rPr>
-        <w:t>Maatschappelijke impact:</w:t>
-      </w:r>
-      <w:r>
-        <w:t xml:space="preserve"> </w:t>
-      </w:r>
-    </w:p>
-    <w:p>
-      <w:pPr>
-        <w:spacing w:before="80"/>
-        <w:jc w:val="both"/>
-      </w:pPr>
-      <w:r>
-        <w:t>Voor leerlingen biedt dit bescherming tegen misbruik en garandeert het pedagogisch verantwoorde AI-uitvoer. Voor scholen en de opdrachtgever verlaagt het het juridisch en reputatierisico bij inzet van het platform en maakt het aantoonbare naleving van de AVG en EU AI Act mogelijk.</w:t>
-      </w:r>
-    </w:p>
-    <w:p>
-      <w:pPr>
-        <w:pStyle w:val="Kop2"/>
-      </w:pPr>
-      <w:bookmarkStart w:id="35" w:name="_Toc230782970"/>
-      <w:r>
-        <w:t>9.2 RAS verrijken met individuele leerlingvoortgang</w:t>
-      </w:r>
-      <w:bookmarkEnd w:id="35"/>
-    </w:p>
-    <w:p>
-      <w:pPr>
-        <w:jc w:val="both"/>
-      </w:pPr>
-      <w:r>
-        <w:t xml:space="preserve">De huidige RAS-pipeline (Retrieval and Structured Augmented Generation) gebruikt het Individueel Ontwikkelingsperspectief (OPP) als primaire context voor het genereren van opdrachten. Dit is een statisch startpunt: het OPP beschrijft wie de leerling was bij aanvang, maar verwerkt niet wat de leerling sindsdien heeft </w:t>
-      </w:r>
-      <w:r>
-        <w:lastRenderedPageBreak/>
-        <w:t>gedaan, geleerd of gereflecteerd. In de praktijk betekent dit dat gegenereerde opdrachten en aanbevelingen nauwelijks rekening houden met recente prestaties, patronen in fouten of de ontwikkeling die de leerling heeft doorgemaakt.</w:t>
+        <w:t>De huidige RAS-pipeline (Retrieval and Structured Augmented Generation) gebruikt het Individueel Ontwikkelingsperspectief (OPP) als primaire context voor het genereren van opdrachten. Dit is een statisch startpunt: het OPP beschrijft wie de leerling was bij aanvang, maar verwerkt niet wat de leerling sindsdien heeft gedaan, geleerd of gereflecteerd. In de praktijk betekent dit dat gegenereerde opdrachten en aanbevelingen nauwelijks rekening houden met recente prestaties, patronen in fouten of de ontwikkeling die de leerling heeft doorgemaakt.</w:t>
       </w:r>
     </w:p>
     <w:p>
@@ -4911,6 +6036,91 @@
       <w:r>
         <w:t>een structureel knelpunt in het onderwijs voor hoogbegaafde leerlingen.</w:t>
       </w:r>
+    </w:p>
+    <w:p>
+      <w:pPr>
+        <w:spacing w:before="80" w:after="80"/>
+      </w:pPr>
+    </w:p>
+    <w:p>
+      <w:pPr>
+        <w:spacing w:before="80" w:after="80"/>
+      </w:pPr>
+    </w:p>
+    <w:p>
+      <w:pPr>
+        <w:spacing w:before="80" w:after="80"/>
+      </w:pPr>
+    </w:p>
+    <w:p>
+      <w:pPr>
+        <w:spacing w:before="80" w:after="80"/>
+      </w:pPr>
+    </w:p>
+    <w:p>
+      <w:pPr>
+        <w:spacing w:before="80" w:after="80"/>
+      </w:pPr>
+    </w:p>
+    <w:p>
+      <w:pPr>
+        <w:spacing w:before="80" w:after="80"/>
+      </w:pPr>
+    </w:p>
+    <w:p>
+      <w:pPr>
+        <w:spacing w:before="80" w:after="80"/>
+      </w:pPr>
+    </w:p>
+    <w:p>
+      <w:pPr>
+        <w:spacing w:before="80" w:after="80"/>
+      </w:pPr>
+    </w:p>
+    <w:p>
+      <w:pPr>
+        <w:spacing w:before="80" w:after="80"/>
+      </w:pPr>
+    </w:p>
+    <w:p>
+      <w:pPr>
+        <w:spacing w:before="80" w:after="80"/>
+      </w:pPr>
+    </w:p>
+    <w:p>
+      <w:pPr>
+        <w:spacing w:before="80" w:after="80"/>
+      </w:pPr>
+    </w:p>
+    <w:p>
+      <w:pPr>
+        <w:spacing w:before="80" w:after="80"/>
+      </w:pPr>
+    </w:p>
+    <w:p>
+      <w:pPr>
+        <w:spacing w:before="80" w:after="80"/>
+      </w:pPr>
+    </w:p>
+    <w:p>
+      <w:pPr>
+        <w:spacing w:before="80" w:after="80"/>
+      </w:pPr>
+    </w:p>
+    <w:p>
+      <w:pPr>
+        <w:spacing w:before="80" w:after="80"/>
+      </w:pPr>
+    </w:p>
+    <w:p>
+      <w:pPr>
+        <w:spacing w:before="80" w:after="80"/>
+      </w:pPr>
+    </w:p>
+    <w:p>
+      <w:pPr>
+        <w:spacing w:before="80" w:after="80"/>
+      </w:pPr>
     </w:p>
     <w:p>
       <w:pPr>
@@ -4924,16 +6134,14 @@
           <w:bottom w:val="single" w:sz="4" w:space="4" w:color="2E75B6"/>
         </w:pBdr>
       </w:pPr>
-      <w:bookmarkStart w:id="36" w:name="_Toc230782971"/>
-      <w:r>
+      <w:r>
+        <w:lastRenderedPageBreak/>
         <w:t>10. Future Work</w:t>
       </w:r>
-      <w:bookmarkEnd w:id="36"/>
-    </w:p>
-    <w:p>
-      <w:pPr>
-        <w:spacing w:before="80" w:after="80"/>
-        <w:jc w:val="both"/>
+    </w:p>
+    <w:p>
+      <w:pPr>
+        <w:pStyle w:val="Geenafstand"/>
       </w:pPr>
       <w:r>
         <w:t>Op basis van de gerealiseerde architectuur en inzichten uit analyse en modelonderzoek zijn drie doorontwikkelingen kansrijk voor een volgende fase van Juf Aimee. Deze zijn bewust niet als directe aanbevelingen geformuleerd, maar als toekomstige richtingen die voortbouwen op de huidige implementatie.</w:t>
@@ -4943,226 +6151,152 @@
       <w:pPr>
         <w:pStyle w:val="Kop2"/>
       </w:pPr>
-      <w:bookmarkStart w:id="37" w:name="_Toc230782972"/>
       <w:r>
         <w:t>10.1 AI-gespreksassistent voor leerlingen</w:t>
       </w:r>
-      <w:bookmarkEnd w:id="37"/>
-    </w:p>
-    <w:p>
-      <w:pPr>
-        <w:spacing w:before="80" w:after="80"/>
-        <w:jc w:val="both"/>
-      </w:pPr>
-      <w:r>
-        <w:t>De hybride architectuur van Juf Aimee bevat reeds een chat-modelcomponent voor begeleiding. Een logische vervolgstap is een zijpaneel waarmee leerlingen tijdens het maken van een opdracht vragen kunnen stellen. Het model geeft geen antwoorden maar hints, gebaseerd op de Socratische methode. Dit bevordert zelfstandig redeneren, wat essentieel is voor hoogbegaafde leerlingen. Conform EU AI Act Art. 14 blijft de leraar te allen tijde in staat de assistent te monitoren en in te grijpen.</w:t>
+    </w:p>
+    <w:p>
+      <w:pPr>
+        <w:pStyle w:val="Geenafstand"/>
+      </w:pPr>
+      <w:r>
+        <w:t xml:space="preserve">De hybride architectuur van Juf Aimee bevat </w:t>
+      </w:r>
+      <w:proofErr w:type="gramStart"/>
+      <w:r>
+        <w:t>reeds</w:t>
+      </w:r>
+      <w:proofErr w:type="gramEnd"/>
+      <w:r>
+        <w:t xml:space="preserve"> een chat-modelcomponent voor begeleiding. Een logische vervolgstap is een zijpaneel waarmee leerlingen tijdens het maken van een opdracht vragen kunnen stellen. Het model geeft geen antwoorden maar hints, gebaseerd op de Socratische methode. Dit bevordert zelfstandig redeneren, wat essentieel is voor hoogbegaafde leerlingen. </w:t>
+      </w:r>
+      <w:proofErr w:type="gramStart"/>
+      <w:r>
+        <w:t>Conform</w:t>
+      </w:r>
+      <w:proofErr w:type="gramEnd"/>
+      <w:r>
+        <w:t xml:space="preserve"> </w:t>
+      </w:r>
+      <w:hyperlink r:id="rId15" w:history="1">
+        <w:r>
+          <w:rPr>
+            <w:rStyle w:val="Hyperlink"/>
+          </w:rPr>
+          <w:t>EU AI Act Art. 14</w:t>
+        </w:r>
+      </w:hyperlink>
+      <w:r>
+        <w:t xml:space="preserve"> blijft de leraar te allen tijde in staat de assistent te monitoren en in te grijpen.</w:t>
       </w:r>
     </w:p>
     <w:p>
       <w:pPr>
         <w:pStyle w:val="Kop2"/>
       </w:pPr>
-      <w:bookmarkStart w:id="38" w:name="_Toc230782973"/>
-      <w:r>
-        <w:t>10.2 Anonimisering van leerlingdata</w:t>
-      </w:r>
-      <w:bookmarkEnd w:id="38"/>
-    </w:p>
-    <w:p>
-      <w:pPr>
-        <w:spacing w:before="80" w:after="80"/>
-        <w:jc w:val="both"/>
-      </w:pPr>
-      <w:r>
-        <w:t xml:space="preserve">In de productiefase wordt gewerkt met echte persoonsgegevens van kinderen. De AVG art. 5(1)(c) schrijft dataminimalisatie voor. Concreet advies voor een volgende fase: OPP-embeddings worden opgeslagen onder een pseudoniem leerling-ID in plaats van de naam van de leerling, namen worden uitsluitend getoond aan de direct verantwoordelijke leraar, en er geldt een bewaartermijn gekoppeld aan de schoolloopbaan. Externe AI-providers ontvangen nooit ruwe leerlingdata, in lijn met het geadviseerde lokale </w:t>
+      <w:r>
+        <w:t xml:space="preserve">10.2 </w:t>
       </w:r>
       <w:proofErr w:type="spellStart"/>
       <w:r>
-        <w:t>deployment</w:t>
+        <w:t>Anonimisering</w:t>
       </w:r>
       <w:proofErr w:type="spellEnd"/>
       <w:r>
-        <w:t>-model.</w:t>
-      </w:r>
-    </w:p>
-    <w:p>
-      <w:pPr>
-        <w:spacing w:before="80" w:after="80"/>
-        <w:jc w:val="both"/>
-      </w:pPr>
-    </w:p>
-    <w:p>
-      <w:pPr>
-        <w:spacing w:before="80" w:after="80"/>
-        <w:jc w:val="both"/>
-      </w:pPr>
-    </w:p>
-    <w:p>
-      <w:pPr>
-        <w:spacing w:before="80" w:after="80"/>
-        <w:jc w:val="both"/>
-      </w:pPr>
-    </w:p>
-    <w:p>
-      <w:pPr>
-        <w:spacing w:before="80" w:after="80"/>
-        <w:jc w:val="both"/>
-      </w:pPr>
+        <w:t xml:space="preserve"> van </w:t>
+      </w:r>
+      <w:proofErr w:type="spellStart"/>
+      <w:r>
+        <w:t>leerlingdata</w:t>
+      </w:r>
+      <w:proofErr w:type="spellEnd"/>
+    </w:p>
+    <w:p>
+      <w:pPr>
+        <w:pStyle w:val="Geenafstand"/>
+      </w:pPr>
+      <w:r>
+        <w:t>In de productiefase wordt gewerkt met echte persoonsgegevens van kinderen. De AVG art. 5(1)(c) schrijft dataminimalisatie voor. Concreet advies voor een volgende fase: OPP-</w:t>
+      </w:r>
+      <w:proofErr w:type="spellStart"/>
+      <w:r>
+        <w:t>embeddings</w:t>
+      </w:r>
+      <w:proofErr w:type="spellEnd"/>
+      <w:r>
+        <w:t xml:space="preserve"> worden opgeslagen onder een pseudoniem leerling-ID in plaats van de naam van de leerling, namen worden uitsluitend getoond aan de direct verantwoordelijke leraar, en er geldt een bewaartermijn gekoppeld aan de schoolloopbaan. Externe AI-providers ontvangen nooit ruwe leerlingdata, in lijn met het geadviseerde lokale deployment-model.</w:t>
+      </w:r>
     </w:p>
     <w:p>
       <w:pPr>
         <w:pStyle w:val="Kop2"/>
       </w:pPr>
-      <w:bookmarkStart w:id="39" w:name="_Toc230782974"/>
       <w:r>
         <w:t>10.3 Ouderportaal met inzagerecht</w:t>
       </w:r>
-      <w:bookmarkEnd w:id="39"/>
-    </w:p>
-    <w:p>
-      <w:pPr>
-        <w:spacing w:before="80" w:after="80"/>
-        <w:jc w:val="both"/>
-      </w:pPr>
-      <w:r>
-        <w:t>Ouders van leerlingen hebben op basis van AVG art. 15 het recht op inzage in welke gegevens over hun kind worden verwerkt. Een eenvoudig ouderportaal — uitsluitend met leesrechten, zonder bewerkingsmogelijkheden — maakt Juf Aimee transparant naar alle betrokkenen en vergroot het vertrouwen van scholen in de inzet van het platform. Dit sluit direct aan op de eis van uitlegbaarheid (XAI) en mensgerichte AI zoals beschreven in het theoretisch kader.</w:t>
+    </w:p>
+    <w:p>
+      <w:pPr>
+        <w:pStyle w:val="Geenafstand"/>
+      </w:pPr>
+      <w:r>
+        <w:t xml:space="preserve">Ouders van leerlingen hebben op basis van AVG art. 15 het recht op inzage in welke gegevens over hun kind worden verwerkt. Een eenvoudig ouderportaal uitsluitend met leesrechten, zonder bewerkingsmogelijkheden maakt Juf Aimee transparant naar alle betrokkenen en vergroot het vertrouwen van scholen in de inzet van het platform. Dit sluit direct aan op de eis van uitlegbaarheid </w:t>
+      </w:r>
+      <w:hyperlink r:id="rId16" w:history="1">
+        <w:r>
+          <w:rPr>
+            <w:rStyle w:val="Hyperlink"/>
+          </w:rPr>
+          <w:t>(XAI)</w:t>
+        </w:r>
+      </w:hyperlink>
+      <w:r>
+        <w:t xml:space="preserve"> en mensgerichte AI zoals beschreven in het theoretisch kader.</w:t>
       </w:r>
     </w:p>
     <w:p>
       <w:pPr>
         <w:pStyle w:val="Kop2"/>
       </w:pPr>
-      <w:bookmarkStart w:id="40" w:name="_Toc230782975"/>
-      <w:r>
-        <w:t>10.4 AI-taalbuddy voor leerlingen</w:t>
-      </w:r>
-      <w:bookmarkEnd w:id="40"/>
+      <w:r>
+        <w:t xml:space="preserve">10.4 AI-taalbuddy voor leerlingen </w:t>
+      </w:r>
+    </w:p>
+    <w:p>
+      <w:pPr>
+        <w:pStyle w:val="Geenafstand"/>
+      </w:pPr>
+      <w:r>
+        <w:t xml:space="preserve">Een logische doorontwikkeling van Juf Aimee is een gespreksgerichte AI-taalbuddy waarmee leerlingen een vreemde taal kunnen oefenen via gesproken dialoog. Hoogbegaafde leerlingen leren doorgaans sneller een nieuwe taal, maar vinden binnen de reguliere klas weinig ruimte voor individuele oefening </w:t>
+      </w:r>
+      <w:r>
+        <w:t>(</w:t>
+      </w:r>
+      <w:hyperlink r:id="rId17" w:history="1">
+        <w:r>
+          <w:rPr>
+            <w:rStyle w:val="Hyperlink"/>
+          </w:rPr>
+          <w:t>Hornstra et al, 2023)</w:t>
+        </w:r>
+      </w:hyperlink>
       <w:r>
         <w:t xml:space="preserve"> </w:t>
       </w:r>
-    </w:p>
-    <w:p>
-      <w:pPr>
-        <w:spacing w:before="80" w:after="80"/>
-        <w:jc w:val="both"/>
-      </w:pPr>
-      <w:r>
-        <w:t xml:space="preserve">Een logische doorontwikkeling van Juf Aimee is een gespreksgerichte AI-taalbuddy waarmee leerlingen een vreemde taal kunnen oefenen via gesproken dialoog. Hoogbegaafde leerlingen leren doorgaans sneller een nieuwe taal, maar vinden binnen de reguliere klas weinig ruimte voor individuele oefening </w:t>
-      </w:r>
-      <w:r>
-        <w:t xml:space="preserve">(Hornstra et al, 2023) </w:t>
-      </w:r>
       <w:r>
         <w:t xml:space="preserve">Een AI-taalbuddy biedt die oefentijd op maat: het systeem stemt de gespreksonderwerpen en moeilijkheidsgraad af op de interesses en het niveau van de leerling, zoals vastgelegd in het </w:t>
       </w:r>
-      <w:r>
-        <w:t>leerlingprofiel en het opbouwende portfolio</w:t>
+      <w:proofErr w:type="spellStart"/>
+      <w:r>
+        <w:t>leerlingprofiel</w:t>
+      </w:r>
+      <w:proofErr w:type="spellEnd"/>
+      <w:r>
+        <w:t xml:space="preserve"> en het opbouwende portfolio</w:t>
       </w:r>
       <w:r>
         <w:t>. De leerkracht houdt altijd inzicht in de voortgang en blijft eindverantwoordelijk voor de taalontwikkeling van de leerling.</w:t>
       </w:r>
-    </w:p>
-    <w:p>
-      <w:pPr>
-        <w:spacing w:before="80" w:after="80"/>
-        <w:jc w:val="both"/>
-      </w:pPr>
-    </w:p>
-    <w:p>
-      <w:pPr>
-        <w:spacing w:before="80" w:after="80"/>
-        <w:jc w:val="both"/>
-      </w:pPr>
-    </w:p>
-    <w:p>
-      <w:pPr>
-        <w:spacing w:before="80" w:after="80"/>
-        <w:jc w:val="both"/>
-      </w:pPr>
-    </w:p>
-    <w:p>
-      <w:pPr>
-        <w:spacing w:before="80" w:after="80"/>
-        <w:jc w:val="both"/>
-      </w:pPr>
-    </w:p>
-    <w:p>
-      <w:pPr>
-        <w:spacing w:before="80" w:after="80"/>
-        <w:jc w:val="both"/>
-      </w:pPr>
-    </w:p>
-    <w:p>
-      <w:pPr>
-        <w:spacing w:before="80" w:after="80"/>
-        <w:jc w:val="both"/>
-      </w:pPr>
-    </w:p>
-    <w:p>
-      <w:pPr>
-        <w:spacing w:before="80" w:after="80"/>
-        <w:jc w:val="both"/>
-      </w:pPr>
-    </w:p>
-    <w:p>
-      <w:pPr>
-        <w:spacing w:before="80" w:after="80"/>
-        <w:jc w:val="both"/>
-      </w:pPr>
-    </w:p>
-    <w:p>
-      <w:pPr>
-        <w:spacing w:before="80" w:after="80"/>
-        <w:jc w:val="both"/>
-      </w:pPr>
-    </w:p>
-    <w:p>
-      <w:pPr>
-        <w:spacing w:before="80" w:after="80"/>
-        <w:jc w:val="both"/>
-      </w:pPr>
-    </w:p>
-    <w:p>
-      <w:pPr>
-        <w:spacing w:before="80" w:after="80"/>
-        <w:jc w:val="both"/>
-      </w:pPr>
-    </w:p>
-    <w:p>
-      <w:pPr>
-        <w:spacing w:before="80" w:after="80"/>
-        <w:jc w:val="both"/>
-      </w:pPr>
-    </w:p>
-    <w:p>
-      <w:pPr>
-        <w:spacing w:before="80" w:after="80"/>
-        <w:jc w:val="both"/>
-      </w:pPr>
-    </w:p>
-    <w:p>
-      <w:pPr>
-        <w:spacing w:before="80" w:after="80"/>
-        <w:jc w:val="both"/>
-      </w:pPr>
-    </w:p>
-    <w:p>
-      <w:pPr>
-        <w:spacing w:before="80" w:after="80"/>
-        <w:jc w:val="both"/>
-      </w:pPr>
-    </w:p>
-    <w:p>
-      <w:pPr>
-        <w:spacing w:before="80" w:after="80"/>
-        <w:jc w:val="both"/>
-      </w:pPr>
-    </w:p>
-    <w:p>
-      <w:pPr>
-        <w:spacing w:before="80" w:after="80"/>
-        <w:jc w:val="both"/>
-      </w:pPr>
     </w:p>
     <w:p>
       <w:pPr>
@@ -5225,11 +6359,11 @@
           <w:bottom w:val="single" w:sz="4" w:space="4" w:color="2E75B6"/>
         </w:pBdr>
       </w:pPr>
-      <w:bookmarkStart w:id="41" w:name="_Toc230782976"/>
+      <w:bookmarkStart w:id="35" w:name="_Toc230782976"/>
       <w:r>
         <w:t>11. Literatuur</w:t>
       </w:r>
-      <w:bookmarkEnd w:id="41"/>
+      <w:bookmarkEnd w:id="35"/>
     </w:p>
     <w:p>
       <w:pPr>
@@ -5411,7 +6545,7 @@
           <w:lang w:val="en-GB"/>
         </w:rPr>
       </w:pPr>
-      <w:hyperlink r:id="rId8" w:history="1">
+      <w:hyperlink r:id="rId18" w:history="1">
         <w:r>
           <w:rPr>
             <w:rStyle w:val="Hyperlink"/>
@@ -5440,14 +6574,28 @@
         <w:rPr>
           <w:lang w:val="en-GB"/>
         </w:rPr>
-        <w:t xml:space="preserve">Perez, F., &amp; Ribeiro, I. (2022). Ignore Previous Prompt: Attack Techniques For Language Models. arXiv. </w:t>
+        <w:t xml:space="preserve">Perez, F., &amp; Ribeiro, I. (2022). Ignore Previous Prompt: Attack Techniques </w:t>
+      </w:r>
+      <w:proofErr w:type="gramStart"/>
+      <w:r>
+        <w:rPr>
+          <w:lang w:val="en-GB"/>
+        </w:rPr>
+        <w:t>For</w:t>
+      </w:r>
+      <w:proofErr w:type="gramEnd"/>
+      <w:r>
+        <w:rPr>
+          <w:lang w:val="en-GB"/>
+        </w:rPr>
+        <w:t xml:space="preserve"> Language Models. arXiv. </w:t>
       </w:r>
     </w:p>
     <w:p>
       <w:pPr>
         <w:pStyle w:val="Lijstalinea"/>
       </w:pPr>
-      <w:hyperlink r:id="rId9" w:history="1">
+      <w:hyperlink r:id="rId19" w:history="1">
         <w:r>
           <w:rPr>
             <w:rStyle w:val="Hyperlink"/>
@@ -5517,7 +6665,7 @@
           <w:lang w:val="en-GB"/>
         </w:rPr>
       </w:pPr>
-      <w:hyperlink r:id="rId10" w:history="1">
+      <w:hyperlink r:id="rId20" w:history="1">
         <w:r>
           <w:rPr>
             <w:rStyle w:val="Hyperlink"/>
@@ -5536,7 +6684,8 @@
       </w:pPr>
     </w:p>
     <w:sectPr>
-      <w:footerReference w:type="default" r:id="rId11"/>
+      <w:footerReference w:type="even" r:id="rId21"/>
+      <w:footerReference w:type="default" r:id="rId22"/>
       <w:pgSz w:w="11906" w:h="16838"/>
       <w:pgMar w:top="1440" w:right="1440" w:bottom="1440" w:left="1800" w:header="708" w:footer="708" w:gutter="0"/>
       <w:cols w:space="708"/>
@@ -5567,8 +6716,121 @@
 
 <file path=word/footer1.xml><?xml version="1.0" encoding="utf-8"?>
 <w:ftr xmlns:wpc="http://schemas.microsoft.com/office/word/2010/wordprocessingCanvas" xmlns:cx="http://schemas.microsoft.com/office/drawing/2014/chartex" xmlns:cx1="http://schemas.microsoft.com/office/drawing/2015/9/8/chartex" xmlns:cx2="http://schemas.microsoft.com/office/drawing/2015/10/21/chartex" xmlns:cx3="http://schemas.microsoft.com/office/drawing/2016/5/9/chartex" xmlns:cx4="http://schemas.microsoft.com/office/drawing/2016/5/10/chartex" xmlns:cx5="http://schemas.microsoft.com/office/drawing/2016/5/11/chartex" xmlns:cx6="http://schemas.microsoft.com/office/drawing/2016/5/12/chartex" xmlns:cx7="http://schemas.microsoft.com/office/drawing/2016/5/13/chartex" xmlns:cx8="http://schemas.microsoft.com/office/drawing/2016/5/14/chartex" xmlns:mc="http://schemas.openxmlformats.org/markup-compatibility/2006" xmlns:aink="http://schemas.microsoft.com/office/drawing/2016/ink" xmlns:am3d="http://schemas.microsoft.com/office/drawing/2017/model3d" xmlns:o="urn:schemas-microsoft-com:office:office" xmlns:oel="http://schemas.microsoft.com/office/2019/extlst" xmlns:r="http://schemas.openxmlformats.org/officeDocument/2006/relationships" xmlns:m="http://schemas.openxmlformats.org/officeDocument/2006/math" xmlns:v="urn:schemas-microsoft-com:vml" xmlns:wp14="http://schemas.microsoft.com/office/word/2010/wordprocessingDrawing" xmlns:wp="http://schemas.openxmlformats.org/drawingml/2006/wordprocessingDrawing" xmlns:w10="urn:schemas-microsoft-com:office:word" xmlns:w="http://schemas.openxmlformats.org/wordprocessingml/2006/main" xmlns:w14="http://schemas.microsoft.com/office/word/2010/wordml" xmlns:w15="http://schemas.microsoft.com/office/word/2012/wordml" xmlns:w16cex="http://schemas.microsoft.com/office/word/2018/wordml/cex" xmlns:w16cid="http://schemas.microsoft.com/office/word/2016/wordml/cid" xmlns:w16="http://schemas.microsoft.com/office/word/2018/wordml" xmlns:w16du="http://schemas.microsoft.com/office/word/2023/wordml/word16du" xmlns:w16sdtdh="http://schemas.microsoft.com/office/word/2020/wordml/sdtdatahash" xmlns:w16sdtfl="http://schemas.microsoft.com/office/word/2024/wordml/sdtformatlock" xmlns:w16se="http://schemas.microsoft.com/office/word/2015/wordml/symex" xmlns:wpg="http://schemas.microsoft.com/office/word/2010/wordprocessingGroup" xmlns:wpi="http://schemas.microsoft.com/office/word/2010/wordprocessingInk" xmlns:wne="http://schemas.microsoft.com/office/word/2006/wordml" xmlns:wps="http://schemas.microsoft.com/office/word/2010/wordprocessingShape" mc:Ignorable="w14 w15 w16se w16cid w16 w16cex w16sdtdh w16sdtfl w16du wp14">
+  <w:sdt>
+    <w:sdtPr>
+      <w:rPr>
+        <w:rStyle w:val="Paginanummer"/>
+      </w:rPr>
+      <w:id w:val="229280310"/>
+      <w:docPartObj>
+        <w:docPartGallery w:val="Page Numbers (Bottom of Page)"/>
+        <w:docPartUnique/>
+      </w:docPartObj>
+    </w:sdtPr>
+    <w:sdtContent>
+      <w:p>
+        <w:pPr>
+          <w:pStyle w:val="Voettekst"/>
+          <w:framePr w:wrap="none" w:vAnchor="text" w:hAnchor="margin" w:xAlign="right" w:y="1"/>
+          <w:rPr>
+            <w:rStyle w:val="Paginanummer"/>
+          </w:rPr>
+        </w:pPr>
+        <w:r>
+          <w:rPr>
+            <w:rStyle w:val="Paginanummer"/>
+          </w:rPr>
+          <w:fldChar w:fldCharType="begin"/>
+        </w:r>
+        <w:r>
+          <w:rPr>
+            <w:rStyle w:val="Paginanummer"/>
+          </w:rPr>
+          <w:instrText xml:space="preserve"> PAGE </w:instrText>
+        </w:r>
+        <w:r>
+          <w:rPr>
+            <w:rStyle w:val="Paginanummer"/>
+          </w:rPr>
+          <w:fldChar w:fldCharType="separate"/>
+        </w:r>
+        <w:r>
+          <w:rPr>
+            <w:rStyle w:val="Paginanummer"/>
+          </w:rPr>
+          <w:fldChar w:fldCharType="end"/>
+        </w:r>
+      </w:p>
+    </w:sdtContent>
+  </w:sdt>
   <w:p>
     <w:pPr>
+      <w:pStyle w:val="Voettekst"/>
+      <w:ind w:right="360"/>
+    </w:pPr>
+  </w:p>
+</w:ftr>
+</file>
+
+<file path=word/footer2.xml><?xml version="1.0" encoding="utf-8"?>
+<w:ftr xmlns:wpc="http://schemas.microsoft.com/office/word/2010/wordprocessingCanvas" xmlns:cx="http://schemas.microsoft.com/office/drawing/2014/chartex" xmlns:cx1="http://schemas.microsoft.com/office/drawing/2015/9/8/chartex" xmlns:cx2="http://schemas.microsoft.com/office/drawing/2015/10/21/chartex" xmlns:cx3="http://schemas.microsoft.com/office/drawing/2016/5/9/chartex" xmlns:cx4="http://schemas.microsoft.com/office/drawing/2016/5/10/chartex" xmlns:cx5="http://schemas.microsoft.com/office/drawing/2016/5/11/chartex" xmlns:cx6="http://schemas.microsoft.com/office/drawing/2016/5/12/chartex" xmlns:cx7="http://schemas.microsoft.com/office/drawing/2016/5/13/chartex" xmlns:cx8="http://schemas.microsoft.com/office/drawing/2016/5/14/chartex" xmlns:mc="http://schemas.openxmlformats.org/markup-compatibility/2006" xmlns:aink="http://schemas.microsoft.com/office/drawing/2016/ink" xmlns:am3d="http://schemas.microsoft.com/office/drawing/2017/model3d" xmlns:o="urn:schemas-microsoft-com:office:office" xmlns:oel="http://schemas.microsoft.com/office/2019/extlst" xmlns:r="http://schemas.openxmlformats.org/officeDocument/2006/relationships" xmlns:m="http://schemas.openxmlformats.org/officeDocument/2006/math" xmlns:v="urn:schemas-microsoft-com:vml" xmlns:wp14="http://schemas.microsoft.com/office/word/2010/wordprocessingDrawing" xmlns:wp="http://schemas.openxmlformats.org/drawingml/2006/wordprocessingDrawing" xmlns:w10="urn:schemas-microsoft-com:office:word" xmlns:w="http://schemas.openxmlformats.org/wordprocessingml/2006/main" xmlns:w14="http://schemas.microsoft.com/office/word/2010/wordml" xmlns:w15="http://schemas.microsoft.com/office/word/2012/wordml" xmlns:w16cex="http://schemas.microsoft.com/office/word/2018/wordml/cex" xmlns:w16cid="http://schemas.microsoft.com/office/word/2016/wordml/cid" xmlns:w16="http://schemas.microsoft.com/office/word/2018/wordml" xmlns:w16du="http://schemas.microsoft.com/office/word/2023/wordml/word16du" xmlns:w16sdtdh="http://schemas.microsoft.com/office/word/2020/wordml/sdtdatahash" xmlns:w16sdtfl="http://schemas.microsoft.com/office/word/2024/wordml/sdtformatlock" xmlns:w16se="http://schemas.microsoft.com/office/word/2015/wordml/symex" xmlns:wpg="http://schemas.microsoft.com/office/word/2010/wordprocessingGroup" xmlns:wpi="http://schemas.microsoft.com/office/word/2010/wordprocessingInk" xmlns:wne="http://schemas.microsoft.com/office/word/2006/wordml" xmlns:wps="http://schemas.microsoft.com/office/word/2010/wordprocessingShape" mc:Ignorable="w14 w15 w16se w16cid w16 w16cex w16sdtdh w16sdtfl w16du wp14">
+  <w:sdt>
+    <w:sdtPr>
+      <w:rPr>
+        <w:rStyle w:val="Paginanummer"/>
+      </w:rPr>
+      <w:id w:val="-2041269198"/>
+      <w:docPartObj>
+        <w:docPartGallery w:val="Page Numbers (Bottom of Page)"/>
+        <w:docPartUnique/>
+      </w:docPartObj>
+    </w:sdtPr>
+    <w:sdtContent>
+      <w:p>
+        <w:pPr>
+          <w:pStyle w:val="Voettekst"/>
+          <w:framePr w:wrap="none" w:vAnchor="text" w:hAnchor="margin" w:xAlign="right" w:y="1"/>
+          <w:rPr>
+            <w:rStyle w:val="Paginanummer"/>
+          </w:rPr>
+        </w:pPr>
+        <w:r>
+          <w:rPr>
+            <w:rStyle w:val="Paginanummer"/>
+          </w:rPr>
+          <w:fldChar w:fldCharType="begin"/>
+        </w:r>
+        <w:r>
+          <w:rPr>
+            <w:rStyle w:val="Paginanummer"/>
+          </w:rPr>
+          <w:instrText xml:space="preserve"> PAGE </w:instrText>
+        </w:r>
+        <w:r>
+          <w:rPr>
+            <w:rStyle w:val="Paginanummer"/>
+          </w:rPr>
+          <w:fldChar w:fldCharType="separate"/>
+        </w:r>
+        <w:r>
+          <w:rPr>
+            <w:rStyle w:val="Paginanummer"/>
+            <w:noProof/>
+          </w:rPr>
+          <w:t>1</w:t>
+        </w:r>
+        <w:r>
+          <w:rPr>
+            <w:rStyle w:val="Paginanummer"/>
+          </w:rPr>
+          <w:fldChar w:fldCharType="end"/>
+        </w:r>
+      </w:p>
+    </w:sdtContent>
+  </w:sdt>
+  <w:p>
+    <w:pPr>
+      <w:ind w:right="360"/>
       <w:jc w:val="center"/>
     </w:pPr>
     <w:r>
@@ -5577,49 +6839,17 @@
         <w:sz w:val="20"/>
         <w:szCs w:val="20"/>
       </w:rPr>
-      <w:t xml:space="preserve">Juf Aimee — Onderzoeksverslag  |  Digital Life, Hogeschool van Amsterdam  |  Pagina </w:t>
+      <w:t xml:space="preserve">Juf Aimee · Lectoraat Digital Life · Hogeschool van Amsterdam </w:t>
     </w:r>
-    <w:r>
+  </w:p>
+  <w:p>
+    <w:pPr>
+      <w:ind w:right="360"/>
+      <w:jc w:val="center"/>
       <w:rPr>
-        <w:color w:val="888888"/>
-        <w:sz w:val="20"/>
-        <w:szCs w:val="20"/>
+        <w:rFonts w:ascii="Times New Roman" w:hAnsi="Times New Roman" w:cs="Times New Roman"/>
       </w:rPr>
-      <w:fldChar w:fldCharType="begin"/>
-    </w:r>
-    <w:r>
-      <w:rPr>
-        <w:color w:val="888888"/>
-        <w:sz w:val="20"/>
-        <w:szCs w:val="20"/>
-      </w:rPr>
-      <w:instrText>PAGE</w:instrText>
-    </w:r>
-    <w:r>
-      <w:rPr>
-        <w:color w:val="888888"/>
-        <w:sz w:val="20"/>
-        <w:szCs w:val="20"/>
-      </w:rPr>
-      <w:fldChar w:fldCharType="separate"/>
-    </w:r>
-    <w:r>
-      <w:rPr>
-        <w:noProof/>
-        <w:color w:val="888888"/>
-        <w:sz w:val="20"/>
-        <w:szCs w:val="20"/>
-      </w:rPr>
-      <w:t>1</w:t>
-    </w:r>
-    <w:r>
-      <w:rPr>
-        <w:color w:val="888888"/>
-        <w:sz w:val="20"/>
-        <w:szCs w:val="20"/>
-      </w:rPr>
-      <w:fldChar w:fldCharType="end"/>
-    </w:r>
+    </w:pPr>
   </w:p>
 </w:ftr>
 </file>
@@ -5786,6 +7016,119 @@
     </w:lvl>
   </w:abstractNum>
   <w:abstractNum w:abstractNumId="2" w15:restartNumberingAfterBreak="0">
+    <w:nsid w:val="200D3E98"/>
+    <w:multiLevelType w:val="hybridMultilevel"/>
+    <w:tmpl w:val="1DD2700A"/>
+    <w:lvl w:ilvl="0" w:tplc="04130001">
+      <w:start w:val="1"/>
+      <w:numFmt w:val="bullet"/>
+      <w:lvlText w:val=""/>
+      <w:lvlJc w:val="left"/>
+      <w:pPr>
+        <w:ind w:left="720" w:hanging="360"/>
+      </w:pPr>
+      <w:rPr>
+        <w:rFonts w:ascii="Symbol" w:hAnsi="Symbol" w:hint="default"/>
+      </w:rPr>
+    </w:lvl>
+    <w:lvl w:ilvl="1" w:tplc="04130003" w:tentative="1">
+      <w:start w:val="1"/>
+      <w:numFmt w:val="bullet"/>
+      <w:lvlText w:val="o"/>
+      <w:lvlJc w:val="left"/>
+      <w:pPr>
+        <w:ind w:left="1440" w:hanging="360"/>
+      </w:pPr>
+      <w:rPr>
+        <w:rFonts w:ascii="Courier New" w:hAnsi="Courier New" w:hint="default"/>
+      </w:rPr>
+    </w:lvl>
+    <w:lvl w:ilvl="2" w:tplc="04130005" w:tentative="1">
+      <w:start w:val="1"/>
+      <w:numFmt w:val="bullet"/>
+      <w:lvlText w:val=""/>
+      <w:lvlJc w:val="left"/>
+      <w:pPr>
+        <w:ind w:left="2160" w:hanging="360"/>
+      </w:pPr>
+      <w:rPr>
+        <w:rFonts w:ascii="Wingdings" w:hAnsi="Wingdings" w:hint="default"/>
+      </w:rPr>
+    </w:lvl>
+    <w:lvl w:ilvl="3" w:tplc="04130001" w:tentative="1">
+      <w:start w:val="1"/>
+      <w:numFmt w:val="bullet"/>
+      <w:lvlText w:val=""/>
+      <w:lvlJc w:val="left"/>
+      <w:pPr>
+        <w:ind w:left="2880" w:hanging="360"/>
+      </w:pPr>
+      <w:rPr>
+        <w:rFonts w:ascii="Symbol" w:hAnsi="Symbol" w:hint="default"/>
+      </w:rPr>
+    </w:lvl>
+    <w:lvl w:ilvl="4" w:tplc="04130003" w:tentative="1">
+      <w:start w:val="1"/>
+      <w:numFmt w:val="bullet"/>
+      <w:lvlText w:val="o"/>
+      <w:lvlJc w:val="left"/>
+      <w:pPr>
+        <w:ind w:left="3600" w:hanging="360"/>
+      </w:pPr>
+      <w:rPr>
+        <w:rFonts w:ascii="Courier New" w:hAnsi="Courier New" w:hint="default"/>
+      </w:rPr>
+    </w:lvl>
+    <w:lvl w:ilvl="5" w:tplc="04130005" w:tentative="1">
+      <w:start w:val="1"/>
+      <w:numFmt w:val="bullet"/>
+      <w:lvlText w:val=""/>
+      <w:lvlJc w:val="left"/>
+      <w:pPr>
+        <w:ind w:left="4320" w:hanging="360"/>
+      </w:pPr>
+      <w:rPr>
+        <w:rFonts w:ascii="Wingdings" w:hAnsi="Wingdings" w:hint="default"/>
+      </w:rPr>
+    </w:lvl>
+    <w:lvl w:ilvl="6" w:tplc="04130001" w:tentative="1">
+      <w:start w:val="1"/>
+      <w:numFmt w:val="bullet"/>
+      <w:lvlText w:val=""/>
+      <w:lvlJc w:val="left"/>
+      <w:pPr>
+        <w:ind w:left="5040" w:hanging="360"/>
+      </w:pPr>
+      <w:rPr>
+        <w:rFonts w:ascii="Symbol" w:hAnsi="Symbol" w:hint="default"/>
+      </w:rPr>
+    </w:lvl>
+    <w:lvl w:ilvl="7" w:tplc="04130003" w:tentative="1">
+      <w:start w:val="1"/>
+      <w:numFmt w:val="bullet"/>
+      <w:lvlText w:val="o"/>
+      <w:lvlJc w:val="left"/>
+      <w:pPr>
+        <w:ind w:left="5760" w:hanging="360"/>
+      </w:pPr>
+      <w:rPr>
+        <w:rFonts w:ascii="Courier New" w:hAnsi="Courier New" w:hint="default"/>
+      </w:rPr>
+    </w:lvl>
+    <w:lvl w:ilvl="8" w:tplc="04130005" w:tentative="1">
+      <w:start w:val="1"/>
+      <w:numFmt w:val="bullet"/>
+      <w:lvlText w:val=""/>
+      <w:lvlJc w:val="left"/>
+      <w:pPr>
+        <w:ind w:left="6480" w:hanging="360"/>
+      </w:pPr>
+      <w:rPr>
+        <w:rFonts w:ascii="Wingdings" w:hAnsi="Wingdings" w:hint="default"/>
+      </w:rPr>
+    </w:lvl>
+  </w:abstractNum>
+  <w:abstractNum w:abstractNumId="3" w15:restartNumberingAfterBreak="0">
     <w:nsid w:val="3B421040"/>
     <w:multiLevelType w:val="hybridMultilevel"/>
     <w:tmpl w:val="E3469D86"/>
@@ -5887,6 +7230,9 @@
     </w:lvlOverride>
   </w:num>
   <w:num w:numId="3" w16cid:durableId="228655259">
+    <w:abstractNumId w:val="3"/>
+  </w:num>
+  <w:num w:numId="4" w16cid:durableId="1361515788">
     <w:abstractNumId w:val="2"/>
   </w:num>
 </w:numbering>
@@ -6379,6 +7725,7 @@
   <w:style w:type="character" w:default="1" w:styleId="Standaardalinea-lettertype">
     <w:name w:val="Default Paragraph Font"/>
     <w:uiPriority w:val="1"/>
+    <w:semiHidden/>
     <w:unhideWhenUsed/>
   </w:style>
   <w:style w:type="table" w:default="1" w:styleId="Standaardtabel">
@@ -6549,6 +7896,62 @@
       <w:i/>
       <w:iCs/>
     </w:rPr>
+  </w:style>
+  <w:style w:type="paragraph" w:styleId="Koptekst">
+    <w:name w:val="header"/>
+    <w:basedOn w:val="Standaard"/>
+    <w:link w:val="KoptekstChar"/>
+    <w:uiPriority w:val="99"/>
+    <w:unhideWhenUsed/>
+    <w:rsid w:val="00B64C5F"/>
+    <w:pPr>
+      <w:tabs>
+        <w:tab w:val="center" w:pos="4536"/>
+        <w:tab w:val="right" w:pos="9072"/>
+      </w:tabs>
+    </w:pPr>
+  </w:style>
+  <w:style w:type="character" w:customStyle="1" w:styleId="KoptekstChar">
+    <w:name w:val="Koptekst Char"/>
+    <w:basedOn w:val="Standaardalinea-lettertype"/>
+    <w:link w:val="Koptekst"/>
+    <w:uiPriority w:val="99"/>
+    <w:rsid w:val="00B64C5F"/>
+  </w:style>
+  <w:style w:type="paragraph" w:styleId="Voettekst">
+    <w:name w:val="footer"/>
+    <w:basedOn w:val="Standaard"/>
+    <w:link w:val="VoettekstChar"/>
+    <w:uiPriority w:val="99"/>
+    <w:unhideWhenUsed/>
+    <w:rsid w:val="00B64C5F"/>
+    <w:pPr>
+      <w:tabs>
+        <w:tab w:val="center" w:pos="4536"/>
+        <w:tab w:val="right" w:pos="9072"/>
+      </w:tabs>
+    </w:pPr>
+  </w:style>
+  <w:style w:type="character" w:customStyle="1" w:styleId="VoettekstChar">
+    <w:name w:val="Voettekst Char"/>
+    <w:basedOn w:val="Standaardalinea-lettertype"/>
+    <w:link w:val="Voettekst"/>
+    <w:uiPriority w:val="99"/>
+    <w:rsid w:val="00B64C5F"/>
+  </w:style>
+  <w:style w:type="character" w:styleId="Paginanummer">
+    <w:name w:val="page number"/>
+    <w:basedOn w:val="Standaardalinea-lettertype"/>
+    <w:uiPriority w:val="99"/>
+    <w:semiHidden/>
+    <w:unhideWhenUsed/>
+    <w:rsid w:val="00B64C5F"/>
+  </w:style>
+  <w:style w:type="paragraph" w:styleId="Geenafstand">
+    <w:name w:val="No Spacing"/>
+    <w:uiPriority w:val="1"/>
+    <w:qFormat/>
+    <w:rsid w:val="00B64C5F"/>
   </w:style>
 </w:styles>
 </file>

--- a/docs/Analyseren/JufAimee_Onderzoeksverslag.docx
+++ b/docs/Analyseren/JufAimee_Onderzoeksverslag.docx
@@ -198,48 +198,28 @@
           <w:color w:val="2E75B6"/>
         </w:rPr>
       </w:pPr>
-      <w:proofErr w:type="gramStart"/>
       <w:r>
         <w:rPr>
           <w:color w:val="2E75B6"/>
           <w:sz w:val="20"/>
           <w:szCs w:val="20"/>
         </w:rPr>
-        <w:t>s.kramer2@hva.nl</w:t>
-      </w:r>
-      <w:proofErr w:type="gramEnd"/>
+        <w:t xml:space="preserve">s.kramer2@hva.nl </w:t>
+      </w:r>
+    </w:p>
+    <w:p>
+      <w:pPr>
+        <w:spacing w:after="80"/>
+        <w:jc w:val="center"/>
+      </w:pPr>
       <w:r>
         <w:rPr>
           <w:color w:val="2E75B6"/>
           <w:sz w:val="20"/>
           <w:szCs w:val="20"/>
         </w:rPr>
-        <w:t xml:space="preserve"> </w:t>
-      </w:r>
-    </w:p>
-    <w:p>
-      <w:pPr>
-        <w:spacing w:after="80"/>
-        <w:jc w:val="center"/>
-      </w:pPr>
-      <w:r>
-        <w:rPr>
-          <w:color w:val="2E75B6"/>
-          <w:sz w:val="20"/>
-          <w:szCs w:val="20"/>
-        </w:rPr>
-        <w:t xml:space="preserve"> </w:t>
-      </w:r>
-      <w:proofErr w:type="gramStart"/>
-      <w:r>
-        <w:rPr>
-          <w:color w:val="2E75B6"/>
-          <w:sz w:val="20"/>
-          <w:szCs w:val="20"/>
-        </w:rPr>
-        <w:t>m.a.oey@hva.nl</w:t>
-      </w:r>
-      <w:proofErr w:type="gramEnd"/>
+        <w:t xml:space="preserve"> m.a.oey@hva.nl</w:t>
+      </w:r>
     </w:p>
     <w:p>
       <w:pPr>
@@ -249,23 +229,13 @@
           <w:color w:val="7F8C8D"/>
         </w:rPr>
       </w:pPr>
-      <w:proofErr w:type="gramStart"/>
       <w:r>
         <w:rPr>
           <w:color w:val="7F8C8D"/>
           <w:sz w:val="20"/>
           <w:szCs w:val="20"/>
         </w:rPr>
-        <w:t>mei</w:t>
-      </w:r>
-      <w:proofErr w:type="gramEnd"/>
-      <w:r>
-        <w:rPr>
-          <w:color w:val="7F8C8D"/>
-          <w:sz w:val="20"/>
-          <w:szCs w:val="20"/>
-        </w:rPr>
-        <w:t xml:space="preserve"> 2026</w:t>
+        <w:t>mei 2026</w:t>
       </w:r>
     </w:p>
     <w:p>
@@ -529,21 +499,7 @@
                 <w:rStyle w:val="Hyperlink"/>
                 <w:noProof/>
               </w:rPr>
-              <w:t>Samen</w:t>
-            </w:r>
-            <w:r>
-              <w:rPr>
-                <w:rStyle w:val="Hyperlink"/>
-                <w:noProof/>
-              </w:rPr>
-              <w:t>v</w:t>
-            </w:r>
-            <w:r>
-              <w:rPr>
-                <w:rStyle w:val="Hyperlink"/>
-                <w:noProof/>
-              </w:rPr>
-              <w:t>atting</w:t>
+              <w:t>Samenvatting</w:t>
             </w:r>
             <w:r>
               <w:rPr>
@@ -1395,21 +1351,7 @@
                 <w:rStyle w:val="Hyperlink"/>
                 <w:noProof/>
               </w:rPr>
-              <w:t>Deelvraag 2 — Gebruikersbehoe</w:t>
-            </w:r>
-            <w:r>
-              <w:rPr>
-                <w:rStyle w:val="Hyperlink"/>
-                <w:noProof/>
-              </w:rPr>
-              <w:t>f</w:t>
-            </w:r>
-            <w:r>
-              <w:rPr>
-                <w:rStyle w:val="Hyperlink"/>
-                <w:noProof/>
-              </w:rPr>
-              <w:t>ten en rolverdeling</w:t>
+              <w:t>Deelvraag 2 — Gebruikersbehoeften en rolverdeling</w:t>
             </w:r>
             <w:r>
               <w:rPr>
@@ -2048,21 +1990,7 @@
                 <w:rStyle w:val="Hyperlink"/>
                 <w:noProof/>
               </w:rPr>
-              <w:t>6. Aanpak en method</w:t>
-            </w:r>
-            <w:r>
-              <w:rPr>
-                <w:rStyle w:val="Hyperlink"/>
-                <w:noProof/>
-              </w:rPr>
-              <w:t>e</w:t>
-            </w:r>
-            <w:r>
-              <w:rPr>
-                <w:rStyle w:val="Hyperlink"/>
-                <w:noProof/>
-              </w:rPr>
-              <w:t>n</w:t>
+              <w:t>6. Aanpak en methoden</w:t>
             </w:r>
             <w:r>
               <w:rPr>
@@ -2916,21 +2844,7 @@
                 <w:rStyle w:val="Hyperlink"/>
                 <w:noProof/>
               </w:rPr>
-              <w:t xml:space="preserve">9. </w:t>
-            </w:r>
-            <w:r>
-              <w:rPr>
-                <w:rStyle w:val="Hyperlink"/>
-                <w:noProof/>
-              </w:rPr>
-              <w:t>A</w:t>
-            </w:r>
-            <w:r>
-              <w:rPr>
-                <w:rStyle w:val="Hyperlink"/>
-                <w:noProof/>
-              </w:rPr>
-              <w:t>anbevelingen</w:t>
+              <w:t>9. Aanbevelingen</w:t>
             </w:r>
             <w:r>
               <w:rPr>
@@ -4763,18 +4677,7 @@
       </w:r>
       <w:proofErr w:type="spellEnd"/>
       <w:r>
-        <w:t xml:space="preserve"> of concept wordt gewerkt met fictieve en gesimuleerde data. In de verdere ontwikkeling zullen </w:t>
-      </w:r>
-      <w:proofErr w:type="spellStart"/>
-      <w:r>
-        <w:t>leerlingprofielen</w:t>
-      </w:r>
-      <w:proofErr w:type="spellEnd"/>
-      <w:r>
-        <w:t>, interactielogs en voortgangsdata zorgvuldig worden beschermd en geminimaliseerd</w:t>
-      </w:r>
-      <w:r>
-        <w:t>.</w:t>
+        <w:t xml:space="preserve"> of concept wordt gewerkt met fictieve en gesimuleerde data. In de verdere ontwikkeling zullen leerlingprofielen, interactielogs en voortgangsdata zorgvuldig worden beschermd en geminimaliseerd</w:t>
       </w:r>
     </w:p>
     <w:p>
@@ -4784,31 +4687,8 @@
           <w:bottom w:val="single" w:sz="4" w:space="4" w:color="2E75B6"/>
         </w:pBdr>
       </w:pPr>
-    </w:p>
-    <w:p>
-      <w:pPr>
-        <w:pStyle w:val="Kop1"/>
-        <w:pBdr>
-          <w:bottom w:val="single" w:sz="4" w:space="4" w:color="2E75B6"/>
-        </w:pBdr>
-      </w:pPr>
-    </w:p>
-    <w:p>
-      <w:pPr>
-        <w:pStyle w:val="Kop1"/>
-        <w:pBdr>
-          <w:bottom w:val="single" w:sz="4" w:space="4" w:color="2E75B6"/>
-        </w:pBdr>
-      </w:pPr>
-    </w:p>
-    <w:p>
-      <w:pPr>
-        <w:pStyle w:val="Kop1"/>
-        <w:pBdr>
-          <w:bottom w:val="single" w:sz="4" w:space="4" w:color="2E75B6"/>
-        </w:pBdr>
-      </w:pPr>
-      <w:r>
+      <w:r>
+        <w:lastRenderedPageBreak/>
         <w:t>6. Aanpak en methoden</w:t>
       </w:r>
       <w:bookmarkEnd w:id="18"/>
@@ -4974,231 +4854,287 @@
         <w:pStyle w:val="Geenafstand"/>
       </w:pPr>
       <w:r>
-        <w:t xml:space="preserve">Er wordt in deze fase uitsluitend gewerkt met fictieve en gesimuleerde data </w:t>
+        <w:t>Er wordt in deze fase uitsluitend gewerkt met fictieve en gesimuleerde data voorbeeldleerlingprofielen, gesimuleerde leeractiviteiten en hypothetische onderwijsscenario’s. Er worden geen echte leerling- of persoonsgegevens gebruikt.</w:t>
+      </w:r>
+    </w:p>
+    <w:p>
+      <w:pPr>
+        <w:pStyle w:val="Kop2"/>
+      </w:pPr>
+      <w:r>
+        <w:t xml:space="preserve">6.3 </w:t>
       </w:r>
       <w:proofErr w:type="spellStart"/>
       <w:r>
-        <w:t>voorbeeldleerlingprofielen</w:t>
+        <w:t>Proof</w:t>
       </w:r>
       <w:proofErr w:type="spellEnd"/>
       <w:r>
-        <w:t>, gesimuleerde leeractiviteiten en hypothetische onderwijsscenario’s. Er worden geen echte leerling- of persoonsgegevens gebruikt.</w:t>
-      </w:r>
-    </w:p>
-    <w:p>
-      <w:pPr>
-        <w:pStyle w:val="Kop2"/>
-      </w:pPr>
-      <w:r>
-        <w:t xml:space="preserve">6.3 </w:t>
+        <w:t xml:space="preserve"> of concept </w:t>
+      </w:r>
+      <w:r>
+        <w:t>-</w:t>
+      </w:r>
+      <w:r>
+        <w:t xml:space="preserve"> Gerealiseerde functionaliteiten</w:t>
+      </w:r>
+      <w:bookmarkEnd w:id="22"/>
+    </w:p>
+    <w:p>
+      <w:r>
+        <w:t xml:space="preserve">Het </w:t>
       </w:r>
       <w:proofErr w:type="spellStart"/>
       <w:r>
-        <w:t>Proof</w:t>
+        <w:t>proof</w:t>
       </w:r>
       <w:proofErr w:type="spellEnd"/>
       <w:r>
-        <w:t xml:space="preserve"> of concept </w:t>
+        <w:t xml:space="preserve"> of concept bestaat uit een webapplicatie voor leraren die drie kernsystemen integreert: een leraarsdashboard met </w:t>
+      </w:r>
+      <w:proofErr w:type="spellStart"/>
+      <w:r>
+        <w:t>leerlingoverzicht</w:t>
+      </w:r>
+      <w:proofErr w:type="spellEnd"/>
+      <w:r>
+        <w:t xml:space="preserve">, een </w:t>
+      </w:r>
+      <w:proofErr w:type="spellStart"/>
+      <w:r>
+        <w:t>regelgebaseerd</w:t>
+      </w:r>
+      <w:proofErr w:type="spellEnd"/>
+      <w:r>
+        <w:t xml:space="preserve"> signalensysteem en een AI-gedreven adviessysteem. De applicatie is ontwikkeld met het Next.js framework en maakt gebruik van een lokale </w:t>
+      </w:r>
+      <w:proofErr w:type="spellStart"/>
+      <w:r>
+        <w:t>PostgreSQL</w:t>
+      </w:r>
+      <w:proofErr w:type="spellEnd"/>
+      <w:r>
+        <w:t>-database met vectoropslag. Alle AI</w:t>
+      </w:r>
+      <w:r>
+        <w:t xml:space="preserve">- </w:t>
+      </w:r>
+      <w:r>
+        <w:t xml:space="preserve">componenten draaien lokaal via Ollama, een oplossing die bewust is gekozen om te voldoen aan de AVG-eis dat persoonsgegevens van minderjarigen niet worden doorgezonden naar externe </w:t>
+      </w:r>
+      <w:proofErr w:type="spellStart"/>
+      <w:r>
+        <w:t>cloudproviders</w:t>
+      </w:r>
+      <w:proofErr w:type="spellEnd"/>
+      <w:r>
+        <w:t>.</w:t>
+      </w:r>
+      <w:bookmarkStart w:id="25" w:name="_Toc230782960"/>
+    </w:p>
+    <w:p/>
+    <w:p>
+      <w:pPr>
+        <w:pStyle w:val="Kop3"/>
+      </w:pPr>
+      <w:r>
+        <w:t>Leraarsdashboard</w:t>
+      </w:r>
+      <w:bookmarkEnd w:id="25"/>
+    </w:p>
+    <w:p/>
+    <w:p>
+      <w:r>
+        <w:t>De centrale interface is een dashboard waarop de leraar per leerling een overzicht ziet van voortgang, interesses, afgeronde opdrachten en het huidige Bloom-niveau. De leerlingprofielen zijn opgebouwd uit het Individueel Ontwikkelingsperspectief (OPP): een bestaand pedagogisch document dat scholen bijhouden per leerling. De OPP-bestanden worden automatisch ingelezen, opgesplitst in tekstfragmenten en omgezet naar vectorrepresentaties met behulp van een meertalig inbeddingsmodel. Dit maakt semantisch zoeken mogelijk: het systeem kan relevante informatie uit het leerlingprofiel ophalen op basis van betekenis, niet alleen op basis van exacte zoekwoorden.</w:t>
+      </w:r>
+    </w:p>
+    <w:p/>
+    <w:p>
+      <w:pPr>
+        <w:pStyle w:val="Kop3"/>
+      </w:pPr>
+      <w:bookmarkStart w:id="26" w:name="_Toc230782961"/>
+      <w:r>
+        <w:lastRenderedPageBreak/>
+        <w:t>Signalensysteem</w:t>
+      </w:r>
+      <w:bookmarkEnd w:id="26"/>
+    </w:p>
+    <w:p/>
+    <w:p>
+      <w:r>
+        <w:t xml:space="preserve">Het signalensysteem detecteert automatisch vier typen situaties op basis van </w:t>
+      </w:r>
+      <w:proofErr w:type="spellStart"/>
+      <w:r>
+        <w:t>observeerbaar</w:t>
+      </w:r>
+      <w:proofErr w:type="spellEnd"/>
+      <w:r>
+        <w:t xml:space="preserve"> gedrag in de applicatie. Een capaciteitssignaal wordt gegenereerd wanneer een leerling twee opdrachten achter elkaar heeft afgerond op hetzelfde Bloom-niveau, wat kan duiden op onderbenutting. Een taakbetrokkenheidssignaal verschijnt wanneer een leerling openstaande opdrachten heeft maar nog niets heeft afgerond. Een intellectueel prestatiesignaal markeert leerlingen die consistent presteren op de hogere Bloom-niveaus vijf en zes. Een werktempo­signaal wordt geactiveerd wanneer een leerling op één dag drie of meer opdrachten heeft voltooid. De signalen worden gerangschikt op urgentie: waarschuwingen krijgen prioriteit boven adviezen, die op hun beurt prioriteit krijgen boven positieve observaties.</w:t>
+      </w:r>
+    </w:p>
+    <w:p/>
+    <w:p>
+      <w:pPr>
+        <w:pStyle w:val="Kop3"/>
+      </w:pPr>
+      <w:bookmarkStart w:id="27" w:name="_Toc230782962"/>
+      <w:r>
+        <w:t xml:space="preserve">AI-gedreven advies </w:t>
       </w:r>
       <w:r>
         <w:t>-</w:t>
       </w:r>
       <w:r>
-        <w:t xml:space="preserve"> Gerealiseerde functionaliteiten</w:t>
-      </w:r>
-      <w:bookmarkEnd w:id="22"/>
-    </w:p>
-    <w:p>
-      <w:r>
-        <w:t xml:space="preserve">Het </w:t>
+        <w:t xml:space="preserve"> Juf Aimee</w:t>
+      </w:r>
+      <w:bookmarkEnd w:id="27"/>
+    </w:p>
+    <w:p/>
+    <w:p>
+      <w:r>
+        <w:t>Voor elke leerling met een of meerdere actieve signalen genereert het systeem een gepersonaliseerd advies via een lokaal taalmodel. Het systeem haalt hiervoor relevante fragmenten op uit het OPP van de leerling, met name informatie over interesses, motivatie en werkstijl. Deze fragmenten worden gecombineerd met de signaalcontext en aangeboden aan het taalmodel als gestructureerde prompt.</w:t>
+      </w:r>
+    </w:p>
+    <w:p/>
+    <w:p>
+      <w:r>
+        <w:t xml:space="preserve">Wanneer een leerling meerdere gelijktijdige signalen heeft, genereert het systeem één samenhangende observatie die de signalen in verband brengt. Zo wordt voorkomen dat de leraar meerdere losstaande berichten ontvangt die samen een coherenter beeld vormen. Juf Aimee besluit elke boodschap altijd met een open vraag aan de leraar, </w:t>
+      </w:r>
+      <w:proofErr w:type="gramStart"/>
+      <w:r>
+        <w:t>conform</w:t>
+      </w:r>
+      <w:proofErr w:type="gramEnd"/>
+      <w:r>
+        <w:t xml:space="preserve"> het ontwerpprincipe van Hybride AI: de AI informeert en adviseert, maar de leraar houdt het eindoordeel.</w:t>
+      </w:r>
+    </w:p>
+    <w:p/>
+    <w:p>
+      <w:pPr>
+        <w:rPr>
+          <w:b/>
+          <w:bCs/>
+          <w:color w:val="374785"/>
+        </w:rPr>
+      </w:pPr>
+    </w:p>
+    <w:p>
+      <w:pPr>
+        <w:rPr>
+          <w:b/>
+          <w:bCs/>
+          <w:color w:val="374785"/>
+        </w:rPr>
+      </w:pPr>
+      <w:r>
+        <w:rPr>
+          <w:b/>
+          <w:bCs/>
+          <w:color w:val="374785"/>
+        </w:rPr>
+        <w:t>Feedbacksysteem voor visuele opdrachten</w:t>
+      </w:r>
+    </w:p>
+    <w:p>
+      <w:pPr>
+        <w:rPr>
+          <w:b/>
+          <w:bCs/>
+          <w:color w:val="374785"/>
+        </w:rPr>
+      </w:pPr>
+    </w:p>
+    <w:p>
+      <w:r>
+        <w:t>Lera</w:t>
+      </w:r>
+      <w:r>
+        <w:t>ren kunnen automatische feedback genereren voor visuele opdrachten. Het doel is het werk van de leraar te vergemakkelijken zodat de leraar efficiënter werk kan nakijken en feedback geven. In deze context blijft de regie wel in handen van de leraar, want de automatisch gegenereerde feedback kan nog verfijnd worden dan pas wordt de feedback opgeslagen in de database.</w:t>
+      </w:r>
+    </w:p>
+    <w:p>
+      <w:r>
+        <w:t>Nadat de feedback is gegenereerd kan de leraar</w:t>
+      </w:r>
+      <w:r>
+        <w:t xml:space="preserve"> een heranalyse uitvoeren zodat het AI-model kritisch kan kijken naar de feedback en noodzakelijke verbeteringen kan doorvoeren.</w:t>
+      </w:r>
+    </w:p>
+    <w:p/>
+    <w:p/>
+    <w:p/>
+    <w:p/>
+    <w:p/>
+    <w:p/>
+    <w:p/>
+    <w:p>
+      <w:pPr>
+        <w:pStyle w:val="Kop3"/>
+      </w:pPr>
+      <w:bookmarkStart w:id="28" w:name="_Toc230782963"/>
+      <w:r>
+        <w:lastRenderedPageBreak/>
+        <w:t xml:space="preserve">Human in </w:t>
       </w:r>
       <w:proofErr w:type="spellStart"/>
       <w:r>
-        <w:t>proof</w:t>
+        <w:t>the</w:t>
       </w:r>
       <w:proofErr w:type="spellEnd"/>
       <w:r>
-        <w:t xml:space="preserve"> of concept bestaat uit een webapplicatie voor leraren die drie kernsystemen integreert: een leraarsdashboard met </w:t>
-      </w:r>
-      <w:proofErr w:type="spellStart"/>
-      <w:r>
-        <w:t>leerlingoverzicht</w:t>
-      </w:r>
-      <w:proofErr w:type="spellEnd"/>
-      <w:r>
-        <w:t xml:space="preserve">, een </w:t>
-      </w:r>
-      <w:proofErr w:type="spellStart"/>
-      <w:r>
-        <w:t>regelgebaseerd</w:t>
-      </w:r>
-      <w:proofErr w:type="spellEnd"/>
-      <w:r>
-        <w:t xml:space="preserve"> signalensysteem en een AI-gedreven adviessysteem. De applicatie is ontwikkeld met het Next.js framework en maakt gebruik van een lokale </w:t>
-      </w:r>
-      <w:proofErr w:type="spellStart"/>
-      <w:r>
-        <w:t>PostgreSQL</w:t>
-      </w:r>
-      <w:proofErr w:type="spellEnd"/>
-      <w:r>
-        <w:t>-database met vectoropslag. Alle AI</w:t>
-      </w:r>
-      <w:r>
-        <w:t xml:space="preserve">- </w:t>
-      </w:r>
-      <w:r>
-        <w:t xml:space="preserve">componenten draaien lokaal via </w:t>
-      </w:r>
-      <w:proofErr w:type="spellStart"/>
-      <w:r>
-        <w:t>Ollama</w:t>
-      </w:r>
-      <w:proofErr w:type="spellEnd"/>
-      <w:r>
-        <w:t xml:space="preserve">, een oplossing die bewust is gekozen om te voldoen aan de AVG-eis dat persoonsgegevens van minderjarigen niet worden doorgezonden naar externe </w:t>
-      </w:r>
-      <w:proofErr w:type="spellStart"/>
-      <w:r>
-        <w:t>cloudproviders</w:t>
-      </w:r>
-      <w:proofErr w:type="spellEnd"/>
-      <w:r>
-        <w:t>.</w:t>
-      </w:r>
+        <w:t xml:space="preserve"> loop</w:t>
+      </w:r>
+      <w:bookmarkEnd w:id="28"/>
     </w:p>
     <w:p/>
     <w:p>
-      <w:pPr>
-        <w:pStyle w:val="Kop3"/>
-      </w:pPr>
-      <w:bookmarkStart w:id="25" w:name="_Toc230782960"/>
-      <w:r>
-        <w:t>Leraarsdashboard</w:t>
-      </w:r>
-      <w:bookmarkEnd w:id="25"/>
+      <w:r>
+        <w:t>De leraar kan via het dashboard een notitie toevoegen per leerling. Deze notitie wordt bij volgende adviesgeneraties meegenomen als leidende context, waardoor de aanbevelingen van het systeem worden bijgestuurd door de professionele kennis van de leraar. Dit sluit direct aan op het XAI-principe van uitlegbaarheid: het systeem maakt zichtbaar welke informatie ten grondslag ligt aan een aanbeveling en stelt de leraar in staat deze te corrigeren of aan te vullen.</w:t>
+      </w:r>
     </w:p>
     <w:p/>
-    <w:p>
-      <w:r>
-        <w:t xml:space="preserve">De centrale interface is een dashboard waarop de leraar per leerling een overzicht ziet van voortgang, interesses, afgeronde opdrachten en het huidige </w:t>
-      </w:r>
-      <w:r>
-        <w:lastRenderedPageBreak/>
-        <w:t xml:space="preserve">Bloom-niveau. De </w:t>
-      </w:r>
-      <w:proofErr w:type="spellStart"/>
-      <w:r>
-        <w:t>leerlingprofielen</w:t>
-      </w:r>
-      <w:proofErr w:type="spellEnd"/>
-      <w:r>
-        <w:t xml:space="preserve"> zijn opgebouwd uit het Individueel Ontwikkelingsperspectief (OPP): een bestaand pedagogisch document dat scholen bijhouden per leerling. De OPP-bestanden worden automatisch ingelezen, opgesplitst in tekstfragmenten en omgezet naar vectorrepresentaties met behulp van een meertalig inbeddingsmodel. Dit maakt semantisch zoeken mogelijk: het systeem kan relevante informatie uit het </w:t>
-      </w:r>
-      <w:proofErr w:type="spellStart"/>
-      <w:r>
-        <w:t>leerlingprofiel</w:t>
-      </w:r>
-      <w:proofErr w:type="spellEnd"/>
-      <w:r>
-        <w:t xml:space="preserve"> ophalen op basis van betekenis, niet alleen op basis van exacte zoekwoorden.</w:t>
-      </w:r>
-    </w:p>
     <w:p/>
-    <w:p>
-      <w:pPr>
-        <w:pStyle w:val="Kop3"/>
-      </w:pPr>
-      <w:bookmarkStart w:id="26" w:name="_Toc230782961"/>
-      <w:r>
-        <w:t>Signalensysteem</w:t>
-      </w:r>
-      <w:bookmarkEnd w:id="26"/>
-    </w:p>
     <w:p/>
-    <w:p>
-      <w:r>
-        <w:t xml:space="preserve">Het signalensysteem detecteert automatisch vier typen situaties op basis van </w:t>
-      </w:r>
-      <w:proofErr w:type="spellStart"/>
-      <w:r>
-        <w:t>observeerbaar</w:t>
-      </w:r>
-      <w:proofErr w:type="spellEnd"/>
-      <w:r>
-        <w:t xml:space="preserve"> gedrag in de applicatie. Een capaciteitssignaal wordt gegenereerd wanneer een leerling twee opdrachten achter elkaar heeft afgerond op hetzelfde Bloom-niveau, wat kan duiden op onderbenutting. Een taakbetrokkenheidssignaal verschijnt wanneer een leerling openstaande opdrachten heeft maar nog niets heeft afgerond. Een intellectueel prestatiesignaal markeert leerlingen die consistent presteren op de hogere Bloom-niveaus vijf en zes. Een werktempo­signaal wordt geactiveerd wanneer een leerling op één dag drie of meer opdrachten heeft voltooid. De signalen worden gerangschikt op urgentie: waarschuwingen krijgen prioriteit boven adviezen, die op hun beurt prioriteit krijgen boven positieve observaties.</w:t>
-      </w:r>
-    </w:p>
     <w:p/>
-    <w:p>
-      <w:pPr>
-        <w:pStyle w:val="Kop3"/>
-      </w:pPr>
-      <w:bookmarkStart w:id="27" w:name="_Toc230782962"/>
-      <w:r>
-        <w:t xml:space="preserve">AI-gedreven advies </w:t>
-      </w:r>
-      <w:r>
-        <w:t>-</w:t>
-      </w:r>
-      <w:r>
-        <w:t xml:space="preserve"> Juf Aimee</w:t>
-      </w:r>
-      <w:bookmarkEnd w:id="27"/>
-    </w:p>
     <w:p/>
-    <w:p>
-      <w:r>
-        <w:t>Voor elke leerling met een of meerdere actieve signalen genereert het systeem een gepersonaliseerd advies via een lokaal taalmodel. Het systeem haalt hiervoor relevante fragmenten op uit het OPP van de leerling, met name informatie over interesses, motivatie en werkstijl. Deze fragmenten worden gecombineerd met de signaalcontext en aangeboden aan het taalmodel als gestructureerde prompt.</w:t>
-      </w:r>
-    </w:p>
     <w:p/>
-    <w:p>
-      <w:r>
-        <w:t xml:space="preserve">Wanneer een leerling meerdere gelijktijdige signalen heeft, genereert het systeem één samenhangende observatie die de signalen in verband brengt. Zo wordt voorkomen dat de leraar meerdere losstaande berichten ontvangt die samen een </w:t>
-      </w:r>
-      <w:proofErr w:type="spellStart"/>
-      <w:r>
-        <w:t>coherenter</w:t>
-      </w:r>
-      <w:proofErr w:type="spellEnd"/>
-      <w:r>
-        <w:t xml:space="preserve"> beeld vormen. Juf Aimee besluit elke boodschap altijd met een open vraag aan de leraar, </w:t>
-      </w:r>
-      <w:proofErr w:type="gramStart"/>
-      <w:r>
-        <w:t>conform</w:t>
-      </w:r>
-      <w:proofErr w:type="gramEnd"/>
-      <w:r>
-        <w:t xml:space="preserve"> het ontwerpprincipe van Hybride AI: de AI informeert en adviseert, maar de leraar houdt het eindoordeel.</w:t>
-      </w:r>
-    </w:p>
     <w:p/>
-    <w:p>
-      <w:pPr>
-        <w:pStyle w:val="Kop3"/>
-      </w:pPr>
-      <w:bookmarkStart w:id="28" w:name="_Toc230782963"/>
-      <w:r>
-        <w:t xml:space="preserve">Human in </w:t>
-      </w:r>
-      <w:proofErr w:type="spellStart"/>
-      <w:r>
-        <w:t>the</w:t>
-      </w:r>
-      <w:proofErr w:type="spellEnd"/>
-      <w:r>
-        <w:t xml:space="preserve"> loop</w:t>
-      </w:r>
-      <w:bookmarkEnd w:id="28"/>
-    </w:p>
     <w:p/>
-    <w:p>
-      <w:r>
-        <w:t>De leraar kan via het dashboard een notitie toevoegen per leerling. Deze notitie wordt bij volgende adviesgeneraties meegenomen als leidende context, waardoor de aanbevelingen van het systeem worden bijgestuurd door de professionele kennis van de leraar. Dit sluit direct aan op het XAI-principe van uitlegbaarheid: het systeem maakt zichtbaar welke informatie ten grondslag ligt aan een aanbeveling en stelt de leraar in staat deze te corrigeren of aan te vullen.</w:t>
-      </w:r>
-    </w:p>
+    <w:p/>
+    <w:p/>
+    <w:p/>
+    <w:p/>
+    <w:p/>
+    <w:p/>
+    <w:p/>
+    <w:p/>
+    <w:p/>
+    <w:p/>
+    <w:p/>
+    <w:p/>
+    <w:p/>
+    <w:p/>
+    <w:p/>
+    <w:p/>
+    <w:p/>
+    <w:p/>
+    <w:p/>
+    <w:p/>
+    <w:p/>
+    <w:p/>
+    <w:p/>
+    <w:p/>
+    <w:p/>
+    <w:p/>
+    <w:p/>
+    <w:p/>
+    <w:p/>
+    <w:p/>
+    <w:p/>
+    <w:p/>
     <w:p>
       <w:pPr>
         <w:pStyle w:val="Kop1"/>
@@ -5386,13 +5322,8 @@
         </w:numPr>
         <w:spacing w:before="60" w:after="60"/>
       </w:pPr>
-      <w:proofErr w:type="gramStart"/>
-      <w:r>
-        <w:t>Issue /</w:t>
-      </w:r>
-      <w:proofErr w:type="gramEnd"/>
-      <w:r>
-        <w:t xml:space="preserve"> taak staat op ‘Done’ in het projectboard.</w:t>
+      <w:r>
+        <w:t>Issue / taak staat op ‘Done’ in het projectboard.</w:t>
       </w:r>
     </w:p>
     <w:p>
@@ -5415,6 +5346,81 @@
     </w:p>
     <w:p>
       <w:pPr>
+        <w:spacing w:before="80" w:after="80"/>
+      </w:pPr>
+    </w:p>
+    <w:p>
+      <w:pPr>
+        <w:spacing w:before="80" w:after="80"/>
+      </w:pPr>
+    </w:p>
+    <w:p>
+      <w:pPr>
+        <w:spacing w:before="80" w:after="80"/>
+      </w:pPr>
+    </w:p>
+    <w:p>
+      <w:pPr>
+        <w:spacing w:before="80" w:after="80"/>
+      </w:pPr>
+    </w:p>
+    <w:p>
+      <w:pPr>
+        <w:spacing w:before="80" w:after="80"/>
+      </w:pPr>
+    </w:p>
+    <w:p>
+      <w:pPr>
+        <w:spacing w:before="80" w:after="80"/>
+      </w:pPr>
+    </w:p>
+    <w:p>
+      <w:pPr>
+        <w:spacing w:before="80" w:after="80"/>
+      </w:pPr>
+    </w:p>
+    <w:p>
+      <w:pPr>
+        <w:spacing w:before="80" w:after="80"/>
+      </w:pPr>
+    </w:p>
+    <w:p>
+      <w:pPr>
+        <w:spacing w:before="80" w:after="80"/>
+      </w:pPr>
+    </w:p>
+    <w:p>
+      <w:pPr>
+        <w:spacing w:before="80" w:after="80"/>
+      </w:pPr>
+    </w:p>
+    <w:p>
+      <w:pPr>
+        <w:spacing w:before="80" w:after="80"/>
+      </w:pPr>
+    </w:p>
+    <w:p>
+      <w:pPr>
+        <w:spacing w:before="80" w:after="80"/>
+      </w:pPr>
+    </w:p>
+    <w:p>
+      <w:pPr>
+        <w:spacing w:before="80" w:after="80"/>
+      </w:pPr>
+    </w:p>
+    <w:p>
+      <w:pPr>
+        <w:spacing w:before="80" w:after="80"/>
+      </w:pPr>
+    </w:p>
+    <w:p>
+      <w:pPr>
+        <w:spacing w:before="80" w:after="80"/>
+      </w:pPr>
+    </w:p>
+    <w:p>
+      <w:pPr>
         <w:pStyle w:val="Kop1"/>
         <w:pBdr>
           <w:bottom w:val="single" w:sz="4" w:space="4" w:color="2E75B6"/>
@@ -5422,6 +5428,7 @@
       </w:pPr>
       <w:bookmarkStart w:id="32" w:name="_Toc230782967"/>
       <w:r>
+        <w:lastRenderedPageBreak/>
         <w:t>8. Betrokkenen en begeleiding</w:t>
       </w:r>
       <w:bookmarkEnd w:id="32"/>
@@ -5505,7 +5512,6 @@
         </w:rPr>
         <w:t xml:space="preserve"> </w:t>
       </w:r>
-      <w:proofErr w:type="spellStart"/>
       <w:r>
         <w:rPr>
           <w:i/>
@@ -5513,7 +5519,6 @@
         </w:rPr>
         <w:t>Docent-onderzoeker</w:t>
       </w:r>
-      <w:proofErr w:type="spellEnd"/>
     </w:p>
     <w:p>
       <w:hyperlink r:id="rId12" w:history="1">
@@ -5554,15 +5559,7 @@
       </w:r>
       <w:proofErr w:type="spellEnd"/>
       <w:r>
-        <w:t xml:space="preserve"> of concept doen dit binnen Studio </w:t>
-      </w:r>
-      <w:proofErr w:type="spellStart"/>
-      <w:r>
-        <w:t>Responsible</w:t>
-      </w:r>
-      <w:proofErr w:type="spellEnd"/>
-      <w:r>
-        <w:t xml:space="preserve"> AI.</w:t>
+        <w:t xml:space="preserve"> of concept doen dit binnen Studio Responsible AI.</w:t>
       </w:r>
       <w:r>
         <w:t xml:space="preserve"> </w:t>
@@ -5600,6 +5597,94 @@
         </w:pBdr>
       </w:pPr>
       <w:bookmarkStart w:id="33" w:name="_Toc230782968"/>
+    </w:p>
+    <w:p>
+      <w:pPr>
+        <w:pStyle w:val="Kop1"/>
+        <w:pBdr>
+          <w:bottom w:val="single" w:sz="4" w:space="4" w:color="2E75B6"/>
+        </w:pBdr>
+      </w:pPr>
+    </w:p>
+    <w:p>
+      <w:pPr>
+        <w:pStyle w:val="Kop1"/>
+        <w:pBdr>
+          <w:bottom w:val="single" w:sz="4" w:space="4" w:color="2E75B6"/>
+        </w:pBdr>
+      </w:pPr>
+    </w:p>
+    <w:p>
+      <w:pPr>
+        <w:pStyle w:val="Kop1"/>
+        <w:pBdr>
+          <w:bottom w:val="single" w:sz="4" w:space="4" w:color="2E75B6"/>
+        </w:pBdr>
+      </w:pPr>
+    </w:p>
+    <w:p>
+      <w:pPr>
+        <w:pStyle w:val="Kop1"/>
+        <w:pBdr>
+          <w:bottom w:val="single" w:sz="4" w:space="4" w:color="2E75B6"/>
+        </w:pBdr>
+      </w:pPr>
+    </w:p>
+    <w:p>
+      <w:pPr>
+        <w:pStyle w:val="Kop1"/>
+        <w:pBdr>
+          <w:bottom w:val="single" w:sz="4" w:space="4" w:color="2E75B6"/>
+        </w:pBdr>
+      </w:pPr>
+    </w:p>
+    <w:p>
+      <w:pPr>
+        <w:pStyle w:val="Kop1"/>
+        <w:pBdr>
+          <w:bottom w:val="single" w:sz="4" w:space="4" w:color="2E75B6"/>
+        </w:pBdr>
+      </w:pPr>
+    </w:p>
+    <w:p>
+      <w:pPr>
+        <w:pStyle w:val="Kop1"/>
+        <w:pBdr>
+          <w:bottom w:val="single" w:sz="4" w:space="4" w:color="2E75B6"/>
+        </w:pBdr>
+      </w:pPr>
+    </w:p>
+    <w:p>
+      <w:pPr>
+        <w:pStyle w:val="Kop1"/>
+        <w:pBdr>
+          <w:bottom w:val="single" w:sz="4" w:space="4" w:color="2E75B6"/>
+        </w:pBdr>
+      </w:pPr>
+    </w:p>
+    <w:p>
+      <w:pPr>
+        <w:pStyle w:val="Kop1"/>
+        <w:pBdr>
+          <w:bottom w:val="single" w:sz="4" w:space="4" w:color="2E75B6"/>
+        </w:pBdr>
+      </w:pPr>
+    </w:p>
+    <w:p>
+      <w:pPr>
+        <w:pStyle w:val="Kop1"/>
+        <w:pBdr>
+          <w:bottom w:val="single" w:sz="4" w:space="4" w:color="2E75B6"/>
+        </w:pBdr>
+      </w:pPr>
+    </w:p>
+    <w:p>
+      <w:pPr>
+        <w:pStyle w:val="Kop1"/>
+        <w:pBdr>
+          <w:bottom w:val="single" w:sz="4" w:space="4" w:color="2E75B6"/>
+        </w:pBdr>
+      </w:pPr>
       <w:r>
         <w:lastRenderedPageBreak/>
         <w:t>9. Aanbevelingen</w:t>
@@ -5628,50 +5713,25 @@
           <w:i/>
           <w:iCs/>
         </w:rPr>
-        <w:t xml:space="preserve">prompt </w:t>
-      </w:r>
-      <w:proofErr w:type="spellStart"/>
+        <w:t>prompt injection</w:t>
+      </w:r>
+      <w:r>
+        <w:t xml:space="preserve"> in de AI-pipeline</w:t>
+      </w:r>
+    </w:p>
+    <w:p>
+      <w:pPr>
+        <w:pStyle w:val="Geenafstand"/>
+      </w:pPr>
+      <w:r>
+        <w:t xml:space="preserve">Uit analyse van de Juf Aimee-pipeline is gebleken dat drie invoervelden momenteel ongesaneerd het taalmodel bereiken: het focusgebied van een opdracht (ingevuld door de leraar), de feedback van de leraar op ingeleverd werk, en het ingeleverde werk van de leerling zelf. Er is geen filtering of controle aanwezig voordat deze invoer in de prompt terechtkomt. Dit maakt het systeem kwetsbaar voor </w:t>
+      </w:r>
       <w:r>
         <w:rPr>
           <w:i/>
           <w:iCs/>
         </w:rPr>
-        <w:t>injection</w:t>
-      </w:r>
-      <w:proofErr w:type="spellEnd"/>
-      <w:r>
-        <w:t xml:space="preserve"> in de AI-pipeline</w:t>
-      </w:r>
-    </w:p>
-    <w:p>
-      <w:pPr>
-        <w:pStyle w:val="Geenafstand"/>
-      </w:pPr>
-      <w:r>
-        <w:t xml:space="preserve">Uit analyse van de Juf Aimee-pipeline is gebleken dat drie invoervelden momenteel ongesaneerd het taalmodel bereiken: het focusgebied van een opdracht (ingevuld door de leraar), de feedback van de leraar op ingeleverd werk, en het ingeleverde werk van de leerling zelf. Er is geen filtering of controle aanwezig voordat deze invoer in de prompt terechtkomt. Dit maakt het systeem kwetsbaar voor </w:t>
-      </w:r>
-      <w:r>
-        <w:rPr>
-          <w:i/>
-          <w:iCs/>
-        </w:rPr>
-        <w:t xml:space="preserve">prompt </w:t>
-      </w:r>
-      <w:proofErr w:type="spellStart"/>
-      <w:r>
-        <w:rPr>
-          <w:i/>
-          <w:iCs/>
-        </w:rPr>
-        <w:t>injection</w:t>
-      </w:r>
-      <w:proofErr w:type="spellEnd"/>
-      <w:r>
-        <w:rPr>
-          <w:i/>
-          <w:iCs/>
-        </w:rPr>
-        <w:t xml:space="preserve"> </w:t>
+        <w:t xml:space="preserve">prompt injection </w:t>
       </w:r>
       <w:r>
         <w:t xml:space="preserve">een techniek waarbij een gebruiker het model via de invoer kan manipuleren om buiten zijn bedoelde functie te handelen </w:t>
@@ -6286,59 +6346,12 @@
       <w:r>
         <w:t xml:space="preserve">Een AI-taalbuddy biedt die oefentijd op maat: het systeem stemt de gespreksonderwerpen en moeilijkheidsgraad af op de interesses en het niveau van de leerling, zoals vastgelegd in het </w:t>
       </w:r>
-      <w:proofErr w:type="spellStart"/>
-      <w:r>
-        <w:t>leerlingprofiel</w:t>
-      </w:r>
-      <w:proofErr w:type="spellEnd"/>
-      <w:r>
-        <w:t xml:space="preserve"> en het opbouwende portfolio</w:t>
+      <w:r>
+        <w:t>leerlingprofiel en het opbouwende portfolio</w:t>
       </w:r>
       <w:r>
         <w:t>. De leerkracht houdt altijd inzicht in de voortgang en blijft eindverantwoordelijk voor de taalontwikkeling van de leerling.</w:t>
       </w:r>
-    </w:p>
-    <w:p>
-      <w:pPr>
-        <w:spacing w:before="80" w:after="80"/>
-        <w:jc w:val="both"/>
-      </w:pPr>
-    </w:p>
-    <w:p>
-      <w:pPr>
-        <w:spacing w:before="80" w:after="80"/>
-        <w:jc w:val="both"/>
-      </w:pPr>
-    </w:p>
-    <w:p>
-      <w:pPr>
-        <w:spacing w:before="80" w:after="80"/>
-        <w:jc w:val="both"/>
-      </w:pPr>
-    </w:p>
-    <w:p>
-      <w:pPr>
-        <w:spacing w:before="80" w:after="80"/>
-        <w:jc w:val="both"/>
-      </w:pPr>
-    </w:p>
-    <w:p>
-      <w:pPr>
-        <w:spacing w:before="80" w:after="80"/>
-        <w:jc w:val="both"/>
-      </w:pPr>
-    </w:p>
-    <w:p>
-      <w:pPr>
-        <w:spacing w:before="80" w:after="80"/>
-        <w:jc w:val="both"/>
-      </w:pPr>
-    </w:p>
-    <w:p>
-      <w:pPr>
-        <w:spacing w:before="80" w:after="80"/>
-        <w:jc w:val="both"/>
-      </w:pPr>
     </w:p>
     <w:p>
       <w:pPr>
@@ -6361,6 +6374,7 @@
       </w:pPr>
       <w:bookmarkStart w:id="35" w:name="_Toc230782976"/>
       <w:r>
+        <w:lastRenderedPageBreak/>
         <w:t>11. Literatuur</w:t>
       </w:r>
       <w:bookmarkEnd w:id="35"/>
@@ -6833,6 +6847,14 @@
       <w:ind w:right="360"/>
       <w:jc w:val="center"/>
     </w:pPr>
+    <w:r>
+      <w:rPr>
+        <w:color w:val="888888"/>
+        <w:sz w:val="20"/>
+        <w:szCs w:val="20"/>
+      </w:rPr>
+      <w:t xml:space="preserve"> </w:t>
+    </w:r>
     <w:r>
       <w:rPr>
         <w:color w:val="888888"/>

--- a/docs/Analyseren/JufAimee_Onderzoeksverslag.docx
+++ b/docs/Analyseren/JufAimee_Onderzoeksverslag.docx
@@ -4920,15 +4920,7 @@
         <w:t xml:space="preserve">- </w:t>
       </w:r>
       <w:r>
-        <w:t xml:space="preserve">componenten draaien lokaal via Ollama, een oplossing die bewust is gekozen om te voldoen aan de AVG-eis dat persoonsgegevens van minderjarigen niet worden doorgezonden naar externe </w:t>
-      </w:r>
-      <w:proofErr w:type="spellStart"/>
-      <w:r>
-        <w:t>cloudproviders</w:t>
-      </w:r>
-      <w:proofErr w:type="spellEnd"/>
-      <w:r>
-        <w:t>.</w:t>
+        <w:t>componenten draaien lokaal via Ollama, een oplossing die bewust is gekozen om te voldoen aan de AVG-eis dat persoonsgegevens van minderjarigen niet worden doorgezonden naar externe cloudproviders.</w:t>
       </w:r>
       <w:bookmarkStart w:id="25" w:name="_Toc230782960"/>
     </w:p>
@@ -5002,11 +4994,9 @@
       <w:r>
         <w:t xml:space="preserve">Wanneer een leerling meerdere gelijktijdige signalen heeft, genereert het systeem één samenhangende observatie die de signalen in verband brengt. Zo wordt voorkomen dat de leraar meerdere losstaande berichten ontvangt die samen een coherenter beeld vormen. Juf Aimee besluit elke boodschap altijd met een open vraag aan de leraar, </w:t>
       </w:r>
-      <w:proofErr w:type="gramStart"/>
-      <w:r>
-        <w:t>conform</w:t>
-      </w:r>
-      <w:proofErr w:type="gramEnd"/>
+      <w:r>
+        <w:t>volgens</w:t>
+      </w:r>
       <w:r>
         <w:t xml:space="preserve"> het ontwerpprincipe van Hybride AI: de AI informeert en adviseert, maar de leraar houdt het eindoordeel.</w:t>
       </w:r>
@@ -6184,6 +6174,608 @@
     </w:p>
     <w:p>
       <w:pPr>
+        <w:autoSpaceDE w:val="0"/>
+        <w:autoSpaceDN w:val="0"/>
+        <w:adjustRightInd w:val="0"/>
+        <w:rPr>
+          <w:rFonts w:ascii="AppleSystemUIFont" w:hAnsi="AppleSystemUIFont" w:cs="AppleSystemUIFont"/>
+          <w:sz w:val="26"/>
+          <w:szCs w:val="26"/>
+        </w:rPr>
+      </w:pPr>
+    </w:p>
+    <w:p>
+      <w:pPr>
+        <w:pStyle w:val="Kop2"/>
+      </w:pPr>
+      <w:r>
+        <w:lastRenderedPageBreak/>
+        <w:t>9.</w:t>
+      </w:r>
+      <w:r>
+        <w:t xml:space="preserve">3 </w:t>
+      </w:r>
+      <w:r>
+        <w:t>Modelselectie voor loka</w:t>
+      </w:r>
+      <w:r>
+        <w:t>al</w:t>
+      </w:r>
+    </w:p>
+    <w:p>
+      <w:pPr>
+        <w:autoSpaceDE w:val="0"/>
+        <w:autoSpaceDN w:val="0"/>
+        <w:adjustRightInd w:val="0"/>
+        <w:rPr>
+          <w:rFonts w:ascii="AppleSystemUIFont" w:hAnsi="AppleSystemUIFont" w:cs="AppleSystemUIFont"/>
+          <w:sz w:val="26"/>
+          <w:szCs w:val="26"/>
+        </w:rPr>
+      </w:pPr>
+    </w:p>
+    <w:p>
+      <w:pPr>
+        <w:autoSpaceDE w:val="0"/>
+        <w:autoSpaceDN w:val="0"/>
+        <w:adjustRightInd w:val="0"/>
+        <w:rPr>
+          <w:rFonts w:ascii="AppleSystemUIFont" w:hAnsi="AppleSystemUIFont" w:cs="AppleSystemUIFont"/>
+          <w:sz w:val="26"/>
+          <w:szCs w:val="26"/>
+        </w:rPr>
+      </w:pPr>
+      <w:r>
+        <w:rPr>
+          <w:rFonts w:ascii="AppleSystemUIFont" w:hAnsi="AppleSystemUIFont" w:cs="AppleSystemUIFont"/>
+          <w:sz w:val="26"/>
+          <w:szCs w:val="26"/>
+        </w:rPr>
+        <w:t xml:space="preserve">Uit de analyse van de Juf Aimee-architectuur is gebleken dat het systeem momenteel gebruikmaakt van externe cloudproviders voor taalmodelverwerking. Hierbij verlaten persoonsgebonden </w:t>
+      </w:r>
+      <w:r>
+        <w:rPr>
+          <w:rFonts w:ascii="AppleSystemUIFont" w:hAnsi="AppleSystemUIFont" w:cs="AppleSystemUIFont"/>
+          <w:sz w:val="26"/>
+          <w:szCs w:val="26"/>
+        </w:rPr>
+        <w:t>gegevens waaronder</w:t>
+      </w:r>
+      <w:r>
+        <w:rPr>
+          <w:rFonts w:ascii="AppleSystemUIFont" w:hAnsi="AppleSystemUIFont" w:cs="AppleSystemUIFont"/>
+          <w:sz w:val="26"/>
+          <w:szCs w:val="26"/>
+        </w:rPr>
+        <w:t xml:space="preserve"> leerlingprofiel-inhoud, leerlingwerk en leraarbeoordelingen de schoolinfrastructuur. Dit is onwenselijk zolang er geen verwerkersovereenkomst met de betreffende provider is gesloten en de gegevenslocatie niet gegarandeerd binnen de EU valt (AVG art. 44–46).</w:t>
+      </w:r>
+    </w:p>
+    <w:p>
+      <w:pPr>
+        <w:autoSpaceDE w:val="0"/>
+        <w:autoSpaceDN w:val="0"/>
+        <w:adjustRightInd w:val="0"/>
+        <w:rPr>
+          <w:rFonts w:ascii="AppleSystemUIFont" w:hAnsi="AppleSystemUIFont" w:cs="AppleSystemUIFont"/>
+          <w:sz w:val="26"/>
+          <w:szCs w:val="26"/>
+        </w:rPr>
+      </w:pPr>
+    </w:p>
+    <w:p>
+      <w:pPr>
+        <w:autoSpaceDE w:val="0"/>
+        <w:autoSpaceDN w:val="0"/>
+        <w:adjustRightInd w:val="0"/>
+        <w:rPr>
+          <w:rFonts w:ascii="AppleSystemUIFont" w:hAnsi="AppleSystemUIFont" w:cs="AppleSystemUIFont"/>
+          <w:sz w:val="26"/>
+          <w:szCs w:val="26"/>
+        </w:rPr>
+      </w:pPr>
+      <w:r>
+        <w:rPr>
+          <w:rFonts w:ascii="AppleSystemUIFont" w:hAnsi="AppleSystemUIFont" w:cs="AppleSystemUIFont"/>
+          <w:sz w:val="26"/>
+          <w:szCs w:val="26"/>
+        </w:rPr>
+        <w:t xml:space="preserve">Dit risico is structureel van aard: elke modelaanroep stuurt potentieel herleidbare leerlingdata naar een externe partij. Voor een systeem dat ingezet wordt bij minderjarigen in het primair onderwijs is dit strijdig met het </w:t>
+      </w:r>
+      <w:proofErr w:type="spellStart"/>
+      <w:r>
+        <w:rPr>
+          <w:rFonts w:ascii="AppleSystemUIFont" w:hAnsi="AppleSystemUIFont" w:cs="AppleSystemUIFont"/>
+          <w:sz w:val="26"/>
+          <w:szCs w:val="26"/>
+        </w:rPr>
+        <w:t>dataminimalisatiebeginsel</w:t>
+      </w:r>
+      <w:proofErr w:type="spellEnd"/>
+      <w:r>
+        <w:rPr>
+          <w:rFonts w:ascii="AppleSystemUIFont" w:hAnsi="AppleSystemUIFont" w:cs="AppleSystemUIFont"/>
+          <w:sz w:val="26"/>
+          <w:szCs w:val="26"/>
+        </w:rPr>
+        <w:t xml:space="preserve"> (AVG art. 5(1)(c)) en de vereisten van de EU AI Act voor hoogrisicosystemen in het onderwijs.</w:t>
+      </w:r>
+    </w:p>
+    <w:p>
+      <w:pPr>
+        <w:autoSpaceDE w:val="0"/>
+        <w:autoSpaceDN w:val="0"/>
+        <w:adjustRightInd w:val="0"/>
+        <w:rPr>
+          <w:rFonts w:ascii="AppleSystemUIFont" w:hAnsi="AppleSystemUIFont" w:cs="AppleSystemUIFont"/>
+          <w:sz w:val="26"/>
+          <w:szCs w:val="26"/>
+        </w:rPr>
+      </w:pPr>
+    </w:p>
+    <w:p>
+      <w:pPr>
+        <w:autoSpaceDE w:val="0"/>
+        <w:autoSpaceDN w:val="0"/>
+        <w:adjustRightInd w:val="0"/>
+        <w:rPr>
+          <w:rFonts w:ascii="AppleSystemUIFont" w:hAnsi="AppleSystemUIFont" w:cs="AppleSystemUIFont"/>
+          <w:sz w:val="26"/>
+          <w:szCs w:val="26"/>
+        </w:rPr>
+      </w:pPr>
+      <w:r>
+        <w:rPr>
+          <w:rFonts w:ascii="AppleSystemUIFont" w:hAnsi="AppleSystemUIFont" w:cs="AppleSystemUIFont"/>
+          <w:b/>
+          <w:bCs/>
+          <w:sz w:val="26"/>
+          <w:szCs w:val="26"/>
+        </w:rPr>
+        <w:t>Aanbeveling:</w:t>
+      </w:r>
+      <w:r>
+        <w:rPr>
+          <w:rFonts w:ascii="MS Gothic" w:eastAsia="MS Gothic" w:hAnsi="MS Gothic" w:cs="MS Gothic" w:hint="eastAsia"/>
+          <w:sz w:val="26"/>
+          <w:szCs w:val="26"/>
+        </w:rPr>
+        <w:t> +</w:t>
+      </w:r>
+      <w:r>
+        <w:rPr>
+          <w:rFonts w:ascii="AppleSystemUIFont" w:hAnsi="AppleSystemUIFont" w:cs="AppleSystemUIFont"/>
+          <w:sz w:val="26"/>
+          <w:szCs w:val="26"/>
+        </w:rPr>
+        <w:t>Vervang externe cloudmodellen door lokaal gehoste open</w:t>
+      </w:r>
+      <w:r>
+        <w:rPr>
+          <w:rFonts w:ascii="AppleSystemUIFont" w:hAnsi="AppleSystemUIFont" w:cs="AppleSystemUIFont"/>
+          <w:sz w:val="26"/>
+          <w:szCs w:val="26"/>
+        </w:rPr>
+        <w:t xml:space="preserve"> </w:t>
+      </w:r>
+      <w:r>
+        <w:rPr>
+          <w:rFonts w:ascii="AppleSystemUIFont" w:hAnsi="AppleSystemUIFont" w:cs="AppleSystemUIFont"/>
+          <w:sz w:val="26"/>
+          <w:szCs w:val="26"/>
+        </w:rPr>
+        <w:t>source modellen die draaien op de bestaande GPU-serverinfrastructuur, zodat geen leerlingdata de schoolomgeving verlaat.</w:t>
+      </w:r>
+    </w:p>
+    <w:p>
+      <w:pPr>
+        <w:autoSpaceDE w:val="0"/>
+        <w:autoSpaceDN w:val="0"/>
+        <w:adjustRightInd w:val="0"/>
+        <w:rPr>
+          <w:rFonts w:ascii="AppleSystemUIFont" w:hAnsi="AppleSystemUIFont" w:cs="AppleSystemUIFont"/>
+          <w:sz w:val="26"/>
+          <w:szCs w:val="26"/>
+        </w:rPr>
+      </w:pPr>
+    </w:p>
+    <w:p>
+      <w:pPr>
+        <w:autoSpaceDE w:val="0"/>
+        <w:autoSpaceDN w:val="0"/>
+        <w:adjustRightInd w:val="0"/>
+        <w:rPr>
+          <w:rFonts w:ascii="MS Gothic" w:eastAsia="MS Gothic" w:hAnsi="MS Gothic" w:cs="MS Gothic"/>
+          <w:sz w:val="26"/>
+          <w:szCs w:val="26"/>
+        </w:rPr>
+      </w:pPr>
+      <w:r>
+        <w:rPr>
+          <w:rFonts w:ascii="AppleSystemUIFont" w:hAnsi="AppleSystemUIFont" w:cs="AppleSystemUIFont"/>
+          <w:sz w:val="26"/>
+          <w:szCs w:val="26"/>
+        </w:rPr>
+        <w:t>Geprioriteerde maatregelen:</w:t>
+      </w:r>
+      <w:r>
+        <w:rPr>
+          <w:rFonts w:ascii="MS Gothic" w:eastAsia="MS Gothic" w:hAnsi="MS Gothic" w:cs="MS Gothic" w:hint="eastAsia"/>
+          <w:sz w:val="26"/>
+          <w:szCs w:val="26"/>
+        </w:rPr>
+        <w:t> +</w:t>
+      </w:r>
+    </w:p>
+    <w:p>
+      <w:pPr>
+        <w:autoSpaceDE w:val="0"/>
+        <w:autoSpaceDN w:val="0"/>
+        <w:adjustRightInd w:val="0"/>
+        <w:rPr>
+          <w:rFonts w:ascii="AppleSystemUIFont" w:hAnsi="AppleSystemUIFont" w:cs="AppleSystemUIFont"/>
+          <w:i/>
+          <w:iCs/>
+          <w:sz w:val="26"/>
+          <w:szCs w:val="26"/>
+        </w:rPr>
+      </w:pPr>
+      <w:r>
+        <w:rPr>
+          <w:rFonts w:ascii="AppleSystemUIFont" w:hAnsi="AppleSystemUIFont" w:cs="AppleSystemUIFont"/>
+          <w:i/>
+          <w:iCs/>
+          <w:sz w:val="26"/>
+          <w:szCs w:val="26"/>
+        </w:rPr>
+        <w:t>Ranking</w:t>
+      </w:r>
+      <w:r>
+        <w:rPr>
+          <w:rFonts w:ascii="AppleSystemUIFont" w:hAnsi="AppleSystemUIFont" w:cs="AppleSystemUIFont"/>
+          <w:i/>
+          <w:iCs/>
+          <w:sz w:val="26"/>
+          <w:szCs w:val="26"/>
+        </w:rPr>
+        <w:t>:</w:t>
+      </w:r>
+    </w:p>
+    <w:p>
+      <w:pPr>
+        <w:autoSpaceDE w:val="0"/>
+        <w:autoSpaceDN w:val="0"/>
+        <w:adjustRightInd w:val="0"/>
+        <w:rPr>
+          <w:rFonts w:ascii="AppleSystemUIFont" w:hAnsi="AppleSystemUIFont" w:cs="AppleSystemUIFont"/>
+          <w:sz w:val="26"/>
+          <w:szCs w:val="26"/>
+        </w:rPr>
+      </w:pPr>
+    </w:p>
+    <w:p>
+      <w:pPr>
+        <w:pStyle w:val="Lijstalinea"/>
+        <w:numPr>
+          <w:ilvl w:val="0"/>
+          <w:numId w:val="8"/>
+        </w:numPr>
+        <w:autoSpaceDE w:val="0"/>
+        <w:autoSpaceDN w:val="0"/>
+        <w:adjustRightInd w:val="0"/>
+        <w:rPr>
+          <w:rFonts w:ascii="MS Gothic" w:eastAsia="MS Gothic" w:hAnsi="MS Gothic" w:cs="MS Gothic"/>
+          <w:sz w:val="26"/>
+          <w:szCs w:val="26"/>
+        </w:rPr>
+      </w:pPr>
+      <w:r>
+        <w:rPr>
+          <w:rFonts w:ascii="AppleSystemUIFont" w:hAnsi="AppleSystemUIFont" w:cs="AppleSystemUIFont"/>
+          <w:i/>
+          <w:iCs/>
+          <w:sz w:val="26"/>
+          <w:szCs w:val="26"/>
+        </w:rPr>
+        <w:t>Generatie-model: Qwen 2.5 7B-instruct als primair taalmodel voor opdrachtgeneratie;</w:t>
+      </w:r>
+      <w:r>
+        <w:rPr>
+          <w:rFonts w:ascii="MS Gothic" w:eastAsia="MS Gothic" w:hAnsi="MS Gothic" w:cs="MS Gothic" w:hint="eastAsia"/>
+          <w:sz w:val="26"/>
+          <w:szCs w:val="26"/>
+        </w:rPr>
+        <w:t> +</w:t>
+      </w:r>
+    </w:p>
+    <w:p>
+      <w:pPr>
+        <w:pStyle w:val="Lijstalinea"/>
+        <w:numPr>
+          <w:ilvl w:val="0"/>
+          <w:numId w:val="8"/>
+        </w:numPr>
+        <w:autoSpaceDE w:val="0"/>
+        <w:autoSpaceDN w:val="0"/>
+        <w:adjustRightInd w:val="0"/>
+        <w:rPr>
+          <w:rFonts w:ascii="AppleSystemUIFont" w:hAnsi="AppleSystemUIFont" w:cs="AppleSystemUIFont"/>
+          <w:i/>
+          <w:iCs/>
+          <w:sz w:val="26"/>
+          <w:szCs w:val="26"/>
+        </w:rPr>
+      </w:pPr>
+      <w:r>
+        <w:rPr>
+          <w:rFonts w:ascii="AppleSystemUIFont" w:hAnsi="AppleSystemUIFont" w:cs="AppleSystemUIFont"/>
+          <w:i/>
+          <w:iCs/>
+          <w:sz w:val="26"/>
+          <w:szCs w:val="26"/>
+        </w:rPr>
+        <w:t>Embeddings: jeffh/intfloat-multilingual-e5-large voor meertalige OPP-vector via pgvector;</w:t>
+      </w:r>
+      <w:r>
+        <w:rPr>
+          <w:rFonts w:ascii="MS Gothic" w:eastAsia="MS Gothic" w:hAnsi="MS Gothic" w:cs="MS Gothic" w:hint="eastAsia"/>
+          <w:sz w:val="26"/>
+          <w:szCs w:val="26"/>
+        </w:rPr>
+        <w:t> +</w:t>
+      </w:r>
+    </w:p>
+    <w:p>
+      <w:pPr>
+        <w:pStyle w:val="Lijstalinea"/>
+        <w:numPr>
+          <w:ilvl w:val="0"/>
+          <w:numId w:val="8"/>
+        </w:numPr>
+        <w:autoSpaceDE w:val="0"/>
+        <w:autoSpaceDN w:val="0"/>
+        <w:adjustRightInd w:val="0"/>
+        <w:rPr>
+          <w:rFonts w:ascii="AppleSystemUIFont" w:hAnsi="AppleSystemUIFont" w:cs="AppleSystemUIFont"/>
+          <w:i/>
+          <w:iCs/>
+          <w:sz w:val="26"/>
+          <w:szCs w:val="26"/>
+        </w:rPr>
+      </w:pPr>
+      <w:r>
+        <w:rPr>
+          <w:rFonts w:ascii="AppleSystemUIFont" w:hAnsi="AppleSystemUIFont" w:cs="AppleSystemUIFont"/>
+          <w:i/>
+          <w:iCs/>
+          <w:sz w:val="26"/>
+          <w:szCs w:val="26"/>
+        </w:rPr>
+        <w:t>Kwaliteitsbeoordeling: Prometheus 2 als lokale LLM-as-a-</w:t>
+      </w:r>
+      <w:proofErr w:type="spellStart"/>
+      <w:r>
+        <w:rPr>
+          <w:rFonts w:ascii="AppleSystemUIFont" w:hAnsi="AppleSystemUIFont" w:cs="AppleSystemUIFont"/>
+          <w:i/>
+          <w:iCs/>
+          <w:sz w:val="26"/>
+          <w:szCs w:val="26"/>
+        </w:rPr>
+        <w:t>judge</w:t>
+      </w:r>
+      <w:proofErr w:type="spellEnd"/>
+      <w:r>
+        <w:rPr>
+          <w:rFonts w:ascii="AppleSystemUIFont" w:hAnsi="AppleSystemUIFont" w:cs="AppleSystemUIFont"/>
+          <w:i/>
+          <w:iCs/>
+          <w:sz w:val="26"/>
+          <w:szCs w:val="26"/>
+        </w:rPr>
+        <w:t xml:space="preserve"> voor outputvalidatie;</w:t>
+      </w:r>
+      <w:r>
+        <w:rPr>
+          <w:rFonts w:ascii="MS Gothic" w:eastAsia="MS Gothic" w:hAnsi="MS Gothic" w:cs="MS Gothic" w:hint="eastAsia"/>
+          <w:sz w:val="26"/>
+          <w:szCs w:val="26"/>
+        </w:rPr>
+        <w:t> +</w:t>
+      </w:r>
+    </w:p>
+    <w:p>
+      <w:pPr>
+        <w:pStyle w:val="Lijstalinea"/>
+        <w:numPr>
+          <w:ilvl w:val="0"/>
+          <w:numId w:val="8"/>
+        </w:numPr>
+        <w:autoSpaceDE w:val="0"/>
+        <w:autoSpaceDN w:val="0"/>
+        <w:adjustRightInd w:val="0"/>
+        <w:rPr>
+          <w:rFonts w:ascii="AppleSystemUIFont" w:hAnsi="AppleSystemUIFont" w:cs="AppleSystemUIFont"/>
+          <w:i/>
+          <w:iCs/>
+          <w:sz w:val="26"/>
+          <w:szCs w:val="26"/>
+        </w:rPr>
+      </w:pPr>
+      <w:proofErr w:type="spellStart"/>
+      <w:r>
+        <w:rPr>
+          <w:rFonts w:ascii="AppleSystemUIFont" w:hAnsi="AppleSystemUIFont" w:cs="AppleSystemUIFont"/>
+          <w:i/>
+          <w:iCs/>
+          <w:sz w:val="26"/>
+          <w:szCs w:val="26"/>
+        </w:rPr>
+        <w:t>Vision</w:t>
+      </w:r>
+      <w:proofErr w:type="spellEnd"/>
+      <w:r>
+        <w:rPr>
+          <w:rFonts w:ascii="AppleSystemUIFont" w:hAnsi="AppleSystemUIFont" w:cs="AppleSystemUIFont"/>
+          <w:i/>
+          <w:iCs/>
+          <w:sz w:val="26"/>
+          <w:szCs w:val="26"/>
+        </w:rPr>
+        <w:t>-model</w:t>
+      </w:r>
+      <w:r>
+        <w:rPr>
+          <w:rFonts w:ascii="AppleSystemUIFont" w:hAnsi="AppleSystemUIFont" w:cs="AppleSystemUIFont"/>
+          <w:i/>
+          <w:iCs/>
+          <w:sz w:val="26"/>
+          <w:szCs w:val="26"/>
+        </w:rPr>
+        <w:t xml:space="preserve">: </w:t>
+      </w:r>
+      <w:r>
+        <w:rPr>
+          <w:rFonts w:ascii="AppleSystemUIFont" w:hAnsi="AppleSystemUIFont" w:cs="AppleSystemUIFont"/>
+          <w:i/>
+          <w:iCs/>
+          <w:sz w:val="26"/>
+          <w:szCs w:val="26"/>
+        </w:rPr>
+        <w:t>qwen2.5vl:7b</w:t>
+      </w:r>
+      <w:r>
+        <w:rPr>
+          <w:rFonts w:ascii="AppleSystemUIFont" w:hAnsi="AppleSystemUIFont" w:cs="AppleSystemUIFont"/>
+          <w:i/>
+          <w:iCs/>
+          <w:sz w:val="26"/>
+          <w:szCs w:val="26"/>
+        </w:rPr>
+        <w:t xml:space="preserve"> lichtgewicht model voor automatische feedbackgeneratie voor tekeningen.</w:t>
+      </w:r>
+    </w:p>
+    <w:p>
+      <w:pPr>
+        <w:pStyle w:val="Lijstalinea"/>
+        <w:numPr>
+          <w:ilvl w:val="0"/>
+          <w:numId w:val="8"/>
+        </w:numPr>
+        <w:autoSpaceDE w:val="0"/>
+        <w:autoSpaceDN w:val="0"/>
+        <w:adjustRightInd w:val="0"/>
+        <w:rPr>
+          <w:rFonts w:ascii="AppleSystemUIFont" w:hAnsi="AppleSystemUIFont" w:cs="AppleSystemUIFont"/>
+          <w:i/>
+          <w:iCs/>
+          <w:sz w:val="26"/>
+          <w:szCs w:val="26"/>
+        </w:rPr>
+      </w:pPr>
+      <w:r>
+        <w:rPr>
+          <w:rFonts w:ascii="AppleSystemUIFont" w:hAnsi="AppleSystemUIFont" w:cs="AppleSystemUIFont"/>
+          <w:i/>
+          <w:iCs/>
+          <w:sz w:val="26"/>
+          <w:szCs w:val="26"/>
+        </w:rPr>
+        <w:t>Monitoring: logging van modelversie en inferentieparameters per aanroep voor reproduceerbaarheid en auditeerbaarheid.</w:t>
+      </w:r>
+    </w:p>
+    <w:p>
+      <w:pPr>
+        <w:autoSpaceDE w:val="0"/>
+        <w:autoSpaceDN w:val="0"/>
+        <w:adjustRightInd w:val="0"/>
+        <w:rPr>
+          <w:rFonts w:ascii="AppleSystemUIFont" w:hAnsi="AppleSystemUIFont" w:cs="AppleSystemUIFont"/>
+          <w:sz w:val="26"/>
+          <w:szCs w:val="26"/>
+        </w:rPr>
+      </w:pPr>
+    </w:p>
+    <w:p>
+      <w:pPr>
+        <w:autoSpaceDE w:val="0"/>
+        <w:autoSpaceDN w:val="0"/>
+        <w:adjustRightInd w:val="0"/>
+        <w:rPr>
+          <w:rFonts w:ascii="AppleSystemUIFont" w:hAnsi="AppleSystemUIFont" w:cs="AppleSystemUIFont"/>
+          <w:b/>
+          <w:bCs/>
+          <w:sz w:val="26"/>
+          <w:szCs w:val="26"/>
+        </w:rPr>
+      </w:pPr>
+      <w:r>
+        <w:rPr>
+          <w:rFonts w:ascii="AppleSystemUIFont" w:hAnsi="AppleSystemUIFont" w:cs="AppleSystemUIFont"/>
+          <w:b/>
+          <w:bCs/>
+          <w:sz w:val="26"/>
+          <w:szCs w:val="26"/>
+        </w:rPr>
+        <w:t>Maatschappelijke impact:</w:t>
+      </w:r>
+    </w:p>
+    <w:p>
+      <w:pPr>
+        <w:autoSpaceDE w:val="0"/>
+        <w:autoSpaceDN w:val="0"/>
+        <w:adjustRightInd w:val="0"/>
+        <w:rPr>
+          <w:rFonts w:ascii="AppleSystemUIFont" w:hAnsi="AppleSystemUIFont" w:cs="AppleSystemUIFont"/>
+          <w:b/>
+          <w:bCs/>
+          <w:sz w:val="26"/>
+          <w:szCs w:val="26"/>
+        </w:rPr>
+      </w:pPr>
+    </w:p>
+    <w:p>
+      <w:pPr>
+        <w:autoSpaceDE w:val="0"/>
+        <w:autoSpaceDN w:val="0"/>
+        <w:adjustRightInd w:val="0"/>
+        <w:rPr>
+          <w:rFonts w:ascii="AppleSystemUIFont" w:hAnsi="AppleSystemUIFont" w:cs="AppleSystemUIFont"/>
+          <w:sz w:val="26"/>
+          <w:szCs w:val="26"/>
+        </w:rPr>
+      </w:pPr>
+      <w:r>
+        <w:rPr>
+          <w:rFonts w:ascii="AppleSystemUIFont" w:hAnsi="AppleSystemUIFont" w:cs="AppleSystemUIFont"/>
+          <w:sz w:val="26"/>
+          <w:szCs w:val="26"/>
+        </w:rPr>
+        <w:t>Lokal</w:t>
+      </w:r>
+      <w:r>
+        <w:rPr>
+          <w:rFonts w:ascii="AppleSystemUIFont" w:hAnsi="AppleSystemUIFont" w:cs="AppleSystemUIFont"/>
+          <w:sz w:val="26"/>
+          <w:szCs w:val="26"/>
+        </w:rPr>
+        <w:t xml:space="preserve">e inzet </w:t>
+      </w:r>
+      <w:r>
+        <w:rPr>
+          <w:rFonts w:ascii="AppleSystemUIFont" w:hAnsi="AppleSystemUIFont" w:cs="AppleSystemUIFont"/>
+          <w:sz w:val="26"/>
+          <w:szCs w:val="26"/>
+        </w:rPr>
+        <w:t>garandeert dat leerlingdata de schoolinfrastructuur niet verlaat, waarmee het systeem voldoet aan de AVG en het vertrouwen van scholen, ouders en toezichthouders vergroot. Voor de opdrachtgever verlaagt het de juridische blootstelling en maakt het een aantoonbaar privacy by design ontwerp mogelijk; een voorwaarde voor verantwoorde opschaling naar meerdere scholen.</w:t>
+      </w:r>
+    </w:p>
+    <w:p>
+      <w:pPr>
         <w:spacing w:before="80" w:after="80"/>
       </w:pPr>
     </w:p>
@@ -6263,13 +6855,8 @@
       </w:r>
       <w:proofErr w:type="spellEnd"/>
       <w:r>
-        <w:t xml:space="preserve"> van </w:t>
-      </w:r>
-      <w:proofErr w:type="spellStart"/>
-      <w:r>
-        <w:t>leerlingdata</w:t>
-      </w:r>
-      <w:proofErr w:type="spellEnd"/>
+        <w:t xml:space="preserve"> van leerlingdata</w:t>
+      </w:r>
     </w:p>
     <w:p>
       <w:pPr>
@@ -6361,18 +6948,20 @@
     </w:p>
     <w:p>
       <w:pPr>
-        <w:spacing w:before="80" w:after="80"/>
-        <w:jc w:val="both"/>
-      </w:pPr>
-    </w:p>
-    <w:p>
-      <w:pPr>
         <w:pStyle w:val="Kop1"/>
         <w:pBdr>
           <w:bottom w:val="single" w:sz="4" w:space="4" w:color="2E75B6"/>
         </w:pBdr>
       </w:pPr>
       <w:bookmarkStart w:id="35" w:name="_Toc230782976"/>
+    </w:p>
+    <w:p>
+      <w:pPr>
+        <w:pStyle w:val="Kop1"/>
+        <w:pBdr>
+          <w:bottom w:val="single" w:sz="4" w:space="4" w:color="2E75B6"/>
+        </w:pBdr>
+      </w:pPr>
       <w:r>
         <w:lastRenderedPageBreak/>
         <w:t>11. Literatuur</w:t>
@@ -6898,6 +7487,181 @@
 <file path=word/numbering.xml><?xml version="1.0" encoding="utf-8"?>
 <w:numbering xmlns:wpc="http://schemas.microsoft.com/office/word/2010/wordprocessingCanvas" xmlns:cx="http://schemas.microsoft.com/office/drawing/2014/chartex" xmlns:cx1="http://schemas.microsoft.com/office/drawing/2015/9/8/chartex" xmlns:cx2="http://schemas.microsoft.com/office/drawing/2015/10/21/chartex" xmlns:cx3="http://schemas.microsoft.com/office/drawing/2016/5/9/chartex" xmlns:cx4="http://schemas.microsoft.com/office/drawing/2016/5/10/chartex" xmlns:cx5="http://schemas.microsoft.com/office/drawing/2016/5/11/chartex" xmlns:cx6="http://schemas.microsoft.com/office/drawing/2016/5/12/chartex" xmlns:cx7="http://schemas.microsoft.com/office/drawing/2016/5/13/chartex" xmlns:cx8="http://schemas.microsoft.com/office/drawing/2016/5/14/chartex" xmlns:mc="http://schemas.openxmlformats.org/markup-compatibility/2006" xmlns:aink="http://schemas.microsoft.com/office/drawing/2016/ink" xmlns:am3d="http://schemas.microsoft.com/office/drawing/2017/model3d" xmlns:o="urn:schemas-microsoft-com:office:office" xmlns:oel="http://schemas.microsoft.com/office/2019/extlst" xmlns:r="http://schemas.openxmlformats.org/officeDocument/2006/relationships" xmlns:m="http://schemas.openxmlformats.org/officeDocument/2006/math" xmlns:v="urn:schemas-microsoft-com:vml" xmlns:wp14="http://schemas.microsoft.com/office/word/2010/wordprocessingDrawing" xmlns:wp="http://schemas.openxmlformats.org/drawingml/2006/wordprocessingDrawing" xmlns:w10="urn:schemas-microsoft-com:office:word" xmlns:w="http://schemas.openxmlformats.org/wordprocessingml/2006/main" xmlns:w14="http://schemas.microsoft.com/office/word/2010/wordml" xmlns:w15="http://schemas.microsoft.com/office/word/2012/wordml" xmlns:w16cex="http://schemas.microsoft.com/office/word/2018/wordml/cex" xmlns:w16cid="http://schemas.microsoft.com/office/word/2016/wordml/cid" xmlns:w16="http://schemas.microsoft.com/office/word/2018/wordml" xmlns:w16du="http://schemas.microsoft.com/office/word/2023/wordml/word16du" xmlns:w16sdtdh="http://schemas.microsoft.com/office/word/2020/wordml/sdtdatahash" xmlns:w16sdtfl="http://schemas.microsoft.com/office/word/2024/wordml/sdtformatlock" xmlns:w16se="http://schemas.microsoft.com/office/word/2015/wordml/symex" xmlns:wpg="http://schemas.microsoft.com/office/word/2010/wordprocessingGroup" xmlns:wpi="http://schemas.microsoft.com/office/word/2010/wordprocessingInk" xmlns:wne="http://schemas.microsoft.com/office/word/2006/wordml" xmlns:wps="http://schemas.microsoft.com/office/word/2010/wordprocessingShape" mc:Ignorable="w14 w15 w16se w16cid w16 w16cex w16sdtdh w16sdtfl w16du wp14">
   <w:abstractNum w:abstractNumId="0" w15:restartNumberingAfterBreak="0">
+    <w:nsid w:val="03311BBD"/>
+    <w:multiLevelType w:val="hybridMultilevel"/>
+    <w:tmpl w:val="38C8A72A"/>
+    <w:lvl w:ilvl="0" w:tplc="04130001">
+      <w:start w:val="1"/>
+      <w:numFmt w:val="bullet"/>
+      <w:lvlText w:val=""/>
+      <w:lvlJc w:val="left"/>
+      <w:pPr>
+        <w:ind w:left="720" w:hanging="360"/>
+      </w:pPr>
+      <w:rPr>
+        <w:rFonts w:ascii="Symbol" w:hAnsi="Symbol" w:hint="default"/>
+      </w:rPr>
+    </w:lvl>
+    <w:lvl w:ilvl="1" w:tplc="FFFFFFFF" w:tentative="1">
+      <w:start w:val="1"/>
+      <w:numFmt w:val="lowerLetter"/>
+      <w:lvlText w:val="%2."/>
+      <w:lvlJc w:val="left"/>
+      <w:pPr>
+        <w:ind w:left="1440" w:hanging="360"/>
+      </w:pPr>
+    </w:lvl>
+    <w:lvl w:ilvl="2" w:tplc="FFFFFFFF" w:tentative="1">
+      <w:start w:val="1"/>
+      <w:numFmt w:val="lowerRoman"/>
+      <w:lvlText w:val="%3."/>
+      <w:lvlJc w:val="right"/>
+      <w:pPr>
+        <w:ind w:left="2160" w:hanging="180"/>
+      </w:pPr>
+    </w:lvl>
+    <w:lvl w:ilvl="3" w:tplc="FFFFFFFF" w:tentative="1">
+      <w:start w:val="1"/>
+      <w:numFmt w:val="decimal"/>
+      <w:lvlText w:val="%4."/>
+      <w:lvlJc w:val="left"/>
+      <w:pPr>
+        <w:ind w:left="2880" w:hanging="360"/>
+      </w:pPr>
+    </w:lvl>
+    <w:lvl w:ilvl="4" w:tplc="FFFFFFFF" w:tentative="1">
+      <w:start w:val="1"/>
+      <w:numFmt w:val="lowerLetter"/>
+      <w:lvlText w:val="%5."/>
+      <w:lvlJc w:val="left"/>
+      <w:pPr>
+        <w:ind w:left="3600" w:hanging="360"/>
+      </w:pPr>
+    </w:lvl>
+    <w:lvl w:ilvl="5" w:tplc="FFFFFFFF" w:tentative="1">
+      <w:start w:val="1"/>
+      <w:numFmt w:val="lowerRoman"/>
+      <w:lvlText w:val="%6."/>
+      <w:lvlJc w:val="right"/>
+      <w:pPr>
+        <w:ind w:left="4320" w:hanging="180"/>
+      </w:pPr>
+    </w:lvl>
+    <w:lvl w:ilvl="6" w:tplc="FFFFFFFF" w:tentative="1">
+      <w:start w:val="1"/>
+      <w:numFmt w:val="decimal"/>
+      <w:lvlText w:val="%7."/>
+      <w:lvlJc w:val="left"/>
+      <w:pPr>
+        <w:ind w:left="5040" w:hanging="360"/>
+      </w:pPr>
+    </w:lvl>
+    <w:lvl w:ilvl="7" w:tplc="FFFFFFFF" w:tentative="1">
+      <w:start w:val="1"/>
+      <w:numFmt w:val="lowerLetter"/>
+      <w:lvlText w:val="%8."/>
+      <w:lvlJc w:val="left"/>
+      <w:pPr>
+        <w:ind w:left="5760" w:hanging="360"/>
+      </w:pPr>
+    </w:lvl>
+    <w:lvl w:ilvl="8" w:tplc="FFFFFFFF" w:tentative="1">
+      <w:start w:val="1"/>
+      <w:numFmt w:val="lowerRoman"/>
+      <w:lvlText w:val="%9."/>
+      <w:lvlJc w:val="right"/>
+      <w:pPr>
+        <w:ind w:left="6480" w:hanging="180"/>
+      </w:pPr>
+    </w:lvl>
+  </w:abstractNum>
+  <w:abstractNum w:abstractNumId="1" w15:restartNumberingAfterBreak="0">
+    <w:nsid w:val="0EFB5523"/>
+    <w:multiLevelType w:val="hybridMultilevel"/>
+    <w:tmpl w:val="C576FAC2"/>
+    <w:lvl w:ilvl="0" w:tplc="0413000F">
+      <w:start w:val="1"/>
+      <w:numFmt w:val="decimal"/>
+      <w:lvlText w:val="%1."/>
+      <w:lvlJc w:val="left"/>
+      <w:pPr>
+        <w:ind w:left="720" w:hanging="360"/>
+      </w:pPr>
+    </w:lvl>
+    <w:lvl w:ilvl="1" w:tplc="04130019" w:tentative="1">
+      <w:start w:val="1"/>
+      <w:numFmt w:val="lowerLetter"/>
+      <w:lvlText w:val="%2."/>
+      <w:lvlJc w:val="left"/>
+      <w:pPr>
+        <w:ind w:left="1440" w:hanging="360"/>
+      </w:pPr>
+    </w:lvl>
+    <w:lvl w:ilvl="2" w:tplc="0413001B" w:tentative="1">
+      <w:start w:val="1"/>
+      <w:numFmt w:val="lowerRoman"/>
+      <w:lvlText w:val="%3."/>
+      <w:lvlJc w:val="right"/>
+      <w:pPr>
+        <w:ind w:left="2160" w:hanging="180"/>
+      </w:pPr>
+    </w:lvl>
+    <w:lvl w:ilvl="3" w:tplc="0413000F" w:tentative="1">
+      <w:start w:val="1"/>
+      <w:numFmt w:val="decimal"/>
+      <w:lvlText w:val="%4."/>
+      <w:lvlJc w:val="left"/>
+      <w:pPr>
+        <w:ind w:left="2880" w:hanging="360"/>
+      </w:pPr>
+    </w:lvl>
+    <w:lvl w:ilvl="4" w:tplc="04130019" w:tentative="1">
+      <w:start w:val="1"/>
+      <w:numFmt w:val="lowerLetter"/>
+      <w:lvlText w:val="%5."/>
+      <w:lvlJc w:val="left"/>
+      <w:pPr>
+        <w:ind w:left="3600" w:hanging="360"/>
+      </w:pPr>
+    </w:lvl>
+    <w:lvl w:ilvl="5" w:tplc="0413001B" w:tentative="1">
+      <w:start w:val="1"/>
+      <w:numFmt w:val="lowerRoman"/>
+      <w:lvlText w:val="%6."/>
+      <w:lvlJc w:val="right"/>
+      <w:pPr>
+        <w:ind w:left="4320" w:hanging="180"/>
+      </w:pPr>
+    </w:lvl>
+    <w:lvl w:ilvl="6" w:tplc="0413000F" w:tentative="1">
+      <w:start w:val="1"/>
+      <w:numFmt w:val="decimal"/>
+      <w:lvlText w:val="%7."/>
+      <w:lvlJc w:val="left"/>
+      <w:pPr>
+        <w:ind w:left="5040" w:hanging="360"/>
+      </w:pPr>
+    </w:lvl>
+    <w:lvl w:ilvl="7" w:tplc="04130019" w:tentative="1">
+      <w:start w:val="1"/>
+      <w:numFmt w:val="lowerLetter"/>
+      <w:lvlText w:val="%8."/>
+      <w:lvlJc w:val="left"/>
+      <w:pPr>
+        <w:ind w:left="5760" w:hanging="360"/>
+      </w:pPr>
+    </w:lvl>
+    <w:lvl w:ilvl="8" w:tplc="0413001B" w:tentative="1">
+      <w:start w:val="1"/>
+      <w:numFmt w:val="lowerRoman"/>
+      <w:lvlText w:val="%9."/>
+      <w:lvlJc w:val="right"/>
+      <w:pPr>
+        <w:ind w:left="6480" w:hanging="180"/>
+      </w:pPr>
+    </w:lvl>
+  </w:abstractNum>
+  <w:abstractNum w:abstractNumId="2" w15:restartNumberingAfterBreak="0">
     <w:nsid w:val="10F255A9"/>
     <w:multiLevelType w:val="hybridMultilevel"/>
     <w:tmpl w:val="EB9C4682"/>
@@ -6983,7 +7747,7 @@
       </w:pPr>
     </w:lvl>
   </w:abstractNum>
-  <w:abstractNum w:abstractNumId="1" w15:restartNumberingAfterBreak="0">
+  <w:abstractNum w:abstractNumId="3" w15:restartNumberingAfterBreak="0">
     <w:nsid w:val="11797794"/>
     <w:multiLevelType w:val="hybridMultilevel"/>
     <w:tmpl w:val="5CB8624A"/>
@@ -7037,7 +7801,7 @@
       <w:lvlJc w:val="left"/>
     </w:lvl>
   </w:abstractNum>
-  <w:abstractNum w:abstractNumId="2" w15:restartNumberingAfterBreak="0">
+  <w:abstractNum w:abstractNumId="4" w15:restartNumberingAfterBreak="0">
     <w:nsid w:val="200D3E98"/>
     <w:multiLevelType w:val="hybridMultilevel"/>
     <w:tmpl w:val="1DD2700A"/>
@@ -7150,7 +7914,7 @@
       </w:rPr>
     </w:lvl>
   </w:abstractNum>
-  <w:abstractNum w:abstractNumId="3" w15:restartNumberingAfterBreak="0">
+  <w:abstractNum w:abstractNumId="5" w15:restartNumberingAfterBreak="0">
     <w:nsid w:val="3B421040"/>
     <w:multiLevelType w:val="hybridMultilevel"/>
     <w:tmpl w:val="E3469D86"/>
@@ -7239,23 +8003,211 @@
       </w:pPr>
     </w:lvl>
   </w:abstractNum>
+  <w:abstractNum w:abstractNumId="6" w15:restartNumberingAfterBreak="0">
+    <w:nsid w:val="4840713F"/>
+    <w:multiLevelType w:val="hybridMultilevel"/>
+    <w:tmpl w:val="F7D8A2CC"/>
+    <w:lvl w:ilvl="0" w:tplc="7AD0DAFE">
+      <w:start w:val="1"/>
+      <w:numFmt w:val="decimal"/>
+      <w:lvlText w:val="(%1)"/>
+      <w:lvlJc w:val="left"/>
+      <w:pPr>
+        <w:ind w:left="720" w:hanging="360"/>
+      </w:pPr>
+      <w:rPr>
+        <w:rFonts w:ascii="AppleSystemUIFont" w:eastAsia="Arial" w:hAnsi="AppleSystemUIFont" w:cs="AppleSystemUIFont" w:hint="default"/>
+        <w:i/>
+      </w:rPr>
+    </w:lvl>
+    <w:lvl w:ilvl="1" w:tplc="04130019" w:tentative="1">
+      <w:start w:val="1"/>
+      <w:numFmt w:val="lowerLetter"/>
+      <w:lvlText w:val="%2."/>
+      <w:lvlJc w:val="left"/>
+      <w:pPr>
+        <w:ind w:left="1440" w:hanging="360"/>
+      </w:pPr>
+    </w:lvl>
+    <w:lvl w:ilvl="2" w:tplc="0413001B" w:tentative="1">
+      <w:start w:val="1"/>
+      <w:numFmt w:val="lowerRoman"/>
+      <w:lvlText w:val="%3."/>
+      <w:lvlJc w:val="right"/>
+      <w:pPr>
+        <w:ind w:left="2160" w:hanging="180"/>
+      </w:pPr>
+    </w:lvl>
+    <w:lvl w:ilvl="3" w:tplc="0413000F" w:tentative="1">
+      <w:start w:val="1"/>
+      <w:numFmt w:val="decimal"/>
+      <w:lvlText w:val="%4."/>
+      <w:lvlJc w:val="left"/>
+      <w:pPr>
+        <w:ind w:left="2880" w:hanging="360"/>
+      </w:pPr>
+    </w:lvl>
+    <w:lvl w:ilvl="4" w:tplc="04130019" w:tentative="1">
+      <w:start w:val="1"/>
+      <w:numFmt w:val="lowerLetter"/>
+      <w:lvlText w:val="%5."/>
+      <w:lvlJc w:val="left"/>
+      <w:pPr>
+        <w:ind w:left="3600" w:hanging="360"/>
+      </w:pPr>
+    </w:lvl>
+    <w:lvl w:ilvl="5" w:tplc="0413001B" w:tentative="1">
+      <w:start w:val="1"/>
+      <w:numFmt w:val="lowerRoman"/>
+      <w:lvlText w:val="%6."/>
+      <w:lvlJc w:val="right"/>
+      <w:pPr>
+        <w:ind w:left="4320" w:hanging="180"/>
+      </w:pPr>
+    </w:lvl>
+    <w:lvl w:ilvl="6" w:tplc="0413000F" w:tentative="1">
+      <w:start w:val="1"/>
+      <w:numFmt w:val="decimal"/>
+      <w:lvlText w:val="%7."/>
+      <w:lvlJc w:val="left"/>
+      <w:pPr>
+        <w:ind w:left="5040" w:hanging="360"/>
+      </w:pPr>
+    </w:lvl>
+    <w:lvl w:ilvl="7" w:tplc="04130019" w:tentative="1">
+      <w:start w:val="1"/>
+      <w:numFmt w:val="lowerLetter"/>
+      <w:lvlText w:val="%8."/>
+      <w:lvlJc w:val="left"/>
+      <w:pPr>
+        <w:ind w:left="5760" w:hanging="360"/>
+      </w:pPr>
+    </w:lvl>
+    <w:lvl w:ilvl="8" w:tplc="0413001B" w:tentative="1">
+      <w:start w:val="1"/>
+      <w:numFmt w:val="lowerRoman"/>
+      <w:lvlText w:val="%9."/>
+      <w:lvlJc w:val="right"/>
+      <w:pPr>
+        <w:ind w:left="6480" w:hanging="180"/>
+      </w:pPr>
+    </w:lvl>
+  </w:abstractNum>
+  <w:abstractNum w:abstractNumId="7" w15:restartNumberingAfterBreak="0">
+    <w:nsid w:val="49297FA0"/>
+    <w:multiLevelType w:val="hybridMultilevel"/>
+    <w:tmpl w:val="E2348664"/>
+    <w:lvl w:ilvl="0" w:tplc="0413000F">
+      <w:start w:val="1"/>
+      <w:numFmt w:val="decimal"/>
+      <w:lvlText w:val="%1."/>
+      <w:lvlJc w:val="left"/>
+      <w:pPr>
+        <w:ind w:left="720" w:hanging="360"/>
+      </w:pPr>
+    </w:lvl>
+    <w:lvl w:ilvl="1" w:tplc="04130019" w:tentative="1">
+      <w:start w:val="1"/>
+      <w:numFmt w:val="lowerLetter"/>
+      <w:lvlText w:val="%2."/>
+      <w:lvlJc w:val="left"/>
+      <w:pPr>
+        <w:ind w:left="1440" w:hanging="360"/>
+      </w:pPr>
+    </w:lvl>
+    <w:lvl w:ilvl="2" w:tplc="0413001B" w:tentative="1">
+      <w:start w:val="1"/>
+      <w:numFmt w:val="lowerRoman"/>
+      <w:lvlText w:val="%3."/>
+      <w:lvlJc w:val="right"/>
+      <w:pPr>
+        <w:ind w:left="2160" w:hanging="180"/>
+      </w:pPr>
+    </w:lvl>
+    <w:lvl w:ilvl="3" w:tplc="0413000F" w:tentative="1">
+      <w:start w:val="1"/>
+      <w:numFmt w:val="decimal"/>
+      <w:lvlText w:val="%4."/>
+      <w:lvlJc w:val="left"/>
+      <w:pPr>
+        <w:ind w:left="2880" w:hanging="360"/>
+      </w:pPr>
+    </w:lvl>
+    <w:lvl w:ilvl="4" w:tplc="04130019" w:tentative="1">
+      <w:start w:val="1"/>
+      <w:numFmt w:val="lowerLetter"/>
+      <w:lvlText w:val="%5."/>
+      <w:lvlJc w:val="left"/>
+      <w:pPr>
+        <w:ind w:left="3600" w:hanging="360"/>
+      </w:pPr>
+    </w:lvl>
+    <w:lvl w:ilvl="5" w:tplc="0413001B" w:tentative="1">
+      <w:start w:val="1"/>
+      <w:numFmt w:val="lowerRoman"/>
+      <w:lvlText w:val="%6."/>
+      <w:lvlJc w:val="right"/>
+      <w:pPr>
+        <w:ind w:left="4320" w:hanging="180"/>
+      </w:pPr>
+    </w:lvl>
+    <w:lvl w:ilvl="6" w:tplc="0413000F" w:tentative="1">
+      <w:start w:val="1"/>
+      <w:numFmt w:val="decimal"/>
+      <w:lvlText w:val="%7."/>
+      <w:lvlJc w:val="left"/>
+      <w:pPr>
+        <w:ind w:left="5040" w:hanging="360"/>
+      </w:pPr>
+    </w:lvl>
+    <w:lvl w:ilvl="7" w:tplc="04130019" w:tentative="1">
+      <w:start w:val="1"/>
+      <w:numFmt w:val="lowerLetter"/>
+      <w:lvlText w:val="%8."/>
+      <w:lvlJc w:val="left"/>
+      <w:pPr>
+        <w:ind w:left="5760" w:hanging="360"/>
+      </w:pPr>
+    </w:lvl>
+    <w:lvl w:ilvl="8" w:tplc="0413001B" w:tentative="1">
+      <w:start w:val="1"/>
+      <w:numFmt w:val="lowerRoman"/>
+      <w:lvlText w:val="%9."/>
+      <w:lvlJc w:val="right"/>
+      <w:pPr>
+        <w:ind w:left="6480" w:hanging="180"/>
+      </w:pPr>
+    </w:lvl>
+  </w:abstractNum>
   <w:num w:numId="1" w16cid:durableId="1163817982">
-    <w:abstractNumId w:val="0"/>
+    <w:abstractNumId w:val="2"/>
     <w:lvlOverride w:ilvl="0">
       <w:startOverride w:val="1"/>
     </w:lvlOverride>
   </w:num>
   <w:num w:numId="2" w16cid:durableId="990716718">
-    <w:abstractNumId w:val="1"/>
+    <w:abstractNumId w:val="3"/>
     <w:lvlOverride w:ilvl="0">
       <w:startOverride w:val="1"/>
     </w:lvlOverride>
   </w:num>
   <w:num w:numId="3" w16cid:durableId="228655259">
-    <w:abstractNumId w:val="3"/>
+    <w:abstractNumId w:val="5"/>
   </w:num>
   <w:num w:numId="4" w16cid:durableId="1361515788">
-    <w:abstractNumId w:val="2"/>
+    <w:abstractNumId w:val="4"/>
+  </w:num>
+  <w:num w:numId="5" w16cid:durableId="1350175836">
+    <w:abstractNumId w:val="7"/>
+  </w:num>
+  <w:num w:numId="6" w16cid:durableId="4793657">
+    <w:abstractNumId w:val="6"/>
+  </w:num>
+  <w:num w:numId="7" w16cid:durableId="1219394671">
+    <w:abstractNumId w:val="1"/>
+  </w:num>
+  <w:num w:numId="8" w16cid:durableId="1625771710">
+    <w:abstractNumId w:val="0"/>
   </w:num>
 </w:numbering>
 </file>
@@ -7654,6 +8606,7 @@
   <w:style w:type="paragraph" w:default="1" w:styleId="Standaard">
     <w:name w:val="Normal"/>
     <w:qFormat/>
+    <w:rsid w:val="00A553C9"/>
   </w:style>
   <w:style w:type="paragraph" w:styleId="Kop1">
     <w:name w:val="heading 1"/>

--- a/docs/Analyseren/JufAimee_Onderzoeksverslag.docx
+++ b/docs/Analyseren/JufAimee_Onderzoeksverslag.docx
@@ -257,12 +257,16 @@
       </w:pPr>
       <w:bookmarkStart w:id="0" w:name="_Toc225245677"/>
       <w:bookmarkStart w:id="1" w:name="_Toc231190380"/>
+      <w:bookmarkStart w:id="2" w:name="_Toc231238587"/>
+      <w:bookmarkStart w:id="3" w:name="_Toc231238741"/>
       <w:r>
         <w:lastRenderedPageBreak/>
         <w:t>Samenvatting</w:t>
       </w:r>
       <w:bookmarkEnd w:id="0"/>
       <w:bookmarkEnd w:id="1"/>
+      <w:bookmarkEnd w:id="2"/>
+      <w:bookmarkEnd w:id="3"/>
     </w:p>
     <w:p>
       <w:pPr>
@@ -301,30 +305,3840 @@
       </w:pPr>
     </w:p>
     <w:p>
-      <w:pPr>
-        <w:spacing w:before="80" w:after="80"/>
-      </w:pPr>
-    </w:p>
-    <w:p>
-      <w:pPr>
-        <w:spacing w:before="80" w:after="80"/>
-      </w:pPr>
-    </w:p>
-    <w:p>
-      <w:pPr>
-        <w:spacing w:before="80" w:after="80"/>
-      </w:pPr>
-    </w:p>
-    <w:p>
-      <w:pPr>
-        <w:spacing w:before="80" w:after="80"/>
-      </w:pPr>
-    </w:p>
-    <w:p>
-      <w:pPr>
-        <w:spacing w:before="80" w:after="80"/>
-      </w:pPr>
-    </w:p>
+      <w:r>
+        <w:br w:type="page"/>
+      </w:r>
+    </w:p>
+    <w:bookmarkStart w:id="4" w:name="_Toc231238742" w:displacedByCustomXml="next"/>
+    <w:sdt>
+      <w:sdtPr>
+        <w:id w:val="1147398456"/>
+        <w:docPartObj>
+          <w:docPartGallery w:val="Table of Contents"/>
+          <w:docPartUnique/>
+        </w:docPartObj>
+      </w:sdtPr>
+      <w:sdtEndPr>
+        <w:rPr>
+          <w:color w:val="auto"/>
+          <w:sz w:val="24"/>
+          <w:szCs w:val="24"/>
+        </w:rPr>
+      </w:sdtEndPr>
+      <w:sdtContent>
+        <w:p>
+          <w:pPr>
+            <w:pStyle w:val="Kop1"/>
+            <w:pBdr>
+              <w:bottom w:val="single" w:sz="4" w:space="4" w:color="2E75B6"/>
+            </w:pBdr>
+          </w:pPr>
+          <w:r>
+            <w:t>Inhoudsopgave</w:t>
+          </w:r>
+          <w:bookmarkEnd w:id="4"/>
+        </w:p>
+        <w:p>
+          <w:pPr>
+            <w:pStyle w:val="Inhopg1"/>
+            <w:tabs>
+              <w:tab w:val="right" w:leader="dot" w:pos="8656"/>
+            </w:tabs>
+            <w:rPr>
+              <w:rFonts w:asciiTheme="minorHAnsi" w:eastAsiaTheme="minorEastAsia" w:hAnsiTheme="minorHAnsi" w:cstheme="minorBidi"/>
+              <w:noProof/>
+              <w:kern w:val="2"/>
+              <w14:ligatures w14:val="standardContextual"/>
+            </w:rPr>
+          </w:pPr>
+          <w:r>
+            <w:fldChar w:fldCharType="begin"/>
+          </w:r>
+          <w:r>
+            <w:instrText xml:space="preserve"> TOC \o "1-3" \h \z \u </w:instrText>
+          </w:r>
+          <w:r>
+            <w:fldChar w:fldCharType="separate"/>
+          </w:r>
+          <w:hyperlink w:anchor="_Toc231238741" w:history="1">
+            <w:r>
+              <w:rPr>
+                <w:rStyle w:val="Hyperlink"/>
+                <w:noProof/>
+              </w:rPr>
+              <w:t>Samenvatting</w:t>
+            </w:r>
+            <w:r>
+              <w:rPr>
+                <w:noProof/>
+                <w:webHidden/>
+              </w:rPr>
+              <w:tab/>
+            </w:r>
+            <w:r>
+              <w:rPr>
+                <w:noProof/>
+                <w:webHidden/>
+              </w:rPr>
+              <w:fldChar w:fldCharType="begin"/>
+            </w:r>
+            <w:r>
+              <w:rPr>
+                <w:noProof/>
+                <w:webHidden/>
+              </w:rPr>
+              <w:instrText xml:space="preserve"> PAGEREF _Toc231238741 \h </w:instrText>
+            </w:r>
+            <w:r>
+              <w:rPr>
+                <w:noProof/>
+                <w:webHidden/>
+              </w:rPr>
+            </w:r>
+            <w:r>
+              <w:rPr>
+                <w:noProof/>
+                <w:webHidden/>
+              </w:rPr>
+              <w:fldChar w:fldCharType="separate"/>
+            </w:r>
+            <w:r>
+              <w:rPr>
+                <w:noProof/>
+                <w:webHidden/>
+              </w:rPr>
+              <w:t>2</w:t>
+            </w:r>
+            <w:r>
+              <w:rPr>
+                <w:noProof/>
+                <w:webHidden/>
+              </w:rPr>
+              <w:fldChar w:fldCharType="end"/>
+            </w:r>
+          </w:hyperlink>
+        </w:p>
+        <w:p>
+          <w:pPr>
+            <w:pStyle w:val="Inhopg1"/>
+            <w:tabs>
+              <w:tab w:val="right" w:leader="dot" w:pos="8656"/>
+            </w:tabs>
+            <w:rPr>
+              <w:rFonts w:asciiTheme="minorHAnsi" w:eastAsiaTheme="minorEastAsia" w:hAnsiTheme="minorHAnsi" w:cstheme="minorBidi"/>
+              <w:noProof/>
+              <w:kern w:val="2"/>
+              <w14:ligatures w14:val="standardContextual"/>
+            </w:rPr>
+          </w:pPr>
+          <w:hyperlink w:anchor="_Toc231238742" w:history="1">
+            <w:r>
+              <w:rPr>
+                <w:rStyle w:val="Hyperlink"/>
+                <w:noProof/>
+              </w:rPr>
+              <w:t>Inhoudsopgave</w:t>
+            </w:r>
+            <w:r>
+              <w:rPr>
+                <w:noProof/>
+                <w:webHidden/>
+              </w:rPr>
+              <w:tab/>
+            </w:r>
+            <w:r>
+              <w:rPr>
+                <w:noProof/>
+                <w:webHidden/>
+              </w:rPr>
+              <w:fldChar w:fldCharType="begin"/>
+            </w:r>
+            <w:r>
+              <w:rPr>
+                <w:noProof/>
+                <w:webHidden/>
+              </w:rPr>
+              <w:instrText xml:space="preserve"> PAGEREF _Toc231238742 \h </w:instrText>
+            </w:r>
+            <w:r>
+              <w:rPr>
+                <w:noProof/>
+                <w:webHidden/>
+              </w:rPr>
+            </w:r>
+            <w:r>
+              <w:rPr>
+                <w:noProof/>
+                <w:webHidden/>
+              </w:rPr>
+              <w:fldChar w:fldCharType="separate"/>
+            </w:r>
+            <w:r>
+              <w:rPr>
+                <w:noProof/>
+                <w:webHidden/>
+              </w:rPr>
+              <w:t>3</w:t>
+            </w:r>
+            <w:r>
+              <w:rPr>
+                <w:noProof/>
+                <w:webHidden/>
+              </w:rPr>
+              <w:fldChar w:fldCharType="end"/>
+            </w:r>
+          </w:hyperlink>
+        </w:p>
+        <w:p>
+          <w:pPr>
+            <w:pStyle w:val="Inhopg1"/>
+            <w:tabs>
+              <w:tab w:val="right" w:leader="dot" w:pos="8656"/>
+            </w:tabs>
+            <w:rPr>
+              <w:rFonts w:asciiTheme="minorHAnsi" w:eastAsiaTheme="minorEastAsia" w:hAnsiTheme="minorHAnsi" w:cstheme="minorBidi"/>
+              <w:noProof/>
+              <w:kern w:val="2"/>
+              <w14:ligatures w14:val="standardContextual"/>
+            </w:rPr>
+          </w:pPr>
+          <w:hyperlink w:anchor="_Toc231238743" w:history="1">
+            <w:r>
+              <w:rPr>
+                <w:rStyle w:val="Hyperlink"/>
+                <w:noProof/>
+              </w:rPr>
+              <w:t>1. Inleiding</w:t>
+            </w:r>
+            <w:r>
+              <w:rPr>
+                <w:noProof/>
+                <w:webHidden/>
+              </w:rPr>
+              <w:tab/>
+            </w:r>
+            <w:r>
+              <w:rPr>
+                <w:noProof/>
+                <w:webHidden/>
+              </w:rPr>
+              <w:fldChar w:fldCharType="begin"/>
+            </w:r>
+            <w:r>
+              <w:rPr>
+                <w:noProof/>
+                <w:webHidden/>
+              </w:rPr>
+              <w:instrText xml:space="preserve"> PAGEREF _Toc231238743 \h </w:instrText>
+            </w:r>
+            <w:r>
+              <w:rPr>
+                <w:noProof/>
+                <w:webHidden/>
+              </w:rPr>
+            </w:r>
+            <w:r>
+              <w:rPr>
+                <w:noProof/>
+                <w:webHidden/>
+              </w:rPr>
+              <w:fldChar w:fldCharType="separate"/>
+            </w:r>
+            <w:r>
+              <w:rPr>
+                <w:noProof/>
+                <w:webHidden/>
+              </w:rPr>
+              <w:t>5</w:t>
+            </w:r>
+            <w:r>
+              <w:rPr>
+                <w:noProof/>
+                <w:webHidden/>
+              </w:rPr>
+              <w:fldChar w:fldCharType="end"/>
+            </w:r>
+          </w:hyperlink>
+        </w:p>
+        <w:p>
+          <w:pPr>
+            <w:pStyle w:val="Inhopg1"/>
+            <w:tabs>
+              <w:tab w:val="right" w:leader="dot" w:pos="8656"/>
+            </w:tabs>
+            <w:rPr>
+              <w:rFonts w:asciiTheme="minorHAnsi" w:eastAsiaTheme="minorEastAsia" w:hAnsiTheme="minorHAnsi" w:cstheme="minorBidi"/>
+              <w:noProof/>
+              <w:kern w:val="2"/>
+              <w14:ligatures w14:val="standardContextual"/>
+            </w:rPr>
+          </w:pPr>
+          <w:hyperlink w:anchor="_Toc231238744" w:history="1">
+            <w:r>
+              <w:rPr>
+                <w:rStyle w:val="Hyperlink"/>
+                <w:noProof/>
+              </w:rPr>
+              <w:t>2. Achtergrond en context</w:t>
+            </w:r>
+            <w:r>
+              <w:rPr>
+                <w:noProof/>
+                <w:webHidden/>
+              </w:rPr>
+              <w:tab/>
+            </w:r>
+            <w:r>
+              <w:rPr>
+                <w:noProof/>
+                <w:webHidden/>
+              </w:rPr>
+              <w:fldChar w:fldCharType="begin"/>
+            </w:r>
+            <w:r>
+              <w:rPr>
+                <w:noProof/>
+                <w:webHidden/>
+              </w:rPr>
+              <w:instrText xml:space="preserve"> PAGEREF _Toc231238744 \h </w:instrText>
+            </w:r>
+            <w:r>
+              <w:rPr>
+                <w:noProof/>
+                <w:webHidden/>
+              </w:rPr>
+            </w:r>
+            <w:r>
+              <w:rPr>
+                <w:noProof/>
+                <w:webHidden/>
+              </w:rPr>
+              <w:fldChar w:fldCharType="separate"/>
+            </w:r>
+            <w:r>
+              <w:rPr>
+                <w:noProof/>
+                <w:webHidden/>
+              </w:rPr>
+              <w:t>6</w:t>
+            </w:r>
+            <w:r>
+              <w:rPr>
+                <w:noProof/>
+                <w:webHidden/>
+              </w:rPr>
+              <w:fldChar w:fldCharType="end"/>
+            </w:r>
+          </w:hyperlink>
+        </w:p>
+        <w:p>
+          <w:pPr>
+            <w:pStyle w:val="Inhopg2"/>
+            <w:tabs>
+              <w:tab w:val="right" w:leader="dot" w:pos="8656"/>
+            </w:tabs>
+            <w:rPr>
+              <w:rFonts w:asciiTheme="minorHAnsi" w:eastAsiaTheme="minorEastAsia" w:hAnsiTheme="minorHAnsi" w:cstheme="minorBidi"/>
+              <w:noProof/>
+              <w:kern w:val="2"/>
+              <w14:ligatures w14:val="standardContextual"/>
+            </w:rPr>
+          </w:pPr>
+          <w:hyperlink w:anchor="_Toc231238745" w:history="1">
+            <w:r>
+              <w:rPr>
+                <w:rStyle w:val="Hyperlink"/>
+                <w:noProof/>
+              </w:rPr>
+              <w:t>2.1 Digital Life · Hogeschool van Amsterdam</w:t>
+            </w:r>
+            <w:r>
+              <w:rPr>
+                <w:noProof/>
+                <w:webHidden/>
+              </w:rPr>
+              <w:tab/>
+            </w:r>
+            <w:r>
+              <w:rPr>
+                <w:noProof/>
+                <w:webHidden/>
+              </w:rPr>
+              <w:fldChar w:fldCharType="begin"/>
+            </w:r>
+            <w:r>
+              <w:rPr>
+                <w:noProof/>
+                <w:webHidden/>
+              </w:rPr>
+              <w:instrText xml:space="preserve"> PAGEREF _Toc231238745 \h </w:instrText>
+            </w:r>
+            <w:r>
+              <w:rPr>
+                <w:noProof/>
+                <w:webHidden/>
+              </w:rPr>
+            </w:r>
+            <w:r>
+              <w:rPr>
+                <w:noProof/>
+                <w:webHidden/>
+              </w:rPr>
+              <w:fldChar w:fldCharType="separate"/>
+            </w:r>
+            <w:r>
+              <w:rPr>
+                <w:noProof/>
+                <w:webHidden/>
+              </w:rPr>
+              <w:t>6</w:t>
+            </w:r>
+            <w:r>
+              <w:rPr>
+                <w:noProof/>
+                <w:webHidden/>
+              </w:rPr>
+              <w:fldChar w:fldCharType="end"/>
+            </w:r>
+          </w:hyperlink>
+        </w:p>
+        <w:p>
+          <w:pPr>
+            <w:pStyle w:val="Inhopg2"/>
+            <w:tabs>
+              <w:tab w:val="right" w:leader="dot" w:pos="8656"/>
+            </w:tabs>
+            <w:rPr>
+              <w:rFonts w:asciiTheme="minorHAnsi" w:eastAsiaTheme="minorEastAsia" w:hAnsiTheme="minorHAnsi" w:cstheme="minorBidi"/>
+              <w:noProof/>
+              <w:kern w:val="2"/>
+              <w14:ligatures w14:val="standardContextual"/>
+            </w:rPr>
+          </w:pPr>
+          <w:hyperlink w:anchor="_Toc231238746" w:history="1">
+            <w:r>
+              <w:rPr>
+                <w:rStyle w:val="Hyperlink"/>
+                <w:noProof/>
+              </w:rPr>
+              <w:t>2.2 Hoogbegaafdheid in het primair onderwijs</w:t>
+            </w:r>
+            <w:r>
+              <w:rPr>
+                <w:noProof/>
+                <w:webHidden/>
+              </w:rPr>
+              <w:tab/>
+            </w:r>
+            <w:r>
+              <w:rPr>
+                <w:noProof/>
+                <w:webHidden/>
+              </w:rPr>
+              <w:fldChar w:fldCharType="begin"/>
+            </w:r>
+            <w:r>
+              <w:rPr>
+                <w:noProof/>
+                <w:webHidden/>
+              </w:rPr>
+              <w:instrText xml:space="preserve"> PAGEREF _Toc231238746 \h </w:instrText>
+            </w:r>
+            <w:r>
+              <w:rPr>
+                <w:noProof/>
+                <w:webHidden/>
+              </w:rPr>
+            </w:r>
+            <w:r>
+              <w:rPr>
+                <w:noProof/>
+                <w:webHidden/>
+              </w:rPr>
+              <w:fldChar w:fldCharType="separate"/>
+            </w:r>
+            <w:r>
+              <w:rPr>
+                <w:noProof/>
+                <w:webHidden/>
+              </w:rPr>
+              <w:t>6</w:t>
+            </w:r>
+            <w:r>
+              <w:rPr>
+                <w:noProof/>
+                <w:webHidden/>
+              </w:rPr>
+              <w:fldChar w:fldCharType="end"/>
+            </w:r>
+          </w:hyperlink>
+        </w:p>
+        <w:p>
+          <w:pPr>
+            <w:pStyle w:val="Inhopg2"/>
+            <w:tabs>
+              <w:tab w:val="right" w:leader="dot" w:pos="8656"/>
+            </w:tabs>
+            <w:rPr>
+              <w:rFonts w:asciiTheme="minorHAnsi" w:eastAsiaTheme="minorEastAsia" w:hAnsiTheme="minorHAnsi" w:cstheme="minorBidi"/>
+              <w:noProof/>
+              <w:kern w:val="2"/>
+              <w14:ligatures w14:val="standardContextual"/>
+            </w:rPr>
+          </w:pPr>
+          <w:hyperlink w:anchor="_Toc231238747" w:history="1">
+            <w:r>
+              <w:rPr>
+                <w:rStyle w:val="Hyperlink"/>
+                <w:noProof/>
+              </w:rPr>
+              <w:t>2.3 Hybride AI als uitgangspunt</w:t>
+            </w:r>
+            <w:r>
+              <w:rPr>
+                <w:noProof/>
+                <w:webHidden/>
+              </w:rPr>
+              <w:tab/>
+            </w:r>
+            <w:r>
+              <w:rPr>
+                <w:noProof/>
+                <w:webHidden/>
+              </w:rPr>
+              <w:fldChar w:fldCharType="begin"/>
+            </w:r>
+            <w:r>
+              <w:rPr>
+                <w:noProof/>
+                <w:webHidden/>
+              </w:rPr>
+              <w:instrText xml:space="preserve"> PAGEREF _Toc231238747 \h </w:instrText>
+            </w:r>
+            <w:r>
+              <w:rPr>
+                <w:noProof/>
+                <w:webHidden/>
+              </w:rPr>
+            </w:r>
+            <w:r>
+              <w:rPr>
+                <w:noProof/>
+                <w:webHidden/>
+              </w:rPr>
+              <w:fldChar w:fldCharType="separate"/>
+            </w:r>
+            <w:r>
+              <w:rPr>
+                <w:noProof/>
+                <w:webHidden/>
+              </w:rPr>
+              <w:t>6</w:t>
+            </w:r>
+            <w:r>
+              <w:rPr>
+                <w:noProof/>
+                <w:webHidden/>
+              </w:rPr>
+              <w:fldChar w:fldCharType="end"/>
+            </w:r>
+          </w:hyperlink>
+        </w:p>
+        <w:p>
+          <w:pPr>
+            <w:pStyle w:val="Inhopg1"/>
+            <w:tabs>
+              <w:tab w:val="right" w:leader="dot" w:pos="8656"/>
+            </w:tabs>
+            <w:rPr>
+              <w:rFonts w:asciiTheme="minorHAnsi" w:eastAsiaTheme="minorEastAsia" w:hAnsiTheme="minorHAnsi" w:cstheme="minorBidi"/>
+              <w:noProof/>
+              <w:kern w:val="2"/>
+              <w14:ligatures w14:val="standardContextual"/>
+            </w:rPr>
+          </w:pPr>
+          <w:hyperlink w:anchor="_Toc231238748" w:history="1">
+            <w:r>
+              <w:rPr>
+                <w:rStyle w:val="Hyperlink"/>
+                <w:noProof/>
+              </w:rPr>
+              <w:t>3. Probleemstelling</w:t>
+            </w:r>
+            <w:r>
+              <w:rPr>
+                <w:noProof/>
+                <w:webHidden/>
+              </w:rPr>
+              <w:tab/>
+            </w:r>
+            <w:r>
+              <w:rPr>
+                <w:noProof/>
+                <w:webHidden/>
+              </w:rPr>
+              <w:fldChar w:fldCharType="begin"/>
+            </w:r>
+            <w:r>
+              <w:rPr>
+                <w:noProof/>
+                <w:webHidden/>
+              </w:rPr>
+              <w:instrText xml:space="preserve"> PAGEREF _Toc231238748 \h </w:instrText>
+            </w:r>
+            <w:r>
+              <w:rPr>
+                <w:noProof/>
+                <w:webHidden/>
+              </w:rPr>
+            </w:r>
+            <w:r>
+              <w:rPr>
+                <w:noProof/>
+                <w:webHidden/>
+              </w:rPr>
+              <w:fldChar w:fldCharType="separate"/>
+            </w:r>
+            <w:r>
+              <w:rPr>
+                <w:noProof/>
+                <w:webHidden/>
+              </w:rPr>
+              <w:t>7</w:t>
+            </w:r>
+            <w:r>
+              <w:rPr>
+                <w:noProof/>
+                <w:webHidden/>
+              </w:rPr>
+              <w:fldChar w:fldCharType="end"/>
+            </w:r>
+          </w:hyperlink>
+        </w:p>
+        <w:p>
+          <w:pPr>
+            <w:pStyle w:val="Inhopg1"/>
+            <w:tabs>
+              <w:tab w:val="right" w:leader="dot" w:pos="8656"/>
+            </w:tabs>
+            <w:rPr>
+              <w:rFonts w:asciiTheme="minorHAnsi" w:eastAsiaTheme="minorEastAsia" w:hAnsiTheme="minorHAnsi" w:cstheme="minorBidi"/>
+              <w:noProof/>
+              <w:kern w:val="2"/>
+              <w14:ligatures w14:val="standardContextual"/>
+            </w:rPr>
+          </w:pPr>
+          <w:hyperlink w:anchor="_Toc231238749" w:history="1">
+            <w:r>
+              <w:rPr>
+                <w:rStyle w:val="Hyperlink"/>
+                <w:noProof/>
+              </w:rPr>
+              <w:t>4. Onderzoeksvragen</w:t>
+            </w:r>
+            <w:r>
+              <w:rPr>
+                <w:noProof/>
+                <w:webHidden/>
+              </w:rPr>
+              <w:tab/>
+            </w:r>
+            <w:r>
+              <w:rPr>
+                <w:noProof/>
+                <w:webHidden/>
+              </w:rPr>
+              <w:fldChar w:fldCharType="begin"/>
+            </w:r>
+            <w:r>
+              <w:rPr>
+                <w:noProof/>
+                <w:webHidden/>
+              </w:rPr>
+              <w:instrText xml:space="preserve"> PAGEREF _Toc231238749 \h </w:instrText>
+            </w:r>
+            <w:r>
+              <w:rPr>
+                <w:noProof/>
+                <w:webHidden/>
+              </w:rPr>
+            </w:r>
+            <w:r>
+              <w:rPr>
+                <w:noProof/>
+                <w:webHidden/>
+              </w:rPr>
+              <w:fldChar w:fldCharType="separate"/>
+            </w:r>
+            <w:r>
+              <w:rPr>
+                <w:noProof/>
+                <w:webHidden/>
+              </w:rPr>
+              <w:t>8</w:t>
+            </w:r>
+            <w:r>
+              <w:rPr>
+                <w:noProof/>
+                <w:webHidden/>
+              </w:rPr>
+              <w:fldChar w:fldCharType="end"/>
+            </w:r>
+          </w:hyperlink>
+        </w:p>
+        <w:p>
+          <w:pPr>
+            <w:pStyle w:val="Inhopg2"/>
+            <w:tabs>
+              <w:tab w:val="right" w:leader="dot" w:pos="8656"/>
+            </w:tabs>
+            <w:rPr>
+              <w:rFonts w:asciiTheme="minorHAnsi" w:eastAsiaTheme="minorEastAsia" w:hAnsiTheme="minorHAnsi" w:cstheme="minorBidi"/>
+              <w:noProof/>
+              <w:kern w:val="2"/>
+              <w14:ligatures w14:val="standardContextual"/>
+            </w:rPr>
+          </w:pPr>
+          <w:hyperlink w:anchor="_Toc231238750" w:history="1">
+            <w:r>
+              <w:rPr>
+                <w:rStyle w:val="Hyperlink"/>
+                <w:noProof/>
+              </w:rPr>
+              <w:t>4.1 Hoofdvraag</w:t>
+            </w:r>
+            <w:r>
+              <w:rPr>
+                <w:noProof/>
+                <w:webHidden/>
+              </w:rPr>
+              <w:tab/>
+            </w:r>
+            <w:r>
+              <w:rPr>
+                <w:noProof/>
+                <w:webHidden/>
+              </w:rPr>
+              <w:fldChar w:fldCharType="begin"/>
+            </w:r>
+            <w:r>
+              <w:rPr>
+                <w:noProof/>
+                <w:webHidden/>
+              </w:rPr>
+              <w:instrText xml:space="preserve"> PAGEREF _Toc231238750 \h </w:instrText>
+            </w:r>
+            <w:r>
+              <w:rPr>
+                <w:noProof/>
+                <w:webHidden/>
+              </w:rPr>
+            </w:r>
+            <w:r>
+              <w:rPr>
+                <w:noProof/>
+                <w:webHidden/>
+              </w:rPr>
+              <w:fldChar w:fldCharType="separate"/>
+            </w:r>
+            <w:r>
+              <w:rPr>
+                <w:noProof/>
+                <w:webHidden/>
+              </w:rPr>
+              <w:t>8</w:t>
+            </w:r>
+            <w:r>
+              <w:rPr>
+                <w:noProof/>
+                <w:webHidden/>
+              </w:rPr>
+              <w:fldChar w:fldCharType="end"/>
+            </w:r>
+          </w:hyperlink>
+        </w:p>
+        <w:p>
+          <w:pPr>
+            <w:pStyle w:val="Inhopg2"/>
+            <w:tabs>
+              <w:tab w:val="right" w:leader="dot" w:pos="8656"/>
+            </w:tabs>
+            <w:rPr>
+              <w:rFonts w:asciiTheme="minorHAnsi" w:eastAsiaTheme="minorEastAsia" w:hAnsiTheme="minorHAnsi" w:cstheme="minorBidi"/>
+              <w:noProof/>
+              <w:kern w:val="2"/>
+              <w14:ligatures w14:val="standardContextual"/>
+            </w:rPr>
+          </w:pPr>
+          <w:hyperlink w:anchor="_Toc231238751" w:history="1">
+            <w:r>
+              <w:rPr>
+                <w:rStyle w:val="Hyperlink"/>
+                <w:noProof/>
+              </w:rPr>
+              <w:t>4.2 Deelvragen</w:t>
+            </w:r>
+            <w:r>
+              <w:rPr>
+                <w:noProof/>
+                <w:webHidden/>
+              </w:rPr>
+              <w:tab/>
+            </w:r>
+            <w:r>
+              <w:rPr>
+                <w:noProof/>
+                <w:webHidden/>
+              </w:rPr>
+              <w:fldChar w:fldCharType="begin"/>
+            </w:r>
+            <w:r>
+              <w:rPr>
+                <w:noProof/>
+                <w:webHidden/>
+              </w:rPr>
+              <w:instrText xml:space="preserve"> PAGEREF _Toc231238751 \h </w:instrText>
+            </w:r>
+            <w:r>
+              <w:rPr>
+                <w:noProof/>
+                <w:webHidden/>
+              </w:rPr>
+            </w:r>
+            <w:r>
+              <w:rPr>
+                <w:noProof/>
+                <w:webHidden/>
+              </w:rPr>
+              <w:fldChar w:fldCharType="separate"/>
+            </w:r>
+            <w:r>
+              <w:rPr>
+                <w:noProof/>
+                <w:webHidden/>
+              </w:rPr>
+              <w:t>8</w:t>
+            </w:r>
+            <w:r>
+              <w:rPr>
+                <w:noProof/>
+                <w:webHidden/>
+              </w:rPr>
+              <w:fldChar w:fldCharType="end"/>
+            </w:r>
+          </w:hyperlink>
+        </w:p>
+        <w:p>
+          <w:pPr>
+            <w:pStyle w:val="Inhopg3"/>
+            <w:tabs>
+              <w:tab w:val="right" w:leader="dot" w:pos="8656"/>
+            </w:tabs>
+            <w:rPr>
+              <w:rFonts w:asciiTheme="minorHAnsi" w:eastAsiaTheme="minorEastAsia" w:hAnsiTheme="minorHAnsi" w:cstheme="minorBidi"/>
+              <w:noProof/>
+              <w:kern w:val="2"/>
+              <w14:ligatures w14:val="standardContextual"/>
+            </w:rPr>
+          </w:pPr>
+          <w:hyperlink w:anchor="_Toc231238752" w:history="1">
+            <w:r>
+              <w:rPr>
+                <w:rStyle w:val="Hyperlink"/>
+                <w:noProof/>
+              </w:rPr>
+              <w:t>Deelvraag 1  Pedagogische en inhoudelijke context</w:t>
+            </w:r>
+            <w:r>
+              <w:rPr>
+                <w:noProof/>
+                <w:webHidden/>
+              </w:rPr>
+              <w:tab/>
+            </w:r>
+            <w:r>
+              <w:rPr>
+                <w:noProof/>
+                <w:webHidden/>
+              </w:rPr>
+              <w:fldChar w:fldCharType="begin"/>
+            </w:r>
+            <w:r>
+              <w:rPr>
+                <w:noProof/>
+                <w:webHidden/>
+              </w:rPr>
+              <w:instrText xml:space="preserve"> PAGEREF _Toc231238752 \h </w:instrText>
+            </w:r>
+            <w:r>
+              <w:rPr>
+                <w:noProof/>
+                <w:webHidden/>
+              </w:rPr>
+            </w:r>
+            <w:r>
+              <w:rPr>
+                <w:noProof/>
+                <w:webHidden/>
+              </w:rPr>
+              <w:fldChar w:fldCharType="separate"/>
+            </w:r>
+            <w:r>
+              <w:rPr>
+                <w:noProof/>
+                <w:webHidden/>
+              </w:rPr>
+              <w:t>8</w:t>
+            </w:r>
+            <w:r>
+              <w:rPr>
+                <w:noProof/>
+                <w:webHidden/>
+              </w:rPr>
+              <w:fldChar w:fldCharType="end"/>
+            </w:r>
+          </w:hyperlink>
+        </w:p>
+        <w:p>
+          <w:pPr>
+            <w:pStyle w:val="Inhopg3"/>
+            <w:tabs>
+              <w:tab w:val="right" w:leader="dot" w:pos="8656"/>
+            </w:tabs>
+            <w:rPr>
+              <w:rFonts w:asciiTheme="minorHAnsi" w:eastAsiaTheme="minorEastAsia" w:hAnsiTheme="minorHAnsi" w:cstheme="minorBidi"/>
+              <w:noProof/>
+              <w:kern w:val="2"/>
+              <w14:ligatures w14:val="standardContextual"/>
+            </w:rPr>
+          </w:pPr>
+          <w:hyperlink w:anchor="_Toc231238753" w:history="1">
+            <w:r>
+              <w:rPr>
+                <w:rStyle w:val="Hyperlink"/>
+                <w:noProof/>
+              </w:rPr>
+              <w:t>Deelvraag 2 Gebruikersbehoeften en rolverdeling</w:t>
+            </w:r>
+            <w:r>
+              <w:rPr>
+                <w:noProof/>
+                <w:webHidden/>
+              </w:rPr>
+              <w:tab/>
+            </w:r>
+            <w:r>
+              <w:rPr>
+                <w:noProof/>
+                <w:webHidden/>
+              </w:rPr>
+              <w:fldChar w:fldCharType="begin"/>
+            </w:r>
+            <w:r>
+              <w:rPr>
+                <w:noProof/>
+                <w:webHidden/>
+              </w:rPr>
+              <w:instrText xml:space="preserve"> PAGEREF _Toc231238753 \h </w:instrText>
+            </w:r>
+            <w:r>
+              <w:rPr>
+                <w:noProof/>
+                <w:webHidden/>
+              </w:rPr>
+            </w:r>
+            <w:r>
+              <w:rPr>
+                <w:noProof/>
+                <w:webHidden/>
+              </w:rPr>
+              <w:fldChar w:fldCharType="separate"/>
+            </w:r>
+            <w:r>
+              <w:rPr>
+                <w:noProof/>
+                <w:webHidden/>
+              </w:rPr>
+              <w:t>8</w:t>
+            </w:r>
+            <w:r>
+              <w:rPr>
+                <w:noProof/>
+                <w:webHidden/>
+              </w:rPr>
+              <w:fldChar w:fldCharType="end"/>
+            </w:r>
+          </w:hyperlink>
+        </w:p>
+        <w:p>
+          <w:pPr>
+            <w:pStyle w:val="Inhopg3"/>
+            <w:tabs>
+              <w:tab w:val="right" w:leader="dot" w:pos="8656"/>
+            </w:tabs>
+            <w:rPr>
+              <w:rFonts w:asciiTheme="minorHAnsi" w:eastAsiaTheme="minorEastAsia" w:hAnsiTheme="minorHAnsi" w:cstheme="minorBidi"/>
+              <w:noProof/>
+              <w:kern w:val="2"/>
+              <w14:ligatures w14:val="standardContextual"/>
+            </w:rPr>
+          </w:pPr>
+          <w:hyperlink w:anchor="_Toc231238754" w:history="1">
+            <w:r>
+              <w:rPr>
+                <w:rStyle w:val="Hyperlink"/>
+                <w:noProof/>
+              </w:rPr>
+              <w:t>Deelvraag 3 Verantwoord AI-ontwerp</w:t>
+            </w:r>
+            <w:r>
+              <w:rPr>
+                <w:noProof/>
+                <w:webHidden/>
+              </w:rPr>
+              <w:tab/>
+            </w:r>
+            <w:r>
+              <w:rPr>
+                <w:noProof/>
+                <w:webHidden/>
+              </w:rPr>
+              <w:fldChar w:fldCharType="begin"/>
+            </w:r>
+            <w:r>
+              <w:rPr>
+                <w:noProof/>
+                <w:webHidden/>
+              </w:rPr>
+              <w:instrText xml:space="preserve"> PAGEREF _Toc231238754 \h </w:instrText>
+            </w:r>
+            <w:r>
+              <w:rPr>
+                <w:noProof/>
+                <w:webHidden/>
+              </w:rPr>
+            </w:r>
+            <w:r>
+              <w:rPr>
+                <w:noProof/>
+                <w:webHidden/>
+              </w:rPr>
+              <w:fldChar w:fldCharType="separate"/>
+            </w:r>
+            <w:r>
+              <w:rPr>
+                <w:noProof/>
+                <w:webHidden/>
+              </w:rPr>
+              <w:t>8</w:t>
+            </w:r>
+            <w:r>
+              <w:rPr>
+                <w:noProof/>
+                <w:webHidden/>
+              </w:rPr>
+              <w:fldChar w:fldCharType="end"/>
+            </w:r>
+          </w:hyperlink>
+        </w:p>
+        <w:p>
+          <w:pPr>
+            <w:pStyle w:val="Inhopg3"/>
+            <w:tabs>
+              <w:tab w:val="right" w:leader="dot" w:pos="8656"/>
+            </w:tabs>
+            <w:rPr>
+              <w:rFonts w:asciiTheme="minorHAnsi" w:eastAsiaTheme="minorEastAsia" w:hAnsiTheme="minorHAnsi" w:cstheme="minorBidi"/>
+              <w:noProof/>
+              <w:kern w:val="2"/>
+              <w14:ligatures w14:val="standardContextual"/>
+            </w:rPr>
+          </w:pPr>
+          <w:hyperlink w:anchor="_Toc231238755" w:history="1">
+            <w:r>
+              <w:rPr>
+                <w:rStyle w:val="Hyperlink"/>
+                <w:noProof/>
+              </w:rPr>
+              <w:t>Deelvraag 4 Technische haalbaarheid</w:t>
+            </w:r>
+            <w:r>
+              <w:rPr>
+                <w:noProof/>
+                <w:webHidden/>
+              </w:rPr>
+              <w:tab/>
+            </w:r>
+            <w:r>
+              <w:rPr>
+                <w:noProof/>
+                <w:webHidden/>
+              </w:rPr>
+              <w:fldChar w:fldCharType="begin"/>
+            </w:r>
+            <w:r>
+              <w:rPr>
+                <w:noProof/>
+                <w:webHidden/>
+              </w:rPr>
+              <w:instrText xml:space="preserve"> PAGEREF _Toc231238755 \h </w:instrText>
+            </w:r>
+            <w:r>
+              <w:rPr>
+                <w:noProof/>
+                <w:webHidden/>
+              </w:rPr>
+            </w:r>
+            <w:r>
+              <w:rPr>
+                <w:noProof/>
+                <w:webHidden/>
+              </w:rPr>
+              <w:fldChar w:fldCharType="separate"/>
+            </w:r>
+            <w:r>
+              <w:rPr>
+                <w:noProof/>
+                <w:webHidden/>
+              </w:rPr>
+              <w:t>8</w:t>
+            </w:r>
+            <w:r>
+              <w:rPr>
+                <w:noProof/>
+                <w:webHidden/>
+              </w:rPr>
+              <w:fldChar w:fldCharType="end"/>
+            </w:r>
+          </w:hyperlink>
+        </w:p>
+        <w:p>
+          <w:pPr>
+            <w:pStyle w:val="Inhopg3"/>
+            <w:tabs>
+              <w:tab w:val="right" w:leader="dot" w:pos="8656"/>
+            </w:tabs>
+            <w:rPr>
+              <w:rFonts w:asciiTheme="minorHAnsi" w:eastAsiaTheme="minorEastAsia" w:hAnsiTheme="minorHAnsi" w:cstheme="minorBidi"/>
+              <w:noProof/>
+              <w:kern w:val="2"/>
+              <w14:ligatures w14:val="standardContextual"/>
+            </w:rPr>
+          </w:pPr>
+          <w:hyperlink w:anchor="_Toc231238756" w:history="1">
+            <w:r>
+              <w:rPr>
+                <w:rStyle w:val="Hyperlink"/>
+                <w:noProof/>
+              </w:rPr>
+              <w:t>Deelvraag 5 Mens-AI-samenwerking</w:t>
+            </w:r>
+            <w:r>
+              <w:rPr>
+                <w:noProof/>
+                <w:webHidden/>
+              </w:rPr>
+              <w:tab/>
+            </w:r>
+            <w:r>
+              <w:rPr>
+                <w:noProof/>
+                <w:webHidden/>
+              </w:rPr>
+              <w:fldChar w:fldCharType="begin"/>
+            </w:r>
+            <w:r>
+              <w:rPr>
+                <w:noProof/>
+                <w:webHidden/>
+              </w:rPr>
+              <w:instrText xml:space="preserve"> PAGEREF _Toc231238756 \h </w:instrText>
+            </w:r>
+            <w:r>
+              <w:rPr>
+                <w:noProof/>
+                <w:webHidden/>
+              </w:rPr>
+            </w:r>
+            <w:r>
+              <w:rPr>
+                <w:noProof/>
+                <w:webHidden/>
+              </w:rPr>
+              <w:fldChar w:fldCharType="separate"/>
+            </w:r>
+            <w:r>
+              <w:rPr>
+                <w:noProof/>
+                <w:webHidden/>
+              </w:rPr>
+              <w:t>8</w:t>
+            </w:r>
+            <w:r>
+              <w:rPr>
+                <w:noProof/>
+                <w:webHidden/>
+              </w:rPr>
+              <w:fldChar w:fldCharType="end"/>
+            </w:r>
+          </w:hyperlink>
+        </w:p>
+        <w:p>
+          <w:pPr>
+            <w:pStyle w:val="Inhopg1"/>
+            <w:tabs>
+              <w:tab w:val="right" w:leader="dot" w:pos="8656"/>
+            </w:tabs>
+            <w:rPr>
+              <w:rFonts w:asciiTheme="minorHAnsi" w:eastAsiaTheme="minorEastAsia" w:hAnsiTheme="minorHAnsi" w:cstheme="minorBidi"/>
+              <w:noProof/>
+              <w:kern w:val="2"/>
+              <w14:ligatures w14:val="standardContextual"/>
+            </w:rPr>
+          </w:pPr>
+          <w:hyperlink w:anchor="_Toc231238757" w:history="1">
+            <w:r>
+              <w:rPr>
+                <w:rStyle w:val="Hyperlink"/>
+                <w:noProof/>
+              </w:rPr>
+              <w:t>5. Theoretisch kader</w:t>
+            </w:r>
+            <w:r>
+              <w:rPr>
+                <w:noProof/>
+                <w:webHidden/>
+              </w:rPr>
+              <w:tab/>
+            </w:r>
+            <w:r>
+              <w:rPr>
+                <w:noProof/>
+                <w:webHidden/>
+              </w:rPr>
+              <w:fldChar w:fldCharType="begin"/>
+            </w:r>
+            <w:r>
+              <w:rPr>
+                <w:noProof/>
+                <w:webHidden/>
+              </w:rPr>
+              <w:instrText xml:space="preserve"> PAGEREF _Toc231238757 \h </w:instrText>
+            </w:r>
+            <w:r>
+              <w:rPr>
+                <w:noProof/>
+                <w:webHidden/>
+              </w:rPr>
+            </w:r>
+            <w:r>
+              <w:rPr>
+                <w:noProof/>
+                <w:webHidden/>
+              </w:rPr>
+              <w:fldChar w:fldCharType="separate"/>
+            </w:r>
+            <w:r>
+              <w:rPr>
+                <w:noProof/>
+                <w:webHidden/>
+              </w:rPr>
+              <w:t>9</w:t>
+            </w:r>
+            <w:r>
+              <w:rPr>
+                <w:noProof/>
+                <w:webHidden/>
+              </w:rPr>
+              <w:fldChar w:fldCharType="end"/>
+            </w:r>
+          </w:hyperlink>
+        </w:p>
+        <w:p>
+          <w:pPr>
+            <w:pStyle w:val="Inhopg2"/>
+            <w:tabs>
+              <w:tab w:val="right" w:leader="dot" w:pos="8656"/>
+            </w:tabs>
+            <w:rPr>
+              <w:rFonts w:asciiTheme="minorHAnsi" w:eastAsiaTheme="minorEastAsia" w:hAnsiTheme="minorHAnsi" w:cstheme="minorBidi"/>
+              <w:noProof/>
+              <w:kern w:val="2"/>
+              <w14:ligatures w14:val="standardContextual"/>
+            </w:rPr>
+          </w:pPr>
+          <w:hyperlink w:anchor="_Toc231238758" w:history="1">
+            <w:r>
+              <w:rPr>
+                <w:rStyle w:val="Hyperlink"/>
+                <w:noProof/>
+              </w:rPr>
+              <w:t>5.2 Hybride AI</w:t>
+            </w:r>
+            <w:r>
+              <w:rPr>
+                <w:noProof/>
+                <w:webHidden/>
+              </w:rPr>
+              <w:tab/>
+            </w:r>
+            <w:r>
+              <w:rPr>
+                <w:noProof/>
+                <w:webHidden/>
+              </w:rPr>
+              <w:fldChar w:fldCharType="begin"/>
+            </w:r>
+            <w:r>
+              <w:rPr>
+                <w:noProof/>
+                <w:webHidden/>
+              </w:rPr>
+              <w:instrText xml:space="preserve"> PAGEREF _Toc231238758 \h </w:instrText>
+            </w:r>
+            <w:r>
+              <w:rPr>
+                <w:noProof/>
+                <w:webHidden/>
+              </w:rPr>
+            </w:r>
+            <w:r>
+              <w:rPr>
+                <w:noProof/>
+                <w:webHidden/>
+              </w:rPr>
+              <w:fldChar w:fldCharType="separate"/>
+            </w:r>
+            <w:r>
+              <w:rPr>
+                <w:noProof/>
+                <w:webHidden/>
+              </w:rPr>
+              <w:t>9</w:t>
+            </w:r>
+            <w:r>
+              <w:rPr>
+                <w:noProof/>
+                <w:webHidden/>
+              </w:rPr>
+              <w:fldChar w:fldCharType="end"/>
+            </w:r>
+          </w:hyperlink>
+        </w:p>
+        <w:p>
+          <w:pPr>
+            <w:pStyle w:val="Inhopg2"/>
+            <w:tabs>
+              <w:tab w:val="right" w:leader="dot" w:pos="8656"/>
+            </w:tabs>
+            <w:rPr>
+              <w:rFonts w:asciiTheme="minorHAnsi" w:eastAsiaTheme="minorEastAsia" w:hAnsiTheme="minorHAnsi" w:cstheme="minorBidi"/>
+              <w:noProof/>
+              <w:kern w:val="2"/>
+              <w14:ligatures w14:val="standardContextual"/>
+            </w:rPr>
+          </w:pPr>
+          <w:hyperlink w:anchor="_Toc231238759" w:history="1">
+            <w:r>
+              <w:rPr>
+                <w:rStyle w:val="Hyperlink"/>
+                <w:noProof/>
+              </w:rPr>
+              <w:t>5.3 Uitlegbare AI (XAI)</w:t>
+            </w:r>
+            <w:r>
+              <w:rPr>
+                <w:noProof/>
+                <w:webHidden/>
+              </w:rPr>
+              <w:tab/>
+            </w:r>
+            <w:r>
+              <w:rPr>
+                <w:noProof/>
+                <w:webHidden/>
+              </w:rPr>
+              <w:fldChar w:fldCharType="begin"/>
+            </w:r>
+            <w:r>
+              <w:rPr>
+                <w:noProof/>
+                <w:webHidden/>
+              </w:rPr>
+              <w:instrText xml:space="preserve"> PAGEREF _Toc231238759 \h </w:instrText>
+            </w:r>
+            <w:r>
+              <w:rPr>
+                <w:noProof/>
+                <w:webHidden/>
+              </w:rPr>
+            </w:r>
+            <w:r>
+              <w:rPr>
+                <w:noProof/>
+                <w:webHidden/>
+              </w:rPr>
+              <w:fldChar w:fldCharType="separate"/>
+            </w:r>
+            <w:r>
+              <w:rPr>
+                <w:noProof/>
+                <w:webHidden/>
+              </w:rPr>
+              <w:t>9</w:t>
+            </w:r>
+            <w:r>
+              <w:rPr>
+                <w:noProof/>
+                <w:webHidden/>
+              </w:rPr>
+              <w:fldChar w:fldCharType="end"/>
+            </w:r>
+          </w:hyperlink>
+        </w:p>
+        <w:p>
+          <w:pPr>
+            <w:pStyle w:val="Inhopg2"/>
+            <w:tabs>
+              <w:tab w:val="right" w:leader="dot" w:pos="8656"/>
+            </w:tabs>
+            <w:rPr>
+              <w:rFonts w:asciiTheme="minorHAnsi" w:eastAsiaTheme="minorEastAsia" w:hAnsiTheme="minorHAnsi" w:cstheme="minorBidi"/>
+              <w:noProof/>
+              <w:kern w:val="2"/>
+              <w14:ligatures w14:val="standardContextual"/>
+            </w:rPr>
+          </w:pPr>
+          <w:hyperlink w:anchor="_Toc231238760" w:history="1">
+            <w:r>
+              <w:rPr>
+                <w:rStyle w:val="Hyperlink"/>
+                <w:noProof/>
+              </w:rPr>
+              <w:t>5.4 Privacy en AVG</w:t>
+            </w:r>
+            <w:r>
+              <w:rPr>
+                <w:noProof/>
+                <w:webHidden/>
+              </w:rPr>
+              <w:tab/>
+            </w:r>
+            <w:r>
+              <w:rPr>
+                <w:noProof/>
+                <w:webHidden/>
+              </w:rPr>
+              <w:fldChar w:fldCharType="begin"/>
+            </w:r>
+            <w:r>
+              <w:rPr>
+                <w:noProof/>
+                <w:webHidden/>
+              </w:rPr>
+              <w:instrText xml:space="preserve"> PAGEREF _Toc231238760 \h </w:instrText>
+            </w:r>
+            <w:r>
+              <w:rPr>
+                <w:noProof/>
+                <w:webHidden/>
+              </w:rPr>
+            </w:r>
+            <w:r>
+              <w:rPr>
+                <w:noProof/>
+                <w:webHidden/>
+              </w:rPr>
+              <w:fldChar w:fldCharType="separate"/>
+            </w:r>
+            <w:r>
+              <w:rPr>
+                <w:noProof/>
+                <w:webHidden/>
+              </w:rPr>
+              <w:t>9</w:t>
+            </w:r>
+            <w:r>
+              <w:rPr>
+                <w:noProof/>
+                <w:webHidden/>
+              </w:rPr>
+              <w:fldChar w:fldCharType="end"/>
+            </w:r>
+          </w:hyperlink>
+        </w:p>
+        <w:p>
+          <w:pPr>
+            <w:pStyle w:val="Inhopg1"/>
+            <w:tabs>
+              <w:tab w:val="right" w:leader="dot" w:pos="8656"/>
+            </w:tabs>
+            <w:rPr>
+              <w:rFonts w:asciiTheme="minorHAnsi" w:eastAsiaTheme="minorEastAsia" w:hAnsiTheme="minorHAnsi" w:cstheme="minorBidi"/>
+              <w:noProof/>
+              <w:kern w:val="2"/>
+              <w14:ligatures w14:val="standardContextual"/>
+            </w:rPr>
+          </w:pPr>
+          <w:hyperlink w:anchor="_Toc231238761" w:history="1">
+            <w:r>
+              <w:rPr>
+                <w:rStyle w:val="Hyperlink"/>
+                <w:noProof/>
+              </w:rPr>
+              <w:t>6. Aanpak en methoden</w:t>
+            </w:r>
+            <w:r>
+              <w:rPr>
+                <w:noProof/>
+                <w:webHidden/>
+              </w:rPr>
+              <w:tab/>
+            </w:r>
+            <w:r>
+              <w:rPr>
+                <w:noProof/>
+                <w:webHidden/>
+              </w:rPr>
+              <w:fldChar w:fldCharType="begin"/>
+            </w:r>
+            <w:r>
+              <w:rPr>
+                <w:noProof/>
+                <w:webHidden/>
+              </w:rPr>
+              <w:instrText xml:space="preserve"> PAGEREF _Toc231238761 \h </w:instrText>
+            </w:r>
+            <w:r>
+              <w:rPr>
+                <w:noProof/>
+                <w:webHidden/>
+              </w:rPr>
+            </w:r>
+            <w:r>
+              <w:rPr>
+                <w:noProof/>
+                <w:webHidden/>
+              </w:rPr>
+              <w:fldChar w:fldCharType="separate"/>
+            </w:r>
+            <w:r>
+              <w:rPr>
+                <w:noProof/>
+                <w:webHidden/>
+              </w:rPr>
+              <w:t>10</w:t>
+            </w:r>
+            <w:r>
+              <w:rPr>
+                <w:noProof/>
+                <w:webHidden/>
+              </w:rPr>
+              <w:fldChar w:fldCharType="end"/>
+            </w:r>
+          </w:hyperlink>
+        </w:p>
+        <w:p>
+          <w:pPr>
+            <w:pStyle w:val="Inhopg2"/>
+            <w:tabs>
+              <w:tab w:val="right" w:leader="dot" w:pos="8656"/>
+            </w:tabs>
+            <w:rPr>
+              <w:rFonts w:asciiTheme="minorHAnsi" w:eastAsiaTheme="minorEastAsia" w:hAnsiTheme="minorHAnsi" w:cstheme="minorBidi"/>
+              <w:noProof/>
+              <w:kern w:val="2"/>
+              <w14:ligatures w14:val="standardContextual"/>
+            </w:rPr>
+          </w:pPr>
+          <w:hyperlink w:anchor="_Toc231238762" w:history="1">
+            <w:r>
+              <w:rPr>
+                <w:rStyle w:val="Hyperlink"/>
+                <w:noProof/>
+              </w:rPr>
+              <w:t>6.1 Fasen</w:t>
+            </w:r>
+            <w:r>
+              <w:rPr>
+                <w:noProof/>
+                <w:webHidden/>
+              </w:rPr>
+              <w:tab/>
+            </w:r>
+            <w:r>
+              <w:rPr>
+                <w:noProof/>
+                <w:webHidden/>
+              </w:rPr>
+              <w:fldChar w:fldCharType="begin"/>
+            </w:r>
+            <w:r>
+              <w:rPr>
+                <w:noProof/>
+                <w:webHidden/>
+              </w:rPr>
+              <w:instrText xml:space="preserve"> PAGEREF _Toc231238762 \h </w:instrText>
+            </w:r>
+            <w:r>
+              <w:rPr>
+                <w:noProof/>
+                <w:webHidden/>
+              </w:rPr>
+            </w:r>
+            <w:r>
+              <w:rPr>
+                <w:noProof/>
+                <w:webHidden/>
+              </w:rPr>
+              <w:fldChar w:fldCharType="separate"/>
+            </w:r>
+            <w:r>
+              <w:rPr>
+                <w:noProof/>
+                <w:webHidden/>
+              </w:rPr>
+              <w:t>10</w:t>
+            </w:r>
+            <w:r>
+              <w:rPr>
+                <w:noProof/>
+                <w:webHidden/>
+              </w:rPr>
+              <w:fldChar w:fldCharType="end"/>
+            </w:r>
+          </w:hyperlink>
+        </w:p>
+        <w:p>
+          <w:pPr>
+            <w:pStyle w:val="Inhopg2"/>
+            <w:tabs>
+              <w:tab w:val="right" w:leader="dot" w:pos="8656"/>
+            </w:tabs>
+            <w:rPr>
+              <w:rFonts w:asciiTheme="minorHAnsi" w:eastAsiaTheme="minorEastAsia" w:hAnsiTheme="minorHAnsi" w:cstheme="minorBidi"/>
+              <w:noProof/>
+              <w:kern w:val="2"/>
+              <w14:ligatures w14:val="standardContextual"/>
+            </w:rPr>
+          </w:pPr>
+          <w:hyperlink w:anchor="_Toc231238763" w:history="1">
+            <w:r>
+              <w:rPr>
+                <w:rStyle w:val="Hyperlink"/>
+                <w:noProof/>
+              </w:rPr>
+              <w:t>6.2 Data</w:t>
+            </w:r>
+            <w:r>
+              <w:rPr>
+                <w:noProof/>
+                <w:webHidden/>
+              </w:rPr>
+              <w:tab/>
+            </w:r>
+            <w:r>
+              <w:rPr>
+                <w:noProof/>
+                <w:webHidden/>
+              </w:rPr>
+              <w:fldChar w:fldCharType="begin"/>
+            </w:r>
+            <w:r>
+              <w:rPr>
+                <w:noProof/>
+                <w:webHidden/>
+              </w:rPr>
+              <w:instrText xml:space="preserve"> PAGEREF _Toc231238763 \h </w:instrText>
+            </w:r>
+            <w:r>
+              <w:rPr>
+                <w:noProof/>
+                <w:webHidden/>
+              </w:rPr>
+            </w:r>
+            <w:r>
+              <w:rPr>
+                <w:noProof/>
+                <w:webHidden/>
+              </w:rPr>
+              <w:fldChar w:fldCharType="separate"/>
+            </w:r>
+            <w:r>
+              <w:rPr>
+                <w:noProof/>
+                <w:webHidden/>
+              </w:rPr>
+              <w:t>10</w:t>
+            </w:r>
+            <w:r>
+              <w:rPr>
+                <w:noProof/>
+                <w:webHidden/>
+              </w:rPr>
+              <w:fldChar w:fldCharType="end"/>
+            </w:r>
+          </w:hyperlink>
+        </w:p>
+        <w:p>
+          <w:pPr>
+            <w:pStyle w:val="Inhopg2"/>
+            <w:tabs>
+              <w:tab w:val="right" w:leader="dot" w:pos="8656"/>
+            </w:tabs>
+            <w:rPr>
+              <w:rFonts w:asciiTheme="minorHAnsi" w:eastAsiaTheme="minorEastAsia" w:hAnsiTheme="minorHAnsi" w:cstheme="minorBidi"/>
+              <w:noProof/>
+              <w:kern w:val="2"/>
+              <w14:ligatures w14:val="standardContextual"/>
+            </w:rPr>
+          </w:pPr>
+          <w:hyperlink w:anchor="_Toc231238764" w:history="1">
+            <w:r>
+              <w:rPr>
+                <w:rStyle w:val="Hyperlink"/>
+                <w:noProof/>
+              </w:rPr>
+              <w:t>6.3 Proof of concept - Gerealiseerde functionaliteiten</w:t>
+            </w:r>
+            <w:r>
+              <w:rPr>
+                <w:noProof/>
+                <w:webHidden/>
+              </w:rPr>
+              <w:tab/>
+            </w:r>
+            <w:r>
+              <w:rPr>
+                <w:noProof/>
+                <w:webHidden/>
+              </w:rPr>
+              <w:fldChar w:fldCharType="begin"/>
+            </w:r>
+            <w:r>
+              <w:rPr>
+                <w:noProof/>
+                <w:webHidden/>
+              </w:rPr>
+              <w:instrText xml:space="preserve"> PAGEREF _Toc231238764 \h </w:instrText>
+            </w:r>
+            <w:r>
+              <w:rPr>
+                <w:noProof/>
+                <w:webHidden/>
+              </w:rPr>
+            </w:r>
+            <w:r>
+              <w:rPr>
+                <w:noProof/>
+                <w:webHidden/>
+              </w:rPr>
+              <w:fldChar w:fldCharType="separate"/>
+            </w:r>
+            <w:r>
+              <w:rPr>
+                <w:noProof/>
+                <w:webHidden/>
+              </w:rPr>
+              <w:t>10</w:t>
+            </w:r>
+            <w:r>
+              <w:rPr>
+                <w:noProof/>
+                <w:webHidden/>
+              </w:rPr>
+              <w:fldChar w:fldCharType="end"/>
+            </w:r>
+          </w:hyperlink>
+        </w:p>
+        <w:p>
+          <w:pPr>
+            <w:pStyle w:val="Inhopg3"/>
+            <w:tabs>
+              <w:tab w:val="right" w:leader="dot" w:pos="8656"/>
+            </w:tabs>
+            <w:rPr>
+              <w:rFonts w:asciiTheme="minorHAnsi" w:eastAsiaTheme="minorEastAsia" w:hAnsiTheme="minorHAnsi" w:cstheme="minorBidi"/>
+              <w:noProof/>
+              <w:kern w:val="2"/>
+              <w14:ligatures w14:val="standardContextual"/>
+            </w:rPr>
+          </w:pPr>
+          <w:hyperlink w:anchor="_Toc231238765" w:history="1">
+            <w:r>
+              <w:rPr>
+                <w:rStyle w:val="Hyperlink"/>
+                <w:noProof/>
+              </w:rPr>
+              <w:t>Leraarsdashboard</w:t>
+            </w:r>
+            <w:r>
+              <w:rPr>
+                <w:noProof/>
+                <w:webHidden/>
+              </w:rPr>
+              <w:tab/>
+            </w:r>
+            <w:r>
+              <w:rPr>
+                <w:noProof/>
+                <w:webHidden/>
+              </w:rPr>
+              <w:fldChar w:fldCharType="begin"/>
+            </w:r>
+            <w:r>
+              <w:rPr>
+                <w:noProof/>
+                <w:webHidden/>
+              </w:rPr>
+              <w:instrText xml:space="preserve"> PAGEREF _Toc231238765 \h </w:instrText>
+            </w:r>
+            <w:r>
+              <w:rPr>
+                <w:noProof/>
+                <w:webHidden/>
+              </w:rPr>
+            </w:r>
+            <w:r>
+              <w:rPr>
+                <w:noProof/>
+                <w:webHidden/>
+              </w:rPr>
+              <w:fldChar w:fldCharType="separate"/>
+            </w:r>
+            <w:r>
+              <w:rPr>
+                <w:noProof/>
+                <w:webHidden/>
+              </w:rPr>
+              <w:t>10</w:t>
+            </w:r>
+            <w:r>
+              <w:rPr>
+                <w:noProof/>
+                <w:webHidden/>
+              </w:rPr>
+              <w:fldChar w:fldCharType="end"/>
+            </w:r>
+          </w:hyperlink>
+        </w:p>
+        <w:p>
+          <w:pPr>
+            <w:pStyle w:val="Inhopg3"/>
+            <w:tabs>
+              <w:tab w:val="right" w:leader="dot" w:pos="8656"/>
+            </w:tabs>
+            <w:rPr>
+              <w:rFonts w:asciiTheme="minorHAnsi" w:eastAsiaTheme="minorEastAsia" w:hAnsiTheme="minorHAnsi" w:cstheme="minorBidi"/>
+              <w:noProof/>
+              <w:kern w:val="2"/>
+              <w14:ligatures w14:val="standardContextual"/>
+            </w:rPr>
+          </w:pPr>
+          <w:hyperlink w:anchor="_Toc231238766" w:history="1">
+            <w:r>
+              <w:rPr>
+                <w:rStyle w:val="Hyperlink"/>
+                <w:noProof/>
+              </w:rPr>
+              <w:t>Signalensysteem</w:t>
+            </w:r>
+            <w:r>
+              <w:rPr>
+                <w:noProof/>
+                <w:webHidden/>
+              </w:rPr>
+              <w:tab/>
+            </w:r>
+            <w:r>
+              <w:rPr>
+                <w:noProof/>
+                <w:webHidden/>
+              </w:rPr>
+              <w:fldChar w:fldCharType="begin"/>
+            </w:r>
+            <w:r>
+              <w:rPr>
+                <w:noProof/>
+                <w:webHidden/>
+              </w:rPr>
+              <w:instrText xml:space="preserve"> PAGEREF _Toc231238766 \h </w:instrText>
+            </w:r>
+            <w:r>
+              <w:rPr>
+                <w:noProof/>
+                <w:webHidden/>
+              </w:rPr>
+            </w:r>
+            <w:r>
+              <w:rPr>
+                <w:noProof/>
+                <w:webHidden/>
+              </w:rPr>
+              <w:fldChar w:fldCharType="separate"/>
+            </w:r>
+            <w:r>
+              <w:rPr>
+                <w:noProof/>
+                <w:webHidden/>
+              </w:rPr>
+              <w:t>11</w:t>
+            </w:r>
+            <w:r>
+              <w:rPr>
+                <w:noProof/>
+                <w:webHidden/>
+              </w:rPr>
+              <w:fldChar w:fldCharType="end"/>
+            </w:r>
+          </w:hyperlink>
+        </w:p>
+        <w:p>
+          <w:pPr>
+            <w:pStyle w:val="Inhopg3"/>
+            <w:tabs>
+              <w:tab w:val="right" w:leader="dot" w:pos="8656"/>
+            </w:tabs>
+            <w:rPr>
+              <w:rFonts w:asciiTheme="minorHAnsi" w:eastAsiaTheme="minorEastAsia" w:hAnsiTheme="minorHAnsi" w:cstheme="minorBidi"/>
+              <w:noProof/>
+              <w:kern w:val="2"/>
+              <w14:ligatures w14:val="standardContextual"/>
+            </w:rPr>
+          </w:pPr>
+          <w:hyperlink w:anchor="_Toc231238767" w:history="1">
+            <w:r>
+              <w:rPr>
+                <w:rStyle w:val="Hyperlink"/>
+                <w:noProof/>
+              </w:rPr>
+              <w:t>AI-gedreven advies - Juf Aimee</w:t>
+            </w:r>
+            <w:r>
+              <w:rPr>
+                <w:noProof/>
+                <w:webHidden/>
+              </w:rPr>
+              <w:tab/>
+            </w:r>
+            <w:r>
+              <w:rPr>
+                <w:noProof/>
+                <w:webHidden/>
+              </w:rPr>
+              <w:fldChar w:fldCharType="begin"/>
+            </w:r>
+            <w:r>
+              <w:rPr>
+                <w:noProof/>
+                <w:webHidden/>
+              </w:rPr>
+              <w:instrText xml:space="preserve"> PAGEREF _Toc231238767 \h </w:instrText>
+            </w:r>
+            <w:r>
+              <w:rPr>
+                <w:noProof/>
+                <w:webHidden/>
+              </w:rPr>
+            </w:r>
+            <w:r>
+              <w:rPr>
+                <w:noProof/>
+                <w:webHidden/>
+              </w:rPr>
+              <w:fldChar w:fldCharType="separate"/>
+            </w:r>
+            <w:r>
+              <w:rPr>
+                <w:noProof/>
+                <w:webHidden/>
+              </w:rPr>
+              <w:t>11</w:t>
+            </w:r>
+            <w:r>
+              <w:rPr>
+                <w:noProof/>
+                <w:webHidden/>
+              </w:rPr>
+              <w:fldChar w:fldCharType="end"/>
+            </w:r>
+          </w:hyperlink>
+        </w:p>
+        <w:p>
+          <w:pPr>
+            <w:pStyle w:val="Inhopg3"/>
+            <w:tabs>
+              <w:tab w:val="right" w:leader="dot" w:pos="8656"/>
+            </w:tabs>
+            <w:rPr>
+              <w:rFonts w:asciiTheme="minorHAnsi" w:eastAsiaTheme="minorEastAsia" w:hAnsiTheme="minorHAnsi" w:cstheme="minorBidi"/>
+              <w:noProof/>
+              <w:kern w:val="2"/>
+              <w14:ligatures w14:val="standardContextual"/>
+            </w:rPr>
+          </w:pPr>
+          <w:hyperlink w:anchor="_Toc231238768" w:history="1">
+            <w:r>
+              <w:rPr>
+                <w:rStyle w:val="Hyperlink"/>
+                <w:noProof/>
+              </w:rPr>
+              <w:t>Human in the loop</w:t>
+            </w:r>
+            <w:r>
+              <w:rPr>
+                <w:noProof/>
+                <w:webHidden/>
+              </w:rPr>
+              <w:tab/>
+            </w:r>
+            <w:r>
+              <w:rPr>
+                <w:noProof/>
+                <w:webHidden/>
+              </w:rPr>
+              <w:fldChar w:fldCharType="begin"/>
+            </w:r>
+            <w:r>
+              <w:rPr>
+                <w:noProof/>
+                <w:webHidden/>
+              </w:rPr>
+              <w:instrText xml:space="preserve"> PAGEREF _Toc231238768 \h </w:instrText>
+            </w:r>
+            <w:r>
+              <w:rPr>
+                <w:noProof/>
+                <w:webHidden/>
+              </w:rPr>
+            </w:r>
+            <w:r>
+              <w:rPr>
+                <w:noProof/>
+                <w:webHidden/>
+              </w:rPr>
+              <w:fldChar w:fldCharType="separate"/>
+            </w:r>
+            <w:r>
+              <w:rPr>
+                <w:noProof/>
+                <w:webHidden/>
+              </w:rPr>
+              <w:t>12</w:t>
+            </w:r>
+            <w:r>
+              <w:rPr>
+                <w:noProof/>
+                <w:webHidden/>
+              </w:rPr>
+              <w:fldChar w:fldCharType="end"/>
+            </w:r>
+          </w:hyperlink>
+        </w:p>
+        <w:p>
+          <w:pPr>
+            <w:pStyle w:val="Inhopg2"/>
+            <w:tabs>
+              <w:tab w:val="right" w:leader="dot" w:pos="8656"/>
+            </w:tabs>
+            <w:rPr>
+              <w:rFonts w:asciiTheme="minorHAnsi" w:eastAsiaTheme="minorEastAsia" w:hAnsiTheme="minorHAnsi" w:cstheme="minorBidi"/>
+              <w:noProof/>
+              <w:kern w:val="2"/>
+              <w14:ligatures w14:val="standardContextual"/>
+            </w:rPr>
+          </w:pPr>
+          <w:hyperlink w:anchor="_Toc231238769" w:history="1">
+            <w:r>
+              <w:rPr>
+                <w:rStyle w:val="Hyperlink"/>
+                <w:noProof/>
+              </w:rPr>
+              <w:t>6.4 Evaluatie van het proof of concept</w:t>
+            </w:r>
+            <w:r>
+              <w:rPr>
+                <w:noProof/>
+                <w:webHidden/>
+              </w:rPr>
+              <w:tab/>
+            </w:r>
+            <w:r>
+              <w:rPr>
+                <w:noProof/>
+                <w:webHidden/>
+              </w:rPr>
+              <w:fldChar w:fldCharType="begin"/>
+            </w:r>
+            <w:r>
+              <w:rPr>
+                <w:noProof/>
+                <w:webHidden/>
+              </w:rPr>
+              <w:instrText xml:space="preserve"> PAGEREF _Toc231238769 \h </w:instrText>
+            </w:r>
+            <w:r>
+              <w:rPr>
+                <w:noProof/>
+                <w:webHidden/>
+              </w:rPr>
+            </w:r>
+            <w:r>
+              <w:rPr>
+                <w:noProof/>
+                <w:webHidden/>
+              </w:rPr>
+              <w:fldChar w:fldCharType="separate"/>
+            </w:r>
+            <w:r>
+              <w:rPr>
+                <w:noProof/>
+                <w:webHidden/>
+              </w:rPr>
+              <w:t>13</w:t>
+            </w:r>
+            <w:r>
+              <w:rPr>
+                <w:noProof/>
+                <w:webHidden/>
+              </w:rPr>
+              <w:fldChar w:fldCharType="end"/>
+            </w:r>
+          </w:hyperlink>
+        </w:p>
+        <w:p>
+          <w:pPr>
+            <w:pStyle w:val="Inhopg3"/>
+            <w:tabs>
+              <w:tab w:val="right" w:leader="dot" w:pos="8656"/>
+            </w:tabs>
+            <w:rPr>
+              <w:rFonts w:asciiTheme="minorHAnsi" w:eastAsiaTheme="minorEastAsia" w:hAnsiTheme="minorHAnsi" w:cstheme="minorBidi"/>
+              <w:noProof/>
+              <w:kern w:val="2"/>
+              <w14:ligatures w14:val="standardContextual"/>
+            </w:rPr>
+          </w:pPr>
+          <w:hyperlink w:anchor="_Toc231238770" w:history="1">
+            <w:r>
+              <w:rPr>
+                <w:rStyle w:val="Hyperlink"/>
+                <w:noProof/>
+              </w:rPr>
+              <w:t>Bruikbaarheid Leraarsdashboard</w:t>
+            </w:r>
+            <w:r>
+              <w:rPr>
+                <w:noProof/>
+                <w:webHidden/>
+              </w:rPr>
+              <w:tab/>
+            </w:r>
+            <w:r>
+              <w:rPr>
+                <w:noProof/>
+                <w:webHidden/>
+              </w:rPr>
+              <w:fldChar w:fldCharType="begin"/>
+            </w:r>
+            <w:r>
+              <w:rPr>
+                <w:noProof/>
+                <w:webHidden/>
+              </w:rPr>
+              <w:instrText xml:space="preserve"> PAGEREF _Toc231238770 \h </w:instrText>
+            </w:r>
+            <w:r>
+              <w:rPr>
+                <w:noProof/>
+                <w:webHidden/>
+              </w:rPr>
+            </w:r>
+            <w:r>
+              <w:rPr>
+                <w:noProof/>
+                <w:webHidden/>
+              </w:rPr>
+              <w:fldChar w:fldCharType="separate"/>
+            </w:r>
+            <w:r>
+              <w:rPr>
+                <w:noProof/>
+                <w:webHidden/>
+              </w:rPr>
+              <w:t>13</w:t>
+            </w:r>
+            <w:r>
+              <w:rPr>
+                <w:noProof/>
+                <w:webHidden/>
+              </w:rPr>
+              <w:fldChar w:fldCharType="end"/>
+            </w:r>
+          </w:hyperlink>
+        </w:p>
+        <w:p>
+          <w:pPr>
+            <w:pStyle w:val="Inhopg3"/>
+            <w:tabs>
+              <w:tab w:val="right" w:leader="dot" w:pos="8656"/>
+            </w:tabs>
+            <w:rPr>
+              <w:rFonts w:asciiTheme="minorHAnsi" w:eastAsiaTheme="minorEastAsia" w:hAnsiTheme="minorHAnsi" w:cstheme="minorBidi"/>
+              <w:noProof/>
+              <w:kern w:val="2"/>
+              <w14:ligatures w14:val="standardContextual"/>
+            </w:rPr>
+          </w:pPr>
+          <w:hyperlink w:anchor="_Toc231238771" w:history="1">
+            <w:r>
+              <w:rPr>
+                <w:rStyle w:val="Hyperlink"/>
+                <w:noProof/>
+              </w:rPr>
+              <w:t>Technische validatie RAG-systeem</w:t>
+            </w:r>
+            <w:r>
+              <w:rPr>
+                <w:noProof/>
+                <w:webHidden/>
+              </w:rPr>
+              <w:tab/>
+            </w:r>
+            <w:r>
+              <w:rPr>
+                <w:noProof/>
+                <w:webHidden/>
+              </w:rPr>
+              <w:fldChar w:fldCharType="begin"/>
+            </w:r>
+            <w:r>
+              <w:rPr>
+                <w:noProof/>
+                <w:webHidden/>
+              </w:rPr>
+              <w:instrText xml:space="preserve"> PAGEREF _Toc231238771 \h </w:instrText>
+            </w:r>
+            <w:r>
+              <w:rPr>
+                <w:noProof/>
+                <w:webHidden/>
+              </w:rPr>
+            </w:r>
+            <w:r>
+              <w:rPr>
+                <w:noProof/>
+                <w:webHidden/>
+              </w:rPr>
+              <w:fldChar w:fldCharType="separate"/>
+            </w:r>
+            <w:r>
+              <w:rPr>
+                <w:noProof/>
+                <w:webHidden/>
+              </w:rPr>
+              <w:t>13</w:t>
+            </w:r>
+            <w:r>
+              <w:rPr>
+                <w:noProof/>
+                <w:webHidden/>
+              </w:rPr>
+              <w:fldChar w:fldCharType="end"/>
+            </w:r>
+          </w:hyperlink>
+        </w:p>
+        <w:p>
+          <w:pPr>
+            <w:pStyle w:val="Inhopg3"/>
+            <w:tabs>
+              <w:tab w:val="right" w:leader="dot" w:pos="8656"/>
+            </w:tabs>
+            <w:rPr>
+              <w:rFonts w:asciiTheme="minorHAnsi" w:eastAsiaTheme="minorEastAsia" w:hAnsiTheme="minorHAnsi" w:cstheme="minorBidi"/>
+              <w:noProof/>
+              <w:kern w:val="2"/>
+              <w14:ligatures w14:val="standardContextual"/>
+            </w:rPr>
+          </w:pPr>
+          <w:hyperlink w:anchor="_Toc231238772" w:history="1">
+            <w:r>
+              <w:rPr>
+                <w:rStyle w:val="Hyperlink"/>
+                <w:noProof/>
+              </w:rPr>
+              <w:t>Conclusie</w:t>
+            </w:r>
+            <w:r>
+              <w:rPr>
+                <w:noProof/>
+                <w:webHidden/>
+              </w:rPr>
+              <w:tab/>
+            </w:r>
+            <w:r>
+              <w:rPr>
+                <w:noProof/>
+                <w:webHidden/>
+              </w:rPr>
+              <w:fldChar w:fldCharType="begin"/>
+            </w:r>
+            <w:r>
+              <w:rPr>
+                <w:noProof/>
+                <w:webHidden/>
+              </w:rPr>
+              <w:instrText xml:space="preserve"> PAGEREF _Toc231238772 \h </w:instrText>
+            </w:r>
+            <w:r>
+              <w:rPr>
+                <w:noProof/>
+                <w:webHidden/>
+              </w:rPr>
+            </w:r>
+            <w:r>
+              <w:rPr>
+                <w:noProof/>
+                <w:webHidden/>
+              </w:rPr>
+              <w:fldChar w:fldCharType="separate"/>
+            </w:r>
+            <w:r>
+              <w:rPr>
+                <w:noProof/>
+                <w:webHidden/>
+              </w:rPr>
+              <w:t>13</w:t>
+            </w:r>
+            <w:r>
+              <w:rPr>
+                <w:noProof/>
+                <w:webHidden/>
+              </w:rPr>
+              <w:fldChar w:fldCharType="end"/>
+            </w:r>
+          </w:hyperlink>
+        </w:p>
+        <w:p>
+          <w:pPr>
+            <w:pStyle w:val="Inhopg1"/>
+            <w:tabs>
+              <w:tab w:val="right" w:leader="dot" w:pos="8656"/>
+            </w:tabs>
+            <w:rPr>
+              <w:rFonts w:asciiTheme="minorHAnsi" w:eastAsiaTheme="minorEastAsia" w:hAnsiTheme="minorHAnsi" w:cstheme="minorBidi"/>
+              <w:noProof/>
+              <w:kern w:val="2"/>
+              <w14:ligatures w14:val="standardContextual"/>
+            </w:rPr>
+          </w:pPr>
+          <w:hyperlink w:anchor="_Toc231238773" w:history="1">
+            <w:r>
+              <w:rPr>
+                <w:rStyle w:val="Hyperlink"/>
+                <w:noProof/>
+              </w:rPr>
+              <w:t>7. Conclusie</w:t>
+            </w:r>
+            <w:r>
+              <w:rPr>
+                <w:noProof/>
+                <w:webHidden/>
+              </w:rPr>
+              <w:tab/>
+            </w:r>
+            <w:r>
+              <w:rPr>
+                <w:noProof/>
+                <w:webHidden/>
+              </w:rPr>
+              <w:fldChar w:fldCharType="begin"/>
+            </w:r>
+            <w:r>
+              <w:rPr>
+                <w:noProof/>
+                <w:webHidden/>
+              </w:rPr>
+              <w:instrText xml:space="preserve"> PAGEREF _Toc231238773 \h </w:instrText>
+            </w:r>
+            <w:r>
+              <w:rPr>
+                <w:noProof/>
+                <w:webHidden/>
+              </w:rPr>
+            </w:r>
+            <w:r>
+              <w:rPr>
+                <w:noProof/>
+                <w:webHidden/>
+              </w:rPr>
+              <w:fldChar w:fldCharType="separate"/>
+            </w:r>
+            <w:r>
+              <w:rPr>
+                <w:noProof/>
+                <w:webHidden/>
+              </w:rPr>
+              <w:t>14</w:t>
+            </w:r>
+            <w:r>
+              <w:rPr>
+                <w:noProof/>
+                <w:webHidden/>
+              </w:rPr>
+              <w:fldChar w:fldCharType="end"/>
+            </w:r>
+          </w:hyperlink>
+        </w:p>
+        <w:p>
+          <w:pPr>
+            <w:pStyle w:val="Inhopg2"/>
+            <w:tabs>
+              <w:tab w:val="right" w:leader="dot" w:pos="8656"/>
+            </w:tabs>
+            <w:rPr>
+              <w:rFonts w:asciiTheme="minorHAnsi" w:eastAsiaTheme="minorEastAsia" w:hAnsiTheme="minorHAnsi" w:cstheme="minorBidi"/>
+              <w:noProof/>
+              <w:kern w:val="2"/>
+              <w14:ligatures w14:val="standardContextual"/>
+            </w:rPr>
+          </w:pPr>
+          <w:hyperlink w:anchor="_Toc231238774" w:history="1">
+            <w:r>
+              <w:rPr>
+                <w:rStyle w:val="Hyperlink"/>
+                <w:noProof/>
+              </w:rPr>
+              <w:t>7.1 Deelvraag 1 — Pedagogische en inhoudelijke context</w:t>
+            </w:r>
+            <w:r>
+              <w:rPr>
+                <w:noProof/>
+                <w:webHidden/>
+              </w:rPr>
+              <w:tab/>
+            </w:r>
+            <w:r>
+              <w:rPr>
+                <w:noProof/>
+                <w:webHidden/>
+              </w:rPr>
+              <w:fldChar w:fldCharType="begin"/>
+            </w:r>
+            <w:r>
+              <w:rPr>
+                <w:noProof/>
+                <w:webHidden/>
+              </w:rPr>
+              <w:instrText xml:space="preserve"> PAGEREF _Toc231238774 \h </w:instrText>
+            </w:r>
+            <w:r>
+              <w:rPr>
+                <w:noProof/>
+                <w:webHidden/>
+              </w:rPr>
+            </w:r>
+            <w:r>
+              <w:rPr>
+                <w:noProof/>
+                <w:webHidden/>
+              </w:rPr>
+              <w:fldChar w:fldCharType="separate"/>
+            </w:r>
+            <w:r>
+              <w:rPr>
+                <w:noProof/>
+                <w:webHidden/>
+              </w:rPr>
+              <w:t>14</w:t>
+            </w:r>
+            <w:r>
+              <w:rPr>
+                <w:noProof/>
+                <w:webHidden/>
+              </w:rPr>
+              <w:fldChar w:fldCharType="end"/>
+            </w:r>
+          </w:hyperlink>
+        </w:p>
+        <w:p>
+          <w:pPr>
+            <w:pStyle w:val="Inhopg2"/>
+            <w:tabs>
+              <w:tab w:val="right" w:leader="dot" w:pos="8656"/>
+            </w:tabs>
+            <w:rPr>
+              <w:rFonts w:asciiTheme="minorHAnsi" w:eastAsiaTheme="minorEastAsia" w:hAnsiTheme="minorHAnsi" w:cstheme="minorBidi"/>
+              <w:noProof/>
+              <w:kern w:val="2"/>
+              <w14:ligatures w14:val="standardContextual"/>
+            </w:rPr>
+          </w:pPr>
+          <w:hyperlink w:anchor="_Toc231238775" w:history="1">
+            <w:r>
+              <w:rPr>
+                <w:rStyle w:val="Hyperlink"/>
+                <w:noProof/>
+              </w:rPr>
+              <w:t>7.2 Deelvraag 2 — Gebruikersbehoeften en rolverdeling</w:t>
+            </w:r>
+            <w:r>
+              <w:rPr>
+                <w:noProof/>
+                <w:webHidden/>
+              </w:rPr>
+              <w:tab/>
+            </w:r>
+            <w:r>
+              <w:rPr>
+                <w:noProof/>
+                <w:webHidden/>
+              </w:rPr>
+              <w:fldChar w:fldCharType="begin"/>
+            </w:r>
+            <w:r>
+              <w:rPr>
+                <w:noProof/>
+                <w:webHidden/>
+              </w:rPr>
+              <w:instrText xml:space="preserve"> PAGEREF _Toc231238775 \h </w:instrText>
+            </w:r>
+            <w:r>
+              <w:rPr>
+                <w:noProof/>
+                <w:webHidden/>
+              </w:rPr>
+            </w:r>
+            <w:r>
+              <w:rPr>
+                <w:noProof/>
+                <w:webHidden/>
+              </w:rPr>
+              <w:fldChar w:fldCharType="separate"/>
+            </w:r>
+            <w:r>
+              <w:rPr>
+                <w:noProof/>
+                <w:webHidden/>
+              </w:rPr>
+              <w:t>14</w:t>
+            </w:r>
+            <w:r>
+              <w:rPr>
+                <w:noProof/>
+                <w:webHidden/>
+              </w:rPr>
+              <w:fldChar w:fldCharType="end"/>
+            </w:r>
+          </w:hyperlink>
+        </w:p>
+        <w:p>
+          <w:pPr>
+            <w:pStyle w:val="Inhopg2"/>
+            <w:tabs>
+              <w:tab w:val="right" w:leader="dot" w:pos="8656"/>
+            </w:tabs>
+            <w:rPr>
+              <w:rFonts w:asciiTheme="minorHAnsi" w:eastAsiaTheme="minorEastAsia" w:hAnsiTheme="minorHAnsi" w:cstheme="minorBidi"/>
+              <w:noProof/>
+              <w:kern w:val="2"/>
+              <w14:ligatures w14:val="standardContextual"/>
+            </w:rPr>
+          </w:pPr>
+          <w:hyperlink w:anchor="_Toc231238776" w:history="1">
+            <w:r>
+              <w:rPr>
+                <w:rStyle w:val="Hyperlink"/>
+                <w:noProof/>
+              </w:rPr>
+              <w:t>7.3 Deelvraag 3 — Verantwoord AI-ontwerp</w:t>
+            </w:r>
+            <w:r>
+              <w:rPr>
+                <w:noProof/>
+                <w:webHidden/>
+              </w:rPr>
+              <w:tab/>
+            </w:r>
+            <w:r>
+              <w:rPr>
+                <w:noProof/>
+                <w:webHidden/>
+              </w:rPr>
+              <w:fldChar w:fldCharType="begin"/>
+            </w:r>
+            <w:r>
+              <w:rPr>
+                <w:noProof/>
+                <w:webHidden/>
+              </w:rPr>
+              <w:instrText xml:space="preserve"> PAGEREF _Toc231238776 \h </w:instrText>
+            </w:r>
+            <w:r>
+              <w:rPr>
+                <w:noProof/>
+                <w:webHidden/>
+              </w:rPr>
+            </w:r>
+            <w:r>
+              <w:rPr>
+                <w:noProof/>
+                <w:webHidden/>
+              </w:rPr>
+              <w:fldChar w:fldCharType="separate"/>
+            </w:r>
+            <w:r>
+              <w:rPr>
+                <w:noProof/>
+                <w:webHidden/>
+              </w:rPr>
+              <w:t>15</w:t>
+            </w:r>
+            <w:r>
+              <w:rPr>
+                <w:noProof/>
+                <w:webHidden/>
+              </w:rPr>
+              <w:fldChar w:fldCharType="end"/>
+            </w:r>
+          </w:hyperlink>
+        </w:p>
+        <w:p>
+          <w:pPr>
+            <w:pStyle w:val="Inhopg2"/>
+            <w:tabs>
+              <w:tab w:val="right" w:leader="dot" w:pos="8656"/>
+            </w:tabs>
+            <w:rPr>
+              <w:rFonts w:asciiTheme="minorHAnsi" w:eastAsiaTheme="minorEastAsia" w:hAnsiTheme="minorHAnsi" w:cstheme="minorBidi"/>
+              <w:noProof/>
+              <w:kern w:val="2"/>
+              <w14:ligatures w14:val="standardContextual"/>
+            </w:rPr>
+          </w:pPr>
+          <w:hyperlink w:anchor="_Toc231238777" w:history="1">
+            <w:r>
+              <w:rPr>
+                <w:rStyle w:val="Hyperlink"/>
+                <w:noProof/>
+              </w:rPr>
+              <w:t>7.4 Deelvraag 4 — Technische haalbaarheid</w:t>
+            </w:r>
+            <w:r>
+              <w:rPr>
+                <w:noProof/>
+                <w:webHidden/>
+              </w:rPr>
+              <w:tab/>
+            </w:r>
+            <w:r>
+              <w:rPr>
+                <w:noProof/>
+                <w:webHidden/>
+              </w:rPr>
+              <w:fldChar w:fldCharType="begin"/>
+            </w:r>
+            <w:r>
+              <w:rPr>
+                <w:noProof/>
+                <w:webHidden/>
+              </w:rPr>
+              <w:instrText xml:space="preserve"> PAGEREF _Toc231238777 \h </w:instrText>
+            </w:r>
+            <w:r>
+              <w:rPr>
+                <w:noProof/>
+                <w:webHidden/>
+              </w:rPr>
+            </w:r>
+            <w:r>
+              <w:rPr>
+                <w:noProof/>
+                <w:webHidden/>
+              </w:rPr>
+              <w:fldChar w:fldCharType="separate"/>
+            </w:r>
+            <w:r>
+              <w:rPr>
+                <w:noProof/>
+                <w:webHidden/>
+              </w:rPr>
+              <w:t>15</w:t>
+            </w:r>
+            <w:r>
+              <w:rPr>
+                <w:noProof/>
+                <w:webHidden/>
+              </w:rPr>
+              <w:fldChar w:fldCharType="end"/>
+            </w:r>
+          </w:hyperlink>
+        </w:p>
+        <w:p>
+          <w:pPr>
+            <w:pStyle w:val="Inhopg2"/>
+            <w:tabs>
+              <w:tab w:val="right" w:leader="dot" w:pos="8656"/>
+            </w:tabs>
+            <w:rPr>
+              <w:rFonts w:asciiTheme="minorHAnsi" w:eastAsiaTheme="minorEastAsia" w:hAnsiTheme="minorHAnsi" w:cstheme="minorBidi"/>
+              <w:noProof/>
+              <w:kern w:val="2"/>
+              <w14:ligatures w14:val="standardContextual"/>
+            </w:rPr>
+          </w:pPr>
+          <w:hyperlink w:anchor="_Toc231238778" w:history="1">
+            <w:r>
+              <w:rPr>
+                <w:rStyle w:val="Hyperlink"/>
+                <w:noProof/>
+              </w:rPr>
+              <w:t>7.5 Deelvraag 5 — Mens-AI-samenwerking</w:t>
+            </w:r>
+            <w:r>
+              <w:rPr>
+                <w:noProof/>
+                <w:webHidden/>
+              </w:rPr>
+              <w:tab/>
+            </w:r>
+            <w:r>
+              <w:rPr>
+                <w:noProof/>
+                <w:webHidden/>
+              </w:rPr>
+              <w:fldChar w:fldCharType="begin"/>
+            </w:r>
+            <w:r>
+              <w:rPr>
+                <w:noProof/>
+                <w:webHidden/>
+              </w:rPr>
+              <w:instrText xml:space="preserve"> PAGEREF _Toc231238778 \h </w:instrText>
+            </w:r>
+            <w:r>
+              <w:rPr>
+                <w:noProof/>
+                <w:webHidden/>
+              </w:rPr>
+            </w:r>
+            <w:r>
+              <w:rPr>
+                <w:noProof/>
+                <w:webHidden/>
+              </w:rPr>
+              <w:fldChar w:fldCharType="separate"/>
+            </w:r>
+            <w:r>
+              <w:rPr>
+                <w:noProof/>
+                <w:webHidden/>
+              </w:rPr>
+              <w:t>15</w:t>
+            </w:r>
+            <w:r>
+              <w:rPr>
+                <w:noProof/>
+                <w:webHidden/>
+              </w:rPr>
+              <w:fldChar w:fldCharType="end"/>
+            </w:r>
+          </w:hyperlink>
+        </w:p>
+        <w:p>
+          <w:pPr>
+            <w:pStyle w:val="Inhopg2"/>
+            <w:tabs>
+              <w:tab w:val="right" w:leader="dot" w:pos="8656"/>
+            </w:tabs>
+            <w:rPr>
+              <w:rFonts w:asciiTheme="minorHAnsi" w:eastAsiaTheme="minorEastAsia" w:hAnsiTheme="minorHAnsi" w:cstheme="minorBidi"/>
+              <w:noProof/>
+              <w:kern w:val="2"/>
+              <w14:ligatures w14:val="standardContextual"/>
+            </w:rPr>
+          </w:pPr>
+          <w:hyperlink w:anchor="_Toc231238779" w:history="1">
+            <w:r>
+              <w:rPr>
+                <w:rStyle w:val="Hyperlink"/>
+                <w:noProof/>
+              </w:rPr>
+              <w:t>7.6 Beantwoording van de hoofdvraag</w:t>
+            </w:r>
+            <w:r>
+              <w:rPr>
+                <w:noProof/>
+                <w:webHidden/>
+              </w:rPr>
+              <w:tab/>
+            </w:r>
+            <w:r>
+              <w:rPr>
+                <w:noProof/>
+                <w:webHidden/>
+              </w:rPr>
+              <w:fldChar w:fldCharType="begin"/>
+            </w:r>
+            <w:r>
+              <w:rPr>
+                <w:noProof/>
+                <w:webHidden/>
+              </w:rPr>
+              <w:instrText xml:space="preserve"> PAGEREF _Toc231238779 \h </w:instrText>
+            </w:r>
+            <w:r>
+              <w:rPr>
+                <w:noProof/>
+                <w:webHidden/>
+              </w:rPr>
+            </w:r>
+            <w:r>
+              <w:rPr>
+                <w:noProof/>
+                <w:webHidden/>
+              </w:rPr>
+              <w:fldChar w:fldCharType="separate"/>
+            </w:r>
+            <w:r>
+              <w:rPr>
+                <w:noProof/>
+                <w:webHidden/>
+              </w:rPr>
+              <w:t>16</w:t>
+            </w:r>
+            <w:r>
+              <w:rPr>
+                <w:noProof/>
+                <w:webHidden/>
+              </w:rPr>
+              <w:fldChar w:fldCharType="end"/>
+            </w:r>
+          </w:hyperlink>
+        </w:p>
+        <w:p>
+          <w:pPr>
+            <w:pStyle w:val="Inhopg1"/>
+            <w:tabs>
+              <w:tab w:val="right" w:leader="dot" w:pos="8656"/>
+            </w:tabs>
+            <w:rPr>
+              <w:rFonts w:asciiTheme="minorHAnsi" w:eastAsiaTheme="minorEastAsia" w:hAnsiTheme="minorHAnsi" w:cstheme="minorBidi"/>
+              <w:noProof/>
+              <w:kern w:val="2"/>
+              <w14:ligatures w14:val="standardContextual"/>
+            </w:rPr>
+          </w:pPr>
+          <w:hyperlink w:anchor="_Toc231238780" w:history="1">
+            <w:r>
+              <w:rPr>
+                <w:rStyle w:val="Hyperlink"/>
+                <w:noProof/>
+                <w:lang w:val="en-GB"/>
+              </w:rPr>
+              <w:t>8. Acceptatiecriteria en Definition of Done</w:t>
+            </w:r>
+            <w:r>
+              <w:rPr>
+                <w:noProof/>
+                <w:webHidden/>
+              </w:rPr>
+              <w:tab/>
+            </w:r>
+            <w:r>
+              <w:rPr>
+                <w:noProof/>
+                <w:webHidden/>
+              </w:rPr>
+              <w:fldChar w:fldCharType="begin"/>
+            </w:r>
+            <w:r>
+              <w:rPr>
+                <w:noProof/>
+                <w:webHidden/>
+              </w:rPr>
+              <w:instrText xml:space="preserve"> PAGEREF _Toc231238780 \h </w:instrText>
+            </w:r>
+            <w:r>
+              <w:rPr>
+                <w:noProof/>
+                <w:webHidden/>
+              </w:rPr>
+            </w:r>
+            <w:r>
+              <w:rPr>
+                <w:noProof/>
+                <w:webHidden/>
+              </w:rPr>
+              <w:fldChar w:fldCharType="separate"/>
+            </w:r>
+            <w:r>
+              <w:rPr>
+                <w:noProof/>
+                <w:webHidden/>
+              </w:rPr>
+              <w:t>17</w:t>
+            </w:r>
+            <w:r>
+              <w:rPr>
+                <w:noProof/>
+                <w:webHidden/>
+              </w:rPr>
+              <w:fldChar w:fldCharType="end"/>
+            </w:r>
+          </w:hyperlink>
+        </w:p>
+        <w:p>
+          <w:pPr>
+            <w:pStyle w:val="Inhopg2"/>
+            <w:tabs>
+              <w:tab w:val="right" w:leader="dot" w:pos="8656"/>
+            </w:tabs>
+            <w:rPr>
+              <w:rFonts w:asciiTheme="minorHAnsi" w:eastAsiaTheme="minorEastAsia" w:hAnsiTheme="minorHAnsi" w:cstheme="minorBidi"/>
+              <w:noProof/>
+              <w:kern w:val="2"/>
+              <w14:ligatures w14:val="standardContextual"/>
+            </w:rPr>
+          </w:pPr>
+          <w:hyperlink w:anchor="_Toc231238781" w:history="1">
+            <w:r>
+              <w:rPr>
+                <w:rStyle w:val="Hyperlink"/>
+                <w:noProof/>
+                <w:lang w:val="en-GB"/>
+              </w:rPr>
+              <w:t>Acceptatiecriteria</w:t>
+            </w:r>
+            <w:r>
+              <w:rPr>
+                <w:noProof/>
+                <w:webHidden/>
+              </w:rPr>
+              <w:tab/>
+            </w:r>
+            <w:r>
+              <w:rPr>
+                <w:noProof/>
+                <w:webHidden/>
+              </w:rPr>
+              <w:fldChar w:fldCharType="begin"/>
+            </w:r>
+            <w:r>
+              <w:rPr>
+                <w:noProof/>
+                <w:webHidden/>
+              </w:rPr>
+              <w:instrText xml:space="preserve"> PAGEREF _Toc231238781 \h </w:instrText>
+            </w:r>
+            <w:r>
+              <w:rPr>
+                <w:noProof/>
+                <w:webHidden/>
+              </w:rPr>
+            </w:r>
+            <w:r>
+              <w:rPr>
+                <w:noProof/>
+                <w:webHidden/>
+              </w:rPr>
+              <w:fldChar w:fldCharType="separate"/>
+            </w:r>
+            <w:r>
+              <w:rPr>
+                <w:noProof/>
+                <w:webHidden/>
+              </w:rPr>
+              <w:t>17</w:t>
+            </w:r>
+            <w:r>
+              <w:rPr>
+                <w:noProof/>
+                <w:webHidden/>
+              </w:rPr>
+              <w:fldChar w:fldCharType="end"/>
+            </w:r>
+          </w:hyperlink>
+        </w:p>
+        <w:p>
+          <w:pPr>
+            <w:pStyle w:val="Inhopg2"/>
+            <w:tabs>
+              <w:tab w:val="right" w:leader="dot" w:pos="8656"/>
+            </w:tabs>
+            <w:rPr>
+              <w:rFonts w:asciiTheme="minorHAnsi" w:eastAsiaTheme="minorEastAsia" w:hAnsiTheme="minorHAnsi" w:cstheme="minorBidi"/>
+              <w:noProof/>
+              <w:kern w:val="2"/>
+              <w14:ligatures w14:val="standardContextual"/>
+            </w:rPr>
+          </w:pPr>
+          <w:hyperlink w:anchor="_Toc231238782" w:history="1">
+            <w:r>
+              <w:rPr>
+                <w:rStyle w:val="Hyperlink"/>
+                <w:noProof/>
+              </w:rPr>
+              <w:t>Definition of Done</w:t>
+            </w:r>
+            <w:r>
+              <w:rPr>
+                <w:noProof/>
+                <w:webHidden/>
+              </w:rPr>
+              <w:tab/>
+            </w:r>
+            <w:r>
+              <w:rPr>
+                <w:noProof/>
+                <w:webHidden/>
+              </w:rPr>
+              <w:fldChar w:fldCharType="begin"/>
+            </w:r>
+            <w:r>
+              <w:rPr>
+                <w:noProof/>
+                <w:webHidden/>
+              </w:rPr>
+              <w:instrText xml:space="preserve"> PAGEREF _Toc231238782 \h </w:instrText>
+            </w:r>
+            <w:r>
+              <w:rPr>
+                <w:noProof/>
+                <w:webHidden/>
+              </w:rPr>
+            </w:r>
+            <w:r>
+              <w:rPr>
+                <w:noProof/>
+                <w:webHidden/>
+              </w:rPr>
+              <w:fldChar w:fldCharType="separate"/>
+            </w:r>
+            <w:r>
+              <w:rPr>
+                <w:noProof/>
+                <w:webHidden/>
+              </w:rPr>
+              <w:t>17</w:t>
+            </w:r>
+            <w:r>
+              <w:rPr>
+                <w:noProof/>
+                <w:webHidden/>
+              </w:rPr>
+              <w:fldChar w:fldCharType="end"/>
+            </w:r>
+          </w:hyperlink>
+        </w:p>
+        <w:p>
+          <w:pPr>
+            <w:pStyle w:val="Inhopg1"/>
+            <w:tabs>
+              <w:tab w:val="right" w:leader="dot" w:pos="8656"/>
+            </w:tabs>
+            <w:rPr>
+              <w:rFonts w:asciiTheme="minorHAnsi" w:eastAsiaTheme="minorEastAsia" w:hAnsiTheme="minorHAnsi" w:cstheme="minorBidi"/>
+              <w:noProof/>
+              <w:kern w:val="2"/>
+              <w14:ligatures w14:val="standardContextual"/>
+            </w:rPr>
+          </w:pPr>
+          <w:hyperlink w:anchor="_Toc231238783" w:history="1">
+            <w:r>
+              <w:rPr>
+                <w:rStyle w:val="Hyperlink"/>
+                <w:noProof/>
+              </w:rPr>
+              <w:t>9. Betrokkenen en begeleiding</w:t>
+            </w:r>
+            <w:r>
+              <w:rPr>
+                <w:noProof/>
+                <w:webHidden/>
+              </w:rPr>
+              <w:tab/>
+            </w:r>
+            <w:r>
+              <w:rPr>
+                <w:noProof/>
+                <w:webHidden/>
+              </w:rPr>
+              <w:fldChar w:fldCharType="begin"/>
+            </w:r>
+            <w:r>
+              <w:rPr>
+                <w:noProof/>
+                <w:webHidden/>
+              </w:rPr>
+              <w:instrText xml:space="preserve"> PAGEREF _Toc231238783 \h </w:instrText>
+            </w:r>
+            <w:r>
+              <w:rPr>
+                <w:noProof/>
+                <w:webHidden/>
+              </w:rPr>
+            </w:r>
+            <w:r>
+              <w:rPr>
+                <w:noProof/>
+                <w:webHidden/>
+              </w:rPr>
+              <w:fldChar w:fldCharType="separate"/>
+            </w:r>
+            <w:r>
+              <w:rPr>
+                <w:noProof/>
+                <w:webHidden/>
+              </w:rPr>
+              <w:t>18</w:t>
+            </w:r>
+            <w:r>
+              <w:rPr>
+                <w:noProof/>
+                <w:webHidden/>
+              </w:rPr>
+              <w:fldChar w:fldCharType="end"/>
+            </w:r>
+          </w:hyperlink>
+        </w:p>
+        <w:p>
+          <w:pPr>
+            <w:pStyle w:val="Inhopg1"/>
+            <w:tabs>
+              <w:tab w:val="right" w:leader="dot" w:pos="8656"/>
+            </w:tabs>
+            <w:rPr>
+              <w:rFonts w:asciiTheme="minorHAnsi" w:eastAsiaTheme="minorEastAsia" w:hAnsiTheme="minorHAnsi" w:cstheme="minorBidi"/>
+              <w:noProof/>
+              <w:kern w:val="2"/>
+              <w14:ligatures w14:val="standardContextual"/>
+            </w:rPr>
+          </w:pPr>
+          <w:hyperlink w:anchor="_Toc231238784" w:history="1">
+            <w:r>
+              <w:rPr>
+                <w:rStyle w:val="Hyperlink"/>
+                <w:noProof/>
+              </w:rPr>
+              <w:t>10. Aanbevelingen</w:t>
+            </w:r>
+            <w:r>
+              <w:rPr>
+                <w:noProof/>
+                <w:webHidden/>
+              </w:rPr>
+              <w:tab/>
+            </w:r>
+            <w:r>
+              <w:rPr>
+                <w:noProof/>
+                <w:webHidden/>
+              </w:rPr>
+              <w:fldChar w:fldCharType="begin"/>
+            </w:r>
+            <w:r>
+              <w:rPr>
+                <w:noProof/>
+                <w:webHidden/>
+              </w:rPr>
+              <w:instrText xml:space="preserve"> PAGEREF _Toc231238784 \h </w:instrText>
+            </w:r>
+            <w:r>
+              <w:rPr>
+                <w:noProof/>
+                <w:webHidden/>
+              </w:rPr>
+            </w:r>
+            <w:r>
+              <w:rPr>
+                <w:noProof/>
+                <w:webHidden/>
+              </w:rPr>
+              <w:fldChar w:fldCharType="separate"/>
+            </w:r>
+            <w:r>
+              <w:rPr>
+                <w:noProof/>
+                <w:webHidden/>
+              </w:rPr>
+              <w:t>19</w:t>
+            </w:r>
+            <w:r>
+              <w:rPr>
+                <w:noProof/>
+                <w:webHidden/>
+              </w:rPr>
+              <w:fldChar w:fldCharType="end"/>
+            </w:r>
+          </w:hyperlink>
+        </w:p>
+        <w:p>
+          <w:pPr>
+            <w:pStyle w:val="Inhopg2"/>
+            <w:tabs>
+              <w:tab w:val="right" w:leader="dot" w:pos="8656"/>
+            </w:tabs>
+            <w:rPr>
+              <w:rFonts w:asciiTheme="minorHAnsi" w:eastAsiaTheme="minorEastAsia" w:hAnsiTheme="minorHAnsi" w:cstheme="minorBidi"/>
+              <w:noProof/>
+              <w:kern w:val="2"/>
+              <w14:ligatures w14:val="standardContextual"/>
+            </w:rPr>
+          </w:pPr>
+          <w:hyperlink w:anchor="_Toc231238785" w:history="1">
+            <w:r>
+              <w:rPr>
+                <w:rStyle w:val="Hyperlink"/>
+                <w:noProof/>
+              </w:rPr>
+              <w:t xml:space="preserve">10.1 Beveiliging tegen </w:t>
+            </w:r>
+            <w:r>
+              <w:rPr>
+                <w:rStyle w:val="Hyperlink"/>
+                <w:i/>
+                <w:iCs/>
+                <w:noProof/>
+              </w:rPr>
+              <w:t>prompt injection</w:t>
+            </w:r>
+            <w:r>
+              <w:rPr>
+                <w:rStyle w:val="Hyperlink"/>
+                <w:noProof/>
+              </w:rPr>
+              <w:t xml:space="preserve"> in de AI-pipeline</w:t>
+            </w:r>
+            <w:r>
+              <w:rPr>
+                <w:noProof/>
+                <w:webHidden/>
+              </w:rPr>
+              <w:tab/>
+            </w:r>
+            <w:r>
+              <w:rPr>
+                <w:noProof/>
+                <w:webHidden/>
+              </w:rPr>
+              <w:fldChar w:fldCharType="begin"/>
+            </w:r>
+            <w:r>
+              <w:rPr>
+                <w:noProof/>
+                <w:webHidden/>
+              </w:rPr>
+              <w:instrText xml:space="preserve"> PAGEREF _Toc231238785 \h </w:instrText>
+            </w:r>
+            <w:r>
+              <w:rPr>
+                <w:noProof/>
+                <w:webHidden/>
+              </w:rPr>
+            </w:r>
+            <w:r>
+              <w:rPr>
+                <w:noProof/>
+                <w:webHidden/>
+              </w:rPr>
+              <w:fldChar w:fldCharType="separate"/>
+            </w:r>
+            <w:r>
+              <w:rPr>
+                <w:noProof/>
+                <w:webHidden/>
+              </w:rPr>
+              <w:t>19</w:t>
+            </w:r>
+            <w:r>
+              <w:rPr>
+                <w:noProof/>
+                <w:webHidden/>
+              </w:rPr>
+              <w:fldChar w:fldCharType="end"/>
+            </w:r>
+          </w:hyperlink>
+        </w:p>
+        <w:p>
+          <w:pPr>
+            <w:pStyle w:val="Inhopg2"/>
+            <w:tabs>
+              <w:tab w:val="right" w:leader="dot" w:pos="8656"/>
+            </w:tabs>
+            <w:rPr>
+              <w:rFonts w:asciiTheme="minorHAnsi" w:eastAsiaTheme="minorEastAsia" w:hAnsiTheme="minorHAnsi" w:cstheme="minorBidi"/>
+              <w:noProof/>
+              <w:kern w:val="2"/>
+              <w14:ligatures w14:val="standardContextual"/>
+            </w:rPr>
+          </w:pPr>
+          <w:hyperlink w:anchor="_Toc231238786" w:history="1">
+            <w:r>
+              <w:rPr>
+                <w:rStyle w:val="Hyperlink"/>
+                <w:noProof/>
+              </w:rPr>
+              <w:t>10.2 RAS verrijken met individuele leerlingvoortgang</w:t>
+            </w:r>
+            <w:r>
+              <w:rPr>
+                <w:noProof/>
+                <w:webHidden/>
+              </w:rPr>
+              <w:tab/>
+            </w:r>
+            <w:r>
+              <w:rPr>
+                <w:noProof/>
+                <w:webHidden/>
+              </w:rPr>
+              <w:fldChar w:fldCharType="begin"/>
+            </w:r>
+            <w:r>
+              <w:rPr>
+                <w:noProof/>
+                <w:webHidden/>
+              </w:rPr>
+              <w:instrText xml:space="preserve"> PAGEREF _Toc231238786 \h </w:instrText>
+            </w:r>
+            <w:r>
+              <w:rPr>
+                <w:noProof/>
+                <w:webHidden/>
+              </w:rPr>
+            </w:r>
+            <w:r>
+              <w:rPr>
+                <w:noProof/>
+                <w:webHidden/>
+              </w:rPr>
+              <w:fldChar w:fldCharType="separate"/>
+            </w:r>
+            <w:r>
+              <w:rPr>
+                <w:noProof/>
+                <w:webHidden/>
+              </w:rPr>
+              <w:t>20</w:t>
+            </w:r>
+            <w:r>
+              <w:rPr>
+                <w:noProof/>
+                <w:webHidden/>
+              </w:rPr>
+              <w:fldChar w:fldCharType="end"/>
+            </w:r>
+          </w:hyperlink>
+        </w:p>
+        <w:p>
+          <w:pPr>
+            <w:pStyle w:val="Inhopg2"/>
+            <w:tabs>
+              <w:tab w:val="right" w:leader="dot" w:pos="8656"/>
+            </w:tabs>
+            <w:rPr>
+              <w:rFonts w:asciiTheme="minorHAnsi" w:eastAsiaTheme="minorEastAsia" w:hAnsiTheme="minorHAnsi" w:cstheme="minorBidi"/>
+              <w:noProof/>
+              <w:kern w:val="2"/>
+              <w14:ligatures w14:val="standardContextual"/>
+            </w:rPr>
+          </w:pPr>
+          <w:hyperlink w:anchor="_Toc231238787" w:history="1">
+            <w:r>
+              <w:rPr>
+                <w:rStyle w:val="Hyperlink"/>
+                <w:noProof/>
+              </w:rPr>
+              <w:t>10.3 Modelselectie voor lokaal</w:t>
+            </w:r>
+            <w:r>
+              <w:rPr>
+                <w:noProof/>
+                <w:webHidden/>
+              </w:rPr>
+              <w:tab/>
+            </w:r>
+            <w:r>
+              <w:rPr>
+                <w:noProof/>
+                <w:webHidden/>
+              </w:rPr>
+              <w:fldChar w:fldCharType="begin"/>
+            </w:r>
+            <w:r>
+              <w:rPr>
+                <w:noProof/>
+                <w:webHidden/>
+              </w:rPr>
+              <w:instrText xml:space="preserve"> PAGEREF _Toc231238787 \h </w:instrText>
+            </w:r>
+            <w:r>
+              <w:rPr>
+                <w:noProof/>
+                <w:webHidden/>
+              </w:rPr>
+            </w:r>
+            <w:r>
+              <w:rPr>
+                <w:noProof/>
+                <w:webHidden/>
+              </w:rPr>
+              <w:fldChar w:fldCharType="separate"/>
+            </w:r>
+            <w:r>
+              <w:rPr>
+                <w:noProof/>
+                <w:webHidden/>
+              </w:rPr>
+              <w:t>21</w:t>
+            </w:r>
+            <w:r>
+              <w:rPr>
+                <w:noProof/>
+                <w:webHidden/>
+              </w:rPr>
+              <w:fldChar w:fldCharType="end"/>
+            </w:r>
+          </w:hyperlink>
+        </w:p>
+        <w:p>
+          <w:pPr>
+            <w:pStyle w:val="Inhopg1"/>
+            <w:tabs>
+              <w:tab w:val="right" w:leader="dot" w:pos="8656"/>
+            </w:tabs>
+            <w:rPr>
+              <w:rFonts w:asciiTheme="minorHAnsi" w:eastAsiaTheme="minorEastAsia" w:hAnsiTheme="minorHAnsi" w:cstheme="minorBidi"/>
+              <w:noProof/>
+              <w:kern w:val="2"/>
+              <w14:ligatures w14:val="standardContextual"/>
+            </w:rPr>
+          </w:pPr>
+          <w:hyperlink w:anchor="_Toc231238788" w:history="1">
+            <w:r>
+              <w:rPr>
+                <w:rStyle w:val="Hyperlink"/>
+                <w:noProof/>
+              </w:rPr>
+              <w:t>11. Future Work</w:t>
+            </w:r>
+            <w:r>
+              <w:rPr>
+                <w:noProof/>
+                <w:webHidden/>
+              </w:rPr>
+              <w:tab/>
+            </w:r>
+            <w:r>
+              <w:rPr>
+                <w:noProof/>
+                <w:webHidden/>
+              </w:rPr>
+              <w:fldChar w:fldCharType="begin"/>
+            </w:r>
+            <w:r>
+              <w:rPr>
+                <w:noProof/>
+                <w:webHidden/>
+              </w:rPr>
+              <w:instrText xml:space="preserve"> PAGEREF _Toc231238788 \h </w:instrText>
+            </w:r>
+            <w:r>
+              <w:rPr>
+                <w:noProof/>
+                <w:webHidden/>
+              </w:rPr>
+            </w:r>
+            <w:r>
+              <w:rPr>
+                <w:noProof/>
+                <w:webHidden/>
+              </w:rPr>
+              <w:fldChar w:fldCharType="separate"/>
+            </w:r>
+            <w:r>
+              <w:rPr>
+                <w:noProof/>
+                <w:webHidden/>
+              </w:rPr>
+              <w:t>22</w:t>
+            </w:r>
+            <w:r>
+              <w:rPr>
+                <w:noProof/>
+                <w:webHidden/>
+              </w:rPr>
+              <w:fldChar w:fldCharType="end"/>
+            </w:r>
+          </w:hyperlink>
+        </w:p>
+        <w:p>
+          <w:pPr>
+            <w:pStyle w:val="Inhopg2"/>
+            <w:tabs>
+              <w:tab w:val="right" w:leader="dot" w:pos="8656"/>
+            </w:tabs>
+            <w:rPr>
+              <w:rFonts w:asciiTheme="minorHAnsi" w:eastAsiaTheme="minorEastAsia" w:hAnsiTheme="minorHAnsi" w:cstheme="minorBidi"/>
+              <w:noProof/>
+              <w:kern w:val="2"/>
+              <w14:ligatures w14:val="standardContextual"/>
+            </w:rPr>
+          </w:pPr>
+          <w:hyperlink w:anchor="_Toc231238789" w:history="1">
+            <w:r>
+              <w:rPr>
+                <w:rStyle w:val="Hyperlink"/>
+                <w:noProof/>
+              </w:rPr>
+              <w:t>11.1 AI-gespreksassistent voor leerlingen</w:t>
+            </w:r>
+            <w:r>
+              <w:rPr>
+                <w:noProof/>
+                <w:webHidden/>
+              </w:rPr>
+              <w:tab/>
+            </w:r>
+            <w:r>
+              <w:rPr>
+                <w:noProof/>
+                <w:webHidden/>
+              </w:rPr>
+              <w:fldChar w:fldCharType="begin"/>
+            </w:r>
+            <w:r>
+              <w:rPr>
+                <w:noProof/>
+                <w:webHidden/>
+              </w:rPr>
+              <w:instrText xml:space="preserve"> PAGEREF _Toc231238789 \h </w:instrText>
+            </w:r>
+            <w:r>
+              <w:rPr>
+                <w:noProof/>
+                <w:webHidden/>
+              </w:rPr>
+            </w:r>
+            <w:r>
+              <w:rPr>
+                <w:noProof/>
+                <w:webHidden/>
+              </w:rPr>
+              <w:fldChar w:fldCharType="separate"/>
+            </w:r>
+            <w:r>
+              <w:rPr>
+                <w:noProof/>
+                <w:webHidden/>
+              </w:rPr>
+              <w:t>22</w:t>
+            </w:r>
+            <w:r>
+              <w:rPr>
+                <w:noProof/>
+                <w:webHidden/>
+              </w:rPr>
+              <w:fldChar w:fldCharType="end"/>
+            </w:r>
+          </w:hyperlink>
+        </w:p>
+        <w:p>
+          <w:pPr>
+            <w:pStyle w:val="Inhopg2"/>
+            <w:tabs>
+              <w:tab w:val="right" w:leader="dot" w:pos="8656"/>
+            </w:tabs>
+            <w:rPr>
+              <w:rFonts w:asciiTheme="minorHAnsi" w:eastAsiaTheme="minorEastAsia" w:hAnsiTheme="minorHAnsi" w:cstheme="minorBidi"/>
+              <w:noProof/>
+              <w:kern w:val="2"/>
+              <w14:ligatures w14:val="standardContextual"/>
+            </w:rPr>
+          </w:pPr>
+          <w:hyperlink w:anchor="_Toc231238790" w:history="1">
+            <w:r>
+              <w:rPr>
+                <w:rStyle w:val="Hyperlink"/>
+                <w:noProof/>
+              </w:rPr>
+              <w:t>11.2 Anonimisering van leerlingdata</w:t>
+            </w:r>
+            <w:r>
+              <w:rPr>
+                <w:noProof/>
+                <w:webHidden/>
+              </w:rPr>
+              <w:tab/>
+            </w:r>
+            <w:r>
+              <w:rPr>
+                <w:noProof/>
+                <w:webHidden/>
+              </w:rPr>
+              <w:fldChar w:fldCharType="begin"/>
+            </w:r>
+            <w:r>
+              <w:rPr>
+                <w:noProof/>
+                <w:webHidden/>
+              </w:rPr>
+              <w:instrText xml:space="preserve"> PAGEREF _Toc231238790 \h </w:instrText>
+            </w:r>
+            <w:r>
+              <w:rPr>
+                <w:noProof/>
+                <w:webHidden/>
+              </w:rPr>
+            </w:r>
+            <w:r>
+              <w:rPr>
+                <w:noProof/>
+                <w:webHidden/>
+              </w:rPr>
+              <w:fldChar w:fldCharType="separate"/>
+            </w:r>
+            <w:r>
+              <w:rPr>
+                <w:noProof/>
+                <w:webHidden/>
+              </w:rPr>
+              <w:t>22</w:t>
+            </w:r>
+            <w:r>
+              <w:rPr>
+                <w:noProof/>
+                <w:webHidden/>
+              </w:rPr>
+              <w:fldChar w:fldCharType="end"/>
+            </w:r>
+          </w:hyperlink>
+        </w:p>
+        <w:p>
+          <w:pPr>
+            <w:pStyle w:val="Inhopg2"/>
+            <w:tabs>
+              <w:tab w:val="right" w:leader="dot" w:pos="8656"/>
+            </w:tabs>
+            <w:rPr>
+              <w:rFonts w:asciiTheme="minorHAnsi" w:eastAsiaTheme="minorEastAsia" w:hAnsiTheme="minorHAnsi" w:cstheme="minorBidi"/>
+              <w:noProof/>
+              <w:kern w:val="2"/>
+              <w14:ligatures w14:val="standardContextual"/>
+            </w:rPr>
+          </w:pPr>
+          <w:hyperlink w:anchor="_Toc231238791" w:history="1">
+            <w:r>
+              <w:rPr>
+                <w:rStyle w:val="Hyperlink"/>
+                <w:noProof/>
+              </w:rPr>
+              <w:t>11.3 Ouderportaal met inzagerecht</w:t>
+            </w:r>
+            <w:r>
+              <w:rPr>
+                <w:noProof/>
+                <w:webHidden/>
+              </w:rPr>
+              <w:tab/>
+            </w:r>
+            <w:r>
+              <w:rPr>
+                <w:noProof/>
+                <w:webHidden/>
+              </w:rPr>
+              <w:fldChar w:fldCharType="begin"/>
+            </w:r>
+            <w:r>
+              <w:rPr>
+                <w:noProof/>
+                <w:webHidden/>
+              </w:rPr>
+              <w:instrText xml:space="preserve"> PAGEREF _Toc231238791 \h </w:instrText>
+            </w:r>
+            <w:r>
+              <w:rPr>
+                <w:noProof/>
+                <w:webHidden/>
+              </w:rPr>
+            </w:r>
+            <w:r>
+              <w:rPr>
+                <w:noProof/>
+                <w:webHidden/>
+              </w:rPr>
+              <w:fldChar w:fldCharType="separate"/>
+            </w:r>
+            <w:r>
+              <w:rPr>
+                <w:noProof/>
+                <w:webHidden/>
+              </w:rPr>
+              <w:t>22</w:t>
+            </w:r>
+            <w:r>
+              <w:rPr>
+                <w:noProof/>
+                <w:webHidden/>
+              </w:rPr>
+              <w:fldChar w:fldCharType="end"/>
+            </w:r>
+          </w:hyperlink>
+        </w:p>
+        <w:p>
+          <w:pPr>
+            <w:pStyle w:val="Inhopg2"/>
+            <w:tabs>
+              <w:tab w:val="right" w:leader="dot" w:pos="8656"/>
+            </w:tabs>
+            <w:rPr>
+              <w:rFonts w:asciiTheme="minorHAnsi" w:eastAsiaTheme="minorEastAsia" w:hAnsiTheme="minorHAnsi" w:cstheme="minorBidi"/>
+              <w:noProof/>
+              <w:kern w:val="2"/>
+              <w14:ligatures w14:val="standardContextual"/>
+            </w:rPr>
+          </w:pPr>
+          <w:hyperlink w:anchor="_Toc231238792" w:history="1">
+            <w:r>
+              <w:rPr>
+                <w:rStyle w:val="Hyperlink"/>
+                <w:noProof/>
+              </w:rPr>
+              <w:t>11.4 AI-taalbuddy voor leerlingen</w:t>
+            </w:r>
+            <w:r>
+              <w:rPr>
+                <w:noProof/>
+                <w:webHidden/>
+              </w:rPr>
+              <w:tab/>
+            </w:r>
+            <w:r>
+              <w:rPr>
+                <w:noProof/>
+                <w:webHidden/>
+              </w:rPr>
+              <w:fldChar w:fldCharType="begin"/>
+            </w:r>
+            <w:r>
+              <w:rPr>
+                <w:noProof/>
+                <w:webHidden/>
+              </w:rPr>
+              <w:instrText xml:space="preserve"> PAGEREF _Toc231238792 \h </w:instrText>
+            </w:r>
+            <w:r>
+              <w:rPr>
+                <w:noProof/>
+                <w:webHidden/>
+              </w:rPr>
+            </w:r>
+            <w:r>
+              <w:rPr>
+                <w:noProof/>
+                <w:webHidden/>
+              </w:rPr>
+              <w:fldChar w:fldCharType="separate"/>
+            </w:r>
+            <w:r>
+              <w:rPr>
+                <w:noProof/>
+                <w:webHidden/>
+              </w:rPr>
+              <w:t>22</w:t>
+            </w:r>
+            <w:r>
+              <w:rPr>
+                <w:noProof/>
+                <w:webHidden/>
+              </w:rPr>
+              <w:fldChar w:fldCharType="end"/>
+            </w:r>
+          </w:hyperlink>
+        </w:p>
+        <w:p>
+          <w:pPr>
+            <w:pStyle w:val="Inhopg1"/>
+            <w:tabs>
+              <w:tab w:val="right" w:leader="dot" w:pos="8656"/>
+            </w:tabs>
+            <w:rPr>
+              <w:rFonts w:asciiTheme="minorHAnsi" w:eastAsiaTheme="minorEastAsia" w:hAnsiTheme="minorHAnsi" w:cstheme="minorBidi"/>
+              <w:noProof/>
+              <w:kern w:val="2"/>
+              <w14:ligatures w14:val="standardContextual"/>
+            </w:rPr>
+          </w:pPr>
+          <w:hyperlink w:anchor="_Toc231238793" w:history="1">
+            <w:r>
+              <w:rPr>
+                <w:rStyle w:val="Hyperlink"/>
+                <w:noProof/>
+              </w:rPr>
+              <w:t>12. Literatuur</w:t>
+            </w:r>
+            <w:r>
+              <w:rPr>
+                <w:noProof/>
+                <w:webHidden/>
+              </w:rPr>
+              <w:tab/>
+            </w:r>
+            <w:r>
+              <w:rPr>
+                <w:noProof/>
+                <w:webHidden/>
+              </w:rPr>
+              <w:fldChar w:fldCharType="begin"/>
+            </w:r>
+            <w:r>
+              <w:rPr>
+                <w:noProof/>
+                <w:webHidden/>
+              </w:rPr>
+              <w:instrText xml:space="preserve"> PAGEREF _Toc231238793 \h </w:instrText>
+            </w:r>
+            <w:r>
+              <w:rPr>
+                <w:noProof/>
+                <w:webHidden/>
+              </w:rPr>
+            </w:r>
+            <w:r>
+              <w:rPr>
+                <w:noProof/>
+                <w:webHidden/>
+              </w:rPr>
+              <w:fldChar w:fldCharType="separate"/>
+            </w:r>
+            <w:r>
+              <w:rPr>
+                <w:noProof/>
+                <w:webHidden/>
+              </w:rPr>
+              <w:t>23</w:t>
+            </w:r>
+            <w:r>
+              <w:rPr>
+                <w:noProof/>
+                <w:webHidden/>
+              </w:rPr>
+              <w:fldChar w:fldCharType="end"/>
+            </w:r>
+          </w:hyperlink>
+        </w:p>
+        <w:p>
+          <w:r>
+            <w:rPr>
+              <w:b/>
+              <w:bCs/>
+            </w:rPr>
+            <w:fldChar w:fldCharType="end"/>
+          </w:r>
+        </w:p>
+      </w:sdtContent>
+    </w:sdt>
     <w:p>
       <w:pPr>
         <w:spacing w:before="80" w:after="80"/>
@@ -427,3034 +4241,16 @@
           <w:bottom w:val="single" w:sz="4" w:space="4" w:color="2E75B6"/>
         </w:pBdr>
       </w:pPr>
-      <w:bookmarkStart w:id="2" w:name="_Toc230782936"/>
-      <w:bookmarkStart w:id="3" w:name="_Toc231190381"/>
+      <w:bookmarkStart w:id="5" w:name="_Toc230782937"/>
+      <w:bookmarkStart w:id="6" w:name="_Toc231190382"/>
+      <w:bookmarkStart w:id="7" w:name="_Toc231238743"/>
       <w:r>
         <w:lastRenderedPageBreak/>
-        <w:t>Inhoudsopgave</w:t>
-      </w:r>
-      <w:bookmarkEnd w:id="2"/>
-      <w:bookmarkEnd w:id="3"/>
-    </w:p>
-    <w:p>
-      <w:pPr>
-        <w:pStyle w:val="Inhopg1"/>
-        <w:tabs>
-          <w:tab w:val="right" w:leader="dot" w:pos="8656"/>
-        </w:tabs>
-        <w:rPr>
-          <w:rFonts w:asciiTheme="minorHAnsi" w:eastAsiaTheme="minorEastAsia" w:hAnsiTheme="minorHAnsi" w:cstheme="minorBidi"/>
-          <w:noProof/>
-          <w:kern w:val="2"/>
-          <w14:ligatures w14:val="standardContextual"/>
-        </w:rPr>
-      </w:pPr>
-      <w:r>
-        <w:fldChar w:fldCharType="begin"/>
-      </w:r>
-      <w:r>
-        <w:instrText xml:space="preserve"> TOC \o "1-3" \h \z \u </w:instrText>
-      </w:r>
-      <w:r>
-        <w:fldChar w:fldCharType="separate"/>
-      </w:r>
-      <w:hyperlink w:anchor="_Toc231190380" w:history="1">
-        <w:r>
-          <w:rPr>
-            <w:rStyle w:val="Hyperlink"/>
-            <w:noProof/>
-          </w:rPr>
-          <w:t>Samenvatting</w:t>
-        </w:r>
-        <w:r>
-          <w:rPr>
-            <w:noProof/>
-            <w:webHidden/>
-          </w:rPr>
-          <w:tab/>
-        </w:r>
-        <w:r>
-          <w:rPr>
-            <w:noProof/>
-            <w:webHidden/>
-          </w:rPr>
-          <w:fldChar w:fldCharType="begin"/>
-        </w:r>
-        <w:r>
-          <w:rPr>
-            <w:noProof/>
-            <w:webHidden/>
-          </w:rPr>
-          <w:instrText xml:space="preserve"> PAGEREF _Toc231190380 \h </w:instrText>
-        </w:r>
-        <w:r>
-          <w:rPr>
-            <w:noProof/>
-            <w:webHidden/>
-          </w:rPr>
-        </w:r>
-        <w:r>
-          <w:rPr>
-            <w:noProof/>
-            <w:webHidden/>
-          </w:rPr>
-          <w:fldChar w:fldCharType="separate"/>
-        </w:r>
-        <w:r>
-          <w:rPr>
-            <w:noProof/>
-            <w:webHidden/>
-          </w:rPr>
-          <w:t>2</w:t>
-        </w:r>
-        <w:r>
-          <w:rPr>
-            <w:noProof/>
-            <w:webHidden/>
-          </w:rPr>
-          <w:fldChar w:fldCharType="end"/>
-        </w:r>
-      </w:hyperlink>
-    </w:p>
-    <w:p>
-      <w:pPr>
-        <w:pStyle w:val="Inhopg1"/>
-        <w:tabs>
-          <w:tab w:val="right" w:leader="dot" w:pos="8656"/>
-        </w:tabs>
-        <w:rPr>
-          <w:rFonts w:asciiTheme="minorHAnsi" w:eastAsiaTheme="minorEastAsia" w:hAnsiTheme="minorHAnsi" w:cstheme="minorBidi"/>
-          <w:noProof/>
-          <w:kern w:val="2"/>
-          <w14:ligatures w14:val="standardContextual"/>
-        </w:rPr>
-      </w:pPr>
-      <w:hyperlink w:anchor="_Toc231190381" w:history="1">
-        <w:r>
-          <w:rPr>
-            <w:rStyle w:val="Hyperlink"/>
-            <w:noProof/>
-          </w:rPr>
-          <w:t>Inhoudsopgave</w:t>
-        </w:r>
-        <w:r>
-          <w:rPr>
-            <w:noProof/>
-            <w:webHidden/>
-          </w:rPr>
-          <w:tab/>
-        </w:r>
-        <w:r>
-          <w:rPr>
-            <w:noProof/>
-            <w:webHidden/>
-          </w:rPr>
-          <w:fldChar w:fldCharType="begin"/>
-        </w:r>
-        <w:r>
-          <w:rPr>
-            <w:noProof/>
-            <w:webHidden/>
-          </w:rPr>
-          <w:instrText xml:space="preserve"> PAGEREF _Toc231190381 \h </w:instrText>
-        </w:r>
-        <w:r>
-          <w:rPr>
-            <w:noProof/>
-            <w:webHidden/>
-          </w:rPr>
-        </w:r>
-        <w:r>
-          <w:rPr>
-            <w:noProof/>
-            <w:webHidden/>
-          </w:rPr>
-          <w:fldChar w:fldCharType="separate"/>
-        </w:r>
-        <w:r>
-          <w:rPr>
-            <w:noProof/>
-            <w:webHidden/>
-          </w:rPr>
-          <w:t>3</w:t>
-        </w:r>
-        <w:r>
-          <w:rPr>
-            <w:noProof/>
-            <w:webHidden/>
-          </w:rPr>
-          <w:fldChar w:fldCharType="end"/>
-        </w:r>
-      </w:hyperlink>
-    </w:p>
-    <w:p>
-      <w:pPr>
-        <w:pStyle w:val="Inhopg1"/>
-        <w:tabs>
-          <w:tab w:val="right" w:leader="dot" w:pos="8656"/>
-        </w:tabs>
-        <w:rPr>
-          <w:rFonts w:asciiTheme="minorHAnsi" w:eastAsiaTheme="minorEastAsia" w:hAnsiTheme="minorHAnsi" w:cstheme="minorBidi"/>
-          <w:noProof/>
-          <w:kern w:val="2"/>
-          <w14:ligatures w14:val="standardContextual"/>
-        </w:rPr>
-      </w:pPr>
-      <w:hyperlink w:anchor="_Toc231190382" w:history="1">
-        <w:r>
-          <w:rPr>
-            <w:rStyle w:val="Hyperlink"/>
-            <w:noProof/>
-          </w:rPr>
-          <w:t>1. Inleiding</w:t>
-        </w:r>
-        <w:r>
-          <w:rPr>
-            <w:noProof/>
-            <w:webHidden/>
-          </w:rPr>
-          <w:tab/>
-        </w:r>
-        <w:r>
-          <w:rPr>
-            <w:noProof/>
-            <w:webHidden/>
-          </w:rPr>
-          <w:fldChar w:fldCharType="begin"/>
-        </w:r>
-        <w:r>
-          <w:rPr>
-            <w:noProof/>
-            <w:webHidden/>
-          </w:rPr>
-          <w:instrText xml:space="preserve"> PAGEREF _Toc231190382 \h </w:instrText>
-        </w:r>
-        <w:r>
-          <w:rPr>
-            <w:noProof/>
-            <w:webHidden/>
-          </w:rPr>
-        </w:r>
-        <w:r>
-          <w:rPr>
-            <w:noProof/>
-            <w:webHidden/>
-          </w:rPr>
-          <w:fldChar w:fldCharType="separate"/>
-        </w:r>
-        <w:r>
-          <w:rPr>
-            <w:noProof/>
-            <w:webHidden/>
-          </w:rPr>
-          <w:t>5</w:t>
-        </w:r>
-        <w:r>
-          <w:rPr>
-            <w:noProof/>
-            <w:webHidden/>
-          </w:rPr>
-          <w:fldChar w:fldCharType="end"/>
-        </w:r>
-      </w:hyperlink>
-    </w:p>
-    <w:p>
-      <w:pPr>
-        <w:pStyle w:val="Inhopg1"/>
-        <w:tabs>
-          <w:tab w:val="right" w:leader="dot" w:pos="8656"/>
-        </w:tabs>
-        <w:rPr>
-          <w:rFonts w:asciiTheme="minorHAnsi" w:eastAsiaTheme="minorEastAsia" w:hAnsiTheme="minorHAnsi" w:cstheme="minorBidi"/>
-          <w:noProof/>
-          <w:kern w:val="2"/>
-          <w14:ligatures w14:val="standardContextual"/>
-        </w:rPr>
-      </w:pPr>
-      <w:hyperlink w:anchor="_Toc231190383" w:history="1">
-        <w:r>
-          <w:rPr>
-            <w:rStyle w:val="Hyperlink"/>
-            <w:noProof/>
-          </w:rPr>
-          <w:t>2. Achtergrond en context</w:t>
-        </w:r>
-        <w:r>
-          <w:rPr>
-            <w:noProof/>
-            <w:webHidden/>
-          </w:rPr>
-          <w:tab/>
-        </w:r>
-        <w:r>
-          <w:rPr>
-            <w:noProof/>
-            <w:webHidden/>
-          </w:rPr>
-          <w:fldChar w:fldCharType="begin"/>
-        </w:r>
-        <w:r>
-          <w:rPr>
-            <w:noProof/>
-            <w:webHidden/>
-          </w:rPr>
-          <w:instrText xml:space="preserve"> PAGEREF _Toc231190383 \h </w:instrText>
-        </w:r>
-        <w:r>
-          <w:rPr>
-            <w:noProof/>
-            <w:webHidden/>
-          </w:rPr>
-        </w:r>
-        <w:r>
-          <w:rPr>
-            <w:noProof/>
-            <w:webHidden/>
-          </w:rPr>
-          <w:fldChar w:fldCharType="separate"/>
-        </w:r>
-        <w:r>
-          <w:rPr>
-            <w:noProof/>
-            <w:webHidden/>
-          </w:rPr>
-          <w:t>6</w:t>
-        </w:r>
-        <w:r>
-          <w:rPr>
-            <w:noProof/>
-            <w:webHidden/>
-          </w:rPr>
-          <w:fldChar w:fldCharType="end"/>
-        </w:r>
-      </w:hyperlink>
-    </w:p>
-    <w:p>
-      <w:pPr>
-        <w:pStyle w:val="Inhopg2"/>
-        <w:tabs>
-          <w:tab w:val="right" w:leader="dot" w:pos="8656"/>
-        </w:tabs>
-        <w:rPr>
-          <w:rFonts w:asciiTheme="minorHAnsi" w:eastAsiaTheme="minorEastAsia" w:hAnsiTheme="minorHAnsi" w:cstheme="minorBidi"/>
-          <w:noProof/>
-          <w:kern w:val="2"/>
-          <w14:ligatures w14:val="standardContextual"/>
-        </w:rPr>
-      </w:pPr>
-      <w:hyperlink w:anchor="_Toc231190384" w:history="1">
-        <w:r>
-          <w:rPr>
-            <w:rStyle w:val="Hyperlink"/>
-            <w:noProof/>
-          </w:rPr>
-          <w:t>2.1 Digital Life · Hogeschool van Amsterdam</w:t>
-        </w:r>
-        <w:r>
-          <w:rPr>
-            <w:noProof/>
-            <w:webHidden/>
-          </w:rPr>
-          <w:tab/>
-        </w:r>
-        <w:r>
-          <w:rPr>
-            <w:noProof/>
-            <w:webHidden/>
-          </w:rPr>
-          <w:fldChar w:fldCharType="begin"/>
-        </w:r>
-        <w:r>
-          <w:rPr>
-            <w:noProof/>
-            <w:webHidden/>
-          </w:rPr>
-          <w:instrText xml:space="preserve"> PAGEREF _Toc231190384 \h </w:instrText>
-        </w:r>
-        <w:r>
-          <w:rPr>
-            <w:noProof/>
-            <w:webHidden/>
-          </w:rPr>
-        </w:r>
-        <w:r>
-          <w:rPr>
-            <w:noProof/>
-            <w:webHidden/>
-          </w:rPr>
-          <w:fldChar w:fldCharType="separate"/>
-        </w:r>
-        <w:r>
-          <w:rPr>
-            <w:noProof/>
-            <w:webHidden/>
-          </w:rPr>
-          <w:t>6</w:t>
-        </w:r>
-        <w:r>
-          <w:rPr>
-            <w:noProof/>
-            <w:webHidden/>
-          </w:rPr>
-          <w:fldChar w:fldCharType="end"/>
-        </w:r>
-      </w:hyperlink>
-    </w:p>
-    <w:p>
-      <w:pPr>
-        <w:pStyle w:val="Inhopg2"/>
-        <w:tabs>
-          <w:tab w:val="right" w:leader="dot" w:pos="8656"/>
-        </w:tabs>
-        <w:rPr>
-          <w:rFonts w:asciiTheme="minorHAnsi" w:eastAsiaTheme="minorEastAsia" w:hAnsiTheme="minorHAnsi" w:cstheme="minorBidi"/>
-          <w:noProof/>
-          <w:kern w:val="2"/>
-          <w14:ligatures w14:val="standardContextual"/>
-        </w:rPr>
-      </w:pPr>
-      <w:hyperlink w:anchor="_Toc231190385" w:history="1">
-        <w:r>
-          <w:rPr>
-            <w:rStyle w:val="Hyperlink"/>
-            <w:noProof/>
-          </w:rPr>
-          <w:t>2.2 Hoogbegaafdheid in het primair onderwijs</w:t>
-        </w:r>
-        <w:r>
-          <w:rPr>
-            <w:noProof/>
-            <w:webHidden/>
-          </w:rPr>
-          <w:tab/>
-        </w:r>
-        <w:r>
-          <w:rPr>
-            <w:noProof/>
-            <w:webHidden/>
-          </w:rPr>
-          <w:fldChar w:fldCharType="begin"/>
-        </w:r>
-        <w:r>
-          <w:rPr>
-            <w:noProof/>
-            <w:webHidden/>
-          </w:rPr>
-          <w:instrText xml:space="preserve"> PAGEREF _Toc231190385 \h </w:instrText>
-        </w:r>
-        <w:r>
-          <w:rPr>
-            <w:noProof/>
-            <w:webHidden/>
-          </w:rPr>
-        </w:r>
-        <w:r>
-          <w:rPr>
-            <w:noProof/>
-            <w:webHidden/>
-          </w:rPr>
-          <w:fldChar w:fldCharType="separate"/>
-        </w:r>
-        <w:r>
-          <w:rPr>
-            <w:noProof/>
-            <w:webHidden/>
-          </w:rPr>
-          <w:t>6</w:t>
-        </w:r>
-        <w:r>
-          <w:rPr>
-            <w:noProof/>
-            <w:webHidden/>
-          </w:rPr>
-          <w:fldChar w:fldCharType="end"/>
-        </w:r>
-      </w:hyperlink>
-    </w:p>
-    <w:p>
-      <w:pPr>
-        <w:pStyle w:val="Inhopg2"/>
-        <w:tabs>
-          <w:tab w:val="right" w:leader="dot" w:pos="8656"/>
-        </w:tabs>
-        <w:rPr>
-          <w:rFonts w:asciiTheme="minorHAnsi" w:eastAsiaTheme="minorEastAsia" w:hAnsiTheme="minorHAnsi" w:cstheme="minorBidi"/>
-          <w:noProof/>
-          <w:kern w:val="2"/>
-          <w14:ligatures w14:val="standardContextual"/>
-        </w:rPr>
-      </w:pPr>
-      <w:hyperlink w:anchor="_Toc231190386" w:history="1">
-        <w:r>
-          <w:rPr>
-            <w:rStyle w:val="Hyperlink"/>
-            <w:noProof/>
-          </w:rPr>
-          <w:t>2.3 Hybride AI als uitgangspunt</w:t>
-        </w:r>
-        <w:r>
-          <w:rPr>
-            <w:noProof/>
-            <w:webHidden/>
-          </w:rPr>
-          <w:tab/>
-        </w:r>
-        <w:r>
-          <w:rPr>
-            <w:noProof/>
-            <w:webHidden/>
-          </w:rPr>
-          <w:fldChar w:fldCharType="begin"/>
-        </w:r>
-        <w:r>
-          <w:rPr>
-            <w:noProof/>
-            <w:webHidden/>
-          </w:rPr>
-          <w:instrText xml:space="preserve"> PAGEREF _Toc231190386 \h </w:instrText>
-        </w:r>
-        <w:r>
-          <w:rPr>
-            <w:noProof/>
-            <w:webHidden/>
-          </w:rPr>
-        </w:r>
-        <w:r>
-          <w:rPr>
-            <w:noProof/>
-            <w:webHidden/>
-          </w:rPr>
-          <w:fldChar w:fldCharType="separate"/>
-        </w:r>
-        <w:r>
-          <w:rPr>
-            <w:noProof/>
-            <w:webHidden/>
-          </w:rPr>
-          <w:t>7</w:t>
-        </w:r>
-        <w:r>
-          <w:rPr>
-            <w:noProof/>
-            <w:webHidden/>
-          </w:rPr>
-          <w:fldChar w:fldCharType="end"/>
-        </w:r>
-      </w:hyperlink>
-    </w:p>
-    <w:p>
-      <w:pPr>
-        <w:pStyle w:val="Inhopg1"/>
-        <w:tabs>
-          <w:tab w:val="right" w:leader="dot" w:pos="8656"/>
-        </w:tabs>
-        <w:rPr>
-          <w:rFonts w:asciiTheme="minorHAnsi" w:eastAsiaTheme="minorEastAsia" w:hAnsiTheme="minorHAnsi" w:cstheme="minorBidi"/>
-          <w:noProof/>
-          <w:kern w:val="2"/>
-          <w14:ligatures w14:val="standardContextual"/>
-        </w:rPr>
-      </w:pPr>
-      <w:hyperlink w:anchor="_Toc231190387" w:history="1">
-        <w:r>
-          <w:rPr>
-            <w:rStyle w:val="Hyperlink"/>
-            <w:noProof/>
-          </w:rPr>
-          <w:t>3. Probleemstelling</w:t>
-        </w:r>
-        <w:r>
-          <w:rPr>
-            <w:noProof/>
-            <w:webHidden/>
-          </w:rPr>
-          <w:tab/>
-        </w:r>
-        <w:r>
-          <w:rPr>
-            <w:noProof/>
-            <w:webHidden/>
-          </w:rPr>
-          <w:fldChar w:fldCharType="begin"/>
-        </w:r>
-        <w:r>
-          <w:rPr>
-            <w:noProof/>
-            <w:webHidden/>
-          </w:rPr>
-          <w:instrText xml:space="preserve"> PAGEREF _Toc231190387 \h </w:instrText>
-        </w:r>
-        <w:r>
-          <w:rPr>
-            <w:noProof/>
-            <w:webHidden/>
-          </w:rPr>
-        </w:r>
-        <w:r>
-          <w:rPr>
-            <w:noProof/>
-            <w:webHidden/>
-          </w:rPr>
-          <w:fldChar w:fldCharType="separate"/>
-        </w:r>
-        <w:r>
-          <w:rPr>
-            <w:noProof/>
-            <w:webHidden/>
-          </w:rPr>
-          <w:t>7</w:t>
-        </w:r>
-        <w:r>
-          <w:rPr>
-            <w:noProof/>
-            <w:webHidden/>
-          </w:rPr>
-          <w:fldChar w:fldCharType="end"/>
-        </w:r>
-      </w:hyperlink>
-    </w:p>
-    <w:p>
-      <w:pPr>
-        <w:pStyle w:val="Inhopg1"/>
-        <w:tabs>
-          <w:tab w:val="right" w:leader="dot" w:pos="8656"/>
-        </w:tabs>
-        <w:rPr>
-          <w:rFonts w:asciiTheme="minorHAnsi" w:eastAsiaTheme="minorEastAsia" w:hAnsiTheme="minorHAnsi" w:cstheme="minorBidi"/>
-          <w:noProof/>
-          <w:kern w:val="2"/>
-          <w14:ligatures w14:val="standardContextual"/>
-        </w:rPr>
-      </w:pPr>
-      <w:hyperlink w:anchor="_Toc231190388" w:history="1">
-        <w:r>
-          <w:rPr>
-            <w:rStyle w:val="Hyperlink"/>
-            <w:noProof/>
-          </w:rPr>
-          <w:t>4. Onderzoeksvragen</w:t>
-        </w:r>
-        <w:r>
-          <w:rPr>
-            <w:noProof/>
-            <w:webHidden/>
-          </w:rPr>
-          <w:tab/>
-        </w:r>
-        <w:r>
-          <w:rPr>
-            <w:noProof/>
-            <w:webHidden/>
-          </w:rPr>
-          <w:fldChar w:fldCharType="begin"/>
-        </w:r>
-        <w:r>
-          <w:rPr>
-            <w:noProof/>
-            <w:webHidden/>
-          </w:rPr>
-          <w:instrText xml:space="preserve"> PAGEREF _Toc231190388 \h </w:instrText>
-        </w:r>
-        <w:r>
-          <w:rPr>
-            <w:noProof/>
-            <w:webHidden/>
-          </w:rPr>
-        </w:r>
-        <w:r>
-          <w:rPr>
-            <w:noProof/>
-            <w:webHidden/>
-          </w:rPr>
-          <w:fldChar w:fldCharType="separate"/>
-        </w:r>
-        <w:r>
-          <w:rPr>
-            <w:noProof/>
-            <w:webHidden/>
-          </w:rPr>
-          <w:t>8</w:t>
-        </w:r>
-        <w:r>
-          <w:rPr>
-            <w:noProof/>
-            <w:webHidden/>
-          </w:rPr>
-          <w:fldChar w:fldCharType="end"/>
-        </w:r>
-      </w:hyperlink>
-    </w:p>
-    <w:p>
-      <w:pPr>
-        <w:pStyle w:val="Inhopg2"/>
-        <w:tabs>
-          <w:tab w:val="right" w:leader="dot" w:pos="8656"/>
-        </w:tabs>
-        <w:rPr>
-          <w:rFonts w:asciiTheme="minorHAnsi" w:eastAsiaTheme="minorEastAsia" w:hAnsiTheme="minorHAnsi" w:cstheme="minorBidi"/>
-          <w:noProof/>
-          <w:kern w:val="2"/>
-          <w14:ligatures w14:val="standardContextual"/>
-        </w:rPr>
-      </w:pPr>
-      <w:hyperlink w:anchor="_Toc231190389" w:history="1">
-        <w:r>
-          <w:rPr>
-            <w:rStyle w:val="Hyperlink"/>
-            <w:noProof/>
-          </w:rPr>
-          <w:t>4.1 Hoofdvraag</w:t>
-        </w:r>
-        <w:r>
-          <w:rPr>
-            <w:noProof/>
-            <w:webHidden/>
-          </w:rPr>
-          <w:tab/>
-        </w:r>
-        <w:r>
-          <w:rPr>
-            <w:noProof/>
-            <w:webHidden/>
-          </w:rPr>
-          <w:fldChar w:fldCharType="begin"/>
-        </w:r>
-        <w:r>
-          <w:rPr>
-            <w:noProof/>
-            <w:webHidden/>
-          </w:rPr>
-          <w:instrText xml:space="preserve"> PAGEREF _Toc231190389 \h </w:instrText>
-        </w:r>
-        <w:r>
-          <w:rPr>
-            <w:noProof/>
-            <w:webHidden/>
-          </w:rPr>
-        </w:r>
-        <w:r>
-          <w:rPr>
-            <w:noProof/>
-            <w:webHidden/>
-          </w:rPr>
-          <w:fldChar w:fldCharType="separate"/>
-        </w:r>
-        <w:r>
-          <w:rPr>
-            <w:noProof/>
-            <w:webHidden/>
-          </w:rPr>
-          <w:t>8</w:t>
-        </w:r>
-        <w:r>
-          <w:rPr>
-            <w:noProof/>
-            <w:webHidden/>
-          </w:rPr>
-          <w:fldChar w:fldCharType="end"/>
-        </w:r>
-      </w:hyperlink>
-    </w:p>
-    <w:p>
-      <w:pPr>
-        <w:pStyle w:val="Inhopg2"/>
-        <w:tabs>
-          <w:tab w:val="right" w:leader="dot" w:pos="8656"/>
-        </w:tabs>
-        <w:rPr>
-          <w:rFonts w:asciiTheme="minorHAnsi" w:eastAsiaTheme="minorEastAsia" w:hAnsiTheme="minorHAnsi" w:cstheme="minorBidi"/>
-          <w:noProof/>
-          <w:kern w:val="2"/>
-          <w14:ligatures w14:val="standardContextual"/>
-        </w:rPr>
-      </w:pPr>
-      <w:hyperlink w:anchor="_Toc231190390" w:history="1">
-        <w:r>
-          <w:rPr>
-            <w:rStyle w:val="Hyperlink"/>
-            <w:noProof/>
-          </w:rPr>
-          <w:t>4.2 Deelvragen</w:t>
-        </w:r>
-        <w:r>
-          <w:rPr>
-            <w:noProof/>
-            <w:webHidden/>
-          </w:rPr>
-          <w:tab/>
-        </w:r>
-        <w:r>
-          <w:rPr>
-            <w:noProof/>
-            <w:webHidden/>
-          </w:rPr>
-          <w:fldChar w:fldCharType="begin"/>
-        </w:r>
-        <w:r>
-          <w:rPr>
-            <w:noProof/>
-            <w:webHidden/>
-          </w:rPr>
-          <w:instrText xml:space="preserve"> PAGEREF _Toc231190390 \h </w:instrText>
-        </w:r>
-        <w:r>
-          <w:rPr>
-            <w:noProof/>
-            <w:webHidden/>
-          </w:rPr>
-        </w:r>
-        <w:r>
-          <w:rPr>
-            <w:noProof/>
-            <w:webHidden/>
-          </w:rPr>
-          <w:fldChar w:fldCharType="separate"/>
-        </w:r>
-        <w:r>
-          <w:rPr>
-            <w:noProof/>
-            <w:webHidden/>
-          </w:rPr>
-          <w:t>8</w:t>
-        </w:r>
-        <w:r>
-          <w:rPr>
-            <w:noProof/>
-            <w:webHidden/>
-          </w:rPr>
-          <w:fldChar w:fldCharType="end"/>
-        </w:r>
-      </w:hyperlink>
-    </w:p>
-    <w:p>
-      <w:pPr>
-        <w:pStyle w:val="Inhopg3"/>
-        <w:tabs>
-          <w:tab w:val="right" w:leader="dot" w:pos="8656"/>
-        </w:tabs>
-        <w:rPr>
-          <w:rFonts w:asciiTheme="minorHAnsi" w:eastAsiaTheme="minorEastAsia" w:hAnsiTheme="minorHAnsi" w:cstheme="minorBidi"/>
-          <w:noProof/>
-          <w:kern w:val="2"/>
-          <w14:ligatures w14:val="standardContextual"/>
-        </w:rPr>
-      </w:pPr>
-      <w:hyperlink w:anchor="_Toc231190391" w:history="1">
-        <w:r>
-          <w:rPr>
-            <w:rStyle w:val="Hyperlink"/>
-            <w:noProof/>
-          </w:rPr>
-          <w:t>Deelvraag 1 — Pedagogische en inhoudelijke context</w:t>
-        </w:r>
-        <w:r>
-          <w:rPr>
-            <w:noProof/>
-            <w:webHidden/>
-          </w:rPr>
-          <w:tab/>
-        </w:r>
-        <w:r>
-          <w:rPr>
-            <w:noProof/>
-            <w:webHidden/>
-          </w:rPr>
-          <w:fldChar w:fldCharType="begin"/>
-        </w:r>
-        <w:r>
-          <w:rPr>
-            <w:noProof/>
-            <w:webHidden/>
-          </w:rPr>
-          <w:instrText xml:space="preserve"> PAGEREF _Toc231190391 \h </w:instrText>
-        </w:r>
-        <w:r>
-          <w:rPr>
-            <w:noProof/>
-            <w:webHidden/>
-          </w:rPr>
-        </w:r>
-        <w:r>
-          <w:rPr>
-            <w:noProof/>
-            <w:webHidden/>
-          </w:rPr>
-          <w:fldChar w:fldCharType="separate"/>
-        </w:r>
-        <w:r>
-          <w:rPr>
-            <w:noProof/>
-            <w:webHidden/>
-          </w:rPr>
-          <w:t>8</w:t>
-        </w:r>
-        <w:r>
-          <w:rPr>
-            <w:noProof/>
-            <w:webHidden/>
-          </w:rPr>
-          <w:fldChar w:fldCharType="end"/>
-        </w:r>
-      </w:hyperlink>
-    </w:p>
-    <w:p>
-      <w:pPr>
-        <w:pStyle w:val="Inhopg3"/>
-        <w:tabs>
-          <w:tab w:val="right" w:leader="dot" w:pos="8656"/>
-        </w:tabs>
-        <w:rPr>
-          <w:rFonts w:asciiTheme="minorHAnsi" w:eastAsiaTheme="minorEastAsia" w:hAnsiTheme="minorHAnsi" w:cstheme="minorBidi"/>
-          <w:noProof/>
-          <w:kern w:val="2"/>
-          <w14:ligatures w14:val="standardContextual"/>
-        </w:rPr>
-      </w:pPr>
-      <w:hyperlink w:anchor="_Toc231190392" w:history="1">
-        <w:r>
-          <w:rPr>
-            <w:rStyle w:val="Hyperlink"/>
-            <w:noProof/>
-          </w:rPr>
-          <w:t>Deelvraag 2 — Gebruikersbehoeften en rolverdeling</w:t>
-        </w:r>
-        <w:r>
-          <w:rPr>
-            <w:noProof/>
-            <w:webHidden/>
-          </w:rPr>
-          <w:tab/>
-        </w:r>
-        <w:r>
-          <w:rPr>
-            <w:noProof/>
-            <w:webHidden/>
-          </w:rPr>
-          <w:fldChar w:fldCharType="begin"/>
-        </w:r>
-        <w:r>
-          <w:rPr>
-            <w:noProof/>
-            <w:webHidden/>
-          </w:rPr>
-          <w:instrText xml:space="preserve"> PAGEREF _Toc231190392 \h </w:instrText>
-        </w:r>
-        <w:r>
-          <w:rPr>
-            <w:noProof/>
-            <w:webHidden/>
-          </w:rPr>
-        </w:r>
-        <w:r>
-          <w:rPr>
-            <w:noProof/>
-            <w:webHidden/>
-          </w:rPr>
-          <w:fldChar w:fldCharType="separate"/>
-        </w:r>
-        <w:r>
-          <w:rPr>
-            <w:noProof/>
-            <w:webHidden/>
-          </w:rPr>
-          <w:t>8</w:t>
-        </w:r>
-        <w:r>
-          <w:rPr>
-            <w:noProof/>
-            <w:webHidden/>
-          </w:rPr>
-          <w:fldChar w:fldCharType="end"/>
-        </w:r>
-      </w:hyperlink>
-    </w:p>
-    <w:p>
-      <w:pPr>
-        <w:pStyle w:val="Inhopg3"/>
-        <w:tabs>
-          <w:tab w:val="right" w:leader="dot" w:pos="8656"/>
-        </w:tabs>
-        <w:rPr>
-          <w:rFonts w:asciiTheme="minorHAnsi" w:eastAsiaTheme="minorEastAsia" w:hAnsiTheme="minorHAnsi" w:cstheme="minorBidi"/>
-          <w:noProof/>
-          <w:kern w:val="2"/>
-          <w14:ligatures w14:val="standardContextual"/>
-        </w:rPr>
-      </w:pPr>
-      <w:hyperlink w:anchor="_Toc231190393" w:history="1">
-        <w:r>
-          <w:rPr>
-            <w:rStyle w:val="Hyperlink"/>
-            <w:noProof/>
-          </w:rPr>
-          <w:t>Deelvraag 3 — Verantwoord AI-ontwerp</w:t>
-        </w:r>
-        <w:r>
-          <w:rPr>
-            <w:noProof/>
-            <w:webHidden/>
-          </w:rPr>
-          <w:tab/>
-        </w:r>
-        <w:r>
-          <w:rPr>
-            <w:noProof/>
-            <w:webHidden/>
-          </w:rPr>
-          <w:fldChar w:fldCharType="begin"/>
-        </w:r>
-        <w:r>
-          <w:rPr>
-            <w:noProof/>
-            <w:webHidden/>
-          </w:rPr>
-          <w:instrText xml:space="preserve"> PAGEREF _Toc231190393 \h </w:instrText>
-        </w:r>
-        <w:r>
-          <w:rPr>
-            <w:noProof/>
-            <w:webHidden/>
-          </w:rPr>
-        </w:r>
-        <w:r>
-          <w:rPr>
-            <w:noProof/>
-            <w:webHidden/>
-          </w:rPr>
-          <w:fldChar w:fldCharType="separate"/>
-        </w:r>
-        <w:r>
-          <w:rPr>
-            <w:noProof/>
-            <w:webHidden/>
-          </w:rPr>
-          <w:t>9</w:t>
-        </w:r>
-        <w:r>
-          <w:rPr>
-            <w:noProof/>
-            <w:webHidden/>
-          </w:rPr>
-          <w:fldChar w:fldCharType="end"/>
-        </w:r>
-      </w:hyperlink>
-    </w:p>
-    <w:p>
-      <w:pPr>
-        <w:pStyle w:val="Inhopg3"/>
-        <w:tabs>
-          <w:tab w:val="right" w:leader="dot" w:pos="8656"/>
-        </w:tabs>
-        <w:rPr>
-          <w:rFonts w:asciiTheme="minorHAnsi" w:eastAsiaTheme="minorEastAsia" w:hAnsiTheme="minorHAnsi" w:cstheme="minorBidi"/>
-          <w:noProof/>
-          <w:kern w:val="2"/>
-          <w14:ligatures w14:val="standardContextual"/>
-        </w:rPr>
-      </w:pPr>
-      <w:hyperlink w:anchor="_Toc231190394" w:history="1">
-        <w:r>
-          <w:rPr>
-            <w:rStyle w:val="Hyperlink"/>
-            <w:noProof/>
-          </w:rPr>
-          <w:t>Deelvraag 4 — Technische haalbaarheid</w:t>
-        </w:r>
-        <w:r>
-          <w:rPr>
-            <w:noProof/>
-            <w:webHidden/>
-          </w:rPr>
-          <w:tab/>
-        </w:r>
-        <w:r>
-          <w:rPr>
-            <w:noProof/>
-            <w:webHidden/>
-          </w:rPr>
-          <w:fldChar w:fldCharType="begin"/>
-        </w:r>
-        <w:r>
-          <w:rPr>
-            <w:noProof/>
-            <w:webHidden/>
-          </w:rPr>
-          <w:instrText xml:space="preserve"> PAGEREF _Toc231190394 \h </w:instrText>
-        </w:r>
-        <w:r>
-          <w:rPr>
-            <w:noProof/>
-            <w:webHidden/>
-          </w:rPr>
-        </w:r>
-        <w:r>
-          <w:rPr>
-            <w:noProof/>
-            <w:webHidden/>
-          </w:rPr>
-          <w:fldChar w:fldCharType="separate"/>
-        </w:r>
-        <w:r>
-          <w:rPr>
-            <w:noProof/>
-            <w:webHidden/>
-          </w:rPr>
-          <w:t>9</w:t>
-        </w:r>
-        <w:r>
-          <w:rPr>
-            <w:noProof/>
-            <w:webHidden/>
-          </w:rPr>
-          <w:fldChar w:fldCharType="end"/>
-        </w:r>
-      </w:hyperlink>
-    </w:p>
-    <w:p>
-      <w:pPr>
-        <w:pStyle w:val="Inhopg3"/>
-        <w:tabs>
-          <w:tab w:val="right" w:leader="dot" w:pos="8656"/>
-        </w:tabs>
-        <w:rPr>
-          <w:rFonts w:asciiTheme="minorHAnsi" w:eastAsiaTheme="minorEastAsia" w:hAnsiTheme="minorHAnsi" w:cstheme="minorBidi"/>
-          <w:noProof/>
-          <w:kern w:val="2"/>
-          <w14:ligatures w14:val="standardContextual"/>
-        </w:rPr>
-      </w:pPr>
-      <w:hyperlink w:anchor="_Toc231190395" w:history="1">
-        <w:r>
-          <w:rPr>
-            <w:rStyle w:val="Hyperlink"/>
-            <w:noProof/>
-          </w:rPr>
-          <w:t>Deelvraag 5 — Mens-AI-samenwerking</w:t>
-        </w:r>
-        <w:r>
-          <w:rPr>
-            <w:noProof/>
-            <w:webHidden/>
-          </w:rPr>
-          <w:tab/>
-        </w:r>
-        <w:r>
-          <w:rPr>
-            <w:noProof/>
-            <w:webHidden/>
-          </w:rPr>
-          <w:fldChar w:fldCharType="begin"/>
-        </w:r>
-        <w:r>
-          <w:rPr>
-            <w:noProof/>
-            <w:webHidden/>
-          </w:rPr>
-          <w:instrText xml:space="preserve"> PAGEREF _Toc231190395 \h </w:instrText>
-        </w:r>
-        <w:r>
-          <w:rPr>
-            <w:noProof/>
-            <w:webHidden/>
-          </w:rPr>
-        </w:r>
-        <w:r>
-          <w:rPr>
-            <w:noProof/>
-            <w:webHidden/>
-          </w:rPr>
-          <w:fldChar w:fldCharType="separate"/>
-        </w:r>
-        <w:r>
-          <w:rPr>
-            <w:noProof/>
-            <w:webHidden/>
-          </w:rPr>
-          <w:t>9</w:t>
-        </w:r>
-        <w:r>
-          <w:rPr>
-            <w:noProof/>
-            <w:webHidden/>
-          </w:rPr>
-          <w:fldChar w:fldCharType="end"/>
-        </w:r>
-      </w:hyperlink>
-    </w:p>
-    <w:p>
-      <w:pPr>
-        <w:pStyle w:val="Inhopg1"/>
-        <w:tabs>
-          <w:tab w:val="right" w:leader="dot" w:pos="8656"/>
-        </w:tabs>
-        <w:rPr>
-          <w:rFonts w:asciiTheme="minorHAnsi" w:eastAsiaTheme="minorEastAsia" w:hAnsiTheme="minorHAnsi" w:cstheme="minorBidi"/>
-          <w:noProof/>
-          <w:kern w:val="2"/>
-          <w14:ligatures w14:val="standardContextual"/>
-        </w:rPr>
-      </w:pPr>
-      <w:hyperlink w:anchor="_Toc231190396" w:history="1">
-        <w:r>
-          <w:rPr>
-            <w:rStyle w:val="Hyperlink"/>
-            <w:noProof/>
-          </w:rPr>
-          <w:t>5. Theoretisch kader</w:t>
-        </w:r>
-        <w:r>
-          <w:rPr>
-            <w:noProof/>
-            <w:webHidden/>
-          </w:rPr>
-          <w:tab/>
-        </w:r>
-        <w:r>
-          <w:rPr>
-            <w:noProof/>
-            <w:webHidden/>
-          </w:rPr>
-          <w:fldChar w:fldCharType="begin"/>
-        </w:r>
-        <w:r>
-          <w:rPr>
-            <w:noProof/>
-            <w:webHidden/>
-          </w:rPr>
-          <w:instrText xml:space="preserve"> PAGEREF _Toc231190396 \h </w:instrText>
-        </w:r>
-        <w:r>
-          <w:rPr>
-            <w:noProof/>
-            <w:webHidden/>
-          </w:rPr>
-        </w:r>
-        <w:r>
-          <w:rPr>
-            <w:noProof/>
-            <w:webHidden/>
-          </w:rPr>
-          <w:fldChar w:fldCharType="separate"/>
-        </w:r>
-        <w:r>
-          <w:rPr>
-            <w:noProof/>
-            <w:webHidden/>
-          </w:rPr>
-          <w:t>10</w:t>
-        </w:r>
-        <w:r>
-          <w:rPr>
-            <w:noProof/>
-            <w:webHidden/>
-          </w:rPr>
-          <w:fldChar w:fldCharType="end"/>
-        </w:r>
-      </w:hyperlink>
-    </w:p>
-    <w:p>
-      <w:pPr>
-        <w:pStyle w:val="Inhopg2"/>
-        <w:tabs>
-          <w:tab w:val="right" w:leader="dot" w:pos="8656"/>
-        </w:tabs>
-        <w:rPr>
-          <w:rFonts w:asciiTheme="minorHAnsi" w:eastAsiaTheme="minorEastAsia" w:hAnsiTheme="minorHAnsi" w:cstheme="minorBidi"/>
-          <w:noProof/>
-          <w:kern w:val="2"/>
-          <w14:ligatures w14:val="standardContextual"/>
-        </w:rPr>
-      </w:pPr>
-      <w:hyperlink w:anchor="_Toc231190399" w:history="1">
-        <w:r>
-          <w:rPr>
-            <w:rStyle w:val="Hyperlink"/>
-            <w:noProof/>
-          </w:rPr>
-          <w:t>5.3 Hybride AI</w:t>
-        </w:r>
-        <w:r>
-          <w:rPr>
-            <w:noProof/>
-            <w:webHidden/>
-          </w:rPr>
-          <w:tab/>
-        </w:r>
-        <w:r>
-          <w:rPr>
-            <w:noProof/>
-            <w:webHidden/>
-          </w:rPr>
-          <w:fldChar w:fldCharType="begin"/>
-        </w:r>
-        <w:r>
-          <w:rPr>
-            <w:noProof/>
-            <w:webHidden/>
-          </w:rPr>
-          <w:instrText xml:space="preserve"> PAGEREF _Toc231190399 \h </w:instrText>
-        </w:r>
-        <w:r>
-          <w:rPr>
-            <w:noProof/>
-            <w:webHidden/>
-          </w:rPr>
-        </w:r>
-        <w:r>
-          <w:rPr>
-            <w:noProof/>
-            <w:webHidden/>
-          </w:rPr>
-          <w:fldChar w:fldCharType="separate"/>
-        </w:r>
-        <w:r>
-          <w:rPr>
-            <w:noProof/>
-            <w:webHidden/>
-          </w:rPr>
-          <w:t>10</w:t>
-        </w:r>
-        <w:r>
-          <w:rPr>
-            <w:noProof/>
-            <w:webHidden/>
-          </w:rPr>
-          <w:fldChar w:fldCharType="end"/>
-        </w:r>
-      </w:hyperlink>
-    </w:p>
-    <w:p>
-      <w:pPr>
-        <w:pStyle w:val="Inhopg2"/>
-        <w:tabs>
-          <w:tab w:val="right" w:leader="dot" w:pos="8656"/>
-        </w:tabs>
-        <w:rPr>
-          <w:rFonts w:asciiTheme="minorHAnsi" w:eastAsiaTheme="minorEastAsia" w:hAnsiTheme="minorHAnsi" w:cstheme="minorBidi"/>
-          <w:noProof/>
-          <w:kern w:val="2"/>
-          <w14:ligatures w14:val="standardContextual"/>
-        </w:rPr>
-      </w:pPr>
-      <w:hyperlink w:anchor="_Toc231190401" w:history="1">
-        <w:r>
-          <w:rPr>
-            <w:rStyle w:val="Hyperlink"/>
-            <w:noProof/>
-          </w:rPr>
-          <w:t>5.4 Uitlegbare AI (XAI)</w:t>
-        </w:r>
-        <w:r>
-          <w:rPr>
-            <w:noProof/>
-            <w:webHidden/>
-          </w:rPr>
-          <w:tab/>
-        </w:r>
-        <w:r>
-          <w:rPr>
-            <w:noProof/>
-            <w:webHidden/>
-          </w:rPr>
-          <w:fldChar w:fldCharType="begin"/>
-        </w:r>
-        <w:r>
-          <w:rPr>
-            <w:noProof/>
-            <w:webHidden/>
-          </w:rPr>
-          <w:instrText xml:space="preserve"> PAGEREF _Toc231190401 \h </w:instrText>
-        </w:r>
-        <w:r>
-          <w:rPr>
-            <w:noProof/>
-            <w:webHidden/>
-          </w:rPr>
-        </w:r>
-        <w:r>
-          <w:rPr>
-            <w:noProof/>
-            <w:webHidden/>
-          </w:rPr>
-          <w:fldChar w:fldCharType="separate"/>
-        </w:r>
-        <w:r>
-          <w:rPr>
-            <w:noProof/>
-            <w:webHidden/>
-          </w:rPr>
-          <w:t>10</w:t>
-        </w:r>
-        <w:r>
-          <w:rPr>
-            <w:noProof/>
-            <w:webHidden/>
-          </w:rPr>
-          <w:fldChar w:fldCharType="end"/>
-        </w:r>
-      </w:hyperlink>
-    </w:p>
-    <w:p>
-      <w:pPr>
-        <w:pStyle w:val="Inhopg2"/>
-        <w:tabs>
-          <w:tab w:val="right" w:leader="dot" w:pos="8656"/>
-        </w:tabs>
-        <w:rPr>
-          <w:rFonts w:asciiTheme="minorHAnsi" w:eastAsiaTheme="minorEastAsia" w:hAnsiTheme="minorHAnsi" w:cstheme="minorBidi"/>
-          <w:noProof/>
-          <w:kern w:val="2"/>
-          <w14:ligatures w14:val="standardContextual"/>
-        </w:rPr>
-      </w:pPr>
-      <w:hyperlink w:anchor="_Toc231190403" w:history="1">
-        <w:r>
-          <w:rPr>
-            <w:rStyle w:val="Hyperlink"/>
-            <w:noProof/>
-          </w:rPr>
-          <w:t>5.5 Privacy en AVG</w:t>
-        </w:r>
-        <w:r>
-          <w:rPr>
-            <w:noProof/>
-            <w:webHidden/>
-          </w:rPr>
-          <w:tab/>
-        </w:r>
-        <w:r>
-          <w:rPr>
-            <w:noProof/>
-            <w:webHidden/>
-          </w:rPr>
-          <w:fldChar w:fldCharType="begin"/>
-        </w:r>
-        <w:r>
-          <w:rPr>
-            <w:noProof/>
-            <w:webHidden/>
-          </w:rPr>
-          <w:instrText xml:space="preserve"> PAGEREF _Toc231190403 \h </w:instrText>
-        </w:r>
-        <w:r>
-          <w:rPr>
-            <w:noProof/>
-            <w:webHidden/>
-          </w:rPr>
-        </w:r>
-        <w:r>
-          <w:rPr>
-            <w:noProof/>
-            <w:webHidden/>
-          </w:rPr>
-          <w:fldChar w:fldCharType="separate"/>
-        </w:r>
-        <w:r>
-          <w:rPr>
-            <w:noProof/>
-            <w:webHidden/>
-          </w:rPr>
-          <w:t>10</w:t>
-        </w:r>
-        <w:r>
-          <w:rPr>
-            <w:noProof/>
-            <w:webHidden/>
-          </w:rPr>
-          <w:fldChar w:fldCharType="end"/>
-        </w:r>
-      </w:hyperlink>
-    </w:p>
-    <w:p>
-      <w:pPr>
-        <w:pStyle w:val="Inhopg1"/>
-        <w:tabs>
-          <w:tab w:val="right" w:leader="dot" w:pos="8656"/>
-        </w:tabs>
-        <w:rPr>
-          <w:rFonts w:asciiTheme="minorHAnsi" w:eastAsiaTheme="minorEastAsia" w:hAnsiTheme="minorHAnsi" w:cstheme="minorBidi"/>
-          <w:noProof/>
-          <w:kern w:val="2"/>
-          <w14:ligatures w14:val="standardContextual"/>
-        </w:rPr>
-      </w:pPr>
-      <w:hyperlink w:anchor="_Toc231190404" w:history="1">
-        <w:r>
-          <w:rPr>
-            <w:rStyle w:val="Hyperlink"/>
-            <w:noProof/>
-          </w:rPr>
-          <w:t>6. Aanpak en methoden</w:t>
-        </w:r>
-        <w:r>
-          <w:rPr>
-            <w:noProof/>
-            <w:webHidden/>
-          </w:rPr>
-          <w:tab/>
-        </w:r>
-        <w:r>
-          <w:rPr>
-            <w:noProof/>
-            <w:webHidden/>
-          </w:rPr>
-          <w:fldChar w:fldCharType="begin"/>
-        </w:r>
-        <w:r>
-          <w:rPr>
-            <w:noProof/>
-            <w:webHidden/>
-          </w:rPr>
-          <w:instrText xml:space="preserve"> PAGEREF _Toc231190404 \h </w:instrText>
-        </w:r>
-        <w:r>
-          <w:rPr>
-            <w:noProof/>
-            <w:webHidden/>
-          </w:rPr>
-        </w:r>
-        <w:r>
-          <w:rPr>
-            <w:noProof/>
-            <w:webHidden/>
-          </w:rPr>
-          <w:fldChar w:fldCharType="separate"/>
-        </w:r>
-        <w:r>
-          <w:rPr>
-            <w:noProof/>
-            <w:webHidden/>
-          </w:rPr>
-          <w:t>11</w:t>
-        </w:r>
-        <w:r>
-          <w:rPr>
-            <w:noProof/>
-            <w:webHidden/>
-          </w:rPr>
-          <w:fldChar w:fldCharType="end"/>
-        </w:r>
-      </w:hyperlink>
-    </w:p>
-    <w:p>
-      <w:pPr>
-        <w:pStyle w:val="Inhopg2"/>
-        <w:tabs>
-          <w:tab w:val="right" w:leader="dot" w:pos="8656"/>
-        </w:tabs>
-        <w:rPr>
-          <w:rFonts w:asciiTheme="minorHAnsi" w:eastAsiaTheme="minorEastAsia" w:hAnsiTheme="minorHAnsi" w:cstheme="minorBidi"/>
-          <w:noProof/>
-          <w:kern w:val="2"/>
-          <w14:ligatures w14:val="standardContextual"/>
-        </w:rPr>
-      </w:pPr>
-      <w:hyperlink w:anchor="_Toc231190405" w:history="1">
-        <w:r>
-          <w:rPr>
-            <w:rStyle w:val="Hyperlink"/>
-            <w:noProof/>
-          </w:rPr>
-          <w:t>6.1 Fasen</w:t>
-        </w:r>
-        <w:r>
-          <w:rPr>
-            <w:noProof/>
-            <w:webHidden/>
-          </w:rPr>
-          <w:tab/>
-        </w:r>
-        <w:r>
-          <w:rPr>
-            <w:noProof/>
-            <w:webHidden/>
-          </w:rPr>
-          <w:fldChar w:fldCharType="begin"/>
-        </w:r>
-        <w:r>
-          <w:rPr>
-            <w:noProof/>
-            <w:webHidden/>
-          </w:rPr>
-          <w:instrText xml:space="preserve"> PAGEREF _Toc231190405 \h </w:instrText>
-        </w:r>
-        <w:r>
-          <w:rPr>
-            <w:noProof/>
-            <w:webHidden/>
-          </w:rPr>
-        </w:r>
-        <w:r>
-          <w:rPr>
-            <w:noProof/>
-            <w:webHidden/>
-          </w:rPr>
-          <w:fldChar w:fldCharType="separate"/>
-        </w:r>
-        <w:r>
-          <w:rPr>
-            <w:noProof/>
-            <w:webHidden/>
-          </w:rPr>
-          <w:t>11</w:t>
-        </w:r>
-        <w:r>
-          <w:rPr>
-            <w:noProof/>
-            <w:webHidden/>
-          </w:rPr>
-          <w:fldChar w:fldCharType="end"/>
-        </w:r>
-      </w:hyperlink>
-    </w:p>
-    <w:p>
-      <w:pPr>
-        <w:pStyle w:val="Inhopg2"/>
-        <w:tabs>
-          <w:tab w:val="right" w:leader="dot" w:pos="8656"/>
-        </w:tabs>
-        <w:rPr>
-          <w:rFonts w:asciiTheme="minorHAnsi" w:eastAsiaTheme="minorEastAsia" w:hAnsiTheme="minorHAnsi" w:cstheme="minorBidi"/>
-          <w:noProof/>
-          <w:kern w:val="2"/>
-          <w14:ligatures w14:val="standardContextual"/>
-        </w:rPr>
-      </w:pPr>
-      <w:hyperlink w:anchor="_Toc231190406" w:history="1">
-        <w:r>
-          <w:rPr>
-            <w:rStyle w:val="Hyperlink"/>
-            <w:noProof/>
-          </w:rPr>
-          <w:t>6.2 Data</w:t>
-        </w:r>
-        <w:r>
-          <w:rPr>
-            <w:noProof/>
-            <w:webHidden/>
-          </w:rPr>
-          <w:tab/>
-        </w:r>
-        <w:r>
-          <w:rPr>
-            <w:noProof/>
-            <w:webHidden/>
-          </w:rPr>
-          <w:fldChar w:fldCharType="begin"/>
-        </w:r>
-        <w:r>
-          <w:rPr>
-            <w:noProof/>
-            <w:webHidden/>
-          </w:rPr>
-          <w:instrText xml:space="preserve"> PAGEREF _Toc231190406 \h </w:instrText>
-        </w:r>
-        <w:r>
-          <w:rPr>
-            <w:noProof/>
-            <w:webHidden/>
-          </w:rPr>
-        </w:r>
-        <w:r>
-          <w:rPr>
-            <w:noProof/>
-            <w:webHidden/>
-          </w:rPr>
-          <w:fldChar w:fldCharType="separate"/>
-        </w:r>
-        <w:r>
-          <w:rPr>
-            <w:noProof/>
-            <w:webHidden/>
-          </w:rPr>
-          <w:t>11</w:t>
-        </w:r>
-        <w:r>
-          <w:rPr>
-            <w:noProof/>
-            <w:webHidden/>
-          </w:rPr>
-          <w:fldChar w:fldCharType="end"/>
-        </w:r>
-      </w:hyperlink>
-    </w:p>
-    <w:p>
-      <w:pPr>
-        <w:pStyle w:val="Inhopg2"/>
-        <w:tabs>
-          <w:tab w:val="right" w:leader="dot" w:pos="8656"/>
-        </w:tabs>
-        <w:rPr>
-          <w:rFonts w:asciiTheme="minorHAnsi" w:eastAsiaTheme="minorEastAsia" w:hAnsiTheme="minorHAnsi" w:cstheme="minorBidi"/>
-          <w:noProof/>
-          <w:kern w:val="2"/>
-          <w14:ligatures w14:val="standardContextual"/>
-        </w:rPr>
-      </w:pPr>
-      <w:hyperlink w:anchor="_Toc231190407" w:history="1">
-        <w:r>
-          <w:rPr>
-            <w:rStyle w:val="Hyperlink"/>
-            <w:noProof/>
-          </w:rPr>
-          <w:t>6.3 Proof of concept - Gerealiseerde functionaliteiten</w:t>
-        </w:r>
-        <w:r>
-          <w:rPr>
-            <w:noProof/>
-            <w:webHidden/>
-          </w:rPr>
-          <w:tab/>
-        </w:r>
-        <w:r>
-          <w:rPr>
-            <w:noProof/>
-            <w:webHidden/>
-          </w:rPr>
-          <w:fldChar w:fldCharType="begin"/>
-        </w:r>
-        <w:r>
-          <w:rPr>
-            <w:noProof/>
-            <w:webHidden/>
-          </w:rPr>
-          <w:instrText xml:space="preserve"> PAGEREF _Toc231190407 \h </w:instrText>
-        </w:r>
-        <w:r>
-          <w:rPr>
-            <w:noProof/>
-            <w:webHidden/>
-          </w:rPr>
-        </w:r>
-        <w:r>
-          <w:rPr>
-            <w:noProof/>
-            <w:webHidden/>
-          </w:rPr>
-          <w:fldChar w:fldCharType="separate"/>
-        </w:r>
-        <w:r>
-          <w:rPr>
-            <w:noProof/>
-            <w:webHidden/>
-          </w:rPr>
-          <w:t>11</w:t>
-        </w:r>
-        <w:r>
-          <w:rPr>
-            <w:noProof/>
-            <w:webHidden/>
-          </w:rPr>
-          <w:fldChar w:fldCharType="end"/>
-        </w:r>
-      </w:hyperlink>
-    </w:p>
-    <w:p>
-      <w:pPr>
-        <w:pStyle w:val="Inhopg3"/>
-        <w:tabs>
-          <w:tab w:val="right" w:leader="dot" w:pos="8656"/>
-        </w:tabs>
-        <w:rPr>
-          <w:rFonts w:asciiTheme="minorHAnsi" w:eastAsiaTheme="minorEastAsia" w:hAnsiTheme="minorHAnsi" w:cstheme="minorBidi"/>
-          <w:noProof/>
-          <w:kern w:val="2"/>
-          <w14:ligatures w14:val="standardContextual"/>
-        </w:rPr>
-      </w:pPr>
-      <w:hyperlink w:anchor="_Toc231190408" w:history="1">
-        <w:r>
-          <w:rPr>
-            <w:rStyle w:val="Hyperlink"/>
-            <w:noProof/>
-          </w:rPr>
-          <w:t>Leraarsdashboard</w:t>
-        </w:r>
-        <w:r>
-          <w:rPr>
-            <w:noProof/>
-            <w:webHidden/>
-          </w:rPr>
-          <w:tab/>
-        </w:r>
-        <w:r>
-          <w:rPr>
-            <w:noProof/>
-            <w:webHidden/>
-          </w:rPr>
-          <w:fldChar w:fldCharType="begin"/>
-        </w:r>
-        <w:r>
-          <w:rPr>
-            <w:noProof/>
-            <w:webHidden/>
-          </w:rPr>
-          <w:instrText xml:space="preserve"> PAGEREF _Toc231190408 \h </w:instrText>
-        </w:r>
-        <w:r>
-          <w:rPr>
-            <w:noProof/>
-            <w:webHidden/>
-          </w:rPr>
-        </w:r>
-        <w:r>
-          <w:rPr>
-            <w:noProof/>
-            <w:webHidden/>
-          </w:rPr>
-          <w:fldChar w:fldCharType="separate"/>
-        </w:r>
-        <w:r>
-          <w:rPr>
-            <w:noProof/>
-            <w:webHidden/>
-          </w:rPr>
-          <w:t>11</w:t>
-        </w:r>
-        <w:r>
-          <w:rPr>
-            <w:noProof/>
-            <w:webHidden/>
-          </w:rPr>
-          <w:fldChar w:fldCharType="end"/>
-        </w:r>
-      </w:hyperlink>
-    </w:p>
-    <w:p>
-      <w:pPr>
-        <w:pStyle w:val="Inhopg3"/>
-        <w:tabs>
-          <w:tab w:val="right" w:leader="dot" w:pos="8656"/>
-        </w:tabs>
-        <w:rPr>
-          <w:rFonts w:asciiTheme="minorHAnsi" w:eastAsiaTheme="minorEastAsia" w:hAnsiTheme="minorHAnsi" w:cstheme="minorBidi"/>
-          <w:noProof/>
-          <w:kern w:val="2"/>
-          <w14:ligatures w14:val="standardContextual"/>
-        </w:rPr>
-      </w:pPr>
-      <w:hyperlink w:anchor="_Toc231190409" w:history="1">
-        <w:r>
-          <w:rPr>
-            <w:rStyle w:val="Hyperlink"/>
-            <w:noProof/>
-          </w:rPr>
-          <w:t>Signalensysteem</w:t>
-        </w:r>
-        <w:r>
-          <w:rPr>
-            <w:noProof/>
-            <w:webHidden/>
-          </w:rPr>
-          <w:tab/>
-        </w:r>
-        <w:r>
-          <w:rPr>
-            <w:noProof/>
-            <w:webHidden/>
-          </w:rPr>
-          <w:fldChar w:fldCharType="begin"/>
-        </w:r>
-        <w:r>
-          <w:rPr>
-            <w:noProof/>
-            <w:webHidden/>
-          </w:rPr>
-          <w:instrText xml:space="preserve"> PAGEREF _Toc231190409 \h </w:instrText>
-        </w:r>
-        <w:r>
-          <w:rPr>
-            <w:noProof/>
-            <w:webHidden/>
-          </w:rPr>
-        </w:r>
-        <w:r>
-          <w:rPr>
-            <w:noProof/>
-            <w:webHidden/>
-          </w:rPr>
-          <w:fldChar w:fldCharType="separate"/>
-        </w:r>
-        <w:r>
-          <w:rPr>
-            <w:noProof/>
-            <w:webHidden/>
-          </w:rPr>
-          <w:t>12</w:t>
-        </w:r>
-        <w:r>
-          <w:rPr>
-            <w:noProof/>
-            <w:webHidden/>
-          </w:rPr>
-          <w:fldChar w:fldCharType="end"/>
-        </w:r>
-      </w:hyperlink>
-    </w:p>
-    <w:p>
-      <w:pPr>
-        <w:pStyle w:val="Inhopg3"/>
-        <w:tabs>
-          <w:tab w:val="right" w:leader="dot" w:pos="8656"/>
-        </w:tabs>
-        <w:rPr>
-          <w:rFonts w:asciiTheme="minorHAnsi" w:eastAsiaTheme="minorEastAsia" w:hAnsiTheme="minorHAnsi" w:cstheme="minorBidi"/>
-          <w:noProof/>
-          <w:kern w:val="2"/>
-          <w14:ligatures w14:val="standardContextual"/>
-        </w:rPr>
-      </w:pPr>
-      <w:hyperlink w:anchor="_Toc231190410" w:history="1">
-        <w:r>
-          <w:rPr>
-            <w:rStyle w:val="Hyperlink"/>
-            <w:noProof/>
-          </w:rPr>
-          <w:t>AI-gedreven advies - Juf Aimee</w:t>
-        </w:r>
-        <w:r>
-          <w:rPr>
-            <w:noProof/>
-            <w:webHidden/>
-          </w:rPr>
-          <w:tab/>
-        </w:r>
-        <w:r>
-          <w:rPr>
-            <w:noProof/>
-            <w:webHidden/>
-          </w:rPr>
-          <w:fldChar w:fldCharType="begin"/>
-        </w:r>
-        <w:r>
-          <w:rPr>
-            <w:noProof/>
-            <w:webHidden/>
-          </w:rPr>
-          <w:instrText xml:space="preserve"> PAGEREF _Toc231190410 \h </w:instrText>
-        </w:r>
-        <w:r>
-          <w:rPr>
-            <w:noProof/>
-            <w:webHidden/>
-          </w:rPr>
-        </w:r>
-        <w:r>
-          <w:rPr>
-            <w:noProof/>
-            <w:webHidden/>
-          </w:rPr>
-          <w:fldChar w:fldCharType="separate"/>
-        </w:r>
-        <w:r>
-          <w:rPr>
-            <w:noProof/>
-            <w:webHidden/>
-          </w:rPr>
-          <w:t>12</w:t>
-        </w:r>
-        <w:r>
-          <w:rPr>
-            <w:noProof/>
-            <w:webHidden/>
-          </w:rPr>
-          <w:fldChar w:fldCharType="end"/>
-        </w:r>
-      </w:hyperlink>
-    </w:p>
-    <w:p>
-      <w:pPr>
-        <w:pStyle w:val="Inhopg3"/>
-        <w:tabs>
-          <w:tab w:val="right" w:leader="dot" w:pos="8656"/>
-        </w:tabs>
-        <w:rPr>
-          <w:rFonts w:asciiTheme="minorHAnsi" w:eastAsiaTheme="minorEastAsia" w:hAnsiTheme="minorHAnsi" w:cstheme="minorBidi"/>
-          <w:noProof/>
-          <w:kern w:val="2"/>
-          <w14:ligatures w14:val="standardContextual"/>
-        </w:rPr>
-      </w:pPr>
-      <w:hyperlink w:anchor="_Toc231190411" w:history="1">
-        <w:r>
-          <w:rPr>
-            <w:rStyle w:val="Hyperlink"/>
-            <w:noProof/>
-          </w:rPr>
-          <w:t>Human in the loop</w:t>
-        </w:r>
-        <w:r>
-          <w:rPr>
-            <w:noProof/>
-            <w:webHidden/>
-          </w:rPr>
-          <w:tab/>
-        </w:r>
-        <w:r>
-          <w:rPr>
-            <w:noProof/>
-            <w:webHidden/>
-          </w:rPr>
-          <w:fldChar w:fldCharType="begin"/>
-        </w:r>
-        <w:r>
-          <w:rPr>
-            <w:noProof/>
-            <w:webHidden/>
-          </w:rPr>
-          <w:instrText xml:space="preserve"> PAGEREF _Toc231190411 \h </w:instrText>
-        </w:r>
-        <w:r>
-          <w:rPr>
-            <w:noProof/>
-            <w:webHidden/>
-          </w:rPr>
-        </w:r>
-        <w:r>
-          <w:rPr>
-            <w:noProof/>
-            <w:webHidden/>
-          </w:rPr>
-          <w:fldChar w:fldCharType="separate"/>
-        </w:r>
-        <w:r>
-          <w:rPr>
-            <w:noProof/>
-            <w:webHidden/>
-          </w:rPr>
-          <w:t>13</w:t>
-        </w:r>
-        <w:r>
-          <w:rPr>
-            <w:noProof/>
-            <w:webHidden/>
-          </w:rPr>
-          <w:fldChar w:fldCharType="end"/>
-        </w:r>
-      </w:hyperlink>
-    </w:p>
-    <w:p>
-      <w:pPr>
-        <w:pStyle w:val="Inhopg2"/>
-        <w:tabs>
-          <w:tab w:val="right" w:leader="dot" w:pos="8656"/>
-        </w:tabs>
-      </w:pPr>
-      <w:r>
-        <w:t>6.4 Evaluatie van het proof of concept</w:t>
-      </w:r>
-    </w:p>
-    <w:p>
-      <w:pPr>
-        <w:pStyle w:val="Inhopg1"/>
-        <w:tabs>
-          <w:tab w:val="right" w:leader="dot" w:pos="8656"/>
-        </w:tabs>
-        <w:rPr>
-          <w:rFonts w:asciiTheme="minorHAnsi" w:eastAsiaTheme="minorEastAsia" w:hAnsiTheme="minorHAnsi" w:cstheme="minorBidi"/>
-          <w:noProof/>
-          <w:kern w:val="2"/>
-          <w14:ligatures w14:val="standardContextual"/>
-        </w:rPr>
-      </w:pPr>
-      <w:hyperlink w:anchor="_Toc231190412" w:history="1">
-        <w:r>
-          <w:rPr>
-            <w:rStyle w:val="Hyperlink"/>
-            <w:noProof/>
-            <w:lang w:val="en-GB"/>
-          </w:rPr>
-          <w:t>7. Acceptatiecriteria en Definition of Done</w:t>
-        </w:r>
-        <w:r>
-          <w:rPr>
-            <w:noProof/>
-            <w:webHidden/>
-          </w:rPr>
-          <w:tab/>
-        </w:r>
-        <w:r>
-          <w:rPr>
-            <w:noProof/>
-            <w:webHidden/>
-          </w:rPr>
-          <w:fldChar w:fldCharType="begin"/>
-        </w:r>
-        <w:r>
-          <w:rPr>
-            <w:noProof/>
-            <w:webHidden/>
-          </w:rPr>
-          <w:instrText xml:space="preserve"> PAGEREF _Toc231190412 \h </w:instrText>
-        </w:r>
-        <w:r>
-          <w:rPr>
-            <w:noProof/>
-            <w:webHidden/>
-          </w:rPr>
-        </w:r>
-        <w:r>
-          <w:rPr>
-            <w:noProof/>
-            <w:webHidden/>
-          </w:rPr>
-          <w:fldChar w:fldCharType="separate"/>
-        </w:r>
-        <w:r>
-          <w:rPr>
-            <w:noProof/>
-            <w:webHidden/>
-          </w:rPr>
-          <w:t>14</w:t>
-        </w:r>
-        <w:r>
-          <w:rPr>
-            <w:noProof/>
-            <w:webHidden/>
-          </w:rPr>
-          <w:fldChar w:fldCharType="end"/>
-        </w:r>
-      </w:hyperlink>
-    </w:p>
-    <w:p>
-      <w:pPr>
-        <w:pStyle w:val="Inhopg2"/>
-        <w:tabs>
-          <w:tab w:val="right" w:leader="dot" w:pos="8656"/>
-        </w:tabs>
-        <w:rPr>
-          <w:rFonts w:asciiTheme="minorHAnsi" w:eastAsiaTheme="minorEastAsia" w:hAnsiTheme="minorHAnsi" w:cstheme="minorBidi"/>
-          <w:noProof/>
-          <w:kern w:val="2"/>
-          <w14:ligatures w14:val="standardContextual"/>
-        </w:rPr>
-      </w:pPr>
-      <w:hyperlink w:anchor="_Toc231190413" w:history="1">
-        <w:r>
-          <w:rPr>
-            <w:rStyle w:val="Hyperlink"/>
-            <w:noProof/>
-            <w:lang w:val="en-GB"/>
-          </w:rPr>
-          <w:t>Acceptatiecriteria</w:t>
-        </w:r>
-        <w:r>
-          <w:rPr>
-            <w:noProof/>
-            <w:webHidden/>
-          </w:rPr>
-          <w:tab/>
-        </w:r>
-        <w:r>
-          <w:rPr>
-            <w:noProof/>
-            <w:webHidden/>
-          </w:rPr>
-          <w:fldChar w:fldCharType="begin"/>
-        </w:r>
-        <w:r>
-          <w:rPr>
-            <w:noProof/>
-            <w:webHidden/>
-          </w:rPr>
-          <w:instrText xml:space="preserve"> PAGEREF _Toc231190413 \h </w:instrText>
-        </w:r>
-        <w:r>
-          <w:rPr>
-            <w:noProof/>
-            <w:webHidden/>
-          </w:rPr>
-        </w:r>
-        <w:r>
-          <w:rPr>
-            <w:noProof/>
-            <w:webHidden/>
-          </w:rPr>
-          <w:fldChar w:fldCharType="separate"/>
-        </w:r>
-        <w:r>
-          <w:rPr>
-            <w:noProof/>
-            <w:webHidden/>
-          </w:rPr>
-          <w:t>14</w:t>
-        </w:r>
-        <w:r>
-          <w:rPr>
-            <w:noProof/>
-            <w:webHidden/>
-          </w:rPr>
-          <w:fldChar w:fldCharType="end"/>
-        </w:r>
-      </w:hyperlink>
-    </w:p>
-    <w:p>
-      <w:pPr>
-        <w:pStyle w:val="Inhopg2"/>
-        <w:tabs>
-          <w:tab w:val="right" w:leader="dot" w:pos="8656"/>
-        </w:tabs>
-        <w:rPr>
-          <w:rFonts w:asciiTheme="minorHAnsi" w:eastAsiaTheme="minorEastAsia" w:hAnsiTheme="minorHAnsi" w:cstheme="minorBidi"/>
-          <w:noProof/>
-          <w:kern w:val="2"/>
-          <w14:ligatures w14:val="standardContextual"/>
-        </w:rPr>
-      </w:pPr>
-      <w:hyperlink w:anchor="_Toc231190414" w:history="1">
-        <w:r>
-          <w:rPr>
-            <w:rStyle w:val="Hyperlink"/>
-            <w:noProof/>
-          </w:rPr>
-          <w:t>Definition of Done</w:t>
-        </w:r>
-        <w:r>
-          <w:rPr>
-            <w:noProof/>
-            <w:webHidden/>
-          </w:rPr>
-          <w:tab/>
-        </w:r>
-        <w:r>
-          <w:rPr>
-            <w:noProof/>
-            <w:webHidden/>
-          </w:rPr>
-          <w:fldChar w:fldCharType="begin"/>
-        </w:r>
-        <w:r>
-          <w:rPr>
-            <w:noProof/>
-            <w:webHidden/>
-          </w:rPr>
-          <w:instrText xml:space="preserve"> PAGEREF _Toc231190414 \h </w:instrText>
-        </w:r>
-        <w:r>
-          <w:rPr>
-            <w:noProof/>
-            <w:webHidden/>
-          </w:rPr>
-        </w:r>
-        <w:r>
-          <w:rPr>
-            <w:noProof/>
-            <w:webHidden/>
-          </w:rPr>
-          <w:fldChar w:fldCharType="separate"/>
-        </w:r>
-        <w:r>
-          <w:rPr>
-            <w:noProof/>
-            <w:webHidden/>
-          </w:rPr>
-          <w:t>14</w:t>
-        </w:r>
-        <w:r>
-          <w:rPr>
-            <w:noProof/>
-            <w:webHidden/>
-          </w:rPr>
-          <w:fldChar w:fldCharType="end"/>
-        </w:r>
-      </w:hyperlink>
-    </w:p>
-    <w:p>
-      <w:pPr>
-        <w:pStyle w:val="Inhopg1"/>
-        <w:tabs>
-          <w:tab w:val="right" w:leader="dot" w:pos="8656"/>
-        </w:tabs>
-        <w:rPr>
-          <w:rFonts w:asciiTheme="minorHAnsi" w:eastAsiaTheme="minorEastAsia" w:hAnsiTheme="minorHAnsi" w:cstheme="minorBidi"/>
-          <w:noProof/>
-          <w:kern w:val="2"/>
-          <w14:ligatures w14:val="standardContextual"/>
-        </w:rPr>
-      </w:pPr>
-      <w:hyperlink w:anchor="_Toc231190415" w:history="1">
-        <w:r>
-          <w:rPr>
-            <w:rStyle w:val="Hyperlink"/>
-            <w:noProof/>
-          </w:rPr>
-          <w:t>8. Betrokkenen en begeleiding</w:t>
-        </w:r>
-        <w:r>
-          <w:rPr>
-            <w:noProof/>
-            <w:webHidden/>
-          </w:rPr>
-          <w:tab/>
-        </w:r>
-        <w:r>
-          <w:rPr>
-            <w:noProof/>
-            <w:webHidden/>
-          </w:rPr>
-          <w:fldChar w:fldCharType="begin"/>
-        </w:r>
-        <w:r>
-          <w:rPr>
-            <w:noProof/>
-            <w:webHidden/>
-          </w:rPr>
-          <w:instrText xml:space="preserve"> PAGEREF _Toc231190415 \h </w:instrText>
-        </w:r>
-        <w:r>
-          <w:rPr>
-            <w:noProof/>
-            <w:webHidden/>
-          </w:rPr>
-        </w:r>
-        <w:r>
-          <w:rPr>
-            <w:noProof/>
-            <w:webHidden/>
-          </w:rPr>
-          <w:fldChar w:fldCharType="separate"/>
-        </w:r>
-        <w:r>
-          <w:rPr>
-            <w:noProof/>
-            <w:webHidden/>
-          </w:rPr>
-          <w:t>15</w:t>
-        </w:r>
-        <w:r>
-          <w:rPr>
-            <w:noProof/>
-            <w:webHidden/>
-          </w:rPr>
-          <w:fldChar w:fldCharType="end"/>
-        </w:r>
-      </w:hyperlink>
-    </w:p>
-    <w:p>
-      <w:pPr>
-        <w:pStyle w:val="Inhopg1"/>
-        <w:tabs>
-          <w:tab w:val="right" w:leader="dot" w:pos="8656"/>
-        </w:tabs>
-        <w:rPr>
-          <w:rFonts w:asciiTheme="minorHAnsi" w:eastAsiaTheme="minorEastAsia" w:hAnsiTheme="minorHAnsi" w:cstheme="minorBidi"/>
-          <w:noProof/>
-          <w:kern w:val="2"/>
-          <w14:ligatures w14:val="standardContextual"/>
-        </w:rPr>
-      </w:pPr>
-      <w:hyperlink w:anchor="_Toc231190416" w:history="1">
-        <w:r>
-          <w:rPr>
-            <w:rStyle w:val="Hyperlink"/>
-            <w:noProof/>
-          </w:rPr>
-          <w:t>9. Aanbevelingen</w:t>
-        </w:r>
-        <w:r>
-          <w:rPr>
-            <w:noProof/>
-            <w:webHidden/>
-          </w:rPr>
-          <w:tab/>
-        </w:r>
-        <w:r>
-          <w:rPr>
-            <w:noProof/>
-            <w:webHidden/>
-          </w:rPr>
-          <w:fldChar w:fldCharType="begin"/>
-        </w:r>
-        <w:r>
-          <w:rPr>
-            <w:noProof/>
-            <w:webHidden/>
-          </w:rPr>
-          <w:instrText xml:space="preserve"> PAGEREF _Toc231190416 \h </w:instrText>
-        </w:r>
-        <w:r>
-          <w:rPr>
-            <w:noProof/>
-            <w:webHidden/>
-          </w:rPr>
-        </w:r>
-        <w:r>
-          <w:rPr>
-            <w:noProof/>
-            <w:webHidden/>
-          </w:rPr>
-          <w:fldChar w:fldCharType="separate"/>
-        </w:r>
-        <w:r>
-          <w:rPr>
-            <w:noProof/>
-            <w:webHidden/>
-          </w:rPr>
-          <w:t>16</w:t>
-        </w:r>
-        <w:r>
-          <w:rPr>
-            <w:noProof/>
-            <w:webHidden/>
-          </w:rPr>
-          <w:fldChar w:fldCharType="end"/>
-        </w:r>
-      </w:hyperlink>
-    </w:p>
-    <w:p>
-      <w:pPr>
-        <w:pStyle w:val="Inhopg2"/>
-        <w:tabs>
-          <w:tab w:val="right" w:leader="dot" w:pos="8656"/>
-        </w:tabs>
-        <w:rPr>
-          <w:rFonts w:asciiTheme="minorHAnsi" w:eastAsiaTheme="minorEastAsia" w:hAnsiTheme="minorHAnsi" w:cstheme="minorBidi"/>
-          <w:noProof/>
-          <w:kern w:val="2"/>
-          <w14:ligatures w14:val="standardContextual"/>
-        </w:rPr>
-      </w:pPr>
-      <w:hyperlink w:anchor="_Toc231190417" w:history="1">
-        <w:r>
-          <w:rPr>
-            <w:rStyle w:val="Hyperlink"/>
-            <w:noProof/>
-          </w:rPr>
-          <w:t xml:space="preserve">9.1 Beveiliging tegen </w:t>
-        </w:r>
-        <w:r>
-          <w:rPr>
-            <w:rStyle w:val="Hyperlink"/>
-            <w:i/>
-            <w:iCs/>
-            <w:noProof/>
-          </w:rPr>
-          <w:t>prompt injection</w:t>
-        </w:r>
-        <w:r>
-          <w:rPr>
-            <w:rStyle w:val="Hyperlink"/>
-            <w:noProof/>
-          </w:rPr>
-          <w:t xml:space="preserve"> in de AI-pipeline</w:t>
-        </w:r>
-        <w:r>
-          <w:rPr>
-            <w:noProof/>
-            <w:webHidden/>
-          </w:rPr>
-          <w:tab/>
-        </w:r>
-        <w:r>
-          <w:rPr>
-            <w:noProof/>
-            <w:webHidden/>
-          </w:rPr>
-          <w:fldChar w:fldCharType="begin"/>
-        </w:r>
-        <w:r>
-          <w:rPr>
-            <w:noProof/>
-            <w:webHidden/>
-          </w:rPr>
-          <w:instrText xml:space="preserve"> PAGEREF _Toc231190417 \h </w:instrText>
-        </w:r>
-        <w:r>
-          <w:rPr>
-            <w:noProof/>
-            <w:webHidden/>
-          </w:rPr>
-        </w:r>
-        <w:r>
-          <w:rPr>
-            <w:noProof/>
-            <w:webHidden/>
-          </w:rPr>
-          <w:fldChar w:fldCharType="separate"/>
-        </w:r>
-        <w:r>
-          <w:rPr>
-            <w:noProof/>
-            <w:webHidden/>
-          </w:rPr>
-          <w:t>16</w:t>
-        </w:r>
-        <w:r>
-          <w:rPr>
-            <w:noProof/>
-            <w:webHidden/>
-          </w:rPr>
-          <w:fldChar w:fldCharType="end"/>
-        </w:r>
-      </w:hyperlink>
-    </w:p>
-    <w:p>
-      <w:pPr>
-        <w:pStyle w:val="Inhopg2"/>
-        <w:tabs>
-          <w:tab w:val="right" w:leader="dot" w:pos="8656"/>
-        </w:tabs>
-        <w:rPr>
-          <w:rFonts w:asciiTheme="minorHAnsi" w:eastAsiaTheme="minorEastAsia" w:hAnsiTheme="minorHAnsi" w:cstheme="minorBidi"/>
-          <w:noProof/>
-          <w:kern w:val="2"/>
-          <w14:ligatures w14:val="standardContextual"/>
-        </w:rPr>
-      </w:pPr>
-      <w:hyperlink w:anchor="_Toc231190418" w:history="1">
-        <w:r>
-          <w:rPr>
-            <w:rStyle w:val="Hyperlink"/>
-            <w:noProof/>
-          </w:rPr>
-          <w:t>9.2 RAS verrijken met individuele leerlingvoortgang</w:t>
-        </w:r>
-        <w:r>
-          <w:rPr>
-            <w:noProof/>
-            <w:webHidden/>
-          </w:rPr>
-          <w:tab/>
-        </w:r>
-        <w:r>
-          <w:rPr>
-            <w:noProof/>
-            <w:webHidden/>
-          </w:rPr>
-          <w:fldChar w:fldCharType="begin"/>
-        </w:r>
-        <w:r>
-          <w:rPr>
-            <w:noProof/>
-            <w:webHidden/>
-          </w:rPr>
-          <w:instrText xml:space="preserve"> PAGEREF _Toc231190418 \h </w:instrText>
-        </w:r>
-        <w:r>
-          <w:rPr>
-            <w:noProof/>
-            <w:webHidden/>
-          </w:rPr>
-        </w:r>
-        <w:r>
-          <w:rPr>
-            <w:noProof/>
-            <w:webHidden/>
-          </w:rPr>
-          <w:fldChar w:fldCharType="separate"/>
-        </w:r>
-        <w:r>
-          <w:rPr>
-            <w:noProof/>
-            <w:webHidden/>
-          </w:rPr>
-          <w:t>17</w:t>
-        </w:r>
-        <w:r>
-          <w:rPr>
-            <w:noProof/>
-            <w:webHidden/>
-          </w:rPr>
-          <w:fldChar w:fldCharType="end"/>
-        </w:r>
-      </w:hyperlink>
-    </w:p>
-    <w:p>
-      <w:pPr>
-        <w:pStyle w:val="Inhopg2"/>
-        <w:tabs>
-          <w:tab w:val="right" w:leader="dot" w:pos="8656"/>
-        </w:tabs>
-        <w:rPr>
-          <w:rFonts w:asciiTheme="minorHAnsi" w:eastAsiaTheme="minorEastAsia" w:hAnsiTheme="minorHAnsi" w:cstheme="minorBidi"/>
-          <w:noProof/>
-          <w:kern w:val="2"/>
-          <w14:ligatures w14:val="standardContextual"/>
-        </w:rPr>
-      </w:pPr>
-      <w:hyperlink w:anchor="_Toc231190419" w:history="1">
-        <w:r>
-          <w:rPr>
-            <w:rStyle w:val="Hyperlink"/>
-            <w:noProof/>
-          </w:rPr>
-          <w:t>9.3 Modelselectie voor lokaal</w:t>
-        </w:r>
-        <w:r>
-          <w:rPr>
-            <w:noProof/>
-            <w:webHidden/>
-          </w:rPr>
-          <w:tab/>
-        </w:r>
-        <w:r>
-          <w:rPr>
-            <w:noProof/>
-            <w:webHidden/>
-          </w:rPr>
-          <w:fldChar w:fldCharType="begin"/>
-        </w:r>
-        <w:r>
-          <w:rPr>
-            <w:noProof/>
-            <w:webHidden/>
-          </w:rPr>
-          <w:instrText xml:space="preserve"> PAGEREF _Toc231190419 \h </w:instrText>
-        </w:r>
-        <w:r>
-          <w:rPr>
-            <w:noProof/>
-            <w:webHidden/>
-          </w:rPr>
-        </w:r>
-        <w:r>
-          <w:rPr>
-            <w:noProof/>
-            <w:webHidden/>
-          </w:rPr>
-          <w:fldChar w:fldCharType="separate"/>
-        </w:r>
-        <w:r>
-          <w:rPr>
-            <w:noProof/>
-            <w:webHidden/>
-          </w:rPr>
-          <w:t>18</w:t>
-        </w:r>
-        <w:r>
-          <w:rPr>
-            <w:noProof/>
-            <w:webHidden/>
-          </w:rPr>
-          <w:fldChar w:fldCharType="end"/>
-        </w:r>
-      </w:hyperlink>
-    </w:p>
-    <w:p>
-      <w:pPr>
-        <w:pStyle w:val="Inhopg1"/>
-        <w:tabs>
-          <w:tab w:val="right" w:leader="dot" w:pos="8656"/>
-        </w:tabs>
-        <w:rPr>
-          <w:rFonts w:asciiTheme="minorHAnsi" w:eastAsiaTheme="minorEastAsia" w:hAnsiTheme="minorHAnsi" w:cstheme="minorBidi"/>
-          <w:noProof/>
-          <w:kern w:val="2"/>
-          <w14:ligatures w14:val="standardContextual"/>
-        </w:rPr>
-      </w:pPr>
-      <w:hyperlink w:anchor="_Toc231190420" w:history="1">
-        <w:r>
-          <w:rPr>
-            <w:rStyle w:val="Hyperlink"/>
-            <w:noProof/>
-          </w:rPr>
-          <w:t>10. Future Work</w:t>
-        </w:r>
-        <w:r>
-          <w:rPr>
-            <w:noProof/>
-            <w:webHidden/>
-          </w:rPr>
-          <w:tab/>
-        </w:r>
-        <w:r>
-          <w:rPr>
-            <w:noProof/>
-            <w:webHidden/>
-          </w:rPr>
-          <w:fldChar w:fldCharType="begin"/>
-        </w:r>
-        <w:r>
-          <w:rPr>
-            <w:noProof/>
-            <w:webHidden/>
-          </w:rPr>
-          <w:instrText xml:space="preserve"> PAGEREF _Toc231190420 \h </w:instrText>
-        </w:r>
-        <w:r>
-          <w:rPr>
-            <w:noProof/>
-            <w:webHidden/>
-          </w:rPr>
-        </w:r>
-        <w:r>
-          <w:rPr>
-            <w:noProof/>
-            <w:webHidden/>
-          </w:rPr>
-          <w:fldChar w:fldCharType="separate"/>
-        </w:r>
-        <w:r>
-          <w:rPr>
-            <w:noProof/>
-            <w:webHidden/>
-          </w:rPr>
-          <w:t>19</w:t>
-        </w:r>
-        <w:r>
-          <w:rPr>
-            <w:noProof/>
-            <w:webHidden/>
-          </w:rPr>
-          <w:fldChar w:fldCharType="end"/>
-        </w:r>
-      </w:hyperlink>
-    </w:p>
-    <w:p>
-      <w:pPr>
-        <w:pStyle w:val="Inhopg2"/>
-        <w:tabs>
-          <w:tab w:val="right" w:leader="dot" w:pos="8656"/>
-        </w:tabs>
-        <w:rPr>
-          <w:rFonts w:asciiTheme="minorHAnsi" w:eastAsiaTheme="minorEastAsia" w:hAnsiTheme="minorHAnsi" w:cstheme="minorBidi"/>
-          <w:noProof/>
-          <w:kern w:val="2"/>
-          <w14:ligatures w14:val="standardContextual"/>
-        </w:rPr>
-      </w:pPr>
-      <w:hyperlink w:anchor="_Toc231190421" w:history="1">
-        <w:r>
-          <w:rPr>
-            <w:rStyle w:val="Hyperlink"/>
-            <w:noProof/>
-          </w:rPr>
-          <w:t>10.1 AI-gespreksassistent voor leerlingen</w:t>
-        </w:r>
-        <w:r>
-          <w:rPr>
-            <w:noProof/>
-            <w:webHidden/>
-          </w:rPr>
-          <w:tab/>
-        </w:r>
-        <w:r>
-          <w:rPr>
-            <w:noProof/>
-            <w:webHidden/>
-          </w:rPr>
-          <w:fldChar w:fldCharType="begin"/>
-        </w:r>
-        <w:r>
-          <w:rPr>
-            <w:noProof/>
-            <w:webHidden/>
-          </w:rPr>
-          <w:instrText xml:space="preserve"> PAGEREF _Toc231190421 \h </w:instrText>
-        </w:r>
-        <w:r>
-          <w:rPr>
-            <w:noProof/>
-            <w:webHidden/>
-          </w:rPr>
-        </w:r>
-        <w:r>
-          <w:rPr>
-            <w:noProof/>
-            <w:webHidden/>
-          </w:rPr>
-          <w:fldChar w:fldCharType="separate"/>
-        </w:r>
-        <w:r>
-          <w:rPr>
-            <w:noProof/>
-            <w:webHidden/>
-          </w:rPr>
-          <w:t>19</w:t>
-        </w:r>
-        <w:r>
-          <w:rPr>
-            <w:noProof/>
-            <w:webHidden/>
-          </w:rPr>
-          <w:fldChar w:fldCharType="end"/>
-        </w:r>
-      </w:hyperlink>
-    </w:p>
-    <w:p>
-      <w:pPr>
-        <w:pStyle w:val="Inhopg2"/>
-        <w:tabs>
-          <w:tab w:val="right" w:leader="dot" w:pos="8656"/>
-        </w:tabs>
-        <w:rPr>
-          <w:rFonts w:asciiTheme="minorHAnsi" w:eastAsiaTheme="minorEastAsia" w:hAnsiTheme="minorHAnsi" w:cstheme="minorBidi"/>
-          <w:noProof/>
-          <w:kern w:val="2"/>
-          <w14:ligatures w14:val="standardContextual"/>
-        </w:rPr>
-      </w:pPr>
-      <w:hyperlink w:anchor="_Toc231190422" w:history="1">
-        <w:r>
-          <w:rPr>
-            <w:rStyle w:val="Hyperlink"/>
-            <w:noProof/>
-          </w:rPr>
-          <w:t>10.2 Anonimisering van leerlingdata</w:t>
-        </w:r>
-        <w:r>
-          <w:rPr>
-            <w:noProof/>
-            <w:webHidden/>
-          </w:rPr>
-          <w:tab/>
-        </w:r>
-        <w:r>
-          <w:rPr>
-            <w:noProof/>
-            <w:webHidden/>
-          </w:rPr>
-          <w:fldChar w:fldCharType="begin"/>
-        </w:r>
-        <w:r>
-          <w:rPr>
-            <w:noProof/>
-            <w:webHidden/>
-          </w:rPr>
-          <w:instrText xml:space="preserve"> PAGEREF _Toc231190422 \h </w:instrText>
-        </w:r>
-        <w:r>
-          <w:rPr>
-            <w:noProof/>
-            <w:webHidden/>
-          </w:rPr>
-        </w:r>
-        <w:r>
-          <w:rPr>
-            <w:noProof/>
-            <w:webHidden/>
-          </w:rPr>
-          <w:fldChar w:fldCharType="separate"/>
-        </w:r>
-        <w:r>
-          <w:rPr>
-            <w:noProof/>
-            <w:webHidden/>
-          </w:rPr>
-          <w:t>19</w:t>
-        </w:r>
-        <w:r>
-          <w:rPr>
-            <w:noProof/>
-            <w:webHidden/>
-          </w:rPr>
-          <w:fldChar w:fldCharType="end"/>
-        </w:r>
-      </w:hyperlink>
-    </w:p>
-    <w:p>
-      <w:pPr>
-        <w:pStyle w:val="Inhopg2"/>
-        <w:tabs>
-          <w:tab w:val="right" w:leader="dot" w:pos="8656"/>
-        </w:tabs>
-        <w:rPr>
-          <w:rFonts w:asciiTheme="minorHAnsi" w:eastAsiaTheme="minorEastAsia" w:hAnsiTheme="minorHAnsi" w:cstheme="minorBidi"/>
-          <w:noProof/>
-          <w:kern w:val="2"/>
-          <w14:ligatures w14:val="standardContextual"/>
-        </w:rPr>
-      </w:pPr>
-      <w:hyperlink w:anchor="_Toc231190423" w:history="1">
-        <w:r>
-          <w:rPr>
-            <w:rStyle w:val="Hyperlink"/>
-            <w:noProof/>
-          </w:rPr>
-          <w:t>10.3 Ouderportaal met inzagerecht</w:t>
-        </w:r>
-        <w:r>
-          <w:rPr>
-            <w:noProof/>
-            <w:webHidden/>
-          </w:rPr>
-          <w:tab/>
-        </w:r>
-        <w:r>
-          <w:rPr>
-            <w:noProof/>
-            <w:webHidden/>
-          </w:rPr>
-          <w:fldChar w:fldCharType="begin"/>
-        </w:r>
-        <w:r>
-          <w:rPr>
-            <w:noProof/>
-            <w:webHidden/>
-          </w:rPr>
-          <w:instrText xml:space="preserve"> PAGEREF _Toc231190423 \h </w:instrText>
-        </w:r>
-        <w:r>
-          <w:rPr>
-            <w:noProof/>
-            <w:webHidden/>
-          </w:rPr>
-        </w:r>
-        <w:r>
-          <w:rPr>
-            <w:noProof/>
-            <w:webHidden/>
-          </w:rPr>
-          <w:fldChar w:fldCharType="separate"/>
-        </w:r>
-        <w:r>
-          <w:rPr>
-            <w:noProof/>
-            <w:webHidden/>
-          </w:rPr>
-          <w:t>19</w:t>
-        </w:r>
-        <w:r>
-          <w:rPr>
-            <w:noProof/>
-            <w:webHidden/>
-          </w:rPr>
-          <w:fldChar w:fldCharType="end"/>
-        </w:r>
-      </w:hyperlink>
-    </w:p>
-    <w:p>
-      <w:pPr>
-        <w:pStyle w:val="Inhopg2"/>
-        <w:tabs>
-          <w:tab w:val="right" w:leader="dot" w:pos="8656"/>
-        </w:tabs>
-        <w:rPr>
-          <w:rFonts w:asciiTheme="minorHAnsi" w:eastAsiaTheme="minorEastAsia" w:hAnsiTheme="minorHAnsi" w:cstheme="minorBidi"/>
-          <w:noProof/>
-          <w:kern w:val="2"/>
-          <w14:ligatures w14:val="standardContextual"/>
-        </w:rPr>
-      </w:pPr>
-      <w:hyperlink w:anchor="_Toc231190424" w:history="1">
-        <w:r>
-          <w:rPr>
-            <w:rStyle w:val="Hyperlink"/>
-            <w:noProof/>
-          </w:rPr>
-          <w:t>10.4 AI-taalbuddy voor leerlingen</w:t>
-        </w:r>
-        <w:r>
-          <w:rPr>
-            <w:noProof/>
-            <w:webHidden/>
-          </w:rPr>
-          <w:tab/>
-        </w:r>
-        <w:r>
-          <w:rPr>
-            <w:noProof/>
-            <w:webHidden/>
-          </w:rPr>
-          <w:fldChar w:fldCharType="begin"/>
-        </w:r>
-        <w:r>
-          <w:rPr>
-            <w:noProof/>
-            <w:webHidden/>
-          </w:rPr>
-          <w:instrText xml:space="preserve"> PAGEREF _Toc231190424 \h </w:instrText>
-        </w:r>
-        <w:r>
-          <w:rPr>
-            <w:noProof/>
-            <w:webHidden/>
-          </w:rPr>
-        </w:r>
-        <w:r>
-          <w:rPr>
-            <w:noProof/>
-            <w:webHidden/>
-          </w:rPr>
-          <w:fldChar w:fldCharType="separate"/>
-        </w:r>
-        <w:r>
-          <w:rPr>
-            <w:noProof/>
-            <w:webHidden/>
-          </w:rPr>
-          <w:t>19</w:t>
-        </w:r>
-        <w:r>
-          <w:rPr>
-            <w:noProof/>
-            <w:webHidden/>
-          </w:rPr>
-          <w:fldChar w:fldCharType="end"/>
-        </w:r>
-      </w:hyperlink>
-    </w:p>
-    <w:p>
-      <w:pPr>
-        <w:pStyle w:val="Inhopg1"/>
-        <w:tabs>
-          <w:tab w:val="right" w:leader="dot" w:pos="8656"/>
-        </w:tabs>
-        <w:rPr>
-          <w:rFonts w:asciiTheme="minorHAnsi" w:eastAsiaTheme="minorEastAsia" w:hAnsiTheme="minorHAnsi" w:cstheme="minorBidi"/>
-          <w:noProof/>
-          <w:kern w:val="2"/>
-          <w14:ligatures w14:val="standardContextual"/>
-        </w:rPr>
-      </w:pPr>
-      <w:hyperlink w:anchor="_Toc231190425" w:history="1">
-        <w:r>
-          <w:rPr>
-            <w:rStyle w:val="Hyperlink"/>
-            <w:noProof/>
-          </w:rPr>
-          <w:t>11. Literatuur</w:t>
-        </w:r>
-        <w:r>
-          <w:rPr>
-            <w:noProof/>
-            <w:webHidden/>
-          </w:rPr>
-          <w:tab/>
-        </w:r>
-        <w:r>
-          <w:rPr>
-            <w:noProof/>
-            <w:webHidden/>
-          </w:rPr>
-          <w:fldChar w:fldCharType="begin"/>
-        </w:r>
-        <w:r>
-          <w:rPr>
-            <w:noProof/>
-            <w:webHidden/>
-          </w:rPr>
-          <w:instrText xml:space="preserve"> PAGEREF _Toc231190425 \h </w:instrText>
-        </w:r>
-        <w:r>
-          <w:rPr>
-            <w:noProof/>
-            <w:webHidden/>
-          </w:rPr>
-        </w:r>
-        <w:r>
-          <w:rPr>
-            <w:noProof/>
-            <w:webHidden/>
-          </w:rPr>
-          <w:fldChar w:fldCharType="separate"/>
-        </w:r>
-        <w:r>
-          <w:rPr>
-            <w:noProof/>
-            <w:webHidden/>
-          </w:rPr>
-          <w:t>20</w:t>
-        </w:r>
-        <w:r>
-          <w:rPr>
-            <w:noProof/>
-            <w:webHidden/>
-          </w:rPr>
-          <w:fldChar w:fldCharType="end"/>
-        </w:r>
-      </w:hyperlink>
+        <w:t>1. Inleiding</w:t>
+      </w:r>
+      <w:bookmarkEnd w:id="5"/>
+      <w:bookmarkEnd w:id="6"/>
+      <w:bookmarkEnd w:id="7"/>
     </w:p>
     <w:p>
       <w:pPr>
@@ -3462,7 +4258,7 @@
         <w:jc w:val="both"/>
       </w:pPr>
       <w:r>
-        <w:fldChar w:fldCharType="end"/>
+        <w:t>Het Nederlandse primair onderwijs staat onder grote druk. Lerarentekorten, hoge werkdruk en grote klassendiversiteit maken het voor leraren steeds moeilijker om elk kind de aandacht en uitdaging te bieden die het nodig heeft. Dit geldt in het bijzonder voor hoogbegaafde leerlingen: een groep die structureel onvoldoende passend onderwijs ontvangt, met vergaande gevolgen voor hun welbevinden en schoolloopbaan.</w:t>
       </w:r>
     </w:p>
     <w:p>
@@ -3470,160 +4266,18 @@
         <w:spacing w:before="80" w:after="80"/>
         <w:jc w:val="both"/>
       </w:pPr>
+      <w:r>
+        <w:t>Kunstmatige intelligentie biedt potentieel een antwoord op deze uitdaging. Niet als vervanging van de leraar, maar als een intelligente, ondersteunende collega die de leraar helpt differentiëren, opdrachten te personaliseren en voortgang te monitoren. Dit is de kern van het project Juf Aimee.</w:t>
+      </w:r>
     </w:p>
     <w:p>
       <w:pPr>
         <w:spacing w:before="80" w:after="80"/>
         <w:jc w:val="both"/>
       </w:pPr>
-    </w:p>
-    <w:p>
-      <w:pPr>
-        <w:spacing w:before="80" w:after="80"/>
-        <w:jc w:val="both"/>
-      </w:pPr>
-    </w:p>
-    <w:p>
-      <w:pPr>
-        <w:spacing w:before="80" w:after="80"/>
-        <w:jc w:val="both"/>
-      </w:pPr>
-    </w:p>
-    <w:p>
-      <w:pPr>
-        <w:spacing w:before="80" w:after="80"/>
-        <w:jc w:val="both"/>
-      </w:pPr>
-    </w:p>
-    <w:p>
-      <w:pPr>
-        <w:spacing w:before="80" w:after="80"/>
-        <w:jc w:val="both"/>
-      </w:pPr>
-    </w:p>
-    <w:p>
-      <w:pPr>
-        <w:spacing w:before="80" w:after="80"/>
-        <w:jc w:val="both"/>
-      </w:pPr>
-    </w:p>
-    <w:p>
-      <w:pPr>
-        <w:spacing w:before="80" w:after="80"/>
-        <w:jc w:val="both"/>
-      </w:pPr>
-    </w:p>
-    <w:p>
-      <w:pPr>
-        <w:spacing w:before="80" w:after="80"/>
-        <w:jc w:val="both"/>
-      </w:pPr>
-    </w:p>
-    <w:p>
-      <w:pPr>
-        <w:spacing w:before="80" w:after="80"/>
-        <w:jc w:val="both"/>
-      </w:pPr>
-    </w:p>
-    <w:p>
-      <w:pPr>
-        <w:spacing w:before="80" w:after="80"/>
-        <w:jc w:val="both"/>
-      </w:pPr>
-    </w:p>
-    <w:p>
-      <w:pPr>
-        <w:spacing w:before="80" w:after="80"/>
-        <w:jc w:val="both"/>
-      </w:pPr>
-    </w:p>
-    <w:p>
-      <w:pPr>
-        <w:spacing w:before="80" w:after="80"/>
-        <w:jc w:val="both"/>
-      </w:pPr>
-    </w:p>
-    <w:p>
-      <w:pPr>
-        <w:spacing w:before="80" w:after="80"/>
-        <w:jc w:val="both"/>
-      </w:pPr>
-    </w:p>
-    <w:p>
-      <w:pPr>
-        <w:spacing w:before="80" w:after="80"/>
-        <w:jc w:val="both"/>
-      </w:pPr>
-    </w:p>
-    <w:p>
-      <w:pPr>
-        <w:spacing w:before="80" w:after="80"/>
-        <w:jc w:val="both"/>
-      </w:pPr>
-    </w:p>
-    <w:p>
-      <w:pPr>
-        <w:spacing w:before="80" w:after="80"/>
-        <w:jc w:val="both"/>
-      </w:pPr>
-    </w:p>
-    <w:p>
-      <w:pPr>
-        <w:spacing w:before="80" w:after="80"/>
-        <w:jc w:val="both"/>
-      </w:pPr>
-    </w:p>
-    <w:p>
-      <w:pPr>
-        <w:spacing w:before="80" w:after="80"/>
-        <w:jc w:val="both"/>
-      </w:pPr>
-    </w:p>
-    <w:p>
-      <w:pPr>
-        <w:spacing w:before="80" w:after="80"/>
-        <w:jc w:val="both"/>
-      </w:pPr>
-    </w:p>
-    <w:p>
-      <w:pPr>
-        <w:spacing w:before="80" w:after="80"/>
-        <w:jc w:val="both"/>
-      </w:pPr>
-    </w:p>
-    <w:p>
-      <w:pPr>
-        <w:spacing w:before="80" w:after="80"/>
-        <w:jc w:val="both"/>
-      </w:pPr>
-    </w:p>
-    <w:p>
-      <w:pPr>
-        <w:spacing w:before="80" w:after="80"/>
-        <w:jc w:val="both"/>
-      </w:pPr>
-    </w:p>
-    <w:p>
-      <w:pPr>
-        <w:spacing w:before="80" w:after="80"/>
-        <w:jc w:val="both"/>
-      </w:pPr>
-    </w:p>
-    <w:p>
-      <w:pPr>
-        <w:spacing w:before="80" w:after="80"/>
-        <w:jc w:val="both"/>
-      </w:pPr>
-    </w:p>
-    <w:p>
-      <w:pPr>
-        <w:spacing w:before="80" w:after="80"/>
-      </w:pPr>
-    </w:p>
-    <w:p>
-      <w:pPr>
-        <w:spacing w:before="80" w:after="80"/>
-      </w:pPr>
+      <w:r>
+        <w:t>Dit verslag documenteert de onderzoeksopzet van Juf Aimee. Het doel is tweeledig: enerzijds biedt het een helder kader voor studenten die binnen Studio Responsible AI werken aan een proof of concept, anderzijds vormt het een inhoudelijke onderbouwing voor verdere projectontwikkeling en subsidieaanvraag.</w:t>
+      </w:r>
     </w:p>
     <w:p>
       <w:pPr>
@@ -3637,46 +4291,7 @@
           <w:bottom w:val="single" w:sz="4" w:space="4" w:color="2E75B6"/>
         </w:pBdr>
       </w:pPr>
-      <w:bookmarkStart w:id="4" w:name="_Toc230782937"/>
-      <w:bookmarkStart w:id="5" w:name="_Toc231190382"/>
-      <w:r>
-        <w:lastRenderedPageBreak/>
-        <w:t>1. Inleiding</w:t>
-      </w:r>
-      <w:bookmarkEnd w:id="4"/>
-      <w:bookmarkEnd w:id="5"/>
-    </w:p>
-    <w:p>
-      <w:pPr>
-        <w:spacing w:before="80" w:after="80"/>
-        <w:jc w:val="both"/>
-      </w:pPr>
-      <w:r>
-        <w:t>Het Nederlandse primair onderwijs staat onder grote druk. Lerarentekorten, hoge werkdruk en grote klassendiversiteit maken het voor leraren steeds moeilijker om elk kind de aandacht en uitdaging te bieden die het nodig heeft. Dit geldt in het bijzonder voor hoogbegaafde leerlingen: een groep die structureel onvoldoende passend onderwijs ontvangt, met vergaande gevolgen voor hun welbevinden en schoolloopbaan.</w:t>
-      </w:r>
-    </w:p>
-    <w:p>
-      <w:pPr>
-        <w:spacing w:before="80" w:after="80"/>
-        <w:jc w:val="both"/>
-      </w:pPr>
-      <w:r>
-        <w:t>Kunstmatige intelligentie biedt potentieel een antwoord op deze uitdaging. Niet als vervanging van de leraar, maar als een intelligente, ondersteunende collega die de leraar helpt differentiëren, opdrachten te personaliseren en voortgang te monitoren. Dit is de kern van het project Juf Aimee.</w:t>
-      </w:r>
-    </w:p>
-    <w:p>
-      <w:pPr>
-        <w:spacing w:before="80" w:after="80"/>
-        <w:jc w:val="both"/>
-      </w:pPr>
-      <w:r>
-        <w:t>Dit verslag documenteert de onderzoeksopzet van Juf Aimee. Het doel is tweeledig: enerzijds biedt het een helder kader voor studenten die binnen Studio Responsible AI werken aan een proof of concept, anderzijds vormt het een inhoudelijke onderbouwing voor verdere projectontwikkeling en subsidieaanvraag.</w:t>
-      </w:r>
-    </w:p>
-    <w:p>
-      <w:pPr>
-        <w:spacing w:before="80" w:after="80"/>
-      </w:pPr>
+      <w:bookmarkStart w:id="8" w:name="_Toc230782938"/>
     </w:p>
     <w:p>
       <w:pPr>
@@ -3685,7 +4300,6 @@
           <w:bottom w:val="single" w:sz="4" w:space="4" w:color="2E75B6"/>
         </w:pBdr>
       </w:pPr>
-      <w:bookmarkStart w:id="6" w:name="_Toc230782938"/>
     </w:p>
     <w:p>
       <w:pPr>
@@ -3766,33 +4380,29 @@
           <w:bottom w:val="single" w:sz="4" w:space="4" w:color="2E75B6"/>
         </w:pBdr>
       </w:pPr>
-    </w:p>
-    <w:p>
-      <w:pPr>
-        <w:pStyle w:val="Kop1"/>
-        <w:pBdr>
-          <w:bottom w:val="single" w:sz="4" w:space="4" w:color="2E75B6"/>
-        </w:pBdr>
-      </w:pPr>
-      <w:bookmarkStart w:id="7" w:name="_Toc231190383"/>
+      <w:bookmarkStart w:id="9" w:name="_Toc231190383"/>
+      <w:bookmarkStart w:id="10" w:name="_Toc231238744"/>
       <w:r>
         <w:lastRenderedPageBreak/>
         <w:t>2. Achtergrond en context</w:t>
       </w:r>
-      <w:bookmarkEnd w:id="6"/>
-      <w:bookmarkEnd w:id="7"/>
-    </w:p>
-    <w:p>
-      <w:pPr>
-        <w:pStyle w:val="Kop2"/>
-      </w:pPr>
-      <w:bookmarkStart w:id="8" w:name="_Toc225245681"/>
-      <w:bookmarkStart w:id="9" w:name="_Toc231190384"/>
-      <w:r>
-        <w:t>2.1 Digital Life · Hogeschool van Amsterdam</w:t>
-      </w:r>
       <w:bookmarkEnd w:id="8"/>
       <w:bookmarkEnd w:id="9"/>
+      <w:bookmarkEnd w:id="10"/>
+    </w:p>
+    <w:p>
+      <w:pPr>
+        <w:pStyle w:val="Kop2"/>
+      </w:pPr>
+      <w:bookmarkStart w:id="11" w:name="_Toc225245681"/>
+      <w:bookmarkStart w:id="12" w:name="_Toc231190384"/>
+      <w:bookmarkStart w:id="13" w:name="_Toc231238745"/>
+      <w:r>
+        <w:t>2.1 Digital Life · Hogeschool van Amsterdam</w:t>
+      </w:r>
+      <w:bookmarkEnd w:id="11"/>
+      <w:bookmarkEnd w:id="12"/>
+      <w:bookmarkEnd w:id="13"/>
     </w:p>
     <w:p>
       <w:pPr>
@@ -3829,13 +4439,15 @@
       <w:pPr>
         <w:pStyle w:val="Kop2"/>
       </w:pPr>
-      <w:bookmarkStart w:id="10" w:name="_Toc225245682"/>
-      <w:bookmarkStart w:id="11" w:name="_Toc231190385"/>
+      <w:bookmarkStart w:id="14" w:name="_Toc225245682"/>
+      <w:bookmarkStart w:id="15" w:name="_Toc231190385"/>
+      <w:bookmarkStart w:id="16" w:name="_Toc231238746"/>
       <w:r>
         <w:t>2.2 Hoogbegaafdheid in het primair onderwijs</w:t>
       </w:r>
-      <w:bookmarkEnd w:id="10"/>
-      <w:bookmarkEnd w:id="11"/>
+      <w:bookmarkEnd w:id="14"/>
+      <w:bookmarkEnd w:id="15"/>
+      <w:bookmarkEnd w:id="16"/>
     </w:p>
     <w:p>
       <w:pPr>
@@ -3873,13 +4485,15 @@
       <w:pPr>
         <w:pStyle w:val="Kop2"/>
       </w:pPr>
-      <w:bookmarkStart w:id="12" w:name="_Toc225245683"/>
-      <w:bookmarkStart w:id="13" w:name="_Toc231190386"/>
+      <w:bookmarkStart w:id="17" w:name="_Toc225245683"/>
+      <w:bookmarkStart w:id="18" w:name="_Toc231190386"/>
+      <w:bookmarkStart w:id="19" w:name="_Toc231238747"/>
       <w:r>
         <w:t>2.3 Hybride AI als uitgangspunt</w:t>
       </w:r>
-      <w:bookmarkEnd w:id="12"/>
-      <w:bookmarkEnd w:id="13"/>
+      <w:bookmarkEnd w:id="17"/>
+      <w:bookmarkEnd w:id="18"/>
+      <w:bookmarkEnd w:id="19"/>
     </w:p>
     <w:p>
       <w:pPr>
@@ -3922,7 +4536,7 @@
           <w:bottom w:val="single" w:sz="4" w:space="4" w:color="2E75B6"/>
         </w:pBdr>
       </w:pPr>
-      <w:bookmarkStart w:id="14" w:name="_Toc230782942"/>
+      <w:bookmarkStart w:id="20" w:name="_Toc230782942"/>
     </w:p>
     <w:p>
       <w:pPr>
@@ -3939,13 +4553,15 @@
           <w:bottom w:val="single" w:sz="4" w:space="4" w:color="2E75B6"/>
         </w:pBdr>
       </w:pPr>
-      <w:bookmarkStart w:id="15" w:name="_Toc231190387"/>
+      <w:bookmarkStart w:id="21" w:name="_Toc231190387"/>
+      <w:bookmarkStart w:id="22" w:name="_Toc231238748"/>
       <w:r>
         <w:lastRenderedPageBreak/>
         <w:t>3. Probleemstelling</w:t>
       </w:r>
-      <w:bookmarkEnd w:id="14"/>
-      <w:bookmarkEnd w:id="15"/>
+      <w:bookmarkEnd w:id="20"/>
+      <w:bookmarkEnd w:id="21"/>
+      <w:bookmarkEnd w:id="22"/>
     </w:p>
     <w:p>
       <w:pPr>
@@ -4039,7 +4655,7 @@
           <w:bottom w:val="single" w:sz="4" w:space="4" w:color="2E75B6"/>
         </w:pBdr>
       </w:pPr>
-      <w:bookmarkStart w:id="16" w:name="_Toc230782943"/>
+      <w:bookmarkStart w:id="23" w:name="_Toc230782943"/>
     </w:p>
     <w:p>
       <w:pPr>
@@ -4120,25 +4736,29 @@
           <w:bottom w:val="single" w:sz="4" w:space="4" w:color="2E75B6"/>
         </w:pBdr>
       </w:pPr>
-      <w:bookmarkStart w:id="17" w:name="_Toc231190388"/>
+      <w:bookmarkStart w:id="24" w:name="_Toc231190388"/>
+      <w:bookmarkStart w:id="25" w:name="_Toc231238749"/>
       <w:r>
         <w:lastRenderedPageBreak/>
         <w:t>4. Onderzoeksvragen</w:t>
       </w:r>
-      <w:bookmarkEnd w:id="16"/>
-      <w:bookmarkEnd w:id="17"/>
+      <w:bookmarkEnd w:id="23"/>
+      <w:bookmarkEnd w:id="24"/>
+      <w:bookmarkEnd w:id="25"/>
     </w:p>
     <w:p>
       <w:pPr>
         <w:pStyle w:val="Kop2"/>
       </w:pPr>
-      <w:bookmarkStart w:id="18" w:name="_Toc230782944"/>
-      <w:bookmarkStart w:id="19" w:name="_Toc231190389"/>
+      <w:bookmarkStart w:id="26" w:name="_Toc230782944"/>
+      <w:bookmarkStart w:id="27" w:name="_Toc231190389"/>
+      <w:bookmarkStart w:id="28" w:name="_Toc231238750"/>
       <w:r>
         <w:t>4.1 Hoofdvraag</w:t>
       </w:r>
-      <w:bookmarkEnd w:id="18"/>
-      <w:bookmarkEnd w:id="19"/>
+      <w:bookmarkEnd w:id="26"/>
+      <w:bookmarkEnd w:id="27"/>
+      <w:bookmarkEnd w:id="28"/>
     </w:p>
     <w:p>
       <w:pPr>
@@ -4153,25 +4773,29 @@
       <w:pPr>
         <w:pStyle w:val="Kop2"/>
       </w:pPr>
-      <w:bookmarkStart w:id="20" w:name="_Toc230782945"/>
-      <w:bookmarkStart w:id="21" w:name="_Toc231190390"/>
+      <w:bookmarkStart w:id="29" w:name="_Toc230782945"/>
+      <w:bookmarkStart w:id="30" w:name="_Toc231190390"/>
+      <w:bookmarkStart w:id="31" w:name="_Toc231238751"/>
       <w:r>
         <w:t>4.2 Deelvragen</w:t>
       </w:r>
-      <w:bookmarkEnd w:id="20"/>
-      <w:bookmarkEnd w:id="21"/>
+      <w:bookmarkEnd w:id="29"/>
+      <w:bookmarkEnd w:id="30"/>
+      <w:bookmarkEnd w:id="31"/>
     </w:p>
     <w:p>
       <w:pPr>
         <w:pStyle w:val="Kop3"/>
       </w:pPr>
-      <w:bookmarkStart w:id="22" w:name="_Toc230782946"/>
-      <w:bookmarkStart w:id="23" w:name="_Toc231190391"/>
+      <w:bookmarkStart w:id="32" w:name="_Toc230782946"/>
+      <w:bookmarkStart w:id="33" w:name="_Toc231190391"/>
+      <w:bookmarkStart w:id="34" w:name="_Toc231238752"/>
       <w:r>
         <w:t>Deelvraag 1  Pedagogische en inhoudelijke context</w:t>
       </w:r>
-      <w:bookmarkEnd w:id="22"/>
-      <w:bookmarkEnd w:id="23"/>
+      <w:bookmarkEnd w:id="32"/>
+      <w:bookmarkEnd w:id="33"/>
+      <w:bookmarkEnd w:id="34"/>
     </w:p>
     <w:p>
       <w:pPr>
@@ -4186,13 +4810,15 @@
       <w:pPr>
         <w:pStyle w:val="Kop3"/>
       </w:pPr>
-      <w:bookmarkStart w:id="24" w:name="_Toc230782947"/>
-      <w:bookmarkStart w:id="25" w:name="_Toc231190392"/>
+      <w:bookmarkStart w:id="35" w:name="_Toc230782947"/>
+      <w:bookmarkStart w:id="36" w:name="_Toc231190392"/>
+      <w:bookmarkStart w:id="37" w:name="_Toc231238753"/>
       <w:r>
         <w:t>Deelvraag 2 Gebruikersbehoeften en rolverdeling</w:t>
       </w:r>
-      <w:bookmarkEnd w:id="24"/>
-      <w:bookmarkEnd w:id="25"/>
+      <w:bookmarkEnd w:id="35"/>
+      <w:bookmarkEnd w:id="36"/>
+      <w:bookmarkEnd w:id="37"/>
     </w:p>
     <w:p>
       <w:pPr>
@@ -4207,13 +4833,15 @@
       <w:pPr>
         <w:pStyle w:val="Kop3"/>
       </w:pPr>
-      <w:bookmarkStart w:id="26" w:name="_Toc230782948"/>
-      <w:bookmarkStart w:id="27" w:name="_Toc231190393"/>
+      <w:bookmarkStart w:id="38" w:name="_Toc230782948"/>
+      <w:bookmarkStart w:id="39" w:name="_Toc231190393"/>
+      <w:bookmarkStart w:id="40" w:name="_Toc231238754"/>
       <w:r>
         <w:t>Deelvraag 3 Verantwoord AI-ontwerp</w:t>
       </w:r>
-      <w:bookmarkEnd w:id="26"/>
-      <w:bookmarkEnd w:id="27"/>
+      <w:bookmarkEnd w:id="38"/>
+      <w:bookmarkEnd w:id="39"/>
+      <w:bookmarkEnd w:id="40"/>
     </w:p>
     <w:p>
       <w:pPr>
@@ -4228,13 +4856,15 @@
       <w:pPr>
         <w:pStyle w:val="Kop3"/>
       </w:pPr>
-      <w:bookmarkStart w:id="28" w:name="_Toc230782949"/>
-      <w:bookmarkStart w:id="29" w:name="_Toc231190394"/>
+      <w:bookmarkStart w:id="41" w:name="_Toc230782949"/>
+      <w:bookmarkStart w:id="42" w:name="_Toc231190394"/>
+      <w:bookmarkStart w:id="43" w:name="_Toc231238755"/>
       <w:r>
         <w:t>Deelvraag 4 Technische haalbaarheid</w:t>
       </w:r>
-      <w:bookmarkEnd w:id="28"/>
-      <w:bookmarkEnd w:id="29"/>
+      <w:bookmarkEnd w:id="41"/>
+      <w:bookmarkEnd w:id="42"/>
+      <w:bookmarkEnd w:id="43"/>
     </w:p>
     <w:p>
       <w:pPr>
@@ -4249,13 +4879,15 @@
       <w:pPr>
         <w:pStyle w:val="Kop3"/>
       </w:pPr>
-      <w:bookmarkStart w:id="30" w:name="_Toc230782950"/>
-      <w:bookmarkStart w:id="31" w:name="_Toc231190395"/>
+      <w:bookmarkStart w:id="44" w:name="_Toc230782950"/>
+      <w:bookmarkStart w:id="45" w:name="_Toc231190395"/>
+      <w:bookmarkStart w:id="46" w:name="_Toc231238756"/>
       <w:r>
         <w:t>Deelvraag 5 Mens-AI-samenwerking</w:t>
       </w:r>
-      <w:bookmarkEnd w:id="30"/>
-      <w:bookmarkEnd w:id="31"/>
+      <w:bookmarkEnd w:id="44"/>
+      <w:bookmarkEnd w:id="45"/>
+      <w:bookmarkEnd w:id="46"/>
     </w:p>
     <w:p>
       <w:pPr>
@@ -4278,7 +4910,7 @@
           <w:bottom w:val="single" w:sz="4" w:space="4" w:color="2E75B6"/>
         </w:pBdr>
       </w:pPr>
-      <w:bookmarkStart w:id="32" w:name="_Toc230782951"/>
+      <w:bookmarkStart w:id="47" w:name="_Toc230782951"/>
     </w:p>
     <w:p>
       <w:pPr>
@@ -4311,21 +4943,23 @@
           <w:bottom w:val="single" w:sz="4" w:space="4" w:color="2E75B6"/>
         </w:pBdr>
       </w:pPr>
-      <w:bookmarkStart w:id="33" w:name="_Toc231190396"/>
+      <w:bookmarkStart w:id="48" w:name="_Toc231190396"/>
+      <w:bookmarkStart w:id="49" w:name="_Toc231238757"/>
       <w:r>
         <w:lastRenderedPageBreak/>
         <w:t>5. Theoretisch kader</w:t>
       </w:r>
-      <w:bookmarkStart w:id="34" w:name="_Toc225245694"/>
-      <w:bookmarkStart w:id="35" w:name="_Toc230782956"/>
-      <w:bookmarkEnd w:id="32"/>
-      <w:bookmarkEnd w:id="33"/>
+      <w:bookmarkStart w:id="50" w:name="_Toc225245694"/>
+      <w:bookmarkStart w:id="51" w:name="_Toc230782956"/>
+      <w:bookmarkEnd w:id="47"/>
+      <w:bookmarkEnd w:id="48"/>
+      <w:bookmarkEnd w:id="49"/>
     </w:p>
     <w:p>
       <w:pPr>
         <w:pStyle w:val="Geenafstand"/>
       </w:pPr>
-      <w:bookmarkStart w:id="36" w:name="_Toc231190397"/>
+      <w:bookmarkStart w:id="52" w:name="_Toc231190397"/>
       <w:r>
         <w:t>Juf Aimee is gebouwd op vier theoretische pijlers die samen een verantwoord en effectief AI-systeem voor het onderwijs vormen. De Taxonomie van Bloom biedt het niveau dat persoonlijk aansluit op het individuele niveau van de leerling. Het Hybride AI-framework garandeert dat de AI de leraar ondersteunt zonder diens professionele rol over te nemen. Uitlegbare AI zorgt ervoor dat leraren de aanbevelingen van het systeem kunnen begrijpen en beoordelen. Tot slot stelt AVG-compliance harde eisen aan de omgang met leerlingdata, waarbij dataminimalisatie en lokale deployment de privacy van minderjarige leerlingen waarborgen.</w:t>
       </w:r>
@@ -4336,59 +4970,63 @@
         <w:br/>
         <w:t>5.1 Taxonomie van Bloom</w:t>
       </w:r>
-      <w:bookmarkEnd w:id="34"/>
-      <w:bookmarkEnd w:id="36"/>
+      <w:bookmarkEnd w:id="50"/>
+      <w:bookmarkEnd w:id="52"/>
     </w:p>
     <w:p>
       <w:pPr>
         <w:pStyle w:val="Geenafstand"/>
       </w:pPr>
-      <w:bookmarkStart w:id="37" w:name="_Toc231190398"/>
-      <w:bookmarkStart w:id="38" w:name="_Toc225245695"/>
+      <w:bookmarkStart w:id="53" w:name="_Toc231190398"/>
+      <w:bookmarkStart w:id="54" w:name="_Toc225245695"/>
       <w:r>
         <w:t>De Taxonomie van Bloom biedt een gelaagd model van cognitieve vaardigheden. Het model loopt van lagere-orde vaardigheden onthouden, begrijpen en toepassen naar hogere-orde denkvaardigheden zoals analyseren, evalueren en creëren. Hoogbegaafde leerlingen profiteren het meest van opdrachten die de hogere niveaus aanspreken. Juf Aimee gebruikt dit kader als basis voor het genereren en categoriseren van opdrachten.</w:t>
       </w:r>
-      <w:bookmarkEnd w:id="37"/>
+      <w:bookmarkEnd w:id="53"/>
     </w:p>
     <w:p>
       <w:pPr>
         <w:pStyle w:val="Kop2"/>
       </w:pPr>
-      <w:bookmarkStart w:id="39" w:name="_Toc231190399"/>
+      <w:bookmarkStart w:id="55" w:name="_Toc231190399"/>
+      <w:bookmarkStart w:id="56" w:name="_Toc231238758"/>
       <w:r>
         <w:t>5.2 Hybride AI</w:t>
       </w:r>
-      <w:bookmarkEnd w:id="38"/>
-      <w:bookmarkEnd w:id="39"/>
+      <w:bookmarkEnd w:id="54"/>
+      <w:bookmarkEnd w:id="55"/>
+      <w:bookmarkEnd w:id="56"/>
     </w:p>
     <w:p>
       <w:pPr>
         <w:pStyle w:val="Geenafstand"/>
       </w:pPr>
-      <w:bookmarkStart w:id="40" w:name="_Toc231190400"/>
-      <w:bookmarkStart w:id="41" w:name="_Toc225245696"/>
+      <w:bookmarkStart w:id="57" w:name="_Toc231190400"/>
+      <w:bookmarkStart w:id="58" w:name="_Toc225245696"/>
       <w:r>
         <w:t>Juf Aimee is ontworpen als een hybride AI-systeem waarin de gebruiker en artificiële intelligentie elkaar aanvullen, niet vervangen. Het Hybride AI-framework (Akata et al., 2020) beschrijft hoe AI-systemen en mensen samenwerken op basis van wederzijdse aanvulling. Concreet betekent dit dat de AI de taken overneemt waarvoor zij beter geschikt is, grootschalige personalisatie en voortgangsmonitoring terwijl de leraar de taken behoudt die menselijk oordeelsvermogen vereisen: pedagogische beslissingen en de relatie met de leerling.</w:t>
       </w:r>
-      <w:bookmarkEnd w:id="40"/>
+      <w:bookmarkEnd w:id="57"/>
     </w:p>
     <w:p>
       <w:pPr>
         <w:pStyle w:val="Kop2"/>
       </w:pPr>
-      <w:bookmarkStart w:id="42" w:name="_Toc231190401"/>
+      <w:bookmarkStart w:id="59" w:name="_Toc231190401"/>
+      <w:bookmarkStart w:id="60" w:name="_Toc231238759"/>
       <w:r>
         <w:t>5.3 Uitlegbare AI (XAI)</w:t>
       </w:r>
-      <w:bookmarkEnd w:id="41"/>
-      <w:bookmarkEnd w:id="42"/>
+      <w:bookmarkEnd w:id="58"/>
+      <w:bookmarkEnd w:id="59"/>
+      <w:bookmarkEnd w:id="60"/>
     </w:p>
     <w:p>
       <w:pPr>
         <w:pStyle w:val="Geenafstand"/>
       </w:pPr>
-      <w:bookmarkStart w:id="43" w:name="_Toc231190402"/>
-      <w:bookmarkStart w:id="44" w:name="_Toc225245697"/>
+      <w:bookmarkStart w:id="61" w:name="_Toc231190402"/>
+      <w:bookmarkStart w:id="62" w:name="_Toc225245697"/>
       <w:r>
         <w:t xml:space="preserve">Leraren kunnen Juf Aimee alleen verantwoord inzetten als zij begrijpen waarom het systeem een bepaalde aanbeveling doet. Explainability </w:t>
       </w:r>
@@ -4403,18 +5041,20 @@
       <w:r>
         <w:t>) is daarom een centrale randvoorwaarde voor verantwoord AI-gebruik in het onderwijs. Dit vereist bewuste ontwerpkeuzes rondom transparantie: elke aanbeveling gaat vergezeld van een korte, begrijpelijke uitleg zonder technisch jargon.</w:t>
       </w:r>
-      <w:bookmarkEnd w:id="43"/>
+      <w:bookmarkEnd w:id="61"/>
     </w:p>
     <w:p>
       <w:pPr>
         <w:pStyle w:val="Kop2"/>
       </w:pPr>
-      <w:bookmarkStart w:id="45" w:name="_Toc231190403"/>
+      <w:bookmarkStart w:id="63" w:name="_Toc231190403"/>
+      <w:bookmarkStart w:id="64" w:name="_Toc231238760"/>
       <w:r>
         <w:t>5.4 Privacy en AVG</w:t>
       </w:r>
-      <w:bookmarkEnd w:id="44"/>
-      <w:bookmarkEnd w:id="45"/>
+      <w:bookmarkEnd w:id="62"/>
+      <w:bookmarkEnd w:id="63"/>
+      <w:bookmarkEnd w:id="64"/>
     </w:p>
     <w:p>
       <w:pPr>
@@ -4441,19 +5081,21 @@
           <w:bottom w:val="single" w:sz="4" w:space="4" w:color="2E75B6"/>
         </w:pBdr>
       </w:pPr>
-      <w:bookmarkStart w:id="46" w:name="_Toc231190404"/>
+      <w:bookmarkStart w:id="65" w:name="_Toc231190404"/>
+      <w:bookmarkStart w:id="66" w:name="_Toc231238761"/>
       <w:r>
         <w:lastRenderedPageBreak/>
         <w:t>6. Aanpak en methoden</w:t>
       </w:r>
-      <w:bookmarkEnd w:id="35"/>
-      <w:bookmarkEnd w:id="46"/>
+      <w:bookmarkEnd w:id="51"/>
+      <w:bookmarkEnd w:id="65"/>
+      <w:bookmarkEnd w:id="66"/>
     </w:p>
     <w:p>
       <w:pPr>
         <w:pStyle w:val="Geenafstand"/>
       </w:pPr>
-      <w:bookmarkStart w:id="47" w:name="_Toc230782959"/>
+      <w:bookmarkStart w:id="67" w:name="_Toc230782959"/>
       <w:r>
         <w:t xml:space="preserve">Het onderzoek volgt een </w:t>
       </w:r>
@@ -4467,18 +5109,20 @@
       <w:r>
         <w:t xml:space="preserve"> (Anderson &amp; Shattuck, 2012) benadering, waarbij ontwerp, ontwikkeling en evaluatie iteratief worden uitgevoerd in nauwe samenwerking met leraren, leerlingen en andere betrokkenen. </w:t>
       </w:r>
-      <w:bookmarkStart w:id="48" w:name="_Toc225245699"/>
+      <w:bookmarkStart w:id="68" w:name="_Toc225245699"/>
     </w:p>
     <w:p>
       <w:pPr>
         <w:pStyle w:val="Kop2"/>
       </w:pPr>
-      <w:bookmarkStart w:id="49" w:name="_Toc231190405"/>
+      <w:bookmarkStart w:id="69" w:name="_Toc231190405"/>
+      <w:bookmarkStart w:id="70" w:name="_Toc231238762"/>
       <w:r>
         <w:t>6.1 Fasen</w:t>
       </w:r>
-      <w:bookmarkEnd w:id="48"/>
-      <w:bookmarkEnd w:id="49"/>
+      <w:bookmarkEnd w:id="68"/>
+      <w:bookmarkEnd w:id="69"/>
+      <w:bookmarkEnd w:id="70"/>
     </w:p>
     <w:p>
       <w:pPr>
@@ -4556,13 +5200,15 @@
       <w:pPr>
         <w:pStyle w:val="Kop2"/>
       </w:pPr>
-      <w:bookmarkStart w:id="50" w:name="_Toc225245700"/>
-      <w:bookmarkStart w:id="51" w:name="_Toc231190406"/>
+      <w:bookmarkStart w:id="71" w:name="_Toc225245700"/>
+      <w:bookmarkStart w:id="72" w:name="_Toc231190406"/>
+      <w:bookmarkStart w:id="73" w:name="_Toc231238763"/>
       <w:r>
         <w:t>6.2 Data</w:t>
       </w:r>
-      <w:bookmarkEnd w:id="50"/>
-      <w:bookmarkEnd w:id="51"/>
+      <w:bookmarkEnd w:id="71"/>
+      <w:bookmarkEnd w:id="72"/>
+      <w:bookmarkEnd w:id="73"/>
     </w:p>
     <w:p>
       <w:pPr>
@@ -4576,30 +5222,34 @@
       <w:pPr>
         <w:pStyle w:val="Kop2"/>
       </w:pPr>
-      <w:bookmarkStart w:id="52" w:name="_Toc231190407"/>
+      <w:bookmarkStart w:id="74" w:name="_Toc231190407"/>
+      <w:bookmarkStart w:id="75" w:name="_Toc231238764"/>
       <w:r>
         <w:t>6.3 Proof of concept - Gerealiseerde functionaliteiten</w:t>
       </w:r>
-      <w:bookmarkEnd w:id="47"/>
-      <w:bookmarkEnd w:id="52"/>
+      <w:bookmarkEnd w:id="67"/>
+      <w:bookmarkEnd w:id="74"/>
+      <w:bookmarkEnd w:id="75"/>
     </w:p>
     <w:p>
       <w:r>
         <w:t>Het proof of concept bestaat uit een webapplicatie voor leraren die drie kernsystemen integreert: een leraarsdashboard met leerlingoverzicht, een regelgebaseerd signalensysteem en een AI-gedreven adviessysteem. De applicatie is ontwikkeld met het Next.js framework en maakt gebruik van een lokale PostgreSQL-database met vectoropslag. Alle AI- componenten draaien lokaal via Ollama, een oplossing die bewust is gekozen om te voldoen aan de AVG-eis dat persoonsgegevens van minderjarigen niet worden doorgezonden naar externe cloudproviders.</w:t>
       </w:r>
-      <w:bookmarkStart w:id="53" w:name="_Toc230782960"/>
+      <w:bookmarkStart w:id="76" w:name="_Toc230782960"/>
     </w:p>
     <w:p/>
     <w:p>
       <w:pPr>
         <w:pStyle w:val="Kop3"/>
       </w:pPr>
-      <w:bookmarkStart w:id="54" w:name="_Toc231190408"/>
+      <w:bookmarkStart w:id="77" w:name="_Toc231190408"/>
+      <w:bookmarkStart w:id="78" w:name="_Toc231238765"/>
       <w:r>
         <w:t>Leraarsdashboard</w:t>
       </w:r>
-      <w:bookmarkEnd w:id="53"/>
-      <w:bookmarkEnd w:id="54"/>
+      <w:bookmarkEnd w:id="76"/>
+      <w:bookmarkEnd w:id="77"/>
+      <w:bookmarkEnd w:id="78"/>
     </w:p>
     <w:p/>
     <w:p>
@@ -4612,14 +5262,16 @@
       <w:pPr>
         <w:pStyle w:val="Kop3"/>
       </w:pPr>
-      <w:bookmarkStart w:id="55" w:name="_Toc230782961"/>
-      <w:bookmarkStart w:id="56" w:name="_Toc231190409"/>
+      <w:bookmarkStart w:id="79" w:name="_Toc230782961"/>
+      <w:bookmarkStart w:id="80" w:name="_Toc231190409"/>
+      <w:bookmarkStart w:id="81" w:name="_Toc231238766"/>
       <w:r>
         <w:lastRenderedPageBreak/>
         <w:t>Signalensysteem</w:t>
       </w:r>
-      <w:bookmarkEnd w:id="55"/>
-      <w:bookmarkEnd w:id="56"/>
+      <w:bookmarkEnd w:id="79"/>
+      <w:bookmarkEnd w:id="80"/>
+      <w:bookmarkEnd w:id="81"/>
     </w:p>
     <w:p/>
     <w:p>
@@ -4632,13 +5284,15 @@
       <w:pPr>
         <w:pStyle w:val="Kop3"/>
       </w:pPr>
-      <w:bookmarkStart w:id="57" w:name="_Toc230782962"/>
-      <w:bookmarkStart w:id="58" w:name="_Toc231190410"/>
+      <w:bookmarkStart w:id="82" w:name="_Toc230782962"/>
+      <w:bookmarkStart w:id="83" w:name="_Toc231190410"/>
+      <w:bookmarkStart w:id="84" w:name="_Toc231238767"/>
       <w:r>
         <w:t>AI-gedreven advies - Juf Aimee</w:t>
       </w:r>
-      <w:bookmarkEnd w:id="57"/>
-      <w:bookmarkEnd w:id="58"/>
+      <w:bookmarkEnd w:id="82"/>
+      <w:bookmarkEnd w:id="83"/>
+      <w:bookmarkEnd w:id="84"/>
     </w:p>
     <w:p/>
     <w:p>
@@ -4709,14 +5363,16 @@
       <w:pPr>
         <w:pStyle w:val="Kop3"/>
       </w:pPr>
-      <w:bookmarkStart w:id="59" w:name="_Toc230782963"/>
-      <w:bookmarkStart w:id="60" w:name="_Toc231190411"/>
+      <w:bookmarkStart w:id="85" w:name="_Toc230782963"/>
+      <w:bookmarkStart w:id="86" w:name="_Toc231190411"/>
+      <w:bookmarkStart w:id="87" w:name="_Toc231238768"/>
       <w:r>
         <w:lastRenderedPageBreak/>
         <w:t>Human in the loop</w:t>
       </w:r>
-      <w:bookmarkEnd w:id="59"/>
-      <w:bookmarkEnd w:id="60"/>
+      <w:bookmarkEnd w:id="85"/>
+      <w:bookmarkEnd w:id="86"/>
+      <w:bookmarkEnd w:id="87"/>
     </w:p>
     <w:p/>
     <w:p>
@@ -4769,10 +5425,12 @@
       <w:pPr>
         <w:pStyle w:val="Kop2"/>
       </w:pPr>
+      <w:bookmarkStart w:id="88" w:name="_Toc231238769"/>
       <w:r>
         <w:lastRenderedPageBreak/>
         <w:t>6.4 Evaluatie van het proof of concept</w:t>
       </w:r>
+      <w:bookmarkEnd w:id="88"/>
     </w:p>
     <w:p>
       <w:pPr>
@@ -4786,9 +5444,11 @@
       <w:pPr>
         <w:pStyle w:val="Kop3"/>
       </w:pPr>
+      <w:bookmarkStart w:id="89" w:name="_Toc231238770"/>
       <w:r>
         <w:t>Bruikbaarheid Leraarsdashboard</w:t>
       </w:r>
+      <w:bookmarkEnd w:id="89"/>
     </w:p>
     <w:p>
       <w:pPr>
@@ -4814,9 +5474,11 @@
       <w:pPr>
         <w:pStyle w:val="Kop3"/>
       </w:pPr>
+      <w:bookmarkStart w:id="90" w:name="_Toc231238771"/>
       <w:r>
         <w:t>Technische validatie RAG-systeem</w:t>
       </w:r>
+      <w:bookmarkEnd w:id="90"/>
     </w:p>
     <w:p>
       <w:pPr>
@@ -4830,9 +5492,11 @@
       <w:pPr>
         <w:pStyle w:val="Kop3"/>
       </w:pPr>
+      <w:bookmarkStart w:id="91" w:name="_Toc231238772"/>
       <w:r>
         <w:t>Conclusie</w:t>
       </w:r>
+      <w:bookmarkEnd w:id="91"/>
     </w:p>
     <w:p>
       <w:pPr>
@@ -4853,64 +5517,9 @@
       </w:pPr>
     </w:p>
     <w:p>
-      <w:pPr>
-        <w:pStyle w:val="Geenafstand"/>
-      </w:pPr>
-    </w:p>
-    <w:p>
-      <w:pPr>
-        <w:pStyle w:val="Geenafstand"/>
-      </w:pPr>
-    </w:p>
-    <w:p>
-      <w:pPr>
-        <w:pStyle w:val="Geenafstand"/>
-      </w:pPr>
-    </w:p>
-    <w:p>
-      <w:pPr>
-        <w:pStyle w:val="Geenafstand"/>
-      </w:pPr>
-    </w:p>
-    <w:p>
-      <w:pPr>
-        <w:pStyle w:val="Geenafstand"/>
-      </w:pPr>
-    </w:p>
-    <w:p>
-      <w:pPr>
-        <w:pStyle w:val="Geenafstand"/>
-      </w:pPr>
-    </w:p>
-    <w:p>
-      <w:pPr>
-        <w:pStyle w:val="Geenafstand"/>
-      </w:pPr>
-    </w:p>
-    <w:p>
-      <w:pPr>
-        <w:pStyle w:val="Geenafstand"/>
-      </w:pPr>
-    </w:p>
-    <w:p>
-      <w:pPr>
-        <w:pStyle w:val="Geenafstand"/>
-      </w:pPr>
-    </w:p>
-    <w:p>
-      <w:pPr>
-        <w:pStyle w:val="Geenafstand"/>
-      </w:pPr>
-    </w:p>
-    <w:p>
-      <w:pPr>
-        <w:pStyle w:val="Geenafstand"/>
-      </w:pPr>
-    </w:p>
-    <w:p>
-      <w:pPr>
-        <w:pStyle w:val="Geenafstand"/>
-      </w:pPr>
+      <w:r>
+        <w:br w:type="page"/>
+      </w:r>
     </w:p>
     <w:p>
       <w:pPr>
@@ -4918,21 +5527,787 @@
         <w:pBdr>
           <w:bottom w:val="single" w:sz="4" w:space="4" w:color="2E75B6"/>
         </w:pBdr>
+      </w:pPr>
+      <w:bookmarkStart w:id="92" w:name="_Toc231238773"/>
+      <w:r>
+        <w:lastRenderedPageBreak/>
+        <w:t>7</w:t>
+      </w:r>
+      <w:r>
+        <w:t xml:space="preserve">. </w:t>
+      </w:r>
+      <w:r>
+        <w:t>Conclusie</w:t>
+      </w:r>
+      <w:bookmarkEnd w:id="92"/>
+    </w:p>
+    <w:p>
+      <w:pPr>
+        <w:pStyle w:val="Geenafstand"/>
+      </w:pPr>
+    </w:p>
+    <w:p>
+      <w:pPr>
+        <w:pStyle w:val="Geenafstand"/>
+      </w:pPr>
+      <w:r>
+        <w:t xml:space="preserve">Dit hoofdstuk brengt de bevindingen uit het theoretisch kader, het ontwerp en het gerealiseerde </w:t>
+      </w:r>
+      <w:proofErr w:type="spellStart"/>
+      <w:r>
+        <w:t>proof</w:t>
+      </w:r>
+      <w:proofErr w:type="spellEnd"/>
+      <w:r>
+        <w:t xml:space="preserve"> of concept samen en beantwoordt op basis daarvan de deelvragen en de hoofdvraag. Waar relevant wordt verwezen naar de eerder beschreven onderdelen van Juf Aimee.</w:t>
+      </w:r>
+    </w:p>
+    <w:p>
+      <w:pPr>
+        <w:pStyle w:val="Geenafstand"/>
+      </w:pPr>
+    </w:p>
+    <w:p>
+      <w:pPr>
+        <w:pStyle w:val="Kop2"/>
+      </w:pPr>
+      <w:bookmarkStart w:id="93" w:name="_Toc231238774"/>
+      <w:r>
+        <w:t>7.1 Deelvraag 1 — Pedagogische en inhoudelijke context</w:t>
+      </w:r>
+      <w:bookmarkEnd w:id="93"/>
+    </w:p>
+    <w:p>
+      <w:pPr>
+        <w:pStyle w:val="Geenafstand"/>
+        <w:rPr>
+          <w:i/>
+          <w:iCs/>
+        </w:rPr>
+      </w:pPr>
+      <w:r>
+        <w:rPr>
+          <w:i/>
+          <w:iCs/>
+        </w:rPr>
+        <w:t xml:space="preserve">Welke kenmerken en leerbehoeften van hoogbegaafde leerlingen zijn relevant voor het ontwerp van gepersonaliseerde, hogere-orde leeractiviteiten, en hoe sluiten deze aan op de Taxonomie van </w:t>
+      </w:r>
+      <w:proofErr w:type="spellStart"/>
+      <w:r>
+        <w:rPr>
+          <w:i/>
+          <w:iCs/>
+        </w:rPr>
+        <w:t>Bloom</w:t>
+      </w:r>
+      <w:proofErr w:type="spellEnd"/>
+      <w:r>
+        <w:rPr>
+          <w:i/>
+          <w:iCs/>
+        </w:rPr>
+        <w:t>?</w:t>
+      </w:r>
+    </w:p>
+    <w:p>
+      <w:pPr>
+        <w:pStyle w:val="Geenafstand"/>
+      </w:pPr>
+    </w:p>
+    <w:p>
+      <w:pPr>
+        <w:pStyle w:val="Geenafstand"/>
+      </w:pPr>
+      <w:r>
+        <w:t xml:space="preserve">Hoogbegaafde leerlingen hebben behoefte aan verdieping en verbreding in plaats van herhaling, aan uitdaging op hogere-orde denkniveaus (analyseren, evalueren, creëren) en aan opdrachten die aansluiten bij hun interesses, autonomie en werkstijl. "Meer van hetzelfde" leidt juist tot </w:t>
+      </w:r>
+      <w:proofErr w:type="spellStart"/>
+      <w:r>
+        <w:t>onderprikkeling</w:t>
+      </w:r>
+      <w:proofErr w:type="spellEnd"/>
+      <w:r>
+        <w:t xml:space="preserve"> en afhaken. Deze kenmerken zijn in Juf Aimee operationeel gemaakt via de Taxonomie van </w:t>
+      </w:r>
+      <w:proofErr w:type="spellStart"/>
+      <w:r>
+        <w:t>Bloom</w:t>
+      </w:r>
+      <w:proofErr w:type="spellEnd"/>
+      <w:r>
+        <w:t xml:space="preserve">: elk </w:t>
+      </w:r>
+      <w:proofErr w:type="spellStart"/>
+      <w:r>
+        <w:t>leerlingprofiel</w:t>
+      </w:r>
+      <w:proofErr w:type="spellEnd"/>
+      <w:r>
+        <w:t xml:space="preserve"> en elke opdracht draagt een expliciet </w:t>
+      </w:r>
+      <w:proofErr w:type="spellStart"/>
+      <w:r>
+        <w:t>Bloom</w:t>
+      </w:r>
+      <w:proofErr w:type="spellEnd"/>
+      <w:r>
+        <w:t>-niveau (1–6), en de opdrachtgeneratie stuurt gericht op het gewenste niveau met bijbehorende denkwerkwoorden. De relevante profielkenmerken</w:t>
+      </w:r>
+      <w:r>
+        <w:t xml:space="preserve">: </w:t>
+      </w:r>
+      <w:r>
+        <w:t xml:space="preserve">cognitief niveau, interesses, motivatietriggers, beperkingen en te vermijden onderwerpen worden uit het ontwikkelingsperspectief (OPP) gehaald en vormen de kern van de gegenereerde opdracht. Daarmee sluit het ontwerp direct aan op het pedagogische kader van </w:t>
+      </w:r>
+      <w:proofErr w:type="spellStart"/>
+      <w:r>
+        <w:t>Bloom</w:t>
+      </w:r>
+      <w:proofErr w:type="spellEnd"/>
+      <w:r>
+        <w:t xml:space="preserve"> en op de specifieke leerbehoeften van deze doelgroep.</w:t>
+      </w:r>
+    </w:p>
+    <w:p>
+      <w:pPr>
+        <w:pStyle w:val="Geenafstand"/>
+      </w:pPr>
+    </w:p>
+    <w:p>
+      <w:pPr>
+        <w:pStyle w:val="Kop2"/>
+      </w:pPr>
+      <w:bookmarkStart w:id="94" w:name="_Toc231238775"/>
+      <w:r>
+        <w:t>7.2 Deelvraag 2 — Gebruikersbehoeften en rolverdeling</w:t>
+      </w:r>
+      <w:bookmarkEnd w:id="94"/>
+    </w:p>
+    <w:p>
+      <w:pPr>
+        <w:pStyle w:val="Geenafstand"/>
+        <w:rPr>
+          <w:i/>
+          <w:iCs/>
+        </w:rPr>
+      </w:pPr>
+      <w:r>
+        <w:rPr>
+          <w:i/>
+          <w:iCs/>
+        </w:rPr>
+        <w:t>Welke ondersteuningsbehoeften hebben leraren bij het differentiëren voor hoogbegaafde leerlingen, en welke rol zien zij voor een AI-onderwijsassistent?</w:t>
+      </w:r>
+    </w:p>
+    <w:p>
+      <w:pPr>
+        <w:pStyle w:val="Geenafstand"/>
+      </w:pPr>
+    </w:p>
+    <w:p>
+      <w:pPr>
+        <w:pStyle w:val="Geenafstand"/>
+      </w:pPr>
+      <w:r>
+        <w:t>Uit de verkenning, de analyse van een bestaand platform (</w:t>
+      </w:r>
+      <w:proofErr w:type="spellStart"/>
+      <w:r>
+        <w:t>Arcadin</w:t>
+      </w:r>
+      <w:proofErr w:type="spellEnd"/>
+      <w:r>
+        <w:t xml:space="preserve">) en de vroege gebruikerstest met twee leraren komt naar voren dat leraren vooral behoefte hebben aan tijdsbesparing bij het zoeken en samenstellen van passend materiaal, aan helder inzicht in niveau en voortgang per leerling, en aan een overzichtelijke, rustige interface die laagdrempelig is voor dagelijks gebruik. De gewenste rol van de AI is nadrukkelijk </w:t>
+      </w:r>
+      <w:r>
+        <w:rPr>
+          <w:b/>
+          <w:bCs/>
+        </w:rPr>
+        <w:t>ondersteunend, niet vervangend</w:t>
+      </w:r>
+      <w:r>
+        <w:t>: de leraar wil de regie houden over welke opdrachten een leerling krijgt. Dit beeld is in het ontwerp vertaald naar een signalerend en adviserend systeem waarin de leraar altijd het eindoordeel velt. Wel is dit onderdeel nog beperkt onderzocht</w:t>
+      </w:r>
+      <w:r>
+        <w:t xml:space="preserve">, </w:t>
+      </w:r>
+      <w:r>
+        <w:t xml:space="preserve">de bevindingen berusten op een kleine groep en op ontwerpgerichte tests; een bredere, formele behoeftepeiling onder leraren is voorzien als vervolg (zie ook §7.7 en </w:t>
+      </w:r>
+      <w:proofErr w:type="spellStart"/>
+      <w:r>
+        <w:t>Future</w:t>
+      </w:r>
+      <w:proofErr w:type="spellEnd"/>
+      <w:r>
+        <w:t xml:space="preserve"> </w:t>
+      </w:r>
+      <w:proofErr w:type="spellStart"/>
+      <w:r>
+        <w:t>Work</w:t>
+      </w:r>
+      <w:proofErr w:type="spellEnd"/>
+      <w:r>
+        <w:t>).</w:t>
+      </w:r>
+    </w:p>
+    <w:p>
+      <w:pPr>
+        <w:pStyle w:val="Kop2"/>
+      </w:pPr>
+    </w:p>
+    <w:p>
+      <w:pPr>
+        <w:pStyle w:val="Kop2"/>
+      </w:pPr>
+      <w:bookmarkStart w:id="95" w:name="_Toc231238776"/>
+      <w:r>
+        <w:lastRenderedPageBreak/>
+        <w:t>7.3 Deelvraag 3 — Verantwoord AI-ontwerp</w:t>
+      </w:r>
+      <w:bookmarkEnd w:id="95"/>
+    </w:p>
+    <w:p>
+      <w:pPr>
+        <w:pStyle w:val="Geenafstand"/>
+        <w:rPr>
+          <w:i/>
+          <w:iCs/>
+        </w:rPr>
+      </w:pPr>
+      <w:r>
+        <w:rPr>
+          <w:i/>
+          <w:iCs/>
+        </w:rPr>
+        <w:t xml:space="preserve">Aan welke ethische en technische randvoorwaarden moet de assistent voldoen om verantwoord, uitlegbaar en </w:t>
+      </w:r>
+      <w:proofErr w:type="spellStart"/>
+      <w:r>
+        <w:rPr>
+          <w:i/>
+          <w:iCs/>
+        </w:rPr>
+        <w:t>privacyveilig</w:t>
+      </w:r>
+      <w:proofErr w:type="spellEnd"/>
+      <w:r>
+        <w:rPr>
+          <w:i/>
+          <w:iCs/>
+        </w:rPr>
+        <w:t xml:space="preserve"> te zijn in een context met minderjarige gebruikers?</w:t>
+      </w:r>
+    </w:p>
+    <w:p>
+      <w:pPr>
+        <w:pStyle w:val="Geenafstand"/>
+      </w:pPr>
+    </w:p>
+    <w:p>
+      <w:pPr>
+        <w:pStyle w:val="Geenafstand"/>
+      </w:pPr>
+      <w:r>
+        <w:t xml:space="preserve">Het onderzoek identificeert vier randvoorwaarden, die alle in het ontwerp zijn verankerd. </w:t>
+      </w:r>
+      <w:r>
+        <w:rPr>
+          <w:b/>
+          <w:bCs/>
+        </w:rPr>
+        <w:t>Privacy (AVG):</w:t>
+      </w:r>
+      <w:r>
+        <w:t xml:space="preserve"> omdat het systeem met gegevens van minderjarigen werkt, draaien alle AI-componenten lokaal, zodat </w:t>
+      </w:r>
+      <w:proofErr w:type="spellStart"/>
+      <w:r>
+        <w:t>leerlingdata</w:t>
+      </w:r>
+      <w:proofErr w:type="spellEnd"/>
+      <w:r>
+        <w:t xml:space="preserve"> de eigen infrastructuur niet verlaat; in het </w:t>
+      </w:r>
+      <w:proofErr w:type="spellStart"/>
+      <w:r>
+        <w:t>proof</w:t>
+      </w:r>
+      <w:proofErr w:type="spellEnd"/>
+      <w:r>
+        <w:t xml:space="preserve"> of concept wordt bovendien uitsluitend met fictieve data gewerkt. </w:t>
+      </w:r>
+      <w:r>
+        <w:rPr>
+          <w:b/>
+          <w:bCs/>
+        </w:rPr>
+        <w:t>Uitlegbaarheid (XAI):</w:t>
+      </w:r>
+      <w:r>
+        <w:t xml:space="preserve"> elke aanbeveling en gegenereerde opdracht gaat vergezeld van een onderbouwing en, waar van toepassing, een verwijzing naar de gebruikte profielbronnen, zodat de leraar de redenering kan volgen en beoordelen. </w:t>
+      </w:r>
+      <w:r>
+        <w:rPr>
+          <w:b/>
+          <w:bCs/>
+        </w:rPr>
+        <w:t>Menselijk toezicht (EU AI Act, art. 14):</w:t>
+      </w:r>
+      <w:r>
+        <w:t xml:space="preserve"> de leraar keurt opdrachten goed of af en kan bijsturen. </w:t>
+      </w:r>
+      <w:r>
+        <w:rPr>
+          <w:b/>
+          <w:bCs/>
+        </w:rPr>
+        <w:t>Kwaliteitsborging:</w:t>
+      </w:r>
+      <w:r>
+        <w:t xml:space="preserve"> een geautomatiseerde kwaliteitscontrole (LLM-as-</w:t>
+      </w:r>
+      <w:proofErr w:type="spellStart"/>
+      <w:r>
+        <w:t>judge</w:t>
+      </w:r>
+      <w:proofErr w:type="spellEnd"/>
+      <w:r>
+        <w:t xml:space="preserve">) toetst gegenereerde opdrachten op wetenschappelijk onderbouwde criteria voordat ze de leraar bereiken. Een nog openstaande randvoorwaarde is de beveiliging van gebruikersinvoer tegen prompt </w:t>
+      </w:r>
+      <w:proofErr w:type="spellStart"/>
+      <w:r>
+        <w:t>injection</w:t>
+      </w:r>
+      <w:proofErr w:type="spellEnd"/>
+      <w:r>
+        <w:t>; dit is als concrete aanbeveling opgenomen.</w:t>
+      </w:r>
+    </w:p>
+    <w:p>
+      <w:pPr>
+        <w:pStyle w:val="Kop2"/>
+      </w:pPr>
+      <w:bookmarkStart w:id="96" w:name="_Toc231238777"/>
+      <w:r>
+        <w:t>7.4 Deelvraag 4 — Technische haalbaarheid</w:t>
+      </w:r>
+      <w:bookmarkEnd w:id="96"/>
+    </w:p>
+    <w:p>
+      <w:pPr>
+        <w:pStyle w:val="Geenafstand"/>
+        <w:rPr>
+          <w:i/>
+          <w:iCs/>
+        </w:rPr>
+      </w:pPr>
+      <w:r>
+        <w:rPr>
+          <w:i/>
+          <w:iCs/>
+        </w:rPr>
+        <w:t xml:space="preserve">Welke AI-architectuur, interfaces en datatypes zijn technisch haalbaar voor een </w:t>
+      </w:r>
+      <w:proofErr w:type="spellStart"/>
+      <w:r>
+        <w:rPr>
+          <w:i/>
+          <w:iCs/>
+        </w:rPr>
+        <w:t>proof</w:t>
+      </w:r>
+      <w:proofErr w:type="spellEnd"/>
+      <w:r>
+        <w:rPr>
+          <w:i/>
+          <w:iCs/>
+        </w:rPr>
+        <w:t xml:space="preserve"> of concept, gegeven de randvoorwaarden van verantwoord ontwerp, AVG en pedagogische kwaliteit?</w:t>
+      </w:r>
+    </w:p>
+    <w:p>
+      <w:pPr>
+        <w:pStyle w:val="Geenafstand"/>
+      </w:pPr>
+    </w:p>
+    <w:p>
+      <w:pPr>
+        <w:pStyle w:val="Geenafstand"/>
+      </w:pPr>
+      <w:r>
+        <w:t xml:space="preserve">De technische haalbaarheid is aangetoond met een werkend </w:t>
+      </w:r>
+      <w:proofErr w:type="spellStart"/>
+      <w:r>
+        <w:t>proof</w:t>
+      </w:r>
+      <w:proofErr w:type="spellEnd"/>
+      <w:r>
+        <w:t xml:space="preserve"> of concept. De architectuur bestaat uit een Next.js-webapplicatie, een </w:t>
+      </w:r>
+      <w:proofErr w:type="spellStart"/>
+      <w:r>
+        <w:t>PostgreSQL</w:t>
+      </w:r>
+      <w:proofErr w:type="spellEnd"/>
+      <w:r>
+        <w:t>-database met vectoropslag (</w:t>
+      </w:r>
+      <w:proofErr w:type="spellStart"/>
+      <w:r>
+        <w:t>pgvector</w:t>
+      </w:r>
+      <w:proofErr w:type="spellEnd"/>
+      <w:r>
+        <w:t xml:space="preserve">) en lokaal gehoste taalmodellen via </w:t>
+      </w:r>
+      <w:proofErr w:type="spellStart"/>
+      <w:r>
+        <w:t>Ollama</w:t>
+      </w:r>
+      <w:proofErr w:type="spellEnd"/>
+      <w:r>
+        <w:t>. OPP-documenten worden ingelezen, opgesplitst in fragmenten en omgezet naar meertalige vectorrepresentaties, waardoor semantisch zoeken mogelijk is. Op deze basis draaien meerdere samenwerkende AI-functies: een RAG/RAS-pipeline voor opdrachtgeneratie, een kwaliteitsbeoordeling (</w:t>
+      </w:r>
+      <w:proofErr w:type="spellStart"/>
+      <w:r>
+        <w:t>judge</w:t>
+      </w:r>
+      <w:proofErr w:type="spellEnd"/>
+      <w:r>
+        <w:t xml:space="preserve">), beeldanalyse van </w:t>
+      </w:r>
+      <w:proofErr w:type="spellStart"/>
+      <w:r>
+        <w:t>leerlingwerk</w:t>
+      </w:r>
+      <w:proofErr w:type="spellEnd"/>
+      <w:r>
+        <w:t xml:space="preserve"> via een </w:t>
+      </w:r>
+      <w:proofErr w:type="spellStart"/>
+      <w:r>
+        <w:t>vision</w:t>
+      </w:r>
+      <w:proofErr w:type="spellEnd"/>
+      <w:r>
+        <w:t>-model en illustratiegeneratie. De semantische zoekfunctie is technisch gevalideerd (</w:t>
+      </w:r>
+      <w:proofErr w:type="spellStart"/>
+      <w:r>
+        <w:t>similarity</w:t>
+      </w:r>
+      <w:proofErr w:type="spellEnd"/>
+      <w:r>
+        <w:t>-tests). Hiermee is aangetoond dat een verantwoorde, volledig lokaal draaiende AI-architectuur haalbaar is binnen de gestelde randvoorwaarden. De voornaamste technische beperkingen liggen in de benodigde GPU-capaciteit en in het feit dat enkele onderdelen nog niet formeel zijn geëvalueerd.</w:t>
+      </w:r>
+    </w:p>
+    <w:p>
+      <w:pPr>
+        <w:pStyle w:val="Kop2"/>
+      </w:pPr>
+      <w:bookmarkStart w:id="97" w:name="_Toc231238778"/>
+      <w:r>
+        <w:t>7.5 Deelvraag 5 — Mens-AI-samenwerking</w:t>
+      </w:r>
+      <w:bookmarkEnd w:id="97"/>
+    </w:p>
+    <w:p>
+      <w:pPr>
+        <w:pStyle w:val="Geenafstand"/>
+        <w:rPr>
+          <w:i/>
+          <w:iCs/>
+        </w:rPr>
+      </w:pPr>
+      <w:r>
+        <w:rPr>
+          <w:i/>
+          <w:iCs/>
+        </w:rPr>
+        <w:t>Hoe kan de interactie tussen leraar en AI zo worden vormgegeven dat de leraar de professionele regie behoudt en de AI transparant communiceert?</w:t>
+      </w:r>
+    </w:p>
+    <w:p>
+      <w:pPr>
+        <w:pStyle w:val="Geenafstand"/>
+      </w:pPr>
+    </w:p>
+    <w:p>
+      <w:pPr>
+        <w:pStyle w:val="Geenafstand"/>
+      </w:pPr>
+      <w:r>
+        <w:t>De samenwerking is vormgegeven volgens het principe van Hybride AI: de AI neemt de schaalbare, repetitieve taken op zich (personalisatie, signaleren, voortgang volgen), terwijl de leraar de taken behoudt die menselijk oordeel vereisen (pedagogische beslissingen en de relatie met de leerling). Dit is concreet gemaakt door verschillende human-in-</w:t>
+      </w:r>
+      <w:proofErr w:type="spellStart"/>
+      <w:r>
+        <w:t>the</w:t>
+      </w:r>
+      <w:proofErr w:type="spellEnd"/>
+      <w:r>
+        <w:t xml:space="preserve">-loop-mechanismen: signalen </w:t>
+      </w:r>
+      <w:r>
+        <w:lastRenderedPageBreak/>
+        <w:t>en adviezen eindigen met een open vraag aan de leraar, gegenereerde opdrachten moeten door de leraar worden goedgekeurd of afgekeurd, afgekeurde opdrachten en leerkrachtfeedback worden hergebruikt om volgende suggesties te verbeteren, en een leraarsnotitie stuurt de AI bij als leidende context. Doordat het systeem bij elke aanbeveling laat zien waaróp deze is gebaseerd, blijft de redenering transparant en kan de leraar deze corrigeren of aanvullen. Zo behoudt de leraar te allen tijde de eindregie.</w:t>
+      </w:r>
+    </w:p>
+    <w:p>
+      <w:pPr>
+        <w:pStyle w:val="Kop2"/>
+      </w:pPr>
+      <w:bookmarkStart w:id="98" w:name="_Toc231238779"/>
+      <w:r>
+        <w:t>7.6 Beantwoording van de hoofdvraag</w:t>
+      </w:r>
+      <w:bookmarkEnd w:id="98"/>
+    </w:p>
+    <w:p>
+      <w:pPr>
+        <w:pStyle w:val="Geenafstand"/>
+        <w:rPr>
+          <w:i/>
+          <w:iCs/>
+        </w:rPr>
+      </w:pPr>
+      <w:r>
+        <w:rPr>
+          <w:i/>
+          <w:iCs/>
+        </w:rPr>
+        <w:t>Op welke manier kan een AI-onderwijsassistent (Juf Aimee) op verantwoorde, uitlegbare en mensgerichte wijze worden ontworpen om leraren te ondersteunen bij het personaliseren van onderwijs voor hoogbegaafde leerlingen?</w:t>
+      </w:r>
+    </w:p>
+    <w:p>
+      <w:pPr>
+        <w:pStyle w:val="Geenafstand"/>
+      </w:pPr>
+    </w:p>
+    <w:p>
+      <w:pPr>
+        <w:pStyle w:val="Geenafstand"/>
+      </w:pPr>
+      <w:r>
+        <w:t xml:space="preserve">Het onderzoek laat zien dat dit mogelijk is door drie ontwerpkeuzes te combineren tot één samenhangend systeem. </w:t>
+      </w:r>
+      <w:r>
+        <w:rPr>
+          <w:b/>
+          <w:bCs/>
+        </w:rPr>
+        <w:t>Ten eerste</w:t>
+      </w:r>
+      <w:r>
+        <w:t xml:space="preserve"> een </w:t>
+      </w:r>
+      <w:proofErr w:type="spellStart"/>
+      <w:r>
+        <w:t>profielgestuurde</w:t>
+      </w:r>
+      <w:proofErr w:type="spellEnd"/>
+      <w:r>
+        <w:t xml:space="preserve"> generatie-aanpak (RAG/RAS) die opdrachten verankert in het individuele ontwikkelingsperspectief en de Taxonomie van </w:t>
+      </w:r>
+      <w:proofErr w:type="spellStart"/>
+      <w:r>
+        <w:t>Bloom</w:t>
+      </w:r>
+      <w:proofErr w:type="spellEnd"/>
+      <w:r>
+        <w:t xml:space="preserve">, zodat personalisatie aansluit bij de werkelijke leerbehoeften van de hoogbegaafde leerling. </w:t>
+      </w:r>
+      <w:r>
+        <w:rPr>
+          <w:b/>
+          <w:bCs/>
+        </w:rPr>
+        <w:t>Ten tweede</w:t>
+      </w:r>
+      <w:r>
+        <w:t xml:space="preserve"> een verantwoorde technische basis: lokaal gehoste modellen die de privacy van minderjarigen waarborgen, aangevuld met een geautomatiseerde kwaliteitscontrole die zwakke opdrachten tegenhoudt. </w:t>
+      </w:r>
+      <w:r>
+        <w:rPr>
+          <w:b/>
+          <w:bCs/>
+        </w:rPr>
+        <w:t>Ten derde</w:t>
+      </w:r>
+      <w:r>
+        <w:t xml:space="preserve"> een mensgerichte interactie waarin de leraar de eindbeslisser blijft en het systeem zijn redenering uitlegbaar maakt.</w:t>
+      </w:r>
+    </w:p>
+    <w:p>
+      <w:pPr>
+        <w:pStyle w:val="Geenafstand"/>
+      </w:pPr>
+      <w:r>
+        <w:t xml:space="preserve">Het gerealiseerde </w:t>
+      </w:r>
+      <w:proofErr w:type="spellStart"/>
+      <w:r>
+        <w:t>proof</w:t>
+      </w:r>
+      <w:proofErr w:type="spellEnd"/>
+      <w:r>
+        <w:t xml:space="preserve"> of concept toont aan dat zo'n verantwoord, uitlegbaar en mensgericht </w:t>
+      </w:r>
+      <w:proofErr w:type="gramStart"/>
+      <w:r>
+        <w:t>ontwerp technisch</w:t>
+      </w:r>
+      <w:proofErr w:type="gramEnd"/>
+      <w:r>
+        <w:t xml:space="preserve"> haalbaar is en de leraar daadwerkelijk ondersteunt zonder diens professionele regie over te nemen. Juf Aimee functioneert daarmee aantoonbaar als een </w:t>
+      </w:r>
+      <w:r>
+        <w:rPr>
+          <w:i/>
+          <w:iCs/>
+        </w:rPr>
+        <w:t>AI-collega</w:t>
+      </w:r>
+      <w:r>
+        <w:t xml:space="preserve"> die de leraar versterkt in plaats van vervangt. Hiermee wordt de hoofdvraag bevestigend beantwoord, met de kanttekening dat verdere validatie nodig is voordat het systeem in de praktijk kan worden ingezet.</w:t>
+      </w:r>
+    </w:p>
+    <w:p>
+      <w:pPr>
+        <w:pStyle w:val="Geenafstand"/>
+        <w:rPr>
+          <w:b/>
+          <w:bCs/>
+        </w:rPr>
+      </w:pPr>
+      <w:r>
+        <w:rPr>
+          <w:b/>
+          <w:bCs/>
+        </w:rPr>
+        <w:t>7.7 Beperkingen en reikwijdte</w:t>
+      </w:r>
+    </w:p>
+    <w:p>
+      <w:pPr>
+        <w:pStyle w:val="Geenafstand"/>
+      </w:pPr>
+      <w:r>
+        <w:t xml:space="preserve">De conclusies zijn gebaseerd op een </w:t>
+      </w:r>
+      <w:proofErr w:type="spellStart"/>
+      <w:r>
+        <w:t>proof</w:t>
+      </w:r>
+      <w:proofErr w:type="spellEnd"/>
+      <w:r>
+        <w:t xml:space="preserve"> of concept in een vroege fase. Het onderzoek werkte uitsluitend met fictieve </w:t>
+      </w:r>
+      <w:proofErr w:type="spellStart"/>
+      <w:r>
+        <w:t>leerlingdata</w:t>
+      </w:r>
+      <w:proofErr w:type="spellEnd"/>
+      <w:r>
+        <w:t xml:space="preserve">, de gebruikersevaluatie betrof een kleine groep en richtte zich vooral op het dashboard en de semantische zoekfunctie, en enkele onderdelen — waaronder het signalensysteem, de kwaliteitsbeoordeling en het feedbacksysteem voor visuele opdrachten — zijn nog niet formeel gevalideerd met eindgebruikers. Ook de beveiliging van gebruikersinvoer vraagt nog aandacht. Deze punten doen niets af aan de aangetoonde haalbaarheid, maar bakenen af wat er nodig is voor een verantwoorde opschaling. De vervolgstappen hiervoor zijn beschreven in de hoofdstukken Aanbevelingen en </w:t>
+      </w:r>
+      <w:proofErr w:type="spellStart"/>
+      <w:r>
+        <w:t>Future</w:t>
+      </w:r>
+      <w:proofErr w:type="spellEnd"/>
+      <w:r>
+        <w:t xml:space="preserve"> </w:t>
+      </w:r>
+      <w:proofErr w:type="spellStart"/>
+      <w:r>
+        <w:t>Work</w:t>
+      </w:r>
+      <w:proofErr w:type="spellEnd"/>
+      <w:r>
+        <w:t>.</w:t>
+      </w:r>
+    </w:p>
+    <w:p>
+      <w:pPr>
+        <w:pStyle w:val="Geenafstand"/>
+      </w:pPr>
+    </w:p>
+    <w:p>
+      <w:pPr>
+        <w:pStyle w:val="Geenafstand"/>
+      </w:pPr>
+    </w:p>
+    <w:p>
+      <w:pPr>
+        <w:pStyle w:val="Geenafstand"/>
+      </w:pPr>
+    </w:p>
+    <w:p>
+      <w:pPr>
+        <w:pStyle w:val="Geenafstand"/>
+      </w:pPr>
+    </w:p>
+    <w:p>
+      <w:pPr>
+        <w:pStyle w:val="Geenafstand"/>
+      </w:pPr>
+    </w:p>
+    <w:p>
+      <w:pPr>
+        <w:pStyle w:val="Geenafstand"/>
+      </w:pPr>
+    </w:p>
+    <w:p>
+      <w:pPr>
+        <w:pStyle w:val="Geenafstand"/>
+      </w:pPr>
+    </w:p>
+    <w:p>
+      <w:pPr>
+        <w:rPr>
+          <w:b/>
+          <w:bCs/>
+          <w:color w:val="1F3864"/>
+          <w:sz w:val="32"/>
+          <w:szCs w:val="32"/>
+        </w:rPr>
+      </w:pPr>
+      <w:bookmarkStart w:id="99" w:name="_Toc230782964"/>
+      <w:bookmarkStart w:id="100" w:name="_Toc231190412"/>
+      <w:r>
+        <w:br w:type="page"/>
+      </w:r>
+    </w:p>
+    <w:p>
+      <w:pPr>
+        <w:pStyle w:val="Kop1"/>
+        <w:pBdr>
+          <w:bottom w:val="single" w:sz="4" w:space="4" w:color="2E75B6"/>
+        </w:pBdr>
         <w:rPr>
           <w:lang w:val="en-GB"/>
         </w:rPr>
       </w:pPr>
-      <w:bookmarkStart w:id="61" w:name="_Toc230782964"/>
-      <w:bookmarkStart w:id="62" w:name="_Toc231190412"/>
+      <w:bookmarkStart w:id="101" w:name="_Toc231238780"/>
       <w:r>
         <w:rPr>
           <w:lang w:val="en-GB"/>
         </w:rPr>
         <w:lastRenderedPageBreak/>
-        <w:t>7. Acceptatiecriteria en Definition of Done</w:t>
-      </w:r>
-      <w:bookmarkEnd w:id="61"/>
-      <w:bookmarkEnd w:id="62"/>
+        <w:t>8</w:t>
+      </w:r>
+      <w:r>
+        <w:rPr>
+          <w:lang w:val="en-GB"/>
+        </w:rPr>
+        <w:t>. Acceptatiecriteria en Definition of Done</w:t>
+      </w:r>
+      <w:bookmarkEnd w:id="99"/>
+      <w:bookmarkEnd w:id="100"/>
+      <w:bookmarkEnd w:id="101"/>
     </w:p>
     <w:p>
       <w:pPr>
@@ -4941,16 +6316,18 @@
           <w:lang w:val="en-GB"/>
         </w:rPr>
       </w:pPr>
-      <w:bookmarkStart w:id="63" w:name="_Toc230782965"/>
-      <w:bookmarkStart w:id="64" w:name="_Toc231190413"/>
+      <w:bookmarkStart w:id="102" w:name="_Toc230782965"/>
+      <w:bookmarkStart w:id="103" w:name="_Toc231190413"/>
+      <w:bookmarkStart w:id="104" w:name="_Toc231238781"/>
       <w:r>
         <w:rPr>
           <w:lang w:val="en-GB"/>
         </w:rPr>
         <w:t>Acceptatiecriteria</w:t>
       </w:r>
-      <w:bookmarkEnd w:id="63"/>
-      <w:bookmarkEnd w:id="64"/>
+      <w:bookmarkEnd w:id="102"/>
+      <w:bookmarkEnd w:id="103"/>
+      <w:bookmarkEnd w:id="104"/>
     </w:p>
     <w:p>
       <w:pPr>
@@ -5034,13 +6411,15 @@
       <w:pPr>
         <w:pStyle w:val="Kop2"/>
       </w:pPr>
-      <w:bookmarkStart w:id="65" w:name="_Toc230782966"/>
-      <w:bookmarkStart w:id="66" w:name="_Toc231190414"/>
+      <w:bookmarkStart w:id="105" w:name="_Toc230782966"/>
+      <w:bookmarkStart w:id="106" w:name="_Toc231190414"/>
+      <w:bookmarkStart w:id="107" w:name="_Toc231238782"/>
       <w:r>
         <w:t>Definition of Done</w:t>
       </w:r>
-      <w:bookmarkEnd w:id="65"/>
-      <w:bookmarkEnd w:id="66"/>
+      <w:bookmarkEnd w:id="105"/>
+      <w:bookmarkEnd w:id="106"/>
+      <w:bookmarkEnd w:id="107"/>
     </w:p>
     <w:p>
       <w:pPr>
@@ -5181,14 +6560,19 @@
           <w:bottom w:val="single" w:sz="4" w:space="4" w:color="2E75B6"/>
         </w:pBdr>
       </w:pPr>
-      <w:bookmarkStart w:id="67" w:name="_Toc230782967"/>
-      <w:bookmarkStart w:id="68" w:name="_Toc231190415"/>
+      <w:bookmarkStart w:id="108" w:name="_Toc230782967"/>
+      <w:bookmarkStart w:id="109" w:name="_Toc231190415"/>
+      <w:bookmarkStart w:id="110" w:name="_Toc231238783"/>
       <w:r>
         <w:lastRenderedPageBreak/>
-        <w:t>8. Betrokkenen en begeleiding</w:t>
-      </w:r>
-      <w:bookmarkEnd w:id="67"/>
-      <w:bookmarkEnd w:id="68"/>
+        <w:t>9</w:t>
+      </w:r>
+      <w:r>
+        <w:t>. Betrokkenen en begeleiding</w:t>
+      </w:r>
+      <w:bookmarkEnd w:id="108"/>
+      <w:bookmarkEnd w:id="109"/>
+      <w:bookmarkEnd w:id="110"/>
     </w:p>
     <w:p>
       <w:pPr>
@@ -5309,7 +6693,7 @@
           <w:bottom w:val="single" w:sz="4" w:space="4" w:color="2E75B6"/>
         </w:pBdr>
       </w:pPr>
-      <w:bookmarkStart w:id="69" w:name="_Toc230782968"/>
+      <w:bookmarkStart w:id="111" w:name="_Toc230782968"/>
     </w:p>
     <w:p>
       <w:pPr>
@@ -5398,13 +6782,18 @@
           <w:bottom w:val="single" w:sz="4" w:space="4" w:color="2E75B6"/>
         </w:pBdr>
       </w:pPr>
-      <w:bookmarkStart w:id="70" w:name="_Toc231190416"/>
+      <w:bookmarkStart w:id="112" w:name="_Toc231190416"/>
+      <w:bookmarkStart w:id="113" w:name="_Toc231238784"/>
       <w:r>
         <w:lastRenderedPageBreak/>
-        <w:t>9. Aanbevelingen</w:t>
-      </w:r>
-      <w:bookmarkEnd w:id="69"/>
-      <w:bookmarkEnd w:id="70"/>
+        <w:t>10</w:t>
+      </w:r>
+      <w:r>
+        <w:t>. Aanbevelingen</w:t>
+      </w:r>
+      <w:bookmarkEnd w:id="111"/>
+      <w:bookmarkEnd w:id="112"/>
+      <w:bookmarkEnd w:id="113"/>
     </w:p>
     <w:p>
       <w:pPr>
@@ -5419,10 +6808,14 @@
       <w:pPr>
         <w:pStyle w:val="Kop2"/>
       </w:pPr>
-      <w:bookmarkStart w:id="71" w:name="_Toc231190417"/>
-      <w:bookmarkStart w:id="72" w:name="_Toc230782970"/>
-      <w:r>
-        <w:t xml:space="preserve">9.1 Beveiliging tegen </w:t>
+      <w:bookmarkStart w:id="114" w:name="_Toc231190417"/>
+      <w:bookmarkStart w:id="115" w:name="_Toc230782970"/>
+      <w:bookmarkStart w:id="116" w:name="_Toc231238785"/>
+      <w:r>
+        <w:t>10</w:t>
+      </w:r>
+      <w:r>
+        <w:t xml:space="preserve">.1 Beveiliging tegen </w:t>
       </w:r>
       <w:r>
         <w:rPr>
@@ -5434,7 +6827,8 @@
       <w:r>
         <w:t xml:space="preserve"> in de AI-pipeline</w:t>
       </w:r>
-      <w:bookmarkEnd w:id="71"/>
+      <w:bookmarkEnd w:id="114"/>
+      <w:bookmarkEnd w:id="116"/>
     </w:p>
     <w:p>
       <w:pPr>
@@ -5699,13 +7093,18 @@
       <w:pPr>
         <w:pStyle w:val="Kop2"/>
       </w:pPr>
-      <w:bookmarkStart w:id="73" w:name="_Toc231190418"/>
+      <w:bookmarkStart w:id="117" w:name="_Toc231190418"/>
+      <w:bookmarkStart w:id="118" w:name="_Toc231238786"/>
       <w:r>
         <w:lastRenderedPageBreak/>
-        <w:t>9.2 RAS verrijken met individuele leerlingvoortgang</w:t>
-      </w:r>
-      <w:bookmarkEnd w:id="72"/>
-      <w:bookmarkEnd w:id="73"/>
+        <w:t>10</w:t>
+      </w:r>
+      <w:r>
+        <w:t>.2 RAS verrijken met individuele leerlingvoortgang</w:t>
+      </w:r>
+      <w:bookmarkEnd w:id="115"/>
+      <w:bookmarkEnd w:id="117"/>
+      <w:bookmarkEnd w:id="118"/>
     </w:p>
     <w:p>
       <w:pPr>
@@ -5892,12 +7291,17 @@
       <w:pPr>
         <w:pStyle w:val="Kop2"/>
       </w:pPr>
-      <w:bookmarkStart w:id="74" w:name="_Toc231190419"/>
+      <w:bookmarkStart w:id="119" w:name="_Toc231190419"/>
+      <w:bookmarkStart w:id="120" w:name="_Toc231238787"/>
       <w:r>
         <w:lastRenderedPageBreak/>
-        <w:t>9.3 Modelselectie voor lokaal</w:t>
-      </w:r>
-      <w:bookmarkEnd w:id="74"/>
+        <w:t>10</w:t>
+      </w:r>
+      <w:r>
+        <w:t>.3 Modelselectie voor lokaal</w:t>
+      </w:r>
+      <w:bookmarkEnd w:id="119"/>
+      <w:bookmarkEnd w:id="120"/>
     </w:p>
     <w:p>
       <w:pPr>
@@ -6343,12 +7747,20 @@
           <w:bottom w:val="single" w:sz="4" w:space="4" w:color="2E75B6"/>
         </w:pBdr>
       </w:pPr>
-      <w:bookmarkStart w:id="75" w:name="_Toc231190420"/>
+      <w:bookmarkStart w:id="121" w:name="_Toc231190420"/>
+      <w:bookmarkStart w:id="122" w:name="_Toc231238788"/>
       <w:r>
         <w:lastRenderedPageBreak/>
-        <w:t>10. Future Work</w:t>
-      </w:r>
-      <w:bookmarkEnd w:id="75"/>
+        <w:t>1</w:t>
+      </w:r>
+      <w:r>
+        <w:t>1</w:t>
+      </w:r>
+      <w:r>
+        <w:t>. Future Work</w:t>
+      </w:r>
+      <w:bookmarkEnd w:id="121"/>
+      <w:bookmarkEnd w:id="122"/>
     </w:p>
     <w:p>
       <w:pPr>
@@ -6362,11 +7774,27 @@
       <w:pPr>
         <w:pStyle w:val="Kop2"/>
       </w:pPr>
-      <w:bookmarkStart w:id="76" w:name="_Toc231190421"/>
-      <w:r>
-        <w:t>10.1 AI-gespreksassistent voor leerlingen</w:t>
-      </w:r>
-      <w:bookmarkEnd w:id="76"/>
+      <w:bookmarkStart w:id="123" w:name="_Toc231190421"/>
+      <w:bookmarkStart w:id="124" w:name="_Toc231238789"/>
+      <w:r>
+        <w:t>1</w:t>
+      </w:r>
+      <w:r>
+        <w:t>1</w:t>
+      </w:r>
+      <w:r>
+        <w:t>.1 AI-</w:t>
+      </w:r>
+      <w:proofErr w:type="spellStart"/>
+      <w:r>
+        <w:t>gespreksassistent</w:t>
+      </w:r>
+      <w:proofErr w:type="spellEnd"/>
+      <w:r>
+        <w:t xml:space="preserve"> voor leerlingen</w:t>
+      </w:r>
+      <w:bookmarkEnd w:id="123"/>
+      <w:bookmarkEnd w:id="124"/>
     </w:p>
     <w:p>
       <w:pPr>
@@ -6391,11 +7819,32 @@
       <w:pPr>
         <w:pStyle w:val="Kop2"/>
       </w:pPr>
-      <w:bookmarkStart w:id="77" w:name="_Toc231190422"/>
-      <w:r>
-        <w:t>10.2 Anonimisering van leerlingdata</w:t>
-      </w:r>
-      <w:bookmarkEnd w:id="77"/>
+      <w:bookmarkStart w:id="125" w:name="_Toc231190422"/>
+      <w:bookmarkStart w:id="126" w:name="_Toc231238790"/>
+      <w:r>
+        <w:t>1</w:t>
+      </w:r>
+      <w:r>
+        <w:t>1</w:t>
+      </w:r>
+      <w:r>
+        <w:t xml:space="preserve">.2 </w:t>
+      </w:r>
+      <w:proofErr w:type="spellStart"/>
+      <w:r>
+        <w:t>Anonimisering</w:t>
+      </w:r>
+      <w:proofErr w:type="spellEnd"/>
+      <w:r>
+        <w:t xml:space="preserve"> van </w:t>
+      </w:r>
+      <w:proofErr w:type="spellStart"/>
+      <w:r>
+        <w:t>leerlingdata</w:t>
+      </w:r>
+      <w:bookmarkEnd w:id="125"/>
+      <w:bookmarkEnd w:id="126"/>
+      <w:proofErr w:type="spellEnd"/>
     </w:p>
     <w:p>
       <w:pPr>
@@ -6409,11 +7858,19 @@
       <w:pPr>
         <w:pStyle w:val="Kop2"/>
       </w:pPr>
-      <w:bookmarkStart w:id="78" w:name="_Toc231190423"/>
-      <w:r>
-        <w:t>10.3 Ouderportaal met inzagerecht</w:t>
-      </w:r>
-      <w:bookmarkEnd w:id="78"/>
+      <w:bookmarkStart w:id="127" w:name="_Toc231190423"/>
+      <w:bookmarkStart w:id="128" w:name="_Toc231238791"/>
+      <w:r>
+        <w:t>1</w:t>
+      </w:r>
+      <w:r>
+        <w:t>1</w:t>
+      </w:r>
+      <w:r>
+        <w:t>.3 Ouderportaal met inzagerecht</w:t>
+      </w:r>
+      <w:bookmarkEnd w:id="127"/>
+      <w:bookmarkEnd w:id="128"/>
     </w:p>
     <w:p>
       <w:pPr>
@@ -6438,11 +7895,19 @@
       <w:pPr>
         <w:pStyle w:val="Kop2"/>
       </w:pPr>
-      <w:bookmarkStart w:id="79" w:name="_Toc231190424"/>
-      <w:r>
-        <w:t>10.4 AI-taalbuddy voor leerlingen</w:t>
-      </w:r>
-      <w:bookmarkEnd w:id="79"/>
+      <w:bookmarkStart w:id="129" w:name="_Toc231190424"/>
+      <w:bookmarkStart w:id="130" w:name="_Toc231238792"/>
+      <w:r>
+        <w:t>1</w:t>
+      </w:r>
+      <w:r>
+        <w:t>1</w:t>
+      </w:r>
+      <w:r>
+        <w:t>.4 AI-taalbuddy voor leerlingen</w:t>
+      </w:r>
+      <w:bookmarkEnd w:id="129"/>
+      <w:bookmarkEnd w:id="130"/>
       <w:r>
         <w:t xml:space="preserve"> </w:t>
       </w:r>
@@ -6479,7 +7944,7 @@
           <w:bottom w:val="single" w:sz="4" w:space="4" w:color="2E75B6"/>
         </w:pBdr>
       </w:pPr>
-      <w:bookmarkStart w:id="80" w:name="_Toc230782976"/>
+      <w:bookmarkStart w:id="131" w:name="_Toc230782976"/>
     </w:p>
     <w:p>
       <w:pPr>
@@ -6488,13 +7953,21 @@
           <w:bottom w:val="single" w:sz="4" w:space="4" w:color="2E75B6"/>
         </w:pBdr>
       </w:pPr>
-      <w:bookmarkStart w:id="81" w:name="_Toc231190425"/>
+      <w:bookmarkStart w:id="132" w:name="_Toc231190425"/>
+      <w:bookmarkStart w:id="133" w:name="_Toc231238793"/>
       <w:r>
         <w:lastRenderedPageBreak/>
-        <w:t>11. Literatuur</w:t>
-      </w:r>
-      <w:bookmarkEnd w:id="80"/>
-      <w:bookmarkEnd w:id="81"/>
+        <w:t>1</w:t>
+      </w:r>
+      <w:r>
+        <w:t>2</w:t>
+      </w:r>
+      <w:r>
+        <w:t>. Literatuur</w:t>
+      </w:r>
+      <w:bookmarkEnd w:id="131"/>
+      <w:bookmarkEnd w:id="132"/>
+      <w:bookmarkEnd w:id="133"/>
     </w:p>
     <w:p>
       <w:pPr>
@@ -6548,15 +8021,36 @@
     <w:p>
       <w:pPr>
         <w:pStyle w:val="Lijstalinea"/>
+      </w:pPr>
+      <w:r>
         <w:rPr>
           <w:lang w:val="en-GB"/>
         </w:rPr>
-      </w:pPr>
-      <w:r>
-        <w:rPr>
-          <w:lang w:val="en-GB"/>
-        </w:rPr>
-        <w:t>Bloom, B. S. (Ed.). (1956). Taxonomy of educational objectives: The classification of educational goals. Handbook I: Cognitive domain. David McKay.</w:t>
+        <w:t xml:space="preserve">Bloom, B. S. (Ed.). (1956). Taxonomy of educational objectives: The classification of educational goals. </w:t>
+      </w:r>
+      <w:proofErr w:type="spellStart"/>
+      <w:r>
+        <w:t>Handbook</w:t>
+      </w:r>
+      <w:proofErr w:type="spellEnd"/>
+      <w:r>
+        <w:t xml:space="preserve"> I: </w:t>
+      </w:r>
+      <w:proofErr w:type="spellStart"/>
+      <w:r>
+        <w:t>Cognitive</w:t>
+      </w:r>
+      <w:proofErr w:type="spellEnd"/>
+      <w:r>
+        <w:t xml:space="preserve"> domain. David </w:t>
+      </w:r>
+      <w:proofErr w:type="spellStart"/>
+      <w:r>
+        <w:t>McKay</w:t>
+      </w:r>
+      <w:proofErr w:type="spellEnd"/>
+      <w:r>
+        <w:t>.</w:t>
       </w:r>
     </w:p>
     <w:p>
@@ -6567,32 +8061,22 @@
     <w:p>
       <w:pPr>
         <w:pStyle w:val="Lijstalinea"/>
-        <w:rPr>
-          <w:lang w:val="en-GB"/>
-        </w:rPr>
       </w:pPr>
       <w:r>
         <w:t xml:space="preserve">Europees Parlement &amp; Raad van de Europese Unie. (2024). Verordening (EU) 2024/1689 betreffende artificiële intelligentie (EU AI Act), Art. 14 Human Oversight. </w:t>
       </w:r>
       <w:r>
-        <w:rPr>
-          <w:lang w:val="en-GB"/>
-        </w:rPr>
         <w:t>Publicatieblad van de Europese Unie.</w:t>
       </w:r>
     </w:p>
     <w:p>
       <w:pPr>
         <w:pStyle w:val="Lijstalinea"/>
-        <w:rPr>
-          <w:lang w:val="en-GB"/>
-        </w:rPr>
       </w:pPr>
       <w:hyperlink r:id="rId20" w:history="1">
         <w:r>
           <w:rPr>
             <w:rStyle w:val="Hyperlink"/>
-            <w:lang w:val="en-GB"/>
           </w:rPr>
           <w:t>https://eur-lex.europa.eu/eli/reg/2024/1689/oj</w:t>
         </w:r>
@@ -6601,9 +8085,6 @@
     <w:p>
       <w:pPr>
         <w:pStyle w:val="Lijstalinea"/>
-        <w:rPr>
-          <w:lang w:val="en-GB"/>
-        </w:rPr>
       </w:pPr>
     </w:p>
     <w:p>
@@ -6711,6 +8192,9 @@
     <w:p>
       <w:pPr>
         <w:pStyle w:val="Lijstalinea"/>
+        <w:rPr>
+          <w:lang w:val="en-GB"/>
+        </w:rPr>
       </w:pPr>
       <w:hyperlink r:id="rId23" w:history="1">
         <w:r>
@@ -6725,19 +8209,32 @@
     <w:p>
       <w:pPr>
         <w:pStyle w:val="Lijstalinea"/>
+        <w:rPr>
+          <w:lang w:val="en-GB"/>
+        </w:rPr>
       </w:pPr>
     </w:p>
     <w:p>
       <w:pPr>
         <w:pStyle w:val="Lijstalinea"/>
-      </w:pPr>
-      <w:r>
-        <w:t xml:space="preserve">Liao, Q. V., &amp; Varshney, K. R. (2021, 20 oktober). Human-Centered Explainable AI (XAI): From Algorithms to User Experiences. arXiv.org. </w:t>
+        <w:rPr>
+          <w:lang w:val="en-US"/>
+        </w:rPr>
+      </w:pPr>
+      <w:r>
+        <w:t xml:space="preserve">Liao, Q. V., &amp; Varshney, K. R. (2021, 20 oktober). </w:t>
+      </w:r>
+      <w:r>
+        <w:rPr>
+          <w:lang w:val="en-US"/>
+        </w:rPr>
+        <w:t xml:space="preserve">Human-Centered Explainable AI (XAI): From Algorithms to User Experiences. arXiv.org. </w:t>
       </w:r>
       <w:hyperlink r:id="rId24" w:history="1">
         <w:r>
           <w:rPr>
             <w:rStyle w:val="Hyperlink"/>
+            <w:lang w:val="en-US"/>
           </w:rPr>
           <w:t>https://arxiv.org/abs/2110.10790</w:t>
         </w:r>
@@ -6746,33 +8243,64 @@
     <w:p>
       <w:pPr>
         <w:pStyle w:val="Lijstalinea"/>
+        <w:rPr>
+          <w:lang w:val="en-US"/>
+        </w:rPr>
       </w:pPr>
     </w:p>
     <w:p>
       <w:pPr>
         <w:pStyle w:val="Lijstalinea"/>
-      </w:pPr>
-      <w:r>
+        <w:rPr>
+          <w:lang w:val="en-US"/>
+        </w:rPr>
+      </w:pPr>
+      <w:r>
+        <w:rPr>
+          <w:lang w:val="en-US"/>
+        </w:rPr>
         <w:t xml:space="preserve">Jiang, P., Ouyang, S., Jiao, Y., Zhong, M., Tian, R., &amp; Han, J. (2025). </w:t>
       </w:r>
       <w:r>
         <w:rPr>
           <w:rStyle w:val="Nadruk"/>
+          <w:lang w:val="en-US"/>
         </w:rPr>
         <w:t>Retrieval and Structuring Augmented Generation (RAS)</w:t>
       </w:r>
       <w:r>
-        <w:t>. arxiv.</w:t>
+        <w:rPr>
+          <w:lang w:val="en-US"/>
+        </w:rPr>
+        <w:t xml:space="preserve">. </w:t>
+      </w:r>
+      <w:proofErr w:type="spellStart"/>
+      <w:r>
+        <w:rPr>
+          <w:lang w:val="en-US"/>
+        </w:rPr>
+        <w:t>arxiv</w:t>
+      </w:r>
+      <w:proofErr w:type="spellEnd"/>
+      <w:r>
+        <w:rPr>
+          <w:lang w:val="en-US"/>
+        </w:rPr>
+        <w:t>.</w:t>
       </w:r>
     </w:p>
     <w:p>
       <w:pPr>
         <w:pStyle w:val="Lijstalinea"/>
+        <w:rPr>
+          <w:lang w:val="en-US"/>
+        </w:rPr>
       </w:pPr>
       <w:hyperlink r:id="rId25" w:history="1">
         <w:r>
           <w:rPr>
             <w:rStyle w:val="Hyperlink"/>
+            <w:lang w:val="en-US"/>
           </w:rPr>
           <w:t>https://arxiv.org/pdf/2509.10697</w:t>
         </w:r>
@@ -6781,26 +8309,41 @@
     <w:p>
       <w:pPr>
         <w:pStyle w:val="Lijstalinea"/>
+        <w:rPr>
+          <w:lang w:val="en-US"/>
+        </w:rPr>
       </w:pPr>
     </w:p>
     <w:p>
       <w:pPr>
         <w:pStyle w:val="Lijstalinea"/>
+        <w:rPr>
+          <w:lang w:val="en-US"/>
+        </w:rPr>
       </w:pPr>
     </w:p>
     <w:p>
       <w:pPr>
         <w:pStyle w:val="Lijstalinea"/>
+        <w:rPr>
+          <w:lang w:val="en-US"/>
+        </w:rPr>
       </w:pPr>
     </w:p>
     <w:p>
       <w:pPr>
         <w:pStyle w:val="Lijstalinea"/>
+        <w:rPr>
+          <w:lang w:val="en-US"/>
+        </w:rPr>
       </w:pPr>
     </w:p>
     <w:p>
       <w:pPr>
         <w:pStyle w:val="Lijstalinea"/>
+        <w:rPr>
+          <w:lang w:val="en-US"/>
+        </w:rPr>
       </w:pPr>
     </w:p>
     <w:p>
@@ -8135,6 +9678,7 @@
   </w:style>
   <w:style w:type="paragraph" w:styleId="Kop1">
     <w:name w:val="heading 1"/>
+    <w:link w:val="Kop1Char"/>
     <w:uiPriority w:val="9"/>
     <w:qFormat/>
     <w:pPr>
@@ -8225,7 +9769,6 @@
   <w:style w:type="character" w:default="1" w:styleId="Standaardalinea-lettertype">
     <w:name w:val="Default Paragraph Font"/>
     <w:uiPriority w:val="1"/>
-    <w:semiHidden/>
     <w:unhideWhenUsed/>
   </w:style>
   <w:style w:type="table" w:default="1" w:styleId="Standaardtabel">
@@ -8483,6 +10026,20 @@
     <w:name w:val="url"/>
     <w:basedOn w:val="Standaardalinea-lettertype"/>
     <w:rsid w:val="00483979"/>
+  </w:style>
+  <w:style w:type="character" w:customStyle="1" w:styleId="Kop1Char">
+    <w:name w:val="Kop 1 Char"/>
+    <w:basedOn w:val="Standaardalinea-lettertype"/>
+    <w:link w:val="Kop1"/>
+    <w:uiPriority w:val="9"/>
+    <w:rsid w:val="0040444A"/>
+    <w:rPr>
+      <w:b/>
+      <w:bCs/>
+      <w:color w:val="1F3864"/>
+      <w:sz w:val="32"/>
+      <w:szCs w:val="32"/>
+    </w:rPr>
   </w:style>
 </w:styles>
 </file>
